--- a/Job seeker's playbook.docx
+++ b/Job seeker's playbook.docx
@@ -4,18 +4,434 @@
   <w:body>
     <w:p>
       <w:pPr>
-        <w:pStyle w:val="NoSpacing"/>
-      </w:pPr>
-      <w:r>
-        <w:t>Very much a work in progress at this point</w:t>
-      </w:r>
-    </w:p>
-    <w:p>
-      <w:pPr>
-        <w:pStyle w:val="NoSpacing"/>
-      </w:pPr>
-      <w:r>
-        <w:t xml:space="preserve"># Scott Malin’s Job Search &amp; Career Acquisition Playbook  </w:t>
+        <w:pStyle w:val="Heading1"/>
+      </w:pPr>
+    </w:p>
+    <w:sdt>
+      <w:sdtPr>
+        <w:rPr>
+          <w:rFonts w:asciiTheme="minorHAnsi" w:eastAsiaTheme="minorHAnsi" w:hAnsiTheme="minorHAnsi" w:cstheme="minorBidi"/>
+          <w:color w:val="auto"/>
+          <w:kern w:val="2"/>
+          <w:sz w:val="22"/>
+          <w:szCs w:val="22"/>
+          <w:lang w:val="en-GB"/>
+          <w14:ligatures w14:val="standardContextual"/>
+        </w:rPr>
+        <w:id w:val="-1214803805"/>
+        <w:docPartObj>
+          <w:docPartGallery w:val="Table of Contents"/>
+          <w:docPartUnique/>
+        </w:docPartObj>
+      </w:sdtPr>
+      <w:sdtEndPr>
+        <w:rPr>
+          <w:b/>
+          <w:bCs/>
+          <w:noProof/>
+        </w:rPr>
+      </w:sdtEndPr>
+      <w:sdtContent>
+        <w:p>
+          <w:pPr>
+            <w:pStyle w:val="TOCHeading"/>
+          </w:pPr>
+          <w:r>
+            <w:t>Table of Contents</w:t>
+          </w:r>
+        </w:p>
+        <w:p>
+          <w:pPr>
+            <w:pStyle w:val="TOC1"/>
+            <w:tabs>
+              <w:tab w:val="right" w:leader="dot" w:pos="9016"/>
+            </w:tabs>
+            <w:rPr>
+              <w:rFonts w:eastAsiaTheme="minorEastAsia"/>
+              <w:noProof/>
+              <w:sz w:val="24"/>
+              <w:szCs w:val="24"/>
+              <w:lang w:eastAsia="en-GB"/>
+            </w:rPr>
+          </w:pPr>
+          <w:r>
+            <w:fldChar w:fldCharType="begin"/>
+          </w:r>
+          <w:r>
+            <w:instrText xml:space="preserve"> TOC \o "1-3" \h \z \u </w:instrText>
+          </w:r>
+          <w:r>
+            <w:fldChar w:fldCharType="separate"/>
+          </w:r>
+          <w:hyperlink w:anchor="_Toc225166372" w:history="1">
+            <w:r>
+              <w:rPr>
+                <w:rStyle w:val="Hyperlink"/>
+                <w:noProof/>
+              </w:rPr>
+              <w:t>Phase 0: Core Career Data Workflow (Do This First – Non-Negotiable)</w:t>
+            </w:r>
+            <w:r>
+              <w:rPr>
+                <w:noProof/>
+                <w:webHidden/>
+              </w:rPr>
+              <w:tab/>
+            </w:r>
+            <w:r>
+              <w:rPr>
+                <w:noProof/>
+                <w:webHidden/>
+              </w:rPr>
+              <w:fldChar w:fldCharType="begin"/>
+            </w:r>
+            <w:r>
+              <w:rPr>
+                <w:noProof/>
+                <w:webHidden/>
+              </w:rPr>
+              <w:instrText xml:space="preserve"> PAGEREF _Toc225166372 \h </w:instrText>
+            </w:r>
+            <w:r>
+              <w:rPr>
+                <w:noProof/>
+                <w:webHidden/>
+              </w:rPr>
+            </w:r>
+            <w:r>
+              <w:rPr>
+                <w:noProof/>
+                <w:webHidden/>
+              </w:rPr>
+              <w:fldChar w:fldCharType="separate"/>
+            </w:r>
+            <w:r>
+              <w:rPr>
+                <w:noProof/>
+                <w:webHidden/>
+              </w:rPr>
+              <w:t>2</w:t>
+            </w:r>
+            <w:r>
+              <w:rPr>
+                <w:noProof/>
+                <w:webHidden/>
+              </w:rPr>
+              <w:fldChar w:fldCharType="end"/>
+            </w:r>
+          </w:hyperlink>
+        </w:p>
+        <w:p>
+          <w:pPr>
+            <w:pStyle w:val="TOC1"/>
+            <w:tabs>
+              <w:tab w:val="right" w:leader="dot" w:pos="9016"/>
+            </w:tabs>
+            <w:rPr>
+              <w:rFonts w:eastAsiaTheme="minorEastAsia"/>
+              <w:noProof/>
+              <w:sz w:val="24"/>
+              <w:szCs w:val="24"/>
+              <w:lang w:eastAsia="en-GB"/>
+            </w:rPr>
+          </w:pPr>
+          <w:hyperlink w:anchor="_Toc225166373" w:history="1">
+            <w:r>
+              <w:rPr>
+                <w:rStyle w:val="Hyperlink"/>
+                <w:noProof/>
+              </w:rPr>
+              <w:t>Phase 1: BEFORE – Pre-Search Preparation (Foundation &amp; Setup)</w:t>
+            </w:r>
+            <w:r>
+              <w:rPr>
+                <w:noProof/>
+                <w:webHidden/>
+              </w:rPr>
+              <w:tab/>
+            </w:r>
+            <w:r>
+              <w:rPr>
+                <w:noProof/>
+                <w:webHidden/>
+              </w:rPr>
+              <w:fldChar w:fldCharType="begin"/>
+            </w:r>
+            <w:r>
+              <w:rPr>
+                <w:noProof/>
+                <w:webHidden/>
+              </w:rPr>
+              <w:instrText xml:space="preserve"> PAGEREF _Toc225166373 \h </w:instrText>
+            </w:r>
+            <w:r>
+              <w:rPr>
+                <w:noProof/>
+                <w:webHidden/>
+              </w:rPr>
+            </w:r>
+            <w:r>
+              <w:rPr>
+                <w:noProof/>
+                <w:webHidden/>
+              </w:rPr>
+              <w:fldChar w:fldCharType="separate"/>
+            </w:r>
+            <w:r>
+              <w:rPr>
+                <w:noProof/>
+                <w:webHidden/>
+              </w:rPr>
+              <w:t>2</w:t>
+            </w:r>
+            <w:r>
+              <w:rPr>
+                <w:noProof/>
+                <w:webHidden/>
+              </w:rPr>
+              <w:fldChar w:fldCharType="end"/>
+            </w:r>
+          </w:hyperlink>
+        </w:p>
+        <w:p>
+          <w:pPr>
+            <w:pStyle w:val="TOC1"/>
+            <w:tabs>
+              <w:tab w:val="right" w:leader="dot" w:pos="9016"/>
+            </w:tabs>
+            <w:rPr>
+              <w:rFonts w:eastAsiaTheme="minorEastAsia"/>
+              <w:noProof/>
+              <w:sz w:val="24"/>
+              <w:szCs w:val="24"/>
+              <w:lang w:eastAsia="en-GB"/>
+            </w:rPr>
+          </w:pPr>
+          <w:hyperlink w:anchor="_Toc225166374" w:history="1">
+            <w:r>
+              <w:rPr>
+                <w:rStyle w:val="Hyperlink"/>
+                <w:noProof/>
+              </w:rPr>
+              <w:t>Phase 2: During – Part 1 – Application &amp; Job Hunting</w:t>
+            </w:r>
+            <w:r>
+              <w:rPr>
+                <w:noProof/>
+                <w:webHidden/>
+              </w:rPr>
+              <w:tab/>
+            </w:r>
+            <w:r>
+              <w:rPr>
+                <w:noProof/>
+                <w:webHidden/>
+              </w:rPr>
+              <w:fldChar w:fldCharType="begin"/>
+            </w:r>
+            <w:r>
+              <w:rPr>
+                <w:noProof/>
+                <w:webHidden/>
+              </w:rPr>
+              <w:instrText xml:space="preserve"> PAGEREF _Toc225166374 \h </w:instrText>
+            </w:r>
+            <w:r>
+              <w:rPr>
+                <w:noProof/>
+                <w:webHidden/>
+              </w:rPr>
+            </w:r>
+            <w:r>
+              <w:rPr>
+                <w:noProof/>
+                <w:webHidden/>
+              </w:rPr>
+              <w:fldChar w:fldCharType="separate"/>
+            </w:r>
+            <w:r>
+              <w:rPr>
+                <w:noProof/>
+                <w:webHidden/>
+              </w:rPr>
+              <w:t>4</w:t>
+            </w:r>
+            <w:r>
+              <w:rPr>
+                <w:noProof/>
+                <w:webHidden/>
+              </w:rPr>
+              <w:fldChar w:fldCharType="end"/>
+            </w:r>
+          </w:hyperlink>
+        </w:p>
+        <w:p>
+          <w:pPr>
+            <w:pStyle w:val="TOC1"/>
+            <w:tabs>
+              <w:tab w:val="right" w:leader="dot" w:pos="9016"/>
+            </w:tabs>
+            <w:rPr>
+              <w:rFonts w:eastAsiaTheme="minorEastAsia"/>
+              <w:noProof/>
+              <w:sz w:val="24"/>
+              <w:szCs w:val="24"/>
+              <w:lang w:eastAsia="en-GB"/>
+            </w:rPr>
+          </w:pPr>
+          <w:hyperlink w:anchor="_Toc225166375" w:history="1">
+            <w:r>
+              <w:rPr>
+                <w:rStyle w:val="Hyperlink"/>
+                <w:noProof/>
+              </w:rPr>
+              <w:t>Phase 3: During – Part 2 – Interview Preparation &amp; Resilience</w:t>
+            </w:r>
+            <w:r>
+              <w:rPr>
+                <w:noProof/>
+                <w:webHidden/>
+              </w:rPr>
+              <w:tab/>
+            </w:r>
+            <w:r>
+              <w:rPr>
+                <w:noProof/>
+                <w:webHidden/>
+              </w:rPr>
+              <w:fldChar w:fldCharType="begin"/>
+            </w:r>
+            <w:r>
+              <w:rPr>
+                <w:noProof/>
+                <w:webHidden/>
+              </w:rPr>
+              <w:instrText xml:space="preserve"> PAGEREF _Toc225166375 \h </w:instrText>
+            </w:r>
+            <w:r>
+              <w:rPr>
+                <w:noProof/>
+                <w:webHidden/>
+              </w:rPr>
+            </w:r>
+            <w:r>
+              <w:rPr>
+                <w:noProof/>
+                <w:webHidden/>
+              </w:rPr>
+              <w:fldChar w:fldCharType="separate"/>
+            </w:r>
+            <w:r>
+              <w:rPr>
+                <w:noProof/>
+                <w:webHidden/>
+              </w:rPr>
+              <w:t>6</w:t>
+            </w:r>
+            <w:r>
+              <w:rPr>
+                <w:noProof/>
+                <w:webHidden/>
+              </w:rPr>
+              <w:fldChar w:fldCharType="end"/>
+            </w:r>
+          </w:hyperlink>
+        </w:p>
+        <w:p>
+          <w:pPr>
+            <w:pStyle w:val="TOC1"/>
+            <w:tabs>
+              <w:tab w:val="right" w:leader="dot" w:pos="9016"/>
+            </w:tabs>
+            <w:rPr>
+              <w:rFonts w:eastAsiaTheme="minorEastAsia"/>
+              <w:noProof/>
+              <w:sz w:val="24"/>
+              <w:szCs w:val="24"/>
+              <w:lang w:eastAsia="en-GB"/>
+            </w:rPr>
+          </w:pPr>
+          <w:hyperlink w:anchor="_Toc225166376" w:history="1">
+            <w:r>
+              <w:rPr>
+                <w:rStyle w:val="Hyperlink"/>
+                <w:noProof/>
+              </w:rPr>
+              <w:t>Phase 4: After – Offer, Negotiation &amp; Close</w:t>
+            </w:r>
+            <w:r>
+              <w:rPr>
+                <w:noProof/>
+                <w:webHidden/>
+              </w:rPr>
+              <w:tab/>
+            </w:r>
+            <w:r>
+              <w:rPr>
+                <w:noProof/>
+                <w:webHidden/>
+              </w:rPr>
+              <w:fldChar w:fldCharType="begin"/>
+            </w:r>
+            <w:r>
+              <w:rPr>
+                <w:noProof/>
+                <w:webHidden/>
+              </w:rPr>
+              <w:instrText xml:space="preserve"> PAGEREF _Toc225166376 \h </w:instrText>
+            </w:r>
+            <w:r>
+              <w:rPr>
+                <w:noProof/>
+                <w:webHidden/>
+              </w:rPr>
+            </w:r>
+            <w:r>
+              <w:rPr>
+                <w:noProof/>
+                <w:webHidden/>
+              </w:rPr>
+              <w:fldChar w:fldCharType="separate"/>
+            </w:r>
+            <w:r>
+              <w:rPr>
+                <w:noProof/>
+                <w:webHidden/>
+              </w:rPr>
+              <w:t>8</w:t>
+            </w:r>
+            <w:r>
+              <w:rPr>
+                <w:noProof/>
+                <w:webHidden/>
+              </w:rPr>
+              <w:fldChar w:fldCharType="end"/>
+            </w:r>
+          </w:hyperlink>
+        </w:p>
+        <w:p>
+          <w:r>
+            <w:rPr>
+              <w:b/>
+              <w:bCs/>
+              <w:noProof/>
+            </w:rPr>
+            <w:fldChar w:fldCharType="end"/>
+          </w:r>
+        </w:p>
+      </w:sdtContent>
+    </w:sdt>
+    <w:p>
+      <w:pPr>
+        <w:pStyle w:val="Heading1"/>
+      </w:pPr>
+    </w:p>
+    <w:p>
+      <w:pPr>
+        <w:pStyle w:val="Heading1"/>
+      </w:pPr>
+      <w:r>
+        <w:t>Summary</w:t>
       </w:r>
     </w:p>
     <w:p>
@@ -97,7 +513,13 @@
         <w:pStyle w:val="NoSpacing"/>
       </w:pPr>
       <w:r>
-        <w:t xml:space="preserve">This playbook walks you step-by-step through **Scott’s proven system** using the 66+ prompts and tools in the GitHub repo.  </w:t>
+        <w:t xml:space="preserve">This playbook walks you step-by-step through </w:t>
+      </w:r>
+      <w:r>
+        <w:t>my</w:t>
+      </w:r>
+      <w:r>
+        <w:t xml:space="preserve"> using the 66+ prompts and tools in the GitHub repo.  </w:t>
       </w:r>
     </w:p>
     <w:p>
@@ -115,10 +537,10 @@
     </w:p>
     <w:p>
       <w:pPr>
-        <w:pStyle w:val="NoSpacing"/>
-      </w:pPr>
-      <w:r>
-        <w:t>### Why This Works</w:t>
+        <w:pStyle w:val="Heading2"/>
+      </w:pPr>
+      <w:r>
+        <w:t>Why This Works</w:t>
       </w:r>
     </w:p>
     <w:p>
@@ -160,10 +582,10 @@
     </w:p>
     <w:p>
       <w:pPr>
-        <w:pStyle w:val="NoSpacing"/>
-      </w:pPr>
-      <w:r>
-        <w:t>### Core Philosophy (Copy this into your doc as-is)</w:t>
+        <w:pStyle w:val="Heading2"/>
+      </w:pPr>
+      <w:r>
+        <w:t>Core Philosophy</w:t>
       </w:r>
     </w:p>
     <w:p>
@@ -226,10 +648,20 @@
     </w:p>
     <w:p>
       <w:pPr>
-        <w:pStyle w:val="NoSpacing"/>
-      </w:pPr>
-      <w:r>
-        <w:t>### Phase 0: Core Career Data Workflow (Do This First – Non-Negotiable)</w:t>
+        <w:pStyle w:val="Heading1"/>
+      </w:pPr>
+      <w:bookmarkStart w:id="0" w:name="_Toc225166372"/>
+      <w:r>
+        <w:t>Phase 0: Core Career Data Workflow (Do This First – Non-Negotiable)</w:t>
+      </w:r>
+      <w:bookmarkEnd w:id="0"/>
+    </w:p>
+    <w:p>
+      <w:pPr>
+        <w:pStyle w:val="Heading2"/>
+      </w:pPr>
+      <w:r>
+        <w:t>Steps</w:t>
       </w:r>
     </w:p>
     <w:p>
@@ -318,11 +750,13 @@
     </w:p>
     <w:p>
       <w:pPr>
-        <w:pStyle w:val="NoSpacing"/>
-      </w:pPr>
-      <w:r>
-        <w:t>### Phase 1: BEFORE – Pre-Search Preparation (Foundation &amp; Setup)</w:t>
-      </w:r>
+        <w:pStyle w:val="Heading1"/>
+      </w:pPr>
+      <w:bookmarkStart w:id="1" w:name="_Toc225166373"/>
+      <w:r>
+        <w:t>Phase 1: BEFORE – Pre-Search Preparation (Foundation &amp; Setup)</w:t>
+      </w:r>
+      <w:bookmarkEnd w:id="1"/>
     </w:p>
     <w:p>
       <w:pPr>
@@ -347,7 +781,7 @@
     </w:p>
     <w:p>
       <w:pPr>
-        <w:pStyle w:val="NoSpacing"/>
+        <w:pStyle w:val="Heading2"/>
       </w:pPr>
       <w:r>
         <w:t xml:space="preserve">**Step-by-step checklist (follow in this </w:t>
@@ -371,115 +805,115 @@
         <w:pStyle w:val="NoSpacing"/>
       </w:pPr>
       <w:r>
+        <w:t xml:space="preserve">1. Run **Career Interview Data Collector** → feed into **Master Skills &amp; Experience Summary Generator** → run **Career Data Enhancer**.  </w:t>
+      </w:r>
+    </w:p>
+    <w:p>
+      <w:pPr>
+        <w:pStyle w:val="NoSpacing"/>
+      </w:pPr>
+      <w:r>
+        <w:t xml:space="preserve">   → You now have your Master-Career-Profile.md</w:t>
+      </w:r>
+    </w:p>
+    <w:p>
+      <w:pPr>
+        <w:pStyle w:val="NoSpacing"/>
+      </w:pPr>
+    </w:p>
+    <w:p>
+      <w:pPr>
+        <w:pStyle w:val="NoSpacing"/>
+      </w:pPr>
+      <w:r>
+        <w:t xml:space="preserve">2. Add these sections to the same Master document:  </w:t>
+      </w:r>
+    </w:p>
+    <w:p>
+      <w:pPr>
+        <w:pStyle w:val="NoSpacing"/>
+      </w:pPr>
+      <w:r>
+        <w:t xml:space="preserve">   - Personal Interests &amp; Background  </w:t>
+      </w:r>
+    </w:p>
+    <w:p>
+      <w:pPr>
+        <w:pStyle w:val="NoSpacing"/>
+      </w:pPr>
+      <w:r>
+        <w:t xml:space="preserve">   - Behavioural Interview Story Distillation Engine output  </w:t>
+      </w:r>
+    </w:p>
+    <w:p>
+      <w:pPr>
+        <w:pStyle w:val="NoSpacing"/>
+      </w:pPr>
+    </w:p>
+    <w:p>
+      <w:pPr>
+        <w:pStyle w:val="NoSpacing"/>
+      </w:pPr>
+      <w:r>
+        <w:t xml:space="preserve">3. Build or validate your resume:  </w:t>
+      </w:r>
+    </w:p>
+    <w:p>
+      <w:pPr>
+        <w:pStyle w:val="NoSpacing"/>
+      </w:pPr>
+      <w:r>
+        <w:t xml:space="preserve">   - Option A: **Skills-to-Resume Generator** (build from scratch)  </w:t>
+      </w:r>
+    </w:p>
+    <w:p>
+      <w:pPr>
+        <w:pStyle w:val="NoSpacing"/>
+      </w:pPr>
+      <w:r>
+        <w:t xml:space="preserve">   - Option B: Take your existing resume + **Strategic Integrity Resume Engine** or **Resume Customization Prompt – STRATEGIC INTEGRITY**  </w:t>
+      </w:r>
+    </w:p>
+    <w:p>
+      <w:pPr>
+        <w:pStyle w:val="NoSpacing"/>
+      </w:pPr>
+      <w:r>
+        <w:t xml:space="preserve">   - Run **ATS Resume Scanner Simulator** (and Quick Resume Scan Simulation) until it passes cleanly.</w:t>
+      </w:r>
+    </w:p>
+    <w:p>
+      <w:pPr>
+        <w:pStyle w:val="NoSpacing"/>
+      </w:pPr>
+    </w:p>
+    <w:p>
+      <w:pPr>
+        <w:pStyle w:val="NoSpacing"/>
+      </w:pPr>
+      <w:r>
+        <w:t xml:space="preserve">4. Set up ongoing scanning:  </w:t>
+      </w:r>
+    </w:p>
+    <w:p>
+      <w:pPr>
+        <w:pStyle w:val="NoSpacing"/>
+      </w:pPr>
+      <w:r>
+        <w:t xml:space="preserve">   - Configure **Customizable Job Scanner** as a recurring task in Grok, Copilot, Perplexity, or whichever AI you prefer.</w:t>
+      </w:r>
+    </w:p>
+    <w:p>
+      <w:pPr>
+        <w:pStyle w:val="NoSpacing"/>
+      </w:pPr>
+    </w:p>
+    <w:p>
+      <w:pPr>
+        <w:pStyle w:val="NoSpacing"/>
+      </w:pPr>
+      <w:r>
         <w:lastRenderedPageBreak/>
-        <w:t xml:space="preserve">1. Run **Career Interview Data Collector** → feed into **Master Skills &amp; Experience Summary Generator** → run **Career Data Enhancer**.  </w:t>
-      </w:r>
-    </w:p>
-    <w:p>
-      <w:pPr>
-        <w:pStyle w:val="NoSpacing"/>
-      </w:pPr>
-      <w:r>
-        <w:t xml:space="preserve">   → You now have your Master-Career-Profile.md</w:t>
-      </w:r>
-    </w:p>
-    <w:p>
-      <w:pPr>
-        <w:pStyle w:val="NoSpacing"/>
-      </w:pPr>
-    </w:p>
-    <w:p>
-      <w:pPr>
-        <w:pStyle w:val="NoSpacing"/>
-      </w:pPr>
-      <w:r>
-        <w:t xml:space="preserve">2. Add these sections to the same Master document:  </w:t>
-      </w:r>
-    </w:p>
-    <w:p>
-      <w:pPr>
-        <w:pStyle w:val="NoSpacing"/>
-      </w:pPr>
-      <w:r>
-        <w:t xml:space="preserve">   - Personal Interests &amp; Background  </w:t>
-      </w:r>
-    </w:p>
-    <w:p>
-      <w:pPr>
-        <w:pStyle w:val="NoSpacing"/>
-      </w:pPr>
-      <w:r>
-        <w:t xml:space="preserve">   - Behavioural Interview Story Distillation Engine output  </w:t>
-      </w:r>
-    </w:p>
-    <w:p>
-      <w:pPr>
-        <w:pStyle w:val="NoSpacing"/>
-      </w:pPr>
-    </w:p>
-    <w:p>
-      <w:pPr>
-        <w:pStyle w:val="NoSpacing"/>
-      </w:pPr>
-      <w:r>
-        <w:t xml:space="preserve">3. Build or validate your resume:  </w:t>
-      </w:r>
-    </w:p>
-    <w:p>
-      <w:pPr>
-        <w:pStyle w:val="NoSpacing"/>
-      </w:pPr>
-      <w:r>
-        <w:t xml:space="preserve">   - Option A: **Skills-to-Resume Generator** (build from scratch)  </w:t>
-      </w:r>
-    </w:p>
-    <w:p>
-      <w:pPr>
-        <w:pStyle w:val="NoSpacing"/>
-      </w:pPr>
-      <w:r>
-        <w:t xml:space="preserve">   - Option B: Take your existing resume + **Strategic Integrity Resume Engine** or **Resume Customization Prompt – STRATEGIC INTEGRITY**  </w:t>
-      </w:r>
-    </w:p>
-    <w:p>
-      <w:pPr>
-        <w:pStyle w:val="NoSpacing"/>
-      </w:pPr>
-      <w:r>
-        <w:t xml:space="preserve">   - Run **ATS Resume Scanner Simulator** (and Quick Resume Scan Simulation) until it passes cleanly.</w:t>
-      </w:r>
-    </w:p>
-    <w:p>
-      <w:pPr>
-        <w:pStyle w:val="NoSpacing"/>
-      </w:pPr>
-    </w:p>
-    <w:p>
-      <w:pPr>
-        <w:pStyle w:val="NoSpacing"/>
-      </w:pPr>
-      <w:r>
-        <w:t xml:space="preserve">4. Set up ongoing scanning:  </w:t>
-      </w:r>
-    </w:p>
-    <w:p>
-      <w:pPr>
-        <w:pStyle w:val="NoSpacing"/>
-      </w:pPr>
-      <w:r>
-        <w:t xml:space="preserve">   - Configure **Customizable Job Scanner** as a recurring task in Grok, Copilot, Perplexity, or whichever AI you prefer.</w:t>
-      </w:r>
-    </w:p>
-    <w:p>
-      <w:pPr>
-        <w:pStyle w:val="NoSpacing"/>
-      </w:pPr>
-    </w:p>
-    <w:p>
-      <w:pPr>
-        <w:pStyle w:val="NoSpacing"/>
-      </w:pPr>
-      <w:r>
         <w:t xml:space="preserve">5. Capture and strengthen your network:  </w:t>
       </w:r>
     </w:p>
@@ -543,7 +977,7 @@
     </w:p>
     <w:p>
       <w:pPr>
-        <w:pStyle w:val="NoSpacing"/>
+        <w:pStyle w:val="Heading2"/>
       </w:pPr>
       <w:r>
         <w:t>**Quick-Reference Table – Before Phase Tools**</w:t>
@@ -554,174 +988,778 @@
         <w:pStyle w:val="NoSpacing"/>
       </w:pPr>
     </w:p>
-    <w:p>
-      <w:pPr>
-        <w:pStyle w:val="NoSpacing"/>
-      </w:pPr>
-      <w:r>
-        <w:t>| Tool / Prompt                              | When to Use                  | What It Does                                      | Value to You                                      | Repo Link (copy into Word) |</w:t>
-      </w:r>
-    </w:p>
-    <w:p>
-      <w:pPr>
-        <w:pStyle w:val="NoSpacing"/>
-      </w:pPr>
-      <w:r>
-        <w:t>|--------------------------------------------|------------------------------|---------------------------------------------------|---------------------------------------------------|----------------------------|</w:t>
-      </w:r>
-    </w:p>
-    <w:p>
-      <w:pPr>
-        <w:pStyle w:val="NoSpacing"/>
-      </w:pPr>
-      <w:r>
-        <w:t>| Career Interview Data Collector            | First step                   | Pulls verified experience &amp; stories               | Eliminates vague recall forever                   | [</w:t>
-      </w:r>
-      <w:proofErr w:type="gramStart"/>
-      <w:r>
-        <w:t xml:space="preserve">Link]   </w:t>
-      </w:r>
-      <w:proofErr w:type="gramEnd"/>
-      <w:r>
-        <w:t xml:space="preserve">                  |</w:t>
-      </w:r>
-    </w:p>
-    <w:p>
-      <w:pPr>
-        <w:pStyle w:val="NoSpacing"/>
-      </w:pPr>
-      <w:r>
-        <w:t>| Master Skills &amp; Experience Summary Generator | Immediately after capture | Creates governed single source of truth           | Prevents every future hallucination               | [</w:t>
-      </w:r>
-      <w:proofErr w:type="gramStart"/>
-      <w:r>
-        <w:t xml:space="preserve">Link]   </w:t>
-      </w:r>
-      <w:proofErr w:type="gramEnd"/>
-      <w:r>
-        <w:t xml:space="preserve">                  |</w:t>
-      </w:r>
-    </w:p>
-    <w:p>
-      <w:pPr>
-        <w:pStyle w:val="NoSpacing"/>
-      </w:pPr>
-      <w:r>
-        <w:t>| Career Data Enhancer                       | After master summary         | Surfaces hidden wins, sharpens language           | Makes you sound stronger without lying            | [</w:t>
-      </w:r>
-      <w:proofErr w:type="gramStart"/>
-      <w:r>
-        <w:t xml:space="preserve">Link]   </w:t>
-      </w:r>
-      <w:proofErr w:type="gramEnd"/>
-      <w:r>
-        <w:t xml:space="preserve">                  |</w:t>
-      </w:r>
-    </w:p>
-    <w:p>
-      <w:pPr>
-        <w:pStyle w:val="NoSpacing"/>
-      </w:pPr>
-      <w:r>
-        <w:t>| Strategic Integrity Resume Engine          | Resume building              | Ethical, high-control resume builder              | Authentic + ATS-ready                             | [</w:t>
-      </w:r>
-      <w:proofErr w:type="gramStart"/>
-      <w:r>
-        <w:t xml:space="preserve">Link]   </w:t>
-      </w:r>
-      <w:proofErr w:type="gramEnd"/>
-      <w:r>
-        <w:t xml:space="preserve">                  |</w:t>
-      </w:r>
-    </w:p>
-    <w:p>
-      <w:pPr>
-        <w:pStyle w:val="NoSpacing"/>
-      </w:pPr>
-      <w:r>
-        <w:t>| ATS Resume Scanner Simulator               | Before any applications      | Tests for ATS rejection risks                     | Stops silent rejections                           | [</w:t>
-      </w:r>
-      <w:proofErr w:type="gramStart"/>
-      <w:r>
-        <w:t xml:space="preserve">Link]   </w:t>
-      </w:r>
-      <w:proofErr w:type="gramEnd"/>
-      <w:r>
-        <w:t xml:space="preserve">                  |</w:t>
-      </w:r>
-    </w:p>
-    <w:p>
-      <w:pPr>
-        <w:pStyle w:val="NoSpacing"/>
-      </w:pPr>
-      <w:r>
-        <w:t>| Customizable Job Scanner                   | Ongoing                      | Sets up recurring job alerts                      | You never miss the right role                     | [</w:t>
-      </w:r>
-      <w:proofErr w:type="gramStart"/>
-      <w:r>
-        <w:t xml:space="preserve">Link]   </w:t>
-      </w:r>
-      <w:proofErr w:type="gramEnd"/>
-      <w:r>
-        <w:t xml:space="preserve">                  |</w:t>
-      </w:r>
-    </w:p>
-    <w:p>
-      <w:pPr>
-        <w:pStyle w:val="NoSpacing"/>
-      </w:pPr>
-      <w:r>
-        <w:t xml:space="preserve">| Job posting red flag </w:t>
-      </w:r>
-      <w:proofErr w:type="spellStart"/>
-      <w:r>
-        <w:t>analyzer</w:t>
-      </w:r>
-      <w:proofErr w:type="spellEnd"/>
-      <w:r>
-        <w:t xml:space="preserve">              | Before clicking “</w:t>
-      </w:r>
-      <w:proofErr w:type="gramStart"/>
-      <w:r>
-        <w:t xml:space="preserve">Apply”   </w:t>
-      </w:r>
-      <w:proofErr w:type="gramEnd"/>
-      <w:r>
-        <w:t xml:space="preserve">   | Spots toxic environments early                    | Security mindset applied to your career           | [</w:t>
-      </w:r>
-      <w:proofErr w:type="gramStart"/>
-      <w:r>
-        <w:t xml:space="preserve">Link]   </w:t>
-      </w:r>
-      <w:proofErr w:type="gramEnd"/>
-      <w:r>
-        <w:t xml:space="preserve">                  |</w:t>
-      </w:r>
-    </w:p>
-    <w:p>
-      <w:pPr>
-        <w:pStyle w:val="NoSpacing"/>
-      </w:pPr>
-      <w:r>
-        <w:t xml:space="preserve">| LinkedIn Profile Analyzer + Connection tools | Network building          | </w:t>
-      </w:r>
-      <w:proofErr w:type="spellStart"/>
-      <w:r>
-        <w:t>Analyzes</w:t>
-      </w:r>
-      <w:proofErr w:type="spellEnd"/>
-      <w:r>
-        <w:t xml:space="preserve"> &amp; grows your professional network        | Warm intros instead of cold applications          | [</w:t>
-      </w:r>
-      <w:proofErr w:type="gramStart"/>
-      <w:r>
-        <w:t xml:space="preserve">Link]   </w:t>
-      </w:r>
-      <w:proofErr w:type="gramEnd"/>
-      <w:r>
-        <w:t xml:space="preserve">                  |</w:t>
-      </w:r>
-    </w:p>
+    <w:tbl>
+      <w:tblPr>
+        <w:tblStyle w:val="TableGrid"/>
+        <w:tblW w:w="0" w:type="auto"/>
+        <w:tblLook w:val="04A0" w:firstRow="1" w:lastRow="0" w:firstColumn="1" w:lastColumn="0" w:noHBand="0" w:noVBand="1"/>
+      </w:tblPr>
+      <w:tblGrid>
+        <w:gridCol w:w="1411"/>
+        <w:gridCol w:w="1333"/>
+        <w:gridCol w:w="1451"/>
+        <w:gridCol w:w="1371"/>
+        <w:gridCol w:w="1208"/>
+      </w:tblGrid>
+      <w:tr>
+        <w:tc>
+          <w:tcPr>
+            <w:tcW w:w="1411" w:type="dxa"/>
+          </w:tcPr>
+          <w:p>
+            <w:pPr>
+              <w:pStyle w:val="NoSpacing"/>
+            </w:pPr>
+            <w:r>
+              <w:t xml:space="preserve"> Tool / Prompt                              </w:t>
+            </w:r>
+          </w:p>
+        </w:tc>
+        <w:tc>
+          <w:tcPr>
+            <w:tcW w:w="1333" w:type="dxa"/>
+          </w:tcPr>
+          <w:p>
+            <w:pPr>
+              <w:pStyle w:val="NoSpacing"/>
+            </w:pPr>
+            <w:r>
+              <w:t xml:space="preserve"> When to Use                  </w:t>
+            </w:r>
+          </w:p>
+        </w:tc>
+        <w:tc>
+          <w:tcPr>
+            <w:tcW w:w="1451" w:type="dxa"/>
+          </w:tcPr>
+          <w:p>
+            <w:pPr>
+              <w:pStyle w:val="NoSpacing"/>
+            </w:pPr>
+            <w:r>
+              <w:t xml:space="preserve"> What It Does                                      </w:t>
+            </w:r>
+          </w:p>
+        </w:tc>
+        <w:tc>
+          <w:tcPr>
+            <w:tcW w:w="1371" w:type="dxa"/>
+          </w:tcPr>
+          <w:p>
+            <w:pPr>
+              <w:pStyle w:val="NoSpacing"/>
+            </w:pPr>
+            <w:r>
+              <w:t xml:space="preserve"> Value to You                                      </w:t>
+            </w:r>
+          </w:p>
+        </w:tc>
+        <w:tc>
+          <w:tcPr>
+            <w:tcW w:w="1208" w:type="dxa"/>
+          </w:tcPr>
+          <w:p>
+            <w:pPr>
+              <w:pStyle w:val="NoSpacing"/>
+            </w:pPr>
+            <w:r>
+              <w:t xml:space="preserve"> Repo Link (copy into Word) </w:t>
+            </w:r>
+          </w:p>
+        </w:tc>
+      </w:tr>
+      <w:tr>
+        <w:tc>
+          <w:tcPr>
+            <w:tcW w:w="1411" w:type="dxa"/>
+          </w:tcPr>
+          <w:p>
+            <w:pPr>
+              <w:pStyle w:val="NoSpacing"/>
+            </w:pPr>
+            <w:r>
+              <w:t>--------------------------------------------</w:t>
+            </w:r>
+          </w:p>
+        </w:tc>
+        <w:tc>
+          <w:tcPr>
+            <w:tcW w:w="1333" w:type="dxa"/>
+          </w:tcPr>
+          <w:p>
+            <w:pPr>
+              <w:pStyle w:val="NoSpacing"/>
+            </w:pPr>
+            <w:r>
+              <w:t>------------------------------</w:t>
+            </w:r>
+          </w:p>
+        </w:tc>
+        <w:tc>
+          <w:tcPr>
+            <w:tcW w:w="1451" w:type="dxa"/>
+          </w:tcPr>
+          <w:p>
+            <w:pPr>
+              <w:pStyle w:val="NoSpacing"/>
+            </w:pPr>
+            <w:r>
+              <w:t>---------------------------------------------------</w:t>
+            </w:r>
+          </w:p>
+        </w:tc>
+        <w:tc>
+          <w:tcPr>
+            <w:tcW w:w="1371" w:type="dxa"/>
+          </w:tcPr>
+          <w:p>
+            <w:pPr>
+              <w:pStyle w:val="NoSpacing"/>
+            </w:pPr>
+            <w:r>
+              <w:t>---------------------------------------------------</w:t>
+            </w:r>
+          </w:p>
+        </w:tc>
+        <w:tc>
+          <w:tcPr>
+            <w:tcW w:w="1208" w:type="dxa"/>
+          </w:tcPr>
+          <w:p>
+            <w:pPr>
+              <w:pStyle w:val="NoSpacing"/>
+            </w:pPr>
+            <w:r>
+              <w:t>----------------------------</w:t>
+            </w:r>
+          </w:p>
+        </w:tc>
+      </w:tr>
+      <w:tr>
+        <w:tc>
+          <w:tcPr>
+            <w:tcW w:w="1411" w:type="dxa"/>
+          </w:tcPr>
+          <w:p>
+            <w:pPr>
+              <w:pStyle w:val="NoSpacing"/>
+            </w:pPr>
+            <w:r>
+              <w:t xml:space="preserve"> Career Interview Data Collector            </w:t>
+            </w:r>
+          </w:p>
+        </w:tc>
+        <w:tc>
+          <w:tcPr>
+            <w:tcW w:w="1333" w:type="dxa"/>
+          </w:tcPr>
+          <w:p>
+            <w:pPr>
+              <w:pStyle w:val="NoSpacing"/>
+            </w:pPr>
+            <w:r>
+              <w:t xml:space="preserve"> First step                   </w:t>
+            </w:r>
+          </w:p>
+        </w:tc>
+        <w:tc>
+          <w:tcPr>
+            <w:tcW w:w="1451" w:type="dxa"/>
+          </w:tcPr>
+          <w:p>
+            <w:pPr>
+              <w:pStyle w:val="NoSpacing"/>
+            </w:pPr>
+            <w:r>
+              <w:t xml:space="preserve"> Pulls verified experience &amp; stories               </w:t>
+            </w:r>
+          </w:p>
+        </w:tc>
+        <w:tc>
+          <w:tcPr>
+            <w:tcW w:w="1371" w:type="dxa"/>
+          </w:tcPr>
+          <w:p>
+            <w:pPr>
+              <w:pStyle w:val="NoSpacing"/>
+            </w:pPr>
+            <w:r>
+              <w:t xml:space="preserve"> Eliminates vague recall forever                   </w:t>
+            </w:r>
+          </w:p>
+        </w:tc>
+        <w:tc>
+          <w:tcPr>
+            <w:tcW w:w="1208" w:type="dxa"/>
+          </w:tcPr>
+          <w:p>
+            <w:pPr>
+              <w:pStyle w:val="NoSpacing"/>
+            </w:pPr>
+            <w:r>
+              <w:t xml:space="preserve"> [</w:t>
+            </w:r>
+            <w:proofErr w:type="gramStart"/>
+            <w:r>
+              <w:t xml:space="preserve">Link]   </w:t>
+            </w:r>
+            <w:proofErr w:type="gramEnd"/>
+            <w:r>
+              <w:t xml:space="preserve">                  </w:t>
+            </w:r>
+          </w:p>
+        </w:tc>
+      </w:tr>
+      <w:tr>
+        <w:tc>
+          <w:tcPr>
+            <w:tcW w:w="1411" w:type="dxa"/>
+          </w:tcPr>
+          <w:p>
+            <w:pPr>
+              <w:pStyle w:val="NoSpacing"/>
+            </w:pPr>
+            <w:r>
+              <w:t xml:space="preserve"> Master Skills &amp; Experience Summary Generator </w:t>
+            </w:r>
+          </w:p>
+        </w:tc>
+        <w:tc>
+          <w:tcPr>
+            <w:tcW w:w="1333" w:type="dxa"/>
+          </w:tcPr>
+          <w:p>
+            <w:pPr>
+              <w:pStyle w:val="NoSpacing"/>
+            </w:pPr>
+            <w:r>
+              <w:t xml:space="preserve"> Immediately after capture </w:t>
+            </w:r>
+          </w:p>
+        </w:tc>
+        <w:tc>
+          <w:tcPr>
+            <w:tcW w:w="1451" w:type="dxa"/>
+          </w:tcPr>
+          <w:p>
+            <w:pPr>
+              <w:pStyle w:val="NoSpacing"/>
+            </w:pPr>
+            <w:r>
+              <w:t xml:space="preserve"> Creates governed single source of truth           </w:t>
+            </w:r>
+          </w:p>
+        </w:tc>
+        <w:tc>
+          <w:tcPr>
+            <w:tcW w:w="1371" w:type="dxa"/>
+          </w:tcPr>
+          <w:p>
+            <w:pPr>
+              <w:pStyle w:val="NoSpacing"/>
+            </w:pPr>
+            <w:r>
+              <w:t xml:space="preserve"> Prevents every future hallucination               </w:t>
+            </w:r>
+          </w:p>
+        </w:tc>
+        <w:tc>
+          <w:tcPr>
+            <w:tcW w:w="1208" w:type="dxa"/>
+          </w:tcPr>
+          <w:p>
+            <w:pPr>
+              <w:pStyle w:val="NoSpacing"/>
+            </w:pPr>
+            <w:r>
+              <w:t xml:space="preserve"> [</w:t>
+            </w:r>
+            <w:proofErr w:type="gramStart"/>
+            <w:r>
+              <w:t xml:space="preserve">Link]   </w:t>
+            </w:r>
+            <w:proofErr w:type="gramEnd"/>
+            <w:r>
+              <w:t xml:space="preserve">                  </w:t>
+            </w:r>
+          </w:p>
+        </w:tc>
+      </w:tr>
+      <w:tr>
+        <w:tc>
+          <w:tcPr>
+            <w:tcW w:w="1411" w:type="dxa"/>
+          </w:tcPr>
+          <w:p>
+            <w:pPr>
+              <w:pStyle w:val="NoSpacing"/>
+            </w:pPr>
+            <w:r>
+              <w:t xml:space="preserve"> Career Data Enhancer                       </w:t>
+            </w:r>
+          </w:p>
+        </w:tc>
+        <w:tc>
+          <w:tcPr>
+            <w:tcW w:w="1333" w:type="dxa"/>
+          </w:tcPr>
+          <w:p>
+            <w:pPr>
+              <w:pStyle w:val="NoSpacing"/>
+            </w:pPr>
+            <w:r>
+              <w:t xml:space="preserve"> After master summary         </w:t>
+            </w:r>
+          </w:p>
+        </w:tc>
+        <w:tc>
+          <w:tcPr>
+            <w:tcW w:w="1451" w:type="dxa"/>
+          </w:tcPr>
+          <w:p>
+            <w:pPr>
+              <w:pStyle w:val="NoSpacing"/>
+            </w:pPr>
+            <w:r>
+              <w:t xml:space="preserve"> Surfaces hidden wins, sharpens language           </w:t>
+            </w:r>
+          </w:p>
+        </w:tc>
+        <w:tc>
+          <w:tcPr>
+            <w:tcW w:w="1371" w:type="dxa"/>
+          </w:tcPr>
+          <w:p>
+            <w:pPr>
+              <w:pStyle w:val="NoSpacing"/>
+            </w:pPr>
+            <w:r>
+              <w:t xml:space="preserve"> Makes you sound stronger without lying            </w:t>
+            </w:r>
+          </w:p>
+        </w:tc>
+        <w:tc>
+          <w:tcPr>
+            <w:tcW w:w="1208" w:type="dxa"/>
+          </w:tcPr>
+          <w:p>
+            <w:pPr>
+              <w:pStyle w:val="NoSpacing"/>
+            </w:pPr>
+            <w:r>
+              <w:t xml:space="preserve"> [</w:t>
+            </w:r>
+            <w:proofErr w:type="gramStart"/>
+            <w:r>
+              <w:t xml:space="preserve">Link]   </w:t>
+            </w:r>
+            <w:proofErr w:type="gramEnd"/>
+            <w:r>
+              <w:t xml:space="preserve">                  </w:t>
+            </w:r>
+          </w:p>
+        </w:tc>
+      </w:tr>
+      <w:tr>
+        <w:tc>
+          <w:tcPr>
+            <w:tcW w:w="1411" w:type="dxa"/>
+          </w:tcPr>
+          <w:p>
+            <w:pPr>
+              <w:pStyle w:val="NoSpacing"/>
+            </w:pPr>
+            <w:r>
+              <w:t xml:space="preserve"> Strategic Integrity Resume Engine          </w:t>
+            </w:r>
+          </w:p>
+        </w:tc>
+        <w:tc>
+          <w:tcPr>
+            <w:tcW w:w="1333" w:type="dxa"/>
+          </w:tcPr>
+          <w:p>
+            <w:pPr>
+              <w:pStyle w:val="NoSpacing"/>
+            </w:pPr>
+            <w:r>
+              <w:t xml:space="preserve"> Resume building              </w:t>
+            </w:r>
+          </w:p>
+        </w:tc>
+        <w:tc>
+          <w:tcPr>
+            <w:tcW w:w="1451" w:type="dxa"/>
+          </w:tcPr>
+          <w:p>
+            <w:pPr>
+              <w:pStyle w:val="NoSpacing"/>
+            </w:pPr>
+            <w:r>
+              <w:t xml:space="preserve"> Ethical, high-control resume builder              </w:t>
+            </w:r>
+          </w:p>
+        </w:tc>
+        <w:tc>
+          <w:tcPr>
+            <w:tcW w:w="1371" w:type="dxa"/>
+          </w:tcPr>
+          <w:p>
+            <w:pPr>
+              <w:pStyle w:val="NoSpacing"/>
+            </w:pPr>
+            <w:r>
+              <w:t xml:space="preserve"> Authentic + ATS-ready                             </w:t>
+            </w:r>
+          </w:p>
+        </w:tc>
+        <w:tc>
+          <w:tcPr>
+            <w:tcW w:w="1208" w:type="dxa"/>
+          </w:tcPr>
+          <w:p>
+            <w:pPr>
+              <w:pStyle w:val="NoSpacing"/>
+            </w:pPr>
+            <w:r>
+              <w:t xml:space="preserve"> [</w:t>
+            </w:r>
+            <w:proofErr w:type="gramStart"/>
+            <w:r>
+              <w:t xml:space="preserve">Link]   </w:t>
+            </w:r>
+            <w:proofErr w:type="gramEnd"/>
+            <w:r>
+              <w:t xml:space="preserve">                  </w:t>
+            </w:r>
+          </w:p>
+        </w:tc>
+      </w:tr>
+      <w:tr>
+        <w:tc>
+          <w:tcPr>
+            <w:tcW w:w="1411" w:type="dxa"/>
+          </w:tcPr>
+          <w:p>
+            <w:pPr>
+              <w:pStyle w:val="NoSpacing"/>
+            </w:pPr>
+            <w:r>
+              <w:t xml:space="preserve"> ATS Resume Scanner Simulator               </w:t>
+            </w:r>
+          </w:p>
+        </w:tc>
+        <w:tc>
+          <w:tcPr>
+            <w:tcW w:w="1333" w:type="dxa"/>
+          </w:tcPr>
+          <w:p>
+            <w:pPr>
+              <w:pStyle w:val="NoSpacing"/>
+            </w:pPr>
+            <w:r>
+              <w:t xml:space="preserve"> Before any applications      </w:t>
+            </w:r>
+          </w:p>
+        </w:tc>
+        <w:tc>
+          <w:tcPr>
+            <w:tcW w:w="1451" w:type="dxa"/>
+          </w:tcPr>
+          <w:p>
+            <w:pPr>
+              <w:pStyle w:val="NoSpacing"/>
+            </w:pPr>
+            <w:r>
+              <w:t xml:space="preserve"> Tests for ATS rejection risks                     </w:t>
+            </w:r>
+          </w:p>
+        </w:tc>
+        <w:tc>
+          <w:tcPr>
+            <w:tcW w:w="1371" w:type="dxa"/>
+          </w:tcPr>
+          <w:p>
+            <w:pPr>
+              <w:pStyle w:val="NoSpacing"/>
+            </w:pPr>
+            <w:r>
+              <w:t xml:space="preserve"> Stops silent rejections                           </w:t>
+            </w:r>
+          </w:p>
+        </w:tc>
+        <w:tc>
+          <w:tcPr>
+            <w:tcW w:w="1208" w:type="dxa"/>
+          </w:tcPr>
+          <w:p>
+            <w:pPr>
+              <w:pStyle w:val="NoSpacing"/>
+            </w:pPr>
+            <w:r>
+              <w:t xml:space="preserve"> [</w:t>
+            </w:r>
+            <w:proofErr w:type="gramStart"/>
+            <w:r>
+              <w:t xml:space="preserve">Link]   </w:t>
+            </w:r>
+            <w:proofErr w:type="gramEnd"/>
+            <w:r>
+              <w:t xml:space="preserve">                  </w:t>
+            </w:r>
+          </w:p>
+        </w:tc>
+      </w:tr>
+      <w:tr>
+        <w:tc>
+          <w:tcPr>
+            <w:tcW w:w="1411" w:type="dxa"/>
+          </w:tcPr>
+          <w:p>
+            <w:pPr>
+              <w:pStyle w:val="NoSpacing"/>
+            </w:pPr>
+            <w:r>
+              <w:t xml:space="preserve"> Customizable Job Scanner                   </w:t>
+            </w:r>
+          </w:p>
+        </w:tc>
+        <w:tc>
+          <w:tcPr>
+            <w:tcW w:w="1333" w:type="dxa"/>
+          </w:tcPr>
+          <w:p>
+            <w:pPr>
+              <w:pStyle w:val="NoSpacing"/>
+            </w:pPr>
+            <w:r>
+              <w:t xml:space="preserve"> Ongoing                      </w:t>
+            </w:r>
+          </w:p>
+        </w:tc>
+        <w:tc>
+          <w:tcPr>
+            <w:tcW w:w="1451" w:type="dxa"/>
+          </w:tcPr>
+          <w:p>
+            <w:pPr>
+              <w:pStyle w:val="NoSpacing"/>
+            </w:pPr>
+            <w:r>
+              <w:t xml:space="preserve"> Sets up recurring job alerts                      </w:t>
+            </w:r>
+          </w:p>
+        </w:tc>
+        <w:tc>
+          <w:tcPr>
+            <w:tcW w:w="1371" w:type="dxa"/>
+          </w:tcPr>
+          <w:p>
+            <w:pPr>
+              <w:pStyle w:val="NoSpacing"/>
+            </w:pPr>
+            <w:r>
+              <w:t xml:space="preserve"> You never miss the right role                     </w:t>
+            </w:r>
+          </w:p>
+        </w:tc>
+        <w:tc>
+          <w:tcPr>
+            <w:tcW w:w="1208" w:type="dxa"/>
+          </w:tcPr>
+          <w:p>
+            <w:pPr>
+              <w:pStyle w:val="NoSpacing"/>
+            </w:pPr>
+            <w:r>
+              <w:t xml:space="preserve"> [</w:t>
+            </w:r>
+            <w:proofErr w:type="gramStart"/>
+            <w:r>
+              <w:t xml:space="preserve">Link]   </w:t>
+            </w:r>
+            <w:proofErr w:type="gramEnd"/>
+            <w:r>
+              <w:t xml:space="preserve">                  </w:t>
+            </w:r>
+          </w:p>
+        </w:tc>
+      </w:tr>
+      <w:tr>
+        <w:tc>
+          <w:tcPr>
+            <w:tcW w:w="1411" w:type="dxa"/>
+          </w:tcPr>
+          <w:p>
+            <w:pPr>
+              <w:pStyle w:val="NoSpacing"/>
+            </w:pPr>
+            <w:r>
+              <w:t xml:space="preserve"> Job posting red flag </w:t>
+            </w:r>
+            <w:proofErr w:type="spellStart"/>
+            <w:r>
+              <w:t>analyzer</w:t>
+            </w:r>
+            <w:proofErr w:type="spellEnd"/>
+            <w:r>
+              <w:t xml:space="preserve">              </w:t>
+            </w:r>
+          </w:p>
+        </w:tc>
+        <w:tc>
+          <w:tcPr>
+            <w:tcW w:w="1333" w:type="dxa"/>
+          </w:tcPr>
+          <w:p>
+            <w:pPr>
+              <w:pStyle w:val="NoSpacing"/>
+            </w:pPr>
+            <w:r>
+              <w:t xml:space="preserve"> Before clicking “</w:t>
+            </w:r>
+            <w:proofErr w:type="gramStart"/>
+            <w:r>
+              <w:t xml:space="preserve">Apply”   </w:t>
+            </w:r>
+            <w:proofErr w:type="gramEnd"/>
+            <w:r>
+              <w:t xml:space="preserve">   </w:t>
+            </w:r>
+          </w:p>
+        </w:tc>
+        <w:tc>
+          <w:tcPr>
+            <w:tcW w:w="1451" w:type="dxa"/>
+          </w:tcPr>
+          <w:p>
+            <w:pPr>
+              <w:pStyle w:val="NoSpacing"/>
+            </w:pPr>
+            <w:r>
+              <w:t xml:space="preserve"> Spots toxic environments early                    </w:t>
+            </w:r>
+          </w:p>
+        </w:tc>
+        <w:tc>
+          <w:tcPr>
+            <w:tcW w:w="1371" w:type="dxa"/>
+          </w:tcPr>
+          <w:p>
+            <w:pPr>
+              <w:pStyle w:val="NoSpacing"/>
+            </w:pPr>
+            <w:r>
+              <w:t xml:space="preserve"> Security mindset applied to your career           </w:t>
+            </w:r>
+          </w:p>
+        </w:tc>
+        <w:tc>
+          <w:tcPr>
+            <w:tcW w:w="1208" w:type="dxa"/>
+          </w:tcPr>
+          <w:p>
+            <w:pPr>
+              <w:pStyle w:val="NoSpacing"/>
+            </w:pPr>
+            <w:r>
+              <w:t xml:space="preserve"> [</w:t>
+            </w:r>
+            <w:proofErr w:type="gramStart"/>
+            <w:r>
+              <w:t xml:space="preserve">Link]   </w:t>
+            </w:r>
+            <w:proofErr w:type="gramEnd"/>
+            <w:r>
+              <w:t xml:space="preserve">                  </w:t>
+            </w:r>
+          </w:p>
+        </w:tc>
+      </w:tr>
+      <w:tr>
+        <w:tc>
+          <w:tcPr>
+            <w:tcW w:w="1411" w:type="dxa"/>
+          </w:tcPr>
+          <w:p>
+            <w:pPr>
+              <w:pStyle w:val="NoSpacing"/>
+            </w:pPr>
+            <w:r>
+              <w:t xml:space="preserve"> LinkedIn Profile Analyzer + Connection tools </w:t>
+            </w:r>
+          </w:p>
+        </w:tc>
+        <w:tc>
+          <w:tcPr>
+            <w:tcW w:w="1333" w:type="dxa"/>
+          </w:tcPr>
+          <w:p>
+            <w:pPr>
+              <w:pStyle w:val="NoSpacing"/>
+            </w:pPr>
+            <w:r>
+              <w:t xml:space="preserve"> Network building          </w:t>
+            </w:r>
+          </w:p>
+        </w:tc>
+        <w:tc>
+          <w:tcPr>
+            <w:tcW w:w="1451" w:type="dxa"/>
+          </w:tcPr>
+          <w:p>
+            <w:pPr>
+              <w:pStyle w:val="NoSpacing"/>
+            </w:pPr>
+            <w:r>
+              <w:t xml:space="preserve"> </w:t>
+            </w:r>
+            <w:proofErr w:type="spellStart"/>
+            <w:r>
+              <w:t>Analyzes</w:t>
+            </w:r>
+            <w:proofErr w:type="spellEnd"/>
+            <w:r>
+              <w:t xml:space="preserve"> &amp; grows your professional network        </w:t>
+            </w:r>
+          </w:p>
+        </w:tc>
+        <w:tc>
+          <w:tcPr>
+            <w:tcW w:w="1371" w:type="dxa"/>
+          </w:tcPr>
+          <w:p>
+            <w:pPr>
+              <w:pStyle w:val="NoSpacing"/>
+            </w:pPr>
+            <w:r>
+              <w:t xml:space="preserve"> Warm intros instead of cold applications          </w:t>
+            </w:r>
+          </w:p>
+        </w:tc>
+        <w:tc>
+          <w:tcPr>
+            <w:tcW w:w="1208" w:type="dxa"/>
+          </w:tcPr>
+          <w:p>
+            <w:pPr>
+              <w:pStyle w:val="NoSpacing"/>
+            </w:pPr>
+            <w:r>
+              <w:t xml:space="preserve"> [</w:t>
+            </w:r>
+            <w:proofErr w:type="gramStart"/>
+            <w:r>
+              <w:t xml:space="preserve">Link]   </w:t>
+            </w:r>
+            <w:proofErr w:type="gramEnd"/>
+            <w:r>
+              <w:t xml:space="preserve">                  </w:t>
+            </w:r>
+          </w:p>
+        </w:tc>
+      </w:tr>
+    </w:tbl>
     <w:p>
       <w:pPr>
         <w:pStyle w:val="NoSpacing"/>
@@ -958,11 +1996,13 @@
     </w:p>
     <w:p>
       <w:pPr>
-        <w:pStyle w:val="NoSpacing"/>
-      </w:pPr>
-      <w:r>
-        <w:t>### Phase 2: During – Part 1 – Application &amp; Job Hunting</w:t>
-      </w:r>
+        <w:pStyle w:val="Heading1"/>
+      </w:pPr>
+      <w:bookmarkStart w:id="2" w:name="_Toc225166374"/>
+      <w:r>
+        <w:t>Phase 2: During – Part 1 – Application &amp; Job Hunting</w:t>
+      </w:r>
+      <w:bookmarkEnd w:id="2"/>
     </w:p>
     <w:p>
       <w:pPr>
@@ -1125,6 +2165,7 @@
         <w:pStyle w:val="NoSpacing"/>
       </w:pPr>
       <w:r>
+        <w:lastRenderedPageBreak/>
         <w:t xml:space="preserve">   - If red flags appear, decide: apply anyway (with eyes open) or pass  </w:t>
       </w:r>
     </w:p>
@@ -1260,190 +2301,2835 @@
         <w:pStyle w:val="NoSpacing"/>
       </w:pPr>
     </w:p>
-    <w:p>
-      <w:pPr>
-        <w:pStyle w:val="NoSpacing"/>
-      </w:pPr>
-      <w:r>
-        <w:t>| Tool / Prompt                                      | When to Use                          | What It Does                                              | Value to You                                              | Repo Link |</w:t>
-      </w:r>
-    </w:p>
-    <w:p>
-      <w:pPr>
-        <w:pStyle w:val="NoSpacing"/>
-      </w:pPr>
-      <w:r>
-        <w:t>|----------------------------------------------------|--------------------------------------|-----------------------------------------------------------|-----------------------------------------------------------|-----------|</w:t>
-      </w:r>
-    </w:p>
-    <w:p>
-      <w:pPr>
-        <w:pStyle w:val="NoSpacing"/>
-      </w:pPr>
-      <w:r>
-        <w:t xml:space="preserve">| Customizable Job Scanner                           | Ongoing (set &amp; </w:t>
+    <w:tbl>
+      <w:tblPr>
+        <w:tblStyle w:val="TableGrid"/>
+        <w:tblW w:w="0" w:type="auto"/>
+        <w:tblLook w:val="04A0" w:firstRow="1" w:lastRow="0" w:firstColumn="1" w:lastColumn="0" w:noHBand="0" w:noVBand="1"/>
+      </w:tblPr>
+      <w:tblGrid>
+        <w:gridCol w:w="1488"/>
+        <w:gridCol w:w="1261"/>
+        <w:gridCol w:w="1313"/>
+        <w:gridCol w:w="1423"/>
+        <w:gridCol w:w="1217"/>
+      </w:tblGrid>
+      <w:tr>
+        <w:tc>
+          <w:tcPr>
+            <w:tcW w:w="1488" w:type="dxa"/>
+          </w:tcPr>
+          <w:p>
+            <w:pPr>
+              <w:pStyle w:val="NoSpacing"/>
+            </w:pPr>
+            <w:r>
+              <w:t xml:space="preserve"> Tool / Prompt                                      </w:t>
+            </w:r>
+          </w:p>
+        </w:tc>
+        <w:tc>
+          <w:tcPr>
+            <w:tcW w:w="1261" w:type="dxa"/>
+          </w:tcPr>
+          <w:p>
+            <w:pPr>
+              <w:pStyle w:val="NoSpacing"/>
+            </w:pPr>
+            <w:r>
+              <w:t xml:space="preserve"> When to Use                          </w:t>
+            </w:r>
+          </w:p>
+        </w:tc>
+        <w:tc>
+          <w:tcPr>
+            <w:tcW w:w="1313" w:type="dxa"/>
+          </w:tcPr>
+          <w:p>
+            <w:pPr>
+              <w:pStyle w:val="NoSpacing"/>
+            </w:pPr>
+            <w:r>
+              <w:t xml:space="preserve"> What It Does                                              </w:t>
+            </w:r>
+          </w:p>
+        </w:tc>
+        <w:tc>
+          <w:tcPr>
+            <w:tcW w:w="1423" w:type="dxa"/>
+          </w:tcPr>
+          <w:p>
+            <w:pPr>
+              <w:pStyle w:val="NoSpacing"/>
+            </w:pPr>
+            <w:r>
+              <w:t xml:space="preserve"> Value to You                                              </w:t>
+            </w:r>
+          </w:p>
+        </w:tc>
+        <w:tc>
+          <w:tcPr>
+            <w:tcW w:w="1217" w:type="dxa"/>
+          </w:tcPr>
+          <w:p>
+            <w:pPr>
+              <w:pStyle w:val="NoSpacing"/>
+            </w:pPr>
+            <w:r>
+              <w:t xml:space="preserve"> Repo Link </w:t>
+            </w:r>
+          </w:p>
+        </w:tc>
+      </w:tr>
+      <w:tr>
+        <w:tc>
+          <w:tcPr>
+            <w:tcW w:w="1488" w:type="dxa"/>
+          </w:tcPr>
+          <w:p>
+            <w:pPr>
+              <w:pStyle w:val="NoSpacing"/>
+            </w:pPr>
+            <w:r>
+              <w:t>----------------------------------------------------</w:t>
+            </w:r>
+          </w:p>
+        </w:tc>
+        <w:tc>
+          <w:tcPr>
+            <w:tcW w:w="1261" w:type="dxa"/>
+          </w:tcPr>
+          <w:p>
+            <w:pPr>
+              <w:pStyle w:val="NoSpacing"/>
+            </w:pPr>
+            <w:r>
+              <w:t>--------------------------------------</w:t>
+            </w:r>
+          </w:p>
+        </w:tc>
+        <w:tc>
+          <w:tcPr>
+            <w:tcW w:w="1313" w:type="dxa"/>
+          </w:tcPr>
+          <w:p>
+            <w:pPr>
+              <w:pStyle w:val="NoSpacing"/>
+            </w:pPr>
+            <w:r>
+              <w:t>-----------------------------------------------------------</w:t>
+            </w:r>
+          </w:p>
+        </w:tc>
+        <w:tc>
+          <w:tcPr>
+            <w:tcW w:w="1423" w:type="dxa"/>
+          </w:tcPr>
+          <w:p>
+            <w:pPr>
+              <w:pStyle w:val="NoSpacing"/>
+            </w:pPr>
+            <w:r>
+              <w:t>-----------------------------------------------------------</w:t>
+            </w:r>
+          </w:p>
+        </w:tc>
+        <w:tc>
+          <w:tcPr>
+            <w:tcW w:w="1217" w:type="dxa"/>
+          </w:tcPr>
+          <w:p>
+            <w:pPr>
+              <w:pStyle w:val="NoSpacing"/>
+            </w:pPr>
+            <w:r>
+              <w:t>-----------</w:t>
+            </w:r>
+          </w:p>
+        </w:tc>
+      </w:tr>
+      <w:tr>
+        <w:tc>
+          <w:tcPr>
+            <w:tcW w:w="1488" w:type="dxa"/>
+          </w:tcPr>
+          <w:p>
+            <w:pPr>
+              <w:pStyle w:val="NoSpacing"/>
+            </w:pPr>
+            <w:r>
+              <w:t xml:space="preserve"> Customizable Job Scanner                           </w:t>
+            </w:r>
+          </w:p>
+        </w:tc>
+        <w:tc>
+          <w:tcPr>
+            <w:tcW w:w="1261" w:type="dxa"/>
+          </w:tcPr>
+          <w:p>
+            <w:pPr>
+              <w:pStyle w:val="NoSpacing"/>
+            </w:pPr>
+            <w:r>
+              <w:t xml:space="preserve"> Ongoing (set &amp; </w:t>
+            </w:r>
+            <w:proofErr w:type="gramStart"/>
+            <w:r>
+              <w:t xml:space="preserve">forget)   </w:t>
+            </w:r>
+            <w:proofErr w:type="gramEnd"/>
+            <w:r>
+              <w:t xml:space="preserve">            </w:t>
+            </w:r>
+          </w:p>
+        </w:tc>
+        <w:tc>
+          <w:tcPr>
+            <w:tcW w:w="1313" w:type="dxa"/>
+          </w:tcPr>
+          <w:p>
+            <w:pPr>
+              <w:pStyle w:val="NoSpacing"/>
+            </w:pPr>
+            <w:r>
+              <w:t xml:space="preserve"> Recurring job alerts tailored to your criteria            </w:t>
+            </w:r>
+          </w:p>
+        </w:tc>
+        <w:tc>
+          <w:tcPr>
+            <w:tcW w:w="1423" w:type="dxa"/>
+          </w:tcPr>
+          <w:p>
+            <w:pPr>
+              <w:pStyle w:val="NoSpacing"/>
+            </w:pPr>
+            <w:r>
+              <w:t xml:space="preserve"> Saves hours of manual searching                           </w:t>
+            </w:r>
+          </w:p>
+        </w:tc>
+        <w:tc>
+          <w:tcPr>
+            <w:tcW w:w="1217" w:type="dxa"/>
+          </w:tcPr>
+          <w:p>
+            <w:pPr>
+              <w:pStyle w:val="NoSpacing"/>
+            </w:pPr>
+            <w:r>
+              <w:t xml:space="preserve"> [</w:t>
+            </w:r>
+            <w:proofErr w:type="gramStart"/>
+            <w:r>
+              <w:t xml:space="preserve">Link]   </w:t>
+            </w:r>
+            <w:proofErr w:type="gramEnd"/>
+            <w:r>
+              <w:t xml:space="preserve"> </w:t>
+            </w:r>
+          </w:p>
+        </w:tc>
+      </w:tr>
+      <w:tr>
+        <w:tc>
+          <w:tcPr>
+            <w:tcW w:w="1488" w:type="dxa"/>
+          </w:tcPr>
+          <w:p>
+            <w:pPr>
+              <w:pStyle w:val="NoSpacing"/>
+            </w:pPr>
+            <w:r>
+              <w:t xml:space="preserve"> Job Posting Snapshot &amp; Preservation Engine         </w:t>
+            </w:r>
+          </w:p>
+        </w:tc>
+        <w:tc>
+          <w:tcPr>
+            <w:tcW w:w="1261" w:type="dxa"/>
+          </w:tcPr>
+          <w:p>
+            <w:pPr>
+              <w:pStyle w:val="NoSpacing"/>
+            </w:pPr>
+            <w:r>
+              <w:t xml:space="preserve"> As soon as you see a good posting    </w:t>
+            </w:r>
+          </w:p>
+        </w:tc>
+        <w:tc>
+          <w:tcPr>
+            <w:tcW w:w="1313" w:type="dxa"/>
+          </w:tcPr>
+          <w:p>
+            <w:pPr>
+              <w:pStyle w:val="NoSpacing"/>
+            </w:pPr>
+            <w:r>
+              <w:t xml:space="preserve"> Captures full posting text + metadata                     </w:t>
+            </w:r>
+          </w:p>
+        </w:tc>
+        <w:tc>
+          <w:tcPr>
+            <w:tcW w:w="1423" w:type="dxa"/>
+          </w:tcPr>
+          <w:p>
+            <w:pPr>
+              <w:pStyle w:val="NoSpacing"/>
+            </w:pPr>
+            <w:r>
+              <w:t xml:space="preserve"> Preserves details that vanish later                       </w:t>
+            </w:r>
+          </w:p>
+        </w:tc>
+        <w:tc>
+          <w:tcPr>
+            <w:tcW w:w="1217" w:type="dxa"/>
+          </w:tcPr>
+          <w:p>
+            <w:pPr>
+              <w:pStyle w:val="NoSpacing"/>
+            </w:pPr>
+            <w:r>
+              <w:t xml:space="preserve"> [</w:t>
+            </w:r>
+            <w:proofErr w:type="gramStart"/>
+            <w:r>
+              <w:t xml:space="preserve">Link]   </w:t>
+            </w:r>
+            <w:proofErr w:type="gramEnd"/>
+            <w:r>
+              <w:t xml:space="preserve"> </w:t>
+            </w:r>
+          </w:p>
+        </w:tc>
+      </w:tr>
+      <w:tr>
+        <w:tc>
+          <w:tcPr>
+            <w:tcW w:w="1488" w:type="dxa"/>
+          </w:tcPr>
+          <w:p>
+            <w:pPr>
+              <w:pStyle w:val="NoSpacing"/>
+            </w:pPr>
+            <w:r>
+              <w:t xml:space="preserve"> Company Technical Intelligence Engine              </w:t>
+            </w:r>
+          </w:p>
+        </w:tc>
+        <w:tc>
+          <w:tcPr>
+            <w:tcW w:w="1261" w:type="dxa"/>
+          </w:tcPr>
+          <w:p>
+            <w:pPr>
+              <w:pStyle w:val="NoSpacing"/>
+            </w:pPr>
+            <w:r>
+              <w:t xml:space="preserve"> Before tailoring resume              </w:t>
+            </w:r>
+          </w:p>
+        </w:tc>
+        <w:tc>
+          <w:tcPr>
+            <w:tcW w:w="1313" w:type="dxa"/>
+          </w:tcPr>
+          <w:p>
+            <w:pPr>
+              <w:pStyle w:val="NoSpacing"/>
+            </w:pPr>
+            <w:r>
+              <w:t xml:space="preserve"> Pulls deep company + role intel                           </w:t>
+            </w:r>
+          </w:p>
+        </w:tc>
+        <w:tc>
+          <w:tcPr>
+            <w:tcW w:w="1423" w:type="dxa"/>
+          </w:tcPr>
+          <w:p>
+            <w:pPr>
+              <w:pStyle w:val="NoSpacing"/>
+            </w:pPr>
+            <w:r>
+              <w:t xml:space="preserve"> Turns generic applications into informed ones             </w:t>
+            </w:r>
+          </w:p>
+        </w:tc>
+        <w:tc>
+          <w:tcPr>
+            <w:tcW w:w="1217" w:type="dxa"/>
+          </w:tcPr>
+          <w:p>
+            <w:pPr>
+              <w:pStyle w:val="NoSpacing"/>
+            </w:pPr>
+            <w:r>
+              <w:t xml:space="preserve"> [</w:t>
+            </w:r>
+            <w:proofErr w:type="gramStart"/>
+            <w:r>
+              <w:t xml:space="preserve">Link]   </w:t>
+            </w:r>
+            <w:proofErr w:type="gramEnd"/>
+            <w:r>
+              <w:t xml:space="preserve"> </w:t>
+            </w:r>
+          </w:p>
+        </w:tc>
+      </w:tr>
+      <w:tr>
+        <w:tc>
+          <w:tcPr>
+            <w:tcW w:w="1488" w:type="dxa"/>
+          </w:tcPr>
+          <w:p>
+            <w:pPr>
+              <w:pStyle w:val="NoSpacing"/>
+            </w:pPr>
+            <w:r>
+              <w:t xml:space="preserve"> The JD Tech Stack Recon &amp; OSINT Prompt             </w:t>
+            </w:r>
+          </w:p>
+        </w:tc>
+        <w:tc>
+          <w:tcPr>
+            <w:tcW w:w="1261" w:type="dxa"/>
+          </w:tcPr>
+          <w:p>
+            <w:pPr>
+              <w:pStyle w:val="NoSpacing"/>
+            </w:pPr>
+            <w:r>
+              <w:t xml:space="preserve"> Early intel gathering                </w:t>
+            </w:r>
+          </w:p>
+        </w:tc>
+        <w:tc>
+          <w:tcPr>
+            <w:tcW w:w="1313" w:type="dxa"/>
+          </w:tcPr>
+          <w:p>
+            <w:pPr>
+              <w:pStyle w:val="NoSpacing"/>
+            </w:pPr>
+            <w:r>
+              <w:t xml:space="preserve"> Extracts real tech/tools from job description via OSINT   </w:t>
+            </w:r>
+          </w:p>
+        </w:tc>
+        <w:tc>
+          <w:tcPr>
+            <w:tcW w:w="1423" w:type="dxa"/>
+          </w:tcPr>
+          <w:p>
+            <w:pPr>
+              <w:pStyle w:val="NoSpacing"/>
+            </w:pPr>
+            <w:r>
+              <w:t xml:space="preserve"> Reveals hidden requirements                               </w:t>
+            </w:r>
+          </w:p>
+        </w:tc>
+        <w:tc>
+          <w:tcPr>
+            <w:tcW w:w="1217" w:type="dxa"/>
+          </w:tcPr>
+          <w:p>
+            <w:pPr>
+              <w:pStyle w:val="NoSpacing"/>
+            </w:pPr>
+            <w:r>
+              <w:t xml:space="preserve"> [</w:t>
+            </w:r>
+            <w:proofErr w:type="gramStart"/>
+            <w:r>
+              <w:t xml:space="preserve">Link]   </w:t>
+            </w:r>
+            <w:proofErr w:type="gramEnd"/>
+            <w:r>
+              <w:t xml:space="preserve"> </w:t>
+            </w:r>
+          </w:p>
+        </w:tc>
+      </w:tr>
+      <w:tr>
+        <w:tc>
+          <w:tcPr>
+            <w:tcW w:w="1488" w:type="dxa"/>
+          </w:tcPr>
+          <w:p>
+            <w:pPr>
+              <w:pStyle w:val="NoSpacing"/>
+            </w:pPr>
+            <w:r>
+              <w:t xml:space="preserve"> Job posting red flag </w:t>
+            </w:r>
+            <w:proofErr w:type="spellStart"/>
+            <w:r>
+              <w:t>analyzer</w:t>
+            </w:r>
+            <w:proofErr w:type="spellEnd"/>
+            <w:r>
+              <w:t xml:space="preserve">                      </w:t>
+            </w:r>
+          </w:p>
+        </w:tc>
+        <w:tc>
+          <w:tcPr>
+            <w:tcW w:w="1261" w:type="dxa"/>
+          </w:tcPr>
+          <w:p>
+            <w:pPr>
+              <w:pStyle w:val="NoSpacing"/>
+            </w:pPr>
+            <w:r>
+              <w:t xml:space="preserve"> Before investing time                </w:t>
+            </w:r>
+          </w:p>
+        </w:tc>
+        <w:tc>
+          <w:tcPr>
+            <w:tcW w:w="1313" w:type="dxa"/>
+          </w:tcPr>
+          <w:p>
+            <w:pPr>
+              <w:pStyle w:val="NoSpacing"/>
+            </w:pPr>
+            <w:r>
+              <w:t xml:space="preserve"> Detects toxicity, instability, mismatched culture signs   </w:t>
+            </w:r>
+          </w:p>
+        </w:tc>
+        <w:tc>
+          <w:tcPr>
+            <w:tcW w:w="1423" w:type="dxa"/>
+          </w:tcPr>
+          <w:p>
+            <w:pPr>
+              <w:pStyle w:val="NoSpacing"/>
+            </w:pPr>
+            <w:r>
+              <w:t xml:space="preserve"> Protects your time and mental health                      </w:t>
+            </w:r>
+          </w:p>
+        </w:tc>
+        <w:tc>
+          <w:tcPr>
+            <w:tcW w:w="1217" w:type="dxa"/>
+          </w:tcPr>
+          <w:p>
+            <w:pPr>
+              <w:pStyle w:val="NoSpacing"/>
+            </w:pPr>
+            <w:r>
+              <w:t xml:space="preserve"> [</w:t>
+            </w:r>
+            <w:proofErr w:type="gramStart"/>
+            <w:r>
+              <w:t xml:space="preserve">Link]   </w:t>
+            </w:r>
+            <w:proofErr w:type="gramEnd"/>
+            <w:r>
+              <w:t xml:space="preserve"> </w:t>
+            </w:r>
+          </w:p>
+        </w:tc>
+      </w:tr>
+      <w:tr>
+        <w:tc>
+          <w:tcPr>
+            <w:tcW w:w="1488" w:type="dxa"/>
+          </w:tcPr>
+          <w:p>
+            <w:pPr>
+              <w:pStyle w:val="NoSpacing"/>
+            </w:pPr>
+            <w:r>
+              <w:lastRenderedPageBreak/>
+              <w:t xml:space="preserve"> Resume Customization Prompt – STRATEGIC INTEGRITY  </w:t>
+            </w:r>
+          </w:p>
+        </w:tc>
+        <w:tc>
+          <w:tcPr>
+            <w:tcW w:w="1261" w:type="dxa"/>
+          </w:tcPr>
+          <w:p>
+            <w:pPr>
+              <w:pStyle w:val="NoSpacing"/>
+            </w:pPr>
+            <w:r>
+              <w:t xml:space="preserve"> Per-job tailoring                    </w:t>
+            </w:r>
+          </w:p>
+        </w:tc>
+        <w:tc>
+          <w:tcPr>
+            <w:tcW w:w="1313" w:type="dxa"/>
+          </w:tcPr>
+          <w:p>
+            <w:pPr>
+              <w:pStyle w:val="NoSpacing"/>
+            </w:pPr>
+            <w:r>
+              <w:t xml:space="preserve"> Tailors resume ethically using governed data              </w:t>
+            </w:r>
+          </w:p>
+        </w:tc>
+        <w:tc>
+          <w:tcPr>
+            <w:tcW w:w="1423" w:type="dxa"/>
+          </w:tcPr>
+          <w:p>
+            <w:pPr>
+              <w:pStyle w:val="NoSpacing"/>
+            </w:pPr>
+            <w:r>
+              <w:t xml:space="preserve"> High match rate without fabrication                       </w:t>
+            </w:r>
+          </w:p>
+        </w:tc>
+        <w:tc>
+          <w:tcPr>
+            <w:tcW w:w="1217" w:type="dxa"/>
+          </w:tcPr>
+          <w:p>
+            <w:pPr>
+              <w:pStyle w:val="NoSpacing"/>
+            </w:pPr>
+            <w:r>
+              <w:t xml:space="preserve"> [</w:t>
+            </w:r>
+            <w:proofErr w:type="gramStart"/>
+            <w:r>
+              <w:t xml:space="preserve">Link]   </w:t>
+            </w:r>
+            <w:proofErr w:type="gramEnd"/>
+            <w:r>
+              <w:t xml:space="preserve"> </w:t>
+            </w:r>
+          </w:p>
+        </w:tc>
+      </w:tr>
+      <w:tr>
+        <w:tc>
+          <w:tcPr>
+            <w:tcW w:w="1488" w:type="dxa"/>
+          </w:tcPr>
+          <w:p>
+            <w:pPr>
+              <w:pStyle w:val="NoSpacing"/>
+            </w:pPr>
+            <w:r>
+              <w:t xml:space="preserve"> Hiring Manager Detective                           </w:t>
+            </w:r>
+          </w:p>
+        </w:tc>
+        <w:tc>
+          <w:tcPr>
+            <w:tcW w:w="1261" w:type="dxa"/>
+          </w:tcPr>
+          <w:p>
+            <w:pPr>
+              <w:pStyle w:val="NoSpacing"/>
+            </w:pPr>
+            <w:r>
+              <w:t xml:space="preserve"> When you want warm outreach          </w:t>
+            </w:r>
+          </w:p>
+        </w:tc>
+        <w:tc>
+          <w:tcPr>
+            <w:tcW w:w="1313" w:type="dxa"/>
+          </w:tcPr>
+          <w:p>
+            <w:pPr>
+              <w:pStyle w:val="NoSpacing"/>
+            </w:pPr>
+            <w:r>
+              <w:t xml:space="preserve"> Finds real decision-maker info                            </w:t>
+            </w:r>
+          </w:p>
+        </w:tc>
+        <w:tc>
+          <w:tcPr>
+            <w:tcW w:w="1423" w:type="dxa"/>
+          </w:tcPr>
+          <w:p>
+            <w:pPr>
+              <w:pStyle w:val="NoSpacing"/>
+            </w:pPr>
+            <w:r>
+              <w:t xml:space="preserve"> Increases response rate vs cold apply                     </w:t>
+            </w:r>
+          </w:p>
+        </w:tc>
+        <w:tc>
+          <w:tcPr>
+            <w:tcW w:w="1217" w:type="dxa"/>
+          </w:tcPr>
+          <w:p>
+            <w:pPr>
+              <w:pStyle w:val="NoSpacing"/>
+            </w:pPr>
+            <w:r>
+              <w:t xml:space="preserve"> [</w:t>
+            </w:r>
+            <w:proofErr w:type="gramStart"/>
+            <w:r>
+              <w:t xml:space="preserve">Link]   </w:t>
+            </w:r>
+            <w:proofErr w:type="gramEnd"/>
+            <w:r>
+              <w:t xml:space="preserve"> </w:t>
+            </w:r>
+          </w:p>
+        </w:tc>
+      </w:tr>
+      <w:tr>
+        <w:tc>
+          <w:tcPr>
+            <w:tcW w:w="1488" w:type="dxa"/>
+          </w:tcPr>
+          <w:p>
+            <w:pPr>
+              <w:pStyle w:val="NoSpacing"/>
+            </w:pPr>
+            <w:r>
+              <w:t xml:space="preserve"> Opportunity Intelligence &amp; Positioning Engine      </w:t>
+            </w:r>
+          </w:p>
+        </w:tc>
+        <w:tc>
+          <w:tcPr>
+            <w:tcW w:w="1261" w:type="dxa"/>
+          </w:tcPr>
+          <w:p>
+            <w:pPr>
+              <w:pStyle w:val="NoSpacing"/>
+            </w:pPr>
+            <w:r>
+              <w:t xml:space="preserve"> Strategic prep                       </w:t>
+            </w:r>
+          </w:p>
+        </w:tc>
+        <w:tc>
+          <w:tcPr>
+            <w:tcW w:w="1313" w:type="dxa"/>
+          </w:tcPr>
+          <w:p>
+            <w:pPr>
+              <w:pStyle w:val="NoSpacing"/>
+            </w:pPr>
+            <w:r>
+              <w:t xml:space="preserve"> </w:t>
+            </w:r>
+            <w:proofErr w:type="spellStart"/>
+            <w:r>
+              <w:t>Analyzes</w:t>
+            </w:r>
+            <w:proofErr w:type="spellEnd"/>
+            <w:r>
+              <w:t xml:space="preserve"> fit + suggests strongest positioning             </w:t>
+            </w:r>
+          </w:p>
+        </w:tc>
+        <w:tc>
+          <w:tcPr>
+            <w:tcW w:w="1423" w:type="dxa"/>
+          </w:tcPr>
+          <w:p>
+            <w:pPr>
+              <w:pStyle w:val="NoSpacing"/>
+            </w:pPr>
+            <w:r>
+              <w:t xml:space="preserve"> Helps you stand out authentically                         </w:t>
+            </w:r>
+          </w:p>
+        </w:tc>
+        <w:tc>
+          <w:tcPr>
+            <w:tcW w:w="1217" w:type="dxa"/>
+          </w:tcPr>
+          <w:p>
+            <w:pPr>
+              <w:pStyle w:val="NoSpacing"/>
+            </w:pPr>
+            <w:r>
+              <w:t xml:space="preserve"> [</w:t>
+            </w:r>
+            <w:proofErr w:type="gramStart"/>
+            <w:r>
+              <w:t xml:space="preserve">Link]   </w:t>
+            </w:r>
+            <w:proofErr w:type="gramEnd"/>
+            <w:r>
+              <w:t xml:space="preserve"> </w:t>
+            </w:r>
+          </w:p>
+        </w:tc>
+      </w:tr>
+    </w:tbl>
+    <w:p>
+      <w:pPr>
+        <w:pStyle w:val="NoSpacing"/>
+      </w:pPr>
+    </w:p>
+    <w:p>
+      <w:pPr>
+        <w:pStyle w:val="NoSpacing"/>
+      </w:pPr>
+      <w:r>
+        <w:t>**Lessons Learned Sidebar**</w:t>
+      </w:r>
+    </w:p>
+    <w:p>
+      <w:pPr>
+        <w:pStyle w:val="NoSpacing"/>
+      </w:pPr>
+      <w:r>
+        <w:t>- “Most postings disappear or change within 7–14 days — snapshot immediately or you lose leverage.”</w:t>
+      </w:r>
+    </w:p>
+    <w:p>
+      <w:pPr>
+        <w:pStyle w:val="NoSpacing"/>
+      </w:pPr>
+      <w:r>
+        <w:t>- “Tailoring takes 15–30 minutes per role if your master profile is solid; generic resumes get ghosted.”</w:t>
+      </w:r>
+    </w:p>
+    <w:p>
+      <w:pPr>
+        <w:pStyle w:val="NoSpacing"/>
+      </w:pPr>
+      <w:r>
+        <w:t>- “Apply to 10–20 roles per week minimum — volume beats perfection early in the search.”</w:t>
+      </w:r>
+    </w:p>
+    <w:p>
+      <w:pPr>
+        <w:pStyle w:val="NoSpacing"/>
+      </w:pPr>
+      <w:r>
+        <w:t>- “Warm intros (via network) convert 5–10× better than cold applications — prioritize outreach when possible.”</w:t>
+      </w:r>
+    </w:p>
+    <w:p>
+      <w:pPr>
+        <w:pStyle w:val="NoSpacing"/>
+      </w:pPr>
+      <w:r>
+        <w:t>- “Free-tier AI message limits: do all intel + tailoring for 3–5 jobs in one session to stay under caps.”</w:t>
+      </w:r>
+    </w:p>
+    <w:p>
+      <w:pPr>
+        <w:pStyle w:val="NoSpacing"/>
+      </w:pPr>
+    </w:p>
+    <w:p>
+      <w:pPr>
+        <w:pStyle w:val="Heading1"/>
+      </w:pPr>
+      <w:bookmarkStart w:id="3" w:name="_Toc225166375"/>
+      <w:r>
+        <w:t>Phase 3: During – Part 2 – Interview Preparation &amp; Resilience</w:t>
+      </w:r>
+      <w:bookmarkEnd w:id="3"/>
+    </w:p>
+    <w:p>
+      <w:pPr>
+        <w:pStyle w:val="NoSpacing"/>
+      </w:pPr>
+      <w:r>
+        <w:t>**</w:t>
       </w:r>
       <w:proofErr w:type="gramStart"/>
       <w:r>
-        <w:t xml:space="preserve">forget)   </w:t>
+        <w:t>Goal:*</w:t>
       </w:r>
       <w:proofErr w:type="gramEnd"/>
       <w:r>
-        <w:t xml:space="preserve">            | Recurring job alerts tailored to your criteria            | Saves hours of manual searching                           | [</w:t>
+        <w:t>* Enter every interview calm, prepared, authentic, and resilient — ready to handle pressure, showcase fit, and leave a strong positive impression.</w:t>
+      </w:r>
+    </w:p>
+    <w:p>
+      <w:pPr>
+        <w:pStyle w:val="NoSpacing"/>
+      </w:pPr>
+    </w:p>
+    <w:p>
+      <w:pPr>
+        <w:pStyle w:val="NoSpacing"/>
+      </w:pPr>
+      <w:r>
+        <w:t xml:space="preserve">**Step-by-step checklist (run this sequence before/during/after each interview </w:t>
       </w:r>
       <w:proofErr w:type="gramStart"/>
       <w:r>
-        <w:t xml:space="preserve">Link]   </w:t>
+        <w:t>round)*</w:t>
       </w:r>
       <w:proofErr w:type="gramEnd"/>
       <w:r>
-        <w:t xml:space="preserve"> |</w:t>
-      </w:r>
-    </w:p>
-    <w:p>
-      <w:pPr>
-        <w:pStyle w:val="NoSpacing"/>
-      </w:pPr>
-      <w:r>
-        <w:t>| Job Posting Snapshot &amp; Preservation Engine         | As soon as you see a good posting    | Captures full posting text + metadata                     | Preserves details that vanish later                       | [</w:t>
+        <w:t>*</w:t>
+      </w:r>
+    </w:p>
+    <w:p>
+      <w:pPr>
+        <w:pStyle w:val="NoSpacing"/>
+      </w:pPr>
+    </w:p>
+    <w:p>
+      <w:pPr>
+        <w:pStyle w:val="NoSpacing"/>
+      </w:pPr>
+      <w:r>
+        <w:t xml:space="preserve">1. Pre-interview intel &amp; alignment (1–3 days before)  </w:t>
+      </w:r>
+    </w:p>
+    <w:p>
+      <w:pPr>
+        <w:pStyle w:val="NoSpacing"/>
+      </w:pPr>
+      <w:r>
+        <w:t xml:space="preserve">   - Run **Pre-Interview Intelligence Dossier** (compiles company/role intel)  </w:t>
+      </w:r>
+    </w:p>
+    <w:p>
+      <w:pPr>
+        <w:pStyle w:val="NoSpacing"/>
+      </w:pPr>
+      <w:r>
+        <w:t xml:space="preserve">   - Run **Interview Prep – Company Values Intelligence Engine** (align answers to culture)  </w:t>
+      </w:r>
+    </w:p>
+    <w:p>
+      <w:pPr>
+        <w:pStyle w:val="NoSpacing"/>
+      </w:pPr>
+      <w:r>
+        <w:t xml:space="preserve">   - Run **Interview Intelligence Engine** (targeted question/answer prep)  </w:t>
+      </w:r>
+    </w:p>
+    <w:p>
+      <w:pPr>
+        <w:pStyle w:val="NoSpacing"/>
+      </w:pPr>
+      <w:r>
+        <w:t xml:space="preserve">   - Review your **Master-Career-Profile.md** + Behavioural stories</w:t>
+      </w:r>
+    </w:p>
+    <w:p>
+      <w:pPr>
+        <w:pStyle w:val="NoSpacing"/>
+      </w:pPr>
+    </w:p>
+    <w:p>
+      <w:pPr>
+        <w:pStyle w:val="NoSpacing"/>
+      </w:pPr>
+      <w:r>
+        <w:t xml:space="preserve">2. Practice &amp; simulate (day before or morning of)  </w:t>
+      </w:r>
+    </w:p>
+    <w:p>
+      <w:pPr>
+        <w:pStyle w:val="NoSpacing"/>
+      </w:pPr>
+      <w:r>
+        <w:t xml:space="preserve">   - Run **Proactive Interview Mastery Coach** for overall strategy  </w:t>
+      </w:r>
+    </w:p>
+    <w:p>
+      <w:pPr>
+        <w:pStyle w:val="NoSpacing"/>
+      </w:pPr>
+      <w:r>
+        <w:t xml:space="preserve">   - Use **INTERVIEW PRESSURE SIMULATOR** (general pressure) and/or **TECHNICAL INTERVIEW PRESSURE SIMULATOR** (tech roles)  </w:t>
+      </w:r>
+    </w:p>
+    <w:p>
+      <w:pPr>
+        <w:pStyle w:val="NoSpacing"/>
+      </w:pPr>
+      <w:r>
+        <w:t xml:space="preserve">   - Do 2–3 full mocks using **AI Voice Interview variants** (Grok / Gemini / ChatGPT – see UsageNotes.md for setup)  </w:t>
+      </w:r>
+    </w:p>
+    <w:p>
+      <w:pPr>
+        <w:pStyle w:val="NoSpacing"/>
+      </w:pPr>
+      <w:r>
+        <w:t xml:space="preserve">   - Run **Interview Confidence &amp; Fit Prompt** right before the real interview to lock in mindset</w:t>
+      </w:r>
+    </w:p>
+    <w:p>
+      <w:pPr>
+        <w:pStyle w:val="NoSpacing"/>
+      </w:pPr>
+    </w:p>
+    <w:p>
+      <w:pPr>
+        <w:pStyle w:val="NoSpacing"/>
+      </w:pPr>
+      <w:r>
+        <w:t xml:space="preserve">3. Add proactive edge (weave in naturally)  </w:t>
+      </w:r>
+    </w:p>
+    <w:p>
+      <w:pPr>
+        <w:pStyle w:val="NoSpacing"/>
+      </w:pPr>
+      <w:r>
+        <w:t xml:space="preserve">   - Run **The Day 0 Onboarding Strategist** → prepare 1–2 thoughtful questions or comments (e.g., “I’ve outlined potential Day 0 priorities like X and Y — does that align with team expectations?”)  </w:t>
+      </w:r>
+    </w:p>
+    <w:p>
+      <w:pPr>
+        <w:pStyle w:val="NoSpacing"/>
+      </w:pPr>
+      <w:r>
+        <w:lastRenderedPageBreak/>
+        <w:t xml:space="preserve">   - Use in “Do you have questions for us?” segment to show initiative without overstepping</w:t>
+      </w:r>
+    </w:p>
+    <w:p>
+      <w:pPr>
+        <w:pStyle w:val="NoSpacing"/>
+      </w:pPr>
+    </w:p>
+    <w:p>
+      <w:pPr>
+        <w:pStyle w:val="NoSpacing"/>
+      </w:pPr>
+      <w:r>
+        <w:t xml:space="preserve">4. Post-interview capture &amp; follow-up (within 1–2 hours after)  </w:t>
+      </w:r>
+    </w:p>
+    <w:p>
+      <w:pPr>
+        <w:pStyle w:val="NoSpacing"/>
+      </w:pPr>
+      <w:r>
+        <w:t xml:space="preserve">   - Run **Post-Interview Rapid Recall Engine** to jot down notes while fresh (questions asked, feedback vibes, next steps)  </w:t>
+      </w:r>
+    </w:p>
+    <w:p>
+      <w:pPr>
+        <w:pStyle w:val="NoSpacing"/>
+      </w:pPr>
+      <w:r>
+        <w:t xml:space="preserve">   - Run **Post-Interview Thank You Note Generator** → customize &amp; send within 24 hours  </w:t>
+      </w:r>
+    </w:p>
+    <w:p>
+      <w:pPr>
+        <w:pStyle w:val="NoSpacing"/>
+      </w:pPr>
+      <w:r>
+        <w:t xml:space="preserve">   - Update your **Command </w:t>
+      </w:r>
+      <w:proofErr w:type="spellStart"/>
+      <w:r>
+        <w:t>Center</w:t>
+      </w:r>
+      <w:proofErr w:type="spellEnd"/>
+      <w:r>
+        <w:t>** tracker with interview details and status</w:t>
+      </w:r>
+    </w:p>
+    <w:p>
+      <w:pPr>
+        <w:pStyle w:val="NoSpacing"/>
+      </w:pPr>
+    </w:p>
+    <w:p>
+      <w:pPr>
+        <w:pStyle w:val="NoSpacing"/>
+      </w:pPr>
+      <w:r>
+        <w:t>**Quick-Reference Table – During Part 2 Tools**</w:t>
+      </w:r>
+    </w:p>
+    <w:p>
+      <w:pPr>
+        <w:pStyle w:val="NoSpacing"/>
+      </w:pPr>
+    </w:p>
+    <w:tbl>
+      <w:tblPr>
+        <w:tblStyle w:val="TableGrid"/>
+        <w:tblW w:w="0" w:type="auto"/>
+        <w:tblLook w:val="04A0" w:firstRow="1" w:lastRow="0" w:firstColumn="1" w:lastColumn="0" w:noHBand="0" w:noVBand="1"/>
+      </w:tblPr>
+      <w:tblGrid>
+        <w:gridCol w:w="2357"/>
+        <w:gridCol w:w="1333"/>
+        <w:gridCol w:w="1617"/>
+        <w:gridCol w:w="1468"/>
+        <w:gridCol w:w="942"/>
+      </w:tblGrid>
+      <w:tr>
+        <w:tc>
+          <w:tcPr>
+            <w:tcW w:w="2357" w:type="dxa"/>
+          </w:tcPr>
+          <w:p>
+            <w:pPr>
+              <w:pStyle w:val="NoSpacing"/>
+            </w:pPr>
+            <w:r>
+              <w:t xml:space="preserve"> Tool / Prompt                                      </w:t>
+            </w:r>
+          </w:p>
+        </w:tc>
+        <w:tc>
+          <w:tcPr>
+            <w:tcW w:w="1333" w:type="dxa"/>
+          </w:tcPr>
+          <w:p>
+            <w:pPr>
+              <w:pStyle w:val="NoSpacing"/>
+            </w:pPr>
+            <w:r>
+              <w:t xml:space="preserve"> When to Use                          </w:t>
+            </w:r>
+          </w:p>
+        </w:tc>
+        <w:tc>
+          <w:tcPr>
+            <w:tcW w:w="1617" w:type="dxa"/>
+          </w:tcPr>
+          <w:p>
+            <w:pPr>
+              <w:pStyle w:val="NoSpacing"/>
+            </w:pPr>
+            <w:r>
+              <w:t xml:space="preserve"> What It Does                                              </w:t>
+            </w:r>
+          </w:p>
+        </w:tc>
+        <w:tc>
+          <w:tcPr>
+            <w:tcW w:w="1468" w:type="dxa"/>
+          </w:tcPr>
+          <w:p>
+            <w:pPr>
+              <w:pStyle w:val="NoSpacing"/>
+            </w:pPr>
+            <w:r>
+              <w:t xml:space="preserve"> Value to You                                              </w:t>
+            </w:r>
+          </w:p>
+        </w:tc>
+        <w:tc>
+          <w:tcPr>
+            <w:tcW w:w="942" w:type="dxa"/>
+          </w:tcPr>
+          <w:p>
+            <w:pPr>
+              <w:pStyle w:val="NoSpacing"/>
+            </w:pPr>
+            <w:r>
+              <w:t xml:space="preserve"> Repo Link </w:t>
+            </w:r>
+          </w:p>
+        </w:tc>
+      </w:tr>
+      <w:tr>
+        <w:tc>
+          <w:tcPr>
+            <w:tcW w:w="2357" w:type="dxa"/>
+          </w:tcPr>
+          <w:p>
+            <w:pPr>
+              <w:pStyle w:val="NoSpacing"/>
+            </w:pPr>
+            <w:r>
+              <w:t>----------------------------------------------------</w:t>
+            </w:r>
+          </w:p>
+        </w:tc>
+        <w:tc>
+          <w:tcPr>
+            <w:tcW w:w="1333" w:type="dxa"/>
+          </w:tcPr>
+          <w:p>
+            <w:pPr>
+              <w:pStyle w:val="NoSpacing"/>
+            </w:pPr>
+            <w:r>
+              <w:t>--------------------------------------</w:t>
+            </w:r>
+          </w:p>
+        </w:tc>
+        <w:tc>
+          <w:tcPr>
+            <w:tcW w:w="1617" w:type="dxa"/>
+          </w:tcPr>
+          <w:p>
+            <w:pPr>
+              <w:pStyle w:val="NoSpacing"/>
+            </w:pPr>
+            <w:r>
+              <w:t>-----------------------------------------------------------</w:t>
+            </w:r>
+          </w:p>
+        </w:tc>
+        <w:tc>
+          <w:tcPr>
+            <w:tcW w:w="1468" w:type="dxa"/>
+          </w:tcPr>
+          <w:p>
+            <w:pPr>
+              <w:pStyle w:val="NoSpacing"/>
+            </w:pPr>
+            <w:r>
+              <w:t>-----------------------------------------------------------</w:t>
+            </w:r>
+          </w:p>
+        </w:tc>
+        <w:tc>
+          <w:tcPr>
+            <w:tcW w:w="942" w:type="dxa"/>
+          </w:tcPr>
+          <w:p>
+            <w:pPr>
+              <w:pStyle w:val="NoSpacing"/>
+            </w:pPr>
+            <w:r>
+              <w:t>-----------</w:t>
+            </w:r>
+          </w:p>
+        </w:tc>
+      </w:tr>
+      <w:tr>
+        <w:tc>
+          <w:tcPr>
+            <w:tcW w:w="2357" w:type="dxa"/>
+          </w:tcPr>
+          <w:p>
+            <w:pPr>
+              <w:pStyle w:val="NoSpacing"/>
+            </w:pPr>
+            <w:r>
+              <w:t xml:space="preserve"> Pre-Interview Intelligence Dossier                 </w:t>
+            </w:r>
+          </w:p>
+        </w:tc>
+        <w:tc>
+          <w:tcPr>
+            <w:tcW w:w="1333" w:type="dxa"/>
+          </w:tcPr>
+          <w:p>
+            <w:pPr>
+              <w:pStyle w:val="NoSpacing"/>
+            </w:pPr>
+            <w:r>
+              <w:t xml:space="preserve"> 1–3 days before                      </w:t>
+            </w:r>
+          </w:p>
+        </w:tc>
+        <w:tc>
+          <w:tcPr>
+            <w:tcW w:w="1617" w:type="dxa"/>
+          </w:tcPr>
+          <w:p>
+            <w:pPr>
+              <w:pStyle w:val="NoSpacing"/>
+            </w:pPr>
+            <w:r>
+              <w:t xml:space="preserve"> Compiles full intel brief                                 </w:t>
+            </w:r>
+          </w:p>
+        </w:tc>
+        <w:tc>
+          <w:tcPr>
+            <w:tcW w:w="1468" w:type="dxa"/>
+          </w:tcPr>
+          <w:p>
+            <w:pPr>
+              <w:pStyle w:val="NoSpacing"/>
+            </w:pPr>
+            <w:r>
+              <w:t xml:space="preserve"> Walk in over-prepared, not surprised                      </w:t>
+            </w:r>
+          </w:p>
+        </w:tc>
+        <w:tc>
+          <w:tcPr>
+            <w:tcW w:w="942" w:type="dxa"/>
+          </w:tcPr>
+          <w:p>
+            <w:pPr>
+              <w:pStyle w:val="NoSpacing"/>
+            </w:pPr>
+            <w:r>
+              <w:t xml:space="preserve"> [</w:t>
+            </w:r>
+            <w:proofErr w:type="gramStart"/>
+            <w:r>
+              <w:t xml:space="preserve">Link]   </w:t>
+            </w:r>
+            <w:proofErr w:type="gramEnd"/>
+            <w:r>
+              <w:t xml:space="preserve"> </w:t>
+            </w:r>
+          </w:p>
+        </w:tc>
+      </w:tr>
+      <w:tr>
+        <w:tc>
+          <w:tcPr>
+            <w:tcW w:w="2357" w:type="dxa"/>
+          </w:tcPr>
+          <w:p>
+            <w:pPr>
+              <w:pStyle w:val="NoSpacing"/>
+            </w:pPr>
+            <w:r>
+              <w:t xml:space="preserve"> Interview Prep – Company Values Intelligence Engine</w:t>
+            </w:r>
+          </w:p>
+        </w:tc>
+        <w:tc>
+          <w:tcPr>
+            <w:tcW w:w="1333" w:type="dxa"/>
+          </w:tcPr>
+          <w:p>
+            <w:pPr>
+              <w:pStyle w:val="NoSpacing"/>
+            </w:pPr>
+            <w:r>
+              <w:t xml:space="preserve"> Pre-interview alignment              </w:t>
+            </w:r>
+          </w:p>
+        </w:tc>
+        <w:tc>
+          <w:tcPr>
+            <w:tcW w:w="1617" w:type="dxa"/>
+          </w:tcPr>
+          <w:p>
+            <w:pPr>
+              <w:pStyle w:val="NoSpacing"/>
+            </w:pPr>
+            <w:r>
+              <w:t xml:space="preserve"> Maps company values to your stories                       </w:t>
+            </w:r>
+          </w:p>
+        </w:tc>
+        <w:tc>
+          <w:tcPr>
+            <w:tcW w:w="1468" w:type="dxa"/>
+          </w:tcPr>
+          <w:p>
+            <w:pPr>
+              <w:pStyle w:val="NoSpacing"/>
+            </w:pPr>
+            <w:r>
+              <w:t xml:space="preserve"> Shows cultural fit without faking                         </w:t>
+            </w:r>
+          </w:p>
+        </w:tc>
+        <w:tc>
+          <w:tcPr>
+            <w:tcW w:w="942" w:type="dxa"/>
+          </w:tcPr>
+          <w:p>
+            <w:pPr>
+              <w:pStyle w:val="NoSpacing"/>
+            </w:pPr>
+            <w:r>
+              <w:t xml:space="preserve"> [</w:t>
+            </w:r>
+            <w:proofErr w:type="gramStart"/>
+            <w:r>
+              <w:t xml:space="preserve">Link]   </w:t>
+            </w:r>
+            <w:proofErr w:type="gramEnd"/>
+            <w:r>
+              <w:t xml:space="preserve"> </w:t>
+            </w:r>
+          </w:p>
+        </w:tc>
+      </w:tr>
+      <w:tr>
+        <w:tc>
+          <w:tcPr>
+            <w:tcW w:w="2357" w:type="dxa"/>
+          </w:tcPr>
+          <w:p>
+            <w:pPr>
+              <w:pStyle w:val="NoSpacing"/>
+            </w:pPr>
+            <w:r>
+              <w:t xml:space="preserve"> Proactive Interview Mastery Coach                  </w:t>
+            </w:r>
+          </w:p>
+        </w:tc>
+        <w:tc>
+          <w:tcPr>
+            <w:tcW w:w="1333" w:type="dxa"/>
+          </w:tcPr>
+          <w:p>
+            <w:pPr>
+              <w:pStyle w:val="NoSpacing"/>
+            </w:pPr>
+            <w:r>
+              <w:t xml:space="preserve"> Overall prep strategy                </w:t>
+            </w:r>
+          </w:p>
+        </w:tc>
+        <w:tc>
+          <w:tcPr>
+            <w:tcW w:w="1617" w:type="dxa"/>
+          </w:tcPr>
+          <w:p>
+            <w:pPr>
+              <w:pStyle w:val="NoSpacing"/>
+            </w:pPr>
+            <w:r>
+              <w:t xml:space="preserve"> Guides full interview approach                            </w:t>
+            </w:r>
+          </w:p>
+        </w:tc>
+        <w:tc>
+          <w:tcPr>
+            <w:tcW w:w="1468" w:type="dxa"/>
+          </w:tcPr>
+          <w:p>
+            <w:pPr>
+              <w:pStyle w:val="NoSpacing"/>
+            </w:pPr>
+            <w:r>
+              <w:t xml:space="preserve"> Structured, confident performance                         </w:t>
+            </w:r>
+          </w:p>
+        </w:tc>
+        <w:tc>
+          <w:tcPr>
+            <w:tcW w:w="942" w:type="dxa"/>
+          </w:tcPr>
+          <w:p>
+            <w:pPr>
+              <w:pStyle w:val="NoSpacing"/>
+            </w:pPr>
+            <w:r>
+              <w:t xml:space="preserve"> [</w:t>
+            </w:r>
+            <w:proofErr w:type="gramStart"/>
+            <w:r>
+              <w:t xml:space="preserve">Link]   </w:t>
+            </w:r>
+            <w:proofErr w:type="gramEnd"/>
+            <w:r>
+              <w:t xml:space="preserve"> </w:t>
+            </w:r>
+          </w:p>
+        </w:tc>
+      </w:tr>
+      <w:tr>
+        <w:tc>
+          <w:tcPr>
+            <w:tcW w:w="2357" w:type="dxa"/>
+          </w:tcPr>
+          <w:p>
+            <w:pPr>
+              <w:pStyle w:val="NoSpacing"/>
+            </w:pPr>
+            <w:r>
+              <w:t xml:space="preserve"> INTERVIEW PRESSURE SIMULATOR / TECHNICAL variant   </w:t>
+            </w:r>
+          </w:p>
+        </w:tc>
+        <w:tc>
+          <w:tcPr>
+            <w:tcW w:w="1333" w:type="dxa"/>
+          </w:tcPr>
+          <w:p>
+            <w:pPr>
+              <w:pStyle w:val="NoSpacing"/>
+            </w:pPr>
+            <w:r>
+              <w:t xml:space="preserve"> Practice sessions                    </w:t>
+            </w:r>
+          </w:p>
+        </w:tc>
+        <w:tc>
+          <w:tcPr>
+            <w:tcW w:w="1617" w:type="dxa"/>
+          </w:tcPr>
+          <w:p>
+            <w:pPr>
+              <w:pStyle w:val="NoSpacing"/>
+            </w:pPr>
+            <w:r>
+              <w:t xml:space="preserve"> Simulates stress/technical grilling                       </w:t>
+            </w:r>
+          </w:p>
+        </w:tc>
+        <w:tc>
+          <w:tcPr>
+            <w:tcW w:w="1468" w:type="dxa"/>
+          </w:tcPr>
+          <w:p>
+            <w:pPr>
+              <w:pStyle w:val="NoSpacing"/>
+            </w:pPr>
+            <w:r>
+              <w:t xml:space="preserve"> Builds real resilience — no surprises on game day         </w:t>
+            </w:r>
+          </w:p>
+        </w:tc>
+        <w:tc>
+          <w:tcPr>
+            <w:tcW w:w="942" w:type="dxa"/>
+          </w:tcPr>
+          <w:p>
+            <w:pPr>
+              <w:pStyle w:val="NoSpacing"/>
+            </w:pPr>
+            <w:r>
+              <w:t xml:space="preserve"> [</w:t>
+            </w:r>
+            <w:proofErr w:type="gramStart"/>
+            <w:r>
+              <w:t xml:space="preserve">Link]   </w:t>
+            </w:r>
+            <w:proofErr w:type="gramEnd"/>
+            <w:r>
+              <w:t xml:space="preserve"> </w:t>
+            </w:r>
+          </w:p>
+        </w:tc>
+      </w:tr>
+      <w:tr>
+        <w:tc>
+          <w:tcPr>
+            <w:tcW w:w="2357" w:type="dxa"/>
+          </w:tcPr>
+          <w:p>
+            <w:pPr>
+              <w:pStyle w:val="NoSpacing"/>
+            </w:pPr>
+            <w:r>
+              <w:t xml:space="preserve"> AI Voice Interview Suite (Grok/Gemini/</w:t>
+            </w:r>
+            <w:proofErr w:type="gramStart"/>
+            <w:r>
+              <w:t xml:space="preserve">ChatGPT)   </w:t>
+            </w:r>
+            <w:proofErr w:type="gramEnd"/>
+            <w:r>
+              <w:t xml:space="preserve">  </w:t>
+            </w:r>
+          </w:p>
+        </w:tc>
+        <w:tc>
+          <w:tcPr>
+            <w:tcW w:w="1333" w:type="dxa"/>
+          </w:tcPr>
+          <w:p>
+            <w:pPr>
+              <w:pStyle w:val="NoSpacing"/>
+            </w:pPr>
+            <w:r>
+              <w:t xml:space="preserve"> Mock interviews                      </w:t>
+            </w:r>
+          </w:p>
+        </w:tc>
+        <w:tc>
+          <w:tcPr>
+            <w:tcW w:w="1617" w:type="dxa"/>
+          </w:tcPr>
+          <w:p>
+            <w:pPr>
+              <w:pStyle w:val="NoSpacing"/>
+            </w:pPr>
+            <w:r>
+              <w:t xml:space="preserve"> Voice-based realistic practice                            </w:t>
+            </w:r>
+          </w:p>
+        </w:tc>
+        <w:tc>
+          <w:tcPr>
+            <w:tcW w:w="1468" w:type="dxa"/>
+          </w:tcPr>
+          <w:p>
+            <w:pPr>
+              <w:pStyle w:val="NoSpacing"/>
+            </w:pPr>
+            <w:r>
+              <w:t xml:space="preserve"> Feels like the real thing; refine delivery                </w:t>
+            </w:r>
+          </w:p>
+        </w:tc>
+        <w:tc>
+          <w:tcPr>
+            <w:tcW w:w="942" w:type="dxa"/>
+          </w:tcPr>
+          <w:p>
+            <w:pPr>
+              <w:pStyle w:val="NoSpacing"/>
+            </w:pPr>
+            <w:r>
+              <w:t xml:space="preserve"> [</w:t>
+            </w:r>
+            <w:proofErr w:type="gramStart"/>
+            <w:r>
+              <w:t xml:space="preserve">Link]   </w:t>
+            </w:r>
+            <w:proofErr w:type="gramEnd"/>
+            <w:r>
+              <w:t xml:space="preserve"> </w:t>
+            </w:r>
+          </w:p>
+        </w:tc>
+      </w:tr>
+      <w:tr>
+        <w:tc>
+          <w:tcPr>
+            <w:tcW w:w="2357" w:type="dxa"/>
+          </w:tcPr>
+          <w:p>
+            <w:pPr>
+              <w:pStyle w:val="NoSpacing"/>
+            </w:pPr>
+            <w:r>
+              <w:t xml:space="preserve"> Interview Confidence &amp; Fit Prompt                  </w:t>
+            </w:r>
+          </w:p>
+        </w:tc>
+        <w:tc>
+          <w:tcPr>
+            <w:tcW w:w="1333" w:type="dxa"/>
+          </w:tcPr>
+          <w:p>
+            <w:pPr>
+              <w:pStyle w:val="NoSpacing"/>
+            </w:pPr>
+            <w:r>
+              <w:t xml:space="preserve"> Right before interview               </w:t>
+            </w:r>
+          </w:p>
+        </w:tc>
+        <w:tc>
+          <w:tcPr>
+            <w:tcW w:w="1617" w:type="dxa"/>
+          </w:tcPr>
+          <w:p>
+            <w:pPr>
+              <w:pStyle w:val="NoSpacing"/>
+            </w:pPr>
+            <w:r>
+              <w:t xml:space="preserve"> Boosts mindset &amp; self-assessment                          </w:t>
+            </w:r>
+          </w:p>
+        </w:tc>
+        <w:tc>
+          <w:tcPr>
+            <w:tcW w:w="1468" w:type="dxa"/>
+          </w:tcPr>
+          <w:p>
+            <w:pPr>
+              <w:pStyle w:val="NoSpacing"/>
+            </w:pPr>
+            <w:r>
+              <w:t xml:space="preserve"> Enter calm and aligned                                    </w:t>
+            </w:r>
+          </w:p>
+        </w:tc>
+        <w:tc>
+          <w:tcPr>
+            <w:tcW w:w="942" w:type="dxa"/>
+          </w:tcPr>
+          <w:p>
+            <w:pPr>
+              <w:pStyle w:val="NoSpacing"/>
+            </w:pPr>
+            <w:r>
+              <w:t xml:space="preserve"> [</w:t>
+            </w:r>
+            <w:proofErr w:type="gramStart"/>
+            <w:r>
+              <w:t xml:space="preserve">Link]   </w:t>
+            </w:r>
+            <w:proofErr w:type="gramEnd"/>
+            <w:r>
+              <w:t xml:space="preserve"> </w:t>
+            </w:r>
+          </w:p>
+        </w:tc>
+      </w:tr>
+      <w:tr>
+        <w:tc>
+          <w:tcPr>
+            <w:tcW w:w="2357" w:type="dxa"/>
+          </w:tcPr>
+          <w:p>
+            <w:pPr>
+              <w:pStyle w:val="NoSpacing"/>
+            </w:pPr>
+            <w:r>
+              <w:t xml:space="preserve"> The Day 0 Onboarding Strategist                    </w:t>
+            </w:r>
+          </w:p>
+        </w:tc>
+        <w:tc>
+          <w:tcPr>
+            <w:tcW w:w="1333" w:type="dxa"/>
+          </w:tcPr>
+          <w:p>
+            <w:pPr>
+              <w:pStyle w:val="NoSpacing"/>
+            </w:pPr>
+            <w:r>
+              <w:t xml:space="preserve"> Prep thoughtful questions            </w:t>
+            </w:r>
+          </w:p>
+        </w:tc>
+        <w:tc>
+          <w:tcPr>
+            <w:tcW w:w="1617" w:type="dxa"/>
+          </w:tcPr>
+          <w:p>
+            <w:pPr>
+              <w:pStyle w:val="NoSpacing"/>
+            </w:pPr>
+            <w:r>
+              <w:t xml:space="preserve"> Outlines early success plan                               </w:t>
+            </w:r>
+          </w:p>
+        </w:tc>
+        <w:tc>
+          <w:tcPr>
+            <w:tcW w:w="1468" w:type="dxa"/>
+          </w:tcPr>
+          <w:p>
+            <w:pPr>
+              <w:pStyle w:val="NoSpacing"/>
+            </w:pPr>
+            <w:r>
+              <w:t xml:space="preserve"> Demonstrates proactivity and foresight                    </w:t>
+            </w:r>
+          </w:p>
+        </w:tc>
+        <w:tc>
+          <w:tcPr>
+            <w:tcW w:w="942" w:type="dxa"/>
+          </w:tcPr>
+          <w:p>
+            <w:pPr>
+              <w:pStyle w:val="NoSpacing"/>
+            </w:pPr>
+            <w:r>
+              <w:t xml:space="preserve"> [</w:t>
+            </w:r>
+            <w:proofErr w:type="gramStart"/>
+            <w:r>
+              <w:t xml:space="preserve">Link]   </w:t>
+            </w:r>
+            <w:proofErr w:type="gramEnd"/>
+            <w:r>
+              <w:t xml:space="preserve"> </w:t>
+            </w:r>
+          </w:p>
+        </w:tc>
+      </w:tr>
+      <w:tr>
+        <w:tc>
+          <w:tcPr>
+            <w:tcW w:w="2357" w:type="dxa"/>
+          </w:tcPr>
+          <w:p>
+            <w:pPr>
+              <w:pStyle w:val="NoSpacing"/>
+            </w:pPr>
+            <w:r>
+              <w:t xml:space="preserve"> Post-Interview Rapid Recall Engine                 </w:t>
+            </w:r>
+          </w:p>
+        </w:tc>
+        <w:tc>
+          <w:tcPr>
+            <w:tcW w:w="1333" w:type="dxa"/>
+          </w:tcPr>
+          <w:p>
+            <w:pPr>
+              <w:pStyle w:val="NoSpacing"/>
+            </w:pPr>
+            <w:r>
+              <w:t xml:space="preserve"> Immediately after                    </w:t>
+            </w:r>
+          </w:p>
+        </w:tc>
+        <w:tc>
+          <w:tcPr>
+            <w:tcW w:w="1617" w:type="dxa"/>
+          </w:tcPr>
+          <w:p>
+            <w:pPr>
+              <w:pStyle w:val="NoSpacing"/>
+            </w:pPr>
+            <w:r>
+              <w:t xml:space="preserve"> Captures fresh details/notes                              </w:t>
+            </w:r>
+          </w:p>
+        </w:tc>
+        <w:tc>
+          <w:tcPr>
+            <w:tcW w:w="1468" w:type="dxa"/>
+          </w:tcPr>
+          <w:p>
+            <w:pPr>
+              <w:pStyle w:val="NoSpacing"/>
+            </w:pPr>
+            <w:r>
+              <w:t xml:space="preserve"> Preserves insights for follow-up &amp; future prep            </w:t>
+            </w:r>
+          </w:p>
+        </w:tc>
+        <w:tc>
+          <w:tcPr>
+            <w:tcW w:w="942" w:type="dxa"/>
+          </w:tcPr>
+          <w:p>
+            <w:pPr>
+              <w:pStyle w:val="NoSpacing"/>
+            </w:pPr>
+            <w:r>
+              <w:t xml:space="preserve"> [</w:t>
+            </w:r>
+            <w:proofErr w:type="gramStart"/>
+            <w:r>
+              <w:t xml:space="preserve">Link]   </w:t>
+            </w:r>
+            <w:proofErr w:type="gramEnd"/>
+            <w:r>
+              <w:t xml:space="preserve"> </w:t>
+            </w:r>
+          </w:p>
+        </w:tc>
+      </w:tr>
+      <w:tr>
+        <w:tc>
+          <w:tcPr>
+            <w:tcW w:w="2357" w:type="dxa"/>
+          </w:tcPr>
+          <w:p>
+            <w:pPr>
+              <w:pStyle w:val="NoSpacing"/>
+            </w:pPr>
+            <w:r>
+              <w:t xml:space="preserve"> Post-Interview Thank You Note Generator            </w:t>
+            </w:r>
+          </w:p>
+        </w:tc>
+        <w:tc>
+          <w:tcPr>
+            <w:tcW w:w="1333" w:type="dxa"/>
+          </w:tcPr>
+          <w:p>
+            <w:pPr>
+              <w:pStyle w:val="NoSpacing"/>
+            </w:pPr>
+            <w:r>
+              <w:t xml:space="preserve"> Within 24 hours post-interview       </w:t>
+            </w:r>
+          </w:p>
+        </w:tc>
+        <w:tc>
+          <w:tcPr>
+            <w:tcW w:w="1617" w:type="dxa"/>
+          </w:tcPr>
+          <w:p>
+            <w:pPr>
+              <w:pStyle w:val="NoSpacing"/>
+            </w:pPr>
+            <w:r>
+              <w:t xml:space="preserve"> Crafts personalized, professional notes                   </w:t>
+            </w:r>
+          </w:p>
+        </w:tc>
+        <w:tc>
+          <w:tcPr>
+            <w:tcW w:w="1468" w:type="dxa"/>
+          </w:tcPr>
+          <w:p>
+            <w:pPr>
+              <w:pStyle w:val="NoSpacing"/>
+            </w:pPr>
+            <w:r>
+              <w:t xml:space="preserve"> Reinforces positive impression &amp; keeps you top-of-mind    </w:t>
+            </w:r>
+          </w:p>
+        </w:tc>
+        <w:tc>
+          <w:tcPr>
+            <w:tcW w:w="942" w:type="dxa"/>
+          </w:tcPr>
+          <w:p>
+            <w:pPr>
+              <w:pStyle w:val="NoSpacing"/>
+            </w:pPr>
+            <w:r>
+              <w:t xml:space="preserve"> [</w:t>
+            </w:r>
+            <w:proofErr w:type="gramStart"/>
+            <w:r>
+              <w:t xml:space="preserve">Link]   </w:t>
+            </w:r>
+            <w:proofErr w:type="gramEnd"/>
+            <w:r>
+              <w:t xml:space="preserve"> </w:t>
+            </w:r>
+          </w:p>
+        </w:tc>
+      </w:tr>
+    </w:tbl>
+    <w:p>
+      <w:pPr>
+        <w:pStyle w:val="NoSpacing"/>
+      </w:pPr>
+    </w:p>
+    <w:p>
+      <w:pPr>
+        <w:pStyle w:val="NoSpacing"/>
+      </w:pPr>
+      <w:r>
+        <w:lastRenderedPageBreak/>
+        <w:t>**Lessons Learned Sidebar**</w:t>
+      </w:r>
+    </w:p>
+    <w:p>
+      <w:pPr>
+        <w:pStyle w:val="NoSpacing"/>
+      </w:pPr>
+      <w:r>
+        <w:t>- “Interviews are two-way — use them to evaluate the company too. Red flags spotted here can save you from bad offers.”</w:t>
+      </w:r>
+    </w:p>
+    <w:p>
+      <w:pPr>
+        <w:pStyle w:val="NoSpacing"/>
+      </w:pPr>
+      <w:r>
+        <w:t>- “Practice under pressure (simulators) 3–5 times per round — it reduces anxiety by ~50% on the real call.”</w:t>
+      </w:r>
+    </w:p>
+    <w:p>
+      <w:pPr>
+        <w:pStyle w:val="NoSpacing"/>
+      </w:pPr>
+      <w:r>
+        <w:t>- “Thank-you notes still matter — even in 2026. They’re a low-effort way to stand out and reinforce key points.”</w:t>
+      </w:r>
+    </w:p>
+    <w:p>
+      <w:pPr>
+        <w:pStyle w:val="NoSpacing"/>
+      </w:pPr>
+      <w:r>
+        <w:t>- “If you bomb one answer, move on — one weak moment doesn’t sink the ship if the rest is strong.”</w:t>
+      </w:r>
+    </w:p>
+    <w:p>
+      <w:pPr>
+        <w:pStyle w:val="NoSpacing"/>
+      </w:pPr>
+      <w:r>
+        <w:t>- “Voice mocks are gold — they catch filler words, pacing, and tone issues that text practice misses.”</w:t>
+      </w:r>
+    </w:p>
+    <w:p>
+      <w:pPr>
+        <w:pStyle w:val="NoSpacing"/>
+      </w:pPr>
+      <w:r>
+        <w:t>- “Free AI tiers may limit long voice sessions — do mocks in batches or upgrade temporarily if interviews are frequent.”</w:t>
+      </w:r>
+    </w:p>
+    <w:p>
+      <w:pPr>
+        <w:pStyle w:val="NoSpacing"/>
+      </w:pPr>
+    </w:p>
+    <w:p>
+      <w:pPr>
+        <w:pStyle w:val="Heading1"/>
+      </w:pPr>
+      <w:bookmarkStart w:id="4" w:name="_Toc225166376"/>
+      <w:r>
+        <w:t>Phase 4: After – Offer, Negotiation &amp; Close</w:t>
+      </w:r>
+      <w:bookmarkEnd w:id="4"/>
+    </w:p>
+    <w:p>
+      <w:pPr>
+        <w:pStyle w:val="NoSpacing"/>
+      </w:pPr>
+      <w:r>
+        <w:t>**</w:t>
       </w:r>
       <w:proofErr w:type="gramStart"/>
       <w:r>
-        <w:t xml:space="preserve">Link]   </w:t>
+        <w:t>Goal:*</w:t>
       </w:r>
       <w:proofErr w:type="gramEnd"/>
       <w:r>
-        <w:t xml:space="preserve"> |</w:t>
-      </w:r>
-    </w:p>
-    <w:p>
-      <w:pPr>
-        <w:pStyle w:val="NoSpacing"/>
-      </w:pPr>
-      <w:r>
-        <w:t>| Company Technical Intelligence Engine              | Before tailoring resume              | Pulls deep company + role intel                           | Turns generic applications into informed ones             | [</w:t>
+        <w:t>* Secure the best possible outcome from an offer while maintaining professionalism, protecting your leverage, and setting yourself up for a strong start — without burning bridges or risking the opportunity.</w:t>
+      </w:r>
+    </w:p>
+    <w:p>
+      <w:pPr>
+        <w:pStyle w:val="NoSpacing"/>
+      </w:pPr>
+    </w:p>
+    <w:p>
+      <w:pPr>
+        <w:pStyle w:val="NoSpacing"/>
+      </w:pPr>
+      <w:r>
+        <w:t xml:space="preserve">**Step-by-step checklist (follow this sequence once you receive an </w:t>
       </w:r>
       <w:proofErr w:type="gramStart"/>
       <w:r>
-        <w:t xml:space="preserve">Link]   </w:t>
+        <w:t>offer)*</w:t>
       </w:r>
       <w:proofErr w:type="gramEnd"/>
       <w:r>
-        <w:t xml:space="preserve"> |</w:t>
-      </w:r>
-    </w:p>
-    <w:p>
-      <w:pPr>
-        <w:pStyle w:val="NoSpacing"/>
-      </w:pPr>
-      <w:r>
-        <w:t>| The JD Tech Stack Recon &amp; OSINT Prompt             | Early intel gathering                | Extracts real tech/tools from job description via OSINT   | Reveals hidden requirements                               | [</w:t>
-      </w:r>
-      <w:proofErr w:type="gramStart"/>
-      <w:r>
-        <w:t xml:space="preserve">Link]   </w:t>
-      </w:r>
-      <w:proofErr w:type="gramEnd"/>
-      <w:r>
-        <w:t xml:space="preserve"> |</w:t>
-      </w:r>
-    </w:p>
-    <w:p>
-      <w:pPr>
-        <w:pStyle w:val="NoSpacing"/>
-      </w:pPr>
-      <w:r>
-        <w:t xml:space="preserve">| Job posting red flag </w:t>
+        <w:t>*</w:t>
+      </w:r>
+    </w:p>
+    <w:p>
+      <w:pPr>
+        <w:pStyle w:val="NoSpacing"/>
+      </w:pPr>
+    </w:p>
+    <w:p>
+      <w:pPr>
+        <w:pStyle w:val="NoSpacing"/>
+      </w:pPr>
+      <w:r>
+        <w:t xml:space="preserve">1. Immediate response &amp; initial review (within 24 hours of offer receipt)  </w:t>
+      </w:r>
+    </w:p>
+    <w:p>
+      <w:pPr>
+        <w:pStyle w:val="NoSpacing"/>
+      </w:pPr>
+      <w:r>
+        <w:t xml:space="preserve">   - Thank them promptly (use **Post-Interview Thank You Note Generator** style if needed for quick email).  </w:t>
+      </w:r>
+    </w:p>
+    <w:p>
+      <w:pPr>
+        <w:pStyle w:val="NoSpacing"/>
+      </w:pPr>
+      <w:r>
+        <w:t xml:space="preserve">   - Ask for written details if not already provided: salary, bonus structure, equity/RSUs, benefits, PTO, remote/hybrid policy, start date, reporting structure.  </w:t>
+      </w:r>
+    </w:p>
+    <w:p>
+      <w:pPr>
+        <w:pStyle w:val="NoSpacing"/>
+      </w:pPr>
+      <w:r>
+        <w:t xml:space="preserve">   - Run **Hiring manager response decoder** on any vague language in the verbal offer.  </w:t>
+      </w:r>
+    </w:p>
+    <w:p>
+      <w:pPr>
+        <w:pStyle w:val="NoSpacing"/>
+      </w:pPr>
+      <w:r>
+        <w:t xml:space="preserve">   - Log the full offer details into your **Command </w:t>
       </w:r>
       <w:proofErr w:type="spellStart"/>
       <w:r>
-        <w:t>analyzer</w:t>
+        <w:t>Center</w:t>
       </w:r>
       <w:proofErr w:type="spellEnd"/>
       <w:r>
-        <w:t xml:space="preserve">                      | Before investing time                | Detects toxicity, instability, mismatched culture signs   | Protects your time and mental health                      | [</w:t>
-      </w:r>
-      <w:proofErr w:type="gramStart"/>
-      <w:r>
-        <w:t xml:space="preserve">Link]   </w:t>
-      </w:r>
-      <w:proofErr w:type="gramEnd"/>
-      <w:r>
-        <w:t xml:space="preserve"> |</w:t>
-      </w:r>
-    </w:p>
-    <w:p>
-      <w:pPr>
-        <w:pStyle w:val="NoSpacing"/>
-      </w:pPr>
-      <w:r>
-        <w:t xml:space="preserve">| Resume Customization Prompt – STRATEGIC </w:t>
-      </w:r>
-      <w:proofErr w:type="gramStart"/>
-      <w:r>
-        <w:t>INTEGRITY  |</w:t>
-      </w:r>
-      <w:proofErr w:type="gramEnd"/>
-      <w:r>
-        <w:t xml:space="preserve"> Per-job tailoring                    | Tailors resume ethically using governed data              | High match rate without fabrication                       | [</w:t>
-      </w:r>
-      <w:proofErr w:type="gramStart"/>
-      <w:r>
-        <w:t xml:space="preserve">Link]   </w:t>
-      </w:r>
-      <w:proofErr w:type="gramEnd"/>
-      <w:r>
-        <w:t xml:space="preserve"> |</w:t>
-      </w:r>
-    </w:p>
-    <w:p>
-      <w:pPr>
-        <w:pStyle w:val="NoSpacing"/>
-      </w:pPr>
-      <w:r>
-        <w:t xml:space="preserve">| Hiring Manager Detective                           | When you want warm outreach          | Finds real decision-maker info                            | Increases response rate vs cold </w:t>
-      </w:r>
-      <w:proofErr w:type="gramStart"/>
-      <w:r>
-        <w:t>apply</w:t>
-      </w:r>
-      <w:proofErr w:type="gramEnd"/>
-      <w:r>
-        <w:t xml:space="preserve">                     | [</w:t>
-      </w:r>
-      <w:proofErr w:type="gramStart"/>
-      <w:r>
-        <w:t xml:space="preserve">Link]   </w:t>
-      </w:r>
-      <w:proofErr w:type="gramEnd"/>
-      <w:r>
-        <w:t xml:space="preserve"> |</w:t>
-      </w:r>
-    </w:p>
-    <w:p>
-      <w:pPr>
-        <w:pStyle w:val="NoSpacing"/>
-      </w:pPr>
-      <w:r>
-        <w:t xml:space="preserve">| Opportunity Intelligence &amp; Positioning Engine      | Strategic prep                       | </w:t>
+        <w:t>** tracker (update status to “Offer Received”).</w:t>
+      </w:r>
+    </w:p>
+    <w:p>
+      <w:pPr>
+        <w:pStyle w:val="NoSpacing"/>
+      </w:pPr>
+    </w:p>
+    <w:p>
+      <w:pPr>
+        <w:pStyle w:val="NoSpacing"/>
+      </w:pPr>
+      <w:r>
+        <w:t xml:space="preserve">2. Evaluate the offer objectively  </w:t>
+      </w:r>
+    </w:p>
+    <w:p>
+      <w:pPr>
+        <w:pStyle w:val="NoSpacing"/>
+      </w:pPr>
+      <w:r>
+        <w:t xml:space="preserve">   - Compare against your internal targets (from earlier phases: salary research via intel tools, market benchmarks).  </w:t>
+      </w:r>
+    </w:p>
+    <w:p>
+      <w:pPr>
+        <w:pStyle w:val="NoSpacing"/>
+      </w:pPr>
+      <w:r>
+        <w:t xml:space="preserve">   - Run **Safe Offer Negotiation Assistant** with the full offer details + your must-haves/nice-to-haves.  </w:t>
+      </w:r>
+    </w:p>
+    <w:p>
+      <w:pPr>
+        <w:pStyle w:val="NoSpacing"/>
+      </w:pPr>
+      <w:r>
+        <w:t xml:space="preserve">     - Input: Offer letter text, your master profile, any prior intel on company comp bands.  </w:t>
+      </w:r>
+    </w:p>
+    <w:p>
+      <w:pPr>
+        <w:pStyle w:val="NoSpacing"/>
+      </w:pPr>
+      <w:r>
+        <w:t xml:space="preserve">     - Output: Suggested counter-script, prioritized asks, polite phrasing, walk-away points.  </w:t>
+      </w:r>
+    </w:p>
+    <w:p>
+      <w:pPr>
+        <w:pStyle w:val="NoSpacing"/>
+      </w:pPr>
+      <w:r>
+        <w:t xml:space="preserve">   - Check for hidden red flags: non-competes, IP clauses, severance, at-will status in your state (CT).  </w:t>
+      </w:r>
+    </w:p>
+    <w:p>
+      <w:pPr>
+        <w:pStyle w:val="NoSpacing"/>
+      </w:pPr>
+      <w:r>
+        <w:t xml:space="preserve">   - Decide your BATNA (Best Alternative to Negotiated Agreement) — are there other interviews/offers in play?</w:t>
+      </w:r>
+    </w:p>
+    <w:p>
+      <w:pPr>
+        <w:pStyle w:val="NoSpacing"/>
+      </w:pPr>
+    </w:p>
+    <w:p>
+      <w:pPr>
+        <w:pStyle w:val="NoSpacing"/>
+      </w:pPr>
+      <w:r>
+        <w:t xml:space="preserve">3. Negotiate professionally (if needed)  </w:t>
+      </w:r>
+    </w:p>
+    <w:p>
+      <w:pPr>
+        <w:pStyle w:val="NoSpacing"/>
+      </w:pPr>
+      <w:r>
+        <w:t xml:space="preserve">   - Use the output from **Safe Offer Negotiation Assistant** as your script.  </w:t>
+      </w:r>
+    </w:p>
+    <w:p>
+      <w:pPr>
+        <w:pStyle w:val="NoSpacing"/>
+      </w:pPr>
+      <w:r>
+        <w:t xml:space="preserve">   - Prioritize 2–3 key items (e.g., base salary + signing bonus + remote flexibility).  </w:t>
+      </w:r>
+    </w:p>
+    <w:p>
+      <w:pPr>
+        <w:pStyle w:val="NoSpacing"/>
+      </w:pPr>
+      <w:r>
+        <w:t xml:space="preserve">   - Respond in writing (email) for a paper trail.  </w:t>
+      </w:r>
+    </w:p>
+    <w:p>
+      <w:pPr>
+        <w:pStyle w:val="NoSpacing"/>
+      </w:pPr>
+      <w:r>
+        <w:t xml:space="preserve">   - If they push back: reiterate enthusiasm for the role/company while holding firm on priorities.  </w:t>
+      </w:r>
+    </w:p>
+    <w:p>
+      <w:pPr>
+        <w:pStyle w:val="NoSpacing"/>
+      </w:pPr>
+      <w:r>
+        <w:t xml:space="preserve">   - If no movement and it’s below your floor → politely decline with gratitude.</w:t>
+      </w:r>
+    </w:p>
+    <w:p>
+      <w:pPr>
+        <w:pStyle w:val="NoSpacing"/>
+      </w:pPr>
+    </w:p>
+    <w:p>
+      <w:pPr>
+        <w:pStyle w:val="NoSpacing"/>
+      </w:pPr>
+      <w:r>
+        <w:t xml:space="preserve">4. Accept &amp; onboard prep  </w:t>
+      </w:r>
+    </w:p>
+    <w:p>
+      <w:pPr>
+        <w:pStyle w:val="NoSpacing"/>
+      </w:pPr>
+      <w:r>
+        <w:t xml:space="preserve">   - Once agreed: Send formal acceptance email (copy the script style from negotiation prompt).  </w:t>
+      </w:r>
+    </w:p>
+    <w:p>
+      <w:pPr>
+        <w:pStyle w:val="NoSpacing"/>
+      </w:pPr>
+      <w:r>
+        <w:t xml:space="preserve">   - Sign paperwork only after reviewing with a quick legal eye (or consult if complex).  </w:t>
+      </w:r>
+    </w:p>
+    <w:p>
+      <w:pPr>
+        <w:pStyle w:val="NoSpacing"/>
+      </w:pPr>
+      <w:r>
+        <w:lastRenderedPageBreak/>
+        <w:t xml:space="preserve">   - Optional early win: Re-run **The Day 0 Onboarding Strategist** to refresh your 30/60/90-day plan — keep it in your back pocket for first-week conversations.  </w:t>
+      </w:r>
+    </w:p>
+    <w:p>
+      <w:pPr>
+        <w:pStyle w:val="NoSpacing"/>
+      </w:pPr>
+      <w:r>
+        <w:t xml:space="preserve">   - Update Command </w:t>
       </w:r>
       <w:proofErr w:type="spellStart"/>
       <w:r>
-        <w:t>Analyzes</w:t>
+        <w:t>Center</w:t>
       </w:r>
       <w:proofErr w:type="spellEnd"/>
       <w:r>
-        <w:t xml:space="preserve"> fit + suggests strongest positioning             | Helps you stand out authentically                         | [</w:t>
-      </w:r>
-      <w:proofErr w:type="gramStart"/>
-      <w:r>
-        <w:t xml:space="preserve">Link]   </w:t>
-      </w:r>
-      <w:proofErr w:type="gramEnd"/>
-      <w:r>
-        <w:t xml:space="preserve"> |</w:t>
-      </w:r>
-    </w:p>
+        <w:t xml:space="preserve">: Mark as “Accepted” + note final terms.  </w:t>
+      </w:r>
+    </w:p>
+    <w:p>
+      <w:pPr>
+        <w:pStyle w:val="NoSpacing"/>
+      </w:pPr>
+      <w:r>
+        <w:t xml:space="preserve">   - Archive the search folder or move to “Closed Wins” subfolder.</w:t>
+      </w:r>
+    </w:p>
+    <w:p>
+      <w:pPr>
+        <w:pStyle w:val="NoSpacing"/>
+      </w:pPr>
+    </w:p>
+    <w:p>
+      <w:pPr>
+        <w:pStyle w:val="NoSpacing"/>
+      </w:pPr>
+      <w:r>
+        <w:t xml:space="preserve">5. Post-acceptance reflection  </w:t>
+      </w:r>
+    </w:p>
+    <w:p>
+      <w:pPr>
+        <w:pStyle w:val="NoSpacing"/>
+      </w:pPr>
+      <w:r>
+        <w:t xml:space="preserve">   - After 30 days on the job: Review what worked/didn’t in the process.  </w:t>
+      </w:r>
+    </w:p>
+    <w:p>
+      <w:pPr>
+        <w:pStyle w:val="NoSpacing"/>
+      </w:pPr>
+      <w:r>
+        <w:t xml:space="preserve">   - Update your **</w:t>
+      </w:r>
+      <w:proofErr w:type="spellStart"/>
+      <w:r>
+        <w:t>Master_Summary_Maintenance_Engine</w:t>
+      </w:r>
+      <w:proofErr w:type="spellEnd"/>
+      <w:r>
+        <w:t xml:space="preserve">** with new role details.  </w:t>
+      </w:r>
+    </w:p>
+    <w:p>
+      <w:pPr>
+        <w:pStyle w:val="NoSpacing"/>
+      </w:pPr>
+      <w:r>
+        <w:t xml:space="preserve">   - Keep the playbook alive for future transitions.</w:t>
+      </w:r>
+    </w:p>
+    <w:p>
+      <w:pPr>
+        <w:pStyle w:val="NoSpacing"/>
+      </w:pPr>
+    </w:p>
+    <w:p>
+      <w:pPr>
+        <w:pStyle w:val="NoSpacing"/>
+      </w:pPr>
+      <w:r>
+        <w:t>**Quick-Reference Table – After Phase Tools**</w:t>
+      </w:r>
+    </w:p>
+    <w:p>
+      <w:pPr>
+        <w:pStyle w:val="NoSpacing"/>
+      </w:pPr>
+    </w:p>
+    <w:tbl>
+      <w:tblPr>
+        <w:tblStyle w:val="TableGrid"/>
+        <w:tblW w:w="0" w:type="auto"/>
+        <w:tblLook w:val="04A0" w:firstRow="1" w:lastRow="0" w:firstColumn="1" w:lastColumn="0" w:noHBand="0" w:noVBand="1"/>
+      </w:tblPr>
+      <w:tblGrid>
+        <w:gridCol w:w="3810"/>
+        <w:gridCol w:w="1503"/>
+        <w:gridCol w:w="1300"/>
+        <w:gridCol w:w="1240"/>
+        <w:gridCol w:w="712"/>
+      </w:tblGrid>
+      <w:tr>
+        <w:tc>
+          <w:tcPr>
+            <w:tcW w:w="3810" w:type="dxa"/>
+          </w:tcPr>
+          <w:p>
+            <w:pPr>
+              <w:pStyle w:val="NoSpacing"/>
+            </w:pPr>
+            <w:r>
+              <w:t xml:space="preserve"> Tool / Prompt                              </w:t>
+            </w:r>
+          </w:p>
+        </w:tc>
+        <w:tc>
+          <w:tcPr>
+            <w:tcW w:w="1503" w:type="dxa"/>
+          </w:tcPr>
+          <w:p>
+            <w:pPr>
+              <w:pStyle w:val="NoSpacing"/>
+            </w:pPr>
+            <w:r>
+              <w:t xml:space="preserve"> When to Use                          </w:t>
+            </w:r>
+          </w:p>
+        </w:tc>
+        <w:tc>
+          <w:tcPr>
+            <w:tcW w:w="1300" w:type="dxa"/>
+          </w:tcPr>
+          <w:p>
+            <w:pPr>
+              <w:pStyle w:val="NoSpacing"/>
+            </w:pPr>
+            <w:r>
+              <w:t xml:space="preserve"> What It Does                                              </w:t>
+            </w:r>
+          </w:p>
+        </w:tc>
+        <w:tc>
+          <w:tcPr>
+            <w:tcW w:w="1240" w:type="dxa"/>
+          </w:tcPr>
+          <w:p>
+            <w:pPr>
+              <w:pStyle w:val="NoSpacing"/>
+            </w:pPr>
+            <w:r>
+              <w:t xml:space="preserve"> Value to You                                              </w:t>
+            </w:r>
+          </w:p>
+        </w:tc>
+        <w:tc>
+          <w:tcPr>
+            <w:tcW w:w="712" w:type="dxa"/>
+          </w:tcPr>
+          <w:p>
+            <w:pPr>
+              <w:pStyle w:val="NoSpacing"/>
+            </w:pPr>
+            <w:r>
+              <w:t xml:space="preserve"> Repo Link </w:t>
+            </w:r>
+          </w:p>
+        </w:tc>
+      </w:tr>
+      <w:tr>
+        <w:tc>
+          <w:tcPr>
+            <w:tcW w:w="3810" w:type="dxa"/>
+          </w:tcPr>
+          <w:p>
+            <w:pPr>
+              <w:pStyle w:val="NoSpacing"/>
+            </w:pPr>
+            <w:r>
+              <w:t>--------------------------------------------</w:t>
+            </w:r>
+          </w:p>
+        </w:tc>
+        <w:tc>
+          <w:tcPr>
+            <w:tcW w:w="1503" w:type="dxa"/>
+          </w:tcPr>
+          <w:p>
+            <w:pPr>
+              <w:pStyle w:val="NoSpacing"/>
+            </w:pPr>
+            <w:r>
+              <w:t>--------------------------------------</w:t>
+            </w:r>
+          </w:p>
+        </w:tc>
+        <w:tc>
+          <w:tcPr>
+            <w:tcW w:w="1300" w:type="dxa"/>
+          </w:tcPr>
+          <w:p>
+            <w:pPr>
+              <w:pStyle w:val="NoSpacing"/>
+            </w:pPr>
+            <w:r>
+              <w:t>-----------------------------------------------------------</w:t>
+            </w:r>
+          </w:p>
+        </w:tc>
+        <w:tc>
+          <w:tcPr>
+            <w:tcW w:w="1240" w:type="dxa"/>
+          </w:tcPr>
+          <w:p>
+            <w:pPr>
+              <w:pStyle w:val="NoSpacing"/>
+            </w:pPr>
+            <w:r>
+              <w:t>-----------------------------------------------------------</w:t>
+            </w:r>
+          </w:p>
+        </w:tc>
+        <w:tc>
+          <w:tcPr>
+            <w:tcW w:w="712" w:type="dxa"/>
+          </w:tcPr>
+          <w:p>
+            <w:pPr>
+              <w:pStyle w:val="NoSpacing"/>
+            </w:pPr>
+            <w:r>
+              <w:t>-----------</w:t>
+            </w:r>
+          </w:p>
+        </w:tc>
+      </w:tr>
+      <w:tr>
+        <w:tc>
+          <w:tcPr>
+            <w:tcW w:w="3810" w:type="dxa"/>
+          </w:tcPr>
+          <w:p>
+            <w:pPr>
+              <w:pStyle w:val="NoSpacing"/>
+            </w:pPr>
+            <w:r>
+              <w:t xml:space="preserve"> Hiring manager response decoder            </w:t>
+            </w:r>
+          </w:p>
+        </w:tc>
+        <w:tc>
+          <w:tcPr>
+            <w:tcW w:w="1503" w:type="dxa"/>
+          </w:tcPr>
+          <w:p>
+            <w:pPr>
+              <w:pStyle w:val="NoSpacing"/>
+            </w:pPr>
+            <w:r>
+              <w:t xml:space="preserve"> On verbal/written offer language     </w:t>
+            </w:r>
+          </w:p>
+        </w:tc>
+        <w:tc>
+          <w:tcPr>
+            <w:tcW w:w="1300" w:type="dxa"/>
+          </w:tcPr>
+          <w:p>
+            <w:pPr>
+              <w:pStyle w:val="NoSpacing"/>
+            </w:pPr>
+            <w:r>
+              <w:t xml:space="preserve"> Interprets vague or coded responses                       </w:t>
+            </w:r>
+          </w:p>
+        </w:tc>
+        <w:tc>
+          <w:tcPr>
+            <w:tcW w:w="1240" w:type="dxa"/>
+          </w:tcPr>
+          <w:p>
+            <w:pPr>
+              <w:pStyle w:val="NoSpacing"/>
+            </w:pPr>
+            <w:r>
+              <w:t xml:space="preserve"> Clarifies true intent &amp; next steps                        </w:t>
+            </w:r>
+          </w:p>
+        </w:tc>
+        <w:tc>
+          <w:tcPr>
+            <w:tcW w:w="712" w:type="dxa"/>
+          </w:tcPr>
+          <w:p>
+            <w:pPr>
+              <w:pStyle w:val="NoSpacing"/>
+            </w:pPr>
+            <w:r>
+              <w:t xml:space="preserve"> [</w:t>
+            </w:r>
+            <w:proofErr w:type="gramStart"/>
+            <w:r>
+              <w:t xml:space="preserve">Link]   </w:t>
+            </w:r>
+            <w:proofErr w:type="gramEnd"/>
+            <w:r>
+              <w:t xml:space="preserve"> </w:t>
+            </w:r>
+          </w:p>
+        </w:tc>
+      </w:tr>
+      <w:tr>
+        <w:tc>
+          <w:tcPr>
+            <w:tcW w:w="3810" w:type="dxa"/>
+          </w:tcPr>
+          <w:p>
+            <w:pPr>
+              <w:pStyle w:val="NoSpacing"/>
+            </w:pPr>
+            <w:r>
+              <w:t xml:space="preserve"> Safe Offer Negotiation Assistant           </w:t>
+            </w:r>
+          </w:p>
+        </w:tc>
+        <w:tc>
+          <w:tcPr>
+            <w:tcW w:w="1503" w:type="dxa"/>
+          </w:tcPr>
+          <w:p>
+            <w:pPr>
+              <w:pStyle w:val="NoSpacing"/>
+            </w:pPr>
+            <w:r>
+              <w:t xml:space="preserve"> Core negotiation prep                </w:t>
+            </w:r>
+          </w:p>
+        </w:tc>
+        <w:tc>
+          <w:tcPr>
+            <w:tcW w:w="1300" w:type="dxa"/>
+          </w:tcPr>
+          <w:p>
+            <w:pPr>
+              <w:pStyle w:val="NoSpacing"/>
+            </w:pPr>
+            <w:r>
+              <w:t xml:space="preserve"> Generates ethical, low-risk counter-scripts               </w:t>
+            </w:r>
+          </w:p>
+        </w:tc>
+        <w:tc>
+          <w:tcPr>
+            <w:tcW w:w="1240" w:type="dxa"/>
+          </w:tcPr>
+          <w:p>
+            <w:pPr>
+              <w:pStyle w:val="NoSpacing"/>
+            </w:pPr>
+            <w:r>
+              <w:t xml:space="preserve"> Maximizes outcome without aggression                      </w:t>
+            </w:r>
+          </w:p>
+        </w:tc>
+        <w:tc>
+          <w:tcPr>
+            <w:tcW w:w="712" w:type="dxa"/>
+          </w:tcPr>
+          <w:p>
+            <w:pPr>
+              <w:pStyle w:val="NoSpacing"/>
+            </w:pPr>
+            <w:r>
+              <w:t xml:space="preserve"> [</w:t>
+            </w:r>
+            <w:proofErr w:type="gramStart"/>
+            <w:r>
+              <w:t xml:space="preserve">Link]   </w:t>
+            </w:r>
+            <w:proofErr w:type="gramEnd"/>
+            <w:r>
+              <w:t xml:space="preserve"> </w:t>
+            </w:r>
+          </w:p>
+        </w:tc>
+      </w:tr>
+      <w:tr>
+        <w:tc>
+          <w:tcPr>
+            <w:tcW w:w="3810" w:type="dxa"/>
+          </w:tcPr>
+          <w:p>
+            <w:pPr>
+              <w:pStyle w:val="NoSpacing"/>
+            </w:pPr>
+            <w:r>
+              <w:t xml:space="preserve"> Post-Interview Thank You Note Generator    </w:t>
+            </w:r>
+          </w:p>
+        </w:tc>
+        <w:tc>
+          <w:tcPr>
+            <w:tcW w:w="1503" w:type="dxa"/>
+          </w:tcPr>
+          <w:p>
+            <w:pPr>
+              <w:pStyle w:val="NoSpacing"/>
+            </w:pPr>
+            <w:r>
+              <w:t xml:space="preserve"> Quick thank-you if needed            </w:t>
+            </w:r>
+          </w:p>
+        </w:tc>
+        <w:tc>
+          <w:tcPr>
+            <w:tcW w:w="1300" w:type="dxa"/>
+          </w:tcPr>
+          <w:p>
+            <w:pPr>
+              <w:pStyle w:val="NoSpacing"/>
+            </w:pPr>
+            <w:r>
+              <w:t xml:space="preserve"> Professional follow-up phrasing                           </w:t>
+            </w:r>
+          </w:p>
+        </w:tc>
+        <w:tc>
+          <w:tcPr>
+            <w:tcW w:w="1240" w:type="dxa"/>
+          </w:tcPr>
+          <w:p>
+            <w:pPr>
+              <w:pStyle w:val="NoSpacing"/>
+            </w:pPr>
+            <w:r>
+              <w:t xml:space="preserve"> Keeps tone positive during negotiation                    </w:t>
+            </w:r>
+          </w:p>
+        </w:tc>
+        <w:tc>
+          <w:tcPr>
+            <w:tcW w:w="712" w:type="dxa"/>
+          </w:tcPr>
+          <w:p>
+            <w:pPr>
+              <w:pStyle w:val="NoSpacing"/>
+            </w:pPr>
+            <w:r>
+              <w:t xml:space="preserve"> [</w:t>
+            </w:r>
+            <w:proofErr w:type="gramStart"/>
+            <w:r>
+              <w:t xml:space="preserve">Link]   </w:t>
+            </w:r>
+            <w:proofErr w:type="gramEnd"/>
+            <w:r>
+              <w:t xml:space="preserve"> </w:t>
+            </w:r>
+          </w:p>
+        </w:tc>
+      </w:tr>
+      <w:tr>
+        <w:tc>
+          <w:tcPr>
+            <w:tcW w:w="3810" w:type="dxa"/>
+          </w:tcPr>
+          <w:p>
+            <w:pPr>
+              <w:pStyle w:val="NoSpacing"/>
+            </w:pPr>
+            <w:r>
+              <w:t xml:space="preserve"> The Day 0 Onboarding Strategist            </w:t>
+            </w:r>
+          </w:p>
+        </w:tc>
+        <w:tc>
+          <w:tcPr>
+            <w:tcW w:w="1503" w:type="dxa"/>
+          </w:tcPr>
+          <w:p>
+            <w:pPr>
+              <w:pStyle w:val="NoSpacing"/>
+            </w:pPr>
+            <w:r>
+              <w:t xml:space="preserve"> Post-acceptance / first week         </w:t>
+            </w:r>
+          </w:p>
+        </w:tc>
+        <w:tc>
+          <w:tcPr>
+            <w:tcW w:w="1300" w:type="dxa"/>
+          </w:tcPr>
+          <w:p>
+            <w:pPr>
+              <w:pStyle w:val="NoSpacing"/>
+            </w:pPr>
+            <w:r>
+              <w:t xml:space="preserve"> Refreshes early success plan                              </w:t>
+            </w:r>
+          </w:p>
+        </w:tc>
+        <w:tc>
+          <w:tcPr>
+            <w:tcW w:w="1240" w:type="dxa"/>
+          </w:tcPr>
+          <w:p>
+            <w:pPr>
+              <w:pStyle w:val="NoSpacing"/>
+            </w:pPr>
+            <w:r>
+              <w:t xml:space="preserve"> Strong start — shows initiative                           </w:t>
+            </w:r>
+          </w:p>
+        </w:tc>
+        <w:tc>
+          <w:tcPr>
+            <w:tcW w:w="712" w:type="dxa"/>
+          </w:tcPr>
+          <w:p>
+            <w:pPr>
+              <w:pStyle w:val="NoSpacing"/>
+            </w:pPr>
+            <w:r>
+              <w:t xml:space="preserve"> [</w:t>
+            </w:r>
+            <w:proofErr w:type="gramStart"/>
+            <w:r>
+              <w:t xml:space="preserve">Link]   </w:t>
+            </w:r>
+            <w:proofErr w:type="gramEnd"/>
+            <w:r>
+              <w:t xml:space="preserve"> </w:t>
+            </w:r>
+          </w:p>
+        </w:tc>
+      </w:tr>
+      <w:tr>
+        <w:tc>
+          <w:tcPr>
+            <w:tcW w:w="3810" w:type="dxa"/>
+          </w:tcPr>
+          <w:p>
+            <w:pPr>
+              <w:pStyle w:val="NoSpacing"/>
+            </w:pPr>
+            <w:r>
+              <w:t xml:space="preserve"> </w:t>
+            </w:r>
+            <w:proofErr w:type="spellStart"/>
+            <w:r>
+              <w:t>Master_Summary_Maintenance_Engine</w:t>
+            </w:r>
+            <w:proofErr w:type="spellEnd"/>
+            <w:r>
+              <w:t xml:space="preserve">          </w:t>
+            </w:r>
+          </w:p>
+        </w:tc>
+        <w:tc>
+          <w:tcPr>
+            <w:tcW w:w="1503" w:type="dxa"/>
+          </w:tcPr>
+          <w:p>
+            <w:pPr>
+              <w:pStyle w:val="NoSpacing"/>
+            </w:pPr>
+            <w:r>
+              <w:t xml:space="preserve"> Ongoing after new role               </w:t>
+            </w:r>
+          </w:p>
+        </w:tc>
+        <w:tc>
+          <w:tcPr>
+            <w:tcW w:w="1300" w:type="dxa"/>
+          </w:tcPr>
+          <w:p>
+            <w:pPr>
+              <w:pStyle w:val="NoSpacing"/>
+            </w:pPr>
+            <w:r>
+              <w:t xml:space="preserve"> Keeps your master profile current                         </w:t>
+            </w:r>
+          </w:p>
+        </w:tc>
+        <w:tc>
+          <w:tcPr>
+            <w:tcW w:w="1240" w:type="dxa"/>
+          </w:tcPr>
+          <w:p>
+            <w:pPr>
+              <w:pStyle w:val="NoSpacing"/>
+            </w:pPr>
+            <w:r>
+              <w:t xml:space="preserve"> Ready for next transition or internal growth              </w:t>
+            </w:r>
+          </w:p>
+        </w:tc>
+        <w:tc>
+          <w:tcPr>
+            <w:tcW w:w="712" w:type="dxa"/>
+          </w:tcPr>
+          <w:p>
+            <w:pPr>
+              <w:pStyle w:val="NoSpacing"/>
+            </w:pPr>
+            <w:r>
+              <w:t xml:space="preserve"> [</w:t>
+            </w:r>
+            <w:proofErr w:type="gramStart"/>
+            <w:r>
+              <w:t xml:space="preserve">Link]   </w:t>
+            </w:r>
+            <w:proofErr w:type="gramEnd"/>
+            <w:r>
+              <w:t xml:space="preserve"> </w:t>
+            </w:r>
+          </w:p>
+        </w:tc>
+      </w:tr>
+    </w:tbl>
     <w:p>
       <w:pPr>
         <w:pStyle w:val="NoSpacing"/>
@@ -1462,52 +5148,39 @@
         <w:pStyle w:val="NoSpacing"/>
       </w:pPr>
       <w:r>
-        <w:t>- “Most postings disappear or change within 7–14 days — snapshot immediately or you lose leverage.”</w:t>
-      </w:r>
-    </w:p>
-    <w:p>
-      <w:pPr>
-        <w:pStyle w:val="NoSpacing"/>
-      </w:pPr>
-      <w:r>
-        <w:t>- “Tailoring takes 15–30 minutes per role if your master profile is solid; generic resumes get ghosted.”</w:t>
-      </w:r>
-    </w:p>
-    <w:p>
-      <w:pPr>
-        <w:pStyle w:val="NoSpacing"/>
-      </w:pPr>
-      <w:r>
-        <w:t>- “Apply to 10–20 roles per week minimum — volume beats perfection early in the search.”</w:t>
-      </w:r>
-    </w:p>
-    <w:p>
-      <w:pPr>
-        <w:pStyle w:val="NoSpacing"/>
-      </w:pPr>
-      <w:r>
-        <w:t>- “Warm intros (via network) convert 5–10× better than cold applications — prioritize outreach when possible.”</w:t>
-      </w:r>
-    </w:p>
-    <w:p>
-      <w:pPr>
-        <w:pStyle w:val="NoSpacing"/>
-      </w:pPr>
-      <w:r>
-        <w:t>- “Free-tier AI message limits: do all intel + tailoring for 3–5 jobs in one session to stay under caps.”</w:t>
-      </w:r>
-    </w:p>
-    <w:p>
-      <w:pPr>
-        <w:pStyle w:val="NoSpacing"/>
-      </w:pPr>
-    </w:p>
-    <w:p>
-      <w:pPr>
-        <w:pStyle w:val="NoSpacing"/>
-      </w:pPr>
-      <w:r>
-        <w:t>### Phase 3: During – Part 2 – Interview Preparation &amp; Resilience</w:t>
+        <w:t>- “The first offer is rarely the best — 70–80% of roles have negotiation room if handled politely.”</w:t>
+      </w:r>
+    </w:p>
+    <w:p>
+      <w:pPr>
+        <w:pStyle w:val="NoSpacing"/>
+      </w:pPr>
+      <w:r>
+        <w:t>- “Always get everything in writing before celebrating — verbal offers can change.”</w:t>
+      </w:r>
+    </w:p>
+    <w:p>
+      <w:pPr>
+        <w:pStyle w:val="NoSpacing"/>
+      </w:pPr>
+      <w:r>
+        <w:t>- “Negotiate total comp, not just base — signing bonuses, equity, and remote days often move more easily.”</w:t>
+      </w:r>
+    </w:p>
+    <w:p>
+      <w:pPr>
+        <w:pStyle w:val="NoSpacing"/>
+      </w:pPr>
+      <w:r>
+        <w:t>- “Enthusiasm + data = strongest position. ‘I’m excited about the role and team, and to make this work I’d need X’ outperforms hard demands.”</w:t>
+      </w:r>
+    </w:p>
+    <w:p>
+      <w:pPr>
+        <w:pStyle w:val="NoSpacing"/>
+      </w:pPr>
+      <w:r>
+        <w:t>- “In CT, at-will employment is standard — but ask about severance/probation anyway.”</w:t>
       </w:r>
     </w:p>
     <w:p>
@@ -1516,962 +5189,6 @@
       </w:pPr>
       <w:r>
         <w:lastRenderedPageBreak/>
-        <w:t>**</w:t>
-      </w:r>
-      <w:proofErr w:type="gramStart"/>
-      <w:r>
-        <w:t>Goal:*</w:t>
-      </w:r>
-      <w:proofErr w:type="gramEnd"/>
-      <w:r>
-        <w:t>* Enter every interview calm, prepared, authentic, and resilient — ready to handle pressure, showcase fit, and leave a strong positive impression.</w:t>
-      </w:r>
-    </w:p>
-    <w:p>
-      <w:pPr>
-        <w:pStyle w:val="NoSpacing"/>
-      </w:pPr>
-    </w:p>
-    <w:p>
-      <w:pPr>
-        <w:pStyle w:val="NoSpacing"/>
-      </w:pPr>
-      <w:r>
-        <w:t xml:space="preserve">**Step-by-step checklist (run this sequence before/during/after each interview </w:t>
-      </w:r>
-      <w:proofErr w:type="gramStart"/>
-      <w:r>
-        <w:t>round)*</w:t>
-      </w:r>
-      <w:proofErr w:type="gramEnd"/>
-      <w:r>
-        <w:t>*</w:t>
-      </w:r>
-    </w:p>
-    <w:p>
-      <w:pPr>
-        <w:pStyle w:val="NoSpacing"/>
-      </w:pPr>
-    </w:p>
-    <w:p>
-      <w:pPr>
-        <w:pStyle w:val="NoSpacing"/>
-      </w:pPr>
-      <w:r>
-        <w:t xml:space="preserve">1. Pre-interview intel &amp; alignment (1–3 days before)  </w:t>
-      </w:r>
-    </w:p>
-    <w:p>
-      <w:pPr>
-        <w:pStyle w:val="NoSpacing"/>
-      </w:pPr>
-      <w:r>
-        <w:t xml:space="preserve">   - Run **Pre-Interview Intelligence Dossier** (compiles company/role intel)  </w:t>
-      </w:r>
-    </w:p>
-    <w:p>
-      <w:pPr>
-        <w:pStyle w:val="NoSpacing"/>
-      </w:pPr>
-      <w:r>
-        <w:t xml:space="preserve">   - Run **Interview Prep – Company Values Intelligence Engine** (align answers to culture)  </w:t>
-      </w:r>
-    </w:p>
-    <w:p>
-      <w:pPr>
-        <w:pStyle w:val="NoSpacing"/>
-      </w:pPr>
-      <w:r>
-        <w:t xml:space="preserve">   - Run **Interview Intelligence Engine** (targeted question/answer prep)  </w:t>
-      </w:r>
-    </w:p>
-    <w:p>
-      <w:pPr>
-        <w:pStyle w:val="NoSpacing"/>
-      </w:pPr>
-      <w:r>
-        <w:t xml:space="preserve">   - Review your **Master-Career-Profile.md** + Behavioural stories</w:t>
-      </w:r>
-    </w:p>
-    <w:p>
-      <w:pPr>
-        <w:pStyle w:val="NoSpacing"/>
-      </w:pPr>
-    </w:p>
-    <w:p>
-      <w:pPr>
-        <w:pStyle w:val="NoSpacing"/>
-      </w:pPr>
-      <w:r>
-        <w:t xml:space="preserve">2. Practice &amp; simulate (day before or morning of)  </w:t>
-      </w:r>
-    </w:p>
-    <w:p>
-      <w:pPr>
-        <w:pStyle w:val="NoSpacing"/>
-      </w:pPr>
-      <w:r>
-        <w:t xml:space="preserve">   - Run **Proactive Interview Mastery Coach** for overall strategy  </w:t>
-      </w:r>
-    </w:p>
-    <w:p>
-      <w:pPr>
-        <w:pStyle w:val="NoSpacing"/>
-      </w:pPr>
-      <w:r>
-        <w:t xml:space="preserve">   - Use **INTERVIEW PRESSURE SIMULATOR** (general pressure) and/or **TECHNICAL INTERVIEW PRESSURE SIMULATOR** (tech roles)  </w:t>
-      </w:r>
-    </w:p>
-    <w:p>
-      <w:pPr>
-        <w:pStyle w:val="NoSpacing"/>
-      </w:pPr>
-      <w:r>
-        <w:t xml:space="preserve">   - Do 2–3 full mocks using **AI Voice Interview variants** (Grok / Gemini / ChatGPT – see UsageNotes.md for setup)  </w:t>
-      </w:r>
-    </w:p>
-    <w:p>
-      <w:pPr>
-        <w:pStyle w:val="NoSpacing"/>
-      </w:pPr>
-      <w:r>
-        <w:t xml:space="preserve">   - Run **Interview Confidence &amp; Fit Prompt** right before the real interview to lock in mindset</w:t>
-      </w:r>
-    </w:p>
-    <w:p>
-      <w:pPr>
-        <w:pStyle w:val="NoSpacing"/>
-      </w:pPr>
-    </w:p>
-    <w:p>
-      <w:pPr>
-        <w:pStyle w:val="NoSpacing"/>
-      </w:pPr>
-      <w:r>
-        <w:t xml:space="preserve">3. Add proactive edge (weave in naturally)  </w:t>
-      </w:r>
-    </w:p>
-    <w:p>
-      <w:pPr>
-        <w:pStyle w:val="NoSpacing"/>
-      </w:pPr>
-      <w:r>
-        <w:t xml:space="preserve">   - Run **The Day 0 Onboarding Strategist** → prepare 1–2 thoughtful questions or comments (e.g., “I’ve outlined potential Day 0 priorities like X and Y — does that align with team expectations?”)  </w:t>
-      </w:r>
-    </w:p>
-    <w:p>
-      <w:pPr>
-        <w:pStyle w:val="NoSpacing"/>
-      </w:pPr>
-      <w:r>
-        <w:t xml:space="preserve">   - Use in “Do you have questions for us?” segment to show initiative without overstepping</w:t>
-      </w:r>
-    </w:p>
-    <w:p>
-      <w:pPr>
-        <w:pStyle w:val="NoSpacing"/>
-      </w:pPr>
-    </w:p>
-    <w:p>
-      <w:pPr>
-        <w:pStyle w:val="NoSpacing"/>
-      </w:pPr>
-      <w:r>
-        <w:t xml:space="preserve">4. Post-interview capture &amp; follow-up (within 1–2 hours after)  </w:t>
-      </w:r>
-    </w:p>
-    <w:p>
-      <w:pPr>
-        <w:pStyle w:val="NoSpacing"/>
-      </w:pPr>
-      <w:r>
-        <w:t xml:space="preserve">   - Run **Post-Interview Rapid Recall Engine** to jot down notes while fresh (questions asked, feedback vibes, next steps)  </w:t>
-      </w:r>
-    </w:p>
-    <w:p>
-      <w:pPr>
-        <w:pStyle w:val="NoSpacing"/>
-      </w:pPr>
-      <w:r>
-        <w:t xml:space="preserve">   - Run **Post-Interview Thank You Note Generator** → customize &amp; send within 24 hours  </w:t>
-      </w:r>
-    </w:p>
-    <w:p>
-      <w:pPr>
-        <w:pStyle w:val="NoSpacing"/>
-      </w:pPr>
-      <w:r>
-        <w:t xml:space="preserve">   - Update your **Command </w:t>
-      </w:r>
-      <w:proofErr w:type="spellStart"/>
-      <w:r>
-        <w:t>Center</w:t>
-      </w:r>
-      <w:proofErr w:type="spellEnd"/>
-      <w:r>
-        <w:t>** tracker with interview details and status</w:t>
-      </w:r>
-    </w:p>
-    <w:p>
-      <w:pPr>
-        <w:pStyle w:val="NoSpacing"/>
-      </w:pPr>
-    </w:p>
-    <w:p>
-      <w:pPr>
-        <w:pStyle w:val="NoSpacing"/>
-      </w:pPr>
-      <w:r>
-        <w:t>**Quick-Reference Table – During Part 2 Tools**</w:t>
-      </w:r>
-    </w:p>
-    <w:p>
-      <w:pPr>
-        <w:pStyle w:val="NoSpacing"/>
-      </w:pPr>
-    </w:p>
-    <w:p>
-      <w:pPr>
-        <w:pStyle w:val="NoSpacing"/>
-      </w:pPr>
-      <w:r>
-        <w:t>| Tool / Prompt                                      | When to Use                          | What It Does                                              | Value to You                                              | Repo Link |</w:t>
-      </w:r>
-    </w:p>
-    <w:p>
-      <w:pPr>
-        <w:pStyle w:val="NoSpacing"/>
-      </w:pPr>
-      <w:r>
-        <w:t>|----------------------------------------------------|--------------------------------------|-----------------------------------------------------------|-----------------------------------------------------------|-----------|</w:t>
-      </w:r>
-    </w:p>
-    <w:p>
-      <w:pPr>
-        <w:pStyle w:val="NoSpacing"/>
-      </w:pPr>
-      <w:r>
-        <w:t>| Pre-Interview Intelligence Dossier                 | 1–3 days before                      | Compiles full intel brief                                 | Walk in over-prepared, not surprised                      | [</w:t>
-      </w:r>
-      <w:proofErr w:type="gramStart"/>
-      <w:r>
-        <w:t xml:space="preserve">Link]   </w:t>
-      </w:r>
-      <w:proofErr w:type="gramEnd"/>
-      <w:r>
-        <w:t xml:space="preserve"> |</w:t>
-      </w:r>
-    </w:p>
-    <w:p>
-      <w:pPr>
-        <w:pStyle w:val="NoSpacing"/>
-      </w:pPr>
-      <w:r>
-        <w:t>| Interview Prep – Company Values Intelligence Engine| Pre-interview alignment              | Maps company values to your stories                       | Shows cultural fit without faking                         | [</w:t>
-      </w:r>
-      <w:proofErr w:type="gramStart"/>
-      <w:r>
-        <w:t xml:space="preserve">Link]   </w:t>
-      </w:r>
-      <w:proofErr w:type="gramEnd"/>
-      <w:r>
-        <w:t xml:space="preserve"> |</w:t>
-      </w:r>
-    </w:p>
-    <w:p>
-      <w:pPr>
-        <w:pStyle w:val="NoSpacing"/>
-      </w:pPr>
-      <w:r>
-        <w:t>| Proactive Interview Mastery Coach                  | Overall prep strategy                | Guides full interview approach                            | Structured, confident performance                         | [</w:t>
-      </w:r>
-      <w:proofErr w:type="gramStart"/>
-      <w:r>
-        <w:t xml:space="preserve">Link]   </w:t>
-      </w:r>
-      <w:proofErr w:type="gramEnd"/>
-      <w:r>
-        <w:t xml:space="preserve"> |</w:t>
-      </w:r>
-    </w:p>
-    <w:p>
-      <w:pPr>
-        <w:pStyle w:val="NoSpacing"/>
-      </w:pPr>
-      <w:r>
-        <w:t>| INTERVIEW PRESSURE SIMULATOR / TECHNICAL variant   | Practice sessions                    | Simulates stress/technical grilling                       | Builds real resilience — no surprises on game day         | [</w:t>
-      </w:r>
-      <w:proofErr w:type="gramStart"/>
-      <w:r>
-        <w:t xml:space="preserve">Link]   </w:t>
-      </w:r>
-      <w:proofErr w:type="gramEnd"/>
-      <w:r>
-        <w:t xml:space="preserve"> |</w:t>
-      </w:r>
-    </w:p>
-    <w:p>
-      <w:pPr>
-        <w:pStyle w:val="NoSpacing"/>
-      </w:pPr>
-      <w:r>
-        <w:t>| AI Voice Interview Suite (Grok/Gemini/</w:t>
-      </w:r>
-      <w:proofErr w:type="gramStart"/>
-      <w:r>
-        <w:t xml:space="preserve">ChatGPT)   </w:t>
-      </w:r>
-      <w:proofErr w:type="gramEnd"/>
-      <w:r>
-        <w:t xml:space="preserve">  | Mock interviews                      | Voice-based realistic practice                            | Feels like the real thing; refine delivery                | [</w:t>
-      </w:r>
-      <w:proofErr w:type="gramStart"/>
-      <w:r>
-        <w:t xml:space="preserve">Link]   </w:t>
-      </w:r>
-      <w:proofErr w:type="gramEnd"/>
-      <w:r>
-        <w:t xml:space="preserve"> |</w:t>
-      </w:r>
-    </w:p>
-    <w:p>
-      <w:pPr>
-        <w:pStyle w:val="NoSpacing"/>
-      </w:pPr>
-      <w:r>
-        <w:t>| Interview Confidence &amp; Fit Prompt                  | Right before interview               | Boosts mindset &amp; self-assessment                          | Enter calm and aligned                                    | [</w:t>
-      </w:r>
-      <w:proofErr w:type="gramStart"/>
-      <w:r>
-        <w:t xml:space="preserve">Link]   </w:t>
-      </w:r>
-      <w:proofErr w:type="gramEnd"/>
-      <w:r>
-        <w:t xml:space="preserve"> |</w:t>
-      </w:r>
-    </w:p>
-    <w:p>
-      <w:pPr>
-        <w:pStyle w:val="NoSpacing"/>
-      </w:pPr>
-      <w:r>
-        <w:lastRenderedPageBreak/>
-        <w:t>| The Day 0 Onboarding Strategist                    | Prep thoughtful questions            | Outlines early success plan                               | Demonstrates proactivity and foresight                    | [</w:t>
-      </w:r>
-      <w:proofErr w:type="gramStart"/>
-      <w:r>
-        <w:t xml:space="preserve">Link]   </w:t>
-      </w:r>
-      <w:proofErr w:type="gramEnd"/>
-      <w:r>
-        <w:t xml:space="preserve"> |</w:t>
-      </w:r>
-    </w:p>
-    <w:p>
-      <w:pPr>
-        <w:pStyle w:val="NoSpacing"/>
-      </w:pPr>
-      <w:r>
-        <w:t>| Post-Interview Rapid Recall Engine                 | Immediately after                    | Captures fresh details/notes                              | Preserves insights for follow-up &amp; future prep            | [</w:t>
-      </w:r>
-      <w:proofErr w:type="gramStart"/>
-      <w:r>
-        <w:t xml:space="preserve">Link]   </w:t>
-      </w:r>
-      <w:proofErr w:type="gramEnd"/>
-      <w:r>
-        <w:t xml:space="preserve"> |</w:t>
-      </w:r>
-    </w:p>
-    <w:p>
-      <w:pPr>
-        <w:pStyle w:val="NoSpacing"/>
-      </w:pPr>
-      <w:r>
-        <w:t>| Post-Interview Thank You Note Generator            | Within 24 hours post-interview       | Crafts personalized, professional notes                   | Reinforces positive impression &amp; keeps you top-of-mind    | [</w:t>
-      </w:r>
-      <w:proofErr w:type="gramStart"/>
-      <w:r>
-        <w:t xml:space="preserve">Link]   </w:t>
-      </w:r>
-      <w:proofErr w:type="gramEnd"/>
-      <w:r>
-        <w:t xml:space="preserve"> |</w:t>
-      </w:r>
-    </w:p>
-    <w:p>
-      <w:pPr>
-        <w:pStyle w:val="NoSpacing"/>
-      </w:pPr>
-    </w:p>
-    <w:p>
-      <w:pPr>
-        <w:pStyle w:val="NoSpacing"/>
-      </w:pPr>
-      <w:r>
-        <w:t>**Lessons Learned Sidebar**</w:t>
-      </w:r>
-    </w:p>
-    <w:p>
-      <w:pPr>
-        <w:pStyle w:val="NoSpacing"/>
-      </w:pPr>
-      <w:r>
-        <w:t>- “Interviews are two-way — use them to evaluate the company too. Red flags spotted here can save you from bad offers.”</w:t>
-      </w:r>
-    </w:p>
-    <w:p>
-      <w:pPr>
-        <w:pStyle w:val="NoSpacing"/>
-      </w:pPr>
-      <w:r>
-        <w:t>- “Practice under pressure (simulators) 3–5 times per round — it reduces anxiety by ~50% on the real call.”</w:t>
-      </w:r>
-    </w:p>
-    <w:p>
-      <w:pPr>
-        <w:pStyle w:val="NoSpacing"/>
-      </w:pPr>
-      <w:r>
-        <w:t>- “Thank-you notes still matter — even in 2026. They’re a low-effort way to stand out and reinforce key points.”</w:t>
-      </w:r>
-    </w:p>
-    <w:p>
-      <w:pPr>
-        <w:pStyle w:val="NoSpacing"/>
-      </w:pPr>
-      <w:r>
-        <w:t>- “If you bomb one answer, move on — one weak moment doesn’t sink the ship if the rest is strong.”</w:t>
-      </w:r>
-    </w:p>
-    <w:p>
-      <w:pPr>
-        <w:pStyle w:val="NoSpacing"/>
-      </w:pPr>
-      <w:r>
-        <w:t>- “Voice mocks are gold — they catch filler words, pacing, and tone issues that text practice misses.”</w:t>
-      </w:r>
-    </w:p>
-    <w:p>
-      <w:pPr>
-        <w:pStyle w:val="NoSpacing"/>
-      </w:pPr>
-      <w:r>
-        <w:t>- “Free AI tiers may limit long voice sessions — do mocks in batches or upgrade temporarily if interviews are frequent.”</w:t>
-      </w:r>
-    </w:p>
-    <w:p>
-      <w:pPr>
-        <w:pStyle w:val="NoSpacing"/>
-      </w:pPr>
-    </w:p>
-    <w:p>
-      <w:pPr>
-        <w:pStyle w:val="NoSpacing"/>
-      </w:pPr>
-      <w:r>
-        <w:t>### Phase 4: After – Offer, Negotiation &amp; Close</w:t>
-      </w:r>
-    </w:p>
-    <w:p>
-      <w:pPr>
-        <w:pStyle w:val="NoSpacing"/>
-      </w:pPr>
-      <w:r>
-        <w:t>**</w:t>
-      </w:r>
-      <w:proofErr w:type="gramStart"/>
-      <w:r>
-        <w:t>Goal:*</w:t>
-      </w:r>
-      <w:proofErr w:type="gramEnd"/>
-      <w:r>
-        <w:t>* Secure the best possible outcome from an offer while maintaining professionalism, protecting your leverage, and setting yourself up for a strong start — without burning bridges or risking the opportunity.</w:t>
-      </w:r>
-    </w:p>
-    <w:p>
-      <w:pPr>
-        <w:pStyle w:val="NoSpacing"/>
-      </w:pPr>
-    </w:p>
-    <w:p>
-      <w:pPr>
-        <w:pStyle w:val="NoSpacing"/>
-      </w:pPr>
-      <w:r>
-        <w:t xml:space="preserve">**Step-by-step checklist (follow this sequence once you receive an </w:t>
-      </w:r>
-      <w:proofErr w:type="gramStart"/>
-      <w:r>
-        <w:t>offer)*</w:t>
-      </w:r>
-      <w:proofErr w:type="gramEnd"/>
-      <w:r>
-        <w:t>*</w:t>
-      </w:r>
-    </w:p>
-    <w:p>
-      <w:pPr>
-        <w:pStyle w:val="NoSpacing"/>
-      </w:pPr>
-    </w:p>
-    <w:p>
-      <w:pPr>
-        <w:pStyle w:val="NoSpacing"/>
-      </w:pPr>
-      <w:r>
-        <w:t xml:space="preserve">1. Immediate response &amp; initial review (within 24 hours of offer receipt)  </w:t>
-      </w:r>
-    </w:p>
-    <w:p>
-      <w:pPr>
-        <w:pStyle w:val="NoSpacing"/>
-      </w:pPr>
-      <w:r>
-        <w:t xml:space="preserve">   - Thank them promptly (use **Post-Interview Thank You Note Generator** style if needed for quick email).  </w:t>
-      </w:r>
-    </w:p>
-    <w:p>
-      <w:pPr>
-        <w:pStyle w:val="NoSpacing"/>
-      </w:pPr>
-      <w:r>
-        <w:t xml:space="preserve">   - Ask for written details if not already provided: salary, bonus structure, equity/RSUs, benefits, PTO, remote/hybrid policy, start date, reporting structure.  </w:t>
-      </w:r>
-    </w:p>
-    <w:p>
-      <w:pPr>
-        <w:pStyle w:val="NoSpacing"/>
-      </w:pPr>
-      <w:r>
-        <w:t xml:space="preserve">   - Run **Hiring manager response decoder** on any vague language in the verbal offer.  </w:t>
-      </w:r>
-    </w:p>
-    <w:p>
-      <w:pPr>
-        <w:pStyle w:val="NoSpacing"/>
-      </w:pPr>
-      <w:r>
-        <w:t xml:space="preserve">   - Log the full offer details into your **Command </w:t>
-      </w:r>
-      <w:proofErr w:type="spellStart"/>
-      <w:r>
-        <w:t>Center</w:t>
-      </w:r>
-      <w:proofErr w:type="spellEnd"/>
-      <w:r>
-        <w:t>** tracker (update status to “Offer Received”).</w:t>
-      </w:r>
-    </w:p>
-    <w:p>
-      <w:pPr>
-        <w:pStyle w:val="NoSpacing"/>
-      </w:pPr>
-    </w:p>
-    <w:p>
-      <w:pPr>
-        <w:pStyle w:val="NoSpacing"/>
-      </w:pPr>
-      <w:r>
-        <w:t xml:space="preserve">2. Evaluate the offer objectively  </w:t>
-      </w:r>
-    </w:p>
-    <w:p>
-      <w:pPr>
-        <w:pStyle w:val="NoSpacing"/>
-      </w:pPr>
-      <w:r>
-        <w:t xml:space="preserve">   - Compare against your internal targets (from earlier phases: salary research via intel tools, market benchmarks).  </w:t>
-      </w:r>
-    </w:p>
-    <w:p>
-      <w:pPr>
-        <w:pStyle w:val="NoSpacing"/>
-      </w:pPr>
-      <w:r>
-        <w:t xml:space="preserve">   - Run **Safe Offer Negotiation Assistant** with the full offer details + your must-haves/nice-to-haves.  </w:t>
-      </w:r>
-    </w:p>
-    <w:p>
-      <w:pPr>
-        <w:pStyle w:val="NoSpacing"/>
-      </w:pPr>
-      <w:r>
-        <w:t xml:space="preserve">     - Input: Offer letter text, your master profile, any prior intel on company comp bands.  </w:t>
-      </w:r>
-    </w:p>
-    <w:p>
-      <w:pPr>
-        <w:pStyle w:val="NoSpacing"/>
-      </w:pPr>
-      <w:r>
-        <w:t xml:space="preserve">     - Output: Suggested counter-script, prioritized asks, polite phrasing, walk-away points.  </w:t>
-      </w:r>
-    </w:p>
-    <w:p>
-      <w:pPr>
-        <w:pStyle w:val="NoSpacing"/>
-      </w:pPr>
-      <w:r>
-        <w:t xml:space="preserve">   - Check for hidden red flags: non-competes, IP clauses, severance, at-will status in your state (CT).  </w:t>
-      </w:r>
-    </w:p>
-    <w:p>
-      <w:pPr>
-        <w:pStyle w:val="NoSpacing"/>
-      </w:pPr>
-      <w:r>
-        <w:t xml:space="preserve">   - Decide your BATNA (Best Alternative to Negotiated Agreement) — are there other interviews/offers in play?</w:t>
-      </w:r>
-    </w:p>
-    <w:p>
-      <w:pPr>
-        <w:pStyle w:val="NoSpacing"/>
-      </w:pPr>
-    </w:p>
-    <w:p>
-      <w:pPr>
-        <w:pStyle w:val="NoSpacing"/>
-      </w:pPr>
-      <w:r>
-        <w:t xml:space="preserve">3. Negotiate professionally (if needed)  </w:t>
-      </w:r>
-    </w:p>
-    <w:p>
-      <w:pPr>
-        <w:pStyle w:val="NoSpacing"/>
-      </w:pPr>
-      <w:r>
-        <w:t xml:space="preserve">   - Use the output from **Safe Offer Negotiation Assistant** as your script.  </w:t>
-      </w:r>
-    </w:p>
-    <w:p>
-      <w:pPr>
-        <w:pStyle w:val="NoSpacing"/>
-      </w:pPr>
-      <w:r>
-        <w:t xml:space="preserve">   - Prioritize 2–3 key items (e.g., base salary + signing bonus + remote flexibility).  </w:t>
-      </w:r>
-    </w:p>
-    <w:p>
-      <w:pPr>
-        <w:pStyle w:val="NoSpacing"/>
-      </w:pPr>
-      <w:r>
-        <w:t xml:space="preserve">   - Respond in writing (email) for a paper trail.  </w:t>
-      </w:r>
-    </w:p>
-    <w:p>
-      <w:pPr>
-        <w:pStyle w:val="NoSpacing"/>
-      </w:pPr>
-      <w:r>
-        <w:lastRenderedPageBreak/>
-        <w:t xml:space="preserve">   - If they push back: reiterate enthusiasm for the role/company while holding firm on priorities.  </w:t>
-      </w:r>
-    </w:p>
-    <w:p>
-      <w:pPr>
-        <w:pStyle w:val="NoSpacing"/>
-      </w:pPr>
-      <w:r>
-        <w:t xml:space="preserve">   - If no movement and it’s below your floor → politely decline with gratitude.</w:t>
-      </w:r>
-    </w:p>
-    <w:p>
-      <w:pPr>
-        <w:pStyle w:val="NoSpacing"/>
-      </w:pPr>
-    </w:p>
-    <w:p>
-      <w:pPr>
-        <w:pStyle w:val="NoSpacing"/>
-      </w:pPr>
-      <w:r>
-        <w:t xml:space="preserve">4. Accept &amp; onboard prep  </w:t>
-      </w:r>
-    </w:p>
-    <w:p>
-      <w:pPr>
-        <w:pStyle w:val="NoSpacing"/>
-      </w:pPr>
-      <w:r>
-        <w:t xml:space="preserve">   - Once agreed: Send formal acceptance email (copy the script style from negotiation prompt).  </w:t>
-      </w:r>
-    </w:p>
-    <w:p>
-      <w:pPr>
-        <w:pStyle w:val="NoSpacing"/>
-      </w:pPr>
-      <w:r>
-        <w:t xml:space="preserve">   - Sign paperwork only after reviewing with a quick legal eye (or consult if complex).  </w:t>
-      </w:r>
-    </w:p>
-    <w:p>
-      <w:pPr>
-        <w:pStyle w:val="NoSpacing"/>
-      </w:pPr>
-      <w:r>
-        <w:t xml:space="preserve">   - Optional early win: Re-run **The Day 0 Onboarding Strategist** to refresh your 30/60/90-day plan — keep it in your back pocket for first-week conversations.  </w:t>
-      </w:r>
-    </w:p>
-    <w:p>
-      <w:pPr>
-        <w:pStyle w:val="NoSpacing"/>
-      </w:pPr>
-      <w:r>
-        <w:t xml:space="preserve">   - Update Command </w:t>
-      </w:r>
-      <w:proofErr w:type="spellStart"/>
-      <w:r>
-        <w:t>Center</w:t>
-      </w:r>
-      <w:proofErr w:type="spellEnd"/>
-      <w:r>
-        <w:t xml:space="preserve">: Mark as “Accepted” + note final terms.  </w:t>
-      </w:r>
-    </w:p>
-    <w:p>
-      <w:pPr>
-        <w:pStyle w:val="NoSpacing"/>
-      </w:pPr>
-      <w:r>
-        <w:t xml:space="preserve">   - Archive the search folder or move to “Closed Wins” subfolder.</w:t>
-      </w:r>
-    </w:p>
-    <w:p>
-      <w:pPr>
-        <w:pStyle w:val="NoSpacing"/>
-      </w:pPr>
-    </w:p>
-    <w:p>
-      <w:pPr>
-        <w:pStyle w:val="NoSpacing"/>
-      </w:pPr>
-      <w:r>
-        <w:t xml:space="preserve">5. Post-acceptance reflection  </w:t>
-      </w:r>
-    </w:p>
-    <w:p>
-      <w:pPr>
-        <w:pStyle w:val="NoSpacing"/>
-      </w:pPr>
-      <w:r>
-        <w:t xml:space="preserve">   - After 30 days on the job: Review what worked/didn’t in the process.  </w:t>
-      </w:r>
-    </w:p>
-    <w:p>
-      <w:pPr>
-        <w:pStyle w:val="NoSpacing"/>
-      </w:pPr>
-      <w:r>
-        <w:t xml:space="preserve">   - Update your **</w:t>
-      </w:r>
-      <w:proofErr w:type="spellStart"/>
-      <w:r>
-        <w:t>Master_Summary_Maintenance_Engine</w:t>
-      </w:r>
-      <w:proofErr w:type="spellEnd"/>
-      <w:r>
-        <w:t xml:space="preserve">** with new role details.  </w:t>
-      </w:r>
-    </w:p>
-    <w:p>
-      <w:pPr>
-        <w:pStyle w:val="NoSpacing"/>
-      </w:pPr>
-      <w:r>
-        <w:t xml:space="preserve">   - Keep the playbook alive for future transitions.</w:t>
-      </w:r>
-    </w:p>
-    <w:p>
-      <w:pPr>
-        <w:pStyle w:val="NoSpacing"/>
-      </w:pPr>
-    </w:p>
-    <w:p>
-      <w:pPr>
-        <w:pStyle w:val="NoSpacing"/>
-      </w:pPr>
-      <w:r>
-        <w:t>**Quick-Reference Table – After Phase Tools**</w:t>
-      </w:r>
-    </w:p>
-    <w:p>
-      <w:pPr>
-        <w:pStyle w:val="NoSpacing"/>
-      </w:pPr>
-    </w:p>
-    <w:p>
-      <w:pPr>
-        <w:pStyle w:val="NoSpacing"/>
-      </w:pPr>
-      <w:r>
-        <w:t>| Tool / Prompt                              | When to Use                          | What It Does                                              | Value to You                                              | Repo Link |</w:t>
-      </w:r>
-    </w:p>
-    <w:p>
-      <w:pPr>
-        <w:pStyle w:val="NoSpacing"/>
-      </w:pPr>
-      <w:r>
-        <w:t>|--------------------------------------------|--------------------------------------|-----------------------------------------------------------|-----------------------------------------------------------|-----------|</w:t>
-      </w:r>
-    </w:p>
-    <w:p>
-      <w:pPr>
-        <w:pStyle w:val="NoSpacing"/>
-      </w:pPr>
-      <w:r>
-        <w:t>| Hiring manager response decoder            | On verbal/written offer language     | Interprets vague or coded responses                       | Clarifies true intent &amp; next steps                        | [</w:t>
-      </w:r>
-      <w:proofErr w:type="gramStart"/>
-      <w:r>
-        <w:t xml:space="preserve">Link]   </w:t>
-      </w:r>
-      <w:proofErr w:type="gramEnd"/>
-      <w:r>
-        <w:t xml:space="preserve"> |</w:t>
-      </w:r>
-    </w:p>
-    <w:p>
-      <w:pPr>
-        <w:pStyle w:val="NoSpacing"/>
-      </w:pPr>
-      <w:r>
-        <w:t>| Safe Offer Negotiation Assistant           | Core negotiation prep                | Generates ethical, low-risk counter-scripts               | Maximizes outcome without aggression                      | [</w:t>
-      </w:r>
-      <w:proofErr w:type="gramStart"/>
-      <w:r>
-        <w:t xml:space="preserve">Link]   </w:t>
-      </w:r>
-      <w:proofErr w:type="gramEnd"/>
-      <w:r>
-        <w:t xml:space="preserve"> |</w:t>
-      </w:r>
-    </w:p>
-    <w:p>
-      <w:pPr>
-        <w:pStyle w:val="NoSpacing"/>
-      </w:pPr>
-      <w:r>
-        <w:t>| Post-Interview Thank You Note Generator    | Quick thank-you if needed            | Professional follow-up phrasing                           | Keeps tone positive during negotiation                    | [</w:t>
-      </w:r>
-      <w:proofErr w:type="gramStart"/>
-      <w:r>
-        <w:t xml:space="preserve">Link]   </w:t>
-      </w:r>
-      <w:proofErr w:type="gramEnd"/>
-      <w:r>
-        <w:t xml:space="preserve"> |</w:t>
-      </w:r>
-    </w:p>
-    <w:p>
-      <w:pPr>
-        <w:pStyle w:val="NoSpacing"/>
-      </w:pPr>
-      <w:r>
-        <w:t xml:space="preserve">| The Day 0 Onboarding Strategist            | </w:t>
-      </w:r>
-      <w:proofErr w:type="gramStart"/>
-      <w:r>
-        <w:t>Post-acceptance</w:t>
-      </w:r>
-      <w:proofErr w:type="gramEnd"/>
-      <w:r>
-        <w:t xml:space="preserve"> / first week         | Refreshes early success plan                              | Strong start — shows initiative                           | [</w:t>
-      </w:r>
-      <w:proofErr w:type="gramStart"/>
-      <w:r>
-        <w:t xml:space="preserve">Link]   </w:t>
-      </w:r>
-      <w:proofErr w:type="gramEnd"/>
-      <w:r>
-        <w:t xml:space="preserve"> |</w:t>
-      </w:r>
-    </w:p>
-    <w:p>
-      <w:pPr>
-        <w:pStyle w:val="NoSpacing"/>
-      </w:pPr>
-      <w:r>
-        <w:t xml:space="preserve">| </w:t>
-      </w:r>
-      <w:proofErr w:type="spellStart"/>
-      <w:r>
-        <w:t>Master_Summary_Maintenance_Engine</w:t>
-      </w:r>
-      <w:proofErr w:type="spellEnd"/>
-      <w:r>
-        <w:t xml:space="preserve">          | Ongoing after new role               | Keeps your master profile current                         | Ready for next transition or internal growth              | [</w:t>
-      </w:r>
-      <w:proofErr w:type="gramStart"/>
-      <w:r>
-        <w:t xml:space="preserve">Link]   </w:t>
-      </w:r>
-      <w:proofErr w:type="gramEnd"/>
-      <w:r>
-        <w:t xml:space="preserve"> |</w:t>
-      </w:r>
-    </w:p>
-    <w:p>
-      <w:pPr>
-        <w:pStyle w:val="NoSpacing"/>
-      </w:pPr>
-    </w:p>
-    <w:p>
-      <w:pPr>
-        <w:pStyle w:val="NoSpacing"/>
-      </w:pPr>
-      <w:r>
-        <w:t>**Lessons Learned Sidebar**</w:t>
-      </w:r>
-    </w:p>
-    <w:p>
-      <w:pPr>
-        <w:pStyle w:val="NoSpacing"/>
-      </w:pPr>
-      <w:r>
-        <w:t>- “The first offer is rarely the best — 70–80% of roles have negotiation room if handled politely.”</w:t>
-      </w:r>
-    </w:p>
-    <w:p>
-      <w:pPr>
-        <w:pStyle w:val="NoSpacing"/>
-      </w:pPr>
-      <w:r>
-        <w:t>- “Always get everything in writing before celebrating — verbal offers can change.”</w:t>
-      </w:r>
-    </w:p>
-    <w:p>
-      <w:pPr>
-        <w:pStyle w:val="NoSpacing"/>
-      </w:pPr>
-      <w:r>
-        <w:t>- “Negotiate total comp, not just base — signing bonuses, equity, and remote days often move more easily.”</w:t>
-      </w:r>
-    </w:p>
-    <w:p>
-      <w:pPr>
-        <w:pStyle w:val="NoSpacing"/>
-      </w:pPr>
-      <w:r>
-        <w:t>- “Enthusiasm + data = strongest position. ‘I’m excited about the role and team, and to make this work I’d need X’ outperforms hard demands.”</w:t>
-      </w:r>
-    </w:p>
-    <w:p>
-      <w:pPr>
-        <w:pStyle w:val="NoSpacing"/>
-      </w:pPr>
-      <w:r>
-        <w:t>- “In CT, at-will employment is standard — but ask about severance/probation anyway.”</w:t>
-      </w:r>
-    </w:p>
-    <w:p>
-      <w:pPr>
-        <w:pStyle w:val="NoSpacing"/>
-      </w:pPr>
-      <w:r>
         <w:t>- “Once accepted, stop searching immediately — focus energy on onboarding and building credibility.”</w:t>
       </w:r>
     </w:p>
@@ -2494,6 +5211,7 @@
       </w:pPr>
     </w:p>
     <w:sectPr>
+      <w:headerReference w:type="default" r:id="rId6"/>
       <w:pgSz w:w="11906" w:h="16838"/>
       <w:pgMar w:top="1440" w:right="1440" w:bottom="1440" w:left="1440" w:header="708" w:footer="708" w:gutter="0"/>
       <w:cols w:space="708"/>
@@ -2501,6 +5219,518 @@
     </w:sectPr>
   </w:body>
 </w:document>
+</file>
+
+<file path=word/endnotes.xml><?xml version="1.0" encoding="utf-8"?>
+<w:endnotes xmlns:wpc="http://schemas.microsoft.com/office/word/2010/wordprocessingCanvas" xmlns:cx="http://schemas.microsoft.com/office/drawing/2014/chartex" xmlns:cx1="http://schemas.microsoft.com/office/drawing/2015/9/8/chartex" xmlns:cx2="http://schemas.microsoft.com/office/drawing/2015/10/21/chartex" xmlns:cx3="http://schemas.microsoft.com/office/drawing/2016/5/9/chartex" xmlns:cx4="http://schemas.microsoft.com/office/drawing/2016/5/10/chartex" xmlns:cx5="http://schemas.microsoft.com/office/drawing/2016/5/11/chartex" xmlns:cx6="http://schemas.microsoft.com/office/drawing/2016/5/12/chartex" xmlns:cx7="http://schemas.microsoft.com/office/drawing/2016/5/13/chartex" xmlns:cx8="http://schemas.microsoft.com/office/drawing/2016/5/14/chartex" xmlns:mc="http://schemas.openxmlformats.org/markup-compatibility/2006" xmlns:aink="http://schemas.microsoft.com/office/drawing/2016/ink" xmlns:am3d="http://schemas.microsoft.com/office/drawing/2017/model3d" xmlns:o="urn:schemas-microsoft-com:office:office" xmlns:oel="http://schemas.microsoft.com/office/2019/extlst" xmlns:r="http://schemas.openxmlformats.org/officeDocument/2006/relationships" xmlns:m="http://schemas.openxmlformats.org/officeDocument/2006/math" xmlns:v="urn:schemas-microsoft-com:vml" xmlns:wp14="http://schemas.microsoft.com/office/word/2010/wordprocessingDrawing" xmlns:wp="http://schemas.openxmlformats.org/drawingml/2006/wordprocessingDrawing" xmlns:w10="urn:schemas-microsoft-com:office:word" xmlns:w="http://schemas.openxmlformats.org/wordprocessingml/2006/main" xmlns:w14="http://schemas.microsoft.com/office/word/2010/wordml" xmlns:w15="http://schemas.microsoft.com/office/word/2012/wordml" xmlns:w16cex="http://schemas.microsoft.com/office/word/2018/wordml/cex" xmlns:w16cid="http://schemas.microsoft.com/office/word/2016/wordml/cid" xmlns:w16="http://schemas.microsoft.com/office/word/2018/wordml" xmlns:w16du="http://schemas.microsoft.com/office/word/2023/wordml/word16du" xmlns:w16sdtdh="http://schemas.microsoft.com/office/word/2020/wordml/sdtdatahash" xmlns:w16sdtfl="http://schemas.microsoft.com/office/word/2024/wordml/sdtformatlock" xmlns:w16se="http://schemas.microsoft.com/office/word/2015/wordml/symex" xmlns:wpg="http://schemas.microsoft.com/office/word/2010/wordprocessingGroup" xmlns:wpi="http://schemas.microsoft.com/office/word/2010/wordprocessingInk" xmlns:wne="http://schemas.microsoft.com/office/word/2006/wordml" xmlns:wps="http://schemas.microsoft.com/office/word/2010/wordprocessingShape" mc:Ignorable="w14 w15 w16se w16cid w16 w16cex w16sdtdh w16sdtfl w16du wp14">
+  <w:endnote w:type="separator" w:id="-1">
+    <w:p>
+      <w:pPr>
+        <w:spacing w:after="0" w:line="240" w:lineRule="auto"/>
+      </w:pPr>
+      <w:r>
+        <w:separator/>
+      </w:r>
+    </w:p>
+  </w:endnote>
+  <w:endnote w:type="continuationSeparator" w:id="0">
+    <w:p>
+      <w:pPr>
+        <w:spacing w:after="0" w:line="240" w:lineRule="auto"/>
+      </w:pPr>
+      <w:r>
+        <w:continuationSeparator/>
+      </w:r>
+    </w:p>
+  </w:endnote>
+</w:endnotes>
+</file>
+
+<file path=word/footnotes.xml><?xml version="1.0" encoding="utf-8"?>
+<w:footnotes xmlns:wpc="http://schemas.microsoft.com/office/word/2010/wordprocessingCanvas" xmlns:cx="http://schemas.microsoft.com/office/drawing/2014/chartex" xmlns:cx1="http://schemas.microsoft.com/office/drawing/2015/9/8/chartex" xmlns:cx2="http://schemas.microsoft.com/office/drawing/2015/10/21/chartex" xmlns:cx3="http://schemas.microsoft.com/office/drawing/2016/5/9/chartex" xmlns:cx4="http://schemas.microsoft.com/office/drawing/2016/5/10/chartex" xmlns:cx5="http://schemas.microsoft.com/office/drawing/2016/5/11/chartex" xmlns:cx6="http://schemas.microsoft.com/office/drawing/2016/5/12/chartex" xmlns:cx7="http://schemas.microsoft.com/office/drawing/2016/5/13/chartex" xmlns:cx8="http://schemas.microsoft.com/office/drawing/2016/5/14/chartex" xmlns:mc="http://schemas.openxmlformats.org/markup-compatibility/2006" xmlns:aink="http://schemas.microsoft.com/office/drawing/2016/ink" xmlns:am3d="http://schemas.microsoft.com/office/drawing/2017/model3d" xmlns:o="urn:schemas-microsoft-com:office:office" xmlns:oel="http://schemas.microsoft.com/office/2019/extlst" xmlns:r="http://schemas.openxmlformats.org/officeDocument/2006/relationships" xmlns:m="http://schemas.openxmlformats.org/officeDocument/2006/math" xmlns:v="urn:schemas-microsoft-com:vml" xmlns:wp14="http://schemas.microsoft.com/office/word/2010/wordprocessingDrawing" xmlns:wp="http://schemas.openxmlformats.org/drawingml/2006/wordprocessingDrawing" xmlns:w10="urn:schemas-microsoft-com:office:word" xmlns:w="http://schemas.openxmlformats.org/wordprocessingml/2006/main" xmlns:w14="http://schemas.microsoft.com/office/word/2010/wordml" xmlns:w15="http://schemas.microsoft.com/office/word/2012/wordml" xmlns:w16cex="http://schemas.microsoft.com/office/word/2018/wordml/cex" xmlns:w16cid="http://schemas.microsoft.com/office/word/2016/wordml/cid" xmlns:w16="http://schemas.microsoft.com/office/word/2018/wordml" xmlns:w16du="http://schemas.microsoft.com/office/word/2023/wordml/word16du" xmlns:w16sdtdh="http://schemas.microsoft.com/office/word/2020/wordml/sdtdatahash" xmlns:w16sdtfl="http://schemas.microsoft.com/office/word/2024/wordml/sdtformatlock" xmlns:w16se="http://schemas.microsoft.com/office/word/2015/wordml/symex" xmlns:wpg="http://schemas.microsoft.com/office/word/2010/wordprocessingGroup" xmlns:wpi="http://schemas.microsoft.com/office/word/2010/wordprocessingInk" xmlns:wne="http://schemas.microsoft.com/office/word/2006/wordml" xmlns:wps="http://schemas.microsoft.com/office/word/2010/wordprocessingShape" mc:Ignorable="w14 w15 w16se w16cid w16 w16cex w16sdtdh w16sdtfl w16du wp14">
+  <w:footnote w:type="separator" w:id="-1">
+    <w:p>
+      <w:pPr>
+        <w:spacing w:after="0" w:line="240" w:lineRule="auto"/>
+      </w:pPr>
+      <w:r>
+        <w:separator/>
+      </w:r>
+    </w:p>
+  </w:footnote>
+  <w:footnote w:type="continuationSeparator" w:id="0">
+    <w:p>
+      <w:pPr>
+        <w:spacing w:after="0" w:line="240" w:lineRule="auto"/>
+      </w:pPr>
+      <w:r>
+        <w:continuationSeparator/>
+      </w:r>
+    </w:p>
+  </w:footnote>
+</w:footnotes>
+</file>
+
+<file path=word/header1.xml><?xml version="1.0" encoding="utf-8"?>
+<w:hdr xmlns:wpc="http://schemas.microsoft.com/office/word/2010/wordprocessingCanvas" xmlns:cx="http://schemas.microsoft.com/office/drawing/2014/chartex" xmlns:cx1="http://schemas.microsoft.com/office/drawing/2015/9/8/chartex" xmlns:cx2="http://schemas.microsoft.com/office/drawing/2015/10/21/chartex" xmlns:cx3="http://schemas.microsoft.com/office/drawing/2016/5/9/chartex" xmlns:cx4="http://schemas.microsoft.com/office/drawing/2016/5/10/chartex" xmlns:cx5="http://schemas.microsoft.com/office/drawing/2016/5/11/chartex" xmlns:cx6="http://schemas.microsoft.com/office/drawing/2016/5/12/chartex" xmlns:cx7="http://schemas.microsoft.com/office/drawing/2016/5/13/chartex" xmlns:cx8="http://schemas.microsoft.com/office/drawing/2016/5/14/chartex" xmlns:mc="http://schemas.openxmlformats.org/markup-compatibility/2006" xmlns:aink="http://schemas.microsoft.com/office/drawing/2016/ink" xmlns:am3d="http://schemas.microsoft.com/office/drawing/2017/model3d" xmlns:o="urn:schemas-microsoft-com:office:office" xmlns:oel="http://schemas.microsoft.com/office/2019/extlst" xmlns:r="http://schemas.openxmlformats.org/officeDocument/2006/relationships" xmlns:m="http://schemas.openxmlformats.org/officeDocument/2006/math" xmlns:v="urn:schemas-microsoft-com:vml" xmlns:wp14="http://schemas.microsoft.com/office/word/2010/wordprocessingDrawing" xmlns:wp="http://schemas.openxmlformats.org/drawingml/2006/wordprocessingDrawing" xmlns:w10="urn:schemas-microsoft-com:office:word" xmlns:w="http://schemas.openxmlformats.org/wordprocessingml/2006/main" xmlns:w14="http://schemas.microsoft.com/office/word/2010/wordml" xmlns:w15="http://schemas.microsoft.com/office/word/2012/wordml" xmlns:w16cex="http://schemas.microsoft.com/office/word/2018/wordml/cex" xmlns:w16cid="http://schemas.microsoft.com/office/word/2016/wordml/cid" xmlns:w16="http://schemas.microsoft.com/office/word/2018/wordml" xmlns:w16du="http://schemas.microsoft.com/office/word/2023/wordml/word16du" xmlns:w16sdtdh="http://schemas.microsoft.com/office/word/2020/wordml/sdtdatahash" xmlns:w16sdtfl="http://schemas.microsoft.com/office/word/2024/wordml/sdtformatlock" xmlns:w16se="http://schemas.microsoft.com/office/word/2015/wordml/symex" xmlns:wpg="http://schemas.microsoft.com/office/word/2010/wordprocessingGroup" xmlns:wpi="http://schemas.microsoft.com/office/word/2010/wordprocessingInk" xmlns:wne="http://schemas.microsoft.com/office/word/2006/wordml" xmlns:wps="http://schemas.microsoft.com/office/word/2010/wordprocessingShape" mc:Ignorable="w14 w15 w16se w16cid w16 w16cex w16sdtdh w16sdtfl w16du wp14">
+  <w:p>
+    <w:pPr>
+      <w:pStyle w:val="Header"/>
+      <w:jc w:val="center"/>
+      <w:rPr>
+        <w:rFonts w:ascii="Verdana" w:hAnsi="Verdana"/>
+        <w:sz w:val="28"/>
+        <w:szCs w:val="28"/>
+      </w:rPr>
+    </w:pPr>
+    <w:r>
+      <w:rPr>
+        <w:rFonts w:ascii="Verdana" w:hAnsi="Verdana"/>
+        <w:sz w:val="28"/>
+        <w:szCs w:val="28"/>
+      </w:rPr>
+      <w:t>Job Search &amp; Career Acquisition Playbook</w:t>
+    </w:r>
+    <w:r>
+      <w:rPr>
+        <w:rFonts w:ascii="Verdana" w:hAnsi="Verdana"/>
+        <w:caps/>
+        <w:noProof/>
+        <w:color w:val="808080" w:themeColor="background1" w:themeShade="80"/>
+        <w:sz w:val="28"/>
+        <w:szCs w:val="28"/>
+      </w:rPr>
+      <mc:AlternateContent>
+        <mc:Choice Requires="wpg">
+          <w:drawing>
+            <wp:anchor distT="0" distB="0" distL="114300" distR="114300" simplePos="0" relativeHeight="251659264" behindDoc="0" locked="0" layoutInCell="1" allowOverlap="1" wp14:anchorId="3F562392" wp14:editId="669F7E17">
+              <wp:simplePos x="0" y="0"/>
+              <wp:positionH relativeFrom="page">
+                <wp:align>left</wp:align>
+              </wp:positionH>
+              <mc:AlternateContent>
+                <mc:Choice Requires="wp14">
+                  <wp:positionV relativeFrom="page">
+                    <wp14:pctPosVOffset>2300</wp14:pctPosVOffset>
+                  </wp:positionV>
+                </mc:Choice>
+                <mc:Fallback>
+                  <wp:positionV relativeFrom="page">
+                    <wp:posOffset>245745</wp:posOffset>
+                  </wp:positionV>
+                </mc:Fallback>
+              </mc:AlternateContent>
+              <wp:extent cx="1700784" cy="1024128"/>
+              <wp:effectExtent l="0" t="0" r="0" b="5080"/>
+              <wp:wrapNone/>
+              <wp:docPr id="158" name="Group 171"/>
+              <wp:cNvGraphicFramePr/>
+              <a:graphic xmlns:a="http://schemas.openxmlformats.org/drawingml/2006/main">
+                <a:graphicData uri="http://schemas.microsoft.com/office/word/2010/wordprocessingGroup">
+                  <wpg:wgp>
+                    <wpg:cNvGrpSpPr/>
+                    <wpg:grpSpPr>
+                      <a:xfrm>
+                        <a:off x="0" y="0"/>
+                        <a:ext cx="1700784" cy="1024128"/>
+                        <a:chOff x="0" y="0"/>
+                        <a:chExt cx="1700784" cy="1024128"/>
+                      </a:xfrm>
+                    </wpg:grpSpPr>
+                    <wpg:grpSp>
+                      <wpg:cNvPr id="159" name="Group 159"/>
+                      <wpg:cNvGrpSpPr/>
+                      <wpg:grpSpPr>
+                        <a:xfrm>
+                          <a:off x="0" y="0"/>
+                          <a:ext cx="1700784" cy="1024128"/>
+                          <a:chOff x="0" y="0"/>
+                          <a:chExt cx="1700784" cy="1024128"/>
+                        </a:xfrm>
+                      </wpg:grpSpPr>
+                      <wps:wsp>
+                        <wps:cNvPr id="160" name="Rectangle 160"/>
+                        <wps:cNvSpPr/>
+                        <wps:spPr>
+                          <a:xfrm>
+                            <a:off x="0" y="0"/>
+                            <a:ext cx="1700784" cy="1024128"/>
+                          </a:xfrm>
+                          <a:prstGeom prst="rect">
+                            <a:avLst/>
+                          </a:prstGeom>
+                          <a:solidFill>
+                            <a:schemeClr val="bg1">
+                              <a:alpha val="0"/>
+                            </a:schemeClr>
+                          </a:solidFill>
+                          <a:ln>
+                            <a:noFill/>
+                          </a:ln>
+                        </wps:spPr>
+                        <wps:style>
+                          <a:lnRef idx="2">
+                            <a:schemeClr val="accent1">
+                              <a:shade val="50000"/>
+                            </a:schemeClr>
+                          </a:lnRef>
+                          <a:fillRef idx="1">
+                            <a:schemeClr val="accent1"/>
+                          </a:fillRef>
+                          <a:effectRef idx="0">
+                            <a:schemeClr val="accent1"/>
+                          </a:effectRef>
+                          <a:fontRef idx="minor">
+                            <a:schemeClr val="lt1"/>
+                          </a:fontRef>
+                        </wps:style>
+                        <wps:bodyPr rot="0" spcFirstLastPara="0" vertOverflow="overflow" horzOverflow="overflow" vert="horz" wrap="square" lIns="91440" tIns="45720" rIns="91440" bIns="45720" numCol="1" spcCol="0" rtlCol="0" fromWordArt="0" anchor="ctr" anchorCtr="0" forceAA="0" compatLnSpc="1">
+                          <a:prstTxWarp prst="textNoShape">
+                            <a:avLst/>
+                          </a:prstTxWarp>
+                          <a:noAutofit/>
+                        </wps:bodyPr>
+                      </wps:wsp>
+                      <wps:wsp>
+                        <wps:cNvPr id="161" name="Rectangle 1"/>
+                        <wps:cNvSpPr/>
+                        <wps:spPr>
+                          <a:xfrm>
+                            <a:off x="228600" y="0"/>
+                            <a:ext cx="1463040" cy="1014984"/>
+                          </a:xfrm>
+                          <a:custGeom>
+                            <a:avLst/>
+                            <a:gdLst>
+                              <a:gd name="connsiteX0" fmla="*/ 0 w 1462822"/>
+                              <a:gd name="connsiteY0" fmla="*/ 0 h 1014481"/>
+                              <a:gd name="connsiteX1" fmla="*/ 1462822 w 1462822"/>
+                              <a:gd name="connsiteY1" fmla="*/ 0 h 1014481"/>
+                              <a:gd name="connsiteX2" fmla="*/ 1462822 w 1462822"/>
+                              <a:gd name="connsiteY2" fmla="*/ 1014481 h 1014481"/>
+                              <a:gd name="connsiteX3" fmla="*/ 0 w 1462822"/>
+                              <a:gd name="connsiteY3" fmla="*/ 1014481 h 1014481"/>
+                              <a:gd name="connsiteX4" fmla="*/ 0 w 1462822"/>
+                              <a:gd name="connsiteY4" fmla="*/ 0 h 1014481"/>
+                              <a:gd name="connsiteX0" fmla="*/ 0 w 1462822"/>
+                              <a:gd name="connsiteY0" fmla="*/ 0 h 1014481"/>
+                              <a:gd name="connsiteX1" fmla="*/ 1462822 w 1462822"/>
+                              <a:gd name="connsiteY1" fmla="*/ 0 h 1014481"/>
+                              <a:gd name="connsiteX2" fmla="*/ 910372 w 1462822"/>
+                              <a:gd name="connsiteY2" fmla="*/ 376306 h 1014481"/>
+                              <a:gd name="connsiteX3" fmla="*/ 0 w 1462822"/>
+                              <a:gd name="connsiteY3" fmla="*/ 1014481 h 1014481"/>
+                              <a:gd name="connsiteX4" fmla="*/ 0 w 1462822"/>
+                              <a:gd name="connsiteY4" fmla="*/ 0 h 1014481"/>
+                            </a:gdLst>
+                            <a:ahLst/>
+                            <a:cxnLst>
+                              <a:cxn ang="0">
+                                <a:pos x="connsiteX0" y="connsiteY0"/>
+                              </a:cxn>
+                              <a:cxn ang="0">
+                                <a:pos x="connsiteX1" y="connsiteY1"/>
+                              </a:cxn>
+                              <a:cxn ang="0">
+                                <a:pos x="connsiteX2" y="connsiteY2"/>
+                              </a:cxn>
+                              <a:cxn ang="0">
+                                <a:pos x="connsiteX3" y="connsiteY3"/>
+                              </a:cxn>
+                              <a:cxn ang="0">
+                                <a:pos x="connsiteX4" y="connsiteY4"/>
+                              </a:cxn>
+                            </a:cxnLst>
+                            <a:rect l="l" t="t" r="r" b="b"/>
+                            <a:pathLst>
+                              <a:path w="1462822" h="1014481">
+                                <a:moveTo>
+                                  <a:pt x="0" y="0"/>
+                                </a:moveTo>
+                                <a:lnTo>
+                                  <a:pt x="1462822" y="0"/>
+                                </a:lnTo>
+                                <a:lnTo>
+                                  <a:pt x="910372" y="376306"/>
+                                </a:lnTo>
+                                <a:lnTo>
+                                  <a:pt x="0" y="1014481"/>
+                                </a:lnTo>
+                                <a:lnTo>
+                                  <a:pt x="0" y="0"/>
+                                </a:lnTo>
+                                <a:close/>
+                              </a:path>
+                            </a:pathLst>
+                          </a:custGeom>
+                          <a:solidFill>
+                            <a:schemeClr val="accent1"/>
+                          </a:solidFill>
+                          <a:ln>
+                            <a:noFill/>
+                          </a:ln>
+                        </wps:spPr>
+                        <wps:style>
+                          <a:lnRef idx="2">
+                            <a:schemeClr val="accent1">
+                              <a:shade val="50000"/>
+                            </a:schemeClr>
+                          </a:lnRef>
+                          <a:fillRef idx="1">
+                            <a:schemeClr val="accent1"/>
+                          </a:fillRef>
+                          <a:effectRef idx="0">
+                            <a:schemeClr val="accent1"/>
+                          </a:effectRef>
+                          <a:fontRef idx="minor">
+                            <a:schemeClr val="lt1"/>
+                          </a:fontRef>
+                        </wps:style>
+                        <wps:bodyPr rot="0" spcFirstLastPara="0" vertOverflow="overflow" horzOverflow="overflow" vert="horz" wrap="square" lIns="91440" tIns="45720" rIns="91440" bIns="45720" numCol="1" spcCol="0" rtlCol="0" fromWordArt="0" anchor="ctr" anchorCtr="0" forceAA="0" compatLnSpc="1">
+                          <a:prstTxWarp prst="textNoShape">
+                            <a:avLst/>
+                          </a:prstTxWarp>
+                          <a:noAutofit/>
+                        </wps:bodyPr>
+                      </wps:wsp>
+                      <wps:wsp>
+                        <wps:cNvPr id="162" name="Rectangle 162"/>
+                        <wps:cNvSpPr/>
+                        <wps:spPr>
+                          <a:xfrm>
+                            <a:off x="228600" y="0"/>
+                            <a:ext cx="1472184" cy="1024128"/>
+                          </a:xfrm>
+                          <a:prstGeom prst="rect">
+                            <a:avLst/>
+                          </a:prstGeom>
+                          <a:blipFill>
+                            <a:blip r:embed="rId1"/>
+                            <a:stretch>
+                              <a:fillRect/>
+                            </a:stretch>
+                          </a:blipFill>
+                          <a:ln>
+                            <a:noFill/>
+                          </a:ln>
+                        </wps:spPr>
+                        <wps:style>
+                          <a:lnRef idx="2">
+                            <a:schemeClr val="accent1">
+                              <a:shade val="50000"/>
+                            </a:schemeClr>
+                          </a:lnRef>
+                          <a:fillRef idx="1">
+                            <a:schemeClr val="accent1"/>
+                          </a:fillRef>
+                          <a:effectRef idx="0">
+                            <a:schemeClr val="accent1"/>
+                          </a:effectRef>
+                          <a:fontRef idx="minor">
+                            <a:schemeClr val="lt1"/>
+                          </a:fontRef>
+                        </wps:style>
+                        <wps:bodyPr rot="0" spcFirstLastPara="0" vertOverflow="overflow" horzOverflow="overflow" vert="horz" wrap="square" lIns="91440" tIns="45720" rIns="91440" bIns="45720" numCol="1" spcCol="0" rtlCol="0" fromWordArt="0" anchor="ctr" anchorCtr="0" forceAA="0" compatLnSpc="1">
+                          <a:prstTxWarp prst="textNoShape">
+                            <a:avLst/>
+                          </a:prstTxWarp>
+                          <a:noAutofit/>
+                        </wps:bodyPr>
+                      </wps:wsp>
+                    </wpg:grpSp>
+                    <wps:wsp>
+                      <wps:cNvPr id="163" name="Text Box 163"/>
+                      <wps:cNvSpPr txBox="1"/>
+                      <wps:spPr>
+                        <a:xfrm flipH="1">
+                          <a:off x="237067" y="18942"/>
+                          <a:ext cx="442824" cy="375285"/>
+                        </a:xfrm>
+                        <a:prstGeom prst="rect">
+                          <a:avLst/>
+                        </a:prstGeom>
+                        <a:noFill/>
+                        <a:ln w="6350">
+                          <a:noFill/>
+                        </a:ln>
+                        <a:effectLst/>
+                      </wps:spPr>
+                      <wps:style>
+                        <a:lnRef idx="0">
+                          <a:schemeClr val="accent1"/>
+                        </a:lnRef>
+                        <a:fillRef idx="0">
+                          <a:schemeClr val="accent1"/>
+                        </a:fillRef>
+                        <a:effectRef idx="0">
+                          <a:schemeClr val="accent1"/>
+                        </a:effectRef>
+                        <a:fontRef idx="minor">
+                          <a:schemeClr val="dk1"/>
+                        </a:fontRef>
+                      </wps:style>
+                      <wps:txbx>
+                        <w:txbxContent>
+                          <w:p>
+                            <w:pPr>
+                              <w:pStyle w:val="Header"/>
+                              <w:jc w:val="right"/>
+                              <w:rPr>
+                                <w:color w:val="FFFFFF" w:themeColor="background1"/>
+                                <w:sz w:val="24"/>
+                                <w:szCs w:val="24"/>
+                              </w:rPr>
+                            </w:pPr>
+                            <w:r>
+                              <w:rPr>
+                                <w:color w:val="FFFFFF" w:themeColor="background1"/>
+                                <w:sz w:val="24"/>
+                                <w:szCs w:val="24"/>
+                              </w:rPr>
+                              <w:fldChar w:fldCharType="begin"/>
+                            </w:r>
+                            <w:r>
+                              <w:rPr>
+                                <w:color w:val="FFFFFF" w:themeColor="background1"/>
+                                <w:sz w:val="24"/>
+                                <w:szCs w:val="24"/>
+                              </w:rPr>
+                              <w:instrText xml:space="preserve"> PAGE   \* MERGEFORMAT </w:instrText>
+                            </w:r>
+                            <w:r>
+                              <w:rPr>
+                                <w:color w:val="FFFFFF" w:themeColor="background1"/>
+                                <w:sz w:val="24"/>
+                                <w:szCs w:val="24"/>
+                              </w:rPr>
+                              <w:fldChar w:fldCharType="separate"/>
+                            </w:r>
+                            <w:r>
+                              <w:rPr>
+                                <w:noProof/>
+                                <w:color w:val="FFFFFF" w:themeColor="background1"/>
+                                <w:sz w:val="24"/>
+                                <w:szCs w:val="24"/>
+                              </w:rPr>
+                              <w:t>2</w:t>
+                            </w:r>
+                            <w:r>
+                              <w:rPr>
+                                <w:noProof/>
+                                <w:color w:val="FFFFFF" w:themeColor="background1"/>
+                                <w:sz w:val="24"/>
+                                <w:szCs w:val="24"/>
+                              </w:rPr>
+                              <w:fldChar w:fldCharType="end"/>
+                            </w:r>
+                          </w:p>
+                        </w:txbxContent>
+                      </wps:txbx>
+                      <wps:bodyPr rot="0" spcFirstLastPara="0" vertOverflow="overflow" horzOverflow="overflow" vert="horz" wrap="square" lIns="91440" tIns="91440" rIns="91440" bIns="91440" numCol="1" spcCol="0" rtlCol="0" fromWordArt="0" anchor="ctr" anchorCtr="0" forceAA="0" compatLnSpc="1">
+                        <a:prstTxWarp prst="textNoShape">
+                          <a:avLst/>
+                        </a:prstTxWarp>
+                        <a:noAutofit/>
+                      </wps:bodyPr>
+                    </wps:wsp>
+                  </wpg:wgp>
+                </a:graphicData>
+              </a:graphic>
+              <wp14:sizeRelH relativeFrom="margin">
+                <wp14:pctWidth>0</wp14:pctWidth>
+              </wp14:sizeRelH>
+              <wp14:sizeRelV relativeFrom="margin">
+                <wp14:pctHeight>0</wp14:pctHeight>
+              </wp14:sizeRelV>
+            </wp:anchor>
+          </w:drawing>
+        </mc:Choice>
+        <mc:Fallback>
+          <w:pict>
+            <v:group w14:anchorId="3F562392" id="Group 171" o:spid="_x0000_s1026" style="position:absolute;left:0;text-align:left;margin-left:0;margin-top:0;width:133.9pt;height:80.65pt;z-index:251659264;mso-top-percent:23;mso-position-horizontal:left;mso-position-horizontal-relative:page;mso-position-vertical-relative:page;mso-top-percent:23;mso-width-relative:margin;mso-height-relative:margin" coordsize="17007,10241" o:gfxdata="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">
+              <v:group id="Group 159" o:spid="_x0000_s1027" style="position:absolute;width:17007;height:10241" coordsize="17007,10241" o:gfxdata="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">
+                <v:rect id="Rectangle 160" o:spid="_x0000_s1028" style="position:absolute;width:17007;height:10241;visibility:visible;mso-wrap-style:square;v-text-anchor:middle" o:gfxdata="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" fillcolor="white [3212]" stroked="f" strokeweight="1pt">
+                  <v:fill opacity="0"/>
+                </v:rect>
+                <v:shape id="Rectangle 1" o:spid="_x0000_s1029" style="position:absolute;left:2286;width:14630;height:10149;visibility:visible;mso-wrap-style:square;v-text-anchor:middle" coordsize="1462822,1014481" o:gfxdata="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" path="m,l1462822,,910372,376306,,1014481,,xe" fillcolor="#4472c4 [3204]" stroked="f" strokeweight="1pt">
+                  <v:stroke joinstyle="miter"/>
+                  <v:path arrowok="t" o:connecttype="custom" o:connectlocs="0,0;1463040,0;910508,376493;0,1014984;0,0" o:connectangles="0,0,0,0,0"/>
+                </v:shape>
+                <v:rect id="Rectangle 162" o:spid="_x0000_s1030" style="position:absolute;left:2286;width:14721;height:10241;visibility:visible;mso-wrap-style:square;v-text-anchor:middle" o:gfxdata="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" stroked="f" strokeweight="1pt">
+                  <v:fill r:id="rId2" o:title="" recolor="t" rotate="t" type="frame"/>
+                </v:rect>
+              </v:group>
+              <v:shapetype id="_x0000_t202" coordsize="21600,21600" o:spt="202" path="m,l,21600r21600,l21600,xe">
+                <v:stroke joinstyle="miter"/>
+                <v:path gradientshapeok="t" o:connecttype="rect"/>
+              </v:shapetype>
+              <v:shape id="Text Box 163" o:spid="_x0000_s1031" type="#_x0000_t202" style="position:absolute;left:2370;top:189;width:4428;height:3753;flip:x;visibility:visible;mso-wrap-style:square;v-text-anchor:middle" o:gfxdata="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" filled="f" stroked="f" strokeweight=".5pt">
+                <v:textbox inset=",7.2pt,,7.2pt">
+                  <w:txbxContent>
+                    <w:p>
+                      <w:pPr>
+                        <w:pStyle w:val="Header"/>
+                        <w:jc w:val="right"/>
+                        <w:rPr>
+                          <w:color w:val="FFFFFF" w:themeColor="background1"/>
+                          <w:sz w:val="24"/>
+                          <w:szCs w:val="24"/>
+                        </w:rPr>
+                      </w:pPr>
+                      <w:r>
+                        <w:rPr>
+                          <w:color w:val="FFFFFF" w:themeColor="background1"/>
+                          <w:sz w:val="24"/>
+                          <w:szCs w:val="24"/>
+                        </w:rPr>
+                        <w:fldChar w:fldCharType="begin"/>
+                      </w:r>
+                      <w:r>
+                        <w:rPr>
+                          <w:color w:val="FFFFFF" w:themeColor="background1"/>
+                          <w:sz w:val="24"/>
+                          <w:szCs w:val="24"/>
+                        </w:rPr>
+                        <w:instrText xml:space="preserve"> PAGE   \* MERGEFORMAT </w:instrText>
+                      </w:r>
+                      <w:r>
+                        <w:rPr>
+                          <w:color w:val="FFFFFF" w:themeColor="background1"/>
+                          <w:sz w:val="24"/>
+                          <w:szCs w:val="24"/>
+                        </w:rPr>
+                        <w:fldChar w:fldCharType="separate"/>
+                      </w:r>
+                      <w:r>
+                        <w:rPr>
+                          <w:noProof/>
+                          <w:color w:val="FFFFFF" w:themeColor="background1"/>
+                          <w:sz w:val="24"/>
+                          <w:szCs w:val="24"/>
+                        </w:rPr>
+                        <w:t>2</w:t>
+                      </w:r>
+                      <w:r>
+                        <w:rPr>
+                          <w:noProof/>
+                          <w:color w:val="FFFFFF" w:themeColor="background1"/>
+                          <w:sz w:val="24"/>
+                          <w:szCs w:val="24"/>
+                        </w:rPr>
+                        <w:fldChar w:fldCharType="end"/>
+                      </w:r>
+                    </w:p>
+                  </w:txbxContent>
+                </v:textbox>
+              </v:shape>
+              <w10:wrap anchorx="page" anchory="page"/>
+            </v:group>
+          </w:pict>
+        </mc:Fallback>
+      </mc:AlternateContent>
+    </w:r>
+  </w:p>
+</w:hdr>
 </file>
 
 <file path=word/styles.xml><?xml version="1.0" encoding="utf-8"?>
@@ -2931,7 +6161,6 @@
     <w:next w:val="Normal"/>
     <w:link w:val="Heading2Char"/>
     <w:uiPriority w:val="9"/>
-    <w:semiHidden/>
     <w:unhideWhenUsed/>
     <w:qFormat/>
     <w:rsid w:val="002C4F28"/>
@@ -3148,7 +6377,6 @@
     <w:basedOn w:val="DefaultParagraphFont"/>
     <w:link w:val="Heading2"/>
     <w:uiPriority w:val="9"/>
-    <w:semiHidden/>
     <w:rsid w:val="002C4F28"/>
     <w:rPr>
       <w:rFonts w:asciiTheme="majorHAnsi" w:eastAsiaTheme="majorEastAsia" w:hAnsiTheme="majorHAnsi" w:cstheme="majorBidi"/>
@@ -3428,6 +6656,112 @@
     <w:pPr>
       <w:spacing w:after="0" w:line="240" w:lineRule="auto"/>
     </w:pPr>
+  </w:style>
+  <w:style w:type="paragraph" w:styleId="TOCHeading">
+    <w:name w:val="TOC Heading"/>
+    <w:basedOn w:val="Heading1"/>
+    <w:next w:val="Normal"/>
+    <w:uiPriority w:val="39"/>
+    <w:unhideWhenUsed/>
+    <w:qFormat/>
+    <w:rsid w:val="00EC0152"/>
+    <w:pPr>
+      <w:spacing w:before="240" w:after="0"/>
+      <w:outlineLvl w:val="9"/>
+    </w:pPr>
+    <w:rPr>
+      <w:kern w:val="0"/>
+      <w:sz w:val="32"/>
+      <w:szCs w:val="32"/>
+      <w:lang w:val="en-US"/>
+      <w14:ligatures w14:val="none"/>
+    </w:rPr>
+  </w:style>
+  <w:style w:type="paragraph" w:styleId="TOC1">
+    <w:name w:val="toc 1"/>
+    <w:basedOn w:val="Normal"/>
+    <w:next w:val="Normal"/>
+    <w:autoRedefine/>
+    <w:uiPriority w:val="39"/>
+    <w:unhideWhenUsed/>
+    <w:rsid w:val="00EC0152"/>
+    <w:pPr>
+      <w:spacing w:after="100"/>
+    </w:pPr>
+  </w:style>
+  <w:style w:type="character" w:styleId="Hyperlink">
+    <w:name w:val="Hyperlink"/>
+    <w:basedOn w:val="DefaultParagraphFont"/>
+    <w:uiPriority w:val="99"/>
+    <w:unhideWhenUsed/>
+    <w:rsid w:val="00EC0152"/>
+    <w:rPr>
+      <w:color w:val="0563C1" w:themeColor="hyperlink"/>
+      <w:u w:val="single"/>
+    </w:rPr>
+  </w:style>
+  <w:style w:type="table" w:styleId="TableGrid">
+    <w:name w:val="Table Grid"/>
+    <w:basedOn w:val="TableNormal"/>
+    <w:uiPriority w:val="39"/>
+    <w:rsid w:val="00EC0152"/>
+    <w:pPr>
+      <w:spacing w:after="0" w:line="240" w:lineRule="auto"/>
+    </w:pPr>
+    <w:tblPr>
+      <w:tblBorders>
+        <w:top w:val="single" w:sz="4" w:space="0" w:color="auto"/>
+        <w:left w:val="single" w:sz="4" w:space="0" w:color="auto"/>
+        <w:bottom w:val="single" w:sz="4" w:space="0" w:color="auto"/>
+        <w:right w:val="single" w:sz="4" w:space="0" w:color="auto"/>
+        <w:insideH w:val="single" w:sz="4" w:space="0" w:color="auto"/>
+        <w:insideV w:val="single" w:sz="4" w:space="0" w:color="auto"/>
+      </w:tblBorders>
+    </w:tblPr>
+  </w:style>
+  <w:style w:type="paragraph" w:styleId="Header">
+    <w:name w:val="header"/>
+    <w:basedOn w:val="Normal"/>
+    <w:link w:val="HeaderChar"/>
+    <w:uiPriority w:val="99"/>
+    <w:unhideWhenUsed/>
+    <w:rsid w:val="009D4AA7"/>
+    <w:pPr>
+      <w:tabs>
+        <w:tab w:val="center" w:pos="4513"/>
+        <w:tab w:val="right" w:pos="9026"/>
+      </w:tabs>
+      <w:spacing w:after="0" w:line="240" w:lineRule="auto"/>
+    </w:pPr>
+  </w:style>
+  <w:style w:type="character" w:customStyle="1" w:styleId="HeaderChar">
+    <w:name w:val="Header Char"/>
+    <w:basedOn w:val="DefaultParagraphFont"/>
+    <w:link w:val="Header"/>
+    <w:uiPriority w:val="99"/>
+    <w:rsid w:val="009D4AA7"/>
+  </w:style>
+  <w:style w:type="paragraph" w:styleId="Footer">
+    <w:name w:val="footer"/>
+    <w:basedOn w:val="Normal"/>
+    <w:link w:val="FooterChar"/>
+    <w:uiPriority w:val="99"/>
+    <w:unhideWhenUsed/>
+    <w:rsid w:val="009D4AA7"/>
+    <w:pPr>
+      <w:tabs>
+        <w:tab w:val="center" w:pos="4513"/>
+        <w:tab w:val="right" w:pos="9026"/>
+      </w:tabs>
+      <w:spacing w:after="0" w:line="240" w:lineRule="auto"/>
+    </w:pPr>
+  </w:style>
+  <w:style w:type="character" w:customStyle="1" w:styleId="FooterChar">
+    <w:name w:val="Footer Char"/>
+    <w:basedOn w:val="DefaultParagraphFont"/>
+    <w:link w:val="Footer"/>
+    <w:uiPriority w:val="99"/>
+    <w:rsid w:val="009D4AA7"/>
   </w:style>
 </w:styles>
 </file>

--- a/Job seeker's playbook.docx
+++ b/Job seeker's playbook.docx
@@ -439,47 +439,23 @@
         <w:pStyle w:val="NoSpacing"/>
       </w:pPr>
       <w:r>
-        <w:t xml:space="preserve">**“From Zero to Offer – Integrity-First, Zero-Fabrication </w:t>
-      </w:r>
-      <w:proofErr w:type="gramStart"/>
-      <w:r>
-        <w:t>System”*</w:t>
-      </w:r>
-      <w:proofErr w:type="gramEnd"/>
-      <w:r>
-        <w:t xml:space="preserve">*  </w:t>
-      </w:r>
-    </w:p>
-    <w:p>
-      <w:pPr>
-        <w:pStyle w:val="NoSpacing"/>
-      </w:pPr>
-      <w:r>
-        <w:t>**</w:t>
-      </w:r>
-      <w:proofErr w:type="gramStart"/>
-      <w:r>
-        <w:t>Version:*</w:t>
-      </w:r>
-      <w:proofErr w:type="gramEnd"/>
-      <w:r>
-        <w:t xml:space="preserve">* 1.0 (Draft – March 2026)  </w:t>
-      </w:r>
-    </w:p>
-    <w:p>
-      <w:pPr>
-        <w:pStyle w:val="NoSpacing"/>
-      </w:pPr>
-      <w:r>
-        <w:t xml:space="preserve">**Linked </w:t>
-      </w:r>
-      <w:proofErr w:type="gramStart"/>
-      <w:r>
-        <w:t>Repo:*</w:t>
-      </w:r>
-      <w:proofErr w:type="gramEnd"/>
-      <w:r>
-        <w:t xml:space="preserve">* https://github.com/scottmalin68-commits/Job-Search-Career-Prompts  </w:t>
+        <w:t xml:space="preserve">**“From Zero to Offer – Integrity-First, Zero-Fabrication System”**  </w:t>
+      </w:r>
+    </w:p>
+    <w:p>
+      <w:pPr>
+        <w:pStyle w:val="NoSpacing"/>
+      </w:pPr>
+      <w:r>
+        <w:t xml:space="preserve">**Version:** 1.0 (Draft – March 2026)  </w:t>
+      </w:r>
+    </w:p>
+    <w:p>
+      <w:pPr>
+        <w:pStyle w:val="NoSpacing"/>
+      </w:pPr>
+      <w:r>
+        <w:t xml:space="preserve">**Linked Repo:** https://github.com/scottmalin68-commits/Job-Search-Career-Prompts  </w:t>
       </w:r>
     </w:p>
     <w:p>
@@ -698,36 +674,20 @@
         <w:pStyle w:val="NoSpacing"/>
       </w:pPr>
       <w:r>
-        <w:t xml:space="preserve">**Why it </w:t>
-      </w:r>
-      <w:proofErr w:type="gramStart"/>
-      <w:r>
-        <w:t>matters:*</w:t>
-      </w:r>
-      <w:proofErr w:type="gramEnd"/>
-      <w:r>
-        <w:t>* Every later tool (resume, interview answers, LinkedIn, negotiation) pulls from this governed document. This is your “single source of truth.”</w:t>
-      </w:r>
-    </w:p>
-    <w:p>
-      <w:pPr>
-        <w:pStyle w:val="NoSpacing"/>
-      </w:pPr>
-    </w:p>
-    <w:p>
-      <w:pPr>
-        <w:pStyle w:val="NoSpacing"/>
-      </w:pPr>
-      <w:r>
-        <w:t>**</w:t>
-      </w:r>
-      <w:proofErr w:type="gramStart"/>
-      <w:r>
-        <w:t>Action:*</w:t>
-      </w:r>
-      <w:proofErr w:type="gramEnd"/>
-      <w:r>
-        <w:t>* Run these three prompts in order before you do anything else. Save the output as **Master-Career-Profile.md** — this is your living skills/experience document.</w:t>
+        <w:t>**Why it matters:** Every later tool (resume, interview answers, LinkedIn, negotiation) pulls from this governed document. This is your “single source of truth.”</w:t>
+      </w:r>
+    </w:p>
+    <w:p>
+      <w:pPr>
+        <w:pStyle w:val="NoSpacing"/>
+      </w:pPr>
+    </w:p>
+    <w:p>
+      <w:pPr>
+        <w:pStyle w:val="NoSpacing"/>
+      </w:pPr>
+      <w:r>
+        <w:t>**Action:** Run these three prompts in order before you do anything else. Save the output as **Master-Career-Profile.md** — this is your living skills/experience document.</w:t>
       </w:r>
     </w:p>
     <w:p>
@@ -763,15 +723,7 @@
         <w:pStyle w:val="NoSpacing"/>
       </w:pPr>
       <w:r>
-        <w:t>**</w:t>
-      </w:r>
-      <w:proofErr w:type="gramStart"/>
-      <w:r>
-        <w:t>Goal:*</w:t>
-      </w:r>
-      <w:proofErr w:type="gramEnd"/>
-      <w:r>
-        <w:t>* Walk into the job market with clean assets, automated scanners, and a strong network foundation — so you never scramble later.</w:t>
+        <w:t>**Goal:** Walk into the job market with clean assets, automated scanners, and a strong network foundation — so you never scramble later.</w:t>
       </w:r>
     </w:p>
     <w:p>
@@ -784,15 +736,7 @@
         <w:pStyle w:val="Heading2"/>
       </w:pPr>
       <w:r>
-        <w:t xml:space="preserve">**Step-by-step checklist (follow in this </w:t>
-      </w:r>
-      <w:proofErr w:type="gramStart"/>
-      <w:r>
-        <w:t>order)*</w:t>
-      </w:r>
-      <w:proofErr w:type="gramEnd"/>
-      <w:r>
-        <w:t>*</w:t>
+        <w:t>**Step-by-step checklist (follow in this order)**</w:t>
       </w:r>
     </w:p>
     <w:p>
@@ -1197,15 +1141,7 @@
               <w:pStyle w:val="NoSpacing"/>
             </w:pPr>
             <w:r>
-              <w:t xml:space="preserve"> [</w:t>
-            </w:r>
-            <w:proofErr w:type="gramStart"/>
-            <w:r>
-              <w:t xml:space="preserve">Link]   </w:t>
-            </w:r>
-            <w:proofErr w:type="gramEnd"/>
-            <w:r>
-              <w:t xml:space="preserve">                  </w:t>
+              <w:t xml:space="preserve"> [Link]                     </w:t>
             </w:r>
           </w:p>
         </w:tc>
@@ -1272,15 +1208,7 @@
               <w:pStyle w:val="NoSpacing"/>
             </w:pPr>
             <w:r>
-              <w:t xml:space="preserve"> [</w:t>
-            </w:r>
-            <w:proofErr w:type="gramStart"/>
-            <w:r>
-              <w:t xml:space="preserve">Link]   </w:t>
-            </w:r>
-            <w:proofErr w:type="gramEnd"/>
-            <w:r>
-              <w:t xml:space="preserve">                  </w:t>
+              <w:t xml:space="preserve"> [Link]                     </w:t>
             </w:r>
           </w:p>
         </w:tc>
@@ -1347,15 +1275,7 @@
               <w:pStyle w:val="NoSpacing"/>
             </w:pPr>
             <w:r>
-              <w:t xml:space="preserve"> [</w:t>
-            </w:r>
-            <w:proofErr w:type="gramStart"/>
-            <w:r>
-              <w:t xml:space="preserve">Link]   </w:t>
-            </w:r>
-            <w:proofErr w:type="gramEnd"/>
-            <w:r>
-              <w:t xml:space="preserve">                  </w:t>
+              <w:t xml:space="preserve"> [Link]                     </w:t>
             </w:r>
           </w:p>
         </w:tc>
@@ -1422,15 +1342,7 @@
               <w:pStyle w:val="NoSpacing"/>
             </w:pPr>
             <w:r>
-              <w:t xml:space="preserve"> [</w:t>
-            </w:r>
-            <w:proofErr w:type="gramStart"/>
-            <w:r>
-              <w:t xml:space="preserve">Link]   </w:t>
-            </w:r>
-            <w:proofErr w:type="gramEnd"/>
-            <w:r>
-              <w:t xml:space="preserve">                  </w:t>
+              <w:t xml:space="preserve"> [Link]                     </w:t>
             </w:r>
           </w:p>
         </w:tc>
@@ -1497,15 +1409,7 @@
               <w:pStyle w:val="NoSpacing"/>
             </w:pPr>
             <w:r>
-              <w:t xml:space="preserve"> [</w:t>
-            </w:r>
-            <w:proofErr w:type="gramStart"/>
-            <w:r>
-              <w:t xml:space="preserve">Link]   </w:t>
-            </w:r>
-            <w:proofErr w:type="gramEnd"/>
-            <w:r>
-              <w:t xml:space="preserve">                  </w:t>
+              <w:t xml:space="preserve"> [Link]                     </w:t>
             </w:r>
           </w:p>
         </w:tc>
@@ -1572,15 +1476,7 @@
               <w:pStyle w:val="NoSpacing"/>
             </w:pPr>
             <w:r>
-              <w:t xml:space="preserve"> [</w:t>
-            </w:r>
-            <w:proofErr w:type="gramStart"/>
-            <w:r>
-              <w:t xml:space="preserve">Link]   </w:t>
-            </w:r>
-            <w:proofErr w:type="gramEnd"/>
-            <w:r>
-              <w:t xml:space="preserve">                  </w:t>
+              <w:t xml:space="preserve"> [Link]                     </w:t>
             </w:r>
           </w:p>
         </w:tc>
@@ -1616,15 +1512,7 @@
               <w:pStyle w:val="NoSpacing"/>
             </w:pPr>
             <w:r>
-              <w:t xml:space="preserve"> Before clicking “</w:t>
-            </w:r>
-            <w:proofErr w:type="gramStart"/>
-            <w:r>
-              <w:t xml:space="preserve">Apply”   </w:t>
-            </w:r>
-            <w:proofErr w:type="gramEnd"/>
-            <w:r>
-              <w:t xml:space="preserve">   </w:t>
+              <w:t xml:space="preserve"> Before clicking “Apply”      </w:t>
             </w:r>
           </w:p>
         </w:tc>
@@ -1663,15 +1551,7 @@
               <w:pStyle w:val="NoSpacing"/>
             </w:pPr>
             <w:r>
-              <w:t xml:space="preserve"> [</w:t>
-            </w:r>
-            <w:proofErr w:type="gramStart"/>
-            <w:r>
-              <w:t xml:space="preserve">Link]   </w:t>
-            </w:r>
-            <w:proofErr w:type="gramEnd"/>
-            <w:r>
-              <w:t xml:space="preserve">                  </w:t>
+              <w:t xml:space="preserve"> [Link]                     </w:t>
             </w:r>
           </w:p>
         </w:tc>
@@ -1746,15 +1626,7 @@
               <w:pStyle w:val="NoSpacing"/>
             </w:pPr>
             <w:r>
-              <w:t xml:space="preserve"> [</w:t>
-            </w:r>
-            <w:proofErr w:type="gramStart"/>
-            <w:r>
-              <w:t xml:space="preserve">Link]   </w:t>
-            </w:r>
-            <w:proofErr w:type="gramEnd"/>
-            <w:r>
-              <w:t xml:space="preserve">                  </w:t>
+              <w:t xml:space="preserve"> [Link]                     </w:t>
             </w:r>
           </w:p>
         </w:tc>
@@ -1771,15 +1643,7 @@
       </w:pPr>
       <w:r>
         <w:lastRenderedPageBreak/>
-        <w:t xml:space="preserve">**Lessons Learned Sidebar (add these as callout boxes in </w:t>
-      </w:r>
-      <w:proofErr w:type="gramStart"/>
-      <w:r>
-        <w:t>Word)*</w:t>
-      </w:r>
-      <w:proofErr w:type="gramEnd"/>
-      <w:r>
-        <w:t>*</w:t>
+        <w:t>**Lessons Learned Sidebar (add these as callout boxes in Word)**</w:t>
       </w:r>
     </w:p>
     <w:p>
@@ -1855,15 +1719,7 @@
         <w:pStyle w:val="NoSpacing"/>
       </w:pPr>
       <w:r>
-        <w:t>**What do you want to do next (small bite today</w:t>
-      </w:r>
-      <w:proofErr w:type="gramStart"/>
-      <w:r>
-        <w:t>)?*</w:t>
-      </w:r>
-      <w:proofErr w:type="gramEnd"/>
-      <w:r>
-        <w:t xml:space="preserve">*  </w:t>
+        <w:t xml:space="preserve">**What do you want to do next (small bite today)?**  </w:t>
       </w:r>
     </w:p>
     <w:p>
@@ -1884,15 +1740,7 @@
         <w:pStyle w:val="NoSpacing"/>
       </w:pPr>
       <w:r>
-        <w:t xml:space="preserve">1. “Give me During Part 1 – Application &amp; </w:t>
-      </w:r>
-      <w:proofErr w:type="gramStart"/>
-      <w:r>
-        <w:t>Job Hunting</w:t>
-      </w:r>
-      <w:proofErr w:type="gramEnd"/>
-      <w:r>
-        <w:t xml:space="preserve"> phase”  </w:t>
+        <w:t xml:space="preserve">1. “Give me During Part 1 – Application &amp; Job Hunting phase”  </w:t>
       </w:r>
     </w:p>
     <w:p>
@@ -2009,36 +1857,20 @@
         <w:pStyle w:val="NoSpacing"/>
       </w:pPr>
       <w:r>
-        <w:t>**</w:t>
-      </w:r>
-      <w:proofErr w:type="gramStart"/>
-      <w:r>
-        <w:t>Goal:*</w:t>
-      </w:r>
-      <w:proofErr w:type="gramEnd"/>
-      <w:r>
-        <w:t>* Turn your prepared foundation into targeted, high-quality applications — while minimizing wasted effort and avoiding bad-fit roles.</w:t>
-      </w:r>
-    </w:p>
-    <w:p>
-      <w:pPr>
-        <w:pStyle w:val="NoSpacing"/>
-      </w:pPr>
-    </w:p>
-    <w:p>
-      <w:pPr>
-        <w:pStyle w:val="NoSpacing"/>
-      </w:pPr>
-      <w:r>
-        <w:t xml:space="preserve">**Step-by-step checklist (follow in this order for each job you seriously </w:t>
-      </w:r>
-      <w:proofErr w:type="gramStart"/>
-      <w:r>
-        <w:t>consider)*</w:t>
-      </w:r>
-      <w:proofErr w:type="gramEnd"/>
-      <w:r>
-        <w:t>*</w:t>
+        <w:t>**Goal:** Turn your prepared foundation into targeted, high-quality applications — while minimizing wasted effort and avoiding bad-fit roles.</w:t>
+      </w:r>
+    </w:p>
+    <w:p>
+      <w:pPr>
+        <w:pStyle w:val="NoSpacing"/>
+      </w:pPr>
+    </w:p>
+    <w:p>
+      <w:pPr>
+        <w:pStyle w:val="NoSpacing"/>
+      </w:pPr>
+      <w:r>
+        <w:t>**Step-by-step checklist (follow in this order for each job you seriously consider)**</w:t>
       </w:r>
     </w:p>
     <w:p>
@@ -2067,15 +1899,7 @@
         <w:pStyle w:val="NoSpacing"/>
       </w:pPr>
       <w:r>
-        <w:t xml:space="preserve">   - Supplement with manual searches on LinkedIn, company career pages, </w:t>
-      </w:r>
-      <w:proofErr w:type="gramStart"/>
-      <w:r>
-        <w:t>Indeed</w:t>
-      </w:r>
-      <w:proofErr w:type="gramEnd"/>
-      <w:r>
-        <w:t xml:space="preserve">, etc.  </w:t>
+        <w:t xml:space="preserve">   - Supplement with manual searches on LinkedIn, company career pages, Indeed, etc.  </w:t>
       </w:r>
     </w:p>
     <w:p>
@@ -2471,15 +2295,7 @@
               <w:pStyle w:val="NoSpacing"/>
             </w:pPr>
             <w:r>
-              <w:t xml:space="preserve"> Ongoing (set &amp; </w:t>
-            </w:r>
-            <w:proofErr w:type="gramStart"/>
-            <w:r>
-              <w:t xml:space="preserve">forget)   </w:t>
-            </w:r>
-            <w:proofErr w:type="gramEnd"/>
-            <w:r>
-              <w:t xml:space="preserve">            </w:t>
+              <w:t xml:space="preserve"> Ongoing (set &amp; forget)               </w:t>
             </w:r>
           </w:p>
         </w:tc>
@@ -2518,15 +2334,7 @@
               <w:pStyle w:val="NoSpacing"/>
             </w:pPr>
             <w:r>
-              <w:t xml:space="preserve"> [</w:t>
-            </w:r>
-            <w:proofErr w:type="gramStart"/>
-            <w:r>
-              <w:t xml:space="preserve">Link]   </w:t>
-            </w:r>
-            <w:proofErr w:type="gramEnd"/>
-            <w:r>
-              <w:t xml:space="preserve"> </w:t>
+              <w:t xml:space="preserve"> [Link]    </w:t>
             </w:r>
           </w:p>
         </w:tc>
@@ -2593,15 +2401,7 @@
               <w:pStyle w:val="NoSpacing"/>
             </w:pPr>
             <w:r>
-              <w:t xml:space="preserve"> [</w:t>
-            </w:r>
-            <w:proofErr w:type="gramStart"/>
-            <w:r>
-              <w:t xml:space="preserve">Link]   </w:t>
-            </w:r>
-            <w:proofErr w:type="gramEnd"/>
-            <w:r>
-              <w:t xml:space="preserve"> </w:t>
+              <w:t xml:space="preserve"> [Link]    </w:t>
             </w:r>
           </w:p>
         </w:tc>
@@ -2668,15 +2468,7 @@
               <w:pStyle w:val="NoSpacing"/>
             </w:pPr>
             <w:r>
-              <w:t xml:space="preserve"> [</w:t>
-            </w:r>
-            <w:proofErr w:type="gramStart"/>
-            <w:r>
-              <w:t xml:space="preserve">Link]   </w:t>
-            </w:r>
-            <w:proofErr w:type="gramEnd"/>
-            <w:r>
-              <w:t xml:space="preserve"> </w:t>
+              <w:t xml:space="preserve"> [Link]    </w:t>
             </w:r>
           </w:p>
         </w:tc>
@@ -2743,15 +2535,7 @@
               <w:pStyle w:val="NoSpacing"/>
             </w:pPr>
             <w:r>
-              <w:t xml:space="preserve"> [</w:t>
-            </w:r>
-            <w:proofErr w:type="gramStart"/>
-            <w:r>
-              <w:t xml:space="preserve">Link]   </w:t>
-            </w:r>
-            <w:proofErr w:type="gramEnd"/>
-            <w:r>
-              <w:t xml:space="preserve"> </w:t>
+              <w:t xml:space="preserve"> [Link]    </w:t>
             </w:r>
           </w:p>
         </w:tc>
@@ -2826,15 +2610,7 @@
               <w:pStyle w:val="NoSpacing"/>
             </w:pPr>
             <w:r>
-              <w:t xml:space="preserve"> [</w:t>
-            </w:r>
-            <w:proofErr w:type="gramStart"/>
-            <w:r>
-              <w:t xml:space="preserve">Link]   </w:t>
-            </w:r>
-            <w:proofErr w:type="gramEnd"/>
-            <w:r>
-              <w:t xml:space="preserve"> </w:t>
+              <w:t xml:space="preserve"> [Link]    </w:t>
             </w:r>
           </w:p>
         </w:tc>
@@ -2902,15 +2678,7 @@
               <w:pStyle w:val="NoSpacing"/>
             </w:pPr>
             <w:r>
-              <w:t xml:space="preserve"> [</w:t>
-            </w:r>
-            <w:proofErr w:type="gramStart"/>
-            <w:r>
-              <w:t xml:space="preserve">Link]   </w:t>
-            </w:r>
-            <w:proofErr w:type="gramEnd"/>
-            <w:r>
-              <w:t xml:space="preserve"> </w:t>
+              <w:t xml:space="preserve"> [Link]    </w:t>
             </w:r>
           </w:p>
         </w:tc>
@@ -2977,15 +2745,7 @@
               <w:pStyle w:val="NoSpacing"/>
             </w:pPr>
             <w:r>
-              <w:t xml:space="preserve"> [</w:t>
-            </w:r>
-            <w:proofErr w:type="gramStart"/>
-            <w:r>
-              <w:t xml:space="preserve">Link]   </w:t>
-            </w:r>
-            <w:proofErr w:type="gramEnd"/>
-            <w:r>
-              <w:t xml:space="preserve"> </w:t>
+              <w:t xml:space="preserve"> [Link]    </w:t>
             </w:r>
           </w:p>
         </w:tc>
@@ -3060,15 +2820,7 @@
               <w:pStyle w:val="NoSpacing"/>
             </w:pPr>
             <w:r>
-              <w:t xml:space="preserve"> [</w:t>
-            </w:r>
-            <w:proofErr w:type="gramStart"/>
-            <w:r>
-              <w:t xml:space="preserve">Link]   </w:t>
-            </w:r>
-            <w:proofErr w:type="gramEnd"/>
-            <w:r>
-              <w:t xml:space="preserve"> </w:t>
+              <w:t xml:space="preserve"> [Link]    </w:t>
             </w:r>
           </w:p>
         </w:tc>
@@ -3147,36 +2899,20 @@
         <w:pStyle w:val="NoSpacing"/>
       </w:pPr>
       <w:r>
-        <w:t>**</w:t>
-      </w:r>
-      <w:proofErr w:type="gramStart"/>
-      <w:r>
-        <w:t>Goal:*</w:t>
-      </w:r>
-      <w:proofErr w:type="gramEnd"/>
-      <w:r>
-        <w:t>* Enter every interview calm, prepared, authentic, and resilient — ready to handle pressure, showcase fit, and leave a strong positive impression.</w:t>
-      </w:r>
-    </w:p>
-    <w:p>
-      <w:pPr>
-        <w:pStyle w:val="NoSpacing"/>
-      </w:pPr>
-    </w:p>
-    <w:p>
-      <w:pPr>
-        <w:pStyle w:val="NoSpacing"/>
-      </w:pPr>
-      <w:r>
-        <w:t xml:space="preserve">**Step-by-step checklist (run this sequence before/during/after each interview </w:t>
-      </w:r>
-      <w:proofErr w:type="gramStart"/>
-      <w:r>
-        <w:t>round)*</w:t>
-      </w:r>
-      <w:proofErr w:type="gramEnd"/>
-      <w:r>
-        <w:t>*</w:t>
+        <w:t>**Goal:** Enter every interview calm, prepared, authentic, and resilient — ready to handle pressure, showcase fit, and leave a strong positive impression.</w:t>
+      </w:r>
+    </w:p>
+    <w:p>
+      <w:pPr>
+        <w:pStyle w:val="NoSpacing"/>
+      </w:pPr>
+    </w:p>
+    <w:p>
+      <w:pPr>
+        <w:pStyle w:val="NoSpacing"/>
+      </w:pPr>
+      <w:r>
+        <w:t>**Step-by-step checklist (run this sequence before/during/after each interview round)**</w:t>
       </w:r>
     </w:p>
     <w:p>
@@ -3571,15 +3307,7 @@
               <w:pStyle w:val="NoSpacing"/>
             </w:pPr>
             <w:r>
-              <w:t xml:space="preserve"> [</w:t>
-            </w:r>
-            <w:proofErr w:type="gramStart"/>
-            <w:r>
-              <w:t xml:space="preserve">Link]   </w:t>
-            </w:r>
-            <w:proofErr w:type="gramEnd"/>
-            <w:r>
-              <w:t xml:space="preserve"> </w:t>
+              <w:t xml:space="preserve"> [Link]    </w:t>
             </w:r>
           </w:p>
         </w:tc>
@@ -3646,15 +3374,7 @@
               <w:pStyle w:val="NoSpacing"/>
             </w:pPr>
             <w:r>
-              <w:t xml:space="preserve"> [</w:t>
-            </w:r>
-            <w:proofErr w:type="gramStart"/>
-            <w:r>
-              <w:t xml:space="preserve">Link]   </w:t>
-            </w:r>
-            <w:proofErr w:type="gramEnd"/>
-            <w:r>
-              <w:t xml:space="preserve"> </w:t>
+              <w:t xml:space="preserve"> [Link]    </w:t>
             </w:r>
           </w:p>
         </w:tc>
@@ -3721,15 +3441,7 @@
               <w:pStyle w:val="NoSpacing"/>
             </w:pPr>
             <w:r>
-              <w:t xml:space="preserve"> [</w:t>
-            </w:r>
-            <w:proofErr w:type="gramStart"/>
-            <w:r>
-              <w:t xml:space="preserve">Link]   </w:t>
-            </w:r>
-            <w:proofErr w:type="gramEnd"/>
-            <w:r>
-              <w:t xml:space="preserve"> </w:t>
+              <w:t xml:space="preserve"> [Link]    </w:t>
             </w:r>
           </w:p>
         </w:tc>
@@ -3796,15 +3508,7 @@
               <w:pStyle w:val="NoSpacing"/>
             </w:pPr>
             <w:r>
-              <w:t xml:space="preserve"> [</w:t>
-            </w:r>
-            <w:proofErr w:type="gramStart"/>
-            <w:r>
-              <w:t xml:space="preserve">Link]   </w:t>
-            </w:r>
-            <w:proofErr w:type="gramEnd"/>
-            <w:r>
-              <w:t xml:space="preserve"> </w:t>
+              <w:t xml:space="preserve"> [Link]    </w:t>
             </w:r>
           </w:p>
         </w:tc>
@@ -3819,15 +3523,7 @@
               <w:pStyle w:val="NoSpacing"/>
             </w:pPr>
             <w:r>
-              <w:t xml:space="preserve"> AI Voice Interview Suite (Grok/Gemini/</w:t>
-            </w:r>
-            <w:proofErr w:type="gramStart"/>
-            <w:r>
-              <w:t xml:space="preserve">ChatGPT)   </w:t>
-            </w:r>
-            <w:proofErr w:type="gramEnd"/>
-            <w:r>
-              <w:t xml:space="preserve">  </w:t>
+              <w:t xml:space="preserve"> AI Voice Interview Suite (Grok/Gemini/ChatGPT)     </w:t>
             </w:r>
           </w:p>
         </w:tc>
@@ -3879,15 +3575,7 @@
               <w:pStyle w:val="NoSpacing"/>
             </w:pPr>
             <w:r>
-              <w:t xml:space="preserve"> [</w:t>
-            </w:r>
-            <w:proofErr w:type="gramStart"/>
-            <w:r>
-              <w:t xml:space="preserve">Link]   </w:t>
-            </w:r>
-            <w:proofErr w:type="gramEnd"/>
-            <w:r>
-              <w:t xml:space="preserve"> </w:t>
+              <w:t xml:space="preserve"> [Link]    </w:t>
             </w:r>
           </w:p>
         </w:tc>
@@ -3954,15 +3642,7 @@
               <w:pStyle w:val="NoSpacing"/>
             </w:pPr>
             <w:r>
-              <w:t xml:space="preserve"> [</w:t>
-            </w:r>
-            <w:proofErr w:type="gramStart"/>
-            <w:r>
-              <w:t xml:space="preserve">Link]   </w:t>
-            </w:r>
-            <w:proofErr w:type="gramEnd"/>
-            <w:r>
-              <w:t xml:space="preserve"> </w:t>
+              <w:t xml:space="preserve"> [Link]    </w:t>
             </w:r>
           </w:p>
         </w:tc>
@@ -4029,15 +3709,7 @@
               <w:pStyle w:val="NoSpacing"/>
             </w:pPr>
             <w:r>
-              <w:t xml:space="preserve"> [</w:t>
-            </w:r>
-            <w:proofErr w:type="gramStart"/>
-            <w:r>
-              <w:t xml:space="preserve">Link]   </w:t>
-            </w:r>
-            <w:proofErr w:type="gramEnd"/>
-            <w:r>
-              <w:t xml:space="preserve"> </w:t>
+              <w:t xml:space="preserve"> [Link]    </w:t>
             </w:r>
           </w:p>
         </w:tc>
@@ -4104,15 +3776,7 @@
               <w:pStyle w:val="NoSpacing"/>
             </w:pPr>
             <w:r>
-              <w:t xml:space="preserve"> [</w:t>
-            </w:r>
-            <w:proofErr w:type="gramStart"/>
-            <w:r>
-              <w:t xml:space="preserve">Link]   </w:t>
-            </w:r>
-            <w:proofErr w:type="gramEnd"/>
-            <w:r>
-              <w:t xml:space="preserve"> </w:t>
+              <w:t xml:space="preserve"> [Link]    </w:t>
             </w:r>
           </w:p>
         </w:tc>
@@ -4179,15 +3843,7 @@
               <w:pStyle w:val="NoSpacing"/>
             </w:pPr>
             <w:r>
-              <w:t xml:space="preserve"> [</w:t>
-            </w:r>
-            <w:proofErr w:type="gramStart"/>
-            <w:r>
-              <w:t xml:space="preserve">Link]   </w:t>
-            </w:r>
-            <w:proofErr w:type="gramEnd"/>
-            <w:r>
-              <w:t xml:space="preserve"> </w:t>
+              <w:t xml:space="preserve"> [Link]    </w:t>
             </w:r>
           </w:p>
         </w:tc>
@@ -4275,36 +3931,20 @@
         <w:pStyle w:val="NoSpacing"/>
       </w:pPr>
       <w:r>
-        <w:t>**</w:t>
-      </w:r>
-      <w:proofErr w:type="gramStart"/>
-      <w:r>
-        <w:t>Goal:*</w:t>
-      </w:r>
-      <w:proofErr w:type="gramEnd"/>
-      <w:r>
-        <w:t>* Secure the best possible outcome from an offer while maintaining professionalism, protecting your leverage, and setting yourself up for a strong start — without burning bridges or risking the opportunity.</w:t>
-      </w:r>
-    </w:p>
-    <w:p>
-      <w:pPr>
-        <w:pStyle w:val="NoSpacing"/>
-      </w:pPr>
-    </w:p>
-    <w:p>
-      <w:pPr>
-        <w:pStyle w:val="NoSpacing"/>
-      </w:pPr>
-      <w:r>
-        <w:t xml:space="preserve">**Step-by-step checklist (follow this sequence once you receive an </w:t>
-      </w:r>
-      <w:proofErr w:type="gramStart"/>
-      <w:r>
-        <w:t>offer)*</w:t>
-      </w:r>
-      <w:proofErr w:type="gramEnd"/>
-      <w:r>
-        <w:t>*</w:t>
+        <w:t>**Goal:** Secure the best possible outcome from an offer while maintaining professionalism, protecting your leverage, and setting yourself up for a strong start — without burning bridges or risking the opportunity.</w:t>
+      </w:r>
+    </w:p>
+    <w:p>
+      <w:pPr>
+        <w:pStyle w:val="NoSpacing"/>
+      </w:pPr>
+    </w:p>
+    <w:p>
+      <w:pPr>
+        <w:pStyle w:val="NoSpacing"/>
+      </w:pPr>
+      <w:r>
+        <w:t>**Step-by-step checklist (follow this sequence once you receive an offer)**</w:t>
       </w:r>
     </w:p>
     <w:p>
@@ -4808,15 +4448,7 @@
               <w:pStyle w:val="NoSpacing"/>
             </w:pPr>
             <w:r>
-              <w:t xml:space="preserve"> [</w:t>
-            </w:r>
-            <w:proofErr w:type="gramStart"/>
-            <w:r>
-              <w:t xml:space="preserve">Link]   </w:t>
-            </w:r>
-            <w:proofErr w:type="gramEnd"/>
-            <w:r>
-              <w:t xml:space="preserve"> </w:t>
+              <w:t xml:space="preserve"> [Link]    </w:t>
             </w:r>
           </w:p>
         </w:tc>
@@ -4883,15 +4515,7 @@
               <w:pStyle w:val="NoSpacing"/>
             </w:pPr>
             <w:r>
-              <w:t xml:space="preserve"> [</w:t>
-            </w:r>
-            <w:proofErr w:type="gramStart"/>
-            <w:r>
-              <w:t xml:space="preserve">Link]   </w:t>
-            </w:r>
-            <w:proofErr w:type="gramEnd"/>
-            <w:r>
-              <w:t xml:space="preserve"> </w:t>
+              <w:t xml:space="preserve"> [Link]    </w:t>
             </w:r>
           </w:p>
         </w:tc>
@@ -4958,15 +4582,7 @@
               <w:pStyle w:val="NoSpacing"/>
             </w:pPr>
             <w:r>
-              <w:t xml:space="preserve"> [</w:t>
-            </w:r>
-            <w:proofErr w:type="gramStart"/>
-            <w:r>
-              <w:t xml:space="preserve">Link]   </w:t>
-            </w:r>
-            <w:proofErr w:type="gramEnd"/>
-            <w:r>
-              <w:t xml:space="preserve"> </w:t>
+              <w:t xml:space="preserve"> [Link]    </w:t>
             </w:r>
           </w:p>
         </w:tc>
@@ -5033,15 +4649,7 @@
               <w:pStyle w:val="NoSpacing"/>
             </w:pPr>
             <w:r>
-              <w:t xml:space="preserve"> [</w:t>
-            </w:r>
-            <w:proofErr w:type="gramStart"/>
-            <w:r>
-              <w:t xml:space="preserve">Link]   </w:t>
-            </w:r>
-            <w:proofErr w:type="gramEnd"/>
-            <w:r>
-              <w:t xml:space="preserve"> </w:t>
+              <w:t xml:space="preserve"> [Link]    </w:t>
             </w:r>
           </w:p>
         </w:tc>
@@ -5116,15 +4724,7 @@
               <w:pStyle w:val="NoSpacing"/>
             </w:pPr>
             <w:r>
-              <w:t xml:space="preserve"> [</w:t>
-            </w:r>
-            <w:proofErr w:type="gramStart"/>
-            <w:r>
-              <w:t xml:space="preserve">Link]   </w:t>
-            </w:r>
-            <w:proofErr w:type="gramEnd"/>
-            <w:r>
-              <w:t xml:space="preserve"> </w:t>
+              <w:t xml:space="preserve"> [Link]    </w:t>
             </w:r>
           </w:p>
         </w:tc>
@@ -5209,6 +4809,399 @@
       <w:pPr>
         <w:pStyle w:val="NoSpacing"/>
       </w:pPr>
+      <w:r>
+        <w:t>Good evening! No problem at all — we can keep this low-key tonight.</w:t>
+      </w:r>
+    </w:p>
+    <w:p>
+      <w:pPr>
+        <w:pStyle w:val="NoSpacing"/>
+      </w:pPr>
+    </w:p>
+    <w:p>
+      <w:pPr>
+        <w:pStyle w:val="NoSpacing"/>
+      </w:pPr>
+      <w:r>
+        <w:t>I've checked the repo (latest as of March 25, 2026). The four new/updated items you mentioned are now live:</w:t>
+      </w:r>
+    </w:p>
+    <w:p>
+      <w:pPr>
+        <w:pStyle w:val="NoSpacing"/>
+      </w:pPr>
+    </w:p>
+    <w:p>
+      <w:pPr>
+        <w:pStyle w:val="NoSpacing"/>
+      </w:pPr>
+      <w:r>
+        <w:t>- **Pre-Day-One Positioning Engine** (new, v2.0) — Post-acceptance / pre-start resource.</w:t>
+      </w:r>
+    </w:p>
+    <w:p>
+      <w:pPr>
+        <w:pStyle w:val="NoSpacing"/>
+      </w:pPr>
+      <w:r>
+        <w:t>- **Safe Offer Negotiation Assistant** (big update to v2.0) — Stronger total-comp analysis, scripts, pivot playbook, and risk checks.</w:t>
+      </w:r>
+    </w:p>
+    <w:p>
+      <w:pPr>
+        <w:pStyle w:val="NoSpacing"/>
+      </w:pPr>
+      <w:r>
+        <w:t>- **The Universal Interview Architect** (new/updated) — Powerful reverse-engineering tool for interview strategy.</w:t>
+      </w:r>
+    </w:p>
+    <w:p>
+      <w:pPr>
+        <w:pStyle w:val="NoSpacing"/>
+      </w:pPr>
+      <w:r>
+        <w:t>- **The Universal Interview Architect - Usage Guide** (new) — Includes persona-specific queries, sample prompts, and best practices.</w:t>
+      </w:r>
+    </w:p>
+    <w:p>
+      <w:pPr>
+        <w:pStyle w:val="NoSpacing"/>
+      </w:pPr>
+    </w:p>
+    <w:p>
+      <w:pPr>
+        <w:pStyle w:val="NoSpacing"/>
+      </w:pPr>
+      <w:r>
+        <w:t>These fit cleanly into the existing structure of your playbook.</w:t>
+      </w:r>
+    </w:p>
+    <w:p>
+      <w:pPr>
+        <w:pStyle w:val="NoSpacing"/>
+      </w:pPr>
+    </w:p>
+    <w:p>
+      <w:pPr>
+        <w:pStyle w:val="NoSpacing"/>
+      </w:pPr>
+      <w:r>
+        <w:t>### Recommended Placement for the New Prompts</w:t>
+      </w:r>
+    </w:p>
+    <w:p>
+      <w:pPr>
+        <w:pStyle w:val="NoSpacing"/>
+      </w:pPr>
+      <w:r>
+        <w:t>Here's where they belong (ready for you to paste later):</w:t>
+      </w:r>
+    </w:p>
+    <w:p>
+      <w:pPr>
+        <w:pStyle w:val="NoSpacing"/>
+      </w:pPr>
+    </w:p>
+    <w:p>
+      <w:pPr>
+        <w:pStyle w:val="NoSpacing"/>
+      </w:pPr>
+      <w:r>
+        <w:t xml:space="preserve">1. **The Universal Interview Architect** + **Usage Guide**  </w:t>
+      </w:r>
+    </w:p>
+    <w:p>
+      <w:pPr>
+        <w:pStyle w:val="NoSpacing"/>
+      </w:pPr>
+      <w:r>
+        <w:t xml:space="preserve">   → Add to **Phase 3: During – Part 2 (Interview Preparation &amp; Resilience)**  </w:t>
+      </w:r>
+    </w:p>
+    <w:p>
+      <w:pPr>
+        <w:pStyle w:val="NoSpacing"/>
+      </w:pPr>
+      <w:r>
+        <w:t xml:space="preserve">   Best spot: After "Pre-Interview Intelligence Dossier" or as a new major tool in the checklist/step 1 (pre-interview intel &amp; alignment).  </w:t>
+      </w:r>
+    </w:p>
+    <w:p>
+      <w:pPr>
+        <w:pStyle w:val="NoSpacing"/>
+      </w:pPr>
+      <w:r>
+        <w:t xml:space="preserve">   **Why**: It synthesizes the job posting, master profile, and intel into a full interview strategy. The Usage Guide makes it even more powerful.</w:t>
+      </w:r>
+    </w:p>
+    <w:p>
+      <w:pPr>
+        <w:pStyle w:val="NoSpacing"/>
+      </w:pPr>
+    </w:p>
+    <w:p>
+      <w:pPr>
+        <w:pStyle w:val="NoSpacing"/>
+      </w:pPr>
+      <w:r>
+        <w:t xml:space="preserve">2. **Safe Offer Negotiation Assistant** (updated)  </w:t>
+      </w:r>
+    </w:p>
+    <w:p>
+      <w:pPr>
+        <w:pStyle w:val="NoSpacing"/>
+      </w:pPr>
+      <w:r>
+        <w:t xml:space="preserve">   → Already in **Phase 4: After – Offer, Negotiation &amp; Close**  </w:t>
+      </w:r>
+    </w:p>
+    <w:p>
+      <w:pPr>
+        <w:pStyle w:val="NoSpacing"/>
+      </w:pPr>
+      <w:r>
+        <w:t xml:space="preserve">   Just strengthen its description in the table/checklist to reflect the v2.0 upgrades (better total-comp calculation, dry powder, pivot playbook, adversarial red-teaming).</w:t>
+      </w:r>
+    </w:p>
+    <w:p>
+      <w:pPr>
+        <w:pStyle w:val="NoSpacing"/>
+      </w:pPr>
+    </w:p>
+    <w:p>
+      <w:pPr>
+        <w:pStyle w:val="NoSpacing"/>
+      </w:pPr>
+      <w:r>
+        <w:t xml:space="preserve">3. **Pre-Day-One Positioning Engine**  </w:t>
+      </w:r>
+    </w:p>
+    <w:p>
+      <w:pPr>
+        <w:pStyle w:val="NoSpacing"/>
+      </w:pPr>
+      <w:r>
+        <w:t xml:space="preserve">   → Add to **Phase 4: After – Offer, Negotiation &amp; Close**, right after acceptance (in step 4 "Accept &amp; onboard prep").  </w:t>
+      </w:r>
+    </w:p>
+    <w:p>
+      <w:pPr>
+        <w:pStyle w:val="NoSpacing"/>
+      </w:pPr>
+      <w:r>
+        <w:t xml:space="preserve">   **Why**: It's explicitly a post-accept / pre-Day-One tool for building stakeholder maps, early wins, risk scans, and a 30-day plan.</w:t>
+      </w:r>
+    </w:p>
+    <w:p>
+      <w:pPr>
+        <w:pStyle w:val="NoSpacing"/>
+      </w:pPr>
+    </w:p>
+    <w:p>
+      <w:pPr>
+        <w:pStyle w:val="NoSpacing"/>
+      </w:pPr>
+      <w:r>
+        <w:t>### Ready-to-Paste Additions (Copy When You Have Time)</w:t>
+      </w:r>
+    </w:p>
+    <w:p>
+      <w:pPr>
+        <w:pStyle w:val="NoSpacing"/>
+      </w:pPr>
+      <w:r>
+        <w:t>Here are clean blocks you can paste directly into the appropriate phases tonight (or tomorrow). I'll keep them concise so they slot in easily.</w:t>
+      </w:r>
+    </w:p>
+    <w:p>
+      <w:pPr>
+        <w:pStyle w:val="NoSpacing"/>
+      </w:pPr>
+    </w:p>
+    <w:p>
+      <w:pPr>
+        <w:pStyle w:val="NoSpacing"/>
+      </w:pPr>
+      <w:r>
+        <w:t>#### For Phase 3 – Add this under the checklist (new step or expand step 1):</w:t>
+      </w:r>
+    </w:p>
+    <w:p>
+      <w:pPr>
+        <w:pStyle w:val="NoSpacing"/>
+      </w:pPr>
+    </w:p>
+    <w:p>
+      <w:pPr>
+        <w:pStyle w:val="NoSpacing"/>
+      </w:pPr>
+      <w:r>
+        <w:t xml:space="preserve">**New Tool – The Universal Interview Architect (with Usage Guide)**  </w:t>
+      </w:r>
+    </w:p>
+    <w:p>
+      <w:pPr>
+        <w:pStyle w:val="NoSpacing"/>
+      </w:pPr>
+      <w:r>
+        <w:t xml:space="preserve">Run **The Universal Interview Architect** using your Master-Career-Profile, the job posting, and pre-interview intel.  </w:t>
+      </w:r>
+    </w:p>
+    <w:p>
+      <w:pPr>
+        <w:pStyle w:val="NoSpacing"/>
+      </w:pPr>
+      <w:r>
+        <w:lastRenderedPageBreak/>
+        <w:t xml:space="preserve">Use the companion **Usage Guide** for persona-specific queries, sample prompts, and best practices (e.g., 90-second connection statements, Power Shift questions, Reality Gap framing).  </w:t>
+      </w:r>
+    </w:p>
+    <w:p>
+      <w:pPr>
+        <w:pStyle w:val="NoSpacing"/>
+      </w:pPr>
+    </w:p>
+    <w:p>
+      <w:pPr>
+        <w:pStyle w:val="NoSpacing"/>
+      </w:pPr>
+      <w:r>
+        <w:t>**Value**: Turns raw intel into a tailored, evidence-based interview strategy that uncovers unwritten rules, interviewer personas, and hidden company anxieties.</w:t>
+      </w:r>
+    </w:p>
+    <w:p>
+      <w:pPr>
+        <w:pStyle w:val="NoSpacing"/>
+      </w:pPr>
+    </w:p>
+    <w:p>
+      <w:pPr>
+        <w:pStyle w:val="NoSpacing"/>
+      </w:pPr>
+      <w:r>
+        <w:t>#### For Phase 4 – Update/expand the Safe Offer Negotiation Assistant row in the table:</w:t>
+      </w:r>
+    </w:p>
+    <w:p>
+      <w:pPr>
+        <w:pStyle w:val="NoSpacing"/>
+      </w:pPr>
+    </w:p>
+    <w:p>
+      <w:pPr>
+        <w:pStyle w:val="NoSpacing"/>
+      </w:pPr>
+      <w:r>
+        <w:t xml:space="preserve">Change the description to:  </w:t>
+      </w:r>
+    </w:p>
+    <w:p>
+      <w:pPr>
+        <w:pStyle w:val="NoSpacing"/>
+      </w:pPr>
+      <w:r>
+        <w:t>"Generates ethical, low-risk negotiation strategies with total-comp analysis ('Dry Powder'), pivot playbook, and vulnerability patches (v2.0 update)."</w:t>
+      </w:r>
+    </w:p>
+    <w:p>
+      <w:pPr>
+        <w:pStyle w:val="NoSpacing"/>
+      </w:pPr>
+    </w:p>
+    <w:p>
+      <w:pPr>
+        <w:pStyle w:val="NoSpacing"/>
+      </w:pPr>
+      <w:r>
+        <w:t>#### For Phase 4 – Add this new item to the checklist (after acceptance):</w:t>
+      </w:r>
+    </w:p>
+    <w:p>
+      <w:pPr>
+        <w:pStyle w:val="NoSpacing"/>
+      </w:pPr>
+    </w:p>
+    <w:p>
+      <w:pPr>
+        <w:pStyle w:val="NoSpacing"/>
+      </w:pPr>
+      <w:r>
+        <w:t xml:space="preserve">**Post-Acceptance Positioning**  </w:t>
+      </w:r>
+    </w:p>
+    <w:p>
+      <w:pPr>
+        <w:pStyle w:val="NoSpacing"/>
+      </w:pPr>
+      <w:r>
+        <w:t xml:space="preserve">Run **Pre-Day-One Positioning Engine** (PDPE) using the original job posting + interview intel.  </w:t>
+      </w:r>
+    </w:p>
+    <w:p>
+      <w:pPr>
+        <w:pStyle w:val="NoSpacing"/>
+      </w:pPr>
+      <w:r>
+        <w:t xml:space="preserve">It builds a stakeholder map, risk/landmine scan, early-win calculator, and 30-day offensive plan (including a ready-to-use DAY 0 BRIEF).  </w:t>
+      </w:r>
+    </w:p>
+    <w:p>
+      <w:pPr>
+        <w:pStyle w:val="NoSpacing"/>
+      </w:pPr>
+    </w:p>
+    <w:p>
+      <w:pPr>
+        <w:pStyle w:val="NoSpacing"/>
+      </w:pPr>
+      <w:r>
+        <w:t>**Value**: Transforms you from "new hire" to high-impact contributor from Day One by addressing political risks and identifying quick wins.</w:t>
+      </w:r>
+    </w:p>
+    <w:p>
+      <w:pPr>
+        <w:pStyle w:val="NoSpacing"/>
+      </w:pPr>
+    </w:p>
+    <w:p>
+      <w:pPr>
+        <w:pStyle w:val="NoSpacing"/>
+      </w:pPr>
+      <w:r>
+        <w:t xml:space="preserve">Would you like me to prepare full updated table rows or a short "Recent Updates" section at the end of the doc for these new prompts?  </w:t>
+      </w:r>
+    </w:p>
+    <w:p>
+      <w:pPr>
+        <w:pStyle w:val="NoSpacing"/>
+      </w:pPr>
+    </w:p>
+    <w:p>
+      <w:pPr>
+        <w:pStyle w:val="NoSpacing"/>
+      </w:pPr>
+      <w:r>
+        <w:t>Just paste whatever you want to add tonight (or say "add these four with the placements above"), and tomorrow we can continue formatting the tables, sidebars, TOC refresh, etc.</w:t>
+      </w:r>
+    </w:p>
+    <w:p>
+      <w:pPr>
+        <w:pStyle w:val="NoSpacing"/>
+      </w:pPr>
+    </w:p>
+    <w:p>
+      <w:pPr>
+        <w:pStyle w:val="NoSpacing"/>
+      </w:pPr>
+      <w:r>
+        <w:t xml:space="preserve">Rest up — let me know when you're ready to pick this back up. </w:t>
+      </w:r>
+      <w:r>
+        <w:rPr>
+          <w:rFonts w:ascii="Segoe UI Emoji" w:hAnsi="Segoe UI Emoji" w:cs="Segoe UI Emoji"/>
+        </w:rPr>
+        <w:t>🚀</w:t>
+      </w:r>
     </w:p>
     <w:sectPr>
       <w:headerReference w:type="default" r:id="rId6"/>

--- a/Job seeker's playbook.docx
+++ b/Job seeker's playbook.docx
@@ -6,7 +6,54 @@
       <w:pPr>
         <w:pStyle w:val="Heading1"/>
       </w:pPr>
-    </w:p>
+      <w:r>
+        <w:rPr>
+          <w:noProof/>
+        </w:rPr>
+        <w:drawing>
+          <wp:inline distT="0" distB="0" distL="0" distR="0" wp14:anchorId="04A5F8F3" wp14:editId="4D6820B5">
+            <wp:extent cx="5731510" cy="3126105"/>
+            <wp:effectExtent l="0" t="0" r="2540" b="0"/>
+            <wp:docPr id="776822310" name="Picture 8"/>
+            <wp:cNvGraphicFramePr>
+              <a:graphicFrameLocks xmlns:a="http://schemas.openxmlformats.org/drawingml/2006/main" noChangeAspect="1"/>
+            </wp:cNvGraphicFramePr>
+            <a:graphic xmlns:a="http://schemas.openxmlformats.org/drawingml/2006/main">
+              <a:graphicData uri="http://schemas.openxmlformats.org/drawingml/2006/picture">
+                <pic:pic xmlns:pic="http://schemas.openxmlformats.org/drawingml/2006/picture">
+                  <pic:nvPicPr>
+                    <pic:cNvPr id="776822310" name="Picture 776822310"/>
+                    <pic:cNvPicPr/>
+                  </pic:nvPicPr>
+                  <pic:blipFill>
+                    <a:blip r:embed="rId7" cstate="print">
+                      <a:extLst>
+                        <a:ext uri="{28A0092B-C50C-407E-A947-70E740481C1C}">
+                          <a14:useLocalDpi xmlns:a14="http://schemas.microsoft.com/office/drawing/2010/main" val="0"/>
+                        </a:ext>
+                      </a:extLst>
+                    </a:blip>
+                    <a:stretch>
+                      <a:fillRect/>
+                    </a:stretch>
+                  </pic:blipFill>
+                  <pic:spPr>
+                    <a:xfrm>
+                      <a:off x="0" y="0"/>
+                      <a:ext cx="5731510" cy="3126105"/>
+                    </a:xfrm>
+                    <a:prstGeom prst="rect">
+                      <a:avLst/>
+                    </a:prstGeom>
+                  </pic:spPr>
+                </pic:pic>
+              </a:graphicData>
+            </a:graphic>
+          </wp:inline>
+        </w:drawing>
+      </w:r>
+    </w:p>
+    <w:p/>
     <w:sdt>
       <w:sdtPr>
         <w:rPr>
@@ -66,7 +113,7 @@
           <w:r>
             <w:fldChar w:fldCharType="separate"/>
           </w:r>
-          <w:hyperlink w:anchor="_Toc225445088" w:history="1">
+          <w:hyperlink w:anchor="_Toc225446786" w:history="1">
             <w:r>
               <w:rPr>
                 <w:rStyle w:val="Hyperlink"/>
@@ -93,7 +140,7 @@
                 <w:noProof/>
                 <w:webHidden/>
               </w:rPr>
-              <w:instrText xml:space="preserve"> PAGEREF _Toc225445088 \h </w:instrText>
+              <w:instrText xml:space="preserve"> PAGEREF _Toc225446786 \h </w:instrText>
             </w:r>
             <w:r>
               <w:rPr>
@@ -131,10 +178,14 @@
               <w:tab w:val="right" w:leader="dot" w:pos="9016"/>
             </w:tabs>
             <w:rPr>
+              <w:rFonts w:eastAsiaTheme="minorEastAsia"/>
               <w:noProof/>
+              <w:sz w:val="24"/>
+              <w:szCs w:val="24"/>
+              <w:lang w:eastAsia="en-GB"/>
             </w:rPr>
           </w:pPr>
-          <w:hyperlink w:anchor="_Toc225445089" w:history="1">
+          <w:hyperlink w:anchor="_Toc225446787" w:history="1">
             <w:r>
               <w:rPr>
                 <w:rStyle w:val="Hyperlink"/>
@@ -161,7 +212,7 @@
                 <w:noProof/>
                 <w:webHidden/>
               </w:rPr>
-              <w:instrText xml:space="preserve"> PAGEREF _Toc225445089 \h </w:instrText>
+              <w:instrText xml:space="preserve"> PAGEREF _Toc225446787 \h </w:instrText>
             </w:r>
             <w:r>
               <w:rPr>
@@ -199,10 +250,14 @@
               <w:tab w:val="right" w:leader="dot" w:pos="9016"/>
             </w:tabs>
             <w:rPr>
+              <w:rFonts w:eastAsiaTheme="minorEastAsia"/>
               <w:noProof/>
+              <w:sz w:val="24"/>
+              <w:szCs w:val="24"/>
+              <w:lang w:eastAsia="en-GB"/>
             </w:rPr>
           </w:pPr>
-          <w:hyperlink w:anchor="_Toc225445090" w:history="1">
+          <w:hyperlink w:anchor="_Toc225446788" w:history="1">
             <w:r>
               <w:rPr>
                 <w:rStyle w:val="Hyperlink"/>
@@ -229,7 +284,7 @@
                 <w:noProof/>
                 <w:webHidden/>
               </w:rPr>
-              <w:instrText xml:space="preserve"> PAGEREF _Toc225445090 \h </w:instrText>
+              <w:instrText xml:space="preserve"> PAGEREF _Toc225446788 \h </w:instrText>
             </w:r>
             <w:r>
               <w:rPr>
@@ -274,7 +329,7 @@
               <w:lang w:eastAsia="en-GB"/>
             </w:rPr>
           </w:pPr>
-          <w:hyperlink w:anchor="_Toc225445091" w:history="1">
+          <w:hyperlink w:anchor="_Toc225446789" w:history="1">
             <w:r>
               <w:rPr>
                 <w:rStyle w:val="Hyperlink"/>
@@ -301,7 +356,7 @@
                 <w:noProof/>
                 <w:webHidden/>
               </w:rPr>
-              <w:instrText xml:space="preserve"> PAGEREF _Toc225445091 \h </w:instrText>
+              <w:instrText xml:space="preserve"> PAGEREF _Toc225446789 \h </w:instrText>
             </w:r>
             <w:r>
               <w:rPr>
@@ -339,10 +394,14 @@
               <w:tab w:val="right" w:leader="dot" w:pos="9016"/>
             </w:tabs>
             <w:rPr>
+              <w:rFonts w:eastAsiaTheme="minorEastAsia"/>
               <w:noProof/>
+              <w:sz w:val="24"/>
+              <w:szCs w:val="24"/>
+              <w:lang w:eastAsia="en-GB"/>
             </w:rPr>
           </w:pPr>
-          <w:hyperlink w:anchor="_Toc225445092" w:history="1">
+          <w:hyperlink w:anchor="_Toc225446790" w:history="1">
             <w:r>
               <w:rPr>
                 <w:rStyle w:val="Hyperlink"/>
@@ -369,7 +428,7 @@
                 <w:noProof/>
                 <w:webHidden/>
               </w:rPr>
-              <w:instrText xml:space="preserve"> PAGEREF _Toc225445092 \h </w:instrText>
+              <w:instrText xml:space="preserve"> PAGEREF _Toc225446790 \h </w:instrText>
             </w:r>
             <w:r>
               <w:rPr>
@@ -407,10 +466,14 @@
               <w:tab w:val="right" w:leader="dot" w:pos="9016"/>
             </w:tabs>
             <w:rPr>
+              <w:rFonts w:eastAsiaTheme="minorEastAsia"/>
               <w:noProof/>
+              <w:sz w:val="24"/>
+              <w:szCs w:val="24"/>
+              <w:lang w:eastAsia="en-GB"/>
             </w:rPr>
           </w:pPr>
-          <w:hyperlink w:anchor="_Toc225445093" w:history="1">
+          <w:hyperlink w:anchor="_Toc225446791" w:history="1">
             <w:r>
               <w:rPr>
                 <w:rStyle w:val="Hyperlink"/>
@@ -437,7 +500,7 @@
                 <w:noProof/>
                 <w:webHidden/>
               </w:rPr>
-              <w:instrText xml:space="preserve"> PAGEREF _Toc225445093 \h </w:instrText>
+              <w:instrText xml:space="preserve"> PAGEREF _Toc225446791 \h </w:instrText>
             </w:r>
             <w:r>
               <w:rPr>
@@ -482,7 +545,7 @@
               <w:lang w:eastAsia="en-GB"/>
             </w:rPr>
           </w:pPr>
-          <w:hyperlink w:anchor="_Toc225445094" w:history="1">
+          <w:hyperlink w:anchor="_Toc225446792" w:history="1">
             <w:r>
               <w:rPr>
                 <w:rStyle w:val="Hyperlink"/>
@@ -509,7 +572,7 @@
                 <w:noProof/>
                 <w:webHidden/>
               </w:rPr>
-              <w:instrText xml:space="preserve"> PAGEREF _Toc225445094 \h </w:instrText>
+              <w:instrText xml:space="preserve"> PAGEREF _Toc225446792 \h </w:instrText>
             </w:r>
             <w:r>
               <w:rPr>
@@ -547,14 +610,18 @@
               <w:tab w:val="right" w:leader="dot" w:pos="9016"/>
             </w:tabs>
             <w:rPr>
+              <w:rFonts w:eastAsiaTheme="minorEastAsia"/>
               <w:noProof/>
+              <w:sz w:val="24"/>
+              <w:szCs w:val="24"/>
+              <w:lang w:eastAsia="en-GB"/>
             </w:rPr>
           </w:pPr>
-          <w:hyperlink w:anchor="_Toc225445095" w:history="1">
+          <w:hyperlink w:anchor="_Toc225446793" w:history="1">
             <w:r>
               <w:rPr>
                 <w:rStyle w:val="Hyperlink"/>
-                <w:b/>
+                <w:bCs/>
                 <w:noProof/>
               </w:rPr>
               <w:t>Step-by-step checklist (follow in this order)</w:t>
@@ -578,7 +645,7 @@
                 <w:noProof/>
                 <w:webHidden/>
               </w:rPr>
-              <w:instrText xml:space="preserve"> PAGEREF _Toc225445095 \h </w:instrText>
+              <w:instrText xml:space="preserve"> PAGEREF _Toc225446793 \h </w:instrText>
             </w:r>
             <w:r>
               <w:rPr>
@@ -616,10 +683,14 @@
               <w:tab w:val="right" w:leader="dot" w:pos="9016"/>
             </w:tabs>
             <w:rPr>
+              <w:rFonts w:eastAsiaTheme="minorEastAsia"/>
               <w:noProof/>
+              <w:sz w:val="24"/>
+              <w:szCs w:val="24"/>
+              <w:lang w:eastAsia="en-GB"/>
             </w:rPr>
           </w:pPr>
-          <w:hyperlink w:anchor="_Toc225445096" w:history="1">
+          <w:hyperlink w:anchor="_Toc225446794" w:history="1">
             <w:r>
               <w:rPr>
                 <w:rStyle w:val="Hyperlink"/>
@@ -647,7 +718,7 @@
                 <w:noProof/>
                 <w:webHidden/>
               </w:rPr>
-              <w:instrText xml:space="preserve"> PAGEREF _Toc225445096 \h </w:instrText>
+              <w:instrText xml:space="preserve"> PAGEREF _Toc225446794 \h </w:instrText>
             </w:r>
             <w:r>
               <w:rPr>
@@ -692,7 +763,7 @@
               <w:lang w:eastAsia="en-GB"/>
             </w:rPr>
           </w:pPr>
-          <w:hyperlink w:anchor="_Toc225445097" w:history="1">
+          <w:hyperlink w:anchor="_Toc225446795" w:history="1">
             <w:r>
               <w:rPr>
                 <w:rStyle w:val="Hyperlink"/>
@@ -719,7 +790,7 @@
                 <w:noProof/>
                 <w:webHidden/>
               </w:rPr>
-              <w:instrText xml:space="preserve"> PAGEREF _Toc225445097 \h </w:instrText>
+              <w:instrText xml:space="preserve"> PAGEREF _Toc225446795 \h </w:instrText>
             </w:r>
             <w:r>
               <w:rPr>
@@ -739,7 +810,7 @@
                 <w:noProof/>
                 <w:webHidden/>
               </w:rPr>
-              <w:t>6</w:t>
+              <w:t>5</w:t>
             </w:r>
             <w:r>
               <w:rPr>
@@ -764,7 +835,7 @@
               <w:lang w:eastAsia="en-GB"/>
             </w:rPr>
           </w:pPr>
-          <w:hyperlink w:anchor="_Toc225445098" w:history="1">
+          <w:hyperlink w:anchor="_Toc225446796" w:history="1">
             <w:r>
               <w:rPr>
                 <w:rStyle w:val="Hyperlink"/>
@@ -791,7 +862,79 @@
                 <w:noProof/>
                 <w:webHidden/>
               </w:rPr>
-              <w:instrText xml:space="preserve"> PAGEREF _Toc225445098 \h </w:instrText>
+              <w:instrText xml:space="preserve"> PAGEREF _Toc225446796 \h </w:instrText>
+            </w:r>
+            <w:r>
+              <w:rPr>
+                <w:noProof/>
+                <w:webHidden/>
+              </w:rPr>
+            </w:r>
+            <w:r>
+              <w:rPr>
+                <w:noProof/>
+                <w:webHidden/>
+              </w:rPr>
+              <w:fldChar w:fldCharType="separate"/>
+            </w:r>
+            <w:r>
+              <w:rPr>
+                <w:noProof/>
+                <w:webHidden/>
+              </w:rPr>
+              <w:t>7</w:t>
+            </w:r>
+            <w:r>
+              <w:rPr>
+                <w:noProof/>
+                <w:webHidden/>
+              </w:rPr>
+              <w:fldChar w:fldCharType="end"/>
+            </w:r>
+          </w:hyperlink>
+        </w:p>
+        <w:p>
+          <w:pPr>
+            <w:pStyle w:val="TOC2"/>
+            <w:tabs>
+              <w:tab w:val="right" w:leader="dot" w:pos="9016"/>
+            </w:tabs>
+            <w:rPr>
+              <w:rFonts w:eastAsiaTheme="minorEastAsia"/>
+              <w:noProof/>
+              <w:sz w:val="24"/>
+              <w:szCs w:val="24"/>
+              <w:lang w:eastAsia="en-GB"/>
+            </w:rPr>
+          </w:pPr>
+          <w:hyperlink w:anchor="_Toc225446797" w:history="1">
+            <w:r>
+              <w:rPr>
+                <w:rStyle w:val="Hyperlink"/>
+                <w:noProof/>
+              </w:rPr>
+              <w:t>Quick-Reference Table – During Part 2 Tools</w:t>
+            </w:r>
+            <w:r>
+              <w:rPr>
+                <w:noProof/>
+                <w:webHidden/>
+              </w:rPr>
+              <w:tab/>
+            </w:r>
+            <w:r>
+              <w:rPr>
+                <w:noProof/>
+                <w:webHidden/>
+              </w:rPr>
+              <w:fldChar w:fldCharType="begin"/>
+            </w:r>
+            <w:r>
+              <w:rPr>
+                <w:noProof/>
+                <w:webHidden/>
+              </w:rPr>
+              <w:instrText xml:space="preserve"> PAGEREF _Toc225446797 \h </w:instrText>
             </w:r>
             <w:r>
               <w:rPr>
@@ -836,7 +979,7 @@
               <w:lang w:eastAsia="en-GB"/>
             </w:rPr>
           </w:pPr>
-          <w:hyperlink w:anchor="_Toc225445099" w:history="1">
+          <w:hyperlink w:anchor="_Toc225446798" w:history="1">
             <w:r>
               <w:rPr>
                 <w:rStyle w:val="Hyperlink"/>
@@ -863,7 +1006,7 @@
                 <w:noProof/>
                 <w:webHidden/>
               </w:rPr>
-              <w:instrText xml:space="preserve"> PAGEREF _Toc225445099 \h </w:instrText>
+              <w:instrText xml:space="preserve"> PAGEREF _Toc225446798 \h </w:instrText>
             </w:r>
             <w:r>
               <w:rPr>
@@ -884,6 +1027,78 @@
                 <w:webHidden/>
               </w:rPr>
               <w:t>9</w:t>
+            </w:r>
+            <w:r>
+              <w:rPr>
+                <w:noProof/>
+                <w:webHidden/>
+              </w:rPr>
+              <w:fldChar w:fldCharType="end"/>
+            </w:r>
+          </w:hyperlink>
+        </w:p>
+        <w:p>
+          <w:pPr>
+            <w:pStyle w:val="TOC1"/>
+            <w:tabs>
+              <w:tab w:val="right" w:leader="dot" w:pos="9016"/>
+            </w:tabs>
+            <w:rPr>
+              <w:rFonts w:eastAsiaTheme="minorEastAsia"/>
+              <w:noProof/>
+              <w:sz w:val="24"/>
+              <w:szCs w:val="24"/>
+              <w:lang w:eastAsia="en-GB"/>
+            </w:rPr>
+          </w:pPr>
+          <w:hyperlink w:anchor="_Toc225446799" w:history="1">
+            <w:r>
+              <w:rPr>
+                <w:rStyle w:val="Hyperlink"/>
+                <w:noProof/>
+              </w:rPr>
+              <w:t>Glossary</w:t>
+            </w:r>
+            <w:r>
+              <w:rPr>
+                <w:noProof/>
+                <w:webHidden/>
+              </w:rPr>
+              <w:tab/>
+            </w:r>
+            <w:r>
+              <w:rPr>
+                <w:noProof/>
+                <w:webHidden/>
+              </w:rPr>
+              <w:fldChar w:fldCharType="begin"/>
+            </w:r>
+            <w:r>
+              <w:rPr>
+                <w:noProof/>
+                <w:webHidden/>
+              </w:rPr>
+              <w:instrText xml:space="preserve"> PAGEREF _Toc225446799 \h </w:instrText>
+            </w:r>
+            <w:r>
+              <w:rPr>
+                <w:noProof/>
+                <w:webHidden/>
+              </w:rPr>
+            </w:r>
+            <w:r>
+              <w:rPr>
+                <w:noProof/>
+                <w:webHidden/>
+              </w:rPr>
+              <w:fldChar w:fldCharType="separate"/>
+            </w:r>
+            <w:r>
+              <w:rPr>
+                <w:noProof/>
+                <w:webHidden/>
+              </w:rPr>
+              <w:t>12</w:t>
             </w:r>
             <w:r>
               <w:rPr>
@@ -915,7 +1130,7 @@
       <w:pPr>
         <w:pStyle w:val="Heading1"/>
       </w:pPr>
-      <w:bookmarkStart w:id="0" w:name="_Toc225445088"/>
+      <w:bookmarkStart w:id="0" w:name="_Toc225446786"/>
       <w:r>
         <w:t>Summary</w:t>
       </w:r>
@@ -1029,7 +1244,7 @@
       <w:pPr>
         <w:pStyle w:val="Heading2"/>
       </w:pPr>
-      <w:bookmarkStart w:id="1" w:name="_Toc225445089"/>
+      <w:bookmarkStart w:id="1" w:name="_Toc225446787"/>
       <w:r>
         <w:t>Why This Works</w:t>
       </w:r>
@@ -1085,9 +1300,8 @@
       <w:pPr>
         <w:pStyle w:val="Heading2"/>
       </w:pPr>
-      <w:bookmarkStart w:id="2" w:name="_Toc225445090"/>
-      <w:r>
-        <w:lastRenderedPageBreak/>
+      <w:bookmarkStart w:id="2" w:name="_Toc225446788"/>
+      <w:r>
         <w:t>Core Philosophy</w:t>
       </w:r>
       <w:bookmarkEnd w:id="2"/>
@@ -1154,7 +1368,7 @@
       <w:pPr>
         <w:pStyle w:val="Heading1"/>
       </w:pPr>
-      <w:bookmarkStart w:id="3" w:name="_Toc225445091"/>
+      <w:bookmarkStart w:id="3" w:name="_Toc225446789"/>
       <w:r>
         <w:t>Phase 0:</w:t>
       </w:r>
@@ -1167,7 +1381,7 @@
       <w:pPr>
         <w:pStyle w:val="Heading2"/>
       </w:pPr>
-      <w:bookmarkStart w:id="4" w:name="_Toc225445092"/>
+      <w:bookmarkStart w:id="4" w:name="_Toc225446790"/>
       <w:r>
         <w:t>Steps</w:t>
       </w:r>
@@ -1256,6 +1470,7 @@
         <w:rPr>
           <w:b/>
         </w:rPr>
+        <w:lastRenderedPageBreak/>
         <w:t>Action:</w:t>
       </w:r>
       <w:r>
@@ -1277,7 +1492,7 @@
       <w:pPr>
         <w:pStyle w:val="Heading2"/>
       </w:pPr>
-      <w:bookmarkStart w:id="5" w:name="_Toc225445093"/>
+      <w:bookmarkStart w:id="5" w:name="_Toc225446791"/>
       <w:r>
         <w:t>Choosing Your AI Engines – Free-Tier Comparison (March 2026)</w:t>
       </w:r>
@@ -1386,60 +1601,65 @@
                 <w:b/>
                 <w:bCs/>
               </w:rPr>
-              <w:t xml:space="preserve"> Approx. Daily Limits (</w:t>
-            </w:r>
-            <w:proofErr w:type="gramStart"/>
-            <w:r>
+              <w:t xml:space="preserve"> Approx. Daily Limits (Free)                  </w:t>
+            </w:r>
+          </w:p>
+        </w:tc>
+        <w:tc>
+          <w:tcPr>
+            <w:tcW w:w="1288" w:type="dxa"/>
+          </w:tcPr>
+          <w:p>
+            <w:pPr>
+              <w:pStyle w:val="NoSpacing"/>
               <w:rPr>
                 <w:b/>
                 <w:bCs/>
               </w:rPr>
-              <w:t xml:space="preserve">Free)   </w:t>
-            </w:r>
-            <w:proofErr w:type="gramEnd"/>
+            </w:pPr>
             <w:r>
               <w:rPr>
                 <w:b/>
                 <w:bCs/>
               </w:rPr>
-              <w:t xml:space="preserve">               </w:t>
-            </w:r>
-          </w:p>
-        </w:tc>
-        <w:tc>
-          <w:tcPr>
-            <w:tcW w:w="1288" w:type="dxa"/>
-          </w:tcPr>
-          <w:p>
-            <w:pPr>
-              <w:pStyle w:val="NoSpacing"/>
+              <w:t xml:space="preserve"> Projects / </w:t>
+            </w:r>
+            <w:proofErr w:type="spellStart"/>
+            <w:r>
               <w:rPr>
                 <w:b/>
                 <w:bCs/>
               </w:rPr>
-            </w:pPr>
+              <w:t>Workareas</w:t>
+            </w:r>
+            <w:proofErr w:type="spellEnd"/>
             <w:r>
               <w:rPr>
                 <w:b/>
                 <w:bCs/>
               </w:rPr>
-              <w:t xml:space="preserve"> Projects / </w:t>
-            </w:r>
-            <w:proofErr w:type="spellStart"/>
-            <w:r>
+              <w:t xml:space="preserve">?          </w:t>
+            </w:r>
+          </w:p>
+        </w:tc>
+        <w:tc>
+          <w:tcPr>
+            <w:tcW w:w="1288" w:type="dxa"/>
+          </w:tcPr>
+          <w:p>
+            <w:pPr>
+              <w:pStyle w:val="NoSpacing"/>
               <w:rPr>
                 <w:b/>
                 <w:bCs/>
               </w:rPr>
-              <w:t>Workareas</w:t>
-            </w:r>
-            <w:proofErr w:type="spellEnd"/>
+            </w:pPr>
             <w:r>
               <w:rPr>
                 <w:b/>
                 <w:bCs/>
               </w:rPr>
-              <w:t xml:space="preserve">?          </w:t>
+              <w:t xml:space="preserve"> Key Strengths for Job Search                          </w:t>
             </w:r>
           </w:p>
         </w:tc>
@@ -1460,7 +1680,7 @@
                 <w:b/>
                 <w:bCs/>
               </w:rPr>
-              <w:t xml:space="preserve"> Key Strengths for Job Search                          </w:t>
+              <w:t xml:space="preserve"> Main Weaknesses                              </w:t>
             </w:r>
           </w:p>
         </w:tc>
@@ -1481,27 +1701,6 @@
                 <w:b/>
                 <w:bCs/>
               </w:rPr>
-              <w:t xml:space="preserve"> Main Weaknesses                              </w:t>
-            </w:r>
-          </w:p>
-        </w:tc>
-        <w:tc>
-          <w:tcPr>
-            <w:tcW w:w="1288" w:type="dxa"/>
-          </w:tcPr>
-          <w:p>
-            <w:pPr>
-              <w:pStyle w:val="NoSpacing"/>
-              <w:rPr>
-                <w:b/>
-                <w:bCs/>
-              </w:rPr>
-            </w:pPr>
-            <w:r>
-              <w:rPr>
-                <w:b/>
-                <w:bCs/>
-              </w:rPr>
               <w:t xml:space="preserve"> Best For                                      </w:t>
             </w:r>
           </w:p>
@@ -1526,7 +1725,6 @@
               <w:t>Grok (</w:t>
             </w:r>
             <w:proofErr w:type="spellStart"/>
-            <w:proofErr w:type="gramStart"/>
             <w:r>
               <w:rPr>
                 <w:b/>
@@ -1541,11 +1739,7 @@
               <w:t>)</w:t>
             </w:r>
             <w:r>
-              <w:t xml:space="preserve">   </w:t>
-            </w:r>
-            <w:proofErr w:type="gramEnd"/>
-            <w:r>
-              <w:t xml:space="preserve">  </w:t>
+              <w:t xml:space="preserve">     </w:t>
             </w:r>
           </w:p>
         </w:tc>
@@ -1571,15 +1765,7 @@
               <w:pStyle w:val="NoSpacing"/>
             </w:pPr>
             <w:r>
-              <w:t xml:space="preserve"> ~10–20 messages per few hours (</w:t>
-            </w:r>
-            <w:proofErr w:type="gramStart"/>
-            <w:r>
-              <w:t xml:space="preserve">varies)   </w:t>
-            </w:r>
-            <w:proofErr w:type="gramEnd"/>
-            <w:r>
-              <w:t xml:space="preserve">   </w:t>
+              <w:t xml:space="preserve"> ~10–20 messages per few hours (varies)      </w:t>
             </w:r>
           </w:p>
         </w:tc>
@@ -1678,11 +1864,7 @@
               <w:pStyle w:val="NoSpacing"/>
             </w:pPr>
             <w:r>
-              <w:t xml:space="preserve"> 100–1,000+ </w:t>
-            </w:r>
-            <w:r>
-              <w:lastRenderedPageBreak/>
-              <w:t xml:space="preserve">requests/day (model-dependent)  </w:t>
+              <w:t xml:space="preserve"> 100–1,000+ requests/day (model-dependent)  </w:t>
             </w:r>
           </w:p>
         </w:tc>
@@ -1695,12 +1877,7 @@
               <w:pStyle w:val="NoSpacing"/>
             </w:pPr>
             <w:r>
-              <w:lastRenderedPageBreak/>
-              <w:t xml:space="preserve"> Yes (Google AI </w:t>
-            </w:r>
-            <w:r>
-              <w:lastRenderedPageBreak/>
-              <w:t xml:space="preserve">Studio folders) </w:t>
+              <w:t xml:space="preserve"> Yes (Google AI Studio folders) </w:t>
             </w:r>
           </w:p>
         </w:tc>
@@ -1713,12 +1890,7 @@
               <w:pStyle w:val="NoSpacing"/>
             </w:pPr>
             <w:r>
-              <w:lastRenderedPageBreak/>
-              <w:t xml:space="preserve"> Excellent multimodal</w:t>
-            </w:r>
-            <w:r>
-              <w:lastRenderedPageBreak/>
-              <w:t xml:space="preserve">, large context, Google integration, strong free tier </w:t>
+              <w:t xml:space="preserve"> Excellent multimodal, large context, Google integration, strong free tier </w:t>
             </w:r>
           </w:p>
         </w:tc>
@@ -1731,12 +1903,7 @@
               <w:pStyle w:val="NoSpacing"/>
             </w:pPr>
             <w:r>
-              <w:lastRenderedPageBreak/>
-              <w:t xml:space="preserve"> Can feel “safe/corpo</w:t>
-            </w:r>
-            <w:r>
-              <w:lastRenderedPageBreak/>
-              <w:t xml:space="preserve">rate” in tone            </w:t>
+              <w:t xml:space="preserve"> Can feel “safe/corporate” in tone            </w:t>
             </w:r>
           </w:p>
         </w:tc>
@@ -1749,12 +1916,7 @@
               <w:pStyle w:val="NoSpacing"/>
             </w:pPr>
             <w:r>
-              <w:lastRenderedPageBreak/>
-              <w:t xml:space="preserve"> Heavy daily use, </w:t>
-            </w:r>
-            <w:r>
-              <w:lastRenderedPageBreak/>
-              <w:t xml:space="preserve">research, long documents, free-tier power users </w:t>
+              <w:t xml:space="preserve"> Heavy daily use, research, long documents, free-tier power users </w:t>
             </w:r>
           </w:p>
         </w:tc>
@@ -1769,7 +1931,6 @@
               <w:pStyle w:val="NoSpacing"/>
             </w:pPr>
             <w:r>
-              <w:lastRenderedPageBreak/>
               <w:t xml:space="preserve"> </w:t>
             </w:r>
             <w:r>
@@ -1844,15 +2005,7 @@
               <w:pStyle w:val="NoSpacing"/>
             </w:pPr>
             <w:r>
-              <w:t xml:space="preserve"> Hits </w:t>
-            </w:r>
-            <w:proofErr w:type="gramStart"/>
-            <w:r>
-              <w:t>limits</w:t>
-            </w:r>
-            <w:proofErr w:type="gramEnd"/>
-            <w:r>
-              <w:t xml:space="preserve"> fastest, frequent downgrades     </w:t>
+              <w:t xml:space="preserve"> Hits limits fastest, frequent downgrades     </w:t>
             </w:r>
           </w:p>
         </w:tc>
@@ -1915,15 +2068,7 @@
               <w:pStyle w:val="NoSpacing"/>
             </w:pPr>
             <w:r>
-              <w:t xml:space="preserve"> 30–100+ messages/day (</w:t>
-            </w:r>
-            <w:proofErr w:type="gramStart"/>
-            <w:r>
-              <w:t xml:space="preserve">dynamic)   </w:t>
-            </w:r>
-            <w:proofErr w:type="gramEnd"/>
-            <w:r>
-              <w:t xml:space="preserve">           </w:t>
+              <w:t xml:space="preserve"> 30–100+ messages/day (dynamic)              </w:t>
             </w:r>
           </w:p>
         </w:tc>
@@ -2033,15 +2178,7 @@
               <w:pStyle w:val="NoSpacing"/>
             </w:pPr>
             <w:r>
-              <w:t xml:space="preserve"> Decent daily limits (Microsoft </w:t>
-            </w:r>
-            <w:proofErr w:type="gramStart"/>
-            <w:r>
-              <w:t xml:space="preserve">account)   </w:t>
-            </w:r>
-            <w:proofErr w:type="gramEnd"/>
-            <w:r>
-              <w:t xml:space="preserve">  </w:t>
+              <w:t xml:space="preserve"> Decent daily limits (Microsoft account)     </w:t>
             </w:r>
           </w:p>
         </w:tc>
@@ -2067,7 +2204,11 @@
               <w:pStyle w:val="NoSpacing"/>
             </w:pPr>
             <w:r>
-              <w:t xml:space="preserve"> Strong Office/LinkedIn integration, good for professional tone </w:t>
+              <w:t xml:space="preserve"> Strong Office/LinkedIn integration, good for </w:t>
+            </w:r>
+            <w:r>
+              <w:lastRenderedPageBreak/>
+              <w:t xml:space="preserve">professional tone </w:t>
             </w:r>
           </w:p>
         </w:tc>
@@ -2080,6 +2221,7 @@
               <w:pStyle w:val="NoSpacing"/>
             </w:pPr>
             <w:r>
+              <w:lastRenderedPageBreak/>
               <w:t xml:space="preserve"> Tied to Microsoft ecosystem                  </w:t>
             </w:r>
           </w:p>
@@ -2208,12 +2350,9 @@
     </w:p>
     <w:p>
       <w:pPr>
-        <w:pStyle w:val="NoSpacing"/>
-      </w:pPr>
-      <w:r>
-        <w:rPr>
-          <w:b/>
-        </w:rPr>
+        <w:pStyle w:val="Heading2"/>
+      </w:pPr>
+      <w:r>
         <w:t>Key Takeaways &amp; Strategy</w:t>
       </w:r>
     </w:p>
@@ -2322,15 +2461,7 @@
       </w:r>
       <w:proofErr w:type="spellEnd"/>
       <w:r>
-        <w:t xml:space="preserve"> range) for the engine you like most. One paid subscription + two free engines usually </w:t>
-      </w:r>
-      <w:proofErr w:type="gramStart"/>
-      <w:r>
-        <w:t>gives</w:t>
-      </w:r>
-      <w:proofErr w:type="gramEnd"/>
-      <w:r>
-        <w:t xml:space="preserve"> unlimited effective capacity.</w:t>
+        <w:t xml:space="preserve"> range) for the engine you like most. One paid subscription + two free engines usually gives unlimited effective capacity.</w:t>
       </w:r>
     </w:p>
     <w:p>
@@ -2364,9 +2495,8 @@
       <w:pPr>
         <w:pStyle w:val="Heading1"/>
       </w:pPr>
-      <w:bookmarkStart w:id="6" w:name="_Toc225445094"/>
-      <w:r>
-        <w:lastRenderedPageBreak/>
+      <w:bookmarkStart w:id="6" w:name="_Toc225446792"/>
+      <w:r>
         <w:t>Phase 1:</w:t>
       </w:r>
       <w:r>
@@ -2400,7 +2530,7 @@
           <w:bCs/>
         </w:rPr>
       </w:pPr>
-      <w:bookmarkStart w:id="7" w:name="_Toc225445095"/>
+      <w:bookmarkStart w:id="7" w:name="_Toc225446793"/>
       <w:r>
         <w:rPr>
           <w:bCs/>
@@ -2572,6 +2702,7 @@
         <w:pStyle w:val="NoSpacing"/>
       </w:pPr>
       <w:r>
+        <w:lastRenderedPageBreak/>
         <w:t>4. Set up ongoing scanning:</w:t>
       </w:r>
       <w:r>
@@ -2720,11 +2851,14 @@
     <w:p>
       <w:pPr>
         <w:pStyle w:val="Heading2"/>
-      </w:pPr>
-      <w:bookmarkStart w:id="8" w:name="_Toc225445096"/>
-      <w:r>
         <w:rPr>
-          <w:b/>
+          <w:bCs/>
+        </w:rPr>
+      </w:pPr>
+      <w:bookmarkStart w:id="8" w:name="_Toc225446794"/>
+      <w:r>
+        <w:rPr>
+          <w:bCs/>
         </w:rPr>
         <w:t>Quick-Reference Table – Before Phase Tools</w:t>
       </w:r>
@@ -2877,15 +3011,7 @@
               <w:pStyle w:val="NoSpacing"/>
             </w:pPr>
             <w:r>
-              <w:t xml:space="preserve"> [</w:t>
-            </w:r>
-            <w:proofErr w:type="gramStart"/>
-            <w:r>
-              <w:t xml:space="preserve">Link]   </w:t>
-            </w:r>
-            <w:proofErr w:type="gramEnd"/>
-            <w:r>
-              <w:t xml:space="preserve">                  </w:t>
+              <w:t xml:space="preserve"> [Link]                     </w:t>
             </w:r>
           </w:p>
         </w:tc>
@@ -2952,15 +3078,7 @@
               <w:pStyle w:val="NoSpacing"/>
             </w:pPr>
             <w:r>
-              <w:t xml:space="preserve"> [</w:t>
-            </w:r>
-            <w:proofErr w:type="gramStart"/>
-            <w:r>
-              <w:t xml:space="preserve">Link]   </w:t>
-            </w:r>
-            <w:proofErr w:type="gramEnd"/>
-            <w:r>
-              <w:t xml:space="preserve">                  </w:t>
+              <w:t xml:space="preserve"> [Link]                     </w:t>
             </w:r>
           </w:p>
         </w:tc>
@@ -2975,7 +3093,6 @@
               <w:pStyle w:val="NoSpacing"/>
             </w:pPr>
             <w:r>
-              <w:lastRenderedPageBreak/>
               <w:t xml:space="preserve"> Career Data Enhancer                       </w:t>
             </w:r>
           </w:p>
@@ -3028,15 +3145,7 @@
               <w:pStyle w:val="NoSpacing"/>
             </w:pPr>
             <w:r>
-              <w:t xml:space="preserve"> [</w:t>
-            </w:r>
-            <w:proofErr w:type="gramStart"/>
-            <w:r>
-              <w:t xml:space="preserve">Link]   </w:t>
-            </w:r>
-            <w:proofErr w:type="gramEnd"/>
-            <w:r>
-              <w:t xml:space="preserve">                  </w:t>
+              <w:t xml:space="preserve"> [Link]                     </w:t>
             </w:r>
           </w:p>
         </w:tc>
@@ -3103,15 +3212,7 @@
               <w:pStyle w:val="NoSpacing"/>
             </w:pPr>
             <w:r>
-              <w:t xml:space="preserve"> [</w:t>
-            </w:r>
-            <w:proofErr w:type="gramStart"/>
-            <w:r>
-              <w:t xml:space="preserve">Link]   </w:t>
-            </w:r>
-            <w:proofErr w:type="gramEnd"/>
-            <w:r>
-              <w:t xml:space="preserve">                  </w:t>
+              <w:t xml:space="preserve"> [Link]                     </w:t>
             </w:r>
           </w:p>
         </w:tc>
@@ -3178,15 +3279,7 @@
               <w:pStyle w:val="NoSpacing"/>
             </w:pPr>
             <w:r>
-              <w:t xml:space="preserve"> [</w:t>
-            </w:r>
-            <w:proofErr w:type="gramStart"/>
-            <w:r>
-              <w:t xml:space="preserve">Link]   </w:t>
-            </w:r>
-            <w:proofErr w:type="gramEnd"/>
-            <w:r>
-              <w:t xml:space="preserve">                  </w:t>
+              <w:t xml:space="preserve"> [Link]                     </w:t>
             </w:r>
           </w:p>
         </w:tc>
@@ -3253,15 +3346,7 @@
               <w:pStyle w:val="NoSpacing"/>
             </w:pPr>
             <w:r>
-              <w:t xml:space="preserve"> [</w:t>
-            </w:r>
-            <w:proofErr w:type="gramStart"/>
-            <w:r>
-              <w:t xml:space="preserve">Link]   </w:t>
-            </w:r>
-            <w:proofErr w:type="gramEnd"/>
-            <w:r>
-              <w:t xml:space="preserve">                  </w:t>
+              <w:t xml:space="preserve"> [Link]                     </w:t>
             </w:r>
           </w:p>
         </w:tc>
@@ -3297,15 +3382,7 @@
               <w:pStyle w:val="NoSpacing"/>
             </w:pPr>
             <w:r>
-              <w:t xml:space="preserve"> Before clicking “</w:t>
-            </w:r>
-            <w:proofErr w:type="gramStart"/>
-            <w:r>
-              <w:t xml:space="preserve">Apply”   </w:t>
-            </w:r>
-            <w:proofErr w:type="gramEnd"/>
-            <w:r>
-              <w:t xml:space="preserve">   </w:t>
+              <w:t xml:space="preserve"> Before clicking “Apply”      </w:t>
             </w:r>
           </w:p>
         </w:tc>
@@ -3344,15 +3421,7 @@
               <w:pStyle w:val="NoSpacing"/>
             </w:pPr>
             <w:r>
-              <w:t xml:space="preserve"> [</w:t>
-            </w:r>
-            <w:proofErr w:type="gramStart"/>
-            <w:r>
-              <w:t xml:space="preserve">Link]   </w:t>
-            </w:r>
-            <w:proofErr w:type="gramEnd"/>
-            <w:r>
-              <w:t xml:space="preserve">                  </w:t>
+              <w:t xml:space="preserve"> [Link]                     </w:t>
             </w:r>
           </w:p>
         </w:tc>
@@ -3427,15 +3496,7 @@
               <w:pStyle w:val="NoSpacing"/>
             </w:pPr>
             <w:r>
-              <w:t xml:space="preserve"> [</w:t>
-            </w:r>
-            <w:proofErr w:type="gramStart"/>
-            <w:r>
-              <w:t xml:space="preserve">Link]   </w:t>
-            </w:r>
-            <w:proofErr w:type="gramEnd"/>
-            <w:r>
-              <w:t xml:space="preserve">                  </w:t>
+              <w:t xml:space="preserve"> [Link]                     </w:t>
             </w:r>
           </w:p>
         </w:tc>
@@ -3448,13 +3509,10 @@
     </w:p>
     <w:p>
       <w:pPr>
-        <w:pStyle w:val="NoSpacing"/>
-      </w:pPr>
-      <w:r>
-        <w:rPr>
-          <w:b/>
-        </w:rPr>
-        <w:t>Lessons Learned Sidebar (add these as callout boxes in Word)</w:t>
+        <w:pStyle w:val="Heading2"/>
+      </w:pPr>
+      <w:r>
+        <w:t>Lessons Learned Sidebar</w:t>
       </w:r>
     </w:p>
     <w:p>
@@ -3478,6 +3536,7 @@
         <w:pStyle w:val="NoSpacing"/>
       </w:pPr>
       <w:r>
+        <w:lastRenderedPageBreak/>
         <w:t>- “Keep everything in one root folder (JobSearch-2026) with subfolders:</w:t>
       </w:r>
       <w:r>
@@ -3501,7 +3560,7 @@
       <w:pPr>
         <w:pStyle w:val="Heading1"/>
       </w:pPr>
-      <w:bookmarkStart w:id="9" w:name="_Toc225445097"/>
+      <w:bookmarkStart w:id="9" w:name="_Toc225446795"/>
       <w:r>
         <w:t>Phase 2:</w:t>
       </w:r>
@@ -3575,15 +3634,7 @@
         <w:pStyle w:val="NoSpacing"/>
       </w:pPr>
       <w:r>
-        <w:t xml:space="preserve">   - Supplement with manual searches on LinkedIn, company career pages, </w:t>
-      </w:r>
-      <w:proofErr w:type="gramStart"/>
-      <w:r>
-        <w:t>Indeed</w:t>
-      </w:r>
-      <w:proofErr w:type="gramEnd"/>
-      <w:r>
-        <w:t xml:space="preserve">, etc.  </w:t>
+        <w:t xml:space="preserve">   - Supplement with manual searches on LinkedIn, company career pages, Indeed, etc.  </w:t>
       </w:r>
     </w:p>
     <w:p>
@@ -3729,7 +3780,6 @@
         <w:pStyle w:val="NoSpacing"/>
       </w:pPr>
       <w:r>
-        <w:lastRenderedPageBreak/>
         <w:t xml:space="preserve">   - Document your decision in your Command </w:t>
       </w:r>
       <w:proofErr w:type="spellStart"/>
@@ -3912,11 +3962,16 @@
     </w:p>
     <w:p>
       <w:pPr>
-        <w:pStyle w:val="NoSpacing"/>
-      </w:pPr>
-      <w:r>
+        <w:pStyle w:val="Heading2"/>
         <w:rPr>
           <w:b/>
+          <w:bCs/>
+        </w:rPr>
+      </w:pPr>
+      <w:r>
+        <w:rPr>
+          <w:b/>
+          <w:bCs/>
         </w:rPr>
         <w:t>Quick-Reference Table – During Part 1 Tools</w:t>
       </w:r>
@@ -3960,6 +4015,7 @@
                 <w:b/>
                 <w:bCs/>
               </w:rPr>
+              <w:lastRenderedPageBreak/>
               <w:t xml:space="preserve"> Tool / Prompt                                      </w:t>
             </w:r>
           </w:p>
@@ -4075,15 +4131,7 @@
               <w:pStyle w:val="NoSpacing"/>
             </w:pPr>
             <w:r>
-              <w:t xml:space="preserve"> Ongoing (set &amp; </w:t>
-            </w:r>
-            <w:proofErr w:type="gramStart"/>
-            <w:r>
-              <w:t xml:space="preserve">forget)   </w:t>
-            </w:r>
-            <w:proofErr w:type="gramEnd"/>
-            <w:r>
-              <w:t xml:space="preserve">            </w:t>
+              <w:t xml:space="preserve"> Ongoing (set &amp; forget)               </w:t>
             </w:r>
           </w:p>
         </w:tc>
@@ -4122,15 +4170,7 @@
               <w:pStyle w:val="NoSpacing"/>
             </w:pPr>
             <w:r>
-              <w:t xml:space="preserve"> [</w:t>
-            </w:r>
-            <w:proofErr w:type="gramStart"/>
-            <w:r>
-              <w:t xml:space="preserve">Link]   </w:t>
-            </w:r>
-            <w:proofErr w:type="gramEnd"/>
-            <w:r>
-              <w:t xml:space="preserve"> </w:t>
+              <w:t xml:space="preserve"> [Link]    </w:t>
             </w:r>
           </w:p>
         </w:tc>
@@ -4200,15 +4240,7 @@
               <w:pStyle w:val="NoSpacing"/>
             </w:pPr>
             <w:r>
-              <w:t xml:space="preserve"> [</w:t>
-            </w:r>
-            <w:proofErr w:type="gramStart"/>
-            <w:r>
-              <w:t xml:space="preserve">Link]   </w:t>
-            </w:r>
-            <w:proofErr w:type="gramEnd"/>
-            <w:r>
-              <w:t xml:space="preserve"> </w:t>
+              <w:t xml:space="preserve"> [Link]    </w:t>
             </w:r>
           </w:p>
         </w:tc>
@@ -4278,15 +4310,7 @@
               <w:pStyle w:val="NoSpacing"/>
             </w:pPr>
             <w:r>
-              <w:t xml:space="preserve"> [</w:t>
-            </w:r>
-            <w:proofErr w:type="gramStart"/>
-            <w:r>
-              <w:t xml:space="preserve">Link]   </w:t>
-            </w:r>
-            <w:proofErr w:type="gramEnd"/>
-            <w:r>
-              <w:t xml:space="preserve"> </w:t>
+              <w:t xml:space="preserve"> [Link]    </w:t>
             </w:r>
           </w:p>
         </w:tc>
@@ -4356,15 +4380,7 @@
               <w:pStyle w:val="NoSpacing"/>
             </w:pPr>
             <w:r>
-              <w:t xml:space="preserve"> [</w:t>
-            </w:r>
-            <w:proofErr w:type="gramStart"/>
-            <w:r>
-              <w:t xml:space="preserve">Link]   </w:t>
-            </w:r>
-            <w:proofErr w:type="gramEnd"/>
-            <w:r>
-              <w:t xml:space="preserve"> </w:t>
+              <w:t xml:space="preserve"> [Link]    </w:t>
             </w:r>
           </w:p>
         </w:tc>
@@ -4442,15 +4458,7 @@
               <w:pStyle w:val="NoSpacing"/>
             </w:pPr>
             <w:r>
-              <w:t xml:space="preserve"> [</w:t>
-            </w:r>
-            <w:proofErr w:type="gramStart"/>
-            <w:r>
-              <w:t xml:space="preserve">Link]   </w:t>
-            </w:r>
-            <w:proofErr w:type="gramEnd"/>
-            <w:r>
-              <w:t xml:space="preserve"> </w:t>
+              <w:t xml:space="preserve"> [Link]    </w:t>
             </w:r>
           </w:p>
         </w:tc>
@@ -4468,7 +4476,6 @@
               <w:pStyle w:val="NoSpacing"/>
             </w:pPr>
             <w:r>
-              <w:lastRenderedPageBreak/>
               <w:t xml:space="preserve"> Resume Customization Prompt – STRATEGIC INTEGRITY  </w:t>
             </w:r>
           </w:p>
@@ -4521,15 +4528,7 @@
               <w:pStyle w:val="NoSpacing"/>
             </w:pPr>
             <w:r>
-              <w:t xml:space="preserve"> [</w:t>
-            </w:r>
-            <w:proofErr w:type="gramStart"/>
-            <w:r>
-              <w:t xml:space="preserve">Link]   </w:t>
-            </w:r>
-            <w:proofErr w:type="gramEnd"/>
-            <w:r>
-              <w:t xml:space="preserve"> </w:t>
+              <w:t xml:space="preserve"> [Link]    </w:t>
             </w:r>
           </w:p>
         </w:tc>
@@ -4599,15 +4598,7 @@
               <w:pStyle w:val="NoSpacing"/>
             </w:pPr>
             <w:r>
-              <w:t xml:space="preserve"> [</w:t>
-            </w:r>
-            <w:proofErr w:type="gramStart"/>
-            <w:r>
-              <w:t xml:space="preserve">Link]   </w:t>
-            </w:r>
-            <w:proofErr w:type="gramEnd"/>
-            <w:r>
-              <w:t xml:space="preserve"> </w:t>
+              <w:t xml:space="preserve"> [Link]    </w:t>
             </w:r>
           </w:p>
         </w:tc>
@@ -4685,15 +4676,7 @@
               <w:pStyle w:val="NoSpacing"/>
             </w:pPr>
             <w:r>
-              <w:t xml:space="preserve"> [</w:t>
-            </w:r>
-            <w:proofErr w:type="gramStart"/>
-            <w:r>
-              <w:t xml:space="preserve">Link]   </w:t>
-            </w:r>
-            <w:proofErr w:type="gramEnd"/>
-            <w:r>
-              <w:t xml:space="preserve"> </w:t>
+              <w:t xml:space="preserve"> [Link]    </w:t>
             </w:r>
           </w:p>
         </w:tc>
@@ -4706,12 +4689,9 @@
     </w:p>
     <w:p>
       <w:pPr>
-        <w:pStyle w:val="NoSpacing"/>
-      </w:pPr>
-      <w:r>
-        <w:rPr>
-          <w:b/>
-        </w:rPr>
+        <w:pStyle w:val="Heading2"/>
+      </w:pPr>
+      <w:r>
         <w:t>Lessons Learned Sidebar</w:t>
       </w:r>
     </w:p>
@@ -4736,6 +4716,7 @@
         <w:pStyle w:val="NoSpacing"/>
       </w:pPr>
       <w:r>
+        <w:lastRenderedPageBreak/>
         <w:t>- “Apply to 10–20 roles per week minimum — volume beats perfection early in the search.”</w:t>
       </w:r>
     </w:p>
@@ -4767,7 +4748,7 @@
       <w:pPr>
         <w:pStyle w:val="Heading1"/>
       </w:pPr>
-      <w:bookmarkStart w:id="10" w:name="_Toc225445098"/>
+      <w:bookmarkStart w:id="10" w:name="_Toc225446796"/>
       <w:r>
         <w:t>Phase 3:</w:t>
       </w:r>
@@ -4781,306 +4762,234 @@
         <w:pStyle w:val="NoSpacing"/>
       </w:pPr>
       <w:r>
-        <w:rPr>
-          <w:b/>
-        </w:rPr>
-        <w:t>Goal:</w:t>
-      </w:r>
-      <w:r>
-        <w:t xml:space="preserve"> Enter every interview calm, prepared, authentic, and resilient — ready to handle pressure, showcase fit, and leave a strong positive impression.</w:t>
-      </w:r>
-    </w:p>
-    <w:p>
-      <w:pPr>
-        <w:pStyle w:val="NoSpacing"/>
-      </w:pPr>
-    </w:p>
-    <w:p>
-      <w:pPr>
-        <w:pStyle w:val="NoSpacing"/>
-      </w:pPr>
-      <w:r>
-        <w:rPr>
-          <w:b/>
-        </w:rPr>
+        <w:t>Goal: Enter every interview calm, prepared, authentic, and resilient — ready to handle pressure, showcase fit, and leave a strong positive impression.</w:t>
+      </w:r>
+    </w:p>
+    <w:p>
+      <w:pPr>
+        <w:pStyle w:val="NoSpacing"/>
+      </w:pPr>
+      <w:r>
         <w:t>Step-by-step checklist (run this sequence before/during/after each interview round)</w:t>
       </w:r>
     </w:p>
     <w:p>
       <w:pPr>
         <w:pStyle w:val="NoSpacing"/>
-      </w:pPr>
-    </w:p>
-    <w:p>
-      <w:pPr>
-        <w:pStyle w:val="NoSpacing"/>
-      </w:pPr>
-      <w:r>
-        <w:t xml:space="preserve">1. Pre-interview intel &amp; alignment (1–3 days before)  </w:t>
-      </w:r>
-    </w:p>
-    <w:p>
-      <w:pPr>
-        <w:pStyle w:val="NoSpacing"/>
-      </w:pPr>
-      <w:r>
-        <w:t xml:space="preserve">   - Run </w:t>
-      </w:r>
-      <w:r>
-        <w:rPr>
-          <w:b/>
-        </w:rPr>
-        <w:t>Pre-Interview Intelligence Dossier</w:t>
-      </w:r>
-      <w:r>
-        <w:t xml:space="preserve"> (compiles company/role intel)  </w:t>
-      </w:r>
-    </w:p>
-    <w:p>
-      <w:pPr>
-        <w:pStyle w:val="NoSpacing"/>
-      </w:pPr>
-      <w:r>
-        <w:t xml:space="preserve">   - Run </w:t>
-      </w:r>
-      <w:r>
-        <w:rPr>
-          <w:b/>
-        </w:rPr>
-        <w:t>Interview Prep – Company Values Intelligence Engine</w:t>
-      </w:r>
-      <w:r>
-        <w:t xml:space="preserve"> (align answers to culture)  </w:t>
-      </w:r>
-    </w:p>
-    <w:p>
-      <w:pPr>
-        <w:pStyle w:val="NoSpacing"/>
-      </w:pPr>
-      <w:r>
-        <w:t xml:space="preserve">   - Run </w:t>
-      </w:r>
-      <w:r>
-        <w:rPr>
-          <w:b/>
-        </w:rPr>
-        <w:t>Interview Intelligence Engine</w:t>
-      </w:r>
-      <w:r>
-        <w:t xml:space="preserve"> (targeted question/answer prep)  </w:t>
-      </w:r>
-    </w:p>
-    <w:p>
-      <w:pPr>
-        <w:pStyle w:val="NoSpacing"/>
-      </w:pPr>
-      <w:r>
-        <w:t xml:space="preserve">   - Review your </w:t>
-      </w:r>
-      <w:r>
-        <w:rPr>
-          <w:b/>
-        </w:rPr>
-        <w:t>Master-Career-Profile.md</w:t>
-      </w:r>
-      <w:r>
-        <w:t xml:space="preserve"> + Behavioural stories</w:t>
-      </w:r>
-    </w:p>
-    <w:p>
-      <w:pPr>
-        <w:pStyle w:val="NoSpacing"/>
-      </w:pPr>
-    </w:p>
-    <w:p>
-      <w:pPr>
-        <w:pStyle w:val="NoSpacing"/>
-      </w:pPr>
-      <w:r>
-        <w:t xml:space="preserve">2. Practice &amp; simulate (day before or morning of)  </w:t>
-      </w:r>
-    </w:p>
-    <w:p>
-      <w:pPr>
-        <w:pStyle w:val="NoSpacing"/>
-      </w:pPr>
-      <w:r>
-        <w:t xml:space="preserve">   - Run </w:t>
-      </w:r>
-      <w:r>
-        <w:rPr>
-          <w:b/>
-        </w:rPr>
-        <w:t>Proactive Interview Mastery Coach</w:t>
-      </w:r>
-      <w:r>
-        <w:t xml:space="preserve"> for overall strategy  </w:t>
-      </w:r>
-    </w:p>
-    <w:p>
-      <w:pPr>
-        <w:pStyle w:val="NoSpacing"/>
-      </w:pPr>
-      <w:r>
-        <w:t xml:space="preserve">   - Use </w:t>
-      </w:r>
-      <w:r>
-        <w:rPr>
-          <w:b/>
-        </w:rPr>
-        <w:t>INTERVIEW PRESSURE SIMULATOR</w:t>
-      </w:r>
-      <w:r>
-        <w:t xml:space="preserve"> (general pressure) and/or </w:t>
-      </w:r>
-      <w:r>
-        <w:rPr>
-          <w:b/>
-        </w:rPr>
-        <w:t>TECHNICAL INTERVIEW PRESSURE SIMULATOR</w:t>
-      </w:r>
-      <w:r>
-        <w:t xml:space="preserve"> (tech roles)  </w:t>
-      </w:r>
-    </w:p>
-    <w:p>
-      <w:pPr>
-        <w:pStyle w:val="NoSpacing"/>
-      </w:pPr>
-      <w:r>
-        <w:t xml:space="preserve">   - Do 2–3 full mocks using </w:t>
-      </w:r>
-      <w:r>
-        <w:rPr>
-          <w:b/>
-        </w:rPr>
-        <w:t>AI Voice Interview variants</w:t>
-      </w:r>
-      <w:r>
-        <w:t xml:space="preserve"> (Grok / Gemini / ChatGPT – see UsageNotes.md for setup)  </w:t>
-      </w:r>
-    </w:p>
-    <w:p>
-      <w:pPr>
-        <w:pStyle w:val="NoSpacing"/>
-      </w:pPr>
-      <w:r>
-        <w:t xml:space="preserve">   - Run </w:t>
-      </w:r>
-      <w:r>
-        <w:rPr>
-          <w:b/>
-        </w:rPr>
-        <w:t>Interview Confidence &amp; Fit Prompt</w:t>
-      </w:r>
-      <w:r>
-        <w:t xml:space="preserve"> right before the real interview to lock in mindset</w:t>
-      </w:r>
-    </w:p>
-    <w:p>
-      <w:pPr>
-        <w:pStyle w:val="NoSpacing"/>
-      </w:pPr>
-    </w:p>
-    <w:p>
-      <w:pPr>
-        <w:pStyle w:val="NoSpacing"/>
-      </w:pPr>
-      <w:r>
-        <w:t xml:space="preserve">3. Add proactive edge (weave in naturally)  </w:t>
-      </w:r>
-    </w:p>
-    <w:p>
-      <w:pPr>
-        <w:pStyle w:val="NoSpacing"/>
-      </w:pPr>
-      <w:r>
-        <w:lastRenderedPageBreak/>
-        <w:t xml:space="preserve">   - Run </w:t>
-      </w:r>
-      <w:r>
-        <w:rPr>
-          <w:b/>
-        </w:rPr>
-        <w:t>The Day 0 Onboarding Strategist</w:t>
-      </w:r>
-      <w:r>
-        <w:t xml:space="preserve"> → prepare 1–2 thoughtful questions or comments (e.g., “I’ve outlined potential Day 0 priorities like X and Y — does that align with team expectations?”)  </w:t>
-      </w:r>
-    </w:p>
-    <w:p>
-      <w:pPr>
-        <w:pStyle w:val="NoSpacing"/>
-      </w:pPr>
-      <w:r>
-        <w:t xml:space="preserve">   - Use in “Do you have questions for us?” segment to show initiative without overstepping</w:t>
-      </w:r>
-    </w:p>
-    <w:p>
-      <w:pPr>
-        <w:pStyle w:val="NoSpacing"/>
-      </w:pPr>
-    </w:p>
-    <w:p>
-      <w:pPr>
-        <w:pStyle w:val="NoSpacing"/>
-      </w:pPr>
-      <w:r>
-        <w:t xml:space="preserve">4. Post-interview capture &amp; follow-up (within 1–2 hours after)  </w:t>
-      </w:r>
-    </w:p>
-    <w:p>
-      <w:pPr>
-        <w:pStyle w:val="NoSpacing"/>
-      </w:pPr>
-      <w:r>
-        <w:t xml:space="preserve">   - Run </w:t>
-      </w:r>
-      <w:r>
-        <w:rPr>
-          <w:b/>
-        </w:rPr>
-        <w:t>Post-Interview Rapid Recall Engine</w:t>
-      </w:r>
-      <w:r>
-        <w:t xml:space="preserve"> to jot down notes while fresh (questions asked, feedback vibes, next steps)  </w:t>
-      </w:r>
-    </w:p>
-    <w:p>
-      <w:pPr>
-        <w:pStyle w:val="NoSpacing"/>
-      </w:pPr>
-      <w:r>
-        <w:t xml:space="preserve">   - Run </w:t>
-      </w:r>
-      <w:r>
-        <w:rPr>
-          <w:b/>
-        </w:rPr>
-        <w:t>Post-Interview Thank You Note Generator</w:t>
-      </w:r>
-      <w:r>
-        <w:t xml:space="preserve"> → customize &amp; send within 24 hours  </w:t>
-      </w:r>
-    </w:p>
-    <w:p>
-      <w:pPr>
-        <w:pStyle w:val="NoSpacing"/>
-      </w:pPr>
-      <w:r>
-        <w:t xml:space="preserve">   - Update your </w:t>
-      </w:r>
-      <w:r>
-        <w:rPr>
-          <w:b/>
-        </w:rPr>
-        <w:t xml:space="preserve">Command </w:t>
+        <w:numPr>
+          <w:ilvl w:val="0"/>
+          <w:numId w:val="1"/>
+        </w:numPr>
+      </w:pPr>
+      <w:r>
+        <w:t>Pre-interview intel &amp; alignment (1–3 days before)</w:t>
+      </w:r>
+    </w:p>
+    <w:p>
+      <w:pPr>
+        <w:pStyle w:val="NoSpacing"/>
+        <w:numPr>
+          <w:ilvl w:val="1"/>
+          <w:numId w:val="1"/>
+        </w:numPr>
+      </w:pPr>
+      <w:r>
+        <w:t>Run Pre-Interview Intelligence Dossier (compiles company/role intel)</w:t>
+      </w:r>
+    </w:p>
+    <w:p>
+      <w:pPr>
+        <w:pStyle w:val="NoSpacing"/>
+        <w:numPr>
+          <w:ilvl w:val="1"/>
+          <w:numId w:val="1"/>
+        </w:numPr>
+      </w:pPr>
+      <w:r>
+        <w:t>Run Interview Prep – Company Values Intelligence Engine (align answers to culture)</w:t>
+      </w:r>
+    </w:p>
+    <w:p>
+      <w:pPr>
+        <w:pStyle w:val="NoSpacing"/>
+        <w:numPr>
+          <w:ilvl w:val="1"/>
+          <w:numId w:val="1"/>
+        </w:numPr>
+      </w:pPr>
+      <w:r>
+        <w:t>Run Interview Intelligence Engine (targeted question/answer prep)</w:t>
+      </w:r>
+    </w:p>
+    <w:p>
+      <w:pPr>
+        <w:pStyle w:val="NoSpacing"/>
+        <w:numPr>
+          <w:ilvl w:val="1"/>
+          <w:numId w:val="1"/>
+        </w:numPr>
+      </w:pPr>
+      <w:r>
+        <w:t>Run The Universal Interview Architect using your Master-Career-Profile.md, the job posting, and pre-interview intel. Refer to the companion Usage Guide for persona-specific prompts, 90-second connection statements, Power Shift questions, and Reality Gap framing.</w:t>
+      </w:r>
+    </w:p>
+    <w:p>
+      <w:pPr>
+        <w:pStyle w:val="NoSpacing"/>
+        <w:numPr>
+          <w:ilvl w:val="1"/>
+          <w:numId w:val="1"/>
+        </w:numPr>
+      </w:pPr>
+      <w:r>
+        <w:t>Review your Master-Career-Profile.md + Behavioural stories</w:t>
+      </w:r>
+    </w:p>
+    <w:p>
+      <w:pPr>
+        <w:pStyle w:val="NoSpacing"/>
+        <w:numPr>
+          <w:ilvl w:val="0"/>
+          <w:numId w:val="1"/>
+        </w:numPr>
+      </w:pPr>
+      <w:r>
+        <w:t>Practice &amp; simulate (day before or morning of)</w:t>
+      </w:r>
+    </w:p>
+    <w:p>
+      <w:pPr>
+        <w:pStyle w:val="NoSpacing"/>
+        <w:numPr>
+          <w:ilvl w:val="1"/>
+          <w:numId w:val="1"/>
+        </w:numPr>
+      </w:pPr>
+      <w:r>
+        <w:t>Run Proactive Interview Mastery Coach for overall strategy</w:t>
+      </w:r>
+    </w:p>
+    <w:p>
+      <w:pPr>
+        <w:pStyle w:val="NoSpacing"/>
+        <w:numPr>
+          <w:ilvl w:val="1"/>
+          <w:numId w:val="1"/>
+        </w:numPr>
+      </w:pPr>
+      <w:r>
+        <w:t>Use INTERVIEW PRESSURE SIMULATOR (general pressure) and/or TECHNICAL INTERVIEW PRESSURE SIMULATOR (tech roles)</w:t>
+      </w:r>
+    </w:p>
+    <w:p>
+      <w:pPr>
+        <w:pStyle w:val="NoSpacing"/>
+        <w:numPr>
+          <w:ilvl w:val="1"/>
+          <w:numId w:val="1"/>
+        </w:numPr>
+      </w:pPr>
+      <w:r>
+        <w:t>Do 2–3 full mocks using AI Voice Interview variants (Grok / Gemini / ChatGPT – see UsageNotes.md for setup)</w:t>
+      </w:r>
+    </w:p>
+    <w:p>
+      <w:pPr>
+        <w:pStyle w:val="NoSpacing"/>
+        <w:numPr>
+          <w:ilvl w:val="1"/>
+          <w:numId w:val="1"/>
+        </w:numPr>
+      </w:pPr>
+      <w:r>
+        <w:t>Run Interview Confidence &amp; Fit Prompt right before the real interview to lock in mindset</w:t>
+      </w:r>
+    </w:p>
+    <w:p>
+      <w:pPr>
+        <w:pStyle w:val="NoSpacing"/>
+        <w:numPr>
+          <w:ilvl w:val="0"/>
+          <w:numId w:val="1"/>
+        </w:numPr>
+      </w:pPr>
+      <w:r>
+        <w:t>Add proactive edge (weave in naturally)</w:t>
+      </w:r>
+    </w:p>
+    <w:p>
+      <w:pPr>
+        <w:pStyle w:val="NoSpacing"/>
+        <w:numPr>
+          <w:ilvl w:val="1"/>
+          <w:numId w:val="1"/>
+        </w:numPr>
+      </w:pPr>
+      <w:r>
+        <w:t>Run The Day 0 Onboarding Strategist → prepare 1–2 thoughtful questions or comments (e.g., “I’ve outlined potential Day 0 priorities like X and Y — does that align with team expectations?”)</w:t>
+      </w:r>
+    </w:p>
+    <w:p>
+      <w:pPr>
+        <w:pStyle w:val="NoSpacing"/>
+        <w:numPr>
+          <w:ilvl w:val="1"/>
+          <w:numId w:val="1"/>
+        </w:numPr>
+      </w:pPr>
+      <w:r>
+        <w:t>Use in “Do you have questions for us?” segment to show initiative without overstepping</w:t>
+      </w:r>
+    </w:p>
+    <w:p>
+      <w:pPr>
+        <w:pStyle w:val="NoSpacing"/>
+        <w:numPr>
+          <w:ilvl w:val="0"/>
+          <w:numId w:val="1"/>
+        </w:numPr>
+      </w:pPr>
+      <w:r>
+        <w:t>Post-interview capture &amp; follow-up (within 1–2 hours after)</w:t>
+      </w:r>
+    </w:p>
+    <w:p>
+      <w:pPr>
+        <w:pStyle w:val="NoSpacing"/>
+        <w:numPr>
+          <w:ilvl w:val="1"/>
+          <w:numId w:val="1"/>
+        </w:numPr>
+      </w:pPr>
+      <w:r>
+        <w:t>Run Post-Interview Rapid Recall Engine to jot down notes while fresh (questions asked, feedback vibes, next steps)</w:t>
+      </w:r>
+    </w:p>
+    <w:p>
+      <w:pPr>
+        <w:pStyle w:val="NoSpacing"/>
+        <w:numPr>
+          <w:ilvl w:val="1"/>
+          <w:numId w:val="1"/>
+        </w:numPr>
+      </w:pPr>
+      <w:r>
+        <w:t>Run Post-Interview Thank You Note Generator → customize &amp; send within 24 hours</w:t>
+      </w:r>
+    </w:p>
+    <w:p>
+      <w:pPr>
+        <w:pStyle w:val="NoSpacing"/>
+        <w:numPr>
+          <w:ilvl w:val="1"/>
+          <w:numId w:val="1"/>
+        </w:numPr>
+      </w:pPr>
+      <w:r>
+        <w:t xml:space="preserve">Update your Command </w:t>
       </w:r>
       <w:proofErr w:type="spellStart"/>
       <w:r>
-        <w:rPr>
-          <w:b/>
-        </w:rPr>
         <w:t>Center</w:t>
       </w:r>
       <w:proofErr w:type="spellEnd"/>
@@ -5095,14 +5004,13 @@
     </w:p>
     <w:p>
       <w:pPr>
-        <w:pStyle w:val="NoSpacing"/>
-      </w:pPr>
-      <w:r>
-        <w:rPr>
-          <w:b/>
-        </w:rPr>
+        <w:pStyle w:val="Heading2"/>
+      </w:pPr>
+      <w:bookmarkStart w:id="11" w:name="_Toc225446797"/>
+      <w:r>
         <w:t>Quick-Reference Table – During Part 2 Tools</w:t>
       </w:r>
+      <w:bookmarkEnd w:id="11"/>
     </w:p>
     <w:p>
       <w:pPr>
@@ -5246,6 +5154,7 @@
               <w:pStyle w:val="NoSpacing"/>
             </w:pPr>
             <w:r>
+              <w:lastRenderedPageBreak/>
               <w:t xml:space="preserve"> Pre-Interview Intelligence Dossier                 </w:t>
             </w:r>
           </w:p>
@@ -5298,15 +5207,7 @@
               <w:pStyle w:val="NoSpacing"/>
             </w:pPr>
             <w:r>
-              <w:t xml:space="preserve"> [</w:t>
-            </w:r>
-            <w:proofErr w:type="gramStart"/>
-            <w:r>
-              <w:t xml:space="preserve">Link]   </w:t>
-            </w:r>
-            <w:proofErr w:type="gramEnd"/>
-            <w:r>
-              <w:t xml:space="preserve"> </w:t>
+              <w:t xml:space="preserve"> [Link]    </w:t>
             </w:r>
           </w:p>
         </w:tc>
@@ -5376,15 +5277,7 @@
               <w:pStyle w:val="NoSpacing"/>
             </w:pPr>
             <w:r>
-              <w:t xml:space="preserve"> [</w:t>
-            </w:r>
-            <w:proofErr w:type="gramStart"/>
-            <w:r>
-              <w:t xml:space="preserve">Link]   </w:t>
-            </w:r>
-            <w:proofErr w:type="gramEnd"/>
-            <w:r>
-              <w:t xml:space="preserve"> </w:t>
+              <w:t xml:space="preserve"> [Link]    </w:t>
             </w:r>
           </w:p>
         </w:tc>
@@ -5454,15 +5347,7 @@
               <w:pStyle w:val="NoSpacing"/>
             </w:pPr>
             <w:r>
-              <w:t xml:space="preserve"> [</w:t>
-            </w:r>
-            <w:proofErr w:type="gramStart"/>
-            <w:r>
-              <w:t xml:space="preserve">Link]   </w:t>
-            </w:r>
-            <w:proofErr w:type="gramEnd"/>
-            <w:r>
-              <w:t xml:space="preserve"> </w:t>
+              <w:t xml:space="preserve"> [Link]    </w:t>
             </w:r>
           </w:p>
         </w:tc>
@@ -5532,15 +5417,7 @@
               <w:pStyle w:val="NoSpacing"/>
             </w:pPr>
             <w:r>
-              <w:t xml:space="preserve"> [</w:t>
-            </w:r>
-            <w:proofErr w:type="gramStart"/>
-            <w:r>
-              <w:t xml:space="preserve">Link]   </w:t>
-            </w:r>
-            <w:proofErr w:type="gramEnd"/>
-            <w:r>
-              <w:t xml:space="preserve"> </w:t>
+              <w:t xml:space="preserve"> [Link]    </w:t>
             </w:r>
           </w:p>
         </w:tc>
@@ -5558,15 +5435,7 @@
               <w:pStyle w:val="NoSpacing"/>
             </w:pPr>
             <w:r>
-              <w:t xml:space="preserve"> AI Voice Interview Suite (Grok/Gemini/</w:t>
-            </w:r>
-            <w:proofErr w:type="gramStart"/>
-            <w:r>
-              <w:t xml:space="preserve">ChatGPT)   </w:t>
-            </w:r>
-            <w:proofErr w:type="gramEnd"/>
-            <w:r>
-              <w:t xml:space="preserve">  </w:t>
+              <w:t xml:space="preserve"> AI Voice Interview Suite (Grok/Gemini/ChatGPT)     </w:t>
             </w:r>
           </w:p>
         </w:tc>
@@ -5618,15 +5487,7 @@
               <w:pStyle w:val="NoSpacing"/>
             </w:pPr>
             <w:r>
-              <w:t xml:space="preserve"> [</w:t>
-            </w:r>
-            <w:proofErr w:type="gramStart"/>
-            <w:r>
-              <w:t xml:space="preserve">Link]   </w:t>
-            </w:r>
-            <w:proofErr w:type="gramEnd"/>
-            <w:r>
-              <w:t xml:space="preserve"> </w:t>
+              <w:t xml:space="preserve"> [Link]    </w:t>
             </w:r>
           </w:p>
         </w:tc>
@@ -5696,15 +5557,7 @@
               <w:pStyle w:val="NoSpacing"/>
             </w:pPr>
             <w:r>
-              <w:t xml:space="preserve"> [</w:t>
-            </w:r>
-            <w:proofErr w:type="gramStart"/>
-            <w:r>
-              <w:t xml:space="preserve">Link]   </w:t>
-            </w:r>
-            <w:proofErr w:type="gramEnd"/>
-            <w:r>
-              <w:t xml:space="preserve"> </w:t>
+              <w:t xml:space="preserve"> [Link]    </w:t>
             </w:r>
           </w:p>
         </w:tc>
@@ -5722,7 +5575,6 @@
               <w:pStyle w:val="NoSpacing"/>
             </w:pPr>
             <w:r>
-              <w:lastRenderedPageBreak/>
               <w:t xml:space="preserve"> The Day 0 Onboarding Strategist                    </w:t>
             </w:r>
           </w:p>
@@ -5775,15 +5627,7 @@
               <w:pStyle w:val="NoSpacing"/>
             </w:pPr>
             <w:r>
-              <w:t xml:space="preserve"> [</w:t>
-            </w:r>
-            <w:proofErr w:type="gramStart"/>
-            <w:r>
-              <w:t xml:space="preserve">Link]   </w:t>
-            </w:r>
-            <w:proofErr w:type="gramEnd"/>
-            <w:r>
-              <w:t xml:space="preserve"> </w:t>
+              <w:t xml:space="preserve"> [Link]    </w:t>
             </w:r>
           </w:p>
         </w:tc>
@@ -5853,15 +5697,7 @@
               <w:pStyle w:val="NoSpacing"/>
             </w:pPr>
             <w:r>
-              <w:t xml:space="preserve"> [</w:t>
-            </w:r>
-            <w:proofErr w:type="gramStart"/>
-            <w:r>
-              <w:t xml:space="preserve">Link]   </w:t>
-            </w:r>
-            <w:proofErr w:type="gramEnd"/>
-            <w:r>
-              <w:t xml:space="preserve"> </w:t>
+              <w:t xml:space="preserve"> [Link]    </w:t>
             </w:r>
           </w:p>
         </w:tc>
@@ -5931,15 +5767,7 @@
               <w:pStyle w:val="NoSpacing"/>
             </w:pPr>
             <w:r>
-              <w:t xml:space="preserve"> [</w:t>
-            </w:r>
-            <w:proofErr w:type="gramStart"/>
-            <w:r>
-              <w:t xml:space="preserve">Link]   </w:t>
-            </w:r>
-            <w:proofErr w:type="gramEnd"/>
-            <w:r>
-              <w:t xml:space="preserve"> </w:t>
+              <w:t xml:space="preserve"> [Link]    </w:t>
             </w:r>
           </w:p>
         </w:tc>
@@ -5952,484 +5780,632 @@
     </w:p>
     <w:p>
       <w:pPr>
-        <w:pStyle w:val="NoSpacing"/>
-      </w:pPr>
-      <w:r>
+        <w:pStyle w:val="Heading2"/>
+      </w:pPr>
+      <w:r>
+        <w:t>Lessons Learned Sidebar</w:t>
+      </w:r>
+    </w:p>
+    <w:p>
+      <w:pPr>
+        <w:pStyle w:val="NoSpacing"/>
+      </w:pPr>
+      <w:r>
+        <w:t>- “Interviews are two-way — use them to evaluate the company too. Red flags spotted here can save you from bad offers.”</w:t>
+      </w:r>
+    </w:p>
+    <w:p>
+      <w:pPr>
+        <w:pStyle w:val="NoSpacing"/>
+      </w:pPr>
+      <w:r>
+        <w:lastRenderedPageBreak/>
+        <w:t>- “Practice under pressure (simulators) 3–5 times per round — it reduces anxiety by ~50% on the real call.”</w:t>
+      </w:r>
+    </w:p>
+    <w:p>
+      <w:pPr>
+        <w:pStyle w:val="NoSpacing"/>
+      </w:pPr>
+      <w:r>
+        <w:t>- “Thank-you notes still matter — even in 2026. They’re a low-effort way to stand out and reinforce key points.”</w:t>
+      </w:r>
+    </w:p>
+    <w:p>
+      <w:pPr>
+        <w:pStyle w:val="NoSpacing"/>
+      </w:pPr>
+      <w:r>
+        <w:t>- “If you bomb one answer, move on — one weak moment doesn’t sink the ship if the rest is strong.”</w:t>
+      </w:r>
+    </w:p>
+    <w:p>
+      <w:pPr>
+        <w:pStyle w:val="NoSpacing"/>
+      </w:pPr>
+      <w:r>
+        <w:t>- “Voice mocks are gold — they catch filler words, pacing, and tone issues that text practice misses.”</w:t>
+      </w:r>
+    </w:p>
+    <w:p>
+      <w:pPr>
+        <w:pStyle w:val="NoSpacing"/>
+      </w:pPr>
+      <w:r>
+        <w:t>- “Free AI tiers may limit long voice sessions — do mocks in batches or upgrade temporarily if interviews are frequent.”</w:t>
+      </w:r>
+    </w:p>
+    <w:p>
+      <w:pPr>
+        <w:pStyle w:val="NoSpacing"/>
+      </w:pPr>
+    </w:p>
+    <w:p>
+      <w:pPr>
+        <w:pStyle w:val="Heading1"/>
+      </w:pPr>
+      <w:bookmarkStart w:id="12" w:name="_Toc225446798"/>
+      <w:r>
+        <w:t>Phase 4:</w:t>
+      </w:r>
+      <w:r>
+        <w:t xml:space="preserve"> After – Offer, Negotiation &amp; Close</w:t>
+      </w:r>
+      <w:bookmarkEnd w:id="12"/>
+    </w:p>
+    <w:p>
+      <w:pPr>
+        <w:pStyle w:val="NoSpacing"/>
+      </w:pPr>
+      <w:r>
+        <w:t>Goal: Secure the best possible outcome from an offer while maintaining professionalism, protecting your leverage, and setting yourself up for a strong start — without burning bridges or risking the opportunity.</w:t>
+      </w:r>
+    </w:p>
+    <w:p>
+      <w:pPr>
+        <w:pStyle w:val="NoSpacing"/>
+      </w:pPr>
+      <w:r>
+        <w:t>Step-by-step checklist (follow this sequence once you receive an offer)</w:t>
+      </w:r>
+    </w:p>
+    <w:p>
+      <w:pPr>
+        <w:pStyle w:val="NoSpacing"/>
+      </w:pPr>
+    </w:p>
+    <w:p>
+      <w:pPr>
+        <w:pStyle w:val="NoSpacing"/>
+        <w:numPr>
+          <w:ilvl w:val="0"/>
+          <w:numId w:val="2"/>
+        </w:numPr>
+        <w:tabs>
+          <w:tab w:val="left" w:pos="360"/>
+          <w:tab w:val="left" w:pos="720"/>
+        </w:tabs>
+        <w:ind w:left="360"/>
+      </w:pPr>
+      <w:r>
+        <w:t>Immediate response &amp; initial review (within 24 hours of offer receipt)</w:t>
+      </w:r>
+    </w:p>
+    <w:p>
+      <w:pPr>
+        <w:pStyle w:val="NoSpacing"/>
+        <w:numPr>
+          <w:ilvl w:val="1"/>
+          <w:numId w:val="2"/>
+        </w:numPr>
+        <w:tabs>
+          <w:tab w:val="clear" w:pos="1440"/>
+          <w:tab w:val="left" w:pos="360"/>
+          <w:tab w:val="left" w:pos="720"/>
+          <w:tab w:val="num" w:pos="1080"/>
+        </w:tabs>
+        <w:ind w:left="720"/>
+      </w:pPr>
+      <w:r>
+        <w:t>Thank them promptly (use Post-Interview Thank You Note Generator style if needed).</w:t>
+      </w:r>
+    </w:p>
+    <w:p>
+      <w:pPr>
+        <w:pStyle w:val="NoSpacing"/>
+        <w:numPr>
+          <w:ilvl w:val="1"/>
+          <w:numId w:val="2"/>
+        </w:numPr>
+        <w:tabs>
+          <w:tab w:val="clear" w:pos="1440"/>
+          <w:tab w:val="left" w:pos="360"/>
+          <w:tab w:val="left" w:pos="720"/>
+          <w:tab w:val="num" w:pos="1080"/>
+        </w:tabs>
+        <w:ind w:left="720"/>
+      </w:pPr>
+      <w:r>
+        <w:t>Ask for written details if not already provided: salary, bonus structure, equity/RSUs, benefits, PTO, remote/hybrid policy, start date, reporting structure.</w:t>
+      </w:r>
+    </w:p>
+    <w:p>
+      <w:pPr>
+        <w:pStyle w:val="NoSpacing"/>
+        <w:numPr>
+          <w:ilvl w:val="1"/>
+          <w:numId w:val="2"/>
+        </w:numPr>
+        <w:tabs>
+          <w:tab w:val="clear" w:pos="1440"/>
+          <w:tab w:val="left" w:pos="360"/>
+          <w:tab w:val="left" w:pos="720"/>
+          <w:tab w:val="num" w:pos="1080"/>
+        </w:tabs>
+        <w:ind w:left="720"/>
+      </w:pPr>
+      <w:r>
+        <w:t>Run Hiring manager response decoder on any vague language in the verbal offer.</w:t>
+      </w:r>
+    </w:p>
+    <w:p>
+      <w:pPr>
+        <w:pStyle w:val="NoSpacing"/>
+        <w:numPr>
+          <w:ilvl w:val="1"/>
+          <w:numId w:val="2"/>
+        </w:numPr>
+        <w:tabs>
+          <w:tab w:val="clear" w:pos="1440"/>
+          <w:tab w:val="left" w:pos="360"/>
+          <w:tab w:val="left" w:pos="720"/>
+          <w:tab w:val="num" w:pos="1080"/>
+        </w:tabs>
+        <w:ind w:left="720"/>
+      </w:pPr>
+      <w:r>
+        <w:t xml:space="preserve">Log the full offer details into your Command </w:t>
+      </w:r>
+      <w:proofErr w:type="spellStart"/>
+      <w:r>
+        <w:t>Center</w:t>
+      </w:r>
+      <w:proofErr w:type="spellEnd"/>
+      <w:r>
+        <w:t xml:space="preserve"> tracker (update status to “Offer Received”).</w:t>
+      </w:r>
+    </w:p>
+    <w:p>
+      <w:pPr>
+        <w:pStyle w:val="NoSpacing"/>
+        <w:numPr>
+          <w:ilvl w:val="0"/>
+          <w:numId w:val="2"/>
+        </w:numPr>
+        <w:tabs>
+          <w:tab w:val="left" w:pos="360"/>
+          <w:tab w:val="left" w:pos="720"/>
+        </w:tabs>
+        <w:ind w:left="360"/>
+      </w:pPr>
+      <w:r>
+        <w:t>Evaluate the offer objectively</w:t>
+      </w:r>
+    </w:p>
+    <w:p>
+      <w:pPr>
+        <w:pStyle w:val="NoSpacing"/>
+        <w:numPr>
+          <w:ilvl w:val="1"/>
+          <w:numId w:val="2"/>
+        </w:numPr>
+        <w:tabs>
+          <w:tab w:val="left" w:pos="360"/>
+          <w:tab w:val="left" w:pos="720"/>
+        </w:tabs>
+        <w:ind w:left="360"/>
+      </w:pPr>
+      <w:r>
+        <w:t>Compare against your internal targets (from earlier phases: salary research via intel tools, market benchmarks).</w:t>
+      </w:r>
+    </w:p>
+    <w:p>
+      <w:pPr>
+        <w:pStyle w:val="NoSpacing"/>
+        <w:numPr>
+          <w:ilvl w:val="1"/>
+          <w:numId w:val="2"/>
+        </w:numPr>
+        <w:tabs>
+          <w:tab w:val="left" w:pos="360"/>
+          <w:tab w:val="left" w:pos="720"/>
+        </w:tabs>
+        <w:ind w:left="360"/>
+      </w:pPr>
+      <w:r>
+        <w:t>Run Safe Offer Negotiation Assistant v2.0 with the full offer details + your must-haves/nice-to-haves.</w:t>
+      </w:r>
+    </w:p>
+    <w:p>
+      <w:pPr>
+        <w:pStyle w:val="NoSpacing"/>
+        <w:numPr>
+          <w:ilvl w:val="2"/>
+          <w:numId w:val="2"/>
+        </w:numPr>
+        <w:tabs>
+          <w:tab w:val="left" w:pos="360"/>
+          <w:tab w:val="left" w:pos="720"/>
+        </w:tabs>
+        <w:ind w:left="360"/>
+      </w:pPr>
+      <w:r>
+        <w:t>Input: Offer letter text, your master profile, any prior intel on company comp bands.</w:t>
+      </w:r>
+    </w:p>
+    <w:p>
+      <w:pPr>
+        <w:pStyle w:val="NoSpacing"/>
+        <w:numPr>
+          <w:ilvl w:val="2"/>
+          <w:numId w:val="2"/>
+        </w:numPr>
+        <w:tabs>
+          <w:tab w:val="left" w:pos="360"/>
+          <w:tab w:val="left" w:pos="720"/>
+        </w:tabs>
+        <w:ind w:left="360"/>
+      </w:pPr>
+      <w:r>
+        <w:t>Output: Suggested counter-script, prioritized asks, polite phrasing, walk-away points, total-comp analysis (“Dry Powder”), pivot playbook, and vulnerability patches.</w:t>
+      </w:r>
+    </w:p>
+    <w:p>
+      <w:pPr>
+        <w:pStyle w:val="NoSpacing"/>
+        <w:numPr>
+          <w:ilvl w:val="1"/>
+          <w:numId w:val="2"/>
+        </w:numPr>
+        <w:tabs>
+          <w:tab w:val="left" w:pos="360"/>
+          <w:tab w:val="left" w:pos="720"/>
+        </w:tabs>
+        <w:ind w:left="360"/>
+      </w:pPr>
+      <w:r>
+        <w:t>Check for hidden red flags: non-competes, IP clauses, severance, at-will status in your state (CT).</w:t>
+      </w:r>
+    </w:p>
+    <w:p>
+      <w:pPr>
+        <w:pStyle w:val="NoSpacing"/>
+        <w:numPr>
+          <w:ilvl w:val="1"/>
+          <w:numId w:val="2"/>
+        </w:numPr>
+        <w:tabs>
+          <w:tab w:val="left" w:pos="360"/>
+          <w:tab w:val="left" w:pos="720"/>
+        </w:tabs>
+        <w:ind w:left="360"/>
+      </w:pPr>
+      <w:r>
+        <w:t>Decide your BATNA (Best Alternative to Negotiated Agreement) — are there other interviews/offers in play?</w:t>
+      </w:r>
+    </w:p>
+    <w:p>
+      <w:pPr>
+        <w:pStyle w:val="NoSpacing"/>
+        <w:numPr>
+          <w:ilvl w:val="0"/>
+          <w:numId w:val="2"/>
+        </w:numPr>
+        <w:tabs>
+          <w:tab w:val="left" w:pos="360"/>
+          <w:tab w:val="left" w:pos="720"/>
+        </w:tabs>
+        <w:ind w:left="360"/>
+      </w:pPr>
+      <w:r>
+        <w:t>Negotiate professionally (if needed)</w:t>
+      </w:r>
+    </w:p>
+    <w:p>
+      <w:pPr>
+        <w:pStyle w:val="NoSpacing"/>
+        <w:numPr>
+          <w:ilvl w:val="1"/>
+          <w:numId w:val="2"/>
+        </w:numPr>
+        <w:tabs>
+          <w:tab w:val="left" w:pos="360"/>
+          <w:tab w:val="left" w:pos="720"/>
+        </w:tabs>
+        <w:ind w:left="360"/>
+      </w:pPr>
+      <w:r>
+        <w:t>Use the output from Safe Offer Negotiation Assistant as your script.</w:t>
+      </w:r>
+    </w:p>
+    <w:p>
+      <w:pPr>
+        <w:pStyle w:val="NoSpacing"/>
+        <w:numPr>
+          <w:ilvl w:val="1"/>
+          <w:numId w:val="2"/>
+        </w:numPr>
+        <w:tabs>
+          <w:tab w:val="left" w:pos="360"/>
+          <w:tab w:val="left" w:pos="720"/>
+        </w:tabs>
+        <w:ind w:left="360"/>
+      </w:pPr>
+      <w:r>
+        <w:t>Prioritize 2–3 key items (e.g., base salary + signing bonus + remote flexibility).</w:t>
+      </w:r>
+    </w:p>
+    <w:p>
+      <w:pPr>
+        <w:pStyle w:val="NoSpacing"/>
+        <w:numPr>
+          <w:ilvl w:val="1"/>
+          <w:numId w:val="2"/>
+        </w:numPr>
+        <w:tabs>
+          <w:tab w:val="left" w:pos="360"/>
+          <w:tab w:val="left" w:pos="720"/>
+        </w:tabs>
+        <w:ind w:left="360"/>
+      </w:pPr>
+      <w:r>
+        <w:t>Respond in writing (email) for a paper trail.</w:t>
+      </w:r>
+    </w:p>
+    <w:p>
+      <w:pPr>
+        <w:pStyle w:val="NoSpacing"/>
+        <w:numPr>
+          <w:ilvl w:val="1"/>
+          <w:numId w:val="2"/>
+        </w:numPr>
+        <w:tabs>
+          <w:tab w:val="left" w:pos="360"/>
+          <w:tab w:val="left" w:pos="720"/>
+        </w:tabs>
+        <w:ind w:left="360"/>
+      </w:pPr>
+      <w:r>
+        <w:t>If they push back: reiterate enthusiasm for the role/company while holding firm on priorities.</w:t>
+      </w:r>
+    </w:p>
+    <w:p>
+      <w:pPr>
+        <w:pStyle w:val="NoSpacing"/>
+        <w:numPr>
+          <w:ilvl w:val="1"/>
+          <w:numId w:val="2"/>
+        </w:numPr>
+        <w:tabs>
+          <w:tab w:val="left" w:pos="360"/>
+          <w:tab w:val="left" w:pos="720"/>
+        </w:tabs>
+        <w:ind w:left="360"/>
+      </w:pPr>
+      <w:r>
+        <w:t>If no movement and it’s below your floor → politely decline with gratitude.</w:t>
+      </w:r>
+    </w:p>
+    <w:p>
+      <w:pPr>
+        <w:pStyle w:val="NoSpacing"/>
+        <w:numPr>
+          <w:ilvl w:val="0"/>
+          <w:numId w:val="2"/>
+        </w:numPr>
+        <w:tabs>
+          <w:tab w:val="left" w:pos="360"/>
+          <w:tab w:val="left" w:pos="720"/>
+        </w:tabs>
+        <w:ind w:left="360"/>
+      </w:pPr>
+      <w:r>
+        <w:t>Accept &amp; onboard prep</w:t>
+      </w:r>
+    </w:p>
+    <w:p>
+      <w:pPr>
+        <w:pStyle w:val="NoSpacing"/>
+        <w:numPr>
+          <w:ilvl w:val="1"/>
+          <w:numId w:val="2"/>
+        </w:numPr>
+        <w:tabs>
+          <w:tab w:val="left" w:pos="360"/>
+          <w:tab w:val="left" w:pos="720"/>
+        </w:tabs>
+        <w:ind w:left="360"/>
+      </w:pPr>
+      <w:r>
+        <w:t>Once agreed: Send formal acceptance email (copy the script style from negotiation prompt).</w:t>
+      </w:r>
+    </w:p>
+    <w:p>
+      <w:pPr>
+        <w:pStyle w:val="NoSpacing"/>
+        <w:numPr>
+          <w:ilvl w:val="1"/>
+          <w:numId w:val="2"/>
+        </w:numPr>
+        <w:tabs>
+          <w:tab w:val="left" w:pos="360"/>
+          <w:tab w:val="left" w:pos="720"/>
+        </w:tabs>
+        <w:ind w:left="360"/>
+      </w:pPr>
+      <w:r>
+        <w:t>Sign paperwork only after reviewing with a quick legal eye (or consult if complex).</w:t>
+      </w:r>
+    </w:p>
+    <w:p>
+      <w:pPr>
+        <w:pStyle w:val="NoSpacing"/>
+        <w:numPr>
+          <w:ilvl w:val="1"/>
+          <w:numId w:val="2"/>
+        </w:numPr>
+        <w:tabs>
+          <w:tab w:val="left" w:pos="360"/>
+          <w:tab w:val="left" w:pos="720"/>
+        </w:tabs>
+        <w:ind w:left="360"/>
+      </w:pPr>
+      <w:r>
+        <w:t>Run Pre-Day-One Positioning Engine (PDPE) using the original job posting + interview notes. It builds a stakeholder map, risk/landmine scan, early-win calculator, and a ready-to-use Day 0 Brief.</w:t>
+      </w:r>
+    </w:p>
+    <w:p>
+      <w:pPr>
+        <w:pStyle w:val="NoSpacing"/>
+        <w:numPr>
+          <w:ilvl w:val="1"/>
+          <w:numId w:val="2"/>
+        </w:numPr>
+        <w:tabs>
+          <w:tab w:val="left" w:pos="360"/>
+          <w:tab w:val="left" w:pos="720"/>
+        </w:tabs>
+        <w:ind w:left="360"/>
+      </w:pPr>
+      <w:r>
+        <w:t>Optional early win: Re-run The Day 0 Onboarding Strategist to refresh your 30/60/90-day plan.</w:t>
+      </w:r>
+    </w:p>
+    <w:p>
+      <w:pPr>
+        <w:pStyle w:val="NoSpacing"/>
+        <w:numPr>
+          <w:ilvl w:val="1"/>
+          <w:numId w:val="2"/>
+        </w:numPr>
+        <w:tabs>
+          <w:tab w:val="left" w:pos="360"/>
+          <w:tab w:val="left" w:pos="720"/>
+        </w:tabs>
+        <w:ind w:left="360"/>
+      </w:pPr>
+      <w:r>
+        <w:t xml:space="preserve">Update Command </w:t>
+      </w:r>
+      <w:proofErr w:type="spellStart"/>
+      <w:r>
+        <w:t>Center</w:t>
+      </w:r>
+      <w:proofErr w:type="spellEnd"/>
+      <w:r>
+        <w:t>: Mark as “Accepted” + note final terms.</w:t>
+      </w:r>
+    </w:p>
+    <w:p>
+      <w:pPr>
+        <w:pStyle w:val="NoSpacing"/>
+        <w:numPr>
+          <w:ilvl w:val="1"/>
+          <w:numId w:val="2"/>
+        </w:numPr>
+        <w:tabs>
+          <w:tab w:val="left" w:pos="360"/>
+          <w:tab w:val="left" w:pos="720"/>
+        </w:tabs>
+        <w:ind w:left="360"/>
+      </w:pPr>
+      <w:r>
+        <w:t>Archive the search folder or move to “Closed Wins” subfolder.</w:t>
+      </w:r>
+    </w:p>
+    <w:p>
+      <w:pPr>
+        <w:pStyle w:val="NoSpacing"/>
+        <w:numPr>
+          <w:ilvl w:val="0"/>
+          <w:numId w:val="2"/>
+        </w:numPr>
+        <w:tabs>
+          <w:tab w:val="left" w:pos="360"/>
+          <w:tab w:val="left" w:pos="720"/>
+        </w:tabs>
+        <w:ind w:left="360"/>
+      </w:pPr>
+      <w:r>
+        <w:t>Post-acceptance reflection</w:t>
+      </w:r>
+    </w:p>
+    <w:p>
+      <w:pPr>
+        <w:pStyle w:val="NoSpacing"/>
+        <w:numPr>
+          <w:ilvl w:val="1"/>
+          <w:numId w:val="2"/>
+        </w:numPr>
+        <w:tabs>
+          <w:tab w:val="left" w:pos="360"/>
+          <w:tab w:val="left" w:pos="720"/>
+        </w:tabs>
+        <w:ind w:left="360"/>
+      </w:pPr>
+      <w:r>
+        <w:lastRenderedPageBreak/>
+        <w:t>After 30 days on the job: Review what worked/didn’t in the process.</w:t>
+      </w:r>
+    </w:p>
+    <w:p>
+      <w:pPr>
+        <w:pStyle w:val="NoSpacing"/>
+        <w:numPr>
+          <w:ilvl w:val="1"/>
+          <w:numId w:val="2"/>
+        </w:numPr>
+        <w:tabs>
+          <w:tab w:val="left" w:pos="360"/>
+          <w:tab w:val="left" w:pos="720"/>
+        </w:tabs>
+        <w:ind w:left="360"/>
+      </w:pPr>
+      <w:r>
+        <w:t xml:space="preserve">Update your </w:t>
+      </w:r>
+      <w:proofErr w:type="spellStart"/>
+      <w:r>
+        <w:t>Master_Summary_Maintenance_Engine</w:t>
+      </w:r>
+      <w:proofErr w:type="spellEnd"/>
+      <w:r>
+        <w:t xml:space="preserve"> with new role details.</w:t>
+      </w:r>
+    </w:p>
+    <w:p>
+      <w:pPr>
+        <w:pStyle w:val="NoSpacing"/>
+        <w:numPr>
+          <w:ilvl w:val="1"/>
+          <w:numId w:val="2"/>
+        </w:numPr>
+        <w:tabs>
+          <w:tab w:val="left" w:pos="360"/>
+          <w:tab w:val="left" w:pos="720"/>
+        </w:tabs>
+        <w:ind w:left="360"/>
+      </w:pPr>
+      <w:r>
+        <w:t>Keep the playbook alive for future transitions.</w:t>
+      </w:r>
+    </w:p>
+    <w:p>
+      <w:pPr>
+        <w:pStyle w:val="NoSpacing"/>
         <w:rPr>
           <w:b/>
         </w:rPr>
-        <w:t>Lessons Learned Sidebar</w:t>
-      </w:r>
-    </w:p>
-    <w:p>
-      <w:pPr>
-        <w:pStyle w:val="NoSpacing"/>
-      </w:pPr>
-      <w:r>
-        <w:t>- “Interviews are two-way — use them to evaluate the company too. Red flags spotted here can save you from bad offers.”</w:t>
-      </w:r>
-    </w:p>
-    <w:p>
-      <w:pPr>
-        <w:pStyle w:val="NoSpacing"/>
-      </w:pPr>
-      <w:r>
-        <w:t>- “Practice under pressure (simulators) 3–5 times per round — it reduces anxiety by ~50% on the real call.”</w:t>
-      </w:r>
-    </w:p>
-    <w:p>
-      <w:pPr>
-        <w:pStyle w:val="NoSpacing"/>
-      </w:pPr>
-      <w:r>
-        <w:t>- “Thank-you notes still matter — even in 2026. They’re a low-effort way to stand out and reinforce key points.”</w:t>
-      </w:r>
-    </w:p>
-    <w:p>
-      <w:pPr>
-        <w:pStyle w:val="NoSpacing"/>
-      </w:pPr>
-      <w:r>
-        <w:t>- “If you bomb one answer, move on — one weak moment doesn’t sink the ship if the rest is strong.”</w:t>
-      </w:r>
-    </w:p>
-    <w:p>
-      <w:pPr>
-        <w:pStyle w:val="NoSpacing"/>
-      </w:pPr>
-      <w:r>
-        <w:t>- “Voice mocks are gold — they catch filler words, pacing, and tone issues that text practice misses.”</w:t>
-      </w:r>
-    </w:p>
-    <w:p>
-      <w:pPr>
-        <w:pStyle w:val="NoSpacing"/>
-      </w:pPr>
-      <w:r>
-        <w:t>- “Free AI tiers may limit long voice sessions — do mocks in batches or upgrade temporarily if interviews are frequent.”</w:t>
-      </w:r>
-    </w:p>
-    <w:p>
-      <w:pPr>
-        <w:pStyle w:val="NoSpacing"/>
-      </w:pPr>
-    </w:p>
-    <w:p>
-      <w:pPr>
-        <w:pStyle w:val="Heading1"/>
-      </w:pPr>
-      <w:bookmarkStart w:id="11" w:name="_Toc225445099"/>
-      <w:r>
-        <w:t>Phase 4:</w:t>
-      </w:r>
-      <w:r>
-        <w:t xml:space="preserve"> After – Offer, Negotiation &amp; Close</w:t>
-      </w:r>
-      <w:bookmarkEnd w:id="11"/>
-    </w:p>
-    <w:p>
-      <w:pPr>
-        <w:pStyle w:val="NoSpacing"/>
-      </w:pPr>
-      <w:r>
-        <w:rPr>
-          <w:b/>
-        </w:rPr>
-        <w:t>Goal:</w:t>
-      </w:r>
-      <w:r>
-        <w:t xml:space="preserve"> Secure the best possible outcome from an offer while maintaining professionalism, protecting your leverage, and setting yourself up for a strong start — without burning bridges or risking the opportunity.</w:t>
-      </w:r>
-    </w:p>
-    <w:p>
-      <w:pPr>
-        <w:pStyle w:val="NoSpacing"/>
-      </w:pPr>
-    </w:p>
-    <w:p>
-      <w:pPr>
-        <w:pStyle w:val="NoSpacing"/>
-      </w:pPr>
-      <w:r>
-        <w:rPr>
-          <w:b/>
-        </w:rPr>
-        <w:t>Step-by-step checklist (follow this sequence once you receive an offer)</w:t>
-      </w:r>
-    </w:p>
-    <w:p>
-      <w:pPr>
-        <w:pStyle w:val="NoSpacing"/>
-      </w:pPr>
-    </w:p>
-    <w:p>
-      <w:pPr>
-        <w:pStyle w:val="NoSpacing"/>
-      </w:pPr>
-      <w:r>
-        <w:t xml:space="preserve">1. Immediate response &amp; initial review (within 24 hours of offer receipt)  </w:t>
-      </w:r>
-    </w:p>
-    <w:p>
-      <w:pPr>
-        <w:pStyle w:val="NoSpacing"/>
-      </w:pPr>
-      <w:r>
-        <w:t xml:space="preserve">   - Thank them promptly (use </w:t>
-      </w:r>
-      <w:r>
-        <w:rPr>
-          <w:b/>
-        </w:rPr>
-        <w:t>Post-Interview Thank You Note Generator</w:t>
-      </w:r>
-      <w:r>
-        <w:t xml:space="preserve"> style if needed for quick email).  </w:t>
-      </w:r>
-    </w:p>
-    <w:p>
-      <w:pPr>
-        <w:pStyle w:val="NoSpacing"/>
-      </w:pPr>
-      <w:r>
-        <w:t xml:space="preserve">   - Ask for written details if not already provided:</w:t>
-      </w:r>
-      <w:r>
-        <w:t xml:space="preserve"> salary, bonus structure, equity/RSUs, benefits, PTO, remote/hybrid policy, start date, reporting structure.  </w:t>
-      </w:r>
-    </w:p>
-    <w:p>
-      <w:pPr>
-        <w:pStyle w:val="NoSpacing"/>
-      </w:pPr>
-      <w:r>
-        <w:t xml:space="preserve">   - Run </w:t>
-      </w:r>
-      <w:r>
-        <w:rPr>
-          <w:b/>
-        </w:rPr>
-        <w:t>Hiring manager response decoder</w:t>
-      </w:r>
-      <w:r>
-        <w:t xml:space="preserve"> on any vague language in the verbal offer.  </w:t>
-      </w:r>
-    </w:p>
-    <w:p>
-      <w:pPr>
-        <w:pStyle w:val="NoSpacing"/>
-      </w:pPr>
-      <w:r>
-        <w:t xml:space="preserve">   - Log the full offer details into your </w:t>
-      </w:r>
-      <w:r>
-        <w:rPr>
-          <w:b/>
-        </w:rPr>
-        <w:t xml:space="preserve">Command </w:t>
-      </w:r>
-      <w:proofErr w:type="spellStart"/>
-      <w:r>
-        <w:rPr>
-          <w:b/>
-        </w:rPr>
-        <w:t>Center</w:t>
-      </w:r>
-      <w:proofErr w:type="spellEnd"/>
-      <w:r>
-        <w:t xml:space="preserve"> tracker (update status to “Offer Received”).</w:t>
-      </w:r>
-    </w:p>
-    <w:p>
-      <w:pPr>
-        <w:pStyle w:val="NoSpacing"/>
-      </w:pPr>
-    </w:p>
-    <w:p>
-      <w:pPr>
-        <w:pStyle w:val="NoSpacing"/>
-      </w:pPr>
-      <w:r>
-        <w:t xml:space="preserve">2. Evaluate the offer objectively  </w:t>
-      </w:r>
-    </w:p>
-    <w:p>
-      <w:pPr>
-        <w:pStyle w:val="NoSpacing"/>
-      </w:pPr>
-      <w:r>
-        <w:t xml:space="preserve">   - Compare against your internal targets (from earlier phases:</w:t>
-      </w:r>
-      <w:r>
-        <w:t xml:space="preserve"> salary research via intel tools, market benchmarks).  </w:t>
-      </w:r>
-    </w:p>
-    <w:p>
-      <w:pPr>
-        <w:pStyle w:val="NoSpacing"/>
-      </w:pPr>
-      <w:r>
-        <w:t xml:space="preserve">   - Run </w:t>
-      </w:r>
-      <w:r>
-        <w:rPr>
-          <w:b/>
-        </w:rPr>
-        <w:t>Safe Offer Negotiation Assistant</w:t>
-      </w:r>
-      <w:r>
-        <w:t xml:space="preserve"> with the full offer details + your must-haves/nice-to-haves.  </w:t>
-      </w:r>
-    </w:p>
-    <w:p>
-      <w:pPr>
-        <w:pStyle w:val="NoSpacing"/>
-      </w:pPr>
-      <w:r>
-        <w:t xml:space="preserve">     - Input:</w:t>
-      </w:r>
-      <w:r>
-        <w:t xml:space="preserve"> Offer letter text, your master profile, any prior intel on company comp bands.  </w:t>
-      </w:r>
-    </w:p>
-    <w:p>
-      <w:pPr>
-        <w:pStyle w:val="NoSpacing"/>
-      </w:pPr>
-      <w:r>
-        <w:t xml:space="preserve">     - Output:</w:t>
-      </w:r>
-      <w:r>
-        <w:t xml:space="preserve"> Suggested counter-script, prioritized asks, polite phrasing, walk-away points.  </w:t>
-      </w:r>
-    </w:p>
-    <w:p>
-      <w:pPr>
-        <w:pStyle w:val="NoSpacing"/>
-      </w:pPr>
-      <w:r>
-        <w:lastRenderedPageBreak/>
-        <w:t xml:space="preserve">   - Check for hidden red flags:</w:t>
-      </w:r>
-      <w:r>
-        <w:t xml:space="preserve"> non-competes, IP clauses, severance, at-will status in your state (CT).  </w:t>
-      </w:r>
-    </w:p>
-    <w:p>
-      <w:pPr>
-        <w:pStyle w:val="NoSpacing"/>
-      </w:pPr>
-      <w:r>
-        <w:t xml:space="preserve">   - Decide your BATNA (Best Alternative to Negotiated Agreement) — are there other interviews/offers in play?</w:t>
-      </w:r>
-    </w:p>
-    <w:p>
-      <w:pPr>
-        <w:pStyle w:val="NoSpacing"/>
-      </w:pPr>
-    </w:p>
-    <w:p>
-      <w:pPr>
-        <w:pStyle w:val="NoSpacing"/>
-      </w:pPr>
-      <w:r>
-        <w:t xml:space="preserve">3. Negotiate professionally (if needed)  </w:t>
-      </w:r>
-    </w:p>
-    <w:p>
-      <w:pPr>
-        <w:pStyle w:val="NoSpacing"/>
-      </w:pPr>
-      <w:r>
-        <w:t xml:space="preserve">   - Use the output from </w:t>
-      </w:r>
-      <w:r>
-        <w:rPr>
-          <w:b/>
-        </w:rPr>
-        <w:t>Safe Offer Negotiation Assistant</w:t>
-      </w:r>
-      <w:r>
-        <w:t xml:space="preserve"> as your script.  </w:t>
-      </w:r>
-    </w:p>
-    <w:p>
-      <w:pPr>
-        <w:pStyle w:val="NoSpacing"/>
-      </w:pPr>
-      <w:r>
-        <w:t xml:space="preserve">   - Prioritize 2–3 key items (e.g., base salary + signing bonus + remote flexibility).  </w:t>
-      </w:r>
-    </w:p>
-    <w:p>
-      <w:pPr>
-        <w:pStyle w:val="NoSpacing"/>
-      </w:pPr>
-      <w:r>
-        <w:t xml:space="preserve">   - Respond in writing (email) for a paper trail.  </w:t>
-      </w:r>
-    </w:p>
-    <w:p>
-      <w:pPr>
-        <w:pStyle w:val="NoSpacing"/>
-      </w:pPr>
-      <w:r>
-        <w:t xml:space="preserve">   - If they push back:</w:t>
-      </w:r>
-      <w:r>
-        <w:t xml:space="preserve"> reiterate enthusiasm for the role/company while holding firm on priorities.  </w:t>
-      </w:r>
-    </w:p>
-    <w:p>
-      <w:pPr>
-        <w:pStyle w:val="NoSpacing"/>
-      </w:pPr>
-      <w:r>
-        <w:t xml:space="preserve">   - If no movement and it’s below your floor → politely decline with gratitude.</w:t>
-      </w:r>
-    </w:p>
-    <w:p>
-      <w:pPr>
-        <w:pStyle w:val="NoSpacing"/>
-      </w:pPr>
-    </w:p>
-    <w:p>
-      <w:pPr>
-        <w:pStyle w:val="NoSpacing"/>
-      </w:pPr>
-      <w:r>
-        <w:t xml:space="preserve">4. Accept &amp; onboard prep  </w:t>
-      </w:r>
-    </w:p>
-    <w:p>
-      <w:pPr>
-        <w:pStyle w:val="NoSpacing"/>
-      </w:pPr>
-      <w:r>
-        <w:t xml:space="preserve">   - Once agreed:</w:t>
-      </w:r>
-      <w:r>
-        <w:t xml:space="preserve"> Send formal acceptance email (copy the script style from negotiation prompt).  </w:t>
-      </w:r>
-    </w:p>
-    <w:p>
-      <w:pPr>
-        <w:pStyle w:val="NoSpacing"/>
-      </w:pPr>
-      <w:r>
-        <w:t xml:space="preserve">   - Sign paperwork only after reviewing with a quick legal eye (or consult if complex).  </w:t>
-      </w:r>
-    </w:p>
-    <w:p>
-      <w:pPr>
-        <w:pStyle w:val="NoSpacing"/>
-      </w:pPr>
-      <w:r>
-        <w:t xml:space="preserve">   - Optional early win:</w:t>
-      </w:r>
-      <w:r>
-        <w:t xml:space="preserve"> Re-run </w:t>
-      </w:r>
-      <w:r>
-        <w:t>The Day 0 Onboarding Strategist</w:t>
-      </w:r>
-      <w:r>
-        <w:t xml:space="preserve"> to refresh your 30/60/90-day plan — keep it in your back pocket for first-week conversations.  </w:t>
-      </w:r>
-    </w:p>
-    <w:p>
-      <w:pPr>
-        <w:pStyle w:val="NoSpacing"/>
-      </w:pPr>
-      <w:r>
-        <w:t xml:space="preserve">   - Update Command </w:t>
-      </w:r>
-      <w:proofErr w:type="spellStart"/>
-      <w:r>
-        <w:t>Center</w:t>
-      </w:r>
-      <w:proofErr w:type="spellEnd"/>
-      <w:r>
-        <w:t>:</w:t>
-      </w:r>
-      <w:r>
-        <w:t xml:space="preserve"> Mark as “Accepted” + note final terms.  </w:t>
-      </w:r>
-    </w:p>
-    <w:p>
-      <w:pPr>
-        <w:pStyle w:val="NoSpacing"/>
-      </w:pPr>
-      <w:r>
-        <w:t xml:space="preserve">   - Archive the search folder or move to “Closed Wins” subfolder.</w:t>
-      </w:r>
-    </w:p>
-    <w:p>
-      <w:pPr>
-        <w:pStyle w:val="NoSpacing"/>
-      </w:pPr>
-    </w:p>
-    <w:p>
-      <w:pPr>
-        <w:pStyle w:val="NoSpacing"/>
-      </w:pPr>
-      <w:r>
-        <w:t xml:space="preserve">5. Post-acceptance reflection  </w:t>
-      </w:r>
-    </w:p>
-    <w:p>
-      <w:pPr>
-        <w:pStyle w:val="NoSpacing"/>
-      </w:pPr>
-      <w:r>
-        <w:t xml:space="preserve">   - After 30 days on the job:</w:t>
-      </w:r>
-      <w:r>
-        <w:t xml:space="preserve"> Review what worked/didn’t in the process.  </w:t>
-      </w:r>
-    </w:p>
-    <w:p>
-      <w:pPr>
-        <w:pStyle w:val="NoSpacing"/>
-      </w:pPr>
-      <w:r>
-        <w:t xml:space="preserve">   - Update your </w:t>
-      </w:r>
-      <w:proofErr w:type="spellStart"/>
-      <w:r>
-        <w:rPr>
-          <w:b/>
-        </w:rPr>
-        <w:t>Master</w:t>
-      </w:r>
-      <w:r>
-        <w:rPr>
-          <w:i/>
-        </w:rPr>
-        <w:t>Summary</w:t>
-      </w:r>
-      <w:r>
-        <w:rPr>
-          <w:b/>
-        </w:rPr>
-        <w:t>Maintenance_Engine</w:t>
-      </w:r>
-      <w:proofErr w:type="spellEnd"/>
-      <w:r>
-        <w:t xml:space="preserve"> with new role details.  </w:t>
-      </w:r>
-    </w:p>
-    <w:p>
-      <w:pPr>
-        <w:pStyle w:val="NoSpacing"/>
-      </w:pPr>
-      <w:r>
-        <w:t xml:space="preserve">   - Keep the playbook alive for future transitions.</w:t>
-      </w:r>
-    </w:p>
-    <w:p>
-      <w:pPr>
-        <w:pStyle w:val="NoSpacing"/>
       </w:pPr>
     </w:p>
     <w:p>
@@ -6637,15 +6613,7 @@
               <w:pStyle w:val="NoSpacing"/>
             </w:pPr>
             <w:r>
-              <w:t xml:space="preserve"> [</w:t>
-            </w:r>
-            <w:proofErr w:type="gramStart"/>
-            <w:r>
-              <w:t xml:space="preserve">Link]   </w:t>
-            </w:r>
-            <w:proofErr w:type="gramEnd"/>
-            <w:r>
-              <w:t xml:space="preserve"> </w:t>
+              <w:t xml:space="preserve"> [Link]    </w:t>
             </w:r>
           </w:p>
         </w:tc>
@@ -6715,15 +6683,7 @@
               <w:pStyle w:val="NoSpacing"/>
             </w:pPr>
             <w:r>
-              <w:t xml:space="preserve"> [</w:t>
-            </w:r>
-            <w:proofErr w:type="gramStart"/>
-            <w:r>
-              <w:t xml:space="preserve">Link]   </w:t>
-            </w:r>
-            <w:proofErr w:type="gramEnd"/>
-            <w:r>
-              <w:t xml:space="preserve"> </w:t>
+              <w:t xml:space="preserve"> [Link]    </w:t>
             </w:r>
           </w:p>
         </w:tc>
@@ -6793,15 +6753,7 @@
               <w:pStyle w:val="NoSpacing"/>
             </w:pPr>
             <w:r>
-              <w:t xml:space="preserve"> [</w:t>
-            </w:r>
-            <w:proofErr w:type="gramStart"/>
-            <w:r>
-              <w:t xml:space="preserve">Link]   </w:t>
-            </w:r>
-            <w:proofErr w:type="gramEnd"/>
-            <w:r>
-              <w:t xml:space="preserve"> </w:t>
+              <w:t xml:space="preserve"> [Link]    </w:t>
             </w:r>
           </w:p>
         </w:tc>
@@ -6871,15 +6823,7 @@
               <w:pStyle w:val="NoSpacing"/>
             </w:pPr>
             <w:r>
-              <w:t xml:space="preserve"> [</w:t>
-            </w:r>
-            <w:proofErr w:type="gramStart"/>
-            <w:r>
-              <w:t xml:space="preserve">Link]   </w:t>
-            </w:r>
-            <w:proofErr w:type="gramEnd"/>
-            <w:r>
-              <w:t xml:space="preserve"> </w:t>
+              <w:t xml:space="preserve"> [Link]    </w:t>
             </w:r>
           </w:p>
         </w:tc>
@@ -6897,7 +6841,6 @@
               <w:pStyle w:val="NoSpacing"/>
             </w:pPr>
             <w:r>
-              <w:lastRenderedPageBreak/>
               <w:t xml:space="preserve"> </w:t>
             </w:r>
             <w:proofErr w:type="spellStart"/>
@@ -6967,15 +6910,7 @@
               <w:pStyle w:val="NoSpacing"/>
             </w:pPr>
             <w:r>
-              <w:t xml:space="preserve"> [</w:t>
-            </w:r>
-            <w:proofErr w:type="gramStart"/>
-            <w:r>
-              <w:t xml:space="preserve">Link]   </w:t>
-            </w:r>
-            <w:proofErr w:type="gramEnd"/>
-            <w:r>
-              <w:t xml:space="preserve"> </w:t>
+              <w:t xml:space="preserve"> [Link]    </w:t>
             </w:r>
           </w:p>
         </w:tc>
@@ -6988,12 +6923,9 @@
     </w:p>
     <w:p>
       <w:pPr>
-        <w:pStyle w:val="NoSpacing"/>
-      </w:pPr>
-      <w:r>
-        <w:rPr>
-          <w:b/>
-        </w:rPr>
+        <w:pStyle w:val="Heading2"/>
+      </w:pPr>
+      <w:r>
         <w:t>Lessons Learned Sidebar</w:t>
       </w:r>
     </w:p>
@@ -7057,14 +6989,6 @@
       <w:pPr>
         <w:pStyle w:val="NoSpacing"/>
       </w:pPr>
-    </w:p>
-    <w:p>
-      <w:pPr>
-        <w:pStyle w:val="NoSpacing"/>
-      </w:pPr>
-      <w:r>
-        <w:t>Good evening! No problem at all — we can keep this low-key tonight.</w:t>
-      </w:r>
     </w:p>
     <w:p>
       <w:pPr>
@@ -7098,15 +7022,7 @@
         <w:t>Pre-Day-One Positioning Engine</w:t>
       </w:r>
       <w:r>
-        <w:t xml:space="preserve"> (new, v2.0) — </w:t>
-      </w:r>
-      <w:proofErr w:type="gramStart"/>
-      <w:r>
-        <w:t>Post-acceptance</w:t>
-      </w:r>
-      <w:proofErr w:type="gramEnd"/>
-      <w:r>
-        <w:t xml:space="preserve"> / pre-start resource.</w:t>
+        <w:t xml:space="preserve"> (new, v2.0) — Post-acceptance / pre-start resource.</w:t>
       </w:r>
     </w:p>
     <w:p>
@@ -7353,7 +7269,6 @@
         <w:pStyle w:val="NoSpacing"/>
       </w:pPr>
       <w:r>
-        <w:lastRenderedPageBreak/>
         <w:t xml:space="preserve">   → Add to </w:t>
       </w:r>
       <w:r>
@@ -7590,43 +7505,262 @@
         <w:pStyle w:val="NoSpacing"/>
       </w:pPr>
       <w:r>
-        <w:t xml:space="preserve">Would you like me to prepare full updated table rows or a short "Recent Updates" section at the end of the doc for these new prompts?  </w:t>
-      </w:r>
-    </w:p>
-    <w:p>
-      <w:pPr>
-        <w:pStyle w:val="NoSpacing"/>
-      </w:pPr>
-    </w:p>
-    <w:p>
-      <w:pPr>
-        <w:pStyle w:val="NoSpacing"/>
-      </w:pPr>
-      <w:r>
-        <w:t>Just paste whatever you want to add tonight (or say "add these four with the placements above"), and tomorrow we can continue formatting the tables, sidebars, TOC refresh, etc.</w:t>
-      </w:r>
-    </w:p>
-    <w:p>
-      <w:pPr>
-        <w:pStyle w:val="NoSpacing"/>
-      </w:pPr>
-    </w:p>
-    <w:p>
-      <w:pPr>
-        <w:pStyle w:val="NoSpacing"/>
-      </w:pPr>
-      <w:r>
-        <w:t xml:space="preserve">Rest up — let me know when you're ready to pick this back up. </w:t>
-      </w:r>
+        <w:t>## Recent Updates (March 2026)</w:t>
+      </w:r>
+    </w:p>
+    <w:p>
+      <w:pPr>
+        <w:pStyle w:val="NoSpacing"/>
+      </w:pPr>
+    </w:p>
+    <w:p>
+      <w:pPr>
+        <w:pStyle w:val="NoSpacing"/>
+      </w:pPr>
+      <w:r>
+        <w:t>- **Safe Offer Negotiation Assistant v2.0** — Major upgrade with total-comp analysis, “Dry Powder” strategy, pivot playbook, and adversarial red-teaming.</w:t>
+      </w:r>
+    </w:p>
+    <w:p>
+      <w:pPr>
+        <w:pStyle w:val="NoSpacing"/>
+      </w:pPr>
+      <w:r>
+        <w:t>- **The Universal Interview Architect** + **Usage Guide** — New powerful tool that reverse-engineers interview strategy from your master profile and job intel.</w:t>
+      </w:r>
+    </w:p>
+    <w:p>
+      <w:pPr>
+        <w:pStyle w:val="NoSpacing"/>
+      </w:pPr>
+      <w:r>
+        <w:t>- **Pre-Day-One Positioning Engine** — Post-acceptance tool for building stakeholder maps, early-win plans, and a ready-to-use Day 0 Brief.</w:t>
+      </w:r>
+    </w:p>
+    <w:p>
+      <w:pPr>
+        <w:pStyle w:val="NoSpacing"/>
+      </w:pPr>
+    </w:p>
+    <w:p>
+      <w:pPr>
+        <w:pStyle w:val="NoSpacing"/>
+      </w:pPr>
+    </w:p>
+    <w:p>
+      <w:pPr>
+        <w:pStyle w:val="Heading1"/>
+      </w:pPr>
+      <w:bookmarkStart w:id="13" w:name="_Toc225446799"/>
+      <w:r>
+        <w:t>Glossary</w:t>
+      </w:r>
+      <w:bookmarkEnd w:id="13"/>
+    </w:p>
+    <w:p>
+      <w:pPr>
+        <w:pStyle w:val="NoSpacing"/>
+      </w:pPr>
       <w:r>
         <w:rPr>
-          <w:rFonts w:ascii="Segoe UI Emoji" w:hAnsi="Segoe UI Emoji" w:cs="Segoe UI Emoji"/>
+          <w:b/>
+          <w:bCs/>
         </w:rPr>
-        <w:t>🚀</w:t>
-      </w:r>
+        <w:t>BATNA</w:t>
+      </w:r>
+      <w:r>
+        <w:t xml:space="preserve"> Best Alternative to a Negotiated Agreement — your backup plan if negotiations fail or you decide to walk away from an offer.</w:t>
+      </w:r>
+    </w:p>
+    <w:p>
+      <w:pPr>
+        <w:pStyle w:val="NoSpacing"/>
+      </w:pPr>
+      <w:r>
+        <w:rPr>
+          <w:b/>
+          <w:bCs/>
+        </w:rPr>
+        <w:t xml:space="preserve">Command </w:t>
+      </w:r>
+      <w:proofErr w:type="spellStart"/>
+      <w:r>
+        <w:rPr>
+          <w:b/>
+          <w:bCs/>
+        </w:rPr>
+        <w:t>Center</w:t>
+      </w:r>
+      <w:proofErr w:type="spellEnd"/>
+      <w:r>
+        <w:t xml:space="preserve"> Your central tracking system (spreadsheet, Notion, or simple table) that logs every job application, interview, offer, and key intel.</w:t>
+      </w:r>
+    </w:p>
+    <w:p>
+      <w:pPr>
+        <w:pStyle w:val="NoSpacing"/>
+      </w:pPr>
+      <w:r>
+        <w:rPr>
+          <w:b/>
+          <w:bCs/>
+        </w:rPr>
+        <w:t>Dry Powder</w:t>
+      </w:r>
+      <w:r>
+        <w:t xml:space="preserve"> Available negotiation leverage (extra budget the company may have for salary, bonus, or benefits) identified during the offer stage.</w:t>
+      </w:r>
+    </w:p>
+    <w:p>
+      <w:pPr>
+        <w:pStyle w:val="NoSpacing"/>
+      </w:pPr>
+      <w:r>
+        <w:rPr>
+          <w:b/>
+          <w:bCs/>
+        </w:rPr>
+        <w:t>Master-Career-Profile.md</w:t>
+      </w:r>
+      <w:r>
+        <w:t xml:space="preserve"> Your single source of truth — the governed document containing your verified skills, experiences, achievements, and stories. All resumes, interview answers, and tailoring flow from this file.</w:t>
+      </w:r>
+    </w:p>
+    <w:p>
+      <w:pPr>
+        <w:pStyle w:val="NoSpacing"/>
+      </w:pPr>
+      <w:r>
+        <w:rPr>
+          <w:b/>
+          <w:bCs/>
+        </w:rPr>
+        <w:t>Pre-Day-One Positioning Engine (PDPE)</w:t>
+      </w:r>
+      <w:r>
+        <w:t xml:space="preserve"> A post-acceptance tool that creates a stakeholder map, risk scan, early-win plan, and Day 0 Brief to help you start strong.</w:t>
+      </w:r>
+    </w:p>
+    <w:p>
+      <w:pPr>
+        <w:pStyle w:val="NoSpacing"/>
+      </w:pPr>
+      <w:r>
+        <w:rPr>
+          <w:b/>
+          <w:bCs/>
+        </w:rPr>
+        <w:t>Red Flag Analyzer</w:t>
+      </w:r>
+      <w:r>
+        <w:t xml:space="preserve"> A prompt that scans job postings for signs of toxicity, instability, poor culture, or unrealistic expectations.</w:t>
+      </w:r>
+    </w:p>
+    <w:p>
+      <w:pPr>
+        <w:pStyle w:val="NoSpacing"/>
+      </w:pPr>
+      <w:r>
+        <w:rPr>
+          <w:b/>
+          <w:bCs/>
+        </w:rPr>
+        <w:t>Single Source of Truth</w:t>
+      </w:r>
+      <w:r>
+        <w:t xml:space="preserve"> The principle that all job-search outputs must be based on your verified Master-Career-Profile to eliminate hallucinations and maintain integrity.</w:t>
+      </w:r>
+    </w:p>
+    <w:p>
+      <w:pPr>
+        <w:pStyle w:val="NoSpacing"/>
+      </w:pPr>
+      <w:r>
+        <w:rPr>
+          <w:b/>
+          <w:bCs/>
+        </w:rPr>
+        <w:t>STAR Stories</w:t>
+      </w:r>
+      <w:r>
+        <w:t xml:space="preserve"> Situation, Task, Action, Result — the structured format used for </w:t>
+      </w:r>
+      <w:proofErr w:type="spellStart"/>
+      <w:r>
+        <w:t>behavioral</w:t>
+      </w:r>
+      <w:proofErr w:type="spellEnd"/>
+      <w:r>
+        <w:t xml:space="preserve"> interview answers.</w:t>
+      </w:r>
+    </w:p>
+    <w:p>
+      <w:pPr>
+        <w:pStyle w:val="NoSpacing"/>
+      </w:pPr>
+      <w:r>
+        <w:rPr>
+          <w:b/>
+          <w:bCs/>
+        </w:rPr>
+        <w:t>Strategic Integrity Resume Engine</w:t>
+      </w:r>
+      <w:r>
+        <w:t xml:space="preserve"> A prompt that builds or tailors resumes while strictly preserving truthfulness and avoiding exaggeration.</w:t>
+      </w:r>
+    </w:p>
+    <w:p>
+      <w:pPr>
+        <w:pStyle w:val="NoSpacing"/>
+      </w:pPr>
+      <w:r>
+        <w:rPr>
+          <w:b/>
+          <w:bCs/>
+        </w:rPr>
+        <w:t>The Universal Interview Architect</w:t>
+      </w:r>
+      <w:r>
+        <w:t xml:space="preserve"> A powerful prompt that reverse-engineers a complete interview strategy from your master profile, job posting, and company intel.</w:t>
+      </w:r>
+    </w:p>
+    <w:p>
+      <w:pPr>
+        <w:pStyle w:val="NoSpacing"/>
+      </w:pPr>
+      <w:r>
+        <w:rPr>
+          <w:b/>
+          <w:bCs/>
+        </w:rPr>
+        <w:t>Day 0 Brief</w:t>
+      </w:r>
+      <w:r>
+        <w:t xml:space="preserve"> A short document or talking points outlining your planned first-day and first-week actions, used to demonstrate proactivity during interviews or early onboarding.</w:t>
+      </w:r>
+    </w:p>
+    <w:p>
+      <w:pPr>
+        <w:pStyle w:val="NoSpacing"/>
+      </w:pPr>
+      <w:r>
+        <w:rPr>
+          <w:b/>
+          <w:bCs/>
+        </w:rPr>
+        <w:t>Usage Guide</w:t>
+      </w:r>
+      <w:r>
+        <w:t xml:space="preserve"> Companion document that explains how to get the most out of a complex prompt (e.g., The Universal Interview Architect - Usage Guide).</w:t>
+      </w:r>
+    </w:p>
+    <w:p>
+      <w:pPr>
+        <w:pStyle w:val="NoSpacing"/>
+      </w:pPr>
     </w:p>
     <w:sectPr>
-      <w:headerReference w:type="default" r:id="rId6"/>
+      <w:headerReference w:type="default" r:id="rId8"/>
       <w:pgSz w:w="11906" w:h="16838"/>
       <w:pgMar w:top="1440" w:right="1440" w:bottom="1440" w:left="1440" w:header="708" w:footer="708" w:gutter="0"/>
       <w:cols w:space="708"/>
@@ -8146,6 +8280,255 @@
     </w:r>
   </w:p>
 </w:hdr>
+</file>
+
+<file path=word/numbering.xml><?xml version="1.0" encoding="utf-8"?>
+<w:numbering xmlns:wpc="http://schemas.microsoft.com/office/word/2010/wordprocessingCanvas" xmlns:cx="http://schemas.microsoft.com/office/drawing/2014/chartex" xmlns:cx1="http://schemas.microsoft.com/office/drawing/2015/9/8/chartex" xmlns:cx2="http://schemas.microsoft.com/office/drawing/2015/10/21/chartex" xmlns:cx3="http://schemas.microsoft.com/office/drawing/2016/5/9/chartex" xmlns:cx4="http://schemas.microsoft.com/office/drawing/2016/5/10/chartex" xmlns:cx5="http://schemas.microsoft.com/office/drawing/2016/5/11/chartex" xmlns:cx6="http://schemas.microsoft.com/office/drawing/2016/5/12/chartex" xmlns:cx7="http://schemas.microsoft.com/office/drawing/2016/5/13/chartex" xmlns:cx8="http://schemas.microsoft.com/office/drawing/2016/5/14/chartex" xmlns:mc="http://schemas.openxmlformats.org/markup-compatibility/2006" xmlns:aink="http://schemas.microsoft.com/office/drawing/2016/ink" xmlns:am3d="http://schemas.microsoft.com/office/drawing/2017/model3d" xmlns:o="urn:schemas-microsoft-com:office:office" xmlns:oel="http://schemas.microsoft.com/office/2019/extlst" xmlns:r="http://schemas.openxmlformats.org/officeDocument/2006/relationships" xmlns:m="http://schemas.openxmlformats.org/officeDocument/2006/math" xmlns:v="urn:schemas-microsoft-com:vml" xmlns:wp14="http://schemas.microsoft.com/office/word/2010/wordprocessingDrawing" xmlns:wp="http://schemas.openxmlformats.org/drawingml/2006/wordprocessingDrawing" xmlns:w10="urn:schemas-microsoft-com:office:word" xmlns:w="http://schemas.openxmlformats.org/wordprocessingml/2006/main" xmlns:w14="http://schemas.microsoft.com/office/word/2010/wordml" xmlns:w15="http://schemas.microsoft.com/office/word/2012/wordml" xmlns:w16cex="http://schemas.microsoft.com/office/word/2018/wordml/cex" xmlns:w16cid="http://schemas.microsoft.com/office/word/2016/wordml/cid" xmlns:w16="http://schemas.microsoft.com/office/word/2018/wordml" xmlns:w16du="http://schemas.microsoft.com/office/word/2023/wordml/word16du" xmlns:w16sdtdh="http://schemas.microsoft.com/office/word/2020/wordml/sdtdatahash" xmlns:w16sdtfl="http://schemas.microsoft.com/office/word/2024/wordml/sdtformatlock" xmlns:w16se="http://schemas.microsoft.com/office/word/2015/wordml/symex" xmlns:wpg="http://schemas.microsoft.com/office/word/2010/wordprocessingGroup" xmlns:wpi="http://schemas.microsoft.com/office/word/2010/wordprocessingInk" xmlns:wne="http://schemas.microsoft.com/office/word/2006/wordml" xmlns:wps="http://schemas.microsoft.com/office/word/2010/wordprocessingShape" mc:Ignorable="w14 w15 w16se w16cid w16 w16cex w16sdtdh w16sdtfl w16du wp14">
+  <w:abstractNum w:abstractNumId="0" w15:restartNumberingAfterBreak="0">
+    <w:nsid w:val="132644FA"/>
+    <w:multiLevelType w:val="multilevel"/>
+    <w:tmpl w:val="E33619B2"/>
+    <w:lvl w:ilvl="0">
+      <w:start w:val="1"/>
+      <w:numFmt w:val="decimal"/>
+      <w:lvlText w:val="%1."/>
+      <w:lvlJc w:val="left"/>
+      <w:pPr>
+        <w:tabs>
+          <w:tab w:val="num" w:pos="720"/>
+        </w:tabs>
+        <w:ind w:left="720" w:hanging="360"/>
+      </w:pPr>
+    </w:lvl>
+    <w:lvl w:ilvl="1">
+      <w:start w:val="1"/>
+      <w:numFmt w:val="bullet"/>
+      <w:lvlText w:val="o"/>
+      <w:lvlJc w:val="left"/>
+      <w:pPr>
+        <w:tabs>
+          <w:tab w:val="num" w:pos="1440"/>
+        </w:tabs>
+        <w:ind w:left="1440" w:hanging="360"/>
+      </w:pPr>
+      <w:rPr>
+        <w:rFonts w:ascii="Courier New" w:hAnsi="Courier New" w:hint="default"/>
+        <w:sz w:val="20"/>
+      </w:rPr>
+    </w:lvl>
+    <w:lvl w:ilvl="2" w:tentative="1">
+      <w:start w:val="1"/>
+      <w:numFmt w:val="decimal"/>
+      <w:lvlText w:val="%3."/>
+      <w:lvlJc w:val="left"/>
+      <w:pPr>
+        <w:tabs>
+          <w:tab w:val="num" w:pos="2160"/>
+        </w:tabs>
+        <w:ind w:left="2160" w:hanging="360"/>
+      </w:pPr>
+    </w:lvl>
+    <w:lvl w:ilvl="3" w:tentative="1">
+      <w:start w:val="1"/>
+      <w:numFmt w:val="decimal"/>
+      <w:lvlText w:val="%4."/>
+      <w:lvlJc w:val="left"/>
+      <w:pPr>
+        <w:tabs>
+          <w:tab w:val="num" w:pos="2880"/>
+        </w:tabs>
+        <w:ind w:left="2880" w:hanging="360"/>
+      </w:pPr>
+    </w:lvl>
+    <w:lvl w:ilvl="4" w:tentative="1">
+      <w:start w:val="1"/>
+      <w:numFmt w:val="decimal"/>
+      <w:lvlText w:val="%5."/>
+      <w:lvlJc w:val="left"/>
+      <w:pPr>
+        <w:tabs>
+          <w:tab w:val="num" w:pos="3600"/>
+        </w:tabs>
+        <w:ind w:left="3600" w:hanging="360"/>
+      </w:pPr>
+    </w:lvl>
+    <w:lvl w:ilvl="5" w:tentative="1">
+      <w:start w:val="1"/>
+      <w:numFmt w:val="decimal"/>
+      <w:lvlText w:val="%6."/>
+      <w:lvlJc w:val="left"/>
+      <w:pPr>
+        <w:tabs>
+          <w:tab w:val="num" w:pos="4320"/>
+        </w:tabs>
+        <w:ind w:left="4320" w:hanging="360"/>
+      </w:pPr>
+    </w:lvl>
+    <w:lvl w:ilvl="6" w:tentative="1">
+      <w:start w:val="1"/>
+      <w:numFmt w:val="decimal"/>
+      <w:lvlText w:val="%7."/>
+      <w:lvlJc w:val="left"/>
+      <w:pPr>
+        <w:tabs>
+          <w:tab w:val="num" w:pos="5040"/>
+        </w:tabs>
+        <w:ind w:left="5040" w:hanging="360"/>
+      </w:pPr>
+    </w:lvl>
+    <w:lvl w:ilvl="7" w:tentative="1">
+      <w:start w:val="1"/>
+      <w:numFmt w:val="decimal"/>
+      <w:lvlText w:val="%8."/>
+      <w:lvlJc w:val="left"/>
+      <w:pPr>
+        <w:tabs>
+          <w:tab w:val="num" w:pos="5760"/>
+        </w:tabs>
+        <w:ind w:left="5760" w:hanging="360"/>
+      </w:pPr>
+    </w:lvl>
+    <w:lvl w:ilvl="8" w:tentative="1">
+      <w:start w:val="1"/>
+      <w:numFmt w:val="decimal"/>
+      <w:lvlText w:val="%9."/>
+      <w:lvlJc w:val="left"/>
+      <w:pPr>
+        <w:tabs>
+          <w:tab w:val="num" w:pos="6480"/>
+        </w:tabs>
+        <w:ind w:left="6480" w:hanging="360"/>
+      </w:pPr>
+    </w:lvl>
+  </w:abstractNum>
+  <w:abstractNum w:abstractNumId="1" w15:restartNumberingAfterBreak="0">
+    <w:nsid w:val="1C9002F3"/>
+    <w:multiLevelType w:val="multilevel"/>
+    <w:tmpl w:val="B6F0C6D0"/>
+    <w:lvl w:ilvl="0">
+      <w:start w:val="1"/>
+      <w:numFmt w:val="decimal"/>
+      <w:lvlText w:val="%1."/>
+      <w:lvlJc w:val="left"/>
+      <w:pPr>
+        <w:tabs>
+          <w:tab w:val="num" w:pos="720"/>
+        </w:tabs>
+        <w:ind w:left="720" w:hanging="360"/>
+      </w:pPr>
+    </w:lvl>
+    <w:lvl w:ilvl="1">
+      <w:start w:val="1"/>
+      <w:numFmt w:val="bullet"/>
+      <w:lvlText w:val="o"/>
+      <w:lvlJc w:val="left"/>
+      <w:pPr>
+        <w:tabs>
+          <w:tab w:val="num" w:pos="1440"/>
+        </w:tabs>
+        <w:ind w:left="1440" w:hanging="360"/>
+      </w:pPr>
+      <w:rPr>
+        <w:rFonts w:ascii="Courier New" w:hAnsi="Courier New" w:hint="default"/>
+        <w:sz w:val="20"/>
+      </w:rPr>
+    </w:lvl>
+    <w:lvl w:ilvl="2">
+      <w:start w:val="1"/>
+      <w:numFmt w:val="bullet"/>
+      <w:lvlText w:val=""/>
+      <w:lvlJc w:val="left"/>
+      <w:pPr>
+        <w:tabs>
+          <w:tab w:val="num" w:pos="2160"/>
+        </w:tabs>
+        <w:ind w:left="2160" w:hanging="360"/>
+      </w:pPr>
+      <w:rPr>
+        <w:rFonts w:ascii="Wingdings" w:hAnsi="Wingdings" w:hint="default"/>
+        <w:sz w:val="20"/>
+      </w:rPr>
+    </w:lvl>
+    <w:lvl w:ilvl="3" w:tentative="1">
+      <w:start w:val="1"/>
+      <w:numFmt w:val="decimal"/>
+      <w:lvlText w:val="%4."/>
+      <w:lvlJc w:val="left"/>
+      <w:pPr>
+        <w:tabs>
+          <w:tab w:val="num" w:pos="2880"/>
+        </w:tabs>
+        <w:ind w:left="2880" w:hanging="360"/>
+      </w:pPr>
+    </w:lvl>
+    <w:lvl w:ilvl="4" w:tentative="1">
+      <w:start w:val="1"/>
+      <w:numFmt w:val="decimal"/>
+      <w:lvlText w:val="%5."/>
+      <w:lvlJc w:val="left"/>
+      <w:pPr>
+        <w:tabs>
+          <w:tab w:val="num" w:pos="3600"/>
+        </w:tabs>
+        <w:ind w:left="3600" w:hanging="360"/>
+      </w:pPr>
+    </w:lvl>
+    <w:lvl w:ilvl="5" w:tentative="1">
+      <w:start w:val="1"/>
+      <w:numFmt w:val="decimal"/>
+      <w:lvlText w:val="%6."/>
+      <w:lvlJc w:val="left"/>
+      <w:pPr>
+        <w:tabs>
+          <w:tab w:val="num" w:pos="4320"/>
+        </w:tabs>
+        <w:ind w:left="4320" w:hanging="360"/>
+      </w:pPr>
+    </w:lvl>
+    <w:lvl w:ilvl="6" w:tentative="1">
+      <w:start w:val="1"/>
+      <w:numFmt w:val="decimal"/>
+      <w:lvlText w:val="%7."/>
+      <w:lvlJc w:val="left"/>
+      <w:pPr>
+        <w:tabs>
+          <w:tab w:val="num" w:pos="5040"/>
+        </w:tabs>
+        <w:ind w:left="5040" w:hanging="360"/>
+      </w:pPr>
+    </w:lvl>
+    <w:lvl w:ilvl="7" w:tentative="1">
+      <w:start w:val="1"/>
+      <w:numFmt w:val="decimal"/>
+      <w:lvlText w:val="%8."/>
+      <w:lvlJc w:val="left"/>
+      <w:pPr>
+        <w:tabs>
+          <w:tab w:val="num" w:pos="5760"/>
+        </w:tabs>
+        <w:ind w:left="5760" w:hanging="360"/>
+      </w:pPr>
+    </w:lvl>
+    <w:lvl w:ilvl="8" w:tentative="1">
+      <w:start w:val="1"/>
+      <w:numFmt w:val="decimal"/>
+      <w:lvlText w:val="%9."/>
+      <w:lvlJc w:val="left"/>
+      <w:pPr>
+        <w:tabs>
+          <w:tab w:val="num" w:pos="6480"/>
+        </w:tabs>
+        <w:ind w:left="6480" w:hanging="360"/>
+      </w:pPr>
+    </w:lvl>
+  </w:abstractNum>
+  <w:num w:numId="1" w16cid:durableId="305932996">
+    <w:abstractNumId w:val="0"/>
+  </w:num>
+  <w:num w:numId="2" w16cid:durableId="1240284994">
+    <w:abstractNumId w:val="1"/>
+  </w:num>
+</w:numbering>
 </file>
 
 <file path=word/styles.xml><?xml version="1.0" encoding="utf-8"?>
@@ -8750,7 +9133,6 @@
   <w:style w:type="character" w:default="1" w:styleId="DefaultParagraphFont">
     <w:name w:val="Default Paragraph Font"/>
     <w:uiPriority w:val="1"/>
-    <w:semiHidden/>
     <w:unhideWhenUsed/>
   </w:style>
   <w:style w:type="table" w:default="1" w:styleId="TableNormal">

--- a/Job seeker's playbook.docx
+++ b/Job seeker's playbook.docx
@@ -3,18 +3,22 @@
 <w:document xmlns:wpc="http://schemas.microsoft.com/office/word/2010/wordprocessingCanvas" xmlns:cx="http://schemas.microsoft.com/office/drawing/2014/chartex" xmlns:cx1="http://schemas.microsoft.com/office/drawing/2015/9/8/chartex" xmlns:cx2="http://schemas.microsoft.com/office/drawing/2015/10/21/chartex" xmlns:cx3="http://schemas.microsoft.com/office/drawing/2016/5/9/chartex" xmlns:cx4="http://schemas.microsoft.com/office/drawing/2016/5/10/chartex" xmlns:cx5="http://schemas.microsoft.com/office/drawing/2016/5/11/chartex" xmlns:cx6="http://schemas.microsoft.com/office/drawing/2016/5/12/chartex" xmlns:cx7="http://schemas.microsoft.com/office/drawing/2016/5/13/chartex" xmlns:cx8="http://schemas.microsoft.com/office/drawing/2016/5/14/chartex" xmlns:mc="http://schemas.openxmlformats.org/markup-compatibility/2006" xmlns:aink="http://schemas.microsoft.com/office/drawing/2016/ink" xmlns:am3d="http://schemas.microsoft.com/office/drawing/2017/model3d" xmlns:o="urn:schemas-microsoft-com:office:office" xmlns:oel="http://schemas.microsoft.com/office/2019/extlst" xmlns:r="http://schemas.openxmlformats.org/officeDocument/2006/relationships" xmlns:m="http://schemas.openxmlformats.org/officeDocument/2006/math" xmlns:v="urn:schemas-microsoft-com:vml" xmlns:wp14="http://schemas.microsoft.com/office/word/2010/wordprocessingDrawing" xmlns:wp="http://schemas.openxmlformats.org/drawingml/2006/wordprocessingDrawing" xmlns:w10="urn:schemas-microsoft-com:office:word" xmlns:w="http://schemas.openxmlformats.org/wordprocessingml/2006/main" xmlns:w14="http://schemas.microsoft.com/office/word/2010/wordml" xmlns:w15="http://schemas.microsoft.com/office/word/2012/wordml" xmlns:w16cex="http://schemas.microsoft.com/office/word/2018/wordml/cex" xmlns:w16cid="http://schemas.microsoft.com/office/word/2016/wordml/cid" xmlns:w16="http://schemas.microsoft.com/office/word/2018/wordml" xmlns:w16du="http://schemas.microsoft.com/office/word/2023/wordml/word16du" xmlns:w16sdtdh="http://schemas.microsoft.com/office/word/2020/wordml/sdtdatahash" xmlns:w16sdtfl="http://schemas.microsoft.com/office/word/2024/wordml/sdtformatlock" xmlns:w16se="http://schemas.microsoft.com/office/word/2015/wordml/symex" xmlns:wpg="http://schemas.microsoft.com/office/word/2010/wordprocessingGroup" xmlns:wpi="http://schemas.microsoft.com/office/word/2010/wordprocessingInk" xmlns:wne="http://schemas.microsoft.com/office/word/2006/wordml" xmlns:wps="http://schemas.microsoft.com/office/word/2010/wordprocessingShape" mc:Ignorable="w14 w15 w16se w16cid w16 w16cex w16sdtdh w16sdtfl w16du wp14">
   <w:body>
     <w:p>
-      <w:pPr>
-        <w:pStyle w:val="Heading1"/>
+      <w:bookmarkStart w:id="0" w:name="_Toc225447838"/>
+      <w:bookmarkStart w:id="1" w:name="_Toc225447866"/>
+    </w:p>
+    <w:p>
+      <w:pPr>
+        <w:jc w:val="center"/>
       </w:pPr>
       <w:r>
         <w:rPr>
           <w:noProof/>
         </w:rPr>
         <w:drawing>
-          <wp:inline distT="0" distB="0" distL="0" distR="0" wp14:anchorId="04A5F8F3" wp14:editId="4D6820B5">
-            <wp:extent cx="5731510" cy="3126105"/>
-            <wp:effectExtent l="0" t="0" r="2540" b="0"/>
-            <wp:docPr id="776822310" name="Picture 8"/>
+          <wp:inline distT="0" distB="0" distL="0" distR="0" wp14:anchorId="0A348A34" wp14:editId="30F09873">
+            <wp:extent cx="4388485" cy="2393586"/>
+            <wp:effectExtent l="0" t="0" r="0" b="6985"/>
+            <wp:docPr id="905715689" name="Picture 5"/>
             <wp:cNvGraphicFramePr>
               <a:graphicFrameLocks xmlns:a="http://schemas.openxmlformats.org/drawingml/2006/main" noChangeAspect="1"/>
             </wp:cNvGraphicFramePr>
@@ -22,7 +26,7 @@
               <a:graphicData uri="http://schemas.openxmlformats.org/drawingml/2006/picture">
                 <pic:pic xmlns:pic="http://schemas.openxmlformats.org/drawingml/2006/picture">
                   <pic:nvPicPr>
-                    <pic:cNvPr id="776822310" name="Picture 776822310"/>
+                    <pic:cNvPr id="905715689" name="Picture 905715689"/>
                     <pic:cNvPicPr/>
                   </pic:nvPicPr>
                   <pic:blipFill>
@@ -40,7 +44,7 @@
                   <pic:spPr>
                     <a:xfrm>
                       <a:off x="0" y="0"/>
-                      <a:ext cx="5731510" cy="3126105"/>
+                      <a:ext cx="4404001" cy="2402049"/>
                     </a:xfrm>
                     <a:prstGeom prst="rect">
                       <a:avLst/>
@@ -53,19 +57,9 @@
         </w:drawing>
       </w:r>
     </w:p>
-    <w:p/>
     <w:sdt>
       <w:sdtPr>
-        <w:rPr>
-          <w:rFonts w:asciiTheme="minorHAnsi" w:eastAsiaTheme="minorHAnsi" w:hAnsiTheme="minorHAnsi" w:cstheme="minorBidi"/>
-          <w:color w:val="auto"/>
-          <w:kern w:val="2"/>
-          <w:sz w:val="22"/>
-          <w:szCs w:val="22"/>
-          <w:lang w:val="en-GB"/>
-          <w14:ligatures w14:val="standardContextual"/>
-        </w:rPr>
-        <w:id w:val="-1214803805"/>
+        <w:id w:val="1886139176"/>
         <w:docPartObj>
           <w:docPartGallery w:val="Table of Contents"/>
           <w:docPartUnique/>
@@ -73,9 +67,16 @@
       </w:sdtPr>
       <w:sdtEndPr>
         <w:rPr>
+          <w:rFonts w:asciiTheme="minorHAnsi" w:eastAsiaTheme="minorHAnsi" w:hAnsiTheme="minorHAnsi" w:cstheme="minorBidi"/>
           <w:b/>
           <w:bCs/>
           <w:noProof/>
+          <w:color w:val="auto"/>
+          <w:kern w:val="2"/>
+          <w:sz w:val="22"/>
+          <w:szCs w:val="22"/>
+          <w:lang w:val="en-GB"/>
+          <w14:ligatures w14:val="standardContextual"/>
         </w:rPr>
       </w:sdtEndPr>
       <w:sdtContent>
@@ -105,15 +106,12 @@
             <w:fldChar w:fldCharType="begin"/>
           </w:r>
           <w:r>
-            <w:instrText xml:space="preserve"> TOC \o</w:instrText>
-          </w:r>
-          <w:r>
-            <w:instrText xml:space="preserve"> "1-3" \h \z \u </w:instrText>
+            <w:instrText xml:space="preserve"> TOC \o "1-3" \h \z \u </w:instrText>
           </w:r>
           <w:r>
             <w:fldChar w:fldCharType="separate"/>
           </w:r>
-          <w:hyperlink w:anchor="_Toc225446786" w:history="1">
+          <w:hyperlink w:anchor="_Toc225447927" w:history="1">
             <w:r>
               <w:rPr>
                 <w:rStyle w:val="Hyperlink"/>
@@ -140,7 +138,7 @@
                 <w:noProof/>
                 <w:webHidden/>
               </w:rPr>
-              <w:instrText xml:space="preserve"> PAGEREF _Toc225446786 \h </w:instrText>
+              <w:instrText xml:space="preserve"> PAGEREF _Toc225447927 \h </w:instrText>
             </w:r>
             <w:r>
               <w:rPr>
@@ -185,7 +183,7 @@
               <w:lang w:eastAsia="en-GB"/>
             </w:rPr>
           </w:pPr>
-          <w:hyperlink w:anchor="_Toc225446787" w:history="1">
+          <w:hyperlink w:anchor="_Toc225447928" w:history="1">
             <w:r>
               <w:rPr>
                 <w:rStyle w:val="Hyperlink"/>
@@ -212,7 +210,7 @@
                 <w:noProof/>
                 <w:webHidden/>
               </w:rPr>
-              <w:instrText xml:space="preserve"> PAGEREF _Toc225446787 \h </w:instrText>
+              <w:instrText xml:space="preserve"> PAGEREF _Toc225447928 \h </w:instrText>
             </w:r>
             <w:r>
               <w:rPr>
@@ -232,7 +230,7 @@
                 <w:noProof/>
                 <w:webHidden/>
               </w:rPr>
-              <w:t>1</w:t>
+              <w:t>2</w:t>
             </w:r>
             <w:r>
               <w:rPr>
@@ -257,7 +255,7 @@
               <w:lang w:eastAsia="en-GB"/>
             </w:rPr>
           </w:pPr>
-          <w:hyperlink w:anchor="_Toc225446788" w:history="1">
+          <w:hyperlink w:anchor="_Toc225447929" w:history="1">
             <w:r>
               <w:rPr>
                 <w:rStyle w:val="Hyperlink"/>
@@ -284,7 +282,7 @@
                 <w:noProof/>
                 <w:webHidden/>
               </w:rPr>
-              <w:instrText xml:space="preserve"> PAGEREF _Toc225446788 \h </w:instrText>
+              <w:instrText xml:space="preserve"> PAGEREF _Toc225447929 \h </w:instrText>
             </w:r>
             <w:r>
               <w:rPr>
@@ -329,7 +327,7 @@
               <w:lang w:eastAsia="en-GB"/>
             </w:rPr>
           </w:pPr>
-          <w:hyperlink w:anchor="_Toc225446789" w:history="1">
+          <w:hyperlink w:anchor="_Toc225447930" w:history="1">
             <w:r>
               <w:rPr>
                 <w:rStyle w:val="Hyperlink"/>
@@ -356,7 +354,7 @@
                 <w:noProof/>
                 <w:webHidden/>
               </w:rPr>
-              <w:instrText xml:space="preserve"> PAGEREF _Toc225446789 \h </w:instrText>
+              <w:instrText xml:space="preserve"> PAGEREF _Toc225447930 \h </w:instrText>
             </w:r>
             <w:r>
               <w:rPr>
@@ -401,7 +399,7 @@
               <w:lang w:eastAsia="en-GB"/>
             </w:rPr>
           </w:pPr>
-          <w:hyperlink w:anchor="_Toc225446790" w:history="1">
+          <w:hyperlink w:anchor="_Toc225447931" w:history="1">
             <w:r>
               <w:rPr>
                 <w:rStyle w:val="Hyperlink"/>
@@ -428,7 +426,7 @@
                 <w:noProof/>
                 <w:webHidden/>
               </w:rPr>
-              <w:instrText xml:space="preserve"> PAGEREF _Toc225446790 \h </w:instrText>
+              <w:instrText xml:space="preserve"> PAGEREF _Toc225447931 \h </w:instrText>
             </w:r>
             <w:r>
               <w:rPr>
@@ -473,7 +471,7 @@
               <w:lang w:eastAsia="en-GB"/>
             </w:rPr>
           </w:pPr>
-          <w:hyperlink w:anchor="_Toc225446791" w:history="1">
+          <w:hyperlink w:anchor="_Toc225447932" w:history="1">
             <w:r>
               <w:rPr>
                 <w:rStyle w:val="Hyperlink"/>
@@ -500,7 +498,7 @@
                 <w:noProof/>
                 <w:webHidden/>
               </w:rPr>
-              <w:instrText xml:space="preserve"> PAGEREF _Toc225446791 \h </w:instrText>
+              <w:instrText xml:space="preserve"> PAGEREF _Toc225447932 \h </w:instrText>
             </w:r>
             <w:r>
               <w:rPr>
@@ -521,6 +519,78 @@
                 <w:webHidden/>
               </w:rPr>
               <w:t>2</w:t>
+            </w:r>
+            <w:r>
+              <w:rPr>
+                <w:noProof/>
+                <w:webHidden/>
+              </w:rPr>
+              <w:fldChar w:fldCharType="end"/>
+            </w:r>
+          </w:hyperlink>
+        </w:p>
+        <w:p>
+          <w:pPr>
+            <w:pStyle w:val="TOC2"/>
+            <w:tabs>
+              <w:tab w:val="right" w:leader="dot" w:pos="9016"/>
+            </w:tabs>
+            <w:rPr>
+              <w:rFonts w:eastAsiaTheme="minorEastAsia"/>
+              <w:noProof/>
+              <w:sz w:val="24"/>
+              <w:szCs w:val="24"/>
+              <w:lang w:eastAsia="en-GB"/>
+            </w:rPr>
+          </w:pPr>
+          <w:hyperlink w:anchor="_Toc225447933" w:history="1">
+            <w:r>
+              <w:rPr>
+                <w:rStyle w:val="Hyperlink"/>
+                <w:noProof/>
+              </w:rPr>
+              <w:t>Key Takeaways &amp; Strategy</w:t>
+            </w:r>
+            <w:r>
+              <w:rPr>
+                <w:noProof/>
+                <w:webHidden/>
+              </w:rPr>
+              <w:tab/>
+            </w:r>
+            <w:r>
+              <w:rPr>
+                <w:noProof/>
+                <w:webHidden/>
+              </w:rPr>
+              <w:fldChar w:fldCharType="begin"/>
+            </w:r>
+            <w:r>
+              <w:rPr>
+                <w:noProof/>
+                <w:webHidden/>
+              </w:rPr>
+              <w:instrText xml:space="preserve"> PAGEREF _Toc225447933 \h </w:instrText>
+            </w:r>
+            <w:r>
+              <w:rPr>
+                <w:noProof/>
+                <w:webHidden/>
+              </w:rPr>
+            </w:r>
+            <w:r>
+              <w:rPr>
+                <w:noProof/>
+                <w:webHidden/>
+              </w:rPr>
+              <w:fldChar w:fldCharType="separate"/>
+            </w:r>
+            <w:r>
+              <w:rPr>
+                <w:noProof/>
+                <w:webHidden/>
+              </w:rPr>
+              <w:t>3</w:t>
             </w:r>
             <w:r>
               <w:rPr>
@@ -545,7 +615,7 @@
               <w:lang w:eastAsia="en-GB"/>
             </w:rPr>
           </w:pPr>
-          <w:hyperlink w:anchor="_Toc225446792" w:history="1">
+          <w:hyperlink w:anchor="_Toc225447934" w:history="1">
             <w:r>
               <w:rPr>
                 <w:rStyle w:val="Hyperlink"/>
@@ -572,7 +642,7 @@
                 <w:noProof/>
                 <w:webHidden/>
               </w:rPr>
-              <w:instrText xml:space="preserve"> PAGEREF _Toc225446792 \h </w:instrText>
+              <w:instrText xml:space="preserve"> PAGEREF _Toc225447934 \h </w:instrText>
             </w:r>
             <w:r>
               <w:rPr>
@@ -592,7 +662,7 @@
                 <w:noProof/>
                 <w:webHidden/>
               </w:rPr>
-              <w:t>4</w:t>
+              <w:t>3</w:t>
             </w:r>
             <w:r>
               <w:rPr>
@@ -617,7 +687,7 @@
               <w:lang w:eastAsia="en-GB"/>
             </w:rPr>
           </w:pPr>
-          <w:hyperlink w:anchor="_Toc225446793" w:history="1">
+          <w:hyperlink w:anchor="_Toc225447935" w:history="1">
             <w:r>
               <w:rPr>
                 <w:rStyle w:val="Hyperlink"/>
@@ -645,7 +715,7 @@
                 <w:noProof/>
                 <w:webHidden/>
               </w:rPr>
-              <w:instrText xml:space="preserve"> PAGEREF _Toc225446793 \h </w:instrText>
+              <w:instrText xml:space="preserve"> PAGEREF _Toc225447935 \h </w:instrText>
             </w:r>
             <w:r>
               <w:rPr>
@@ -665,7 +735,7 @@
                 <w:noProof/>
                 <w:webHidden/>
               </w:rPr>
-              <w:t>4</w:t>
+              <w:t>3</w:t>
             </w:r>
             <w:r>
               <w:rPr>
@@ -690,11 +760,11 @@
               <w:lang w:eastAsia="en-GB"/>
             </w:rPr>
           </w:pPr>
-          <w:hyperlink w:anchor="_Toc225446794" w:history="1">
+          <w:hyperlink w:anchor="_Toc225447936" w:history="1">
             <w:r>
               <w:rPr>
                 <w:rStyle w:val="Hyperlink"/>
-                <w:b/>
+                <w:bCs/>
                 <w:noProof/>
               </w:rPr>
               <w:t>Quick-Reference Table – Before Phase Tools</w:t>
@@ -718,7 +788,7 @@
                 <w:noProof/>
                 <w:webHidden/>
               </w:rPr>
-              <w:instrText xml:space="preserve"> PAGEREF _Toc225446794 \h </w:instrText>
+              <w:instrText xml:space="preserve"> PAGEREF _Toc225447936 \h </w:instrText>
             </w:r>
             <w:r>
               <w:rPr>
@@ -739,6 +809,78 @@
                 <w:webHidden/>
               </w:rPr>
               <w:t>4</w:t>
+            </w:r>
+            <w:r>
+              <w:rPr>
+                <w:noProof/>
+                <w:webHidden/>
+              </w:rPr>
+              <w:fldChar w:fldCharType="end"/>
+            </w:r>
+          </w:hyperlink>
+        </w:p>
+        <w:p>
+          <w:pPr>
+            <w:pStyle w:val="TOC2"/>
+            <w:tabs>
+              <w:tab w:val="right" w:leader="dot" w:pos="9016"/>
+            </w:tabs>
+            <w:rPr>
+              <w:rFonts w:eastAsiaTheme="minorEastAsia"/>
+              <w:noProof/>
+              <w:sz w:val="24"/>
+              <w:szCs w:val="24"/>
+              <w:lang w:eastAsia="en-GB"/>
+            </w:rPr>
+          </w:pPr>
+          <w:hyperlink w:anchor="_Toc225447937" w:history="1">
+            <w:r>
+              <w:rPr>
+                <w:rStyle w:val="Hyperlink"/>
+                <w:noProof/>
+              </w:rPr>
+              <w:t>Lessons Learned Sidebar</w:t>
+            </w:r>
+            <w:r>
+              <w:rPr>
+                <w:noProof/>
+                <w:webHidden/>
+              </w:rPr>
+              <w:tab/>
+            </w:r>
+            <w:r>
+              <w:rPr>
+                <w:noProof/>
+                <w:webHidden/>
+              </w:rPr>
+              <w:fldChar w:fldCharType="begin"/>
+            </w:r>
+            <w:r>
+              <w:rPr>
+                <w:noProof/>
+                <w:webHidden/>
+              </w:rPr>
+              <w:instrText xml:space="preserve"> PAGEREF _Toc225447937 \h </w:instrText>
+            </w:r>
+            <w:r>
+              <w:rPr>
+                <w:noProof/>
+                <w:webHidden/>
+              </w:rPr>
+            </w:r>
+            <w:r>
+              <w:rPr>
+                <w:noProof/>
+                <w:webHidden/>
+              </w:rPr>
+              <w:fldChar w:fldCharType="separate"/>
+            </w:r>
+            <w:r>
+              <w:rPr>
+                <w:noProof/>
+                <w:webHidden/>
+              </w:rPr>
+              <w:t>5</w:t>
             </w:r>
             <w:r>
               <w:rPr>
@@ -763,7 +905,7 @@
               <w:lang w:eastAsia="en-GB"/>
             </w:rPr>
           </w:pPr>
-          <w:hyperlink w:anchor="_Toc225446795" w:history="1">
+          <w:hyperlink w:anchor="_Toc225447938" w:history="1">
             <w:r>
               <w:rPr>
                 <w:rStyle w:val="Hyperlink"/>
@@ -790,7 +932,7 @@
                 <w:noProof/>
                 <w:webHidden/>
               </w:rPr>
-              <w:instrText xml:space="preserve"> PAGEREF _Toc225446795 \h </w:instrText>
+              <w:instrText xml:space="preserve"> PAGEREF _Toc225447938 \h </w:instrText>
             </w:r>
             <w:r>
               <w:rPr>
@@ -811,6 +953,152 @@
                 <w:webHidden/>
               </w:rPr>
               <w:t>5</w:t>
+            </w:r>
+            <w:r>
+              <w:rPr>
+                <w:noProof/>
+                <w:webHidden/>
+              </w:rPr>
+              <w:fldChar w:fldCharType="end"/>
+            </w:r>
+          </w:hyperlink>
+        </w:p>
+        <w:p>
+          <w:pPr>
+            <w:pStyle w:val="TOC2"/>
+            <w:tabs>
+              <w:tab w:val="right" w:leader="dot" w:pos="9016"/>
+            </w:tabs>
+            <w:rPr>
+              <w:rFonts w:eastAsiaTheme="minorEastAsia"/>
+              <w:noProof/>
+              <w:sz w:val="24"/>
+              <w:szCs w:val="24"/>
+              <w:lang w:eastAsia="en-GB"/>
+            </w:rPr>
+          </w:pPr>
+          <w:hyperlink w:anchor="_Toc225447939" w:history="1">
+            <w:r>
+              <w:rPr>
+                <w:rStyle w:val="Hyperlink"/>
+                <w:b/>
+                <w:bCs/>
+                <w:noProof/>
+              </w:rPr>
+              <w:t>Quick-Reference Table – During Part 1 Tools</w:t>
+            </w:r>
+            <w:r>
+              <w:rPr>
+                <w:noProof/>
+                <w:webHidden/>
+              </w:rPr>
+              <w:tab/>
+            </w:r>
+            <w:r>
+              <w:rPr>
+                <w:noProof/>
+                <w:webHidden/>
+              </w:rPr>
+              <w:fldChar w:fldCharType="begin"/>
+            </w:r>
+            <w:r>
+              <w:rPr>
+                <w:noProof/>
+                <w:webHidden/>
+              </w:rPr>
+              <w:instrText xml:space="preserve"> PAGEREF _Toc225447939 \h </w:instrText>
+            </w:r>
+            <w:r>
+              <w:rPr>
+                <w:noProof/>
+                <w:webHidden/>
+              </w:rPr>
+            </w:r>
+            <w:r>
+              <w:rPr>
+                <w:noProof/>
+                <w:webHidden/>
+              </w:rPr>
+              <w:fldChar w:fldCharType="separate"/>
+            </w:r>
+            <w:r>
+              <w:rPr>
+                <w:noProof/>
+                <w:webHidden/>
+              </w:rPr>
+              <w:t>6</w:t>
+            </w:r>
+            <w:r>
+              <w:rPr>
+                <w:noProof/>
+                <w:webHidden/>
+              </w:rPr>
+              <w:fldChar w:fldCharType="end"/>
+            </w:r>
+          </w:hyperlink>
+        </w:p>
+        <w:p>
+          <w:pPr>
+            <w:pStyle w:val="TOC2"/>
+            <w:tabs>
+              <w:tab w:val="right" w:leader="dot" w:pos="9016"/>
+            </w:tabs>
+            <w:rPr>
+              <w:rFonts w:eastAsiaTheme="minorEastAsia"/>
+              <w:noProof/>
+              <w:sz w:val="24"/>
+              <w:szCs w:val="24"/>
+              <w:lang w:eastAsia="en-GB"/>
+            </w:rPr>
+          </w:pPr>
+          <w:hyperlink w:anchor="_Toc225447940" w:history="1">
+            <w:r>
+              <w:rPr>
+                <w:rStyle w:val="Hyperlink"/>
+                <w:noProof/>
+              </w:rPr>
+              <w:t>Lessons Learned Sidebar</w:t>
+            </w:r>
+            <w:r>
+              <w:rPr>
+                <w:noProof/>
+                <w:webHidden/>
+              </w:rPr>
+              <w:tab/>
+            </w:r>
+            <w:r>
+              <w:rPr>
+                <w:noProof/>
+                <w:webHidden/>
+              </w:rPr>
+              <w:fldChar w:fldCharType="begin"/>
+            </w:r>
+            <w:r>
+              <w:rPr>
+                <w:noProof/>
+                <w:webHidden/>
+              </w:rPr>
+              <w:instrText xml:space="preserve"> PAGEREF _Toc225447940 \h </w:instrText>
+            </w:r>
+            <w:r>
+              <w:rPr>
+                <w:noProof/>
+                <w:webHidden/>
+              </w:rPr>
+            </w:r>
+            <w:r>
+              <w:rPr>
+                <w:noProof/>
+                <w:webHidden/>
+              </w:rPr>
+              <w:fldChar w:fldCharType="separate"/>
+            </w:r>
+            <w:r>
+              <w:rPr>
+                <w:noProof/>
+                <w:webHidden/>
+              </w:rPr>
+              <w:t>7</w:t>
             </w:r>
             <w:r>
               <w:rPr>
@@ -835,7 +1123,7 @@
               <w:lang w:eastAsia="en-GB"/>
             </w:rPr>
           </w:pPr>
-          <w:hyperlink w:anchor="_Toc225446796" w:history="1">
+          <w:hyperlink w:anchor="_Toc225447941" w:history="1">
             <w:r>
               <w:rPr>
                 <w:rStyle w:val="Hyperlink"/>
@@ -862,7 +1150,7 @@
                 <w:noProof/>
                 <w:webHidden/>
               </w:rPr>
-              <w:instrText xml:space="preserve"> PAGEREF _Toc225446796 \h </w:instrText>
+              <w:instrText xml:space="preserve"> PAGEREF _Toc225447941 \h </w:instrText>
             </w:r>
             <w:r>
               <w:rPr>
@@ -907,7 +1195,7 @@
               <w:lang w:eastAsia="en-GB"/>
             </w:rPr>
           </w:pPr>
-          <w:hyperlink w:anchor="_Toc225446797" w:history="1">
+          <w:hyperlink w:anchor="_Toc225447942" w:history="1">
             <w:r>
               <w:rPr>
                 <w:rStyle w:val="Hyperlink"/>
@@ -934,7 +1222,7 @@
                 <w:noProof/>
                 <w:webHidden/>
               </w:rPr>
-              <w:instrText xml:space="preserve"> PAGEREF _Toc225446797 \h </w:instrText>
+              <w:instrText xml:space="preserve"> PAGEREF _Toc225447942 \h </w:instrText>
             </w:r>
             <w:r>
               <w:rPr>
@@ -954,7 +1242,79 @@
                 <w:noProof/>
                 <w:webHidden/>
               </w:rPr>
-              <w:t>8</w:t>
+              <w:t>7</w:t>
+            </w:r>
+            <w:r>
+              <w:rPr>
+                <w:noProof/>
+                <w:webHidden/>
+              </w:rPr>
+              <w:fldChar w:fldCharType="end"/>
+            </w:r>
+          </w:hyperlink>
+        </w:p>
+        <w:p>
+          <w:pPr>
+            <w:pStyle w:val="TOC2"/>
+            <w:tabs>
+              <w:tab w:val="right" w:leader="dot" w:pos="9016"/>
+            </w:tabs>
+            <w:rPr>
+              <w:rFonts w:eastAsiaTheme="minorEastAsia"/>
+              <w:noProof/>
+              <w:sz w:val="24"/>
+              <w:szCs w:val="24"/>
+              <w:lang w:eastAsia="en-GB"/>
+            </w:rPr>
+          </w:pPr>
+          <w:hyperlink w:anchor="_Toc225447943" w:history="1">
+            <w:r>
+              <w:rPr>
+                <w:rStyle w:val="Hyperlink"/>
+                <w:noProof/>
+              </w:rPr>
+              <w:t>Lessons Learned Sidebar</w:t>
+            </w:r>
+            <w:r>
+              <w:rPr>
+                <w:noProof/>
+                <w:webHidden/>
+              </w:rPr>
+              <w:tab/>
+            </w:r>
+            <w:r>
+              <w:rPr>
+                <w:noProof/>
+                <w:webHidden/>
+              </w:rPr>
+              <w:fldChar w:fldCharType="begin"/>
+            </w:r>
+            <w:r>
+              <w:rPr>
+                <w:noProof/>
+                <w:webHidden/>
+              </w:rPr>
+              <w:instrText xml:space="preserve"> PAGEREF _Toc225447943 \h </w:instrText>
+            </w:r>
+            <w:r>
+              <w:rPr>
+                <w:noProof/>
+                <w:webHidden/>
+              </w:rPr>
+            </w:r>
+            <w:r>
+              <w:rPr>
+                <w:noProof/>
+                <w:webHidden/>
+              </w:rPr>
+              <w:fldChar w:fldCharType="separate"/>
+            </w:r>
+            <w:r>
+              <w:rPr>
+                <w:noProof/>
+                <w:webHidden/>
+              </w:rPr>
+              <w:t>9</w:t>
             </w:r>
             <w:r>
               <w:rPr>
@@ -979,7 +1339,7 @@
               <w:lang w:eastAsia="en-GB"/>
             </w:rPr>
           </w:pPr>
-          <w:hyperlink w:anchor="_Toc225446798" w:history="1">
+          <w:hyperlink w:anchor="_Toc225447944" w:history="1">
             <w:r>
               <w:rPr>
                 <w:rStyle w:val="Hyperlink"/>
@@ -1006,7 +1366,7 @@
                 <w:noProof/>
                 <w:webHidden/>
               </w:rPr>
-              <w:instrText xml:space="preserve"> PAGEREF _Toc225446798 \h </w:instrText>
+              <w:instrText xml:space="preserve"> PAGEREF _Toc225447944 \h </w:instrText>
             </w:r>
             <w:r>
               <w:rPr>
@@ -1027,6 +1387,78 @@
                 <w:webHidden/>
               </w:rPr>
               <w:t>9</w:t>
+            </w:r>
+            <w:r>
+              <w:rPr>
+                <w:noProof/>
+                <w:webHidden/>
+              </w:rPr>
+              <w:fldChar w:fldCharType="end"/>
+            </w:r>
+          </w:hyperlink>
+        </w:p>
+        <w:p>
+          <w:pPr>
+            <w:pStyle w:val="TOC2"/>
+            <w:tabs>
+              <w:tab w:val="right" w:leader="dot" w:pos="9016"/>
+            </w:tabs>
+            <w:rPr>
+              <w:rFonts w:eastAsiaTheme="minorEastAsia"/>
+              <w:noProof/>
+              <w:sz w:val="24"/>
+              <w:szCs w:val="24"/>
+              <w:lang w:eastAsia="en-GB"/>
+            </w:rPr>
+          </w:pPr>
+          <w:hyperlink w:anchor="_Toc225447945" w:history="1">
+            <w:r>
+              <w:rPr>
+                <w:rStyle w:val="Hyperlink"/>
+                <w:noProof/>
+              </w:rPr>
+              <w:t>Lessons Learned Sidebar</w:t>
+            </w:r>
+            <w:r>
+              <w:rPr>
+                <w:noProof/>
+                <w:webHidden/>
+              </w:rPr>
+              <w:tab/>
+            </w:r>
+            <w:r>
+              <w:rPr>
+                <w:noProof/>
+                <w:webHidden/>
+              </w:rPr>
+              <w:fldChar w:fldCharType="begin"/>
+            </w:r>
+            <w:r>
+              <w:rPr>
+                <w:noProof/>
+                <w:webHidden/>
+              </w:rPr>
+              <w:instrText xml:space="preserve"> PAGEREF _Toc225447945 \h </w:instrText>
+            </w:r>
+            <w:r>
+              <w:rPr>
+                <w:noProof/>
+                <w:webHidden/>
+              </w:rPr>
+            </w:r>
+            <w:r>
+              <w:rPr>
+                <w:noProof/>
+                <w:webHidden/>
+              </w:rPr>
+              <w:fldChar w:fldCharType="separate"/>
+            </w:r>
+            <w:r>
+              <w:rPr>
+                <w:noProof/>
+                <w:webHidden/>
+              </w:rPr>
+              <w:t>10</w:t>
             </w:r>
             <w:r>
               <w:rPr>
@@ -1051,7 +1483,7 @@
               <w:lang w:eastAsia="en-GB"/>
             </w:rPr>
           </w:pPr>
-          <w:hyperlink w:anchor="_Toc225446799" w:history="1">
+          <w:hyperlink w:anchor="_Toc225447946" w:history="1">
             <w:r>
               <w:rPr>
                 <w:rStyle w:val="Hyperlink"/>
@@ -1078,7 +1510,7 @@
                 <w:noProof/>
                 <w:webHidden/>
               </w:rPr>
-              <w:instrText xml:space="preserve"> PAGEREF _Toc225446799 \h </w:instrText>
+              <w:instrText xml:space="preserve"> PAGEREF _Toc225447946 \h </w:instrText>
             </w:r>
             <w:r>
               <w:rPr>
@@ -1099,6 +1531,78 @@
                 <w:webHidden/>
               </w:rPr>
               <w:t>12</w:t>
+            </w:r>
+            <w:r>
+              <w:rPr>
+                <w:noProof/>
+                <w:webHidden/>
+              </w:rPr>
+              <w:fldChar w:fldCharType="end"/>
+            </w:r>
+          </w:hyperlink>
+        </w:p>
+        <w:p>
+          <w:pPr>
+            <w:pStyle w:val="TOC1"/>
+            <w:tabs>
+              <w:tab w:val="right" w:leader="dot" w:pos="9016"/>
+            </w:tabs>
+            <w:rPr>
+              <w:rFonts w:eastAsiaTheme="minorEastAsia"/>
+              <w:noProof/>
+              <w:sz w:val="24"/>
+              <w:szCs w:val="24"/>
+              <w:lang w:eastAsia="en-GB"/>
+            </w:rPr>
+          </w:pPr>
+          <w:hyperlink w:anchor="_Toc225447947" w:history="1">
+            <w:r>
+              <w:rPr>
+                <w:rStyle w:val="Hyperlink"/>
+                <w:noProof/>
+              </w:rPr>
+              <w:t>Acronyms</w:t>
+            </w:r>
+            <w:r>
+              <w:rPr>
+                <w:noProof/>
+                <w:webHidden/>
+              </w:rPr>
+              <w:tab/>
+            </w:r>
+            <w:r>
+              <w:rPr>
+                <w:noProof/>
+                <w:webHidden/>
+              </w:rPr>
+              <w:fldChar w:fldCharType="begin"/>
+            </w:r>
+            <w:r>
+              <w:rPr>
+                <w:noProof/>
+                <w:webHidden/>
+              </w:rPr>
+              <w:instrText xml:space="preserve"> PAGEREF _Toc225447947 \h </w:instrText>
+            </w:r>
+            <w:r>
+              <w:rPr>
+                <w:noProof/>
+                <w:webHidden/>
+              </w:rPr>
+            </w:r>
+            <w:r>
+              <w:rPr>
+                <w:noProof/>
+                <w:webHidden/>
+              </w:rPr>
+              <w:fldChar w:fldCharType="separate"/>
+            </w:r>
+            <w:r>
+              <w:rPr>
+                <w:noProof/>
+                <w:webHidden/>
+              </w:rPr>
+              <w:t>13</w:t>
             </w:r>
             <w:r>
               <w:rPr>
@@ -1121,20 +1625,132 @@
         </w:p>
       </w:sdtContent>
     </w:sdt>
+    <w:p/>
     <w:p>
       <w:pPr>
         <w:pStyle w:val="Heading1"/>
       </w:pPr>
-    </w:p>
-    <w:p>
-      <w:pPr>
-        <w:pStyle w:val="Heading1"/>
-      </w:pPr>
-      <w:bookmarkStart w:id="0" w:name="_Toc225446786"/>
-      <w:r>
+      <w:bookmarkStart w:id="2" w:name="_Toc225447927"/>
+      <w:r>
+        <w:br w:type="page"/>
+      </w:r>
+      <w:r>
+        <w:lastRenderedPageBreak/>
         <w:t>Summary</w:t>
       </w:r>
       <w:bookmarkEnd w:id="0"/>
+      <w:bookmarkEnd w:id="1"/>
+      <w:bookmarkEnd w:id="2"/>
+    </w:p>
+    <w:p>
+      <w:pPr>
+        <w:pStyle w:val="Heading2"/>
+      </w:pPr>
+      <w:r>
+        <w:t>Forward</w:t>
+      </w:r>
+    </w:p>
+    <w:p>
+      <w:pPr>
+        <w:pStyle w:val="NoSpacing"/>
+        <w:ind w:left="720"/>
+      </w:pPr>
+      <w:r>
+        <w:t>I built this playbook during my own intense job search.</w:t>
+      </w:r>
+    </w:p>
+    <w:p>
+      <w:pPr>
+        <w:pStyle w:val="NoSpacing"/>
+        <w:ind w:left="720"/>
+      </w:pPr>
+    </w:p>
+    <w:p>
+      <w:pPr>
+        <w:pStyle w:val="NoSpacing"/>
+        <w:ind w:left="720"/>
+      </w:pPr>
+      <w:r>
+        <w:t>Like many of you, I quickly discovered how frustrating, opaque, and emotionally draining the modern job market can be. Ghosting, confusing ATS systems, vague feedback, toxic postings, and the constant pressure to “sell yourself” without crossing into exaggeration — it all adds up.</w:t>
+      </w:r>
+    </w:p>
+    <w:p>
+      <w:pPr>
+        <w:pStyle w:val="NoSpacing"/>
+        <w:ind w:left="720"/>
+      </w:pPr>
+    </w:p>
+    <w:p>
+      <w:pPr>
+        <w:pStyle w:val="NoSpacing"/>
+        <w:ind w:left="720"/>
+      </w:pPr>
+      <w:r>
+        <w:t xml:space="preserve">Along the way, I experimented heavily with AI tools. I found that most generic advice and off-the-shelf prompts either hallucinated details or encouraged risky shortcuts. </w:t>
+      </w:r>
+      <w:proofErr w:type="gramStart"/>
+      <w:r>
+        <w:t>So</w:t>
+      </w:r>
+      <w:proofErr w:type="gramEnd"/>
+      <w:r>
+        <w:t xml:space="preserve"> I started building something different: a disciplined, integrity-first system grounded in the same security and verification principles I use in cybersecurity.</w:t>
+      </w:r>
+    </w:p>
+    <w:p>
+      <w:pPr>
+        <w:pStyle w:val="NoSpacing"/>
+        <w:ind w:left="720"/>
+      </w:pPr>
+    </w:p>
+    <w:p>
+      <w:pPr>
+        <w:pStyle w:val="NoSpacing"/>
+        <w:ind w:left="720"/>
+      </w:pPr>
+      <w:r>
+        <w:t>This playbook is the result — a repeatable, honest framework that treats your career transition like a secure operation. It emphasizes a **single source of truth**, early red-flag detection, structured data governance, and real resilience under pressure.</w:t>
+      </w:r>
+    </w:p>
+    <w:p>
+      <w:pPr>
+        <w:pStyle w:val="NoSpacing"/>
+        <w:ind w:left="720"/>
+      </w:pPr>
+    </w:p>
+    <w:p>
+      <w:pPr>
+        <w:pStyle w:val="NoSpacing"/>
+        <w:ind w:left="720"/>
+      </w:pPr>
+      <w:r>
+        <w:t>My hope is that it saves you time, reduces stress, and helps you navigate the job market with clarity and confidence — without compromising who you are.</w:t>
+      </w:r>
+    </w:p>
+    <w:p>
+      <w:pPr>
+        <w:pStyle w:val="NoSpacing"/>
+        <w:ind w:left="720"/>
+      </w:pPr>
+    </w:p>
+    <w:p>
+      <w:pPr>
+        <w:pStyle w:val="NoSpacing"/>
+        <w:ind w:left="720"/>
+      </w:pPr>
+      <w:r>
+        <w:t>This is still a living document. I continue to update it as I learn more and as new prompts are added to the repository.</w:t>
+      </w:r>
+    </w:p>
+    <w:p>
+      <w:pPr>
+        <w:pStyle w:val="NoSpacing"/>
+      </w:pPr>
+    </w:p>
+    <w:p>
+      <w:pPr>
+        <w:pStyle w:val="NoSpacing"/>
+      </w:pPr>
     </w:p>
     <w:p>
       <w:pPr>
@@ -1244,11 +1860,15 @@
       <w:pPr>
         <w:pStyle w:val="Heading2"/>
       </w:pPr>
-      <w:bookmarkStart w:id="1" w:name="_Toc225446787"/>
+      <w:bookmarkStart w:id="3" w:name="_Toc225447839"/>
+      <w:bookmarkStart w:id="4" w:name="_Toc225447867"/>
+      <w:bookmarkStart w:id="5" w:name="_Toc225447928"/>
       <w:r>
         <w:t>Why This Works</w:t>
       </w:r>
-      <w:bookmarkEnd w:id="1"/>
+      <w:bookmarkEnd w:id="3"/>
+      <w:bookmarkEnd w:id="4"/>
+      <w:bookmarkEnd w:id="5"/>
     </w:p>
     <w:p>
       <w:pPr>
@@ -1300,11 +1920,15 @@
       <w:pPr>
         <w:pStyle w:val="Heading2"/>
       </w:pPr>
-      <w:bookmarkStart w:id="2" w:name="_Toc225446788"/>
+      <w:bookmarkStart w:id="6" w:name="_Toc225447840"/>
+      <w:bookmarkStart w:id="7" w:name="_Toc225447868"/>
+      <w:bookmarkStart w:id="8" w:name="_Toc225447929"/>
       <w:r>
         <w:t>Core Philosophy</w:t>
       </w:r>
-      <w:bookmarkEnd w:id="2"/>
+      <w:bookmarkEnd w:id="6"/>
+      <w:bookmarkEnd w:id="7"/>
+      <w:bookmarkEnd w:id="8"/>
     </w:p>
     <w:p>
       <w:pPr>
@@ -1319,6 +1943,7 @@
         <w:pStyle w:val="NoSpacing"/>
       </w:pPr>
       <w:r>
+        <w:lastRenderedPageBreak/>
         <w:t xml:space="preserve">- Capture your real data first  </w:t>
       </w:r>
     </w:p>
@@ -1368,24 +1993,43 @@
       <w:pPr>
         <w:pStyle w:val="Heading1"/>
       </w:pPr>
-      <w:bookmarkStart w:id="3" w:name="_Toc225446789"/>
+      <w:bookmarkStart w:id="9" w:name="_Toc225447841"/>
+      <w:bookmarkStart w:id="10" w:name="_Toc225447869"/>
+      <w:bookmarkStart w:id="11" w:name="_Toc225447930"/>
       <w:r>
         <w:t>Phase 0:</w:t>
       </w:r>
       <w:r>
         <w:t xml:space="preserve"> Core Career Data Workflow (Do This First – Non-Negotiable)</w:t>
       </w:r>
-      <w:bookmarkEnd w:id="3"/>
+      <w:bookmarkEnd w:id="9"/>
+      <w:bookmarkEnd w:id="10"/>
+      <w:bookmarkEnd w:id="11"/>
+    </w:p>
+    <w:p>
+      <w:pPr>
+        <w:pStyle w:val="NoSpacing"/>
+      </w:pPr>
+      <w:r>
+        <w:t>This is the foundation of the entire system. Do not skip or rush it.</w:t>
+      </w:r>
     </w:p>
     <w:p>
       <w:pPr>
         <w:pStyle w:val="Heading2"/>
       </w:pPr>
-      <w:bookmarkStart w:id="4" w:name="_Toc225446790"/>
+      <w:bookmarkStart w:id="12" w:name="_Toc225447842"/>
+      <w:bookmarkStart w:id="13" w:name="_Toc225447870"/>
+      <w:bookmarkStart w:id="14" w:name="_Toc225447931"/>
       <w:r>
         <w:t>Steps</w:t>
       </w:r>
-      <w:bookmarkEnd w:id="4"/>
+      <w:bookmarkEnd w:id="12"/>
+      <w:bookmarkEnd w:id="13"/>
+      <w:bookmarkEnd w:id="14"/>
+      <w:r>
+        <w:t xml:space="preserve"> </w:t>
+      </w:r>
     </w:p>
     <w:p>
       <w:pPr>
@@ -1401,7 +2045,16 @@
         <w:t>Capture</w:t>
       </w:r>
       <w:r>
-        <w:t xml:space="preserve"> – Career Interview Data Collector.md  </w:t>
+        <w:t xml:space="preserve"> – Run the </w:t>
+      </w:r>
+      <w:r>
+        <w:rPr>
+          <w:b/>
+        </w:rPr>
+        <w:t>Career Interview Data Collector</w:t>
+      </w:r>
+      <w:r>
+        <w:t xml:space="preserve"> </w:t>
       </w:r>
     </w:p>
     <w:p>
@@ -1418,7 +2071,16 @@
         <w:t>Govern</w:t>
       </w:r>
       <w:r>
-        <w:t xml:space="preserve"> – Master Skills &amp; Experience Summary Generator.md  </w:t>
+        <w:t xml:space="preserve"> – Feed the output into the </w:t>
+      </w:r>
+      <w:r>
+        <w:rPr>
+          <w:b/>
+        </w:rPr>
+        <w:t>Master Skills &amp; Experience Summary Generator</w:t>
+      </w:r>
+      <w:r>
+        <w:t xml:space="preserve"> </w:t>
       </w:r>
     </w:p>
     <w:p>
@@ -1435,7 +2097,16 @@
         <w:t>Enhance</w:t>
       </w:r>
       <w:r>
-        <w:t xml:space="preserve"> – Career Data Enhancer.md  </w:t>
+        <w:t xml:space="preserve"> – Run the </w:t>
+      </w:r>
+      <w:r>
+        <w:rPr>
+          <w:b/>
+        </w:rPr>
+        <w:t>Career Data Enhancer</w:t>
+      </w:r>
+      <w:r>
+        <w:t xml:space="preserve"> on the governed summary </w:t>
       </w:r>
     </w:p>
     <w:p>
@@ -1454,7 +2125,13 @@
         <w:t>Why it matters:</w:t>
       </w:r>
       <w:r>
-        <w:t xml:space="preserve"> Every later tool (resume, interview answers, LinkedIn, negotiation) pulls from this governed document. This is your “single source of truth.”</w:t>
+        <w:t xml:space="preserve"> Every later tool (resumes, interview answers, LinkedIn updates, tailoring, and negotiation) pulls from this governed document. This is your </w:t>
+      </w:r>
+      <w:r>
+        <w:t>single source of truth</w:t>
+      </w:r>
+      <w:r>
+        <w:t>. Keeping it accurate prevents hallucinations and maintains integrity throughout your search.</w:t>
       </w:r>
     </w:p>
     <w:p>
@@ -1470,17 +2147,52 @@
         <w:rPr>
           <w:b/>
         </w:rPr>
-        <w:lastRenderedPageBreak/>
         <w:t>Action:</w:t>
       </w:r>
       <w:r>
-        <w:t xml:space="preserve"> Run these three prompts in order before you do anything else. Save the output as </w:t>
+        <w:t xml:space="preserve"> Run these three prompts in order before doing anything else. Save the final output as </w:t>
       </w:r>
       <w:r>
         <w:t>Master-Career-Profile.md</w:t>
       </w:r>
       <w:r>
-        <w:t xml:space="preserve"> — this is your living skills/experience document.</w:t>
+        <w:t xml:space="preserve"> — this becomes your living skills and experience document. Update it regularly using the </w:t>
+      </w:r>
+      <w:proofErr w:type="spellStart"/>
+      <w:r>
+        <w:t>Master</w:t>
+      </w:r>
+      <w:r>
+        <w:rPr>
+          <w:i/>
+        </w:rPr>
+        <w:t>Summary</w:t>
+      </w:r>
+      <w:r>
+        <w:t>Maintenance_Engine</w:t>
+      </w:r>
+      <w:proofErr w:type="spellEnd"/>
+      <w:r>
+        <w:t>.</w:t>
+      </w:r>
+    </w:p>
+    <w:p>
+      <w:pPr>
+        <w:pStyle w:val="NoSpacing"/>
+      </w:pPr>
+      <w:r>
+        <w:t>---</w:t>
+      </w:r>
+    </w:p>
+    <w:p>
+      <w:pPr>
+        <w:pStyle w:val="NoSpacing"/>
+      </w:pPr>
+      <w:r>
+        <w:rPr>
+          <w:b/>
+        </w:rPr>
+        <w:t>Choosing Your AI Engines – Free-Tier Comparison (March 2026)</w:t>
       </w:r>
     </w:p>
     <w:p>
@@ -1492,11 +2204,15 @@
       <w:pPr>
         <w:pStyle w:val="Heading2"/>
       </w:pPr>
-      <w:bookmarkStart w:id="5" w:name="_Toc225446791"/>
+      <w:bookmarkStart w:id="15" w:name="_Toc225447843"/>
+      <w:bookmarkStart w:id="16" w:name="_Toc225447871"/>
+      <w:bookmarkStart w:id="17" w:name="_Toc225447932"/>
       <w:r>
         <w:t>Choosing Your AI Engines – Free-Tier Comparison (March 2026)</w:t>
       </w:r>
-      <w:bookmarkEnd w:id="5"/>
+      <w:bookmarkEnd w:id="15"/>
+      <w:bookmarkEnd w:id="16"/>
+      <w:bookmarkEnd w:id="17"/>
     </w:p>
     <w:p>
       <w:pPr>
@@ -1601,65 +2317,60 @@
                 <w:b/>
                 <w:bCs/>
               </w:rPr>
-              <w:t xml:space="preserve"> Approx. Daily Limits (Free)                  </w:t>
-            </w:r>
-          </w:p>
-        </w:tc>
-        <w:tc>
-          <w:tcPr>
-            <w:tcW w:w="1288" w:type="dxa"/>
-          </w:tcPr>
-          <w:p>
-            <w:pPr>
-              <w:pStyle w:val="NoSpacing"/>
+              <w:t xml:space="preserve"> Approx. Daily Limits (</w:t>
+            </w:r>
+            <w:proofErr w:type="gramStart"/>
+            <w:r>
               <w:rPr>
                 <w:b/>
                 <w:bCs/>
               </w:rPr>
-            </w:pPr>
+              <w:t xml:space="preserve">Free)   </w:t>
+            </w:r>
+            <w:proofErr w:type="gramEnd"/>
             <w:r>
               <w:rPr>
                 <w:b/>
                 <w:bCs/>
               </w:rPr>
-              <w:t xml:space="preserve"> Projects / </w:t>
-            </w:r>
-            <w:proofErr w:type="spellStart"/>
-            <w:r>
+              <w:t xml:space="preserve">               </w:t>
+            </w:r>
+          </w:p>
+        </w:tc>
+        <w:tc>
+          <w:tcPr>
+            <w:tcW w:w="1288" w:type="dxa"/>
+          </w:tcPr>
+          <w:p>
+            <w:pPr>
+              <w:pStyle w:val="NoSpacing"/>
               <w:rPr>
                 <w:b/>
                 <w:bCs/>
               </w:rPr>
-              <w:t>Workareas</w:t>
-            </w:r>
-            <w:proofErr w:type="spellEnd"/>
+            </w:pPr>
             <w:r>
               <w:rPr>
                 <w:b/>
                 <w:bCs/>
               </w:rPr>
-              <w:t xml:space="preserve">?          </w:t>
-            </w:r>
-          </w:p>
-        </w:tc>
-        <w:tc>
-          <w:tcPr>
-            <w:tcW w:w="1288" w:type="dxa"/>
-          </w:tcPr>
-          <w:p>
-            <w:pPr>
-              <w:pStyle w:val="NoSpacing"/>
+              <w:t xml:space="preserve"> Projects / </w:t>
+            </w:r>
+            <w:proofErr w:type="spellStart"/>
+            <w:r>
               <w:rPr>
                 <w:b/>
                 <w:bCs/>
               </w:rPr>
-            </w:pPr>
+              <w:t>Workareas</w:t>
+            </w:r>
+            <w:proofErr w:type="spellEnd"/>
             <w:r>
               <w:rPr>
                 <w:b/>
                 <w:bCs/>
               </w:rPr>
-              <w:t xml:space="preserve"> Key Strengths for Job Search                          </w:t>
+              <w:t xml:space="preserve">?          </w:t>
             </w:r>
           </w:p>
         </w:tc>
@@ -1680,7 +2391,7 @@
                 <w:b/>
                 <w:bCs/>
               </w:rPr>
-              <w:t xml:space="preserve"> Main Weaknesses                              </w:t>
+              <w:t xml:space="preserve"> Key Strengths for Job Search                          </w:t>
             </w:r>
           </w:p>
         </w:tc>
@@ -1701,6 +2412,27 @@
                 <w:b/>
                 <w:bCs/>
               </w:rPr>
+              <w:t xml:space="preserve"> Main Weaknesses                              </w:t>
+            </w:r>
+          </w:p>
+        </w:tc>
+        <w:tc>
+          <w:tcPr>
+            <w:tcW w:w="1288" w:type="dxa"/>
+          </w:tcPr>
+          <w:p>
+            <w:pPr>
+              <w:pStyle w:val="NoSpacing"/>
+              <w:rPr>
+                <w:b/>
+                <w:bCs/>
+              </w:rPr>
+            </w:pPr>
+            <w:r>
+              <w:rPr>
+                <w:b/>
+                <w:bCs/>
+              </w:rPr>
               <w:t xml:space="preserve"> Best For                                      </w:t>
             </w:r>
           </w:p>
@@ -1725,6 +2457,7 @@
               <w:t>Grok (</w:t>
             </w:r>
             <w:proofErr w:type="spellStart"/>
+            <w:proofErr w:type="gramStart"/>
             <w:r>
               <w:rPr>
                 <w:b/>
@@ -1739,7 +2472,11 @@
               <w:t>)</w:t>
             </w:r>
             <w:r>
-              <w:t xml:space="preserve">     </w:t>
+              <w:t xml:space="preserve">   </w:t>
+            </w:r>
+            <w:proofErr w:type="gramEnd"/>
+            <w:r>
+              <w:t xml:space="preserve">  </w:t>
             </w:r>
           </w:p>
         </w:tc>
@@ -1765,7 +2502,15 @@
               <w:pStyle w:val="NoSpacing"/>
             </w:pPr>
             <w:r>
-              <w:t xml:space="preserve"> ~10–20 messages per few hours (varies)      </w:t>
+              <w:t xml:space="preserve"> ~10–20 messages per few hours (</w:t>
+            </w:r>
+            <w:proofErr w:type="gramStart"/>
+            <w:r>
+              <w:t xml:space="preserve">varies)   </w:t>
+            </w:r>
+            <w:proofErr w:type="gramEnd"/>
+            <w:r>
+              <w:t xml:space="preserve">   </w:t>
             </w:r>
           </w:p>
         </w:tc>
@@ -1832,6 +2577,7 @@
               <w:pStyle w:val="NoSpacing"/>
             </w:pPr>
             <w:r>
+              <w:lastRenderedPageBreak/>
               <w:t xml:space="preserve"> </w:t>
             </w:r>
             <w:r>
@@ -2005,7 +2751,15 @@
               <w:pStyle w:val="NoSpacing"/>
             </w:pPr>
             <w:r>
-              <w:t xml:space="preserve"> Hits limits fastest, frequent downgrades     </w:t>
+              <w:t xml:space="preserve"> Hits </w:t>
+            </w:r>
+            <w:proofErr w:type="gramStart"/>
+            <w:r>
+              <w:t>limits</w:t>
+            </w:r>
+            <w:proofErr w:type="gramEnd"/>
+            <w:r>
+              <w:t xml:space="preserve"> fastest, frequent downgrades     </w:t>
             </w:r>
           </w:p>
         </w:tc>
@@ -2068,7 +2822,15 @@
               <w:pStyle w:val="NoSpacing"/>
             </w:pPr>
             <w:r>
-              <w:t xml:space="preserve"> 30–100+ messages/day (dynamic)              </w:t>
+              <w:t xml:space="preserve"> 30–100+ messages/day (</w:t>
+            </w:r>
+            <w:proofErr w:type="gramStart"/>
+            <w:r>
+              <w:t xml:space="preserve">dynamic)   </w:t>
+            </w:r>
+            <w:proofErr w:type="gramEnd"/>
+            <w:r>
+              <w:t xml:space="preserve">           </w:t>
             </w:r>
           </w:p>
         </w:tc>
@@ -2178,7 +2940,15 @@
               <w:pStyle w:val="NoSpacing"/>
             </w:pPr>
             <w:r>
-              <w:t xml:space="preserve"> Decent daily limits (Microsoft account)     </w:t>
+              <w:t xml:space="preserve"> Decent daily limits (Microsoft </w:t>
+            </w:r>
+            <w:proofErr w:type="gramStart"/>
+            <w:r>
+              <w:t xml:space="preserve">account)   </w:t>
+            </w:r>
+            <w:proofErr w:type="gramEnd"/>
+            <w:r>
+              <w:t xml:space="preserve">  </w:t>
             </w:r>
           </w:p>
         </w:tc>
@@ -2204,11 +2974,7 @@
               <w:pStyle w:val="NoSpacing"/>
             </w:pPr>
             <w:r>
-              <w:t xml:space="preserve"> Strong Office/LinkedIn integration, good for </w:t>
-            </w:r>
-            <w:r>
-              <w:lastRenderedPageBreak/>
-              <w:t xml:space="preserve">professional tone </w:t>
+              <w:t xml:space="preserve"> Strong Office/LinkedIn integration, good for professional tone </w:t>
             </w:r>
           </w:p>
         </w:tc>
@@ -2221,7 +2987,6 @@
               <w:pStyle w:val="NoSpacing"/>
             </w:pPr>
             <w:r>
-              <w:lastRenderedPageBreak/>
               <w:t xml:space="preserve"> Tied to Microsoft ecosystem                  </w:t>
             </w:r>
           </w:p>
@@ -2352,9 +3117,15 @@
       <w:pPr>
         <w:pStyle w:val="Heading2"/>
       </w:pPr>
+      <w:bookmarkStart w:id="18" w:name="_Toc225447844"/>
+      <w:bookmarkStart w:id="19" w:name="_Toc225447872"/>
+      <w:bookmarkStart w:id="20" w:name="_Toc225447933"/>
       <w:r>
         <w:t>Key Takeaways &amp; Strategy</w:t>
       </w:r>
+      <w:bookmarkEnd w:id="18"/>
+      <w:bookmarkEnd w:id="19"/>
+      <w:bookmarkEnd w:id="20"/>
     </w:p>
     <w:p>
       <w:pPr>
@@ -2461,7 +3232,15 @@
       </w:r>
       <w:proofErr w:type="spellEnd"/>
       <w:r>
-        <w:t xml:space="preserve"> range) for the engine you like most. One paid subscription + two free engines usually gives unlimited effective capacity.</w:t>
+        <w:t xml:space="preserve"> range) for the engine you like most. One paid subscription + two free engines usually </w:t>
+      </w:r>
+      <w:proofErr w:type="gramStart"/>
+      <w:r>
+        <w:t>gives</w:t>
+      </w:r>
+      <w:proofErr w:type="gramEnd"/>
+      <w:r>
+        <w:t xml:space="preserve"> unlimited effective capacity.</w:t>
       </w:r>
     </w:p>
     <w:p>
@@ -2495,14 +3274,18 @@
       <w:pPr>
         <w:pStyle w:val="Heading1"/>
       </w:pPr>
-      <w:bookmarkStart w:id="6" w:name="_Toc225446792"/>
+      <w:bookmarkStart w:id="21" w:name="_Toc225447845"/>
+      <w:bookmarkStart w:id="22" w:name="_Toc225447873"/>
+      <w:bookmarkStart w:id="23" w:name="_Toc225447934"/>
       <w:r>
         <w:t>Phase 1:</w:t>
       </w:r>
       <w:r>
         <w:t xml:space="preserve"> BEFORE – Pre-Search Preparation (Foundation &amp; Setup)</w:t>
       </w:r>
-      <w:bookmarkEnd w:id="6"/>
+      <w:bookmarkEnd w:id="21"/>
+      <w:bookmarkEnd w:id="22"/>
+      <w:bookmarkEnd w:id="23"/>
     </w:p>
     <w:p>
       <w:pPr>
@@ -2530,14 +3313,18 @@
           <w:bCs/>
         </w:rPr>
       </w:pPr>
-      <w:bookmarkStart w:id="7" w:name="_Toc225446793"/>
+      <w:bookmarkStart w:id="24" w:name="_Toc225447846"/>
+      <w:bookmarkStart w:id="25" w:name="_Toc225447874"/>
+      <w:bookmarkStart w:id="26" w:name="_Toc225447935"/>
       <w:r>
         <w:rPr>
           <w:bCs/>
         </w:rPr>
         <w:t>Step-by-step checklist (follow in this order)</w:t>
       </w:r>
-      <w:bookmarkEnd w:id="7"/>
+      <w:bookmarkEnd w:id="24"/>
+      <w:bookmarkEnd w:id="25"/>
+      <w:bookmarkEnd w:id="26"/>
     </w:p>
     <w:p>
       <w:pPr>
@@ -2702,7 +3489,6 @@
         <w:pStyle w:val="NoSpacing"/>
       </w:pPr>
       <w:r>
-        <w:lastRenderedPageBreak/>
         <w:t>4. Set up ongoing scanning:</w:t>
       </w:r>
       <w:r>
@@ -2855,14 +3641,18 @@
           <w:bCs/>
         </w:rPr>
       </w:pPr>
-      <w:bookmarkStart w:id="8" w:name="_Toc225446794"/>
+      <w:bookmarkStart w:id="27" w:name="_Toc225447847"/>
+      <w:bookmarkStart w:id="28" w:name="_Toc225447875"/>
+      <w:bookmarkStart w:id="29" w:name="_Toc225447936"/>
       <w:r>
         <w:rPr>
           <w:bCs/>
         </w:rPr>
         <w:t>Quick-Reference Table – Before Phase Tools</w:t>
       </w:r>
-      <w:bookmarkEnd w:id="8"/>
+      <w:bookmarkEnd w:id="27"/>
+      <w:bookmarkEnd w:id="28"/>
+      <w:bookmarkEnd w:id="29"/>
     </w:p>
     <w:p>
       <w:pPr>
@@ -3011,7 +3801,15 @@
               <w:pStyle w:val="NoSpacing"/>
             </w:pPr>
             <w:r>
-              <w:t xml:space="preserve"> [Link]                     </w:t>
+              <w:t xml:space="preserve"> [</w:t>
+            </w:r>
+            <w:proofErr w:type="gramStart"/>
+            <w:r>
+              <w:t xml:space="preserve">Link]   </w:t>
+            </w:r>
+            <w:proofErr w:type="gramEnd"/>
+            <w:r>
+              <w:t xml:space="preserve">                  </w:t>
             </w:r>
           </w:p>
         </w:tc>
@@ -3026,19 +3824,24 @@
               <w:pStyle w:val="NoSpacing"/>
             </w:pPr>
             <w:r>
-              <w:t xml:space="preserve"> Master Skills &amp; Experience Summary Generator </w:t>
-            </w:r>
-          </w:p>
-        </w:tc>
-        <w:tc>
-          <w:tcPr>
-            <w:tcW w:w="1803" w:type="dxa"/>
-          </w:tcPr>
-          <w:p>
-            <w:pPr>
-              <w:pStyle w:val="NoSpacing"/>
-            </w:pPr>
-            <w:r>
+              <w:t xml:space="preserve"> Master Skills &amp; Experience </w:t>
+            </w:r>
+            <w:r>
+              <w:lastRenderedPageBreak/>
+              <w:t xml:space="preserve">Summary Generator </w:t>
+            </w:r>
+          </w:p>
+        </w:tc>
+        <w:tc>
+          <w:tcPr>
+            <w:tcW w:w="1803" w:type="dxa"/>
+          </w:tcPr>
+          <w:p>
+            <w:pPr>
+              <w:pStyle w:val="NoSpacing"/>
+            </w:pPr>
+            <w:r>
+              <w:lastRenderedPageBreak/>
               <w:t xml:space="preserve"> Immediately after capture </w:t>
             </w:r>
           </w:p>
@@ -3078,7 +3881,15 @@
               <w:pStyle w:val="NoSpacing"/>
             </w:pPr>
             <w:r>
-              <w:t xml:space="preserve"> [Link]                     </w:t>
+              <w:t xml:space="preserve"> [</w:t>
+            </w:r>
+            <w:proofErr w:type="gramStart"/>
+            <w:r>
+              <w:t xml:space="preserve">Link]   </w:t>
+            </w:r>
+            <w:proofErr w:type="gramEnd"/>
+            <w:r>
+              <w:t xml:space="preserve">                  </w:t>
             </w:r>
           </w:p>
         </w:tc>
@@ -3145,7 +3956,15 @@
               <w:pStyle w:val="NoSpacing"/>
             </w:pPr>
             <w:r>
-              <w:t xml:space="preserve"> [Link]                     </w:t>
+              <w:t xml:space="preserve"> [</w:t>
+            </w:r>
+            <w:proofErr w:type="gramStart"/>
+            <w:r>
+              <w:t xml:space="preserve">Link]   </w:t>
+            </w:r>
+            <w:proofErr w:type="gramEnd"/>
+            <w:r>
+              <w:t xml:space="preserve">                  </w:t>
             </w:r>
           </w:p>
         </w:tc>
@@ -3212,7 +4031,15 @@
               <w:pStyle w:val="NoSpacing"/>
             </w:pPr>
             <w:r>
-              <w:t xml:space="preserve"> [Link]                     </w:t>
+              <w:t xml:space="preserve"> [</w:t>
+            </w:r>
+            <w:proofErr w:type="gramStart"/>
+            <w:r>
+              <w:t xml:space="preserve">Link]   </w:t>
+            </w:r>
+            <w:proofErr w:type="gramEnd"/>
+            <w:r>
+              <w:t xml:space="preserve">                  </w:t>
             </w:r>
           </w:p>
         </w:tc>
@@ -3279,7 +4106,15 @@
               <w:pStyle w:val="NoSpacing"/>
             </w:pPr>
             <w:r>
-              <w:t xml:space="preserve"> [Link]                     </w:t>
+              <w:t xml:space="preserve"> [</w:t>
+            </w:r>
+            <w:proofErr w:type="gramStart"/>
+            <w:r>
+              <w:t xml:space="preserve">Link]   </w:t>
+            </w:r>
+            <w:proofErr w:type="gramEnd"/>
+            <w:r>
+              <w:t xml:space="preserve">                  </w:t>
             </w:r>
           </w:p>
         </w:tc>
@@ -3346,7 +4181,15 @@
               <w:pStyle w:val="NoSpacing"/>
             </w:pPr>
             <w:r>
-              <w:t xml:space="preserve"> [Link]                     </w:t>
+              <w:t xml:space="preserve"> [</w:t>
+            </w:r>
+            <w:proofErr w:type="gramStart"/>
+            <w:r>
+              <w:t xml:space="preserve">Link]   </w:t>
+            </w:r>
+            <w:proofErr w:type="gramEnd"/>
+            <w:r>
+              <w:t xml:space="preserve">                  </w:t>
             </w:r>
           </w:p>
         </w:tc>
@@ -3382,7 +4225,15 @@
               <w:pStyle w:val="NoSpacing"/>
             </w:pPr>
             <w:r>
-              <w:t xml:space="preserve"> Before clicking “Apply”      </w:t>
+              <w:t xml:space="preserve"> Before clicking “</w:t>
+            </w:r>
+            <w:proofErr w:type="gramStart"/>
+            <w:r>
+              <w:t xml:space="preserve">Apply”   </w:t>
+            </w:r>
+            <w:proofErr w:type="gramEnd"/>
+            <w:r>
+              <w:t xml:space="preserve">   </w:t>
             </w:r>
           </w:p>
         </w:tc>
@@ -3421,7 +4272,15 @@
               <w:pStyle w:val="NoSpacing"/>
             </w:pPr>
             <w:r>
-              <w:t xml:space="preserve"> [Link]                     </w:t>
+              <w:t xml:space="preserve"> [</w:t>
+            </w:r>
+            <w:proofErr w:type="gramStart"/>
+            <w:r>
+              <w:t xml:space="preserve">Link]   </w:t>
+            </w:r>
+            <w:proofErr w:type="gramEnd"/>
+            <w:r>
+              <w:t xml:space="preserve">                  </w:t>
             </w:r>
           </w:p>
         </w:tc>
@@ -3496,7 +4355,15 @@
               <w:pStyle w:val="NoSpacing"/>
             </w:pPr>
             <w:r>
-              <w:t xml:space="preserve"> [Link]                     </w:t>
+              <w:t xml:space="preserve"> [</w:t>
+            </w:r>
+            <w:proofErr w:type="gramStart"/>
+            <w:r>
+              <w:t xml:space="preserve">Link]   </w:t>
+            </w:r>
+            <w:proofErr w:type="gramEnd"/>
+            <w:r>
+              <w:t xml:space="preserve">                  </w:t>
             </w:r>
           </w:p>
         </w:tc>
@@ -3511,9 +4378,15 @@
       <w:pPr>
         <w:pStyle w:val="Heading2"/>
       </w:pPr>
+      <w:bookmarkStart w:id="30" w:name="_Toc225447848"/>
+      <w:bookmarkStart w:id="31" w:name="_Toc225447876"/>
+      <w:bookmarkStart w:id="32" w:name="_Toc225447937"/>
       <w:r>
         <w:t>Lessons Learned Sidebar</w:t>
       </w:r>
+      <w:bookmarkEnd w:id="30"/>
+      <w:bookmarkEnd w:id="31"/>
+      <w:bookmarkEnd w:id="32"/>
     </w:p>
     <w:p>
       <w:pPr>
@@ -3536,7 +4409,6 @@
         <w:pStyle w:val="NoSpacing"/>
       </w:pPr>
       <w:r>
-        <w:lastRenderedPageBreak/>
         <w:t>- “Keep everything in one root folder (JobSearch-2026) with subfolders:</w:t>
       </w:r>
       <w:r>
@@ -3560,14 +4432,18 @@
       <w:pPr>
         <w:pStyle w:val="Heading1"/>
       </w:pPr>
-      <w:bookmarkStart w:id="9" w:name="_Toc225446795"/>
+      <w:bookmarkStart w:id="33" w:name="_Toc225447849"/>
+      <w:bookmarkStart w:id="34" w:name="_Toc225447877"/>
+      <w:bookmarkStart w:id="35" w:name="_Toc225447938"/>
       <w:r>
         <w:t>Phase 2:</w:t>
       </w:r>
       <w:r>
         <w:t xml:space="preserve"> During – Part 1 – Application &amp; Job Hunting</w:t>
       </w:r>
-      <w:bookmarkEnd w:id="9"/>
+      <w:bookmarkEnd w:id="33"/>
+      <w:bookmarkEnd w:id="34"/>
+      <w:bookmarkEnd w:id="35"/>
     </w:p>
     <w:p>
       <w:pPr>
@@ -3634,7 +4510,15 @@
         <w:pStyle w:val="NoSpacing"/>
       </w:pPr>
       <w:r>
-        <w:t xml:space="preserve">   - Supplement with manual searches on LinkedIn, company career pages, Indeed, etc.  </w:t>
+        <w:t xml:space="preserve">   - Supplement with manual searches on LinkedIn, company career pages, </w:t>
+      </w:r>
+      <w:proofErr w:type="gramStart"/>
+      <w:r>
+        <w:t>Indeed</w:t>
+      </w:r>
+      <w:proofErr w:type="gramEnd"/>
+      <w:r>
+        <w:t xml:space="preserve">, etc.  </w:t>
       </w:r>
     </w:p>
     <w:p>
@@ -3968,6 +4852,9 @@
           <w:bCs/>
         </w:rPr>
       </w:pPr>
+      <w:bookmarkStart w:id="36" w:name="_Toc225447850"/>
+      <w:bookmarkStart w:id="37" w:name="_Toc225447878"/>
+      <w:bookmarkStart w:id="38" w:name="_Toc225447939"/>
       <w:r>
         <w:rPr>
           <w:b/>
@@ -3975,6 +4862,9 @@
         </w:rPr>
         <w:t>Quick-Reference Table – During Part 1 Tools</w:t>
       </w:r>
+      <w:bookmarkEnd w:id="36"/>
+      <w:bookmarkEnd w:id="37"/>
+      <w:bookmarkEnd w:id="38"/>
     </w:p>
     <w:p>
       <w:pPr>
@@ -4015,7 +4905,6 @@
                 <w:b/>
                 <w:bCs/>
               </w:rPr>
-              <w:lastRenderedPageBreak/>
               <w:t xml:space="preserve"> Tool / Prompt                                      </w:t>
             </w:r>
           </w:p>
@@ -4131,7 +5020,15 @@
               <w:pStyle w:val="NoSpacing"/>
             </w:pPr>
             <w:r>
-              <w:t xml:space="preserve"> Ongoing (set &amp; forget)               </w:t>
+              <w:t xml:space="preserve"> Ongoing (set &amp; </w:t>
+            </w:r>
+            <w:proofErr w:type="gramStart"/>
+            <w:r>
+              <w:t xml:space="preserve">forget)   </w:t>
+            </w:r>
+            <w:proofErr w:type="gramEnd"/>
+            <w:r>
+              <w:t xml:space="preserve">            </w:t>
             </w:r>
           </w:p>
         </w:tc>
@@ -4170,7 +5067,15 @@
               <w:pStyle w:val="NoSpacing"/>
             </w:pPr>
             <w:r>
-              <w:t xml:space="preserve"> [Link]    </w:t>
+              <w:t xml:space="preserve"> [</w:t>
+            </w:r>
+            <w:proofErr w:type="gramStart"/>
+            <w:r>
+              <w:t xml:space="preserve">Link]   </w:t>
+            </w:r>
+            <w:proofErr w:type="gramEnd"/>
+            <w:r>
+              <w:t xml:space="preserve"> </w:t>
             </w:r>
           </w:p>
         </w:tc>
@@ -4240,7 +5145,15 @@
               <w:pStyle w:val="NoSpacing"/>
             </w:pPr>
             <w:r>
-              <w:t xml:space="preserve"> [Link]    </w:t>
+              <w:t xml:space="preserve"> [</w:t>
+            </w:r>
+            <w:proofErr w:type="gramStart"/>
+            <w:r>
+              <w:t xml:space="preserve">Link]   </w:t>
+            </w:r>
+            <w:proofErr w:type="gramEnd"/>
+            <w:r>
+              <w:t xml:space="preserve"> </w:t>
             </w:r>
           </w:p>
         </w:tc>
@@ -4310,7 +5223,15 @@
               <w:pStyle w:val="NoSpacing"/>
             </w:pPr>
             <w:r>
-              <w:t xml:space="preserve"> [Link]    </w:t>
+              <w:t xml:space="preserve"> [</w:t>
+            </w:r>
+            <w:proofErr w:type="gramStart"/>
+            <w:r>
+              <w:t xml:space="preserve">Link]   </w:t>
+            </w:r>
+            <w:proofErr w:type="gramEnd"/>
+            <w:r>
+              <w:t xml:space="preserve"> </w:t>
             </w:r>
           </w:p>
         </w:tc>
@@ -4380,7 +5301,15 @@
               <w:pStyle w:val="NoSpacing"/>
             </w:pPr>
             <w:r>
-              <w:t xml:space="preserve"> [Link]    </w:t>
+              <w:t xml:space="preserve"> [</w:t>
+            </w:r>
+            <w:proofErr w:type="gramStart"/>
+            <w:r>
+              <w:t xml:space="preserve">Link]   </w:t>
+            </w:r>
+            <w:proofErr w:type="gramEnd"/>
+            <w:r>
+              <w:t xml:space="preserve"> </w:t>
             </w:r>
           </w:p>
         </w:tc>
@@ -4398,6 +5327,7 @@
               <w:pStyle w:val="NoSpacing"/>
             </w:pPr>
             <w:r>
+              <w:lastRenderedPageBreak/>
               <w:t xml:space="preserve"> Job posting red flag </w:t>
             </w:r>
             <w:proofErr w:type="spellStart"/>
@@ -4458,7 +5388,15 @@
               <w:pStyle w:val="NoSpacing"/>
             </w:pPr>
             <w:r>
-              <w:t xml:space="preserve"> [Link]    </w:t>
+              <w:t xml:space="preserve"> [</w:t>
+            </w:r>
+            <w:proofErr w:type="gramStart"/>
+            <w:r>
+              <w:t xml:space="preserve">Link]   </w:t>
+            </w:r>
+            <w:proofErr w:type="gramEnd"/>
+            <w:r>
+              <w:t xml:space="preserve"> </w:t>
             </w:r>
           </w:p>
         </w:tc>
@@ -4528,7 +5466,15 @@
               <w:pStyle w:val="NoSpacing"/>
             </w:pPr>
             <w:r>
-              <w:t xml:space="preserve"> [Link]    </w:t>
+              <w:t xml:space="preserve"> [</w:t>
+            </w:r>
+            <w:proofErr w:type="gramStart"/>
+            <w:r>
+              <w:t xml:space="preserve">Link]   </w:t>
+            </w:r>
+            <w:proofErr w:type="gramEnd"/>
+            <w:r>
+              <w:t xml:space="preserve"> </w:t>
             </w:r>
           </w:p>
         </w:tc>
@@ -4598,7 +5544,15 @@
               <w:pStyle w:val="NoSpacing"/>
             </w:pPr>
             <w:r>
-              <w:t xml:space="preserve"> [Link]    </w:t>
+              <w:t xml:space="preserve"> [</w:t>
+            </w:r>
+            <w:proofErr w:type="gramStart"/>
+            <w:r>
+              <w:t xml:space="preserve">Link]   </w:t>
+            </w:r>
+            <w:proofErr w:type="gramEnd"/>
+            <w:r>
+              <w:t xml:space="preserve"> </w:t>
             </w:r>
           </w:p>
         </w:tc>
@@ -4676,7 +5630,15 @@
               <w:pStyle w:val="NoSpacing"/>
             </w:pPr>
             <w:r>
-              <w:t xml:space="preserve"> [Link]    </w:t>
+              <w:t xml:space="preserve"> [</w:t>
+            </w:r>
+            <w:proofErr w:type="gramStart"/>
+            <w:r>
+              <w:t xml:space="preserve">Link]   </w:t>
+            </w:r>
+            <w:proofErr w:type="gramEnd"/>
+            <w:r>
+              <w:t xml:space="preserve"> </w:t>
             </w:r>
           </w:p>
         </w:tc>
@@ -4691,9 +5653,15 @@
       <w:pPr>
         <w:pStyle w:val="Heading2"/>
       </w:pPr>
+      <w:bookmarkStart w:id="39" w:name="_Toc225447851"/>
+      <w:bookmarkStart w:id="40" w:name="_Toc225447879"/>
+      <w:bookmarkStart w:id="41" w:name="_Toc225447940"/>
       <w:r>
         <w:t>Lessons Learned Sidebar</w:t>
       </w:r>
+      <w:bookmarkEnd w:id="39"/>
+      <w:bookmarkEnd w:id="40"/>
+      <w:bookmarkEnd w:id="41"/>
     </w:p>
     <w:p>
       <w:pPr>
@@ -4716,7 +5684,6 @@
         <w:pStyle w:val="NoSpacing"/>
       </w:pPr>
       <w:r>
-        <w:lastRenderedPageBreak/>
         <w:t>- “Apply to 10–20 roles per week minimum — volume beats perfection early in the search.”</w:t>
       </w:r>
     </w:p>
@@ -4748,21 +5715,28 @@
       <w:pPr>
         <w:pStyle w:val="Heading1"/>
       </w:pPr>
-      <w:bookmarkStart w:id="10" w:name="_Toc225446796"/>
+      <w:bookmarkStart w:id="42" w:name="_Toc225447852"/>
+      <w:bookmarkStart w:id="43" w:name="_Toc225447880"/>
+      <w:bookmarkStart w:id="44" w:name="_Toc225447941"/>
       <w:r>
         <w:t>Phase 3:</w:t>
       </w:r>
       <w:r>
         <w:t xml:space="preserve"> During – Part 2 – Interview Preparation &amp; Resilience</w:t>
       </w:r>
-      <w:bookmarkEnd w:id="10"/>
-    </w:p>
-    <w:p>
-      <w:pPr>
-        <w:pStyle w:val="NoSpacing"/>
-      </w:pPr>
-      <w:r>
-        <w:t>Goal: Enter every interview calm, prepared, authentic, and resilient — ready to handle pressure, showcase fit, and leave a strong positive impression.</w:t>
+      <w:bookmarkEnd w:id="42"/>
+      <w:bookmarkEnd w:id="43"/>
+      <w:bookmarkEnd w:id="44"/>
+    </w:p>
+    <w:p>
+      <w:pPr>
+        <w:pStyle w:val="NoSpacing"/>
+      </w:pPr>
+      <w:r>
+        <w:t>Goal:</w:t>
+      </w:r>
+      <w:r>
+        <w:t xml:space="preserve"> Enter every interview calm, prepared, authentic, and resilient — ready to handle pressure, showcase fit, and leave a strong positive impression.</w:t>
       </w:r>
     </w:p>
     <w:p>
@@ -4878,6 +5852,7 @@
         </w:numPr>
       </w:pPr>
       <w:r>
+        <w:lastRenderedPageBreak/>
         <w:t>Use INTERVIEW PRESSURE SIMULATOR (general pressure) and/or TECHNICAL INTERVIEW PRESSURE SIMULATOR (tech roles)</w:t>
       </w:r>
     </w:p>
@@ -5006,11 +5981,15 @@
       <w:pPr>
         <w:pStyle w:val="Heading2"/>
       </w:pPr>
-      <w:bookmarkStart w:id="11" w:name="_Toc225446797"/>
+      <w:bookmarkStart w:id="45" w:name="_Toc225447853"/>
+      <w:bookmarkStart w:id="46" w:name="_Toc225447881"/>
+      <w:bookmarkStart w:id="47" w:name="_Toc225447942"/>
       <w:r>
         <w:t>Quick-Reference Table – During Part 2 Tools</w:t>
       </w:r>
-      <w:bookmarkEnd w:id="11"/>
+      <w:bookmarkEnd w:id="45"/>
+      <w:bookmarkEnd w:id="46"/>
+      <w:bookmarkEnd w:id="47"/>
     </w:p>
     <w:p>
       <w:pPr>
@@ -5154,7 +6133,6 @@
               <w:pStyle w:val="NoSpacing"/>
             </w:pPr>
             <w:r>
-              <w:lastRenderedPageBreak/>
               <w:t xml:space="preserve"> Pre-Interview Intelligence Dossier                 </w:t>
             </w:r>
           </w:p>
@@ -5207,7 +6185,15 @@
               <w:pStyle w:val="NoSpacing"/>
             </w:pPr>
             <w:r>
-              <w:t xml:space="preserve"> [Link]    </w:t>
+              <w:t xml:space="preserve"> [</w:t>
+            </w:r>
+            <w:proofErr w:type="gramStart"/>
+            <w:r>
+              <w:t xml:space="preserve">Link]   </w:t>
+            </w:r>
+            <w:proofErr w:type="gramEnd"/>
+            <w:r>
+              <w:t xml:space="preserve"> </w:t>
             </w:r>
           </w:p>
         </w:tc>
@@ -5277,7 +6263,15 @@
               <w:pStyle w:val="NoSpacing"/>
             </w:pPr>
             <w:r>
-              <w:t xml:space="preserve"> [Link]    </w:t>
+              <w:t xml:space="preserve"> [</w:t>
+            </w:r>
+            <w:proofErr w:type="gramStart"/>
+            <w:r>
+              <w:t xml:space="preserve">Link]   </w:t>
+            </w:r>
+            <w:proofErr w:type="gramEnd"/>
+            <w:r>
+              <w:t xml:space="preserve"> </w:t>
             </w:r>
           </w:p>
         </w:tc>
@@ -5347,7 +6341,15 @@
               <w:pStyle w:val="NoSpacing"/>
             </w:pPr>
             <w:r>
-              <w:t xml:space="preserve"> [Link]    </w:t>
+              <w:t xml:space="preserve"> [</w:t>
+            </w:r>
+            <w:proofErr w:type="gramStart"/>
+            <w:r>
+              <w:t xml:space="preserve">Link]   </w:t>
+            </w:r>
+            <w:proofErr w:type="gramEnd"/>
+            <w:r>
+              <w:t xml:space="preserve"> </w:t>
             </w:r>
           </w:p>
         </w:tc>
@@ -5417,7 +6419,15 @@
               <w:pStyle w:val="NoSpacing"/>
             </w:pPr>
             <w:r>
-              <w:t xml:space="preserve"> [Link]    </w:t>
+              <w:t xml:space="preserve"> [</w:t>
+            </w:r>
+            <w:proofErr w:type="gramStart"/>
+            <w:r>
+              <w:t xml:space="preserve">Link]   </w:t>
+            </w:r>
+            <w:proofErr w:type="gramEnd"/>
+            <w:r>
+              <w:t xml:space="preserve"> </w:t>
             </w:r>
           </w:p>
         </w:tc>
@@ -5435,7 +6445,15 @@
               <w:pStyle w:val="NoSpacing"/>
             </w:pPr>
             <w:r>
-              <w:t xml:space="preserve"> AI Voice Interview Suite (Grok/Gemini/ChatGPT)     </w:t>
+              <w:t xml:space="preserve"> AI Voice Interview Suite (Grok/Gemini/</w:t>
+            </w:r>
+            <w:proofErr w:type="gramStart"/>
+            <w:r>
+              <w:t xml:space="preserve">ChatGPT)   </w:t>
+            </w:r>
+            <w:proofErr w:type="gramEnd"/>
+            <w:r>
+              <w:t xml:space="preserve">  </w:t>
             </w:r>
           </w:p>
         </w:tc>
@@ -5487,7 +6505,15 @@
               <w:pStyle w:val="NoSpacing"/>
             </w:pPr>
             <w:r>
-              <w:t xml:space="preserve"> [Link]    </w:t>
+              <w:t xml:space="preserve"> [</w:t>
+            </w:r>
+            <w:proofErr w:type="gramStart"/>
+            <w:r>
+              <w:t xml:space="preserve">Link]   </w:t>
+            </w:r>
+            <w:proofErr w:type="gramEnd"/>
+            <w:r>
+              <w:t xml:space="preserve"> </w:t>
             </w:r>
           </w:p>
         </w:tc>
@@ -5505,6 +6531,7 @@
               <w:pStyle w:val="NoSpacing"/>
             </w:pPr>
             <w:r>
+              <w:lastRenderedPageBreak/>
               <w:t xml:space="preserve"> Interview Confidence &amp; Fit Prompt                  </w:t>
             </w:r>
           </w:p>
@@ -5557,7 +6584,15 @@
               <w:pStyle w:val="NoSpacing"/>
             </w:pPr>
             <w:r>
-              <w:t xml:space="preserve"> [Link]    </w:t>
+              <w:t xml:space="preserve"> [</w:t>
+            </w:r>
+            <w:proofErr w:type="gramStart"/>
+            <w:r>
+              <w:t xml:space="preserve">Link]   </w:t>
+            </w:r>
+            <w:proofErr w:type="gramEnd"/>
+            <w:r>
+              <w:t xml:space="preserve"> </w:t>
             </w:r>
           </w:p>
         </w:tc>
@@ -5627,7 +6662,15 @@
               <w:pStyle w:val="NoSpacing"/>
             </w:pPr>
             <w:r>
-              <w:t xml:space="preserve"> [Link]    </w:t>
+              <w:t xml:space="preserve"> [</w:t>
+            </w:r>
+            <w:proofErr w:type="gramStart"/>
+            <w:r>
+              <w:t xml:space="preserve">Link]   </w:t>
+            </w:r>
+            <w:proofErr w:type="gramEnd"/>
+            <w:r>
+              <w:t xml:space="preserve"> </w:t>
             </w:r>
           </w:p>
         </w:tc>
@@ -5697,7 +6740,15 @@
               <w:pStyle w:val="NoSpacing"/>
             </w:pPr>
             <w:r>
-              <w:t xml:space="preserve"> [Link]    </w:t>
+              <w:t xml:space="preserve"> [</w:t>
+            </w:r>
+            <w:proofErr w:type="gramStart"/>
+            <w:r>
+              <w:t xml:space="preserve">Link]   </w:t>
+            </w:r>
+            <w:proofErr w:type="gramEnd"/>
+            <w:r>
+              <w:t xml:space="preserve"> </w:t>
             </w:r>
           </w:p>
         </w:tc>
@@ -5767,7 +6818,15 @@
               <w:pStyle w:val="NoSpacing"/>
             </w:pPr>
             <w:r>
-              <w:t xml:space="preserve"> [Link]    </w:t>
+              <w:t xml:space="preserve"> [</w:t>
+            </w:r>
+            <w:proofErr w:type="gramStart"/>
+            <w:r>
+              <w:t xml:space="preserve">Link]   </w:t>
+            </w:r>
+            <w:proofErr w:type="gramEnd"/>
+            <w:r>
+              <w:t xml:space="preserve"> </w:t>
             </w:r>
           </w:p>
         </w:tc>
@@ -5782,9 +6841,15 @@
       <w:pPr>
         <w:pStyle w:val="Heading2"/>
       </w:pPr>
+      <w:bookmarkStart w:id="48" w:name="_Toc225447854"/>
+      <w:bookmarkStart w:id="49" w:name="_Toc225447882"/>
+      <w:bookmarkStart w:id="50" w:name="_Toc225447943"/>
       <w:r>
         <w:t>Lessons Learned Sidebar</w:t>
       </w:r>
+      <w:bookmarkEnd w:id="48"/>
+      <w:bookmarkEnd w:id="49"/>
+      <w:bookmarkEnd w:id="50"/>
     </w:p>
     <w:p>
       <w:pPr>
@@ -5799,7 +6864,6 @@
         <w:pStyle w:val="NoSpacing"/>
       </w:pPr>
       <w:r>
-        <w:lastRenderedPageBreak/>
         <w:t>- “Practice under pressure (simulators) 3–5 times per round — it reduces anxiety by ~50% on the real call.”</w:t>
       </w:r>
     </w:p>
@@ -5844,21 +6908,28 @@
       <w:pPr>
         <w:pStyle w:val="Heading1"/>
       </w:pPr>
-      <w:bookmarkStart w:id="12" w:name="_Toc225446798"/>
+      <w:bookmarkStart w:id="51" w:name="_Toc225447855"/>
+      <w:bookmarkStart w:id="52" w:name="_Toc225447883"/>
+      <w:bookmarkStart w:id="53" w:name="_Toc225447944"/>
       <w:r>
         <w:t>Phase 4:</w:t>
       </w:r>
       <w:r>
         <w:t xml:space="preserve"> After – Offer, Negotiation &amp; Close</w:t>
       </w:r>
-      <w:bookmarkEnd w:id="12"/>
-    </w:p>
-    <w:p>
-      <w:pPr>
-        <w:pStyle w:val="NoSpacing"/>
-      </w:pPr>
-      <w:r>
-        <w:t>Goal: Secure the best possible outcome from an offer while maintaining professionalism, protecting your leverage, and setting yourself up for a strong start — without burning bridges or risking the opportunity.</w:t>
+      <w:bookmarkEnd w:id="51"/>
+      <w:bookmarkEnd w:id="52"/>
+      <w:bookmarkEnd w:id="53"/>
+    </w:p>
+    <w:p>
+      <w:pPr>
+        <w:pStyle w:val="NoSpacing"/>
+      </w:pPr>
+      <w:r>
+        <w:t>Goal:</w:t>
+      </w:r>
+      <w:r>
+        <w:t xml:space="preserve"> Secure the best possible outcome from an offer while maintaining professionalism, protecting your leverage, and setting yourself up for a strong start — without burning bridges or risking the opportunity.</w:t>
       </w:r>
     </w:p>
     <w:p>
@@ -5926,7 +6997,10 @@
         <w:ind w:left="720"/>
       </w:pPr>
       <w:r>
-        <w:t>Ask for written details if not already provided: salary, bonus structure, equity/RSUs, benefits, PTO, remote/hybrid policy, start date, reporting structure.</w:t>
+        <w:t>Ask for written details if not already provided:</w:t>
+      </w:r>
+      <w:r>
+        <w:t xml:space="preserve"> salary, bonus structure, equity/RSUs, benefits, PTO, remote/hybrid policy, start date, reporting structure.</w:t>
       </w:r>
     </w:p>
     <w:p>
@@ -5989,7 +7063,19 @@
         <w:ind w:left="360"/>
       </w:pPr>
       <w:r>
-        <w:t>Evaluate the offer objectively</w:t>
+        <w:lastRenderedPageBreak/>
+        <w:t xml:space="preserve">Evaluate the offer </w:t>
+      </w:r>
+      <w:proofErr w:type="spellStart"/>
+      <w:r>
+        <w:t>objectivelyCompare</w:t>
+      </w:r>
+      <w:proofErr w:type="spellEnd"/>
+      <w:r>
+        <w:t xml:space="preserve"> against your internal targets (from earlier phases:</w:t>
+      </w:r>
+      <w:r>
+        <w:t xml:space="preserve"> salary research via intel tools, market benchmarks).</w:t>
       </w:r>
     </w:p>
     <w:p>
@@ -6006,7 +7092,47 @@
         <w:ind w:left="360"/>
       </w:pPr>
       <w:r>
-        <w:t>Compare against your internal targets (from earlier phases: salary research via intel tools, market benchmarks).</w:t>
+        <w:t>Run Safe Offer Negotiation Assistant v2.0 with the full offer details + your must-haves/nice-to-haves.</w:t>
+      </w:r>
+    </w:p>
+    <w:p>
+      <w:pPr>
+        <w:pStyle w:val="NoSpacing"/>
+        <w:numPr>
+          <w:ilvl w:val="2"/>
+          <w:numId w:val="2"/>
+        </w:numPr>
+        <w:tabs>
+          <w:tab w:val="left" w:pos="360"/>
+          <w:tab w:val="left" w:pos="720"/>
+        </w:tabs>
+        <w:ind w:left="360"/>
+      </w:pPr>
+      <w:r>
+        <w:t>Input:</w:t>
+      </w:r>
+      <w:r>
+        <w:t xml:space="preserve"> Offer letter text, your master profile, any prior intel on company comp bands.</w:t>
+      </w:r>
+    </w:p>
+    <w:p>
+      <w:pPr>
+        <w:pStyle w:val="NoSpacing"/>
+        <w:numPr>
+          <w:ilvl w:val="2"/>
+          <w:numId w:val="2"/>
+        </w:numPr>
+        <w:tabs>
+          <w:tab w:val="left" w:pos="360"/>
+          <w:tab w:val="left" w:pos="720"/>
+        </w:tabs>
+        <w:ind w:left="360"/>
+      </w:pPr>
+      <w:r>
+        <w:t>Output:</w:t>
+      </w:r>
+      <w:r>
+        <w:t xml:space="preserve"> Suggested counter-script, prioritized asks, polite phrasing, walk-away points, total-comp analysis (“Dry Powder”), pivot playbook, and vulnerability patches.</w:t>
       </w:r>
     </w:p>
     <w:p>
@@ -6023,41 +7149,10 @@
         <w:ind w:left="360"/>
       </w:pPr>
       <w:r>
-        <w:t>Run Safe Offer Negotiation Assistant v2.0 with the full offer details + your must-haves/nice-to-haves.</w:t>
-      </w:r>
-    </w:p>
-    <w:p>
-      <w:pPr>
-        <w:pStyle w:val="NoSpacing"/>
-        <w:numPr>
-          <w:ilvl w:val="2"/>
-          <w:numId w:val="2"/>
-        </w:numPr>
-        <w:tabs>
-          <w:tab w:val="left" w:pos="360"/>
-          <w:tab w:val="left" w:pos="720"/>
-        </w:tabs>
-        <w:ind w:left="360"/>
-      </w:pPr>
-      <w:r>
-        <w:t>Input: Offer letter text, your master profile, any prior intel on company comp bands.</w:t>
-      </w:r>
-    </w:p>
-    <w:p>
-      <w:pPr>
-        <w:pStyle w:val="NoSpacing"/>
-        <w:numPr>
-          <w:ilvl w:val="2"/>
-          <w:numId w:val="2"/>
-        </w:numPr>
-        <w:tabs>
-          <w:tab w:val="left" w:pos="360"/>
-          <w:tab w:val="left" w:pos="720"/>
-        </w:tabs>
-        <w:ind w:left="360"/>
-      </w:pPr>
-      <w:r>
-        <w:t>Output: Suggested counter-script, prioritized asks, polite phrasing, walk-away points, total-comp analysis (“Dry Powder”), pivot playbook, and vulnerability patches.</w:t>
+        <w:t>Check for hidden red flags:</w:t>
+      </w:r>
+      <w:r>
+        <w:t xml:space="preserve"> non-competes, IP clauses, severance, at-will status in your state (CT).</w:t>
       </w:r>
     </w:p>
     <w:p>
@@ -6074,7 +7169,24 @@
         <w:ind w:left="360"/>
       </w:pPr>
       <w:r>
-        <w:t>Check for hidden red flags: non-competes, IP clauses, severance, at-will status in your state (CT).</w:t>
+        <w:t>Decide your BATNA (Best Alternative to Negotiated Agreement) — are there other interviews/offers in play?</w:t>
+      </w:r>
+    </w:p>
+    <w:p>
+      <w:pPr>
+        <w:pStyle w:val="NoSpacing"/>
+        <w:numPr>
+          <w:ilvl w:val="0"/>
+          <w:numId w:val="2"/>
+        </w:numPr>
+        <w:tabs>
+          <w:tab w:val="left" w:pos="360"/>
+          <w:tab w:val="left" w:pos="720"/>
+        </w:tabs>
+        <w:ind w:left="360"/>
+      </w:pPr>
+      <w:r>
+        <w:t>Negotiate professionally (if needed)</w:t>
       </w:r>
     </w:p>
     <w:p>
@@ -6091,7 +7203,78 @@
         <w:ind w:left="360"/>
       </w:pPr>
       <w:r>
-        <w:t>Decide your BATNA (Best Alternative to Negotiated Agreement) — are there other interviews/offers in play?</w:t>
+        <w:t>Use the output from Safe Offer Negotiation Assistant as your script.</w:t>
+      </w:r>
+    </w:p>
+    <w:p>
+      <w:pPr>
+        <w:pStyle w:val="NoSpacing"/>
+        <w:numPr>
+          <w:ilvl w:val="1"/>
+          <w:numId w:val="2"/>
+        </w:numPr>
+        <w:tabs>
+          <w:tab w:val="left" w:pos="360"/>
+          <w:tab w:val="left" w:pos="720"/>
+        </w:tabs>
+        <w:ind w:left="360"/>
+      </w:pPr>
+      <w:r>
+        <w:t>Prioritize 2–3 key items (e.g., base salary + signing bonus + remote flexibility).</w:t>
+      </w:r>
+    </w:p>
+    <w:p>
+      <w:pPr>
+        <w:pStyle w:val="NoSpacing"/>
+        <w:numPr>
+          <w:ilvl w:val="1"/>
+          <w:numId w:val="2"/>
+        </w:numPr>
+        <w:tabs>
+          <w:tab w:val="left" w:pos="360"/>
+          <w:tab w:val="left" w:pos="720"/>
+        </w:tabs>
+        <w:ind w:left="360"/>
+      </w:pPr>
+      <w:r>
+        <w:t>Respond in writing (email) for a paper trail.</w:t>
+      </w:r>
+    </w:p>
+    <w:p>
+      <w:pPr>
+        <w:pStyle w:val="NoSpacing"/>
+        <w:numPr>
+          <w:ilvl w:val="1"/>
+          <w:numId w:val="2"/>
+        </w:numPr>
+        <w:tabs>
+          <w:tab w:val="left" w:pos="360"/>
+          <w:tab w:val="left" w:pos="720"/>
+        </w:tabs>
+        <w:ind w:left="360"/>
+      </w:pPr>
+      <w:r>
+        <w:t>If they push back:</w:t>
+      </w:r>
+      <w:r>
+        <w:t xml:space="preserve"> reiterate enthusiasm for the role/company while holding firm on priorities.</w:t>
+      </w:r>
+    </w:p>
+    <w:p>
+      <w:pPr>
+        <w:pStyle w:val="NoSpacing"/>
+        <w:numPr>
+          <w:ilvl w:val="1"/>
+          <w:numId w:val="2"/>
+        </w:numPr>
+        <w:tabs>
+          <w:tab w:val="left" w:pos="360"/>
+          <w:tab w:val="left" w:pos="720"/>
+        </w:tabs>
+        <w:ind w:left="360"/>
+      </w:pPr>
+      <w:r>
+        <w:t>If no movement and it’s below your floor → politely decline with gratitude.</w:t>
       </w:r>
     </w:p>
     <w:p>
@@ -6108,7 +7291,7 @@
         <w:ind w:left="360"/>
       </w:pPr>
       <w:r>
-        <w:t>Negotiate professionally (if needed)</w:t>
+        <w:t>Accept &amp; onboard prep</w:t>
       </w:r>
     </w:p>
     <w:p>
@@ -6125,7 +7308,10 @@
         <w:ind w:left="360"/>
       </w:pPr>
       <w:r>
-        <w:t>Use the output from Safe Offer Negotiation Assistant as your script.</w:t>
+        <w:t>Once agreed:</w:t>
+      </w:r>
+      <w:r>
+        <w:t xml:space="preserve"> Send formal acceptance email (copy the script style from negotiation prompt).</w:t>
       </w:r>
     </w:p>
     <w:p>
@@ -6142,7 +7328,7 @@
         <w:ind w:left="360"/>
       </w:pPr>
       <w:r>
-        <w:t>Prioritize 2–3 key items (e.g., base salary + signing bonus + remote flexibility).</w:t>
+        <w:t>Sign paperwork only after reviewing with a quick legal eye (or consult if complex).</w:t>
       </w:r>
     </w:p>
     <w:p>
@@ -6159,7 +7345,7 @@
         <w:ind w:left="360"/>
       </w:pPr>
       <w:r>
-        <w:t>Respond in writing (email) for a paper trail.</w:t>
+        <w:t>Run Pre-Day-One Positioning Engine (PDPE) using the original job posting + interview notes. It builds a stakeholder map, risk/landmine scan, early-win calculator, and a ready-to-use Day 0 Brief.</w:t>
       </w:r>
     </w:p>
     <w:p>
@@ -6176,7 +7362,10 @@
         <w:ind w:left="360"/>
       </w:pPr>
       <w:r>
-        <w:t>If they push back: reiterate enthusiasm for the role/company while holding firm on priorities.</w:t>
+        <w:t>Optional early win:</w:t>
+      </w:r>
+      <w:r>
+        <w:t xml:space="preserve"> Re-run The Day 0 Onboarding Strategist to refresh your 30/60/90-day plan.</w:t>
       </w:r>
     </w:p>
     <w:p>
@@ -6193,7 +7382,35 @@
         <w:ind w:left="360"/>
       </w:pPr>
       <w:r>
-        <w:t>If no movement and it’s below your floor → politely decline with gratitude.</w:t>
+        <w:t xml:space="preserve">Update Command </w:t>
+      </w:r>
+      <w:proofErr w:type="spellStart"/>
+      <w:r>
+        <w:t>Center</w:t>
+      </w:r>
+      <w:proofErr w:type="spellEnd"/>
+      <w:r>
+        <w:t>:</w:t>
+      </w:r>
+      <w:r>
+        <w:t xml:space="preserve"> Mark as “Accepted” + note final terms.</w:t>
+      </w:r>
+    </w:p>
+    <w:p>
+      <w:pPr>
+        <w:pStyle w:val="NoSpacing"/>
+        <w:numPr>
+          <w:ilvl w:val="1"/>
+          <w:numId w:val="2"/>
+        </w:numPr>
+        <w:tabs>
+          <w:tab w:val="left" w:pos="360"/>
+          <w:tab w:val="left" w:pos="720"/>
+        </w:tabs>
+        <w:ind w:left="360"/>
+      </w:pPr>
+      <w:r>
+        <w:t>Archive the search folder or move to “Closed Wins” subfolder.</w:t>
       </w:r>
     </w:p>
     <w:p>
@@ -6210,7 +7427,7 @@
         <w:ind w:left="360"/>
       </w:pPr>
       <w:r>
-        <w:t>Accept &amp; onboard prep</w:t>
+        <w:t>Post-acceptance reflection</w:t>
       </w:r>
     </w:p>
     <w:p>
@@ -6227,7 +7444,10 @@
         <w:ind w:left="360"/>
       </w:pPr>
       <w:r>
-        <w:t>Once agreed: Send formal acceptance email (copy the script style from negotiation prompt).</w:t>
+        <w:t>After 30 days on the job:</w:t>
+      </w:r>
+      <w:r>
+        <w:t xml:space="preserve"> Review what worked/didn’t in the process.</w:t>
       </w:r>
     </w:p>
     <w:p>
@@ -6244,139 +7464,20 @@
         <w:ind w:left="360"/>
       </w:pPr>
       <w:r>
-        <w:t>Sign paperwork only after reviewing with a quick legal eye (or consult if complex).</w:t>
-      </w:r>
-    </w:p>
-    <w:p>
-      <w:pPr>
-        <w:pStyle w:val="NoSpacing"/>
-        <w:numPr>
-          <w:ilvl w:val="1"/>
-          <w:numId w:val="2"/>
-        </w:numPr>
-        <w:tabs>
-          <w:tab w:val="left" w:pos="360"/>
-          <w:tab w:val="left" w:pos="720"/>
-        </w:tabs>
-        <w:ind w:left="360"/>
-      </w:pPr>
-      <w:r>
-        <w:t>Run Pre-Day-One Positioning Engine (PDPE) using the original job posting + interview notes. It builds a stakeholder map, risk/landmine scan, early-win calculator, and a ready-to-use Day 0 Brief.</w:t>
-      </w:r>
-    </w:p>
-    <w:p>
-      <w:pPr>
-        <w:pStyle w:val="NoSpacing"/>
-        <w:numPr>
-          <w:ilvl w:val="1"/>
-          <w:numId w:val="2"/>
-        </w:numPr>
-        <w:tabs>
-          <w:tab w:val="left" w:pos="360"/>
-          <w:tab w:val="left" w:pos="720"/>
-        </w:tabs>
-        <w:ind w:left="360"/>
-      </w:pPr>
-      <w:r>
-        <w:t>Optional early win: Re-run The Day 0 Onboarding Strategist to refresh your 30/60/90-day plan.</w:t>
-      </w:r>
-    </w:p>
-    <w:p>
-      <w:pPr>
-        <w:pStyle w:val="NoSpacing"/>
-        <w:numPr>
-          <w:ilvl w:val="1"/>
-          <w:numId w:val="2"/>
-        </w:numPr>
-        <w:tabs>
-          <w:tab w:val="left" w:pos="360"/>
-          <w:tab w:val="left" w:pos="720"/>
-        </w:tabs>
-        <w:ind w:left="360"/>
-      </w:pPr>
-      <w:r>
-        <w:t xml:space="preserve">Update Command </w:t>
+        <w:t xml:space="preserve">Update your </w:t>
       </w:r>
       <w:proofErr w:type="spellStart"/>
       <w:r>
-        <w:t>Center</w:t>
-      </w:r>
-      <w:proofErr w:type="spellEnd"/>
-      <w:r>
-        <w:t>: Mark as “Accepted” + note final terms.</w:t>
-      </w:r>
-    </w:p>
-    <w:p>
-      <w:pPr>
-        <w:pStyle w:val="NoSpacing"/>
-        <w:numPr>
-          <w:ilvl w:val="1"/>
-          <w:numId w:val="2"/>
-        </w:numPr>
-        <w:tabs>
-          <w:tab w:val="left" w:pos="360"/>
-          <w:tab w:val="left" w:pos="720"/>
-        </w:tabs>
-        <w:ind w:left="360"/>
-      </w:pPr>
-      <w:r>
-        <w:t>Archive the search folder or move to “Closed Wins” subfolder.</w:t>
-      </w:r>
-    </w:p>
-    <w:p>
-      <w:pPr>
-        <w:pStyle w:val="NoSpacing"/>
-        <w:numPr>
-          <w:ilvl w:val="0"/>
-          <w:numId w:val="2"/>
-        </w:numPr>
-        <w:tabs>
-          <w:tab w:val="left" w:pos="360"/>
-          <w:tab w:val="left" w:pos="720"/>
-        </w:tabs>
-        <w:ind w:left="360"/>
-      </w:pPr>
-      <w:r>
-        <w:t>Post-acceptance reflection</w:t>
-      </w:r>
-    </w:p>
-    <w:p>
-      <w:pPr>
-        <w:pStyle w:val="NoSpacing"/>
-        <w:numPr>
-          <w:ilvl w:val="1"/>
-          <w:numId w:val="2"/>
-        </w:numPr>
-        <w:tabs>
-          <w:tab w:val="left" w:pos="360"/>
-          <w:tab w:val="left" w:pos="720"/>
-        </w:tabs>
-        <w:ind w:left="360"/>
-      </w:pPr>
-      <w:r>
-        <w:lastRenderedPageBreak/>
-        <w:t>After 30 days on the job: Review what worked/didn’t in the process.</w:t>
-      </w:r>
-    </w:p>
-    <w:p>
-      <w:pPr>
-        <w:pStyle w:val="NoSpacing"/>
-        <w:numPr>
-          <w:ilvl w:val="1"/>
-          <w:numId w:val="2"/>
-        </w:numPr>
-        <w:tabs>
-          <w:tab w:val="left" w:pos="360"/>
-          <w:tab w:val="left" w:pos="720"/>
-        </w:tabs>
-        <w:ind w:left="360"/>
-      </w:pPr>
-      <w:r>
-        <w:t xml:space="preserve">Update your </w:t>
-      </w:r>
-      <w:proofErr w:type="spellStart"/>
-      <w:r>
-        <w:t>Master_Summary_Maintenance_Engine</w:t>
+        <w:t>Master</w:t>
+      </w:r>
+      <w:r>
+        <w:rPr>
+          <w:i/>
+        </w:rPr>
+        <w:t>Summary</w:t>
+      </w:r>
+      <w:r>
+        <w:t>Maintenance_Engine</w:t>
       </w:r>
       <w:proofErr w:type="spellEnd"/>
       <w:r>
@@ -6440,7 +7541,7 @@
       </w:tblGrid>
       <w:tr>
         <w:trPr>
-          <w:trHeight w:val="1343"/>
+          <w:trHeight w:val="548"/>
         </w:trPr>
         <w:tc>
           <w:tcPr>
@@ -6574,33 +7675,33 @@
               <w:pStyle w:val="NoSpacing"/>
             </w:pPr>
             <w:r>
-              <w:t xml:space="preserve"> On verbal/written offer language     </w:t>
-            </w:r>
-          </w:p>
-        </w:tc>
-        <w:tc>
-          <w:tcPr>
-            <w:tcW w:w="1803" w:type="dxa"/>
-          </w:tcPr>
-          <w:p>
-            <w:pPr>
-              <w:pStyle w:val="NoSpacing"/>
-            </w:pPr>
-            <w:r>
-              <w:t xml:space="preserve"> Interprets vague or coded responses                       </w:t>
-            </w:r>
-          </w:p>
-        </w:tc>
-        <w:tc>
-          <w:tcPr>
-            <w:tcW w:w="1803" w:type="dxa"/>
-          </w:tcPr>
-          <w:p>
-            <w:pPr>
-              <w:pStyle w:val="NoSpacing"/>
-            </w:pPr>
-            <w:r>
-              <w:t xml:space="preserve"> Clarifies true intent &amp; next steps                        </w:t>
+              <w:t xml:space="preserve">On verbal/written offer language     </w:t>
+            </w:r>
+          </w:p>
+        </w:tc>
+        <w:tc>
+          <w:tcPr>
+            <w:tcW w:w="1803" w:type="dxa"/>
+          </w:tcPr>
+          <w:p>
+            <w:pPr>
+              <w:pStyle w:val="NoSpacing"/>
+            </w:pPr>
+            <w:r>
+              <w:t xml:space="preserve">Interprets vague or coded responses                       </w:t>
+            </w:r>
+          </w:p>
+        </w:tc>
+        <w:tc>
+          <w:tcPr>
+            <w:tcW w:w="1803" w:type="dxa"/>
+          </w:tcPr>
+          <w:p>
+            <w:pPr>
+              <w:pStyle w:val="NoSpacing"/>
+            </w:pPr>
+            <w:r>
+              <w:t xml:space="preserve">Clarifies true intent &amp; next steps                        </w:t>
             </w:r>
           </w:p>
         </w:tc>
@@ -6613,7 +7714,15 @@
               <w:pStyle w:val="NoSpacing"/>
             </w:pPr>
             <w:r>
-              <w:t xml:space="preserve"> [Link]    </w:t>
+              <w:t xml:space="preserve"> [</w:t>
+            </w:r>
+            <w:proofErr w:type="gramStart"/>
+            <w:r>
+              <w:t xml:space="preserve">Link]   </w:t>
+            </w:r>
+            <w:proofErr w:type="gramEnd"/>
+            <w:r>
+              <w:t xml:space="preserve"> </w:t>
             </w:r>
           </w:p>
         </w:tc>
@@ -6683,7 +7792,15 @@
               <w:pStyle w:val="NoSpacing"/>
             </w:pPr>
             <w:r>
-              <w:t xml:space="preserve"> [Link]    </w:t>
+              <w:t xml:space="preserve"> [</w:t>
+            </w:r>
+            <w:proofErr w:type="gramStart"/>
+            <w:r>
+              <w:t xml:space="preserve">Link]   </w:t>
+            </w:r>
+            <w:proofErr w:type="gramEnd"/>
+            <w:r>
+              <w:t xml:space="preserve"> </w:t>
             </w:r>
           </w:p>
         </w:tc>
@@ -6753,7 +7870,15 @@
               <w:pStyle w:val="NoSpacing"/>
             </w:pPr>
             <w:r>
-              <w:t xml:space="preserve"> [Link]    </w:t>
+              <w:t xml:space="preserve"> [</w:t>
+            </w:r>
+            <w:proofErr w:type="gramStart"/>
+            <w:r>
+              <w:t xml:space="preserve">Link]   </w:t>
+            </w:r>
+            <w:proofErr w:type="gramEnd"/>
+            <w:r>
+              <w:t xml:space="preserve"> </w:t>
             </w:r>
           </w:p>
         </w:tc>
@@ -6771,6 +7896,7 @@
               <w:pStyle w:val="NoSpacing"/>
             </w:pPr>
             <w:r>
+              <w:lastRenderedPageBreak/>
               <w:t xml:space="preserve"> The Day 0 Onboarding Strategist            </w:t>
             </w:r>
           </w:p>
@@ -6823,7 +7949,15 @@
               <w:pStyle w:val="NoSpacing"/>
             </w:pPr>
             <w:r>
-              <w:t xml:space="preserve"> [Link]    </w:t>
+              <w:t xml:space="preserve"> [</w:t>
+            </w:r>
+            <w:proofErr w:type="gramStart"/>
+            <w:r>
+              <w:t xml:space="preserve">Link]   </w:t>
+            </w:r>
+            <w:proofErr w:type="gramEnd"/>
+            <w:r>
+              <w:t xml:space="preserve"> </w:t>
             </w:r>
           </w:p>
         </w:tc>
@@ -6910,7 +8044,15 @@
               <w:pStyle w:val="NoSpacing"/>
             </w:pPr>
             <w:r>
-              <w:t xml:space="preserve"> [Link]    </w:t>
+              <w:t xml:space="preserve"> [</w:t>
+            </w:r>
+            <w:proofErr w:type="gramStart"/>
+            <w:r>
+              <w:t xml:space="preserve">Link]   </w:t>
+            </w:r>
+            <w:proofErr w:type="gramEnd"/>
+            <w:r>
+              <w:t xml:space="preserve"> </w:t>
             </w:r>
           </w:p>
         </w:tc>
@@ -6925,9 +8067,15 @@
       <w:pPr>
         <w:pStyle w:val="Heading2"/>
       </w:pPr>
+      <w:bookmarkStart w:id="54" w:name="_Toc225447856"/>
+      <w:bookmarkStart w:id="55" w:name="_Toc225447884"/>
+      <w:bookmarkStart w:id="56" w:name="_Toc225447945"/>
       <w:r>
         <w:t>Lessons Learned Sidebar</w:t>
       </w:r>
+      <w:bookmarkEnd w:id="54"/>
+      <w:bookmarkEnd w:id="55"/>
+      <w:bookmarkEnd w:id="56"/>
     </w:p>
     <w:p>
       <w:pPr>
@@ -7022,7 +8170,15 @@
         <w:t>Pre-Day-One Positioning Engine</w:t>
       </w:r>
       <w:r>
-        <w:t xml:space="preserve"> (new, v2.0) — Post-acceptance / pre-start resource.</w:t>
+        <w:t xml:space="preserve"> (new, v2.0) — </w:t>
+      </w:r>
+      <w:proofErr w:type="gramStart"/>
+      <w:r>
+        <w:t>Post-acceptance</w:t>
+      </w:r>
+      <w:proofErr w:type="gramEnd"/>
+      <w:r>
+        <w:t xml:space="preserve"> / pre-start resource.</w:t>
       </w:r>
     </w:p>
     <w:p>
@@ -7239,6 +8395,7 @@
         <w:pStyle w:val="NoSpacing"/>
       </w:pPr>
       <w:r>
+        <w:lastRenderedPageBreak/>
         <w:t xml:space="preserve">   Just strengthen its description in the table/checklist to reflect the v2.0 upgrades (better total-comp calculation, dry powder, pivot playbook, adversarial red-teaming).</w:t>
       </w:r>
     </w:p>
@@ -7518,23 +8675,59 @@
         <w:pStyle w:val="NoSpacing"/>
       </w:pPr>
       <w:r>
-        <w:t>- **Safe Offer Negotiation Assistant v2.0** — Major upgrade with total-comp analysis, “Dry Powder” strategy, pivot playbook, and adversarial red-teaming.</w:t>
-      </w:r>
-    </w:p>
-    <w:p>
-      <w:pPr>
-        <w:pStyle w:val="NoSpacing"/>
-      </w:pPr>
-      <w:r>
-        <w:t>- **The Universal Interview Architect** + **Usage Guide** — New powerful tool that reverse-engineers interview strategy from your master profile and job intel.</w:t>
-      </w:r>
-    </w:p>
-    <w:p>
-      <w:pPr>
-        <w:pStyle w:val="NoSpacing"/>
-      </w:pPr>
-      <w:r>
-        <w:t>- **Pre-Day-One Positioning Engine** — Post-acceptance tool for building stakeholder maps, early-win plans, and a ready-to-use Day 0 Brief.</w:t>
+        <w:t xml:space="preserve">- </w:t>
+      </w:r>
+      <w:r>
+        <w:rPr>
+          <w:b/>
+        </w:rPr>
+        <w:t>Safe Offer Negotiation Assistant v2.0</w:t>
+      </w:r>
+      <w:r>
+        <w:t xml:space="preserve"> — Major upgrade with total-comp analysis, “Dry Powder” strategy, pivot playbook, and adversarial red-teaming.</w:t>
+      </w:r>
+    </w:p>
+    <w:p>
+      <w:pPr>
+        <w:pStyle w:val="NoSpacing"/>
+      </w:pPr>
+      <w:r>
+        <w:t xml:space="preserve">- </w:t>
+      </w:r>
+      <w:r>
+        <w:rPr>
+          <w:b/>
+        </w:rPr>
+        <w:t>The Universal Interview Architect</w:t>
+      </w:r>
+      <w:r>
+        <w:t xml:space="preserve"> + </w:t>
+      </w:r>
+      <w:r>
+        <w:rPr>
+          <w:b/>
+        </w:rPr>
+        <w:t>Usage Guide</w:t>
+      </w:r>
+      <w:r>
+        <w:t xml:space="preserve"> — New powerful tool that reverse-engineers interview strategy from your master profile and job intel.</w:t>
+      </w:r>
+    </w:p>
+    <w:p>
+      <w:pPr>
+        <w:pStyle w:val="NoSpacing"/>
+      </w:pPr>
+      <w:r>
+        <w:t xml:space="preserve">- </w:t>
+      </w:r>
+      <w:r>
+        <w:rPr>
+          <w:b/>
+        </w:rPr>
+        <w:t>Pre-Day-One Positioning Engine</w:t>
+      </w:r>
+      <w:r>
+        <w:t xml:space="preserve"> — Post-acceptance tool for building stakeholder maps, early-win plans, and a ready-to-use Day 0 Brief.</w:t>
       </w:r>
     </w:p>
     <w:p>
@@ -7551,11 +8744,15 @@
       <w:pPr>
         <w:pStyle w:val="Heading1"/>
       </w:pPr>
-      <w:bookmarkStart w:id="13" w:name="_Toc225446799"/>
+      <w:bookmarkStart w:id="57" w:name="_Toc225447857"/>
+      <w:bookmarkStart w:id="58" w:name="_Toc225447885"/>
+      <w:bookmarkStart w:id="59" w:name="_Toc225447946"/>
       <w:r>
         <w:t>Glossary</w:t>
       </w:r>
-      <w:bookmarkEnd w:id="13"/>
+      <w:bookmarkEnd w:id="57"/>
+      <w:bookmarkEnd w:id="58"/>
+      <w:bookmarkEnd w:id="59"/>
     </w:p>
     <w:p>
       <w:pPr>
@@ -7605,6 +8802,7 @@
           <w:b/>
           <w:bCs/>
         </w:rPr>
+        <w:lastRenderedPageBreak/>
         <w:t>Dry Powder</w:t>
       </w:r>
       <w:r>
@@ -7753,6 +8951,586 @@
       <w:r>
         <w:t xml:space="preserve"> Companion document that explains how to get the most out of a complex prompt (e.g., The Universal Interview Architect - Usage Guide).</w:t>
       </w:r>
+    </w:p>
+    <w:p>
+      <w:pPr>
+        <w:pStyle w:val="NoSpacing"/>
+      </w:pPr>
+    </w:p>
+    <w:p>
+      <w:pPr>
+        <w:pStyle w:val="Heading1"/>
+      </w:pPr>
+      <w:bookmarkStart w:id="60" w:name="_Toc225447858"/>
+      <w:bookmarkStart w:id="61" w:name="_Toc225447886"/>
+      <w:bookmarkStart w:id="62" w:name="_Toc225447947"/>
+      <w:r>
+        <w:t>Acronyms</w:t>
+      </w:r>
+      <w:bookmarkEnd w:id="60"/>
+      <w:bookmarkEnd w:id="61"/>
+      <w:bookmarkEnd w:id="62"/>
+    </w:p>
+    <w:tbl>
+      <w:tblPr>
+        <w:tblW w:w="0" w:type="auto"/>
+        <w:tblCellSpacing w:w="15" w:type="dxa"/>
+        <w:tblCellMar>
+          <w:top w:w="15" w:type="dxa"/>
+          <w:left w:w="15" w:type="dxa"/>
+          <w:bottom w:w="15" w:type="dxa"/>
+          <w:right w:w="15" w:type="dxa"/>
+        </w:tblCellMar>
+        <w:tblLook w:val="04A0" w:firstRow="1" w:lastRow="0" w:firstColumn="1" w:lastColumn="0" w:noHBand="0" w:noVBand="1"/>
+      </w:tblPr>
+      <w:tblGrid>
+        <w:gridCol w:w="1350"/>
+        <w:gridCol w:w="2797"/>
+        <w:gridCol w:w="4879"/>
+      </w:tblGrid>
+      <w:tr>
+        <w:trPr>
+          <w:tblHeader/>
+          <w:tblCellSpacing w:w="15" w:type="dxa"/>
+        </w:trPr>
+        <w:tc>
+          <w:tcPr>
+            <w:tcW w:w="1305" w:type="dxa"/>
+            <w:vAlign w:val="center"/>
+            <w:hideMark/>
+          </w:tcPr>
+          <w:p>
+            <w:pPr>
+              <w:pStyle w:val="NoSpacing"/>
+              <w:rPr>
+                <w:b/>
+                <w:bCs/>
+              </w:rPr>
+            </w:pPr>
+            <w:r>
+              <w:rPr>
+                <w:b/>
+                <w:bCs/>
+              </w:rPr>
+              <w:t>Acronym</w:t>
+            </w:r>
+          </w:p>
+        </w:tc>
+        <w:tc>
+          <w:tcPr>
+            <w:tcW w:w="2767" w:type="dxa"/>
+            <w:vAlign w:val="center"/>
+            <w:hideMark/>
+          </w:tcPr>
+          <w:p>
+            <w:pPr>
+              <w:pStyle w:val="NoSpacing"/>
+              <w:rPr>
+                <w:b/>
+                <w:bCs/>
+              </w:rPr>
+            </w:pPr>
+            <w:r>
+              <w:rPr>
+                <w:b/>
+                <w:bCs/>
+              </w:rPr>
+              <w:t>Full Term</w:t>
+            </w:r>
+          </w:p>
+        </w:tc>
+        <w:tc>
+          <w:tcPr>
+            <w:tcW w:w="0" w:type="auto"/>
+            <w:vAlign w:val="center"/>
+            <w:hideMark/>
+          </w:tcPr>
+          <w:p>
+            <w:pPr>
+              <w:pStyle w:val="NoSpacing"/>
+              <w:rPr>
+                <w:b/>
+                <w:bCs/>
+              </w:rPr>
+            </w:pPr>
+            <w:r>
+              <w:rPr>
+                <w:b/>
+                <w:bCs/>
+              </w:rPr>
+              <w:t>Meaning / Usage in This Playbook</w:t>
+            </w:r>
+          </w:p>
+        </w:tc>
+      </w:tr>
+      <w:tr>
+        <w:trPr>
+          <w:tblCellSpacing w:w="15" w:type="dxa"/>
+        </w:trPr>
+        <w:tc>
+          <w:tcPr>
+            <w:tcW w:w="1305" w:type="dxa"/>
+            <w:vAlign w:val="center"/>
+            <w:hideMark/>
+          </w:tcPr>
+          <w:p>
+            <w:pPr>
+              <w:pStyle w:val="NoSpacing"/>
+            </w:pPr>
+            <w:r>
+              <w:t>ATS</w:t>
+            </w:r>
+          </w:p>
+        </w:tc>
+        <w:tc>
+          <w:tcPr>
+            <w:tcW w:w="2767" w:type="dxa"/>
+            <w:vAlign w:val="center"/>
+            <w:hideMark/>
+          </w:tcPr>
+          <w:p>
+            <w:pPr>
+              <w:pStyle w:val="NoSpacing"/>
+            </w:pPr>
+            <w:r>
+              <w:t>Applicant Tracking System</w:t>
+            </w:r>
+          </w:p>
+        </w:tc>
+        <w:tc>
+          <w:tcPr>
+            <w:tcW w:w="0" w:type="auto"/>
+            <w:vAlign w:val="center"/>
+            <w:hideMark/>
+          </w:tcPr>
+          <w:p>
+            <w:pPr>
+              <w:pStyle w:val="NoSpacing"/>
+            </w:pPr>
+            <w:r>
+              <w:t>Software companies use to scan and rank resumes automatically</w:t>
+            </w:r>
+          </w:p>
+        </w:tc>
+      </w:tr>
+      <w:tr>
+        <w:trPr>
+          <w:tblCellSpacing w:w="15" w:type="dxa"/>
+        </w:trPr>
+        <w:tc>
+          <w:tcPr>
+            <w:tcW w:w="1305" w:type="dxa"/>
+            <w:vAlign w:val="center"/>
+            <w:hideMark/>
+          </w:tcPr>
+          <w:p>
+            <w:pPr>
+              <w:pStyle w:val="NoSpacing"/>
+            </w:pPr>
+            <w:r>
+              <w:t>BATNA</w:t>
+            </w:r>
+          </w:p>
+        </w:tc>
+        <w:tc>
+          <w:tcPr>
+            <w:tcW w:w="2767" w:type="dxa"/>
+            <w:vAlign w:val="center"/>
+            <w:hideMark/>
+          </w:tcPr>
+          <w:p>
+            <w:pPr>
+              <w:pStyle w:val="NoSpacing"/>
+            </w:pPr>
+            <w:r>
+              <w:t>Best Alternative to a Negotiated Agreement</w:t>
+            </w:r>
+          </w:p>
+        </w:tc>
+        <w:tc>
+          <w:tcPr>
+            <w:tcW w:w="0" w:type="auto"/>
+            <w:vAlign w:val="center"/>
+            <w:hideMark/>
+          </w:tcPr>
+          <w:p>
+            <w:pPr>
+              <w:pStyle w:val="NoSpacing"/>
+            </w:pPr>
+            <w:r>
+              <w:t>Your backup plan if an offer negotiation fails or you walk away</w:t>
+            </w:r>
+          </w:p>
+        </w:tc>
+      </w:tr>
+      <w:tr>
+        <w:trPr>
+          <w:tblCellSpacing w:w="15" w:type="dxa"/>
+        </w:trPr>
+        <w:tc>
+          <w:tcPr>
+            <w:tcW w:w="1305" w:type="dxa"/>
+            <w:vAlign w:val="center"/>
+            <w:hideMark/>
+          </w:tcPr>
+          <w:p>
+            <w:pPr>
+              <w:pStyle w:val="NoSpacing"/>
+            </w:pPr>
+            <w:r>
+              <w:t>IP</w:t>
+            </w:r>
+          </w:p>
+        </w:tc>
+        <w:tc>
+          <w:tcPr>
+            <w:tcW w:w="2767" w:type="dxa"/>
+            <w:vAlign w:val="center"/>
+            <w:hideMark/>
+          </w:tcPr>
+          <w:p>
+            <w:pPr>
+              <w:pStyle w:val="NoSpacing"/>
+            </w:pPr>
+            <w:r>
+              <w:t>Intellectual Property</w:t>
+            </w:r>
+          </w:p>
+        </w:tc>
+        <w:tc>
+          <w:tcPr>
+            <w:tcW w:w="0" w:type="auto"/>
+            <w:vAlign w:val="center"/>
+            <w:hideMark/>
+          </w:tcPr>
+          <w:p>
+            <w:pPr>
+              <w:pStyle w:val="NoSpacing"/>
+            </w:pPr>
+            <w:r>
+              <w:t>Clauses in offer letters regarding ownership of work</w:t>
+            </w:r>
+          </w:p>
+        </w:tc>
+      </w:tr>
+      <w:tr>
+        <w:trPr>
+          <w:tblCellSpacing w:w="15" w:type="dxa"/>
+        </w:trPr>
+        <w:tc>
+          <w:tcPr>
+            <w:tcW w:w="1305" w:type="dxa"/>
+            <w:vAlign w:val="center"/>
+            <w:hideMark/>
+          </w:tcPr>
+          <w:p>
+            <w:pPr>
+              <w:pStyle w:val="NoSpacing"/>
+            </w:pPr>
+            <w:r>
+              <w:t>JD</w:t>
+            </w:r>
+          </w:p>
+        </w:tc>
+        <w:tc>
+          <w:tcPr>
+            <w:tcW w:w="2767" w:type="dxa"/>
+            <w:vAlign w:val="center"/>
+            <w:hideMark/>
+          </w:tcPr>
+          <w:p>
+            <w:pPr>
+              <w:pStyle w:val="NoSpacing"/>
+            </w:pPr>
+            <w:r>
+              <w:t>Job Description</w:t>
+            </w:r>
+          </w:p>
+        </w:tc>
+        <w:tc>
+          <w:tcPr>
+            <w:tcW w:w="0" w:type="auto"/>
+            <w:vAlign w:val="center"/>
+            <w:hideMark/>
+          </w:tcPr>
+          <w:p>
+            <w:pPr>
+              <w:pStyle w:val="NoSpacing"/>
+            </w:pPr>
+            <w:r>
+              <w:t>The official posting for a role</w:t>
+            </w:r>
+          </w:p>
+        </w:tc>
+      </w:tr>
+      <w:tr>
+        <w:trPr>
+          <w:tblCellSpacing w:w="15" w:type="dxa"/>
+        </w:trPr>
+        <w:tc>
+          <w:tcPr>
+            <w:tcW w:w="1305" w:type="dxa"/>
+            <w:vAlign w:val="center"/>
+            <w:hideMark/>
+          </w:tcPr>
+          <w:p>
+            <w:pPr>
+              <w:pStyle w:val="NoSpacing"/>
+            </w:pPr>
+            <w:r>
+              <w:t>OSINT</w:t>
+            </w:r>
+          </w:p>
+        </w:tc>
+        <w:tc>
+          <w:tcPr>
+            <w:tcW w:w="2767" w:type="dxa"/>
+            <w:vAlign w:val="center"/>
+            <w:hideMark/>
+          </w:tcPr>
+          <w:p>
+            <w:pPr>
+              <w:pStyle w:val="NoSpacing"/>
+            </w:pPr>
+            <w:proofErr w:type="gramStart"/>
+            <w:r>
+              <w:t>Open Source</w:t>
+            </w:r>
+            <w:proofErr w:type="gramEnd"/>
+            <w:r>
+              <w:t xml:space="preserve"> Intelligence</w:t>
+            </w:r>
+          </w:p>
+        </w:tc>
+        <w:tc>
+          <w:tcPr>
+            <w:tcW w:w="0" w:type="auto"/>
+            <w:vAlign w:val="center"/>
+            <w:hideMark/>
+          </w:tcPr>
+          <w:p>
+            <w:pPr>
+              <w:pStyle w:val="NoSpacing"/>
+            </w:pPr>
+            <w:r>
+              <w:t>Publicly available information used for company/role research</w:t>
+            </w:r>
+          </w:p>
+        </w:tc>
+      </w:tr>
+      <w:tr>
+        <w:trPr>
+          <w:tblCellSpacing w:w="15" w:type="dxa"/>
+        </w:trPr>
+        <w:tc>
+          <w:tcPr>
+            <w:tcW w:w="1305" w:type="dxa"/>
+            <w:vAlign w:val="center"/>
+            <w:hideMark/>
+          </w:tcPr>
+          <w:p>
+            <w:pPr>
+              <w:pStyle w:val="NoSpacing"/>
+            </w:pPr>
+            <w:r>
+              <w:t>PDPE</w:t>
+            </w:r>
+          </w:p>
+        </w:tc>
+        <w:tc>
+          <w:tcPr>
+            <w:tcW w:w="2767" w:type="dxa"/>
+            <w:vAlign w:val="center"/>
+            <w:hideMark/>
+          </w:tcPr>
+          <w:p>
+            <w:pPr>
+              <w:pStyle w:val="NoSpacing"/>
+            </w:pPr>
+            <w:r>
+              <w:t>Pre-Day-One Positioning Engine</w:t>
+            </w:r>
+          </w:p>
+        </w:tc>
+        <w:tc>
+          <w:tcPr>
+            <w:tcW w:w="0" w:type="auto"/>
+            <w:vAlign w:val="center"/>
+            <w:hideMark/>
+          </w:tcPr>
+          <w:p>
+            <w:pPr>
+              <w:pStyle w:val="NoSpacing"/>
+            </w:pPr>
+            <w:r>
+              <w:t>Post-acceptance tool for building early stakeholder maps and plans</w:t>
+            </w:r>
+          </w:p>
+        </w:tc>
+      </w:tr>
+      <w:tr>
+        <w:trPr>
+          <w:tblCellSpacing w:w="15" w:type="dxa"/>
+        </w:trPr>
+        <w:tc>
+          <w:tcPr>
+            <w:tcW w:w="1305" w:type="dxa"/>
+            <w:vAlign w:val="center"/>
+            <w:hideMark/>
+          </w:tcPr>
+          <w:p>
+            <w:pPr>
+              <w:pStyle w:val="NoSpacing"/>
+            </w:pPr>
+            <w:r>
+              <w:t>RSU</w:t>
+            </w:r>
+          </w:p>
+        </w:tc>
+        <w:tc>
+          <w:tcPr>
+            <w:tcW w:w="2767" w:type="dxa"/>
+            <w:vAlign w:val="center"/>
+            <w:hideMark/>
+          </w:tcPr>
+          <w:p>
+            <w:pPr>
+              <w:pStyle w:val="NoSpacing"/>
+            </w:pPr>
+            <w:r>
+              <w:t>Restricted Stock Unit</w:t>
+            </w:r>
+          </w:p>
+        </w:tc>
+        <w:tc>
+          <w:tcPr>
+            <w:tcW w:w="0" w:type="auto"/>
+            <w:vAlign w:val="center"/>
+            <w:hideMark/>
+          </w:tcPr>
+          <w:p>
+            <w:pPr>
+              <w:pStyle w:val="NoSpacing"/>
+            </w:pPr>
+            <w:r>
+              <w:t>Equity compensation that vests over time</w:t>
+            </w:r>
+          </w:p>
+        </w:tc>
+      </w:tr>
+      <w:tr>
+        <w:trPr>
+          <w:tblCellSpacing w:w="15" w:type="dxa"/>
+        </w:trPr>
+        <w:tc>
+          <w:tcPr>
+            <w:tcW w:w="1305" w:type="dxa"/>
+            <w:vAlign w:val="center"/>
+            <w:hideMark/>
+          </w:tcPr>
+          <w:p>
+            <w:pPr>
+              <w:pStyle w:val="NoSpacing"/>
+            </w:pPr>
+            <w:r>
+              <w:t>STAR</w:t>
+            </w:r>
+          </w:p>
+        </w:tc>
+        <w:tc>
+          <w:tcPr>
+            <w:tcW w:w="2767" w:type="dxa"/>
+            <w:vAlign w:val="center"/>
+            <w:hideMark/>
+          </w:tcPr>
+          <w:p>
+            <w:pPr>
+              <w:pStyle w:val="NoSpacing"/>
+            </w:pPr>
+            <w:r>
+              <w:t>Situation, Task, Action, Result</w:t>
+            </w:r>
+          </w:p>
+        </w:tc>
+        <w:tc>
+          <w:tcPr>
+            <w:tcW w:w="0" w:type="auto"/>
+            <w:vAlign w:val="center"/>
+            <w:hideMark/>
+          </w:tcPr>
+          <w:p>
+            <w:pPr>
+              <w:pStyle w:val="NoSpacing"/>
+            </w:pPr>
+            <w:r>
+              <w:t xml:space="preserve">Structured format for answering </w:t>
+            </w:r>
+            <w:proofErr w:type="spellStart"/>
+            <w:r>
+              <w:t>behavioral</w:t>
+            </w:r>
+            <w:proofErr w:type="spellEnd"/>
+            <w:r>
+              <w:t xml:space="preserve"> interview questions</w:t>
+            </w:r>
+          </w:p>
+        </w:tc>
+      </w:tr>
+      <w:tr>
+        <w:trPr>
+          <w:tblCellSpacing w:w="15" w:type="dxa"/>
+        </w:trPr>
+        <w:tc>
+          <w:tcPr>
+            <w:tcW w:w="1305" w:type="dxa"/>
+            <w:vAlign w:val="center"/>
+            <w:hideMark/>
+          </w:tcPr>
+          <w:p>
+            <w:pPr>
+              <w:pStyle w:val="NoSpacing"/>
+            </w:pPr>
+            <w:r>
+              <w:t>TOC</w:t>
+            </w:r>
+          </w:p>
+        </w:tc>
+        <w:tc>
+          <w:tcPr>
+            <w:tcW w:w="2767" w:type="dxa"/>
+            <w:vAlign w:val="center"/>
+            <w:hideMark/>
+          </w:tcPr>
+          <w:p>
+            <w:pPr>
+              <w:pStyle w:val="NoSpacing"/>
+            </w:pPr>
+            <w:r>
+              <w:t>Table of Contents</w:t>
+            </w:r>
+          </w:p>
+        </w:tc>
+        <w:tc>
+          <w:tcPr>
+            <w:tcW w:w="0" w:type="auto"/>
+            <w:vAlign w:val="center"/>
+            <w:hideMark/>
+          </w:tcPr>
+          <w:p>
+            <w:pPr>
+              <w:pStyle w:val="NoSpacing"/>
+            </w:pPr>
+            <w:r>
+              <w:t>The clickable navigation at the front of this playbook</w:t>
+            </w:r>
+          </w:p>
+        </w:tc>
+      </w:tr>
+    </w:tbl>
+    <w:p>
+      <w:pPr>
+        <w:pStyle w:val="NoSpacing"/>
+      </w:pPr>
     </w:p>
     <w:p>
       <w:pPr>

--- a/Job seeker's playbook.docx
+++ b/Job seeker's playbook.docx
@@ -59,6 +59,15 @@
     </w:p>
     <w:sdt>
       <w:sdtPr>
+        <w:rPr>
+          <w:rFonts w:asciiTheme="minorHAnsi" w:eastAsiaTheme="minorHAnsi" w:hAnsiTheme="minorHAnsi" w:cstheme="minorBidi"/>
+          <w:color w:val="auto"/>
+          <w:kern w:val="2"/>
+          <w:sz w:val="22"/>
+          <w:szCs w:val="22"/>
+          <w:lang w:val="en-GB"/>
+          <w14:ligatures w14:val="standardContextual"/>
+        </w:rPr>
         <w:id w:val="1886139176"/>
         <w:docPartObj>
           <w:docPartGallery w:val="Table of Contents"/>
@@ -67,16 +76,9 @@
       </w:sdtPr>
       <w:sdtEndPr>
         <w:rPr>
-          <w:rFonts w:asciiTheme="minorHAnsi" w:eastAsiaTheme="minorHAnsi" w:hAnsiTheme="minorHAnsi" w:cstheme="minorBidi"/>
           <w:b/>
           <w:bCs/>
           <w:noProof/>
-          <w:color w:val="auto"/>
-          <w:kern w:val="2"/>
-          <w:sz w:val="22"/>
-          <w:szCs w:val="22"/>
-          <w:lang w:val="en-GB"/>
-          <w14:ligatures w14:val="standardContextual"/>
         </w:rPr>
       </w:sdtEndPr>
       <w:sdtContent>
@@ -111,7 +113,7 @@
           <w:r>
             <w:fldChar w:fldCharType="separate"/>
           </w:r>
-          <w:hyperlink w:anchor="_Toc225447927" w:history="1">
+          <w:hyperlink w:anchor="_Toc225688981" w:history="1">
             <w:r>
               <w:rPr>
                 <w:rStyle w:val="Hyperlink"/>
@@ -138,7 +140,7 @@
                 <w:noProof/>
                 <w:webHidden/>
               </w:rPr>
-              <w:instrText xml:space="preserve"> PAGEREF _Toc225447927 \h </w:instrText>
+              <w:instrText xml:space="preserve"> PAGEREF _Toc225688981 \h </w:instrText>
             </w:r>
             <w:r>
               <w:rPr>
@@ -158,7 +160,7 @@
                 <w:noProof/>
                 <w:webHidden/>
               </w:rPr>
-              <w:t>1</w:t>
+              <w:t>3</w:t>
             </w:r>
             <w:r>
               <w:rPr>
@@ -183,13 +185,13 @@
               <w:lang w:eastAsia="en-GB"/>
             </w:rPr>
           </w:pPr>
-          <w:hyperlink w:anchor="_Toc225447928" w:history="1">
+          <w:hyperlink w:anchor="_Toc225688982" w:history="1">
             <w:r>
               <w:rPr>
                 <w:rStyle w:val="Hyperlink"/>
                 <w:noProof/>
               </w:rPr>
-              <w:t>Why This Works</w:t>
+              <w:t>Forward</w:t>
             </w:r>
             <w:r>
               <w:rPr>
@@ -210,7 +212,7 @@
                 <w:noProof/>
                 <w:webHidden/>
               </w:rPr>
-              <w:instrText xml:space="preserve"> PAGEREF _Toc225447928 \h </w:instrText>
+              <w:instrText xml:space="preserve"> PAGEREF _Toc225688982 \h </w:instrText>
             </w:r>
             <w:r>
               <w:rPr>
@@ -230,7 +232,7 @@
                 <w:noProof/>
                 <w:webHidden/>
               </w:rPr>
-              <w:t>2</w:t>
+              <w:t>3</w:t>
             </w:r>
             <w:r>
               <w:rPr>
@@ -255,12 +257,156 @@
               <w:lang w:eastAsia="en-GB"/>
             </w:rPr>
           </w:pPr>
-          <w:hyperlink w:anchor="_Toc225447929" w:history="1">
+          <w:hyperlink w:anchor="_Toc225688983" w:history="1">
             <w:r>
               <w:rPr>
                 <w:rStyle w:val="Hyperlink"/>
                 <w:noProof/>
               </w:rPr>
+              <w:t>“From Zero to Offer – Integrity-First, Zero-Fabrication System”</w:t>
+            </w:r>
+            <w:r>
+              <w:rPr>
+                <w:noProof/>
+                <w:webHidden/>
+              </w:rPr>
+              <w:tab/>
+            </w:r>
+            <w:r>
+              <w:rPr>
+                <w:noProof/>
+                <w:webHidden/>
+              </w:rPr>
+              <w:fldChar w:fldCharType="begin"/>
+            </w:r>
+            <w:r>
+              <w:rPr>
+                <w:noProof/>
+                <w:webHidden/>
+              </w:rPr>
+              <w:instrText xml:space="preserve"> PAGEREF _Toc225688983 \h </w:instrText>
+            </w:r>
+            <w:r>
+              <w:rPr>
+                <w:noProof/>
+                <w:webHidden/>
+              </w:rPr>
+            </w:r>
+            <w:r>
+              <w:rPr>
+                <w:noProof/>
+                <w:webHidden/>
+              </w:rPr>
+              <w:fldChar w:fldCharType="separate"/>
+            </w:r>
+            <w:r>
+              <w:rPr>
+                <w:noProof/>
+                <w:webHidden/>
+              </w:rPr>
+              <w:t>3</w:t>
+            </w:r>
+            <w:r>
+              <w:rPr>
+                <w:noProof/>
+                <w:webHidden/>
+              </w:rPr>
+              <w:fldChar w:fldCharType="end"/>
+            </w:r>
+          </w:hyperlink>
+        </w:p>
+        <w:p>
+          <w:pPr>
+            <w:pStyle w:val="TOC2"/>
+            <w:tabs>
+              <w:tab w:val="right" w:leader="dot" w:pos="9016"/>
+            </w:tabs>
+            <w:rPr>
+              <w:rFonts w:eastAsiaTheme="minorEastAsia"/>
+              <w:noProof/>
+              <w:sz w:val="24"/>
+              <w:szCs w:val="24"/>
+              <w:lang w:eastAsia="en-GB"/>
+            </w:rPr>
+          </w:pPr>
+          <w:hyperlink w:anchor="_Toc225688984" w:history="1">
+            <w:r>
+              <w:rPr>
+                <w:rStyle w:val="Hyperlink"/>
+                <w:noProof/>
+              </w:rPr>
+              <w:t>Why This Works</w:t>
+            </w:r>
+            <w:r>
+              <w:rPr>
+                <w:noProof/>
+                <w:webHidden/>
+              </w:rPr>
+              <w:tab/>
+            </w:r>
+            <w:r>
+              <w:rPr>
+                <w:noProof/>
+                <w:webHidden/>
+              </w:rPr>
+              <w:fldChar w:fldCharType="begin"/>
+            </w:r>
+            <w:r>
+              <w:rPr>
+                <w:noProof/>
+                <w:webHidden/>
+              </w:rPr>
+              <w:instrText xml:space="preserve"> PAGEREF _Toc225688984 \h </w:instrText>
+            </w:r>
+            <w:r>
+              <w:rPr>
+                <w:noProof/>
+                <w:webHidden/>
+              </w:rPr>
+            </w:r>
+            <w:r>
+              <w:rPr>
+                <w:noProof/>
+                <w:webHidden/>
+              </w:rPr>
+              <w:fldChar w:fldCharType="separate"/>
+            </w:r>
+            <w:r>
+              <w:rPr>
+                <w:noProof/>
+                <w:webHidden/>
+              </w:rPr>
+              <w:t>3</w:t>
+            </w:r>
+            <w:r>
+              <w:rPr>
+                <w:noProof/>
+                <w:webHidden/>
+              </w:rPr>
+              <w:fldChar w:fldCharType="end"/>
+            </w:r>
+          </w:hyperlink>
+        </w:p>
+        <w:p>
+          <w:pPr>
+            <w:pStyle w:val="TOC2"/>
+            <w:tabs>
+              <w:tab w:val="right" w:leader="dot" w:pos="9016"/>
+            </w:tabs>
+            <w:rPr>
+              <w:rFonts w:eastAsiaTheme="minorEastAsia"/>
+              <w:noProof/>
+              <w:sz w:val="24"/>
+              <w:szCs w:val="24"/>
+              <w:lang w:eastAsia="en-GB"/>
+            </w:rPr>
+          </w:pPr>
+          <w:hyperlink w:anchor="_Toc225688985" w:history="1">
+            <w:r>
+              <w:rPr>
+                <w:rStyle w:val="Hyperlink"/>
+                <w:noProof/>
+              </w:rPr>
               <w:t>Core Philosophy</w:t>
             </w:r>
             <w:r>
@@ -282,7 +428,7 @@
                 <w:noProof/>
                 <w:webHidden/>
               </w:rPr>
-              <w:instrText xml:space="preserve"> PAGEREF _Toc225447929 \h </w:instrText>
+              <w:instrText xml:space="preserve"> PAGEREF _Toc225688985 \h </w:instrText>
             </w:r>
             <w:r>
               <w:rPr>
@@ -302,7 +448,7 @@
                 <w:noProof/>
                 <w:webHidden/>
               </w:rPr>
-              <w:t>2</w:t>
+              <w:t>4</w:t>
             </w:r>
             <w:r>
               <w:rPr>
@@ -327,7 +473,7 @@
               <w:lang w:eastAsia="en-GB"/>
             </w:rPr>
           </w:pPr>
-          <w:hyperlink w:anchor="_Toc225447930" w:history="1">
+          <w:hyperlink w:anchor="_Toc225688986" w:history="1">
             <w:r>
               <w:rPr>
                 <w:rStyle w:val="Hyperlink"/>
@@ -354,7 +500,7 @@
                 <w:noProof/>
                 <w:webHidden/>
               </w:rPr>
-              <w:instrText xml:space="preserve"> PAGEREF _Toc225447930 \h </w:instrText>
+              <w:instrText xml:space="preserve"> PAGEREF _Toc225688986 \h </w:instrText>
             </w:r>
             <w:r>
               <w:rPr>
@@ -374,7 +520,7 @@
                 <w:noProof/>
                 <w:webHidden/>
               </w:rPr>
-              <w:t>2</w:t>
+              <w:t>4</w:t>
             </w:r>
             <w:r>
               <w:rPr>
@@ -399,7 +545,7 @@
               <w:lang w:eastAsia="en-GB"/>
             </w:rPr>
           </w:pPr>
-          <w:hyperlink w:anchor="_Toc225447931" w:history="1">
+          <w:hyperlink w:anchor="_Toc225688987" w:history="1">
             <w:r>
               <w:rPr>
                 <w:rStyle w:val="Hyperlink"/>
@@ -426,7 +572,7 @@
                 <w:noProof/>
                 <w:webHidden/>
               </w:rPr>
-              <w:instrText xml:space="preserve"> PAGEREF _Toc225447931 \h </w:instrText>
+              <w:instrText xml:space="preserve"> PAGEREF _Toc225688987 \h </w:instrText>
             </w:r>
             <w:r>
               <w:rPr>
@@ -446,7 +592,7 @@
                 <w:noProof/>
                 <w:webHidden/>
               </w:rPr>
-              <w:t>2</w:t>
+              <w:t>4</w:t>
             </w:r>
             <w:r>
               <w:rPr>
@@ -471,7 +617,7 @@
               <w:lang w:eastAsia="en-GB"/>
             </w:rPr>
           </w:pPr>
-          <w:hyperlink w:anchor="_Toc225447932" w:history="1">
+          <w:hyperlink w:anchor="_Toc225688988" w:history="1">
             <w:r>
               <w:rPr>
                 <w:rStyle w:val="Hyperlink"/>
@@ -498,7 +644,7 @@
                 <w:noProof/>
                 <w:webHidden/>
               </w:rPr>
-              <w:instrText xml:space="preserve"> PAGEREF _Toc225447932 \h </w:instrText>
+              <w:instrText xml:space="preserve"> PAGEREF _Toc225688988 \h </w:instrText>
             </w:r>
             <w:r>
               <w:rPr>
@@ -518,7 +664,7 @@
                 <w:noProof/>
                 <w:webHidden/>
               </w:rPr>
-              <w:t>2</w:t>
+              <w:t>4</w:t>
             </w:r>
             <w:r>
               <w:rPr>
@@ -543,7 +689,7 @@
               <w:lang w:eastAsia="en-GB"/>
             </w:rPr>
           </w:pPr>
-          <w:hyperlink w:anchor="_Toc225447933" w:history="1">
+          <w:hyperlink w:anchor="_Toc225688989" w:history="1">
             <w:r>
               <w:rPr>
                 <w:rStyle w:val="Hyperlink"/>
@@ -570,7 +716,7 @@
                 <w:noProof/>
                 <w:webHidden/>
               </w:rPr>
-              <w:instrText xml:space="preserve"> PAGEREF _Toc225447933 \h </w:instrText>
+              <w:instrText xml:space="preserve"> PAGEREF _Toc225688989 \h </w:instrText>
             </w:r>
             <w:r>
               <w:rPr>
@@ -590,7 +736,7 @@
                 <w:noProof/>
                 <w:webHidden/>
               </w:rPr>
-              <w:t>3</w:t>
+              <w:t>5</w:t>
             </w:r>
             <w:r>
               <w:rPr>
@@ -615,7 +761,7 @@
               <w:lang w:eastAsia="en-GB"/>
             </w:rPr>
           </w:pPr>
-          <w:hyperlink w:anchor="_Toc225447934" w:history="1">
+          <w:hyperlink w:anchor="_Toc225688990" w:history="1">
             <w:r>
               <w:rPr>
                 <w:rStyle w:val="Hyperlink"/>
@@ -642,7 +788,7 @@
                 <w:noProof/>
                 <w:webHidden/>
               </w:rPr>
-              <w:instrText xml:space="preserve"> PAGEREF _Toc225447934 \h </w:instrText>
+              <w:instrText xml:space="preserve"> PAGEREF _Toc225688990 \h </w:instrText>
             </w:r>
             <w:r>
               <w:rPr>
@@ -662,7 +808,7 @@
                 <w:noProof/>
                 <w:webHidden/>
               </w:rPr>
-              <w:t>3</w:t>
+              <w:t>6</w:t>
             </w:r>
             <w:r>
               <w:rPr>
@@ -687,14 +833,13 @@
               <w:lang w:eastAsia="en-GB"/>
             </w:rPr>
           </w:pPr>
-          <w:hyperlink w:anchor="_Toc225447935" w:history="1">
+          <w:hyperlink w:anchor="_Toc225688991" w:history="1">
             <w:r>
               <w:rPr>
                 <w:rStyle w:val="Hyperlink"/>
-                <w:bCs/>
-                <w:noProof/>
-              </w:rPr>
-              <w:t>Step-by-step checklist (follow in this order)</w:t>
+                <w:noProof/>
+              </w:rPr>
+              <w:t>**Recommended Folder Structure (JobSearch-2026)**</w:t>
             </w:r>
             <w:r>
               <w:rPr>
@@ -715,7 +860,7 @@
                 <w:noProof/>
                 <w:webHidden/>
               </w:rPr>
-              <w:instrText xml:space="preserve"> PAGEREF _Toc225447935 \h </w:instrText>
+              <w:instrText xml:space="preserve"> PAGEREF _Toc225688991 \h </w:instrText>
             </w:r>
             <w:r>
               <w:rPr>
@@ -735,7 +880,7 @@
                 <w:noProof/>
                 <w:webHidden/>
               </w:rPr>
-              <w:t>3</w:t>
+              <w:t>6</w:t>
             </w:r>
             <w:r>
               <w:rPr>
@@ -760,14 +905,14 @@
               <w:lang w:eastAsia="en-GB"/>
             </w:rPr>
           </w:pPr>
-          <w:hyperlink w:anchor="_Toc225447936" w:history="1">
+          <w:hyperlink w:anchor="_Toc225688992" w:history="1">
             <w:r>
               <w:rPr>
                 <w:rStyle w:val="Hyperlink"/>
                 <w:bCs/>
                 <w:noProof/>
               </w:rPr>
-              <w:t>Quick-Reference Table – Before Phase Tools</w:t>
+              <w:t>Step-by-step checklist (follow in this order)</w:t>
             </w:r>
             <w:r>
               <w:rPr>
@@ -788,7 +933,7 @@
                 <w:noProof/>
                 <w:webHidden/>
               </w:rPr>
-              <w:instrText xml:space="preserve"> PAGEREF _Toc225447936 \h </w:instrText>
+              <w:instrText xml:space="preserve"> PAGEREF _Toc225688992 \h </w:instrText>
             </w:r>
             <w:r>
               <w:rPr>
@@ -808,7 +953,7 @@
                 <w:noProof/>
                 <w:webHidden/>
               </w:rPr>
-              <w:t>4</w:t>
+              <w:t>6</w:t>
             </w:r>
             <w:r>
               <w:rPr>
@@ -833,10 +978,83 @@
               <w:lang w:eastAsia="en-GB"/>
             </w:rPr>
           </w:pPr>
-          <w:hyperlink w:anchor="_Toc225447937" w:history="1">
+          <w:hyperlink w:anchor="_Toc225688993" w:history="1">
             <w:r>
               <w:rPr>
                 <w:rStyle w:val="Hyperlink"/>
+                <w:bCs/>
+                <w:noProof/>
+              </w:rPr>
+              <w:t>Quick-Reference Table – Before Phase Tools</w:t>
+            </w:r>
+            <w:r>
+              <w:rPr>
+                <w:noProof/>
+                <w:webHidden/>
+              </w:rPr>
+              <w:tab/>
+            </w:r>
+            <w:r>
+              <w:rPr>
+                <w:noProof/>
+                <w:webHidden/>
+              </w:rPr>
+              <w:fldChar w:fldCharType="begin"/>
+            </w:r>
+            <w:r>
+              <w:rPr>
+                <w:noProof/>
+                <w:webHidden/>
+              </w:rPr>
+              <w:instrText xml:space="preserve"> PAGEREF _Toc225688993 \h </w:instrText>
+            </w:r>
+            <w:r>
+              <w:rPr>
+                <w:noProof/>
+                <w:webHidden/>
+              </w:rPr>
+            </w:r>
+            <w:r>
+              <w:rPr>
+                <w:noProof/>
+                <w:webHidden/>
+              </w:rPr>
+              <w:fldChar w:fldCharType="separate"/>
+            </w:r>
+            <w:r>
+              <w:rPr>
+                <w:noProof/>
+                <w:webHidden/>
+              </w:rPr>
+              <w:t>7</w:t>
+            </w:r>
+            <w:r>
+              <w:rPr>
+                <w:noProof/>
+                <w:webHidden/>
+              </w:rPr>
+              <w:fldChar w:fldCharType="end"/>
+            </w:r>
+          </w:hyperlink>
+        </w:p>
+        <w:p>
+          <w:pPr>
+            <w:pStyle w:val="TOC2"/>
+            <w:tabs>
+              <w:tab w:val="right" w:leader="dot" w:pos="9016"/>
+            </w:tabs>
+            <w:rPr>
+              <w:rFonts w:eastAsiaTheme="minorEastAsia"/>
+              <w:noProof/>
+              <w:sz w:val="24"/>
+              <w:szCs w:val="24"/>
+              <w:lang w:eastAsia="en-GB"/>
+            </w:rPr>
+          </w:pPr>
+          <w:hyperlink w:anchor="_Toc225688994" w:history="1">
+            <w:r>
+              <w:rPr>
+                <w:rStyle w:val="Hyperlink"/>
                 <w:noProof/>
               </w:rPr>
               <w:t>Lessons Learned Sidebar</w:t>
@@ -860,7 +1078,7 @@
                 <w:noProof/>
                 <w:webHidden/>
               </w:rPr>
-              <w:instrText xml:space="preserve"> PAGEREF _Toc225447937 \h </w:instrText>
+              <w:instrText xml:space="preserve"> PAGEREF _Toc225688994 \h </w:instrText>
             </w:r>
             <w:r>
               <w:rPr>
@@ -880,7 +1098,7 @@
                 <w:noProof/>
                 <w:webHidden/>
               </w:rPr>
-              <w:t>5</w:t>
+              <w:t>7</w:t>
             </w:r>
             <w:r>
               <w:rPr>
@@ -905,7 +1123,7 @@
               <w:lang w:eastAsia="en-GB"/>
             </w:rPr>
           </w:pPr>
-          <w:hyperlink w:anchor="_Toc225447938" w:history="1">
+          <w:hyperlink w:anchor="_Toc225688995" w:history="1">
             <w:r>
               <w:rPr>
                 <w:rStyle w:val="Hyperlink"/>
@@ -932,7 +1150,7 @@
                 <w:noProof/>
                 <w:webHidden/>
               </w:rPr>
-              <w:instrText xml:space="preserve"> PAGEREF _Toc225447938 \h </w:instrText>
+              <w:instrText xml:space="preserve"> PAGEREF _Toc225688995 \h </w:instrText>
             </w:r>
             <w:r>
               <w:rPr>
@@ -952,7 +1170,7 @@
                 <w:noProof/>
                 <w:webHidden/>
               </w:rPr>
-              <w:t>5</w:t>
+              <w:t>8</w:t>
             </w:r>
             <w:r>
               <w:rPr>
@@ -977,7 +1195,7 @@
               <w:lang w:eastAsia="en-GB"/>
             </w:rPr>
           </w:pPr>
-          <w:hyperlink w:anchor="_Toc225447939" w:history="1">
+          <w:hyperlink w:anchor="_Toc225688996" w:history="1">
             <w:r>
               <w:rPr>
                 <w:rStyle w:val="Hyperlink"/>
@@ -1006,7 +1224,7 @@
                 <w:noProof/>
                 <w:webHidden/>
               </w:rPr>
-              <w:instrText xml:space="preserve"> PAGEREF _Toc225447939 \h </w:instrText>
+              <w:instrText xml:space="preserve"> PAGEREF _Toc225688996 \h </w:instrText>
             </w:r>
             <w:r>
               <w:rPr>
@@ -1026,7 +1244,7 @@
                 <w:noProof/>
                 <w:webHidden/>
               </w:rPr>
-              <w:t>6</w:t>
+              <w:t>8</w:t>
             </w:r>
             <w:r>
               <w:rPr>
@@ -1051,7 +1269,7 @@
               <w:lang w:eastAsia="en-GB"/>
             </w:rPr>
           </w:pPr>
-          <w:hyperlink w:anchor="_Toc225447940" w:history="1">
+          <w:hyperlink w:anchor="_Toc225688997" w:history="1">
             <w:r>
               <w:rPr>
                 <w:rStyle w:val="Hyperlink"/>
@@ -1078,7 +1296,7 @@
                 <w:noProof/>
                 <w:webHidden/>
               </w:rPr>
-              <w:instrText xml:space="preserve"> PAGEREF _Toc225447940 \h </w:instrText>
+              <w:instrText xml:space="preserve"> PAGEREF _Toc225688997 \h </w:instrText>
             </w:r>
             <w:r>
               <w:rPr>
@@ -1098,7 +1316,7 @@
                 <w:noProof/>
                 <w:webHidden/>
               </w:rPr>
-              <w:t>7</w:t>
+              <w:t>9</w:t>
             </w:r>
             <w:r>
               <w:rPr>
@@ -1123,7 +1341,7 @@
               <w:lang w:eastAsia="en-GB"/>
             </w:rPr>
           </w:pPr>
-          <w:hyperlink w:anchor="_Toc225447941" w:history="1">
+          <w:hyperlink w:anchor="_Toc225688998" w:history="1">
             <w:r>
               <w:rPr>
                 <w:rStyle w:val="Hyperlink"/>
@@ -1150,7 +1368,7 @@
                 <w:noProof/>
                 <w:webHidden/>
               </w:rPr>
-              <w:instrText xml:space="preserve"> PAGEREF _Toc225447941 \h </w:instrText>
+              <w:instrText xml:space="preserve"> PAGEREF _Toc225688998 \h </w:instrText>
             </w:r>
             <w:r>
               <w:rPr>
@@ -1170,7 +1388,7 @@
                 <w:noProof/>
                 <w:webHidden/>
               </w:rPr>
-              <w:t>7</w:t>
+              <w:t>10</w:t>
             </w:r>
             <w:r>
               <w:rPr>
@@ -1195,7 +1413,7 @@
               <w:lang w:eastAsia="en-GB"/>
             </w:rPr>
           </w:pPr>
-          <w:hyperlink w:anchor="_Toc225447942" w:history="1">
+          <w:hyperlink w:anchor="_Toc225688999" w:history="1">
             <w:r>
               <w:rPr>
                 <w:rStyle w:val="Hyperlink"/>
@@ -1222,7 +1440,7 @@
                 <w:noProof/>
                 <w:webHidden/>
               </w:rPr>
-              <w:instrText xml:space="preserve"> PAGEREF _Toc225447942 \h </w:instrText>
+              <w:instrText xml:space="preserve"> PAGEREF _Toc225688999 \h </w:instrText>
             </w:r>
             <w:r>
               <w:rPr>
@@ -1242,7 +1460,7 @@
                 <w:noProof/>
                 <w:webHidden/>
               </w:rPr>
-              <w:t>7</w:t>
+              <w:t>10</w:t>
             </w:r>
             <w:r>
               <w:rPr>
@@ -1267,7 +1485,7 @@
               <w:lang w:eastAsia="en-GB"/>
             </w:rPr>
           </w:pPr>
-          <w:hyperlink w:anchor="_Toc225447943" w:history="1">
+          <w:hyperlink w:anchor="_Toc225689000" w:history="1">
             <w:r>
               <w:rPr>
                 <w:rStyle w:val="Hyperlink"/>
@@ -1294,7 +1512,7 @@
                 <w:noProof/>
                 <w:webHidden/>
               </w:rPr>
-              <w:instrText xml:space="preserve"> PAGEREF _Toc225447943 \h </w:instrText>
+              <w:instrText xml:space="preserve"> PAGEREF _Toc225689000 \h </w:instrText>
             </w:r>
             <w:r>
               <w:rPr>
@@ -1314,7 +1532,7 @@
                 <w:noProof/>
                 <w:webHidden/>
               </w:rPr>
-              <w:t>9</w:t>
+              <w:t>12</w:t>
             </w:r>
             <w:r>
               <w:rPr>
@@ -1339,7 +1557,7 @@
               <w:lang w:eastAsia="en-GB"/>
             </w:rPr>
           </w:pPr>
-          <w:hyperlink w:anchor="_Toc225447944" w:history="1">
+          <w:hyperlink w:anchor="_Toc225689001" w:history="1">
             <w:r>
               <w:rPr>
                 <w:rStyle w:val="Hyperlink"/>
@@ -1366,7 +1584,7 @@
                 <w:noProof/>
                 <w:webHidden/>
               </w:rPr>
-              <w:instrText xml:space="preserve"> PAGEREF _Toc225447944 \h </w:instrText>
+              <w:instrText xml:space="preserve"> PAGEREF _Toc225689001 \h </w:instrText>
             </w:r>
             <w:r>
               <w:rPr>
@@ -1386,7 +1604,7 @@
                 <w:noProof/>
                 <w:webHidden/>
               </w:rPr>
-              <w:t>9</w:t>
+              <w:t>12</w:t>
             </w:r>
             <w:r>
               <w:rPr>
@@ -1411,7 +1629,7 @@
               <w:lang w:eastAsia="en-GB"/>
             </w:rPr>
           </w:pPr>
-          <w:hyperlink w:anchor="_Toc225447945" w:history="1">
+          <w:hyperlink w:anchor="_Toc225689002" w:history="1">
             <w:r>
               <w:rPr>
                 <w:rStyle w:val="Hyperlink"/>
@@ -1438,7 +1656,7 @@
                 <w:noProof/>
                 <w:webHidden/>
               </w:rPr>
-              <w:instrText xml:space="preserve"> PAGEREF _Toc225447945 \h </w:instrText>
+              <w:instrText xml:space="preserve"> PAGEREF _Toc225689002 \h </w:instrText>
             </w:r>
             <w:r>
               <w:rPr>
@@ -1458,7 +1676,7 @@
                 <w:noProof/>
                 <w:webHidden/>
               </w:rPr>
-              <w:t>10</w:t>
+              <w:t>14</w:t>
             </w:r>
             <w:r>
               <w:rPr>
@@ -1483,13 +1701,13 @@
               <w:lang w:eastAsia="en-GB"/>
             </w:rPr>
           </w:pPr>
-          <w:hyperlink w:anchor="_Toc225447946" w:history="1">
+          <w:hyperlink w:anchor="_Toc225689003" w:history="1">
             <w:r>
               <w:rPr>
                 <w:rStyle w:val="Hyperlink"/>
                 <w:noProof/>
               </w:rPr>
-              <w:t>Glossary</w:t>
+              <w:t>### Command Center Tracker</w:t>
             </w:r>
             <w:r>
               <w:rPr>
@@ -1510,7 +1728,7 @@
                 <w:noProof/>
                 <w:webHidden/>
               </w:rPr>
-              <w:instrText xml:space="preserve"> PAGEREF _Toc225447946 \h </w:instrText>
+              <w:instrText xml:space="preserve"> PAGEREF _Toc225689003 \h </w:instrText>
             </w:r>
             <w:r>
               <w:rPr>
@@ -1530,7 +1748,295 @@
                 <w:noProof/>
                 <w:webHidden/>
               </w:rPr>
-              <w:t>12</w:t>
+              <w:t>15</w:t>
+            </w:r>
+            <w:r>
+              <w:rPr>
+                <w:noProof/>
+                <w:webHidden/>
+              </w:rPr>
+              <w:fldChar w:fldCharType="end"/>
+            </w:r>
+          </w:hyperlink>
+        </w:p>
+        <w:p>
+          <w:pPr>
+            <w:pStyle w:val="TOC2"/>
+            <w:tabs>
+              <w:tab w:val="right" w:leader="dot" w:pos="9016"/>
+            </w:tabs>
+            <w:rPr>
+              <w:rFonts w:eastAsiaTheme="minorEastAsia"/>
+              <w:noProof/>
+              <w:sz w:val="24"/>
+              <w:szCs w:val="24"/>
+              <w:lang w:eastAsia="en-GB"/>
+            </w:rPr>
+          </w:pPr>
+          <w:hyperlink w:anchor="_Toc225689004" w:history="1">
+            <w:r>
+              <w:rPr>
+                <w:rStyle w:val="Hyperlink"/>
+                <w:noProof/>
+              </w:rPr>
+              <w:t>**JOBS APPLIED FOR (ACTIVE)**</w:t>
+            </w:r>
+            <w:r>
+              <w:rPr>
+                <w:noProof/>
+                <w:webHidden/>
+              </w:rPr>
+              <w:tab/>
+            </w:r>
+            <w:r>
+              <w:rPr>
+                <w:noProof/>
+                <w:webHidden/>
+              </w:rPr>
+              <w:fldChar w:fldCharType="begin"/>
+            </w:r>
+            <w:r>
+              <w:rPr>
+                <w:noProof/>
+                <w:webHidden/>
+              </w:rPr>
+              <w:instrText xml:space="preserve"> PAGEREF _Toc225689004 \h </w:instrText>
+            </w:r>
+            <w:r>
+              <w:rPr>
+                <w:noProof/>
+                <w:webHidden/>
+              </w:rPr>
+            </w:r>
+            <w:r>
+              <w:rPr>
+                <w:noProof/>
+                <w:webHidden/>
+              </w:rPr>
+              <w:fldChar w:fldCharType="separate"/>
+            </w:r>
+            <w:r>
+              <w:rPr>
+                <w:noProof/>
+                <w:webHidden/>
+              </w:rPr>
+              <w:t>15</w:t>
+            </w:r>
+            <w:r>
+              <w:rPr>
+                <w:noProof/>
+                <w:webHidden/>
+              </w:rPr>
+              <w:fldChar w:fldCharType="end"/>
+            </w:r>
+          </w:hyperlink>
+        </w:p>
+        <w:p>
+          <w:pPr>
+            <w:pStyle w:val="TOC2"/>
+            <w:tabs>
+              <w:tab w:val="right" w:leader="dot" w:pos="9016"/>
+            </w:tabs>
+            <w:rPr>
+              <w:rFonts w:eastAsiaTheme="minorEastAsia"/>
+              <w:noProof/>
+              <w:sz w:val="24"/>
+              <w:szCs w:val="24"/>
+              <w:lang w:eastAsia="en-GB"/>
+            </w:rPr>
+          </w:pPr>
+          <w:hyperlink w:anchor="_Toc225689005" w:history="1">
+            <w:r>
+              <w:rPr>
+                <w:rStyle w:val="Hyperlink"/>
+                <w:noProof/>
+              </w:rPr>
+              <w:t>**NETWORKING ACTIVITIES**</w:t>
+            </w:r>
+            <w:r>
+              <w:rPr>
+                <w:noProof/>
+                <w:webHidden/>
+              </w:rPr>
+              <w:tab/>
+            </w:r>
+            <w:r>
+              <w:rPr>
+                <w:noProof/>
+                <w:webHidden/>
+              </w:rPr>
+              <w:fldChar w:fldCharType="begin"/>
+            </w:r>
+            <w:r>
+              <w:rPr>
+                <w:noProof/>
+                <w:webHidden/>
+              </w:rPr>
+              <w:instrText xml:space="preserve"> PAGEREF _Toc225689005 \h </w:instrText>
+            </w:r>
+            <w:r>
+              <w:rPr>
+                <w:noProof/>
+                <w:webHidden/>
+              </w:rPr>
+            </w:r>
+            <w:r>
+              <w:rPr>
+                <w:noProof/>
+                <w:webHidden/>
+              </w:rPr>
+              <w:fldChar w:fldCharType="separate"/>
+            </w:r>
+            <w:r>
+              <w:rPr>
+                <w:noProof/>
+                <w:webHidden/>
+              </w:rPr>
+              <w:t>16</w:t>
+            </w:r>
+            <w:r>
+              <w:rPr>
+                <w:noProof/>
+                <w:webHidden/>
+              </w:rPr>
+              <w:fldChar w:fldCharType="end"/>
+            </w:r>
+          </w:hyperlink>
+        </w:p>
+        <w:p>
+          <w:pPr>
+            <w:pStyle w:val="TOC2"/>
+            <w:tabs>
+              <w:tab w:val="right" w:leader="dot" w:pos="9016"/>
+            </w:tabs>
+            <w:rPr>
+              <w:rFonts w:eastAsiaTheme="minorEastAsia"/>
+              <w:noProof/>
+              <w:sz w:val="24"/>
+              <w:szCs w:val="24"/>
+              <w:lang w:eastAsia="en-GB"/>
+            </w:rPr>
+          </w:pPr>
+          <w:hyperlink w:anchor="_Toc225689006" w:history="1">
+            <w:r>
+              <w:rPr>
+                <w:rStyle w:val="Hyperlink"/>
+                <w:noProof/>
+              </w:rPr>
+              <w:t>**REJECTED / ARCHIVED** – (Move entries here when closed)</w:t>
+            </w:r>
+            <w:r>
+              <w:rPr>
+                <w:noProof/>
+                <w:webHidden/>
+              </w:rPr>
+              <w:tab/>
+            </w:r>
+            <w:r>
+              <w:rPr>
+                <w:noProof/>
+                <w:webHidden/>
+              </w:rPr>
+              <w:fldChar w:fldCharType="begin"/>
+            </w:r>
+            <w:r>
+              <w:rPr>
+                <w:noProof/>
+                <w:webHidden/>
+              </w:rPr>
+              <w:instrText xml:space="preserve"> PAGEREF _Toc225689006 \h </w:instrText>
+            </w:r>
+            <w:r>
+              <w:rPr>
+                <w:noProof/>
+                <w:webHidden/>
+              </w:rPr>
+            </w:r>
+            <w:r>
+              <w:rPr>
+                <w:noProof/>
+                <w:webHidden/>
+              </w:rPr>
+              <w:fldChar w:fldCharType="separate"/>
+            </w:r>
+            <w:r>
+              <w:rPr>
+                <w:noProof/>
+                <w:webHidden/>
+              </w:rPr>
+              <w:t>16</w:t>
+            </w:r>
+            <w:r>
+              <w:rPr>
+                <w:noProof/>
+                <w:webHidden/>
+              </w:rPr>
+              <w:fldChar w:fldCharType="end"/>
+            </w:r>
+          </w:hyperlink>
+        </w:p>
+        <w:p>
+          <w:pPr>
+            <w:pStyle w:val="TOC2"/>
+            <w:tabs>
+              <w:tab w:val="right" w:leader="dot" w:pos="9016"/>
+            </w:tabs>
+            <w:rPr>
+              <w:rFonts w:eastAsiaTheme="minorEastAsia"/>
+              <w:noProof/>
+              <w:sz w:val="24"/>
+              <w:szCs w:val="24"/>
+              <w:lang w:eastAsia="en-GB"/>
+            </w:rPr>
+          </w:pPr>
+          <w:hyperlink w:anchor="_Toc225689007" w:history="1">
+            <w:r>
+              <w:rPr>
+                <w:rStyle w:val="Hyperlink"/>
+                <w:noProof/>
+              </w:rPr>
+              <w:t>**Weekly Performance &amp; Metrics** (add at bottom or in separate tab)</w:t>
+            </w:r>
+            <w:r>
+              <w:rPr>
+                <w:noProof/>
+                <w:webHidden/>
+              </w:rPr>
+              <w:tab/>
+            </w:r>
+            <w:r>
+              <w:rPr>
+                <w:noProof/>
+                <w:webHidden/>
+              </w:rPr>
+              <w:fldChar w:fldCharType="begin"/>
+            </w:r>
+            <w:r>
+              <w:rPr>
+                <w:noProof/>
+                <w:webHidden/>
+              </w:rPr>
+              <w:instrText xml:space="preserve"> PAGEREF _Toc225689007 \h </w:instrText>
+            </w:r>
+            <w:r>
+              <w:rPr>
+                <w:noProof/>
+                <w:webHidden/>
+              </w:rPr>
+            </w:r>
+            <w:r>
+              <w:rPr>
+                <w:noProof/>
+                <w:webHidden/>
+              </w:rPr>
+              <w:fldChar w:fldCharType="separate"/>
+            </w:r>
+            <w:r>
+              <w:rPr>
+                <w:noProof/>
+                <w:webHidden/>
+              </w:rPr>
+              <w:t>16</w:t>
             </w:r>
             <w:r>
               <w:rPr>
@@ -1555,12 +2061,84 @@
               <w:lang w:eastAsia="en-GB"/>
             </w:rPr>
           </w:pPr>
-          <w:hyperlink w:anchor="_Toc225447947" w:history="1">
+          <w:hyperlink w:anchor="_Toc225689008" w:history="1">
             <w:r>
               <w:rPr>
                 <w:rStyle w:val="Hyperlink"/>
                 <w:noProof/>
               </w:rPr>
+              <w:t>Glossary</w:t>
+            </w:r>
+            <w:r>
+              <w:rPr>
+                <w:noProof/>
+                <w:webHidden/>
+              </w:rPr>
+              <w:tab/>
+            </w:r>
+            <w:r>
+              <w:rPr>
+                <w:noProof/>
+                <w:webHidden/>
+              </w:rPr>
+              <w:fldChar w:fldCharType="begin"/>
+            </w:r>
+            <w:r>
+              <w:rPr>
+                <w:noProof/>
+                <w:webHidden/>
+              </w:rPr>
+              <w:instrText xml:space="preserve"> PAGEREF _Toc225689008 \h </w:instrText>
+            </w:r>
+            <w:r>
+              <w:rPr>
+                <w:noProof/>
+                <w:webHidden/>
+              </w:rPr>
+            </w:r>
+            <w:r>
+              <w:rPr>
+                <w:noProof/>
+                <w:webHidden/>
+              </w:rPr>
+              <w:fldChar w:fldCharType="separate"/>
+            </w:r>
+            <w:r>
+              <w:rPr>
+                <w:noProof/>
+                <w:webHidden/>
+              </w:rPr>
+              <w:t>16</w:t>
+            </w:r>
+            <w:r>
+              <w:rPr>
+                <w:noProof/>
+                <w:webHidden/>
+              </w:rPr>
+              <w:fldChar w:fldCharType="end"/>
+            </w:r>
+          </w:hyperlink>
+        </w:p>
+        <w:p>
+          <w:pPr>
+            <w:pStyle w:val="TOC1"/>
+            <w:tabs>
+              <w:tab w:val="right" w:leader="dot" w:pos="9016"/>
+            </w:tabs>
+            <w:rPr>
+              <w:rFonts w:eastAsiaTheme="minorEastAsia"/>
+              <w:noProof/>
+              <w:sz w:val="24"/>
+              <w:szCs w:val="24"/>
+              <w:lang w:eastAsia="en-GB"/>
+            </w:rPr>
+          </w:pPr>
+          <w:hyperlink w:anchor="_Toc225689009" w:history="1">
+            <w:r>
+              <w:rPr>
+                <w:rStyle w:val="Hyperlink"/>
+                <w:noProof/>
+              </w:rPr>
               <w:t>Acronyms</w:t>
             </w:r>
             <w:r>
@@ -1582,7 +2160,7 @@
                 <w:noProof/>
                 <w:webHidden/>
               </w:rPr>
-              <w:instrText xml:space="preserve"> PAGEREF _Toc225447947 \h </w:instrText>
+              <w:instrText xml:space="preserve"> PAGEREF _Toc225689009 \h </w:instrText>
             </w:r>
             <w:r>
               <w:rPr>
@@ -1602,7 +2180,7 @@
                 <w:noProof/>
                 <w:webHidden/>
               </w:rPr>
-              <w:t>13</w:t>
+              <w:t>17</w:t>
             </w:r>
             <w:r>
               <w:rPr>
@@ -1630,10 +2208,10 @@
       <w:pPr>
         <w:pStyle w:val="Heading1"/>
       </w:pPr>
-      <w:bookmarkStart w:id="2" w:name="_Toc225447927"/>
       <w:r>
         <w:br w:type="page"/>
       </w:r>
+      <w:bookmarkStart w:id="2" w:name="_Toc225688981"/>
       <w:r>
         <w:lastRenderedPageBreak/>
         <w:t>Summary</w:t>
@@ -1646,9 +2224,11 @@
       <w:pPr>
         <w:pStyle w:val="Heading2"/>
       </w:pPr>
+      <w:bookmarkStart w:id="3" w:name="_Toc225688982"/>
       <w:r>
         <w:t>Forward</w:t>
       </w:r>
+      <w:bookmarkEnd w:id="3"/>
     </w:p>
     <w:p>
       <w:pPr>
@@ -1686,15 +2266,7 @@
         <w:ind w:left="720"/>
       </w:pPr>
       <w:r>
-        <w:t xml:space="preserve">Along the way, I experimented heavily with AI tools. I found that most generic advice and off-the-shelf prompts either hallucinated details or encouraged risky shortcuts. </w:t>
-      </w:r>
-      <w:proofErr w:type="gramStart"/>
-      <w:r>
-        <w:t>So</w:t>
-      </w:r>
-      <w:proofErr w:type="gramEnd"/>
-      <w:r>
-        <w:t xml:space="preserve"> I started building something different: a disciplined, integrity-first system grounded in the same security and verification principles I use in cybersecurity.</w:t>
+        <w:t>Along the way, I experimented heavily with AI tools. I found that most generic advice and off-the-shelf prompts either hallucinated details or encouraged risky shortcuts. So I started building something different: a disciplined, integrity-first system grounded in the same security and verification principles I use in cybersecurity.</w:t>
       </w:r>
     </w:p>
     <w:p>
@@ -1754,465 +2326,540 @@
     </w:p>
     <w:p>
       <w:pPr>
-        <w:pStyle w:val="NoSpacing"/>
-      </w:pPr>
-      <w:r>
+        <w:pStyle w:val="Heading2"/>
+      </w:pPr>
+      <w:bookmarkStart w:id="4" w:name="_Toc225688983"/>
+      <w:r>
+        <w:t>“From Zero to Offer – Integrity-First, Zero-Fabrication System”</w:t>
+      </w:r>
+      <w:bookmarkEnd w:id="4"/>
+      <w:r>
+        <w:t xml:space="preserve">  </w:t>
+      </w:r>
+    </w:p>
+    <w:p>
+      <w:pPr>
+        <w:pStyle w:val="NoSpacing"/>
         <w:rPr>
           <w:b/>
         </w:rPr>
-        <w:t>“From Zero to Offer – Integrity-First, Zero-Fabrication System”</w:t>
-      </w:r>
-      <w:r>
-        <w:t xml:space="preserve">  </w:t>
-      </w:r>
-    </w:p>
-    <w:p>
-      <w:pPr>
-        <w:pStyle w:val="NoSpacing"/>
       </w:pPr>
       <w:r>
         <w:rPr>
           <w:b/>
         </w:rPr>
-        <w:t>Version:</w:t>
-      </w:r>
-      <w:r>
-        <w:t xml:space="preserve"> 1.0 (Draft – March 2026)  </w:t>
-      </w:r>
-    </w:p>
-    <w:p>
-      <w:pPr>
-        <w:pStyle w:val="NoSpacing"/>
-      </w:pPr>
-      <w:r>
+        <w:t xml:space="preserve">Version: v1.1 Draft – March 29, 2026  </w:t>
+      </w:r>
+    </w:p>
+    <w:p>
+      <w:pPr>
+        <w:pStyle w:val="NoSpacing"/>
+        <w:rPr>
+          <w:bCs/>
+        </w:rPr>
+      </w:pPr>
+      <w:r>
+        <w:rPr>
+          <w:bCs/>
+        </w:rPr>
+        <w:t>Linked Repo: https://github.com/scottmalin68-commits/Job-Search-Career-Prompts (All prompts are the latest versions as of March 29, 2026)</w:t>
+      </w:r>
+    </w:p>
+    <w:p>
+      <w:pPr>
+        <w:pStyle w:val="NoSpacing"/>
         <w:rPr>
           <w:b/>
         </w:rPr>
-        <w:t>Linked Repo:</w:t>
-      </w:r>
-      <w:r>
-        <w:t xml:space="preserve"> https://github.com/scottmalin68-commits/Job-Search-Career-Prompts  </w:t>
-      </w:r>
-    </w:p>
-    <w:p>
-      <w:pPr>
-        <w:pStyle w:val="NoSpacing"/>
-      </w:pPr>
-    </w:p>
-    <w:p>
-      <w:pPr>
-        <w:pStyle w:val="NoSpacing"/>
-      </w:pPr>
-      <w:r>
-        <w:t xml:space="preserve">You are entering (or re-entering) the job market.  </w:t>
-      </w:r>
-    </w:p>
-    <w:p>
-      <w:pPr>
-        <w:pStyle w:val="NoSpacing"/>
-      </w:pPr>
-      <w:r>
-        <w:t xml:space="preserve">You want a repeatable, honest, high-success process that protects your integrity, spots red flags early, and gives you a real competitive edge.  </w:t>
-      </w:r>
-    </w:p>
-    <w:p>
-      <w:pPr>
-        <w:pStyle w:val="NoSpacing"/>
-      </w:pPr>
-    </w:p>
-    <w:p>
-      <w:pPr>
-        <w:pStyle w:val="NoSpacing"/>
-      </w:pPr>
-      <w:r>
-        <w:t xml:space="preserve">This playbook walks you step-by-step through </w:t>
-      </w:r>
-      <w:r>
-        <w:t>my</w:t>
-      </w:r>
-      <w:r>
-        <w:t xml:space="preserve"> using the 66+ prompts and tools in the GitHub repo.  </w:t>
-      </w:r>
-    </w:p>
-    <w:p>
-      <w:pPr>
-        <w:pStyle w:val="NoSpacing"/>
-      </w:pPr>
-      <w:r>
-        <w:t xml:space="preserve">It is organized as </w:t>
-      </w:r>
-      <w:r>
+      </w:pPr>
+    </w:p>
+    <w:p>
+      <w:pPr>
+        <w:pStyle w:val="NoSpacing"/>
         <w:rPr>
           <w:b/>
         </w:rPr>
-        <w:t>Before → During (Part 1 &amp; Part 2) → After</w:t>
-      </w:r>
-      <w:r>
-        <w:t xml:space="preserve"> — exactly the flow you built and tested.</w:t>
-      </w:r>
-    </w:p>
-    <w:p>
-      <w:pPr>
-        <w:pStyle w:val="NoSpacing"/>
-      </w:pPr>
+      </w:pPr>
+      <w:r>
+        <w:rPr>
+          <w:b/>
+        </w:rPr>
+        <w:t>### Recent Updates (March 2026)</w:t>
+      </w:r>
+    </w:p>
+    <w:p>
+      <w:pPr>
+        <w:pStyle w:val="NoSpacing"/>
+        <w:rPr>
+          <w:bCs/>
+        </w:rPr>
+      </w:pPr>
+      <w:r>
+        <w:rPr>
+          <w:bCs/>
+        </w:rPr>
+        <w:t>- The Universal Interview Architect + Usage Guide (Mar 26) – Comprehensive interview strategy reverse-engineering tool</w:t>
+      </w:r>
+    </w:p>
+    <w:p>
+      <w:pPr>
+        <w:pStyle w:val="NoSpacing"/>
+        <w:rPr>
+          <w:bCs/>
+        </w:rPr>
+      </w:pPr>
+      <w:r>
+        <w:rPr>
+          <w:bCs/>
+        </w:rPr>
+        <w:t>- Safe Offer Negotiation Assistant v2.0 (Mar 25–26) – Major upgrade with total-comp “Dry Powder” analysis, pivot playbook, vulnerability patches, and adversarial red-teaming</w:t>
+      </w:r>
+    </w:p>
+    <w:p>
+      <w:pPr>
+        <w:pStyle w:val="NoSpacing"/>
+        <w:rPr>
+          <w:bCs/>
+        </w:rPr>
+      </w:pPr>
+      <w:r>
+        <w:rPr>
+          <w:bCs/>
+        </w:rPr>
+        <w:t>- Pre-Day-One Positioning Engine (PDPE) (Mar 25) – Post-acceptance stakeholder mapping and early-win planning</w:t>
+      </w:r>
+    </w:p>
+    <w:p>
+      <w:pPr>
+        <w:pStyle w:val="NoSpacing"/>
+        <w:rPr>
+          <w:bCs/>
+        </w:rPr>
+      </w:pPr>
+      <w:r>
+        <w:rPr>
+          <w:bCs/>
+        </w:rPr>
+        <w:t>- Job Posting Snapshot &amp; Preservation Engine improvements (Mar 27)</w:t>
+      </w:r>
+    </w:p>
+    <w:p>
+      <w:pPr>
+        <w:pStyle w:val="NoSpacing"/>
+        <w:rPr>
+          <w:bCs/>
+        </w:rPr>
+      </w:pPr>
+      <w:r>
+        <w:rPr>
+          <w:bCs/>
+        </w:rPr>
+        <w:t>- The T-chart alignment engine (Mar 29) – Visual experience-to-requirements alignment</w:t>
+      </w:r>
+    </w:p>
+    <w:p>
+      <w:pPr>
+        <w:pStyle w:val="NoSpacing"/>
+        <w:rPr>
+          <w:bCs/>
+        </w:rPr>
+      </w:pPr>
+      <w:r>
+        <w:rPr>
+          <w:bCs/>
+        </w:rPr>
+        <w:t>- Pre-interview recruiter bridge prompt (Mar 27)</w:t>
+      </w:r>
+    </w:p>
+    <w:p>
+      <w:pPr>
+        <w:pStyle w:val="NoSpacing"/>
+        <w:rPr>
+          <w:bCs/>
+        </w:rPr>
+      </w:pPr>
+      <w:r>
+        <w:rPr>
+          <w:bCs/>
+        </w:rPr>
+        <w:t>- The AI-Screener Logic-Gate (Mar 26)</w:t>
+      </w:r>
+    </w:p>
+    <w:p>
+      <w:pPr>
+        <w:pStyle w:val="NoSpacing"/>
+        <w:rPr>
+          <w:bCs/>
+        </w:rPr>
+      </w:pPr>
+      <w:r>
+        <w:rPr>
+          <w:bCs/>
+        </w:rPr>
+        <w:t>- Career Transition Announcement Builder (Mar 26)</w:t>
+      </w:r>
+    </w:p>
+    <w:p>
+      <w:pPr>
+        <w:pStyle w:val="NoSpacing"/>
+        <w:rPr>
+          <w:bCs/>
+        </w:rPr>
+      </w:pPr>
+      <w:r>
+        <w:rPr>
+          <w:bCs/>
+        </w:rPr>
+        <w:t>- Job-Application Tracker.md (Mar 25) – Template for the Command Center</w:t>
+      </w:r>
     </w:p>
     <w:p>
       <w:pPr>
         <w:pStyle w:val="Heading2"/>
       </w:pPr>
-      <w:bookmarkStart w:id="3" w:name="_Toc225447839"/>
-      <w:bookmarkStart w:id="4" w:name="_Toc225447867"/>
-      <w:bookmarkStart w:id="5" w:name="_Toc225447928"/>
+      <w:bookmarkStart w:id="5" w:name="_Toc225447839"/>
+      <w:bookmarkStart w:id="6" w:name="_Toc225447867"/>
+      <w:bookmarkStart w:id="7" w:name="_Toc225688984"/>
       <w:r>
         <w:t>Why This Works</w:t>
       </w:r>
-      <w:bookmarkEnd w:id="3"/>
-      <w:bookmarkEnd w:id="4"/>
       <w:bookmarkEnd w:id="5"/>
-    </w:p>
-    <w:p>
-      <w:pPr>
-        <w:pStyle w:val="NoSpacing"/>
-      </w:pPr>
-      <w:r>
-        <w:t xml:space="preserve">- Everything starts from </w:t>
-      </w:r>
-      <w:r>
-        <w:rPr>
-          <w:b/>
-        </w:rPr>
-        <w:t>your real experience</w:t>
-      </w:r>
-      <w:r>
-        <w:t xml:space="preserve"> (single source of truth)  </w:t>
-      </w:r>
-    </w:p>
-    <w:p>
-      <w:pPr>
-        <w:pStyle w:val="NoSpacing"/>
-      </w:pPr>
-      <w:r>
-        <w:t xml:space="preserve">- No hallucinations, no exaggeration, no risky shortcuts  </w:t>
-      </w:r>
-    </w:p>
-    <w:p>
-      <w:pPr>
-        <w:pStyle w:val="NoSpacing"/>
-      </w:pPr>
-      <w:r>
-        <w:t xml:space="preserve">- Built by a cybersecurity professional who treats job hunting like a secure operation  </w:t>
-      </w:r>
-    </w:p>
-    <w:p>
-      <w:pPr>
-        <w:pStyle w:val="NoSpacing"/>
-      </w:pPr>
-      <w:r>
-        <w:t>- Designed to be followed even on free AI tiers (with smart batching)</w:t>
-      </w:r>
-    </w:p>
-    <w:p>
-      <w:pPr>
-        <w:pStyle w:val="NoSpacing"/>
-      </w:pPr>
-    </w:p>
-    <w:p>
-      <w:pPr>
-        <w:pStyle w:val="Heading2"/>
-      </w:pPr>
-      <w:bookmarkStart w:id="6" w:name="_Toc225447840"/>
-      <w:bookmarkStart w:id="7" w:name="_Toc225447868"/>
-      <w:bookmarkStart w:id="8" w:name="_Toc225447929"/>
-      <w:r>
-        <w:t>Core Philosophy</w:t>
-      </w:r>
       <w:bookmarkEnd w:id="6"/>
       <w:bookmarkEnd w:id="7"/>
+    </w:p>
+    <w:p>
+      <w:pPr>
+        <w:pStyle w:val="NoSpacing"/>
+      </w:pPr>
+      <w:r>
+        <w:t xml:space="preserve">- Everything starts from </w:t>
+      </w:r>
+      <w:r>
+        <w:rPr>
+          <w:b/>
+        </w:rPr>
+        <w:t>your real experience</w:t>
+      </w:r>
+      <w:r>
+        <w:t xml:space="preserve"> (single source of truth)  </w:t>
+      </w:r>
+    </w:p>
+    <w:p>
+      <w:pPr>
+        <w:pStyle w:val="NoSpacing"/>
+      </w:pPr>
+      <w:r>
+        <w:lastRenderedPageBreak/>
+        <w:t xml:space="preserve">- No hallucinations, no exaggeration, no risky shortcuts  </w:t>
+      </w:r>
+    </w:p>
+    <w:p>
+      <w:pPr>
+        <w:pStyle w:val="NoSpacing"/>
+      </w:pPr>
+      <w:r>
+        <w:t xml:space="preserve">- Built by a cybersecurity professional who treats job hunting like a secure operation  </w:t>
+      </w:r>
+    </w:p>
+    <w:p>
+      <w:pPr>
+        <w:pStyle w:val="NoSpacing"/>
+      </w:pPr>
+      <w:r>
+        <w:t>- Designed to be followed even on free AI tiers (with smart batching)</w:t>
+      </w:r>
+    </w:p>
+    <w:p>
+      <w:pPr>
+        <w:pStyle w:val="NoSpacing"/>
+      </w:pPr>
+    </w:p>
+    <w:p>
+      <w:pPr>
+        <w:pStyle w:val="Heading2"/>
+      </w:pPr>
+      <w:bookmarkStart w:id="8" w:name="_Toc225447840"/>
+      <w:bookmarkStart w:id="9" w:name="_Toc225447868"/>
+      <w:bookmarkStart w:id="10" w:name="_Toc225688985"/>
+      <w:r>
+        <w:t>Core Philosophy</w:t>
+      </w:r>
       <w:bookmarkEnd w:id="8"/>
-    </w:p>
-    <w:p>
-      <w:pPr>
-        <w:pStyle w:val="NoSpacing"/>
-      </w:pPr>
-      <w:r>
-        <w:t xml:space="preserve">Security-minded, zero-fabrication career building.  </w:t>
-      </w:r>
-    </w:p>
-    <w:p>
-      <w:pPr>
-        <w:pStyle w:val="NoSpacing"/>
-      </w:pPr>
-      <w:r>
-        <w:lastRenderedPageBreak/>
-        <w:t xml:space="preserve">- Capture your real data first  </w:t>
-      </w:r>
-    </w:p>
-    <w:p>
-      <w:pPr>
-        <w:pStyle w:val="NoSpacing"/>
-      </w:pPr>
-      <w:r>
-        <w:t xml:space="preserve">- Govern it so it can never be twisted  </w:t>
-      </w:r>
-    </w:p>
-    <w:p>
-      <w:pPr>
-        <w:pStyle w:val="NoSpacing"/>
-      </w:pPr>
-      <w:r>
-        <w:t xml:space="preserve">- Enhance it authentically  </w:t>
-      </w:r>
-    </w:p>
-    <w:p>
-      <w:pPr>
-        <w:pStyle w:val="NoSpacing"/>
-      </w:pPr>
-      <w:r>
-        <w:t xml:space="preserve">- Apply the same risk-detection mindset you use in cybersecurity to every job posting, company, and offer  </w:t>
-      </w:r>
-    </w:p>
-    <w:p>
-      <w:pPr>
-        <w:pStyle w:val="NoSpacing"/>
-      </w:pPr>
-    </w:p>
-    <w:p>
-      <w:pPr>
-        <w:pStyle w:val="NoSpacing"/>
-      </w:pPr>
-      <w:r>
-        <w:t>---</w:t>
-      </w:r>
-    </w:p>
-    <w:p>
-      <w:pPr>
-        <w:pStyle w:val="NoSpacing"/>
-      </w:pPr>
-    </w:p>
-    <w:p>
-      <w:pPr>
-        <w:pStyle w:val="Heading1"/>
-      </w:pPr>
-      <w:bookmarkStart w:id="9" w:name="_Toc225447841"/>
-      <w:bookmarkStart w:id="10" w:name="_Toc225447869"/>
-      <w:bookmarkStart w:id="11" w:name="_Toc225447930"/>
-      <w:r>
-        <w:t>Phase 0:</w:t>
-      </w:r>
-      <w:r>
-        <w:t xml:space="preserve"> Core Career Data Workflow (Do This First – Non-Negotiable)</w:t>
-      </w:r>
       <w:bookmarkEnd w:id="9"/>
       <w:bookmarkEnd w:id="10"/>
+    </w:p>
+    <w:p>
+      <w:pPr>
+        <w:pStyle w:val="NoSpacing"/>
+      </w:pPr>
+      <w:r>
+        <w:t xml:space="preserve">Security-minded, zero-fabrication career building.  </w:t>
+      </w:r>
+    </w:p>
+    <w:p>
+      <w:pPr>
+        <w:pStyle w:val="NoSpacing"/>
+      </w:pPr>
+      <w:r>
+        <w:t xml:space="preserve">- Capture your real data first  </w:t>
+      </w:r>
+    </w:p>
+    <w:p>
+      <w:pPr>
+        <w:pStyle w:val="NoSpacing"/>
+      </w:pPr>
+      <w:r>
+        <w:t xml:space="preserve">- Govern it so it can never be twisted  </w:t>
+      </w:r>
+    </w:p>
+    <w:p>
+      <w:pPr>
+        <w:pStyle w:val="NoSpacing"/>
+      </w:pPr>
+      <w:r>
+        <w:t xml:space="preserve">- Enhance it authentically  </w:t>
+      </w:r>
+    </w:p>
+    <w:p>
+      <w:pPr>
+        <w:pStyle w:val="NoSpacing"/>
+      </w:pPr>
+      <w:r>
+        <w:t xml:space="preserve">- Apply the same risk-detection mindset you use in cybersecurity to every job posting, company, and offer  </w:t>
+      </w:r>
+    </w:p>
+    <w:p>
+      <w:pPr>
+        <w:pStyle w:val="NoSpacing"/>
+      </w:pPr>
+    </w:p>
+    <w:p>
+      <w:pPr>
+        <w:pStyle w:val="NoSpacing"/>
+      </w:pPr>
+    </w:p>
+    <w:p>
+      <w:pPr>
+        <w:pStyle w:val="NoSpacing"/>
+      </w:pPr>
+    </w:p>
+    <w:p>
+      <w:pPr>
+        <w:pStyle w:val="NoSpacing"/>
+      </w:pPr>
+      <w:r>
+        <w:t>---</w:t>
+      </w:r>
+    </w:p>
+    <w:p>
+      <w:pPr>
+        <w:pStyle w:val="NoSpacing"/>
+      </w:pPr>
+    </w:p>
+    <w:p>
+      <w:pPr>
+        <w:pStyle w:val="Heading1"/>
+      </w:pPr>
+      <w:bookmarkStart w:id="11" w:name="_Toc225447841"/>
+      <w:bookmarkStart w:id="12" w:name="_Toc225447869"/>
+      <w:bookmarkStart w:id="13" w:name="_Toc225688986"/>
+      <w:r>
+        <w:t>Phase 0:</w:t>
+      </w:r>
+      <w:r>
+        <w:t xml:space="preserve"> Core Career Data Workflow (Do This First – Non-Negotiable)</w:t>
+      </w:r>
       <w:bookmarkEnd w:id="11"/>
-    </w:p>
-    <w:p>
-      <w:pPr>
-        <w:pStyle w:val="NoSpacing"/>
-      </w:pPr>
-      <w:r>
-        <w:t>This is the foundation of the entire system. Do not skip or rush it.</w:t>
-      </w:r>
-    </w:p>
-    <w:p>
-      <w:pPr>
-        <w:pStyle w:val="Heading2"/>
-      </w:pPr>
-      <w:bookmarkStart w:id="12" w:name="_Toc225447842"/>
-      <w:bookmarkStart w:id="13" w:name="_Toc225447870"/>
-      <w:bookmarkStart w:id="14" w:name="_Toc225447931"/>
-      <w:r>
-        <w:t>Steps</w:t>
-      </w:r>
       <w:bookmarkEnd w:id="12"/>
       <w:bookmarkEnd w:id="13"/>
+    </w:p>
+    <w:p>
+      <w:pPr>
+        <w:pStyle w:val="NoSpacing"/>
+      </w:pPr>
+      <w:r>
+        <w:t>This is the foundation of the entire system. Do not skip or rush it.</w:t>
+      </w:r>
+    </w:p>
+    <w:p>
+      <w:pPr>
+        <w:pStyle w:val="Heading2"/>
+      </w:pPr>
+      <w:bookmarkStart w:id="14" w:name="_Toc225447842"/>
+      <w:bookmarkStart w:id="15" w:name="_Toc225447870"/>
+      <w:bookmarkStart w:id="16" w:name="_Toc225688987"/>
+      <w:r>
+        <w:t>Steps</w:t>
+      </w:r>
       <w:bookmarkEnd w:id="14"/>
-      <w:r>
-        <w:t xml:space="preserve"> </w:t>
-      </w:r>
-    </w:p>
-    <w:p>
-      <w:pPr>
-        <w:pStyle w:val="NoSpacing"/>
-      </w:pPr>
-      <w:r>
-        <w:t xml:space="preserve">1. </w:t>
-      </w:r>
-      <w:r>
-        <w:rPr>
-          <w:b/>
-        </w:rPr>
-        <w:t>Capture</w:t>
-      </w:r>
-      <w:r>
-        <w:t xml:space="preserve"> – Run the </w:t>
-      </w:r>
-      <w:r>
-        <w:rPr>
-          <w:b/>
-        </w:rPr>
-        <w:t>Career Interview Data Collector</w:t>
-      </w:r>
-      <w:r>
-        <w:t xml:space="preserve"> </w:t>
-      </w:r>
-    </w:p>
-    <w:p>
-      <w:pPr>
-        <w:pStyle w:val="NoSpacing"/>
-      </w:pPr>
-      <w:r>
-        <w:t xml:space="preserve">2. </w:t>
-      </w:r>
-      <w:r>
-        <w:rPr>
-          <w:b/>
-        </w:rPr>
-        <w:t>Govern</w:t>
-      </w:r>
-      <w:r>
-        <w:t xml:space="preserve"> – Feed the output into the </w:t>
-      </w:r>
-      <w:r>
-        <w:rPr>
-          <w:b/>
-        </w:rPr>
-        <w:t>Master Skills &amp; Experience Summary Generator</w:t>
-      </w:r>
-      <w:r>
-        <w:t xml:space="preserve"> </w:t>
-      </w:r>
-    </w:p>
-    <w:p>
-      <w:pPr>
-        <w:pStyle w:val="NoSpacing"/>
-      </w:pPr>
-      <w:r>
-        <w:t xml:space="preserve">3. </w:t>
-      </w:r>
-      <w:r>
-        <w:rPr>
-          <w:b/>
-        </w:rPr>
-        <w:t>Enhance</w:t>
-      </w:r>
-      <w:r>
-        <w:t xml:space="preserve"> – Run the </w:t>
-      </w:r>
-      <w:r>
-        <w:rPr>
-          <w:b/>
-        </w:rPr>
-        <w:t>Career Data Enhancer</w:t>
-      </w:r>
-      <w:r>
-        <w:t xml:space="preserve"> on the governed summary </w:t>
-      </w:r>
-    </w:p>
-    <w:p>
-      <w:pPr>
-        <w:pStyle w:val="NoSpacing"/>
-      </w:pPr>
-    </w:p>
-    <w:p>
-      <w:pPr>
-        <w:pStyle w:val="NoSpacing"/>
-      </w:pPr>
-      <w:r>
-        <w:rPr>
-          <w:b/>
-        </w:rPr>
-        <w:t>Why it matters:</w:t>
-      </w:r>
-      <w:r>
-        <w:t xml:space="preserve"> Every later tool (resumes, interview answers, LinkedIn updates, tailoring, and negotiation) pulls from this governed document. This is your </w:t>
-      </w:r>
-      <w:r>
-        <w:t>single source of truth</w:t>
-      </w:r>
-      <w:r>
-        <w:t>. Keeping it accurate prevents hallucinations and maintains integrity throughout your search.</w:t>
-      </w:r>
-    </w:p>
-    <w:p>
-      <w:pPr>
-        <w:pStyle w:val="NoSpacing"/>
-      </w:pPr>
-    </w:p>
-    <w:p>
-      <w:pPr>
-        <w:pStyle w:val="NoSpacing"/>
-      </w:pPr>
-      <w:r>
-        <w:rPr>
-          <w:b/>
-        </w:rPr>
-        <w:t>Action:</w:t>
-      </w:r>
-      <w:r>
-        <w:t xml:space="preserve"> Run these three prompts in order before doing anything else. Save the final output as </w:t>
-      </w:r>
-      <w:r>
-        <w:t>Master-Career-Profile.md</w:t>
-      </w:r>
-      <w:r>
-        <w:t xml:space="preserve"> — this becomes your living skills and experience document. Update it regularly using the </w:t>
-      </w:r>
-      <w:proofErr w:type="spellStart"/>
-      <w:r>
-        <w:t>Master</w:t>
-      </w:r>
-      <w:r>
-        <w:rPr>
-          <w:i/>
-        </w:rPr>
-        <w:t>Summary</w:t>
-      </w:r>
-      <w:r>
-        <w:t>Maintenance_Engine</w:t>
-      </w:r>
-      <w:proofErr w:type="spellEnd"/>
-      <w:r>
-        <w:t>.</w:t>
-      </w:r>
-    </w:p>
-    <w:p>
-      <w:pPr>
-        <w:pStyle w:val="NoSpacing"/>
-      </w:pPr>
-      <w:r>
-        <w:t>---</w:t>
-      </w:r>
-    </w:p>
-    <w:p>
-      <w:pPr>
-        <w:pStyle w:val="NoSpacing"/>
-      </w:pPr>
-      <w:r>
-        <w:rPr>
-          <w:b/>
-        </w:rPr>
-        <w:t>Choosing Your AI Engines – Free-Tier Comparison (March 2026)</w:t>
-      </w:r>
-    </w:p>
-    <w:p>
-      <w:pPr>
-        <w:pStyle w:val="NoSpacing"/>
-      </w:pPr>
-    </w:p>
-    <w:p>
-      <w:pPr>
-        <w:pStyle w:val="Heading2"/>
-      </w:pPr>
-      <w:bookmarkStart w:id="15" w:name="_Toc225447843"/>
-      <w:bookmarkStart w:id="16" w:name="_Toc225447871"/>
-      <w:bookmarkStart w:id="17" w:name="_Toc225447932"/>
-      <w:r>
-        <w:t>Choosing Your AI Engines – Free-Tier Comparison (March 2026)</w:t>
-      </w:r>
       <w:bookmarkEnd w:id="15"/>
       <w:bookmarkEnd w:id="16"/>
+      <w:r>
+        <w:t xml:space="preserve"> </w:t>
+      </w:r>
+    </w:p>
+    <w:p>
+      <w:pPr>
+        <w:pStyle w:val="NoSpacing"/>
+      </w:pPr>
+      <w:r>
+        <w:t xml:space="preserve">1. </w:t>
+      </w:r>
+      <w:r>
+        <w:rPr>
+          <w:b/>
+        </w:rPr>
+        <w:t>Capture</w:t>
+      </w:r>
+      <w:r>
+        <w:t xml:space="preserve"> – Run the </w:t>
+      </w:r>
+      <w:r>
+        <w:rPr>
+          <w:b/>
+        </w:rPr>
+        <w:t>Career Interview Data Collector</w:t>
+      </w:r>
+      <w:r>
+        <w:t xml:space="preserve"> </w:t>
+      </w:r>
+    </w:p>
+    <w:p>
+      <w:pPr>
+        <w:pStyle w:val="NoSpacing"/>
+      </w:pPr>
+      <w:r>
+        <w:t xml:space="preserve">2. </w:t>
+      </w:r>
+      <w:r>
+        <w:rPr>
+          <w:b/>
+        </w:rPr>
+        <w:t>Govern</w:t>
+      </w:r>
+      <w:r>
+        <w:t xml:space="preserve"> – Feed the output into the </w:t>
+      </w:r>
+      <w:r>
+        <w:rPr>
+          <w:b/>
+        </w:rPr>
+        <w:t>Master Skills &amp; Experience Summary Generator</w:t>
+      </w:r>
+      <w:r>
+        <w:t xml:space="preserve"> </w:t>
+      </w:r>
+    </w:p>
+    <w:p>
+      <w:pPr>
+        <w:pStyle w:val="NoSpacing"/>
+      </w:pPr>
+      <w:r>
+        <w:t xml:space="preserve">3. </w:t>
+      </w:r>
+      <w:r>
+        <w:rPr>
+          <w:b/>
+        </w:rPr>
+        <w:t>Enhance</w:t>
+      </w:r>
+      <w:r>
+        <w:t xml:space="preserve"> – Run the </w:t>
+      </w:r>
+      <w:r>
+        <w:rPr>
+          <w:b/>
+        </w:rPr>
+        <w:t>Career Data Enhancer</w:t>
+      </w:r>
+      <w:r>
+        <w:t xml:space="preserve"> on the governed summary </w:t>
+      </w:r>
+    </w:p>
+    <w:p>
+      <w:pPr>
+        <w:pStyle w:val="NoSpacing"/>
+      </w:pPr>
+    </w:p>
+    <w:p>
+      <w:pPr>
+        <w:pStyle w:val="NoSpacing"/>
+      </w:pPr>
+      <w:r>
+        <w:rPr>
+          <w:b/>
+        </w:rPr>
+        <w:t>Why it matters:</w:t>
+      </w:r>
+      <w:r>
+        <w:t xml:space="preserve"> Every later tool (resumes, interview answers, LinkedIn updates, tailoring, and negotiation) pulls from this governed document. This is your single source of truth. Keeping it accurate prevents hallucinations and maintains integrity throughout your search.</w:t>
+      </w:r>
+    </w:p>
+    <w:p>
+      <w:pPr>
+        <w:pStyle w:val="NoSpacing"/>
+      </w:pPr>
+    </w:p>
+    <w:p>
+      <w:pPr>
+        <w:pStyle w:val="NoSpacing"/>
+      </w:pPr>
+      <w:r>
+        <w:rPr>
+          <w:b/>
+        </w:rPr>
+        <w:t>Action:</w:t>
+      </w:r>
+      <w:r>
+        <w:t xml:space="preserve"> Run these three prompts in order before doing anything else. Save the final output as Master-Career-Profile.md — this becomes your living skills and experience document. Update it regularly using the Master</w:t>
+      </w:r>
+      <w:r>
+        <w:rPr>
+          <w:i/>
+        </w:rPr>
+        <w:t>Summary</w:t>
+      </w:r>
+      <w:r>
+        <w:t>Maintenance_Engine.</w:t>
+      </w:r>
+    </w:p>
+    <w:p>
+      <w:pPr>
+        <w:pStyle w:val="NoSpacing"/>
+      </w:pPr>
+      <w:r>
+        <w:t>---</w:t>
+      </w:r>
+    </w:p>
+    <w:p>
+      <w:pPr>
+        <w:pStyle w:val="NoSpacing"/>
+      </w:pPr>
+      <w:r>
+        <w:rPr>
+          <w:b/>
+        </w:rPr>
+        <w:t>Choosing Your AI Engines – Free-Tier Comparison (March 2026)</w:t>
+      </w:r>
+    </w:p>
+    <w:p>
+      <w:pPr>
+        <w:pStyle w:val="NoSpacing"/>
+      </w:pPr>
+    </w:p>
+    <w:p>
+      <w:pPr>
+        <w:pStyle w:val="Heading2"/>
+      </w:pPr>
+      <w:bookmarkStart w:id="17" w:name="_Toc225447843"/>
+      <w:bookmarkStart w:id="18" w:name="_Toc225447871"/>
+      <w:bookmarkStart w:id="19" w:name="_Toc225688988"/>
+      <w:r>
+        <w:t>Choosing Your AI Engines – Free-Tier Comparison (March 2026)</w:t>
+      </w:r>
       <w:bookmarkEnd w:id="17"/>
+      <w:bookmarkEnd w:id="18"/>
+      <w:bookmarkEnd w:id="19"/>
     </w:p>
     <w:p>
       <w:pPr>
@@ -2317,23 +2964,28 @@
                 <w:b/>
                 <w:bCs/>
               </w:rPr>
-              <w:t xml:space="preserve"> Approx. Daily Limits (</w:t>
-            </w:r>
-            <w:proofErr w:type="gramStart"/>
-            <w:r>
+              <w:t xml:space="preserve"> Approx. Daily Limits (Free)                  </w:t>
+            </w:r>
+          </w:p>
+        </w:tc>
+        <w:tc>
+          <w:tcPr>
+            <w:tcW w:w="1288" w:type="dxa"/>
+          </w:tcPr>
+          <w:p>
+            <w:pPr>
+              <w:pStyle w:val="NoSpacing"/>
               <w:rPr>
                 <w:b/>
                 <w:bCs/>
               </w:rPr>
-              <w:t xml:space="preserve">Free)   </w:t>
-            </w:r>
-            <w:proofErr w:type="gramEnd"/>
+            </w:pPr>
             <w:r>
               <w:rPr>
                 <w:b/>
                 <w:bCs/>
               </w:rPr>
-              <w:t xml:space="preserve">               </w:t>
+              <w:t xml:space="preserve"> Projects / Workareas?          </w:t>
             </w:r>
           </w:p>
         </w:tc>
@@ -2354,23 +3006,28 @@
                 <w:b/>
                 <w:bCs/>
               </w:rPr>
-              <w:t xml:space="preserve"> Projects / </w:t>
-            </w:r>
-            <w:proofErr w:type="spellStart"/>
-            <w:r>
+              <w:t xml:space="preserve"> Key Strengths for Job Search                          </w:t>
+            </w:r>
+          </w:p>
+        </w:tc>
+        <w:tc>
+          <w:tcPr>
+            <w:tcW w:w="1288" w:type="dxa"/>
+          </w:tcPr>
+          <w:p>
+            <w:pPr>
+              <w:pStyle w:val="NoSpacing"/>
               <w:rPr>
                 <w:b/>
                 <w:bCs/>
               </w:rPr>
-              <w:t>Workareas</w:t>
-            </w:r>
-            <w:proofErr w:type="spellEnd"/>
+            </w:pPr>
             <w:r>
               <w:rPr>
                 <w:b/>
                 <w:bCs/>
               </w:rPr>
-              <w:t xml:space="preserve">?          </w:t>
+              <w:t xml:space="preserve"> Main Weaknesses                              </w:t>
             </w:r>
           </w:p>
         </w:tc>
@@ -2391,48 +3048,6 @@
                 <w:b/>
                 <w:bCs/>
               </w:rPr>
-              <w:t xml:space="preserve"> Key Strengths for Job Search                          </w:t>
-            </w:r>
-          </w:p>
-        </w:tc>
-        <w:tc>
-          <w:tcPr>
-            <w:tcW w:w="1288" w:type="dxa"/>
-          </w:tcPr>
-          <w:p>
-            <w:pPr>
-              <w:pStyle w:val="NoSpacing"/>
-              <w:rPr>
-                <w:b/>
-                <w:bCs/>
-              </w:rPr>
-            </w:pPr>
-            <w:r>
-              <w:rPr>
-                <w:b/>
-                <w:bCs/>
-              </w:rPr>
-              <w:t xml:space="preserve"> Main Weaknesses                              </w:t>
-            </w:r>
-          </w:p>
-        </w:tc>
-        <w:tc>
-          <w:tcPr>
-            <w:tcW w:w="1288" w:type="dxa"/>
-          </w:tcPr>
-          <w:p>
-            <w:pPr>
-              <w:pStyle w:val="NoSpacing"/>
-              <w:rPr>
-                <w:b/>
-                <w:bCs/>
-              </w:rPr>
-            </w:pPr>
-            <w:r>
-              <w:rPr>
-                <w:b/>
-                <w:bCs/>
-              </w:rPr>
               <w:t xml:space="preserve"> Best For                                      </w:t>
             </w:r>
           </w:p>
@@ -2448,35 +3063,17 @@
               <w:pStyle w:val="NoSpacing"/>
             </w:pPr>
             <w:r>
+              <w:lastRenderedPageBreak/>
               <w:t xml:space="preserve"> </w:t>
             </w:r>
             <w:r>
               <w:rPr>
                 <w:b/>
               </w:rPr>
-              <w:t>Grok (</w:t>
-            </w:r>
-            <w:proofErr w:type="spellStart"/>
-            <w:proofErr w:type="gramStart"/>
-            <w:r>
-              <w:rPr>
-                <w:b/>
-              </w:rPr>
-              <w:t>xAI</w:t>
-            </w:r>
-            <w:proofErr w:type="spellEnd"/>
-            <w:r>
-              <w:rPr>
-                <w:b/>
-              </w:rPr>
-              <w:t>)</w:t>
-            </w:r>
-            <w:r>
-              <w:t xml:space="preserve">   </w:t>
-            </w:r>
-            <w:proofErr w:type="gramEnd"/>
-            <w:r>
-              <w:t xml:space="preserve">  </w:t>
+              <w:t>Grok (xAI)</w:t>
+            </w:r>
+            <w:r>
+              <w:t xml:space="preserve">     </w:t>
             </w:r>
           </w:p>
         </w:tc>
@@ -2502,15 +3099,7 @@
               <w:pStyle w:val="NoSpacing"/>
             </w:pPr>
             <w:r>
-              <w:t xml:space="preserve"> ~10–20 messages per few hours (</w:t>
-            </w:r>
-            <w:proofErr w:type="gramStart"/>
-            <w:r>
-              <w:t xml:space="preserve">varies)   </w:t>
-            </w:r>
-            <w:proofErr w:type="gramEnd"/>
-            <w:r>
-              <w:t xml:space="preserve">   </w:t>
+              <w:t xml:space="preserve"> ~10–20 messages per few hours (varies)      </w:t>
             </w:r>
           </w:p>
         </w:tc>
@@ -2577,7 +3166,6 @@
               <w:pStyle w:val="NoSpacing"/>
             </w:pPr>
             <w:r>
-              <w:lastRenderedPageBreak/>
               <w:t xml:space="preserve"> </w:t>
             </w:r>
             <w:r>
@@ -2751,15 +3339,7 @@
               <w:pStyle w:val="NoSpacing"/>
             </w:pPr>
             <w:r>
-              <w:t xml:space="preserve"> Hits </w:t>
-            </w:r>
-            <w:proofErr w:type="gramStart"/>
-            <w:r>
-              <w:t>limits</w:t>
-            </w:r>
-            <w:proofErr w:type="gramEnd"/>
-            <w:r>
-              <w:t xml:space="preserve"> fastest, frequent downgrades     </w:t>
+              <w:t xml:space="preserve"> Hits limits fastest, frequent downgrades     </w:t>
             </w:r>
           </w:p>
         </w:tc>
@@ -2822,15 +3402,7 @@
               <w:pStyle w:val="NoSpacing"/>
             </w:pPr>
             <w:r>
-              <w:t xml:space="preserve"> 30–100+ messages/day (</w:t>
-            </w:r>
-            <w:proofErr w:type="gramStart"/>
-            <w:r>
-              <w:t xml:space="preserve">dynamic)   </w:t>
-            </w:r>
-            <w:proofErr w:type="gramEnd"/>
-            <w:r>
-              <w:t xml:space="preserve">           </w:t>
+              <w:t xml:space="preserve"> 30–100+ messages/day (dynamic)              </w:t>
             </w:r>
           </w:p>
         </w:tc>
@@ -2882,15 +3454,7 @@
               <w:pStyle w:val="NoSpacing"/>
             </w:pPr>
             <w:r>
-              <w:t xml:space="preserve"> Deep resume tailoring, </w:t>
-            </w:r>
-            <w:proofErr w:type="spellStart"/>
-            <w:r>
-              <w:t>behavioral</w:t>
-            </w:r>
-            <w:proofErr w:type="spellEnd"/>
-            <w:r>
-              <w:t xml:space="preserve"> stories, complex analysis </w:t>
+              <w:t xml:space="preserve"> Deep resume tailoring, behavioral stories, complex analysis </w:t>
             </w:r>
           </w:p>
         </w:tc>
@@ -2940,15 +3504,7 @@
               <w:pStyle w:val="NoSpacing"/>
             </w:pPr>
             <w:r>
-              <w:t xml:space="preserve"> Decent daily limits (Microsoft </w:t>
-            </w:r>
-            <w:proofErr w:type="gramStart"/>
-            <w:r>
-              <w:t xml:space="preserve">account)   </w:t>
-            </w:r>
-            <w:proofErr w:type="gramEnd"/>
-            <w:r>
-              <w:t xml:space="preserve">  </w:t>
+              <w:t xml:space="preserve"> Decent daily limits (Microsoft account)     </w:t>
             </w:r>
           </w:p>
         </w:tc>
@@ -3117,213 +3673,174 @@
       <w:pPr>
         <w:pStyle w:val="Heading2"/>
       </w:pPr>
-      <w:bookmarkStart w:id="18" w:name="_Toc225447844"/>
-      <w:bookmarkStart w:id="19" w:name="_Toc225447872"/>
-      <w:bookmarkStart w:id="20" w:name="_Toc225447933"/>
+      <w:bookmarkStart w:id="20" w:name="_Toc225447844"/>
+      <w:bookmarkStart w:id="21" w:name="_Toc225447872"/>
+      <w:bookmarkStart w:id="22" w:name="_Toc225688989"/>
       <w:r>
         <w:t>Key Takeaways &amp; Strategy</w:t>
       </w:r>
-      <w:bookmarkEnd w:id="18"/>
-      <w:bookmarkEnd w:id="19"/>
       <w:bookmarkEnd w:id="20"/>
-    </w:p>
-    <w:p>
-      <w:pPr>
-        <w:pStyle w:val="NoSpacing"/>
-      </w:pPr>
-      <w:r>
-        <w:t xml:space="preserve">- </w:t>
-      </w:r>
-      <w:r>
-        <w:rPr>
-          <w:b/>
-        </w:rPr>
-        <w:t>Free-tier reality check</w:t>
-      </w:r>
-      <w:r>
-        <w:t>:</w:t>
-      </w:r>
-      <w:r>
-        <w:t xml:space="preserve"> Almost every engine has daily or hourly caps. The most generous free options right now are </w:t>
-      </w:r>
-      <w:r>
-        <w:t>Gemini</w:t>
-      </w:r>
-      <w:r>
-        <w:t xml:space="preserve"> and </w:t>
-      </w:r>
-      <w:r>
-        <w:t>Claude</w:t>
-      </w:r>
-      <w:r>
-        <w:t>.</w:t>
-      </w:r>
-    </w:p>
-    <w:p>
-      <w:pPr>
-        <w:pStyle w:val="NoSpacing"/>
-      </w:pPr>
-      <w:r>
-        <w:t xml:space="preserve">- </w:t>
-      </w:r>
-      <w:r>
-        <w:rPr>
-          <w:b/>
-        </w:rPr>
-        <w:t>Rotate engines</w:t>
-      </w:r>
-      <w:r>
-        <w:t xml:space="preserve"> — Example daily rotation:</w:t>
-      </w:r>
-      <w:r>
-        <w:t xml:space="preserve"> Morning (Claude for resume work) → Midday (Gemini for research) → Evening (Grok or ChatGPT for interview practice).</w:t>
-      </w:r>
-    </w:p>
-    <w:p>
-      <w:pPr>
-        <w:pStyle w:val="NoSpacing"/>
-      </w:pPr>
-      <w:r>
-        <w:t xml:space="preserve">- </w:t>
-      </w:r>
-      <w:r>
-        <w:rPr>
-          <w:b/>
-        </w:rPr>
-        <w:t xml:space="preserve">Projects / </w:t>
-      </w:r>
-      <w:proofErr w:type="spellStart"/>
-      <w:r>
-        <w:rPr>
-          <w:b/>
-        </w:rPr>
-        <w:t>Workareas</w:t>
-      </w:r>
-      <w:proofErr w:type="spellEnd"/>
-      <w:r>
-        <w:rPr>
-          <w:b/>
-        </w:rPr>
-        <w:t xml:space="preserve"> matter</w:t>
-      </w:r>
-      <w:r>
-        <w:t xml:space="preserve"> — Claude and Gemini give you folders even on free accounts. Use them to keep your Master-Career-Profile, job postings, and tailored materials organized.</w:t>
-      </w:r>
-    </w:p>
-    <w:p>
-      <w:pPr>
-        <w:pStyle w:val="NoSpacing"/>
-      </w:pPr>
-      <w:r>
-        <w:t xml:space="preserve">- </w:t>
-      </w:r>
-      <w:r>
-        <w:rPr>
-          <w:b/>
-        </w:rPr>
-        <w:t>When to upgrade</w:t>
-      </w:r>
-      <w:r>
-        <w:t xml:space="preserve"> — If you’re doing 20+ serious applications per week, consider one paid plan ($20/</w:t>
-      </w:r>
-      <w:proofErr w:type="spellStart"/>
-      <w:r>
-        <w:t>mo</w:t>
-      </w:r>
-      <w:proofErr w:type="spellEnd"/>
-      <w:r>
-        <w:t xml:space="preserve"> range) for the engine you like most. One paid subscription + two free engines usually </w:t>
-      </w:r>
-      <w:proofErr w:type="gramStart"/>
-      <w:r>
-        <w:t>gives</w:t>
-      </w:r>
-      <w:proofErr w:type="gramEnd"/>
-      <w:r>
-        <w:t xml:space="preserve"> unlimited effective capacity.</w:t>
-      </w:r>
-    </w:p>
-    <w:p>
-      <w:pPr>
-        <w:pStyle w:val="NoSpacing"/>
-      </w:pPr>
-    </w:p>
-    <w:p>
-      <w:pPr>
-        <w:pStyle w:val="NoSpacing"/>
-      </w:pPr>
-      <w:r>
-        <w:rPr>
-          <w:b/>
-        </w:rPr>
-        <w:t>Pro Tip</w:t>
-      </w:r>
-      <w:r>
-        <w:t>:</w:t>
-      </w:r>
-      <w:r>
-        <w:t xml:space="preserve"> Keep the same Master-Career-Profile.md open in every AI. Paste the relevant section + the job posting into whichever engine you’re using that day. This keeps everything consistent and hallucination-free.</w:t>
-      </w:r>
-    </w:p>
-    <w:p>
-      <w:pPr>
-        <w:pStyle w:val="NoSpacing"/>
-      </w:pPr>
-    </w:p>
-    <w:p>
-      <w:pPr>
-        <w:pStyle w:val="Heading1"/>
-      </w:pPr>
-      <w:bookmarkStart w:id="21" w:name="_Toc225447845"/>
-      <w:bookmarkStart w:id="22" w:name="_Toc225447873"/>
-      <w:bookmarkStart w:id="23" w:name="_Toc225447934"/>
-      <w:r>
-        <w:t>Phase 1:</w:t>
-      </w:r>
-      <w:r>
-        <w:t xml:space="preserve"> BEFORE – Pre-Search Preparation (Foundation &amp; Setup)</w:t>
-      </w:r>
       <w:bookmarkEnd w:id="21"/>
       <w:bookmarkEnd w:id="22"/>
+    </w:p>
+    <w:p>
+      <w:pPr>
+        <w:pStyle w:val="NoSpacing"/>
+      </w:pPr>
+      <w:r>
+        <w:t xml:space="preserve">- </w:t>
+      </w:r>
+      <w:r>
+        <w:rPr>
+          <w:b/>
+        </w:rPr>
+        <w:t>Free-tier reality check</w:t>
+      </w:r>
+      <w:r>
+        <w:t>:</w:t>
+      </w:r>
+      <w:r>
+        <w:t xml:space="preserve"> Almost every engine has daily or hourly caps. The most generous free options right now are </w:t>
+      </w:r>
+      <w:r>
+        <w:t>Gemini</w:t>
+      </w:r>
+      <w:r>
+        <w:t xml:space="preserve"> and </w:t>
+      </w:r>
+      <w:r>
+        <w:t>Claude</w:t>
+      </w:r>
+      <w:r>
+        <w:t>.</w:t>
+      </w:r>
+    </w:p>
+    <w:p>
+      <w:pPr>
+        <w:pStyle w:val="NoSpacing"/>
+      </w:pPr>
+      <w:r>
+        <w:lastRenderedPageBreak/>
+        <w:t xml:space="preserve">- </w:t>
+      </w:r>
+      <w:r>
+        <w:rPr>
+          <w:b/>
+        </w:rPr>
+        <w:t>Rotate engines</w:t>
+      </w:r>
+      <w:r>
+        <w:t xml:space="preserve"> — Example daily rotation:</w:t>
+      </w:r>
+      <w:r>
+        <w:t xml:space="preserve"> Morning (Claude for resume work) → Midday (Gemini for research) → Evening (Grok or ChatGPT for interview practice).</w:t>
+      </w:r>
+    </w:p>
+    <w:p>
+      <w:pPr>
+        <w:pStyle w:val="NoSpacing"/>
+      </w:pPr>
+      <w:r>
+        <w:t xml:space="preserve">- </w:t>
+      </w:r>
+      <w:r>
+        <w:rPr>
+          <w:b/>
+        </w:rPr>
+        <w:t>Projects / Workareas matter</w:t>
+      </w:r>
+      <w:r>
+        <w:t xml:space="preserve"> — Claude and Gemini give you folders even on free accounts. Use them to keep your Master-Career-Profile, job postings, and tailored materials organized.</w:t>
+      </w:r>
+    </w:p>
+    <w:p>
+      <w:pPr>
+        <w:pStyle w:val="NoSpacing"/>
+      </w:pPr>
+      <w:r>
+        <w:t xml:space="preserve">- </w:t>
+      </w:r>
+      <w:r>
+        <w:rPr>
+          <w:b/>
+        </w:rPr>
+        <w:t>When to upgrade</w:t>
+      </w:r>
+      <w:r>
+        <w:t xml:space="preserve"> — If you’re doing 20+ serious applications per week, consider one paid plan ($20/mo range) for the engine you like most. One paid subscription + two free engines usually gives unlimited effective capacity.</w:t>
+      </w:r>
+    </w:p>
+    <w:p>
+      <w:pPr>
+        <w:pStyle w:val="NoSpacing"/>
+      </w:pPr>
+    </w:p>
+    <w:p>
+      <w:pPr>
+        <w:pStyle w:val="NoSpacing"/>
+      </w:pPr>
+      <w:r>
+        <w:rPr>
+          <w:b/>
+        </w:rPr>
+        <w:t>Pro Tip</w:t>
+      </w:r>
+      <w:r>
+        <w:t>:</w:t>
+      </w:r>
+      <w:r>
+        <w:t xml:space="preserve"> Keep the same Master-Career-Profile.md open in every AI. Paste the relevant section + the job posting into whichever engine you’re using that day. This keeps everything consistent and hallucination-free.</w:t>
+      </w:r>
+    </w:p>
+    <w:p>
+      <w:pPr>
+        <w:pStyle w:val="NoSpacing"/>
+      </w:pPr>
+    </w:p>
+    <w:p>
+      <w:pPr>
+        <w:pStyle w:val="Heading1"/>
+      </w:pPr>
+      <w:bookmarkStart w:id="23" w:name="_Toc225447845"/>
+      <w:bookmarkStart w:id="24" w:name="_Toc225447873"/>
+      <w:bookmarkStart w:id="25" w:name="_Toc225688990"/>
+      <w:r>
+        <w:t>Phase 1:</w:t>
+      </w:r>
+      <w:r>
+        <w:t xml:space="preserve"> BEFORE – Pre-Search Preparation (Foundation &amp; Setup)</w:t>
+      </w:r>
       <w:bookmarkEnd w:id="23"/>
-    </w:p>
-    <w:p>
-      <w:pPr>
-        <w:pStyle w:val="NoSpacing"/>
-      </w:pPr>
-      <w:r>
-        <w:rPr>
-          <w:b/>
-        </w:rPr>
-        <w:t>Goal:</w:t>
-      </w:r>
-      <w:r>
-        <w:t xml:space="preserve"> Walk into the job market with clean assets, automated scanners, and a strong network foundation — so you never scramble later.</w:t>
-      </w:r>
-    </w:p>
-    <w:p>
-      <w:pPr>
-        <w:pStyle w:val="NoSpacing"/>
-      </w:pPr>
-    </w:p>
-    <w:p>
-      <w:pPr>
-        <w:pStyle w:val="Heading2"/>
-        <w:rPr>
-          <w:bCs/>
-        </w:rPr>
-      </w:pPr>
-      <w:bookmarkStart w:id="24" w:name="_Toc225447846"/>
-      <w:bookmarkStart w:id="25" w:name="_Toc225447874"/>
-      <w:bookmarkStart w:id="26" w:name="_Toc225447935"/>
-      <w:r>
-        <w:rPr>
-          <w:bCs/>
-        </w:rPr>
-        <w:t>Step-by-step checklist (follow in this order)</w:t>
-      </w:r>
       <w:bookmarkEnd w:id="24"/>
       <w:bookmarkEnd w:id="25"/>
+    </w:p>
+    <w:p>
+      <w:pPr>
+        <w:pStyle w:val="NoSpacing"/>
+      </w:pPr>
+      <w:r>
+        <w:rPr>
+          <w:b/>
+        </w:rPr>
+        <w:t>Goal:</w:t>
+      </w:r>
+      <w:r>
+        <w:t xml:space="preserve"> Walk into the job market with clean assets, automated scanners, and a strong network foundation — so you never scramble later.</w:t>
+      </w:r>
+    </w:p>
+    <w:p>
+      <w:pPr>
+        <w:pStyle w:val="NoSpacing"/>
+      </w:pPr>
+    </w:p>
+    <w:p>
+      <w:pPr>
+        <w:pStyle w:val="Heading2"/>
+      </w:pPr>
+      <w:bookmarkStart w:id="26" w:name="_Toc225688991"/>
+      <w:r>
+        <w:t>Recommended Folder Structure (JobSearch-2026)</w:t>
+      </w:r>
       <w:bookmarkEnd w:id="26"/>
     </w:p>
     <w:p>
@@ -3334,300 +3851,155 @@
     <w:p>
       <w:pPr>
         <w:pStyle w:val="NoSpacing"/>
-      </w:pPr>
-      <w:r>
-        <w:t xml:space="preserve">1. Run </w:t>
-      </w:r>
-      <w:r>
-        <w:rPr>
-          <w:b/>
-        </w:rPr>
-        <w:t>Career Interview Data Collector</w:t>
-      </w:r>
-      <w:r>
-        <w:t xml:space="preserve"> → feed into </w:t>
-      </w:r>
-      <w:r>
-        <w:rPr>
-          <w:b/>
-        </w:rPr>
-        <w:t>Master Skills &amp; Experience Summary Generator</w:t>
-      </w:r>
-      <w:r>
-        <w:t xml:space="preserve"> → run </w:t>
-      </w:r>
-      <w:r>
-        <w:rPr>
-          <w:b/>
-        </w:rPr>
-        <w:t>Career Data Enhancer</w:t>
-      </w:r>
-      <w:r>
-        <w:t xml:space="preserve">.  </w:t>
-      </w:r>
-    </w:p>
-    <w:p>
-      <w:pPr>
-        <w:pStyle w:val="NoSpacing"/>
-      </w:pPr>
-      <w:r>
-        <w:t xml:space="preserve">   → You now have your Master-Career-Profile.md</w:t>
-      </w:r>
-    </w:p>
-    <w:p>
-      <w:pPr>
-        <w:pStyle w:val="NoSpacing"/>
-      </w:pPr>
-    </w:p>
-    <w:p>
-      <w:pPr>
-        <w:pStyle w:val="NoSpacing"/>
-      </w:pPr>
-      <w:r>
-        <w:t>2. Add these sections to the same Master document:</w:t>
-      </w:r>
-      <w:r>
-        <w:t xml:space="preserve">  </w:t>
-      </w:r>
-    </w:p>
-    <w:p>
-      <w:pPr>
-        <w:pStyle w:val="NoSpacing"/>
-      </w:pPr>
-      <w:r>
-        <w:t xml:space="preserve">   - Personal Interests &amp; Background  </w:t>
-      </w:r>
-    </w:p>
-    <w:p>
-      <w:pPr>
-        <w:pStyle w:val="NoSpacing"/>
-      </w:pPr>
-      <w:r>
-        <w:t xml:space="preserve">   - Behavioural Interview Story Distillation Engine output  </w:t>
-      </w:r>
-    </w:p>
-    <w:p>
-      <w:pPr>
-        <w:pStyle w:val="NoSpacing"/>
-      </w:pPr>
-    </w:p>
-    <w:p>
-      <w:pPr>
-        <w:pStyle w:val="NoSpacing"/>
-      </w:pPr>
-      <w:r>
-        <w:t>3. Build or validate your resume:</w:t>
-      </w:r>
-      <w:r>
-        <w:t xml:space="preserve">  </w:t>
-      </w:r>
-    </w:p>
-    <w:p>
-      <w:pPr>
-        <w:pStyle w:val="NoSpacing"/>
-      </w:pPr>
-      <w:r>
-        <w:t xml:space="preserve">   - Option A:</w:t>
-      </w:r>
-      <w:r>
-        <w:t xml:space="preserve"> </w:t>
-      </w:r>
-      <w:r>
-        <w:t>Skills-to-Resume Generator</w:t>
-      </w:r>
-      <w:r>
-        <w:t xml:space="preserve"> (build from scratch)  </w:t>
-      </w:r>
-    </w:p>
-    <w:p>
-      <w:pPr>
-        <w:pStyle w:val="NoSpacing"/>
-      </w:pPr>
-      <w:r>
-        <w:t xml:space="preserve">   - Option B:</w:t>
-      </w:r>
-      <w:r>
-        <w:t xml:space="preserve"> Take your existing resume + </w:t>
-      </w:r>
-      <w:r>
-        <w:t>Strategic Integrity Resume Engine</w:t>
-      </w:r>
-      <w:r>
-        <w:t xml:space="preserve"> or </w:t>
-      </w:r>
-      <w:r>
-        <w:t>Resume Customization Prompt – STRATEGIC INTEGRITY</w:t>
-      </w:r>
-      <w:r>
-        <w:t xml:space="preserve">  </w:t>
-      </w:r>
-    </w:p>
-    <w:p>
-      <w:pPr>
-        <w:pStyle w:val="NoSpacing"/>
-      </w:pPr>
-      <w:r>
-        <w:t xml:space="preserve">   - Run </w:t>
-      </w:r>
-      <w:r>
-        <w:rPr>
-          <w:b/>
-        </w:rPr>
-        <w:t>ATS Resume Scanner Simulator</w:t>
-      </w:r>
-      <w:r>
-        <w:t xml:space="preserve"> (and Quick Resume Scan Simulation) until it passes cleanly.</w:t>
-      </w:r>
-    </w:p>
-    <w:p>
-      <w:pPr>
-        <w:pStyle w:val="NoSpacing"/>
-      </w:pPr>
-    </w:p>
-    <w:p>
-      <w:pPr>
-        <w:pStyle w:val="NoSpacing"/>
-      </w:pPr>
-      <w:r>
-        <w:t>4. Set up ongoing scanning:</w:t>
-      </w:r>
-      <w:r>
-        <w:t xml:space="preserve">  </w:t>
-      </w:r>
-    </w:p>
-    <w:p>
-      <w:pPr>
-        <w:pStyle w:val="NoSpacing"/>
-      </w:pPr>
-      <w:r>
-        <w:t xml:space="preserve">   - Configure </w:t>
-      </w:r>
-      <w:r>
-        <w:rPr>
-          <w:b/>
-        </w:rPr>
-        <w:t>Customizable Job Scanner</w:t>
-      </w:r>
-      <w:r>
-        <w:t xml:space="preserve"> as a recurring task in Grok, Copilot, Perplexity, or whichever AI you prefer.</w:t>
-      </w:r>
-    </w:p>
-    <w:p>
-      <w:pPr>
-        <w:pStyle w:val="NoSpacing"/>
-      </w:pPr>
-    </w:p>
-    <w:p>
-      <w:pPr>
-        <w:pStyle w:val="NoSpacing"/>
-      </w:pPr>
-      <w:r>
-        <w:t>5. Capture and strengthen your network:</w:t>
-      </w:r>
-      <w:r>
-        <w:t xml:space="preserve">  </w:t>
-      </w:r>
-    </w:p>
-    <w:p>
-      <w:pPr>
-        <w:pStyle w:val="NoSpacing"/>
-      </w:pPr>
-      <w:r>
-        <w:t xml:space="preserve">   - Run </w:t>
-      </w:r>
-      <w:r>
-        <w:rPr>
-          <w:b/>
-        </w:rPr>
-        <w:t>LinkedIn Profile Analyzer</w:t>
-      </w:r>
-      <w:r>
-        <w:t xml:space="preserve">  </w:t>
-      </w:r>
-    </w:p>
-    <w:p>
-      <w:pPr>
-        <w:pStyle w:val="NoSpacing"/>
-      </w:pPr>
-      <w:r>
-        <w:t xml:space="preserve">   - Use </w:t>
-      </w:r>
-      <w:r>
-        <w:rPr>
-          <w:b/>
-        </w:rPr>
-        <w:t>LinkedIn Connection Request Note Generator</w:t>
-      </w:r>
-      <w:r>
-        <w:t xml:space="preserve"> + </w:t>
-      </w:r>
-      <w:r>
-        <w:rPr>
-          <w:b/>
-        </w:rPr>
-        <w:t>Contacts Collector</w:t>
-      </w:r>
-      <w:r>
-        <w:t xml:space="preserve"> (or the Google Forms method in Collecting contacts with Google Forms.docx)  </w:t>
-      </w:r>
-    </w:p>
-    <w:p>
-      <w:pPr>
-        <w:pStyle w:val="NoSpacing"/>
-      </w:pPr>
-      <w:r>
-        <w:t xml:space="preserve">   - Run </w:t>
-      </w:r>
-      <w:r>
-        <w:rPr>
-          <w:b/>
-        </w:rPr>
-        <w:t>Network Intelligence Engine</w:t>
-      </w:r>
-      <w:r>
-        <w:t xml:space="preserve"> on your contact list to clean and prioritize it.</w:t>
-      </w:r>
-    </w:p>
-    <w:p>
-      <w:pPr>
-        <w:pStyle w:val="NoSpacing"/>
-      </w:pPr>
-    </w:p>
-    <w:p>
-      <w:pPr>
-        <w:pStyle w:val="NoSpacing"/>
-      </w:pPr>
-      <w:r>
-        <w:t>6. Final pre-apply check:</w:t>
-      </w:r>
-      <w:r>
-        <w:t xml:space="preserve">  </w:t>
-      </w:r>
-    </w:p>
-    <w:p>
-      <w:pPr>
-        <w:pStyle w:val="NoSpacing"/>
-      </w:pPr>
-      <w:r>
-        <w:t xml:space="preserve">   - Run </w:t>
-      </w:r>
-      <w:r>
-        <w:rPr>
-          <w:b/>
-        </w:rPr>
-        <w:t xml:space="preserve">Job posting red flag </w:t>
-      </w:r>
-      <w:proofErr w:type="spellStart"/>
-      <w:r>
-        <w:rPr>
-          <w:b/>
-        </w:rPr>
-        <w:t>analyzer</w:t>
-      </w:r>
-      <w:proofErr w:type="spellEnd"/>
-      <w:r>
-        <w:t xml:space="preserve"> on any role you’re considering (even before you apply).</w:t>
-      </w:r>
+        <w:rPr>
+          <w:rFonts w:ascii="Courier New" w:hAnsi="Courier New" w:cs="Courier New"/>
+        </w:rPr>
+      </w:pPr>
+      <w:r>
+        <w:rPr>
+          <w:rFonts w:ascii="Courier New" w:hAnsi="Courier New" w:cs="Courier New"/>
+        </w:rPr>
+        <w:t>JobSearch-2026/</w:t>
+      </w:r>
+    </w:p>
+    <w:p>
+      <w:pPr>
+        <w:pStyle w:val="NoSpacing"/>
+        <w:rPr>
+          <w:rFonts w:ascii="Courier New" w:hAnsi="Courier New" w:cs="Courier New"/>
+        </w:rPr>
+      </w:pPr>
+      <w:r>
+        <w:rPr>
+          <w:rFonts w:ascii="Courier New" w:eastAsia="MS Gothic" w:hAnsi="Courier New" w:cs="Courier New"/>
+        </w:rPr>
+        <w:t>├</w:t>
+      </w:r>
+      <w:r>
+        <w:rPr>
+          <w:rFonts w:ascii="Courier New" w:hAnsi="Courier New" w:cs="Courier New"/>
+        </w:rPr>
+        <w:t>── Master/                  ← Master-Career-Profile.md + governed documents</w:t>
+      </w:r>
+    </w:p>
+    <w:p>
+      <w:pPr>
+        <w:pStyle w:val="NoSpacing"/>
+        <w:rPr>
+          <w:rFonts w:ascii="Courier New" w:hAnsi="Courier New" w:cs="Courier New"/>
+        </w:rPr>
+      </w:pPr>
+      <w:r>
+        <w:rPr>
+          <w:rFonts w:ascii="Courier New" w:eastAsia="MS Gothic" w:hAnsi="Courier New" w:cs="Courier New"/>
+        </w:rPr>
+        <w:t>├</w:t>
+      </w:r>
+      <w:r>
+        <w:rPr>
+          <w:rFonts w:ascii="Courier New" w:hAnsi="Courier New" w:cs="Courier New"/>
+        </w:rPr>
+        <w:t>── Resumes/                 ← Base + tailored versions</w:t>
+      </w:r>
+    </w:p>
+    <w:p>
+      <w:pPr>
+        <w:pStyle w:val="NoSpacing"/>
+        <w:rPr>
+          <w:rFonts w:ascii="Courier New" w:hAnsi="Courier New" w:cs="Courier New"/>
+        </w:rPr>
+      </w:pPr>
+      <w:r>
+        <w:rPr>
+          <w:rFonts w:ascii="Courier New" w:eastAsia="MS Gothic" w:hAnsi="Courier New" w:cs="Courier New"/>
+        </w:rPr>
+        <w:t>├</w:t>
+      </w:r>
+      <w:r>
+        <w:rPr>
+          <w:rFonts w:ascii="Courier New" w:hAnsi="Courier New" w:cs="Courier New"/>
+        </w:rPr>
+        <w:t>── Postings/                ← Snapshots of job descriptions</w:t>
+      </w:r>
+    </w:p>
+    <w:p>
+      <w:pPr>
+        <w:pStyle w:val="NoSpacing"/>
+        <w:rPr>
+          <w:rFonts w:ascii="Courier New" w:hAnsi="Courier New" w:cs="Courier New"/>
+        </w:rPr>
+      </w:pPr>
+      <w:r>
+        <w:rPr>
+          <w:rFonts w:ascii="Courier New" w:eastAsia="MS Gothic" w:hAnsi="Courier New" w:cs="Courier New"/>
+        </w:rPr>
+        <w:t>├</w:t>
+      </w:r>
+      <w:r>
+        <w:rPr>
+          <w:rFonts w:ascii="Courier New" w:hAnsi="Courier New" w:cs="Courier New"/>
+        </w:rPr>
+        <w:t>── Intel/                   ← Company research &amp; dossiers</w:t>
+      </w:r>
+    </w:p>
+    <w:p>
+      <w:pPr>
+        <w:pStyle w:val="NoSpacing"/>
+        <w:rPr>
+          <w:rFonts w:ascii="Courier New" w:hAnsi="Courier New" w:cs="Courier New"/>
+        </w:rPr>
+      </w:pPr>
+      <w:r>
+        <w:rPr>
+          <w:rFonts w:ascii="Courier New" w:eastAsia="MS Gothic" w:hAnsi="Courier New" w:cs="Courier New"/>
+        </w:rPr>
+        <w:t>├</w:t>
+      </w:r>
+      <w:r>
+        <w:rPr>
+          <w:rFonts w:ascii="Courier New" w:hAnsi="Courier New" w:cs="Courier New"/>
+        </w:rPr>
+        <w:t>── Interviews/              ← Prep notes, mock transcripts, thank-yous</w:t>
+      </w:r>
+    </w:p>
+    <w:p>
+      <w:pPr>
+        <w:pStyle w:val="NoSpacing"/>
+        <w:rPr>
+          <w:rFonts w:ascii="Courier New" w:hAnsi="Courier New" w:cs="Courier New"/>
+        </w:rPr>
+      </w:pPr>
+      <w:r>
+        <w:rPr>
+          <w:rFonts w:ascii="Courier New" w:eastAsia="MS Gothic" w:hAnsi="Courier New" w:cs="Courier New"/>
+        </w:rPr>
+        <w:t>├</w:t>
+      </w:r>
+      <w:r>
+        <w:rPr>
+          <w:rFonts w:ascii="Courier New" w:hAnsi="Courier New" w:cs="Courier New"/>
+        </w:rPr>
+        <w:t>── Contacts/                ← Network list &amp; outreach</w:t>
+      </w:r>
+    </w:p>
+    <w:p>
+      <w:pPr>
+        <w:pStyle w:val="NoSpacing"/>
+        <w:rPr>
+          <w:rFonts w:ascii="Courier New" w:hAnsi="Courier New" w:cs="Courier New"/>
+        </w:rPr>
+      </w:pPr>
+      <w:r>
+        <w:rPr>
+          <w:rFonts w:ascii="Courier New" w:hAnsi="Courier New" w:cs="Courier New"/>
+        </w:rPr>
+        <w:t>└── Playbook/                ← This document + tracker</w:t>
+      </w:r>
+    </w:p>
+    <w:p>
+      <w:pPr>
+        <w:pStyle w:val="NoSpacing"/>
+      </w:pPr>
     </w:p>
     <w:p>
       <w:pPr>
@@ -3641,18 +4013,338 @@
           <w:bCs/>
         </w:rPr>
       </w:pPr>
-      <w:bookmarkStart w:id="27" w:name="_Toc225447847"/>
-      <w:bookmarkStart w:id="28" w:name="_Toc225447875"/>
-      <w:bookmarkStart w:id="29" w:name="_Toc225447936"/>
+      <w:bookmarkStart w:id="27" w:name="_Toc225447846"/>
+      <w:bookmarkStart w:id="28" w:name="_Toc225447874"/>
+      <w:bookmarkStart w:id="29" w:name="_Toc225688992"/>
       <w:r>
         <w:rPr>
           <w:bCs/>
         </w:rPr>
-        <w:t>Quick-Reference Table – Before Phase Tools</w:t>
+        <w:t>Step-by-step checklist (follow in this order)</w:t>
       </w:r>
       <w:bookmarkEnd w:id="27"/>
       <w:bookmarkEnd w:id="28"/>
       <w:bookmarkEnd w:id="29"/>
+    </w:p>
+    <w:p>
+      <w:pPr>
+        <w:pStyle w:val="NoSpacing"/>
+      </w:pPr>
+    </w:p>
+    <w:p>
+      <w:pPr>
+        <w:pStyle w:val="NoSpacing"/>
+      </w:pPr>
+      <w:r>
+        <w:t xml:space="preserve">1. Run </w:t>
+      </w:r>
+      <w:r>
+        <w:rPr>
+          <w:b/>
+        </w:rPr>
+        <w:t>Career Interview Data Collector</w:t>
+      </w:r>
+      <w:r>
+        <w:t xml:space="preserve"> → feed into </w:t>
+      </w:r>
+      <w:r>
+        <w:rPr>
+          <w:b/>
+        </w:rPr>
+        <w:t>Master Skills &amp; Experience Summary Generator</w:t>
+      </w:r>
+      <w:r>
+        <w:t xml:space="preserve"> → run </w:t>
+      </w:r>
+      <w:r>
+        <w:rPr>
+          <w:b/>
+        </w:rPr>
+        <w:t>Career Data Enhancer</w:t>
+      </w:r>
+      <w:r>
+        <w:t xml:space="preserve">.  </w:t>
+      </w:r>
+    </w:p>
+    <w:p>
+      <w:pPr>
+        <w:pStyle w:val="NoSpacing"/>
+      </w:pPr>
+      <w:r>
+        <w:t xml:space="preserve">   → You now have your Master-Career-Profile.md</w:t>
+      </w:r>
+    </w:p>
+    <w:p>
+      <w:pPr>
+        <w:pStyle w:val="NoSpacing"/>
+      </w:pPr>
+    </w:p>
+    <w:p>
+      <w:pPr>
+        <w:pStyle w:val="NoSpacing"/>
+      </w:pPr>
+      <w:r>
+        <w:t>2. Add these sections to the same Master document:</w:t>
+      </w:r>
+      <w:r>
+        <w:t xml:space="preserve">  </w:t>
+      </w:r>
+    </w:p>
+    <w:p>
+      <w:pPr>
+        <w:pStyle w:val="NoSpacing"/>
+      </w:pPr>
+      <w:r>
+        <w:t xml:space="preserve">   - Personal Interests &amp; Background  </w:t>
+      </w:r>
+    </w:p>
+    <w:p>
+      <w:pPr>
+        <w:pStyle w:val="NoSpacing"/>
+      </w:pPr>
+      <w:r>
+        <w:t xml:space="preserve">   - Behavioural Interview Story Distillation Engine output  </w:t>
+      </w:r>
+    </w:p>
+    <w:p>
+      <w:pPr>
+        <w:pStyle w:val="NoSpacing"/>
+      </w:pPr>
+    </w:p>
+    <w:p>
+      <w:pPr>
+        <w:pStyle w:val="NoSpacing"/>
+      </w:pPr>
+      <w:r>
+        <w:t>3. Build or validate your resume:</w:t>
+      </w:r>
+      <w:r>
+        <w:t xml:space="preserve">  </w:t>
+      </w:r>
+    </w:p>
+    <w:p>
+      <w:pPr>
+        <w:pStyle w:val="NoSpacing"/>
+      </w:pPr>
+      <w:r>
+        <w:t xml:space="preserve">   - Option A:</w:t>
+      </w:r>
+      <w:r>
+        <w:t xml:space="preserve"> </w:t>
+      </w:r>
+      <w:r>
+        <w:t>Skills-to-Resume Generator</w:t>
+      </w:r>
+      <w:r>
+        <w:t xml:space="preserve"> (build from scratch)  </w:t>
+      </w:r>
+    </w:p>
+    <w:p>
+      <w:pPr>
+        <w:pStyle w:val="NoSpacing"/>
+      </w:pPr>
+      <w:r>
+        <w:t xml:space="preserve">   - Option B:</w:t>
+      </w:r>
+      <w:r>
+        <w:t xml:space="preserve"> Take your existing resume + </w:t>
+      </w:r>
+      <w:r>
+        <w:t>Strategic Integrity Resume Engine</w:t>
+      </w:r>
+      <w:r>
+        <w:t xml:space="preserve"> or </w:t>
+      </w:r>
+      <w:r>
+        <w:t>Resume Customization Prompt – STRATEGIC INTEGRITY</w:t>
+      </w:r>
+      <w:r>
+        <w:t xml:space="preserve">  </w:t>
+      </w:r>
+    </w:p>
+    <w:p>
+      <w:pPr>
+        <w:pStyle w:val="NoSpacing"/>
+      </w:pPr>
+      <w:r>
+        <w:t xml:space="preserve">   - Run </w:t>
+      </w:r>
+      <w:r>
+        <w:rPr>
+          <w:b/>
+        </w:rPr>
+        <w:t>ATS Resume Scanner Simulator</w:t>
+      </w:r>
+      <w:r>
+        <w:t xml:space="preserve"> (and Quick Resume Scan Simulation) until it passes cleanly.</w:t>
+      </w:r>
+    </w:p>
+    <w:p>
+      <w:pPr>
+        <w:pStyle w:val="NoSpacing"/>
+      </w:pPr>
+    </w:p>
+    <w:p>
+      <w:pPr>
+        <w:pStyle w:val="NoSpacing"/>
+      </w:pPr>
+      <w:r>
+        <w:t>4. Set up ongoing scanning:</w:t>
+      </w:r>
+      <w:r>
+        <w:t xml:space="preserve">  </w:t>
+      </w:r>
+    </w:p>
+    <w:p>
+      <w:pPr>
+        <w:pStyle w:val="NoSpacing"/>
+      </w:pPr>
+      <w:r>
+        <w:t xml:space="preserve">   - Configure </w:t>
+      </w:r>
+      <w:r>
+        <w:rPr>
+          <w:b/>
+        </w:rPr>
+        <w:t>Customizable Job Scanner</w:t>
+      </w:r>
+      <w:r>
+        <w:t xml:space="preserve"> as a recurring task in Grok, Copilot, Perplexity, or whichever AI you prefer.</w:t>
+      </w:r>
+    </w:p>
+    <w:p>
+      <w:pPr>
+        <w:pStyle w:val="NoSpacing"/>
+      </w:pPr>
+    </w:p>
+    <w:p>
+      <w:pPr>
+        <w:pStyle w:val="NoSpacing"/>
+      </w:pPr>
+      <w:r>
+        <w:t>5. Capture and strengthen your network:</w:t>
+      </w:r>
+      <w:r>
+        <w:t xml:space="preserve">  </w:t>
+      </w:r>
+    </w:p>
+    <w:p>
+      <w:pPr>
+        <w:pStyle w:val="NoSpacing"/>
+      </w:pPr>
+      <w:r>
+        <w:t xml:space="preserve">   - Run </w:t>
+      </w:r>
+      <w:r>
+        <w:rPr>
+          <w:b/>
+        </w:rPr>
+        <w:t>LinkedIn Profile Analyzer</w:t>
+      </w:r>
+      <w:r>
+        <w:t xml:space="preserve">  </w:t>
+      </w:r>
+    </w:p>
+    <w:p>
+      <w:pPr>
+        <w:pStyle w:val="NoSpacing"/>
+      </w:pPr>
+      <w:r>
+        <w:t xml:space="preserve">   - Use </w:t>
+      </w:r>
+      <w:r>
+        <w:rPr>
+          <w:b/>
+        </w:rPr>
+        <w:t>LinkedIn Connection Request Note Generator</w:t>
+      </w:r>
+      <w:r>
+        <w:t xml:space="preserve"> + </w:t>
+      </w:r>
+      <w:r>
+        <w:rPr>
+          <w:b/>
+        </w:rPr>
+        <w:t>Contacts Collector</w:t>
+      </w:r>
+      <w:r>
+        <w:t xml:space="preserve"> (or the Google Forms method in Collecting contacts with Google Forms.docx)  </w:t>
+      </w:r>
+    </w:p>
+    <w:p>
+      <w:pPr>
+        <w:pStyle w:val="NoSpacing"/>
+      </w:pPr>
+      <w:r>
+        <w:t xml:space="preserve">   - Run </w:t>
+      </w:r>
+      <w:r>
+        <w:rPr>
+          <w:b/>
+        </w:rPr>
+        <w:t>Network Intelligence Engine</w:t>
+      </w:r>
+      <w:r>
+        <w:t xml:space="preserve"> on your contact list to clean and prioritize it.</w:t>
+      </w:r>
+    </w:p>
+    <w:p>
+      <w:pPr>
+        <w:pStyle w:val="NoSpacing"/>
+      </w:pPr>
+    </w:p>
+    <w:p>
+      <w:pPr>
+        <w:pStyle w:val="NoSpacing"/>
+      </w:pPr>
+      <w:r>
+        <w:t>6. Final pre-apply check:</w:t>
+      </w:r>
+      <w:r>
+        <w:t xml:space="preserve">  </w:t>
+      </w:r>
+    </w:p>
+    <w:p>
+      <w:pPr>
+        <w:pStyle w:val="NoSpacing"/>
+      </w:pPr>
+      <w:r>
+        <w:t xml:space="preserve">   - Run </w:t>
+      </w:r>
+      <w:r>
+        <w:rPr>
+          <w:b/>
+        </w:rPr>
+        <w:t>Job posting red flag analyzer</w:t>
+      </w:r>
+      <w:r>
+        <w:t xml:space="preserve"> on any role you’re considering (even before you apply).</w:t>
+      </w:r>
+    </w:p>
+    <w:p>
+      <w:pPr>
+        <w:pStyle w:val="NoSpacing"/>
+      </w:pPr>
+    </w:p>
+    <w:p>
+      <w:pPr>
+        <w:pStyle w:val="Heading2"/>
+        <w:rPr>
+          <w:bCs/>
+        </w:rPr>
+      </w:pPr>
+      <w:bookmarkStart w:id="30" w:name="_Toc225447847"/>
+      <w:bookmarkStart w:id="31" w:name="_Toc225447875"/>
+      <w:bookmarkStart w:id="32" w:name="_Toc225688993"/>
+      <w:r>
+        <w:rPr>
+          <w:bCs/>
+        </w:rPr>
+        <w:t>Quick-Reference Table – Before Phase Tools</w:t>
+      </w:r>
+      <w:bookmarkEnd w:id="30"/>
+      <w:bookmarkEnd w:id="31"/>
+      <w:bookmarkEnd w:id="32"/>
     </w:p>
     <w:p>
       <w:pPr>
@@ -3680,8 +4372,16 @@
           <w:p>
             <w:pPr>
               <w:pStyle w:val="NoSpacing"/>
-            </w:pPr>
-            <w:r>
+              <w:rPr>
+                <w:b/>
+                <w:bCs/>
+              </w:rPr>
+            </w:pPr>
+            <w:r>
+              <w:rPr>
+                <w:b/>
+                <w:bCs/>
+              </w:rPr>
               <w:t xml:space="preserve"> Tool / Prompt                              </w:t>
             </w:r>
           </w:p>
@@ -3693,35 +4393,59 @@
           <w:p>
             <w:pPr>
               <w:pStyle w:val="NoSpacing"/>
-            </w:pPr>
-            <w:r>
-              <w:t xml:space="preserve"> When to Use                  </w:t>
-            </w:r>
-          </w:p>
-        </w:tc>
-        <w:tc>
-          <w:tcPr>
-            <w:tcW w:w="1803" w:type="dxa"/>
-          </w:tcPr>
-          <w:p>
-            <w:pPr>
-              <w:pStyle w:val="NoSpacing"/>
-            </w:pPr>
-            <w:r>
-              <w:t xml:space="preserve"> What It Does                                      </w:t>
-            </w:r>
-          </w:p>
-        </w:tc>
-        <w:tc>
-          <w:tcPr>
-            <w:tcW w:w="1803" w:type="dxa"/>
-          </w:tcPr>
-          <w:p>
-            <w:pPr>
-              <w:pStyle w:val="NoSpacing"/>
-            </w:pPr>
-            <w:r>
-              <w:t xml:space="preserve"> Value to You                                      </w:t>
+              <w:rPr>
+                <w:b/>
+                <w:bCs/>
+              </w:rPr>
+            </w:pPr>
+            <w:r>
+              <w:rPr>
+                <w:b/>
+                <w:bCs/>
+              </w:rPr>
+              <w:t xml:space="preserve">When to Use                  </w:t>
+            </w:r>
+          </w:p>
+        </w:tc>
+        <w:tc>
+          <w:tcPr>
+            <w:tcW w:w="1803" w:type="dxa"/>
+          </w:tcPr>
+          <w:p>
+            <w:pPr>
+              <w:pStyle w:val="NoSpacing"/>
+              <w:rPr>
+                <w:b/>
+                <w:bCs/>
+              </w:rPr>
+            </w:pPr>
+            <w:r>
+              <w:rPr>
+                <w:b/>
+                <w:bCs/>
+              </w:rPr>
+              <w:t xml:space="preserve">What It Does                                      </w:t>
+            </w:r>
+          </w:p>
+        </w:tc>
+        <w:tc>
+          <w:tcPr>
+            <w:tcW w:w="1803" w:type="dxa"/>
+          </w:tcPr>
+          <w:p>
+            <w:pPr>
+              <w:pStyle w:val="NoSpacing"/>
+              <w:rPr>
+                <w:b/>
+                <w:bCs/>
+              </w:rPr>
+            </w:pPr>
+            <w:r>
+              <w:rPr>
+                <w:b/>
+                <w:bCs/>
+              </w:rPr>
+              <w:t xml:space="preserve">Value to You                                      </w:t>
             </w:r>
           </w:p>
         </w:tc>
@@ -3732,9 +4456,17 @@
           <w:p>
             <w:pPr>
               <w:pStyle w:val="NoSpacing"/>
-            </w:pPr>
-            <w:r>
-              <w:t xml:space="preserve"> Repo Link (copy into Word) </w:t>
+              <w:rPr>
+                <w:b/>
+                <w:bCs/>
+              </w:rPr>
+            </w:pPr>
+            <w:r>
+              <w:rPr>
+                <w:b/>
+                <w:bCs/>
+              </w:rPr>
+              <w:t xml:space="preserve">Repo Link (copy into Word) </w:t>
             </w:r>
           </w:p>
         </w:tc>
@@ -3749,46 +4481,46 @@
               <w:pStyle w:val="NoSpacing"/>
             </w:pPr>
             <w:r>
-              <w:t xml:space="preserve"> Career Interview Data Collector            </w:t>
-            </w:r>
-          </w:p>
-        </w:tc>
-        <w:tc>
-          <w:tcPr>
-            <w:tcW w:w="1803" w:type="dxa"/>
-          </w:tcPr>
-          <w:p>
-            <w:pPr>
-              <w:pStyle w:val="NoSpacing"/>
-            </w:pPr>
-            <w:r>
-              <w:t xml:space="preserve"> First step                   </w:t>
-            </w:r>
-          </w:p>
-        </w:tc>
-        <w:tc>
-          <w:tcPr>
-            <w:tcW w:w="1803" w:type="dxa"/>
-          </w:tcPr>
-          <w:p>
-            <w:pPr>
-              <w:pStyle w:val="NoSpacing"/>
-            </w:pPr>
-            <w:r>
-              <w:t xml:space="preserve"> Pulls verified experience &amp; stories               </w:t>
-            </w:r>
-          </w:p>
-        </w:tc>
-        <w:tc>
-          <w:tcPr>
-            <w:tcW w:w="1803" w:type="dxa"/>
-          </w:tcPr>
-          <w:p>
-            <w:pPr>
-              <w:pStyle w:val="NoSpacing"/>
-            </w:pPr>
-            <w:r>
-              <w:t xml:space="preserve"> Eliminates vague recall forever                   </w:t>
+              <w:t xml:space="preserve">Career Interview Data Collector            </w:t>
+            </w:r>
+          </w:p>
+        </w:tc>
+        <w:tc>
+          <w:tcPr>
+            <w:tcW w:w="1803" w:type="dxa"/>
+          </w:tcPr>
+          <w:p>
+            <w:pPr>
+              <w:pStyle w:val="NoSpacing"/>
+            </w:pPr>
+            <w:r>
+              <w:t xml:space="preserve">First step                   </w:t>
+            </w:r>
+          </w:p>
+        </w:tc>
+        <w:tc>
+          <w:tcPr>
+            <w:tcW w:w="1803" w:type="dxa"/>
+          </w:tcPr>
+          <w:p>
+            <w:pPr>
+              <w:pStyle w:val="NoSpacing"/>
+            </w:pPr>
+            <w:r>
+              <w:t xml:space="preserve">Pulls verified experience &amp; stories               </w:t>
+            </w:r>
+          </w:p>
+        </w:tc>
+        <w:tc>
+          <w:tcPr>
+            <w:tcW w:w="1803" w:type="dxa"/>
+          </w:tcPr>
+          <w:p>
+            <w:pPr>
+              <w:pStyle w:val="NoSpacing"/>
+            </w:pPr>
+            <w:r>
+              <w:t xml:space="preserve">Eliminates vague recall forever                   </w:t>
             </w:r>
           </w:p>
         </w:tc>
@@ -3801,15 +4533,7 @@
               <w:pStyle w:val="NoSpacing"/>
             </w:pPr>
             <w:r>
-              <w:t xml:space="preserve"> [</w:t>
-            </w:r>
-            <w:proofErr w:type="gramStart"/>
-            <w:r>
-              <w:t xml:space="preserve">Link]   </w:t>
-            </w:r>
-            <w:proofErr w:type="gramEnd"/>
-            <w:r>
-              <w:t xml:space="preserve">                  </w:t>
+              <w:t xml:space="preserve"> [Link]                     </w:t>
             </w:r>
           </w:p>
         </w:tc>
@@ -3824,24 +4548,19 @@
               <w:pStyle w:val="NoSpacing"/>
             </w:pPr>
             <w:r>
-              <w:t xml:space="preserve"> Master Skills &amp; Experience </w:t>
-            </w:r>
-            <w:r>
-              <w:lastRenderedPageBreak/>
-              <w:t xml:space="preserve">Summary Generator </w:t>
-            </w:r>
-          </w:p>
-        </w:tc>
-        <w:tc>
-          <w:tcPr>
-            <w:tcW w:w="1803" w:type="dxa"/>
-          </w:tcPr>
-          <w:p>
-            <w:pPr>
-              <w:pStyle w:val="NoSpacing"/>
-            </w:pPr>
-            <w:r>
-              <w:lastRenderedPageBreak/>
+              <w:t xml:space="preserve">Master Skills &amp; Experience Summary Generator </w:t>
+            </w:r>
+          </w:p>
+        </w:tc>
+        <w:tc>
+          <w:tcPr>
+            <w:tcW w:w="1803" w:type="dxa"/>
+          </w:tcPr>
+          <w:p>
+            <w:pPr>
+              <w:pStyle w:val="NoSpacing"/>
+            </w:pPr>
+            <w:r>
               <w:t xml:space="preserve"> Immediately after capture </w:t>
             </w:r>
           </w:p>
@@ -3881,15 +4600,7 @@
               <w:pStyle w:val="NoSpacing"/>
             </w:pPr>
             <w:r>
-              <w:t xml:space="preserve"> [</w:t>
-            </w:r>
-            <w:proofErr w:type="gramStart"/>
-            <w:r>
-              <w:t xml:space="preserve">Link]   </w:t>
-            </w:r>
-            <w:proofErr w:type="gramEnd"/>
-            <w:r>
-              <w:t xml:space="preserve">                  </w:t>
+              <w:t xml:space="preserve"> [Link]                     </w:t>
             </w:r>
           </w:p>
         </w:tc>
@@ -3956,15 +4667,7 @@
               <w:pStyle w:val="NoSpacing"/>
             </w:pPr>
             <w:r>
-              <w:t xml:space="preserve"> [</w:t>
-            </w:r>
-            <w:proofErr w:type="gramStart"/>
-            <w:r>
-              <w:t xml:space="preserve">Link]   </w:t>
-            </w:r>
-            <w:proofErr w:type="gramEnd"/>
-            <w:r>
-              <w:t xml:space="preserve">                  </w:t>
+              <w:t xml:space="preserve"> [Link]                     </w:t>
             </w:r>
           </w:p>
         </w:tc>
@@ -4031,15 +4734,7 @@
               <w:pStyle w:val="NoSpacing"/>
             </w:pPr>
             <w:r>
-              <w:t xml:space="preserve"> [</w:t>
-            </w:r>
-            <w:proofErr w:type="gramStart"/>
-            <w:r>
-              <w:t xml:space="preserve">Link]   </w:t>
-            </w:r>
-            <w:proofErr w:type="gramEnd"/>
-            <w:r>
-              <w:t xml:space="preserve">                  </w:t>
+              <w:t xml:space="preserve"> [Link]                     </w:t>
             </w:r>
           </w:p>
         </w:tc>
@@ -4106,15 +4801,7 @@
               <w:pStyle w:val="NoSpacing"/>
             </w:pPr>
             <w:r>
-              <w:t xml:space="preserve"> [</w:t>
-            </w:r>
-            <w:proofErr w:type="gramStart"/>
-            <w:r>
-              <w:t xml:space="preserve">Link]   </w:t>
-            </w:r>
-            <w:proofErr w:type="gramEnd"/>
-            <w:r>
-              <w:t xml:space="preserve">                  </w:t>
+              <w:t xml:space="preserve"> [Link]                     </w:t>
             </w:r>
           </w:p>
         </w:tc>
@@ -4181,15 +4868,7 @@
               <w:pStyle w:val="NoSpacing"/>
             </w:pPr>
             <w:r>
-              <w:t xml:space="preserve"> [</w:t>
-            </w:r>
-            <w:proofErr w:type="gramStart"/>
-            <w:r>
-              <w:t xml:space="preserve">Link]   </w:t>
-            </w:r>
-            <w:proofErr w:type="gramEnd"/>
-            <w:r>
-              <w:t xml:space="preserve">                  </w:t>
+              <w:t xml:space="preserve"> [Link]                     </w:t>
             </w:r>
           </w:p>
         </w:tc>
@@ -4204,36 +4883,20 @@
               <w:pStyle w:val="NoSpacing"/>
             </w:pPr>
             <w:r>
-              <w:t xml:space="preserve"> Job posting red flag </w:t>
-            </w:r>
-            <w:proofErr w:type="spellStart"/>
-            <w:r>
-              <w:t>analyzer</w:t>
-            </w:r>
-            <w:proofErr w:type="spellEnd"/>
-            <w:r>
-              <w:t xml:space="preserve">              </w:t>
-            </w:r>
-          </w:p>
-        </w:tc>
-        <w:tc>
-          <w:tcPr>
-            <w:tcW w:w="1803" w:type="dxa"/>
-          </w:tcPr>
-          <w:p>
-            <w:pPr>
-              <w:pStyle w:val="NoSpacing"/>
-            </w:pPr>
-            <w:r>
-              <w:t xml:space="preserve"> Before clicking “</w:t>
-            </w:r>
-            <w:proofErr w:type="gramStart"/>
-            <w:r>
-              <w:t xml:space="preserve">Apply”   </w:t>
-            </w:r>
-            <w:proofErr w:type="gramEnd"/>
-            <w:r>
-              <w:t xml:space="preserve">   </w:t>
+              <w:t xml:space="preserve"> Job posting red flag analyzer              </w:t>
+            </w:r>
+          </w:p>
+        </w:tc>
+        <w:tc>
+          <w:tcPr>
+            <w:tcW w:w="1803" w:type="dxa"/>
+          </w:tcPr>
+          <w:p>
+            <w:pPr>
+              <w:pStyle w:val="NoSpacing"/>
+            </w:pPr>
+            <w:r>
+              <w:t xml:space="preserve"> Before clicking “Apply”      </w:t>
             </w:r>
           </w:p>
         </w:tc>
@@ -4272,15 +4935,7 @@
               <w:pStyle w:val="NoSpacing"/>
             </w:pPr>
             <w:r>
-              <w:t xml:space="preserve"> [</w:t>
-            </w:r>
-            <w:proofErr w:type="gramStart"/>
-            <w:r>
-              <w:t xml:space="preserve">Link]   </w:t>
-            </w:r>
-            <w:proofErr w:type="gramEnd"/>
-            <w:r>
-              <w:t xml:space="preserve">                  </w:t>
+              <w:t xml:space="preserve"> [Link]                     </w:t>
             </w:r>
           </w:p>
         </w:tc>
@@ -4321,15 +4976,7 @@
               <w:pStyle w:val="NoSpacing"/>
             </w:pPr>
             <w:r>
-              <w:t xml:space="preserve"> </w:t>
-            </w:r>
-            <w:proofErr w:type="spellStart"/>
-            <w:r>
-              <w:t>Analyzes</w:t>
-            </w:r>
-            <w:proofErr w:type="spellEnd"/>
-            <w:r>
-              <w:t xml:space="preserve"> &amp; grows your professional network        </w:t>
+              <w:t xml:space="preserve"> Analyzes &amp; grows your professional network        </w:t>
             </w:r>
           </w:p>
         </w:tc>
@@ -4355,15 +5002,7 @@
               <w:pStyle w:val="NoSpacing"/>
             </w:pPr>
             <w:r>
-              <w:t xml:space="preserve"> [</w:t>
-            </w:r>
-            <w:proofErr w:type="gramStart"/>
-            <w:r>
-              <w:t xml:space="preserve">Link]   </w:t>
-            </w:r>
-            <w:proofErr w:type="gramEnd"/>
-            <w:r>
-              <w:t xml:space="preserve">                  </w:t>
+              <w:t xml:space="preserve"> [Link]                     </w:t>
             </w:r>
           </w:p>
         </w:tc>
@@ -4378,68 +5017,11 @@
       <w:pPr>
         <w:pStyle w:val="Heading2"/>
       </w:pPr>
-      <w:bookmarkStart w:id="30" w:name="_Toc225447848"/>
-      <w:bookmarkStart w:id="31" w:name="_Toc225447876"/>
-      <w:bookmarkStart w:id="32" w:name="_Toc225447937"/>
+      <w:bookmarkStart w:id="33" w:name="_Toc225447848"/>
+      <w:bookmarkStart w:id="34" w:name="_Toc225447876"/>
+      <w:bookmarkStart w:id="35" w:name="_Toc225688994"/>
       <w:r>
         <w:t>Lessons Learned Sidebar</w:t>
-      </w:r>
-      <w:bookmarkEnd w:id="30"/>
-      <w:bookmarkEnd w:id="31"/>
-      <w:bookmarkEnd w:id="32"/>
-    </w:p>
-    <w:p>
-      <w:pPr>
-        <w:pStyle w:val="NoSpacing"/>
-      </w:pPr>
-      <w:r>
-        <w:t>- “Rejection is volume — not personal. The system is designed for high volume with low emotional cost.”</w:t>
-      </w:r>
-    </w:p>
-    <w:p>
-      <w:pPr>
-        <w:pStyle w:val="NoSpacing"/>
-      </w:pPr>
-      <w:r>
-        <w:t>- “Free AI tiers have daily limits — batch your prompts (e.g., do all Before-phase work in one focused session).”</w:t>
-      </w:r>
-    </w:p>
-    <w:p>
-      <w:pPr>
-        <w:pStyle w:val="NoSpacing"/>
-      </w:pPr>
-      <w:r>
-        <w:t>- “Keep everything in one root folder (JobSearch-2026) with subfolders:</w:t>
-      </w:r>
-      <w:r>
-        <w:t xml:space="preserve"> Master/, Resumes/, Postings/, Intel/, Interviews/. Consistency beats perfection.”</w:t>
-      </w:r>
-    </w:p>
-    <w:p>
-      <w:pPr>
-        <w:pStyle w:val="NoSpacing"/>
-      </w:pPr>
-    </w:p>
-    <w:p>
-      <w:pPr>
-        <w:pStyle w:val="NoSpacing"/>
-      </w:pPr>
-      <w:r>
-        <w:t>---</w:t>
-      </w:r>
-    </w:p>
-    <w:p>
-      <w:pPr>
-        <w:pStyle w:val="Heading1"/>
-      </w:pPr>
-      <w:bookmarkStart w:id="33" w:name="_Toc225447849"/>
-      <w:bookmarkStart w:id="34" w:name="_Toc225447877"/>
-      <w:bookmarkStart w:id="35" w:name="_Toc225447938"/>
-      <w:r>
-        <w:t>Phase 2:</w:t>
-      </w:r>
-      <w:r>
-        <w:t xml:space="preserve"> During – Part 1 – Application &amp; Job Hunting</w:t>
       </w:r>
       <w:bookmarkEnd w:id="33"/>
       <w:bookmarkEnd w:id="34"/>
@@ -4450,421 +5032,439 @@
         <w:pStyle w:val="NoSpacing"/>
       </w:pPr>
       <w:r>
-        <w:rPr>
-          <w:b/>
-        </w:rPr>
-        <w:t>Goal:</w:t>
-      </w:r>
-      <w:r>
-        <w:t xml:space="preserve"> Turn your prepared foundation into targeted, high-quality applications — while minimizing wasted effort and avoiding bad-fit roles.</w:t>
-      </w:r>
-    </w:p>
-    <w:p>
-      <w:pPr>
-        <w:pStyle w:val="NoSpacing"/>
-      </w:pPr>
-    </w:p>
-    <w:p>
-      <w:pPr>
-        <w:pStyle w:val="NoSpacing"/>
-      </w:pPr>
-      <w:r>
-        <w:rPr>
-          <w:b/>
-        </w:rPr>
-        <w:t>Step-by-step checklist (follow in this order for each job you seriously consider)</w:t>
-      </w:r>
-    </w:p>
-    <w:p>
-      <w:pPr>
-        <w:pStyle w:val="NoSpacing"/>
-      </w:pPr>
-    </w:p>
-    <w:p>
-      <w:pPr>
-        <w:pStyle w:val="NoSpacing"/>
-      </w:pPr>
-      <w:r>
-        <w:t xml:space="preserve">1. Find opportunities  </w:t>
-      </w:r>
-    </w:p>
-    <w:p>
-      <w:pPr>
-        <w:pStyle w:val="NoSpacing"/>
-      </w:pPr>
-      <w:r>
-        <w:t xml:space="preserve">   - Rely on your </w:t>
-      </w:r>
-      <w:r>
-        <w:rPr>
-          <w:b/>
-        </w:rPr>
-        <w:t>Customizable Job Scanner</w:t>
-      </w:r>
-      <w:r>
-        <w:t xml:space="preserve"> recurring task for alerts  </w:t>
-      </w:r>
-    </w:p>
-    <w:p>
-      <w:pPr>
-        <w:pStyle w:val="NoSpacing"/>
-      </w:pPr>
-      <w:r>
-        <w:t xml:space="preserve">   - Supplement with manual searches on LinkedIn, company career pages, </w:t>
-      </w:r>
-      <w:proofErr w:type="gramStart"/>
-      <w:r>
-        <w:t>Indeed</w:t>
-      </w:r>
-      <w:proofErr w:type="gramEnd"/>
-      <w:r>
-        <w:t xml:space="preserve">, etc.  </w:t>
-      </w:r>
-    </w:p>
-    <w:p>
-      <w:pPr>
-        <w:pStyle w:val="NoSpacing"/>
-      </w:pPr>
-      <w:r>
-        <w:t xml:space="preserve">   - When a promising posting appears → immediately run </w:t>
-      </w:r>
-      <w:r>
-        <w:rPr>
-          <w:b/>
-        </w:rPr>
-        <w:t>Job Posting Snapshot &amp; Preservation Engine</w:t>
-      </w:r>
-      <w:r>
-        <w:t xml:space="preserve"> (or use Create-New-Posting-File.ps1 script) to save a clean copy before it disappears.</w:t>
-      </w:r>
-    </w:p>
-    <w:p>
-      <w:pPr>
-        <w:pStyle w:val="NoSpacing"/>
-      </w:pPr>
-    </w:p>
-    <w:p>
-      <w:pPr>
-        <w:pStyle w:val="NoSpacing"/>
-      </w:pPr>
-      <w:r>
-        <w:t xml:space="preserve">2. Deep intel gathering (do this before customizing anything)  </w:t>
-      </w:r>
-    </w:p>
-    <w:p>
-      <w:pPr>
-        <w:pStyle w:val="NoSpacing"/>
-      </w:pPr>
-      <w:r>
-        <w:t xml:space="preserve">   - Run </w:t>
-      </w:r>
-      <w:r>
-        <w:rPr>
-          <w:b/>
-        </w:rPr>
-        <w:t>Company Technical Intelligence Engine</w:t>
-      </w:r>
-      <w:r>
-        <w:t xml:space="preserve">  </w:t>
-      </w:r>
-    </w:p>
-    <w:p>
-      <w:pPr>
-        <w:pStyle w:val="NoSpacing"/>
-      </w:pPr>
-      <w:r>
-        <w:t xml:space="preserve">   - Run </w:t>
-      </w:r>
-      <w:r>
-        <w:rPr>
-          <w:b/>
-        </w:rPr>
-        <w:t>The JD Tech Stack Recon &amp; OSINT Prompt</w:t>
-      </w:r>
-      <w:r>
-        <w:t xml:space="preserve"> to extract real tech stack / requirements  </w:t>
-      </w:r>
-    </w:p>
-    <w:p>
-      <w:pPr>
-        <w:pStyle w:val="NoSpacing"/>
-      </w:pPr>
-      <w:r>
-        <w:t xml:space="preserve">   - Run </w:t>
-      </w:r>
-      <w:r>
-        <w:rPr>
-          <w:b/>
-        </w:rPr>
-        <w:t>Hiring Manager Detective</w:t>
-      </w:r>
-      <w:r>
-        <w:t xml:space="preserve"> if you want to identify the real decision-maker  </w:t>
-      </w:r>
-    </w:p>
-    <w:p>
-      <w:pPr>
-        <w:pStyle w:val="NoSpacing"/>
-      </w:pPr>
-      <w:r>
-        <w:t xml:space="preserve">   - Compile key insights into a quick “Job Intel Dossier” note (save in your Postings/ folder)</w:t>
-      </w:r>
-    </w:p>
-    <w:p>
-      <w:pPr>
-        <w:pStyle w:val="NoSpacing"/>
-      </w:pPr>
-    </w:p>
-    <w:p>
-      <w:pPr>
-        <w:pStyle w:val="NoSpacing"/>
-      </w:pPr>
-      <w:r>
-        <w:t xml:space="preserve">3. Red-flag check  </w:t>
-      </w:r>
-    </w:p>
-    <w:p>
-      <w:pPr>
-        <w:pStyle w:val="NoSpacing"/>
-      </w:pPr>
-      <w:r>
-        <w:t xml:space="preserve">   - Run </w:t>
-      </w:r>
-      <w:r>
-        <w:rPr>
-          <w:b/>
-        </w:rPr>
-        <w:t xml:space="preserve">Job posting red flag </w:t>
-      </w:r>
-      <w:proofErr w:type="spellStart"/>
-      <w:r>
-        <w:rPr>
-          <w:b/>
-        </w:rPr>
-        <w:t>analyzer</w:t>
-      </w:r>
-      <w:proofErr w:type="spellEnd"/>
-      <w:r>
-        <w:t xml:space="preserve">  </w:t>
-      </w:r>
-    </w:p>
-    <w:p>
-      <w:pPr>
-        <w:pStyle w:val="NoSpacing"/>
-      </w:pPr>
-      <w:r>
-        <w:t xml:space="preserve">   - If red flags appear, decide:</w:t>
-      </w:r>
-      <w:r>
-        <w:t xml:space="preserve"> apply anyway (with eyes open) or pass  </w:t>
-      </w:r>
-    </w:p>
-    <w:p>
-      <w:pPr>
-        <w:pStyle w:val="NoSpacing"/>
-      </w:pPr>
-      <w:r>
-        <w:t xml:space="preserve">   - Document your decision in your Command </w:t>
-      </w:r>
-      <w:proofErr w:type="spellStart"/>
-      <w:r>
-        <w:t>Center</w:t>
-      </w:r>
-      <w:proofErr w:type="spellEnd"/>
-      <w:r>
-        <w:t xml:space="preserve"> tracker</w:t>
-      </w:r>
-    </w:p>
-    <w:p>
-      <w:pPr>
-        <w:pStyle w:val="NoSpacing"/>
-      </w:pPr>
-    </w:p>
-    <w:p>
-      <w:pPr>
-        <w:pStyle w:val="NoSpacing"/>
-      </w:pPr>
-      <w:r>
-        <w:t xml:space="preserve">4. Tailor application materials  </w:t>
-      </w:r>
-    </w:p>
-    <w:p>
-      <w:pPr>
-        <w:pStyle w:val="NoSpacing"/>
-      </w:pPr>
-      <w:r>
-        <w:t xml:space="preserve">   - Take your governed resume from Phase 1  </w:t>
-      </w:r>
-    </w:p>
-    <w:p>
-      <w:pPr>
-        <w:pStyle w:val="NoSpacing"/>
-      </w:pPr>
-      <w:r>
-        <w:t xml:space="preserve">   - Run </w:t>
-      </w:r>
-      <w:r>
-        <w:rPr>
-          <w:b/>
-        </w:rPr>
-        <w:t>Resume Customization Prompt – STRATEGIC INTEGRITY</w:t>
-      </w:r>
-      <w:r>
-        <w:t xml:space="preserve"> (or The Total Resume Architect if rebuilding) with the job posting + your intel dossier as input  </w:t>
-      </w:r>
-    </w:p>
-    <w:p>
-      <w:pPr>
-        <w:pStyle w:val="NoSpacing"/>
-      </w:pPr>
-      <w:r>
-        <w:t xml:space="preserve">   - If using a cover letter → run </w:t>
-      </w:r>
-      <w:r>
-        <w:rPr>
-          <w:b/>
-        </w:rPr>
-        <w:t>Cover Letter Quality Reviewer – Green Flag Edition</w:t>
-      </w:r>
-      <w:r>
-        <w:t xml:space="preserve">  </w:t>
-      </w:r>
-    </w:p>
-    <w:p>
-      <w:pPr>
-        <w:pStyle w:val="NoSpacing"/>
-      </w:pPr>
-      <w:r>
-        <w:t xml:space="preserve">   - Quick final check:</w:t>
-      </w:r>
-      <w:r>
-        <w:t xml:space="preserve"> </w:t>
-      </w:r>
-      <w:r>
-        <w:t>ATS Resume Scanner Simulator</w:t>
-      </w:r>
-      <w:r>
-        <w:t xml:space="preserve"> on the tailored version</w:t>
-      </w:r>
-    </w:p>
-    <w:p>
-      <w:pPr>
-        <w:pStyle w:val="NoSpacing"/>
-      </w:pPr>
-    </w:p>
-    <w:p>
-      <w:pPr>
-        <w:pStyle w:val="NoSpacing"/>
-      </w:pPr>
-      <w:r>
-        <w:t xml:space="preserve">5. Apply &amp; track  </w:t>
-      </w:r>
-    </w:p>
-    <w:p>
-      <w:pPr>
-        <w:pStyle w:val="NoSpacing"/>
-      </w:pPr>
-      <w:r>
-        <w:t xml:space="preserve">   - Submit through the official portal (avoid third-party sites when possible)  </w:t>
-      </w:r>
-    </w:p>
-    <w:p>
-      <w:pPr>
-        <w:pStyle w:val="NoSpacing"/>
-      </w:pPr>
-      <w:r>
-        <w:t xml:space="preserve">   - Immediately log in your </w:t>
-      </w:r>
-      <w:r>
-        <w:rPr>
-          <w:b/>
-        </w:rPr>
-        <w:t xml:space="preserve">Command </w:t>
-      </w:r>
-      <w:proofErr w:type="spellStart"/>
-      <w:r>
-        <w:rPr>
-          <w:b/>
-        </w:rPr>
-        <w:t>Center</w:t>
-      </w:r>
-      <w:proofErr w:type="spellEnd"/>
-      <w:r>
-        <w:t xml:space="preserve"> (see Phase 7 for tracker template):</w:t>
-      </w:r>
-      <w:r>
-        <w:t xml:space="preserve">  </w:t>
-      </w:r>
-    </w:p>
-    <w:p>
-      <w:pPr>
-        <w:pStyle w:val="NoSpacing"/>
-      </w:pPr>
-      <w:r>
-        <w:t xml:space="preserve">     - Job title, company, date applied, link to saved posting, key intel notes, next expected action  </w:t>
-      </w:r>
-    </w:p>
-    <w:p>
-      <w:pPr>
-        <w:pStyle w:val="NoSpacing"/>
-      </w:pPr>
-      <w:r>
-        <w:t xml:space="preserve">   - If you find a warm contact via </w:t>
-      </w:r>
-      <w:r>
-        <w:rPr>
-          <w:b/>
-        </w:rPr>
-        <w:t>Network Intelligence Engine</w:t>
-      </w:r>
-      <w:r>
-        <w:t xml:space="preserve"> or </w:t>
-      </w:r>
-      <w:r>
-        <w:rPr>
-          <w:b/>
-        </w:rPr>
-        <w:t>Hiring Manager Detective</w:t>
-      </w:r>
-      <w:r>
-        <w:t xml:space="preserve"> → use </w:t>
-      </w:r>
-      <w:r>
-        <w:rPr>
-          <w:b/>
-        </w:rPr>
-        <w:t>LinkedIn Connection Request Note Generator</w:t>
-      </w:r>
-      <w:r>
-        <w:t xml:space="preserve"> for outreach before/after applying</w:t>
-      </w:r>
-    </w:p>
-    <w:p>
-      <w:pPr>
-        <w:pStyle w:val="NoSpacing"/>
-      </w:pPr>
-    </w:p>
-    <w:p>
-      <w:pPr>
-        <w:pStyle w:val="Heading2"/>
-        <w:rPr>
-          <w:b/>
-          <w:bCs/>
-        </w:rPr>
-      </w:pPr>
-      <w:bookmarkStart w:id="36" w:name="_Toc225447850"/>
-      <w:bookmarkStart w:id="37" w:name="_Toc225447878"/>
-      <w:bookmarkStart w:id="38" w:name="_Toc225447939"/>
-      <w:r>
-        <w:rPr>
-          <w:b/>
-          <w:bCs/>
-        </w:rPr>
-        <w:t>Quick-Reference Table – During Part 1 Tools</w:t>
+        <w:t>- “Rejection is volume — not personal. The system is designed for high volume with low emotional cost.”</w:t>
+      </w:r>
+    </w:p>
+    <w:p>
+      <w:pPr>
+        <w:pStyle w:val="NoSpacing"/>
+      </w:pPr>
+      <w:r>
+        <w:lastRenderedPageBreak/>
+        <w:t>- “Free AI tiers have daily limits — batch your prompts (e.g., do all Before-phase work in one focused session).”</w:t>
+      </w:r>
+    </w:p>
+    <w:p>
+      <w:pPr>
+        <w:pStyle w:val="NoSpacing"/>
+      </w:pPr>
+      <w:r>
+        <w:t>- “Keep everything in one root folder (JobSearch-2026) with subfolders:</w:t>
+      </w:r>
+      <w:r>
+        <w:t xml:space="preserve"> Master/, Resumes/, Postings/, Intel/, Interviews/. Consistency beats perfection.”</w:t>
+      </w:r>
+    </w:p>
+    <w:p>
+      <w:pPr>
+        <w:pStyle w:val="NoSpacing"/>
+      </w:pPr>
+    </w:p>
+    <w:p>
+      <w:pPr>
+        <w:pStyle w:val="NoSpacing"/>
+      </w:pPr>
+      <w:r>
+        <w:t>---</w:t>
+      </w:r>
+    </w:p>
+    <w:p>
+      <w:pPr>
+        <w:pStyle w:val="Heading1"/>
+      </w:pPr>
+      <w:bookmarkStart w:id="36" w:name="_Toc225447849"/>
+      <w:bookmarkStart w:id="37" w:name="_Toc225447877"/>
+      <w:bookmarkStart w:id="38" w:name="_Toc225688995"/>
+      <w:r>
+        <w:t>Phase 2:</w:t>
+      </w:r>
+      <w:r>
+        <w:t xml:space="preserve"> During – Part 1 – Application &amp; Job Hunting</w:t>
       </w:r>
       <w:bookmarkEnd w:id="36"/>
       <w:bookmarkEnd w:id="37"/>
       <w:bookmarkEnd w:id="38"/>
+    </w:p>
+    <w:p>
+      <w:pPr>
+        <w:pStyle w:val="NoSpacing"/>
+      </w:pPr>
+      <w:r>
+        <w:rPr>
+          <w:b/>
+        </w:rPr>
+        <w:t>Goal:</w:t>
+      </w:r>
+      <w:r>
+        <w:t xml:space="preserve"> Turn your prepared foundation into targeted, high-quality applications — while minimizing wasted effort and avoiding bad-fit roles.</w:t>
+      </w:r>
+    </w:p>
+    <w:p>
+      <w:pPr>
+        <w:pStyle w:val="NoSpacing"/>
+      </w:pPr>
+    </w:p>
+    <w:p>
+      <w:pPr>
+        <w:pStyle w:val="NoSpacing"/>
+      </w:pPr>
+      <w:r>
+        <w:rPr>
+          <w:b/>
+        </w:rPr>
+        <w:t>Step-by-step checklist (follow in this order for each job you seriously consider)</w:t>
+      </w:r>
+    </w:p>
+    <w:p>
+      <w:pPr>
+        <w:pStyle w:val="NoSpacing"/>
+      </w:pPr>
+    </w:p>
+    <w:p>
+      <w:pPr>
+        <w:pStyle w:val="NoSpacing"/>
+      </w:pPr>
+      <w:r>
+        <w:t xml:space="preserve">1. Find opportunities  </w:t>
+      </w:r>
+    </w:p>
+    <w:p>
+      <w:pPr>
+        <w:pStyle w:val="NoSpacing"/>
+      </w:pPr>
+      <w:r>
+        <w:t xml:space="preserve">   - Rely on your </w:t>
+      </w:r>
+      <w:r>
+        <w:rPr>
+          <w:b/>
+        </w:rPr>
+        <w:t>Customizable Job Scanner</w:t>
+      </w:r>
+      <w:r>
+        <w:t xml:space="preserve"> recurring task for alerts  </w:t>
+      </w:r>
+    </w:p>
+    <w:p>
+      <w:pPr>
+        <w:pStyle w:val="NoSpacing"/>
+      </w:pPr>
+      <w:r>
+        <w:t xml:space="preserve">   - Supplement with manual searches on LinkedIn, company career pages, Indeed, etc.  </w:t>
+      </w:r>
+    </w:p>
+    <w:p>
+      <w:pPr>
+        <w:pStyle w:val="NoSpacing"/>
+      </w:pPr>
+      <w:r>
+        <w:t xml:space="preserve">   - When a promising posting appears → immediately run </w:t>
+      </w:r>
+      <w:r>
+        <w:rPr>
+          <w:b/>
+        </w:rPr>
+        <w:t>Job Posting Snapshot &amp; Preservation Engine</w:t>
+      </w:r>
+      <w:r>
+        <w:t xml:space="preserve"> (or use Create-New-Posting-File.ps1 script) to save a clean copy before it disappears.</w:t>
+      </w:r>
+    </w:p>
+    <w:p>
+      <w:pPr>
+        <w:pStyle w:val="NoSpacing"/>
+      </w:pPr>
+    </w:p>
+    <w:p>
+      <w:pPr>
+        <w:pStyle w:val="NoSpacing"/>
+      </w:pPr>
+      <w:r>
+        <w:t xml:space="preserve">2. Deep intel gathering (do this before customizing anything)  </w:t>
+      </w:r>
+    </w:p>
+    <w:p>
+      <w:pPr>
+        <w:pStyle w:val="NoSpacing"/>
+      </w:pPr>
+      <w:r>
+        <w:t xml:space="preserve">   - Run </w:t>
+      </w:r>
+      <w:r>
+        <w:rPr>
+          <w:b/>
+        </w:rPr>
+        <w:t>Company Technical Intelligence Engine</w:t>
+      </w:r>
+      <w:r>
+        <w:t xml:space="preserve">  </w:t>
+      </w:r>
+    </w:p>
+    <w:p>
+      <w:pPr>
+        <w:pStyle w:val="NoSpacing"/>
+      </w:pPr>
+      <w:r>
+        <w:t xml:space="preserve">   - Run </w:t>
+      </w:r>
+      <w:r>
+        <w:rPr>
+          <w:b/>
+        </w:rPr>
+        <w:t>The JD Tech Stack Recon &amp; OSINT Prompt</w:t>
+      </w:r>
+      <w:r>
+        <w:t xml:space="preserve"> to extract real tech stack / requirements  </w:t>
+      </w:r>
+    </w:p>
+    <w:p>
+      <w:pPr>
+        <w:pStyle w:val="NoSpacing"/>
+      </w:pPr>
+      <w:r>
+        <w:t xml:space="preserve">   - Run </w:t>
+      </w:r>
+      <w:r>
+        <w:rPr>
+          <w:b/>
+        </w:rPr>
+        <w:t>Hiring Manager Detective</w:t>
+      </w:r>
+      <w:r>
+        <w:t xml:space="preserve"> if you want to identify the real decision-maker  </w:t>
+      </w:r>
+    </w:p>
+    <w:p>
+      <w:pPr>
+        <w:pStyle w:val="NoSpacing"/>
+      </w:pPr>
+      <w:r>
+        <w:t xml:space="preserve">   - Compile key insights into a quick “Job Intel Dossier” note (save in your Postings/ folder)</w:t>
+      </w:r>
+    </w:p>
+    <w:p>
+      <w:pPr>
+        <w:pStyle w:val="NoSpacing"/>
+      </w:pPr>
+    </w:p>
+    <w:p>
+      <w:pPr>
+        <w:pStyle w:val="NoSpacing"/>
+      </w:pPr>
+      <w:r>
+        <w:t xml:space="preserve">3. Red-flag check  </w:t>
+      </w:r>
+    </w:p>
+    <w:p>
+      <w:pPr>
+        <w:pStyle w:val="NoSpacing"/>
+      </w:pPr>
+      <w:r>
+        <w:t xml:space="preserve">   - Run </w:t>
+      </w:r>
+      <w:r>
+        <w:rPr>
+          <w:b/>
+        </w:rPr>
+        <w:t>Job posting red flag analyzer</w:t>
+      </w:r>
+      <w:r>
+        <w:t xml:space="preserve">  </w:t>
+      </w:r>
+    </w:p>
+    <w:p>
+      <w:pPr>
+        <w:pStyle w:val="NoSpacing"/>
+      </w:pPr>
+      <w:r>
+        <w:t xml:space="preserve">   - If red flags appear, decide:</w:t>
+      </w:r>
+      <w:r>
+        <w:t xml:space="preserve"> apply anyway (with eyes open) or pass  </w:t>
+      </w:r>
+    </w:p>
+    <w:p>
+      <w:pPr>
+        <w:pStyle w:val="NoSpacing"/>
+      </w:pPr>
+      <w:r>
+        <w:t xml:space="preserve">   - Document your decision in your Command Center tracker</w:t>
+      </w:r>
+    </w:p>
+    <w:p>
+      <w:pPr>
+        <w:pStyle w:val="NoSpacing"/>
+      </w:pPr>
+    </w:p>
+    <w:p>
+      <w:pPr>
+        <w:pStyle w:val="NoSpacing"/>
+      </w:pPr>
+      <w:r>
+        <w:t xml:space="preserve">4. Tailor application materials  </w:t>
+      </w:r>
+    </w:p>
+    <w:p>
+      <w:pPr>
+        <w:pStyle w:val="NoSpacing"/>
+      </w:pPr>
+      <w:r>
+        <w:t xml:space="preserve">   - Take your governed resume from Phase 1  </w:t>
+      </w:r>
+    </w:p>
+    <w:p>
+      <w:pPr>
+        <w:pStyle w:val="NoSpacing"/>
+      </w:pPr>
+      <w:r>
+        <w:t xml:space="preserve">   - Run </w:t>
+      </w:r>
+      <w:r>
+        <w:rPr>
+          <w:b/>
+        </w:rPr>
+        <w:t>Resume Customization Prompt – STRATEGIC INTEGRITY</w:t>
+      </w:r>
+      <w:r>
+        <w:t xml:space="preserve"> (or The Total Resume Architect if rebuilding) with the job posting + your intel dossier as input  </w:t>
+      </w:r>
+    </w:p>
+    <w:p>
+      <w:pPr>
+        <w:pStyle w:val="NoSpacing"/>
+      </w:pPr>
+      <w:r>
+        <w:t xml:space="preserve">   - If using a cover letter → run </w:t>
+      </w:r>
+      <w:r>
+        <w:rPr>
+          <w:b/>
+        </w:rPr>
+        <w:t>Cover Letter Quality Reviewer – Green Flag Edition</w:t>
+      </w:r>
+      <w:r>
+        <w:t xml:space="preserve">  </w:t>
+      </w:r>
+    </w:p>
+    <w:p>
+      <w:pPr>
+        <w:pStyle w:val="NoSpacing"/>
+      </w:pPr>
+      <w:r>
+        <w:t xml:space="preserve">   - Quick final check:</w:t>
+      </w:r>
+      <w:r>
+        <w:t xml:space="preserve"> </w:t>
+      </w:r>
+      <w:r>
+        <w:t>ATS Resume Scanner Simulator</w:t>
+      </w:r>
+      <w:r>
+        <w:t xml:space="preserve"> on the tailored version</w:t>
+      </w:r>
+    </w:p>
+    <w:p>
+      <w:pPr>
+        <w:pStyle w:val="NoSpacing"/>
+      </w:pPr>
+    </w:p>
+    <w:p>
+      <w:pPr>
+        <w:pStyle w:val="NoSpacing"/>
+      </w:pPr>
+      <w:r>
+        <w:t xml:space="preserve">5. Apply &amp; track  </w:t>
+      </w:r>
+    </w:p>
+    <w:p>
+      <w:pPr>
+        <w:pStyle w:val="NoSpacing"/>
+      </w:pPr>
+      <w:r>
+        <w:t xml:space="preserve">   - Submit through the official portal (avoid third-party sites when possible)  </w:t>
+      </w:r>
+    </w:p>
+    <w:p>
+      <w:pPr>
+        <w:pStyle w:val="NoSpacing"/>
+      </w:pPr>
+      <w:r>
+        <w:t xml:space="preserve">   - Immediately log in your </w:t>
+      </w:r>
+      <w:r>
+        <w:rPr>
+          <w:b/>
+        </w:rPr>
+        <w:t>Command Center</w:t>
+      </w:r>
+      <w:r>
+        <w:t xml:space="preserve"> (see Phase 7 for tracker template):</w:t>
+      </w:r>
+      <w:r>
+        <w:t xml:space="preserve">  </w:t>
+      </w:r>
+    </w:p>
+    <w:p>
+      <w:pPr>
+        <w:pStyle w:val="NoSpacing"/>
+      </w:pPr>
+      <w:r>
+        <w:t xml:space="preserve">     - Job title, company, date applied, link to saved posting, key intel notes, next expected action  </w:t>
+      </w:r>
+    </w:p>
+    <w:p>
+      <w:pPr>
+        <w:pStyle w:val="NoSpacing"/>
+      </w:pPr>
+      <w:r>
+        <w:t xml:space="preserve">   - If you find a warm contact via </w:t>
+      </w:r>
+      <w:r>
+        <w:rPr>
+          <w:b/>
+        </w:rPr>
+        <w:t>Network Intelligence Engine</w:t>
+      </w:r>
+      <w:r>
+        <w:t xml:space="preserve"> or </w:t>
+      </w:r>
+      <w:r>
+        <w:rPr>
+          <w:b/>
+        </w:rPr>
+        <w:t>Hiring Manager Detective</w:t>
+      </w:r>
+      <w:r>
+        <w:t xml:space="preserve"> → use </w:t>
+      </w:r>
+      <w:r>
+        <w:rPr>
+          <w:b/>
+        </w:rPr>
+        <w:t>LinkedIn Connection Request Note Generator</w:t>
+      </w:r>
+      <w:r>
+        <w:t xml:space="preserve"> for outreach before/after applying</w:t>
+      </w:r>
+    </w:p>
+    <w:p>
+      <w:pPr>
+        <w:pStyle w:val="NoSpacing"/>
+      </w:pPr>
+    </w:p>
+    <w:p>
+      <w:pPr>
+        <w:pStyle w:val="Heading2"/>
+      </w:pPr>
+      <w:bookmarkStart w:id="39" w:name="_Toc225447850"/>
+      <w:bookmarkStart w:id="40" w:name="_Toc225447878"/>
+      <w:bookmarkStart w:id="41" w:name="_Toc225688996"/>
+      <w:r>
+        <w:t>Quick-Reference Table – During Part 1 Tools</w:t>
+      </w:r>
+      <w:bookmarkEnd w:id="39"/>
+      <w:bookmarkEnd w:id="40"/>
+      <w:bookmarkEnd w:id="41"/>
     </w:p>
     <w:p>
       <w:pPr>
@@ -4886,7 +5486,7 @@
       </w:tblGrid>
       <w:tr>
         <w:trPr>
-          <w:trHeight w:val="1343"/>
+          <w:trHeight w:val="620"/>
         </w:trPr>
         <w:tc>
           <w:tcPr>
@@ -5007,28 +5607,21 @@
               <w:pStyle w:val="NoSpacing"/>
             </w:pPr>
             <w:r>
-              <w:t xml:space="preserve"> Customizable Job Scanner                           </w:t>
-            </w:r>
-          </w:p>
-        </w:tc>
-        <w:tc>
-          <w:tcPr>
-            <w:tcW w:w="1803" w:type="dxa"/>
-          </w:tcPr>
-          <w:p>
-            <w:pPr>
-              <w:pStyle w:val="NoSpacing"/>
-            </w:pPr>
-            <w:r>
-              <w:t xml:space="preserve"> Ongoing (set &amp; </w:t>
-            </w:r>
-            <w:proofErr w:type="gramStart"/>
-            <w:r>
-              <w:t xml:space="preserve">forget)   </w:t>
-            </w:r>
-            <w:proofErr w:type="gramEnd"/>
-            <w:r>
-              <w:t xml:space="preserve">            </w:t>
+              <w:lastRenderedPageBreak/>
+              <w:t xml:space="preserve">Customizable Job Scanner                           </w:t>
+            </w:r>
+          </w:p>
+        </w:tc>
+        <w:tc>
+          <w:tcPr>
+            <w:tcW w:w="1803" w:type="dxa"/>
+          </w:tcPr>
+          <w:p>
+            <w:pPr>
+              <w:pStyle w:val="NoSpacing"/>
+            </w:pPr>
+            <w:r>
+              <w:t xml:space="preserve"> Ongoing (set &amp; forget)               </w:t>
             </w:r>
           </w:p>
         </w:tc>
@@ -5067,15 +5660,7 @@
               <w:pStyle w:val="NoSpacing"/>
             </w:pPr>
             <w:r>
-              <w:t xml:space="preserve"> [</w:t>
-            </w:r>
-            <w:proofErr w:type="gramStart"/>
-            <w:r>
-              <w:t xml:space="preserve">Link]   </w:t>
-            </w:r>
-            <w:proofErr w:type="gramEnd"/>
-            <w:r>
-              <w:t xml:space="preserve"> </w:t>
+              <w:t xml:space="preserve"> [Link]    </w:t>
             </w:r>
           </w:p>
         </w:tc>
@@ -5093,7 +5678,7 @@
               <w:pStyle w:val="NoSpacing"/>
             </w:pPr>
             <w:r>
-              <w:t xml:space="preserve"> Job Posting Snapshot &amp; Preservation Engine         </w:t>
+              <w:t xml:space="preserve">Job Posting Snapshot &amp; Preservation Engine         </w:t>
             </w:r>
           </w:p>
         </w:tc>
@@ -5145,15 +5730,7 @@
               <w:pStyle w:val="NoSpacing"/>
             </w:pPr>
             <w:r>
-              <w:t xml:space="preserve"> [</w:t>
-            </w:r>
-            <w:proofErr w:type="gramStart"/>
-            <w:r>
-              <w:t xml:space="preserve">Link]   </w:t>
-            </w:r>
-            <w:proofErr w:type="gramEnd"/>
-            <w:r>
-              <w:t xml:space="preserve"> </w:t>
+              <w:t xml:space="preserve"> [Link]    </w:t>
             </w:r>
           </w:p>
         </w:tc>
@@ -5171,7 +5748,7 @@
               <w:pStyle w:val="NoSpacing"/>
             </w:pPr>
             <w:r>
-              <w:t xml:space="preserve"> Company Technical Intelligence Engine              </w:t>
+              <w:t xml:space="preserve">Company Technical Intelligence Engine              </w:t>
             </w:r>
           </w:p>
         </w:tc>
@@ -5223,15 +5800,7 @@
               <w:pStyle w:val="NoSpacing"/>
             </w:pPr>
             <w:r>
-              <w:t xml:space="preserve"> [</w:t>
-            </w:r>
-            <w:proofErr w:type="gramStart"/>
-            <w:r>
-              <w:t xml:space="preserve">Link]   </w:t>
-            </w:r>
-            <w:proofErr w:type="gramEnd"/>
-            <w:r>
-              <w:t xml:space="preserve"> </w:t>
+              <w:t xml:space="preserve"> [Link]    </w:t>
             </w:r>
           </w:p>
         </w:tc>
@@ -5249,7 +5818,7 @@
               <w:pStyle w:val="NoSpacing"/>
             </w:pPr>
             <w:r>
-              <w:t xml:space="preserve"> The JD Tech Stack Recon &amp; OSINT Prompt             </w:t>
+              <w:t xml:space="preserve">The JD Tech Stack Recon &amp; OSINT Prompt             </w:t>
             </w:r>
           </w:p>
         </w:tc>
@@ -5301,15 +5870,7 @@
               <w:pStyle w:val="NoSpacing"/>
             </w:pPr>
             <w:r>
-              <w:t xml:space="preserve"> [</w:t>
-            </w:r>
-            <w:proofErr w:type="gramStart"/>
-            <w:r>
-              <w:t xml:space="preserve">Link]   </w:t>
-            </w:r>
-            <w:proofErr w:type="gramEnd"/>
-            <w:r>
-              <w:t xml:space="preserve"> </w:t>
+              <w:t xml:space="preserve"> [Link]    </w:t>
             </w:r>
           </w:p>
         </w:tc>
@@ -5327,16 +5888,7 @@
               <w:pStyle w:val="NoSpacing"/>
             </w:pPr>
             <w:r>
-              <w:lastRenderedPageBreak/>
-              <w:t xml:space="preserve"> Job posting red flag </w:t>
-            </w:r>
-            <w:proofErr w:type="spellStart"/>
-            <w:r>
-              <w:t>analyzer</w:t>
-            </w:r>
-            <w:proofErr w:type="spellEnd"/>
-            <w:r>
-              <w:t xml:space="preserve">                      </w:t>
+              <w:t xml:space="preserve">Job posting red flag analyzer                      </w:t>
             </w:r>
           </w:p>
         </w:tc>
@@ -5388,15 +5940,7 @@
               <w:pStyle w:val="NoSpacing"/>
             </w:pPr>
             <w:r>
-              <w:t xml:space="preserve"> [</w:t>
-            </w:r>
-            <w:proofErr w:type="gramStart"/>
-            <w:r>
-              <w:t xml:space="preserve">Link]   </w:t>
-            </w:r>
-            <w:proofErr w:type="gramEnd"/>
-            <w:r>
-              <w:t xml:space="preserve"> </w:t>
+              <w:t xml:space="preserve"> [Link]    </w:t>
             </w:r>
           </w:p>
         </w:tc>
@@ -5414,7 +5958,7 @@
               <w:pStyle w:val="NoSpacing"/>
             </w:pPr>
             <w:r>
-              <w:t xml:space="preserve"> Resume Customization Prompt – STRATEGIC INTEGRITY  </w:t>
+              <w:t xml:space="preserve">Resume Customization Prompt – STRATEGIC INTEGRITY  </w:t>
             </w:r>
           </w:p>
         </w:tc>
@@ -5466,15 +6010,7 @@
               <w:pStyle w:val="NoSpacing"/>
             </w:pPr>
             <w:r>
-              <w:t xml:space="preserve"> [</w:t>
-            </w:r>
-            <w:proofErr w:type="gramStart"/>
-            <w:r>
-              <w:t xml:space="preserve">Link]   </w:t>
-            </w:r>
-            <w:proofErr w:type="gramEnd"/>
-            <w:r>
-              <w:t xml:space="preserve"> </w:t>
+              <w:t xml:space="preserve"> [Link]    </w:t>
             </w:r>
           </w:p>
         </w:tc>
@@ -5492,7 +6028,7 @@
               <w:pStyle w:val="NoSpacing"/>
             </w:pPr>
             <w:r>
-              <w:t xml:space="preserve"> Hiring Manager Detective                           </w:t>
+              <w:t xml:space="preserve">Hiring Manager Detective                           </w:t>
             </w:r>
           </w:p>
         </w:tc>
@@ -5544,15 +6080,7 @@
               <w:pStyle w:val="NoSpacing"/>
             </w:pPr>
             <w:r>
-              <w:t xml:space="preserve"> [</w:t>
-            </w:r>
-            <w:proofErr w:type="gramStart"/>
-            <w:r>
-              <w:t xml:space="preserve">Link]   </w:t>
-            </w:r>
-            <w:proofErr w:type="gramEnd"/>
-            <w:r>
-              <w:t xml:space="preserve"> </w:t>
+              <w:t xml:space="preserve"> [Link]    </w:t>
             </w:r>
           </w:p>
         </w:tc>
@@ -5570,7 +6098,7 @@
               <w:pStyle w:val="NoSpacing"/>
             </w:pPr>
             <w:r>
-              <w:t xml:space="preserve"> Opportunity Intelligence &amp; Positioning Engine      </w:t>
+              <w:t xml:space="preserve">Opportunity Intelligence &amp; Positioning Engine      </w:t>
             </w:r>
           </w:p>
         </w:tc>
@@ -5596,15 +6124,7 @@
               <w:pStyle w:val="NoSpacing"/>
             </w:pPr>
             <w:r>
-              <w:t xml:space="preserve"> </w:t>
-            </w:r>
-            <w:proofErr w:type="spellStart"/>
-            <w:r>
-              <w:t>Analyzes</w:t>
-            </w:r>
-            <w:proofErr w:type="spellEnd"/>
-            <w:r>
-              <w:t xml:space="preserve"> fit + suggests strongest positioning             </w:t>
+              <w:t xml:space="preserve"> Analyzes fit + suggests strongest positioning             </w:t>
             </w:r>
           </w:p>
         </w:tc>
@@ -5630,15 +6150,7 @@
               <w:pStyle w:val="NoSpacing"/>
             </w:pPr>
             <w:r>
-              <w:t xml:space="preserve"> [</w:t>
-            </w:r>
-            <w:proofErr w:type="gramStart"/>
-            <w:r>
-              <w:t xml:space="preserve">Link]   </w:t>
-            </w:r>
-            <w:proofErr w:type="gramEnd"/>
-            <w:r>
-              <w:t xml:space="preserve"> </w:t>
+              <w:t xml:space="preserve"> [Link]    </w:t>
             </w:r>
           </w:p>
         </w:tc>
@@ -5653,80 +6165,81 @@
       <w:pPr>
         <w:pStyle w:val="Heading2"/>
       </w:pPr>
-      <w:bookmarkStart w:id="39" w:name="_Toc225447851"/>
-      <w:bookmarkStart w:id="40" w:name="_Toc225447879"/>
-      <w:bookmarkStart w:id="41" w:name="_Toc225447940"/>
+      <w:bookmarkStart w:id="42" w:name="_Toc225447851"/>
+      <w:bookmarkStart w:id="43" w:name="_Toc225447879"/>
+      <w:bookmarkStart w:id="44" w:name="_Toc225688997"/>
       <w:r>
         <w:t>Lessons Learned Sidebar</w:t>
-      </w:r>
-      <w:bookmarkEnd w:id="39"/>
-      <w:bookmarkEnd w:id="40"/>
-      <w:bookmarkEnd w:id="41"/>
-    </w:p>
-    <w:p>
-      <w:pPr>
-        <w:pStyle w:val="NoSpacing"/>
-      </w:pPr>
-      <w:r>
-        <w:t>- “Most postings disappear or change within 7–14 days — snapshot immediately or you lose leverage.”</w:t>
-      </w:r>
-    </w:p>
-    <w:p>
-      <w:pPr>
-        <w:pStyle w:val="NoSpacing"/>
-      </w:pPr>
-      <w:r>
-        <w:t>- “Tailoring takes 15–30 minutes per role if your master profile is solid; generic resumes get ghosted.”</w:t>
-      </w:r>
-    </w:p>
-    <w:p>
-      <w:pPr>
-        <w:pStyle w:val="NoSpacing"/>
-      </w:pPr>
-      <w:r>
-        <w:t>- “Apply to 10–20 roles per week minimum — volume beats perfection early in the search.”</w:t>
-      </w:r>
-    </w:p>
-    <w:p>
-      <w:pPr>
-        <w:pStyle w:val="NoSpacing"/>
-      </w:pPr>
-      <w:r>
-        <w:t>- “Warm intros (via network) convert 5–10× better than cold applications — prioritize outreach when possible.”</w:t>
-      </w:r>
-    </w:p>
-    <w:p>
-      <w:pPr>
-        <w:pStyle w:val="NoSpacing"/>
-      </w:pPr>
-      <w:r>
-        <w:t>- “Free-tier AI message limits:</w:t>
-      </w:r>
-      <w:r>
-        <w:t xml:space="preserve"> do all intel + tailoring for 3–5 jobs in one session to stay under caps.”</w:t>
-      </w:r>
-    </w:p>
-    <w:p>
-      <w:pPr>
-        <w:pStyle w:val="NoSpacing"/>
-      </w:pPr>
-    </w:p>
-    <w:p>
-      <w:pPr>
-        <w:pStyle w:val="Heading1"/>
-      </w:pPr>
-      <w:bookmarkStart w:id="42" w:name="_Toc225447852"/>
-      <w:bookmarkStart w:id="43" w:name="_Toc225447880"/>
-      <w:bookmarkStart w:id="44" w:name="_Toc225447941"/>
-      <w:r>
-        <w:t>Phase 3:</w:t>
-      </w:r>
-      <w:r>
-        <w:t xml:space="preserve"> During – Part 2 – Interview Preparation &amp; Resilience</w:t>
       </w:r>
       <w:bookmarkEnd w:id="42"/>
       <w:bookmarkEnd w:id="43"/>
       <w:bookmarkEnd w:id="44"/>
+    </w:p>
+    <w:p>
+      <w:pPr>
+        <w:pStyle w:val="NoSpacing"/>
+      </w:pPr>
+      <w:r>
+        <w:t>- “Most postings disappear or change within 7–14 days — snapshot immediately or you lose leverage.”</w:t>
+      </w:r>
+    </w:p>
+    <w:p>
+      <w:pPr>
+        <w:pStyle w:val="NoSpacing"/>
+      </w:pPr>
+      <w:r>
+        <w:t>- “Tailoring takes 15–30 minutes per role if your master profile is solid; generic resumes get ghosted.”</w:t>
+      </w:r>
+    </w:p>
+    <w:p>
+      <w:pPr>
+        <w:pStyle w:val="NoSpacing"/>
+      </w:pPr>
+      <w:r>
+        <w:t>- “Apply to 10–20 roles per week minimum — volume beats perfection early in the search.”</w:t>
+      </w:r>
+    </w:p>
+    <w:p>
+      <w:pPr>
+        <w:pStyle w:val="NoSpacing"/>
+      </w:pPr>
+      <w:r>
+        <w:t>- “Warm intros (via network) convert 5–10× better than cold applications — prioritize outreach when possible.”</w:t>
+      </w:r>
+    </w:p>
+    <w:p>
+      <w:pPr>
+        <w:pStyle w:val="NoSpacing"/>
+      </w:pPr>
+      <w:r>
+        <w:t>- “Free-tier AI message limits:</w:t>
+      </w:r>
+      <w:r>
+        <w:t xml:space="preserve"> do all intel + tailoring for 3–5 jobs in one session to stay under caps.”</w:t>
+      </w:r>
+    </w:p>
+    <w:p>
+      <w:pPr>
+        <w:pStyle w:val="NoSpacing"/>
+      </w:pPr>
+    </w:p>
+    <w:p>
+      <w:pPr>
+        <w:pStyle w:val="Heading1"/>
+      </w:pPr>
+      <w:bookmarkStart w:id="45" w:name="_Toc225447852"/>
+      <w:bookmarkStart w:id="46" w:name="_Toc225447880"/>
+      <w:bookmarkStart w:id="47" w:name="_Toc225688998"/>
+      <w:r>
+        <w:lastRenderedPageBreak/>
+        <w:t>Phase 3:</w:t>
+      </w:r>
+      <w:r>
+        <w:t xml:space="preserve"> During – Part 2 – Interview Preparation &amp; Resilience</w:t>
+      </w:r>
+      <w:bookmarkEnd w:id="45"/>
+      <w:bookmarkEnd w:id="46"/>
+      <w:bookmarkEnd w:id="47"/>
     </w:p>
     <w:p>
       <w:pPr>
@@ -5792,7 +6305,7 @@
         </w:numPr>
       </w:pPr>
       <w:r>
-        <w:t>Run Interview Intelligence Engine (targeted question/answer prep)</w:t>
+        <w:t>Run The AI-Screener Logic-Gate to understand how automated and human screeners will evaluate your materials</w:t>
       </w:r>
     </w:p>
     <w:p>
@@ -5804,7 +6317,7 @@
         </w:numPr>
       </w:pPr>
       <w:r>
-        <w:t>Run The Universal Interview Architect using your Master-Career-Profile.md, the job posting, and pre-interview intel. Refer to the companion Usage Guide for persona-specific prompts, 90-second connection statements, Power Shift questions, and Reality Gap framing.</w:t>
+        <w:t>Run Interview Intelligence Engine (targeted question/answer prep)</w:t>
       </w:r>
     </w:p>
     <w:p>
@@ -5816,6 +6329,30 @@
         </w:numPr>
       </w:pPr>
       <w:r>
+        <w:t>Run Pre-interview recruiter bridge prompt to clarify expectations and build early rapport with the recruiter or coordinator</w:t>
+      </w:r>
+    </w:p>
+    <w:p>
+      <w:pPr>
+        <w:pStyle w:val="NoSpacing"/>
+        <w:numPr>
+          <w:ilvl w:val="1"/>
+          <w:numId w:val="1"/>
+        </w:numPr>
+      </w:pPr>
+      <w:r>
+        <w:t>Run The Universal Interview Architect using your Master-Career-Profile.md, the job posting, and pre-interview intel. Refer to the companion Usage Guide for persona-specific queries, 90-second connection statements, Power Shift questions, Reality Gap framing, and Bot-Runner mode.</w:t>
+      </w:r>
+    </w:p>
+    <w:p>
+      <w:pPr>
+        <w:pStyle w:val="NoSpacing"/>
+        <w:numPr>
+          <w:ilvl w:val="1"/>
+          <w:numId w:val="1"/>
+        </w:numPr>
+      </w:pPr>
+      <w:r>
         <w:t>Review your Master-Career-Profile.md + Behavioural stories</w:t>
       </w:r>
     </w:p>
@@ -5852,7 +6389,6 @@
         </w:numPr>
       </w:pPr>
       <w:r>
-        <w:lastRenderedPageBreak/>
         <w:t>Use INTERVIEW PRESSURE SIMULATOR (general pressure) and/or TECHNICAL INTERVIEW PRESSURE SIMULATOR (tech roles)</w:t>
       </w:r>
     </w:p>
@@ -5961,15 +6497,7 @@
         </w:numPr>
       </w:pPr>
       <w:r>
-        <w:t xml:space="preserve">Update your Command </w:t>
-      </w:r>
-      <w:proofErr w:type="spellStart"/>
-      <w:r>
-        <w:t>Center</w:t>
-      </w:r>
-      <w:proofErr w:type="spellEnd"/>
-      <w:r>
-        <w:t xml:space="preserve"> tracker with interview details and status</w:t>
+        <w:t>Update your Command Center tracker with interview details and status</w:t>
       </w:r>
     </w:p>
     <w:p>
@@ -5981,15 +6509,28 @@
       <w:pPr>
         <w:pStyle w:val="Heading2"/>
       </w:pPr>
-      <w:bookmarkStart w:id="45" w:name="_Toc225447853"/>
-      <w:bookmarkStart w:id="46" w:name="_Toc225447881"/>
-      <w:bookmarkStart w:id="47" w:name="_Toc225447942"/>
+      <w:bookmarkStart w:id="48" w:name="_Toc225447853"/>
+      <w:bookmarkStart w:id="49" w:name="_Toc225447881"/>
+      <w:bookmarkStart w:id="50" w:name="_Toc225688999"/>
       <w:r>
         <w:t>Quick-Reference Table – During Part 2 Tools</w:t>
       </w:r>
-      <w:bookmarkEnd w:id="45"/>
-      <w:bookmarkEnd w:id="46"/>
-      <w:bookmarkEnd w:id="47"/>
+      <w:bookmarkEnd w:id="48"/>
+      <w:bookmarkEnd w:id="49"/>
+      <w:bookmarkEnd w:id="50"/>
+    </w:p>
+    <w:p>
+      <w:pPr>
+        <w:pStyle w:val="NoSpacing"/>
+      </w:pPr>
+    </w:p>
+    <w:p>
+      <w:pPr>
+        <w:pStyle w:val="NoSpacing"/>
+      </w:pPr>
+      <w:r>
+        <w:t>Quick-Reference Table – During Part 2 Tools</w:t>
+      </w:r>
     </w:p>
     <w:p>
       <w:pPr>
@@ -5999,8 +6540,7 @@
     <w:tbl>
       <w:tblPr>
         <w:tblStyle w:val="TableGrid"/>
-        <w:tblW w:w="5000" w:type="pct"/>
-        <w:tblLayout w:type="fixed"/>
+        <w:tblW w:w="0" w:type="auto"/>
         <w:tblLook w:val="04A0" w:firstRow="1" w:lastRow="0" w:firstColumn="1" w:lastColumn="0" w:noHBand="0" w:noVBand="1"/>
       </w:tblPr>
       <w:tblGrid>
@@ -6011,9 +6551,6 @@
         <w:gridCol w:w="1804"/>
       </w:tblGrid>
       <w:tr>
-        <w:trPr>
-          <w:trHeight w:val="1343"/>
-        </w:trPr>
         <w:tc>
           <w:tcPr>
             <w:tcW w:w="1803" w:type="dxa"/>
@@ -6031,7 +6568,7 @@
                 <w:b/>
                 <w:bCs/>
               </w:rPr>
-              <w:t xml:space="preserve"> Tool / Prompt                                      </w:t>
+              <w:t xml:space="preserve">Tool / Prompt                                      </w:t>
             </w:r>
           </w:p>
         </w:tc>
@@ -6052,7 +6589,7 @@
                 <w:b/>
                 <w:bCs/>
               </w:rPr>
-              <w:t xml:space="preserve"> When to Use                          </w:t>
+              <w:t xml:space="preserve"> When to Use                  </w:t>
             </w:r>
           </w:p>
         </w:tc>
@@ -6073,7 +6610,7 @@
                 <w:b/>
                 <w:bCs/>
               </w:rPr>
-              <w:t xml:space="preserve"> What It Does                                              </w:t>
+              <w:t xml:space="preserve"> What It Does                                                                 </w:t>
             </w:r>
           </w:p>
         </w:tc>
@@ -6094,7 +6631,7 @@
                 <w:b/>
                 <w:bCs/>
               </w:rPr>
-              <w:t xml:space="preserve"> Value to You                                              </w:t>
+              <w:t xml:space="preserve"> Value to You                                                                 </w:t>
             </w:r>
           </w:p>
         </w:tc>
@@ -6115,64 +6652,61 @@
                 <w:b/>
                 <w:bCs/>
               </w:rPr>
-              <w:t xml:space="preserve"> Repo Link </w:t>
+              <w:t xml:space="preserve"> Repo Link</w:t>
             </w:r>
           </w:p>
         </w:tc>
       </w:tr>
       <w:tr>
-        <w:trPr>
-          <w:trHeight w:val="1343"/>
-        </w:trPr>
-        <w:tc>
-          <w:tcPr>
-            <w:tcW w:w="1803" w:type="dxa"/>
-          </w:tcPr>
-          <w:p>
-            <w:pPr>
-              <w:pStyle w:val="NoSpacing"/>
-            </w:pPr>
-            <w:r>
-              <w:t xml:space="preserve"> Pre-Interview Intelligence Dossier                 </w:t>
-            </w:r>
-          </w:p>
-        </w:tc>
-        <w:tc>
-          <w:tcPr>
-            <w:tcW w:w="1803" w:type="dxa"/>
-          </w:tcPr>
-          <w:p>
-            <w:pPr>
-              <w:pStyle w:val="NoSpacing"/>
-            </w:pPr>
-            <w:r>
-              <w:t xml:space="preserve"> 1–3 days before                      </w:t>
-            </w:r>
-          </w:p>
-        </w:tc>
-        <w:tc>
-          <w:tcPr>
-            <w:tcW w:w="1803" w:type="dxa"/>
-          </w:tcPr>
-          <w:p>
-            <w:pPr>
-              <w:pStyle w:val="NoSpacing"/>
-            </w:pPr>
-            <w:r>
-              <w:t xml:space="preserve"> Compiles full intel brief                                 </w:t>
-            </w:r>
-          </w:p>
-        </w:tc>
-        <w:tc>
-          <w:tcPr>
-            <w:tcW w:w="1803" w:type="dxa"/>
-          </w:tcPr>
-          <w:p>
-            <w:pPr>
-              <w:pStyle w:val="NoSpacing"/>
-            </w:pPr>
-            <w:r>
-              <w:t xml:space="preserve"> Walk in over-prepared, not surprised                      </w:t>
+        <w:tc>
+          <w:tcPr>
+            <w:tcW w:w="1803" w:type="dxa"/>
+          </w:tcPr>
+          <w:p>
+            <w:pPr>
+              <w:pStyle w:val="NoSpacing"/>
+            </w:pPr>
+            <w:r>
+              <w:t xml:space="preserve">Pre-Interview Intelligence Dossier                 </w:t>
+            </w:r>
+          </w:p>
+        </w:tc>
+        <w:tc>
+          <w:tcPr>
+            <w:tcW w:w="1803" w:type="dxa"/>
+          </w:tcPr>
+          <w:p>
+            <w:pPr>
+              <w:pStyle w:val="NoSpacing"/>
+            </w:pPr>
+            <w:r>
+              <w:t xml:space="preserve"> 1–3 days before              </w:t>
+            </w:r>
+          </w:p>
+        </w:tc>
+        <w:tc>
+          <w:tcPr>
+            <w:tcW w:w="1803" w:type="dxa"/>
+          </w:tcPr>
+          <w:p>
+            <w:pPr>
+              <w:pStyle w:val="NoSpacing"/>
+            </w:pPr>
+            <w:r>
+              <w:t xml:space="preserve"> Compiles full intel brief                                                    </w:t>
+            </w:r>
+          </w:p>
+        </w:tc>
+        <w:tc>
+          <w:tcPr>
+            <w:tcW w:w="1803" w:type="dxa"/>
+          </w:tcPr>
+          <w:p>
+            <w:pPr>
+              <w:pStyle w:val="NoSpacing"/>
+            </w:pPr>
+            <w:r>
+              <w:t xml:space="preserve"> Walk in over-prepared, not surprised                                         </w:t>
             </w:r>
           </w:p>
         </w:tc>
@@ -6185,72 +6719,62 @@
               <w:pStyle w:val="NoSpacing"/>
             </w:pPr>
             <w:r>
-              <w:t xml:space="preserve"> [</w:t>
-            </w:r>
-            <w:proofErr w:type="gramStart"/>
-            <w:r>
-              <w:t xml:space="preserve">Link]   </w:t>
-            </w:r>
-            <w:proofErr w:type="gramEnd"/>
-            <w:r>
-              <w:t xml:space="preserve"> </w:t>
+              <w:t xml:space="preserve"> [Link]</w:t>
             </w:r>
           </w:p>
         </w:tc>
       </w:tr>
       <w:tr>
-        <w:trPr>
-          <w:trHeight w:val="1343"/>
-        </w:trPr>
-        <w:tc>
-          <w:tcPr>
-            <w:tcW w:w="1803" w:type="dxa"/>
-          </w:tcPr>
-          <w:p>
-            <w:pPr>
-              <w:pStyle w:val="NoSpacing"/>
-            </w:pPr>
-            <w:r>
-              <w:t xml:space="preserve"> Interview Prep – Company Values Intelligence Engine</w:t>
-            </w:r>
-          </w:p>
-        </w:tc>
-        <w:tc>
-          <w:tcPr>
-            <w:tcW w:w="1803" w:type="dxa"/>
-          </w:tcPr>
-          <w:p>
-            <w:pPr>
-              <w:pStyle w:val="NoSpacing"/>
-            </w:pPr>
-            <w:r>
-              <w:t xml:space="preserve"> Pre-interview alignment              </w:t>
-            </w:r>
-          </w:p>
-        </w:tc>
-        <w:tc>
-          <w:tcPr>
-            <w:tcW w:w="1803" w:type="dxa"/>
-          </w:tcPr>
-          <w:p>
-            <w:pPr>
-              <w:pStyle w:val="NoSpacing"/>
-            </w:pPr>
-            <w:r>
-              <w:t xml:space="preserve"> Maps company values to your stories                       </w:t>
-            </w:r>
-          </w:p>
-        </w:tc>
-        <w:tc>
-          <w:tcPr>
-            <w:tcW w:w="1803" w:type="dxa"/>
-          </w:tcPr>
-          <w:p>
-            <w:pPr>
-              <w:pStyle w:val="NoSpacing"/>
-            </w:pPr>
-            <w:r>
-              <w:t xml:space="preserve"> Shows cultural fit without faking                         </w:t>
+        <w:tc>
+          <w:tcPr>
+            <w:tcW w:w="1803" w:type="dxa"/>
+          </w:tcPr>
+          <w:p>
+            <w:pPr>
+              <w:pStyle w:val="NoSpacing"/>
+            </w:pPr>
+            <w:r>
+              <w:lastRenderedPageBreak/>
+              <w:t>Interview Prep – Company Values Intelligence Engine</w:t>
+            </w:r>
+          </w:p>
+        </w:tc>
+        <w:tc>
+          <w:tcPr>
+            <w:tcW w:w="1803" w:type="dxa"/>
+          </w:tcPr>
+          <w:p>
+            <w:pPr>
+              <w:pStyle w:val="NoSpacing"/>
+            </w:pPr>
+            <w:r>
+              <w:t xml:space="preserve"> Pre-interview alignment      </w:t>
+            </w:r>
+          </w:p>
+        </w:tc>
+        <w:tc>
+          <w:tcPr>
+            <w:tcW w:w="1803" w:type="dxa"/>
+          </w:tcPr>
+          <w:p>
+            <w:pPr>
+              <w:pStyle w:val="NoSpacing"/>
+            </w:pPr>
+            <w:r>
+              <w:t xml:space="preserve"> Maps company values to your stories                                          </w:t>
+            </w:r>
+          </w:p>
+        </w:tc>
+        <w:tc>
+          <w:tcPr>
+            <w:tcW w:w="1803" w:type="dxa"/>
+          </w:tcPr>
+          <w:p>
+            <w:pPr>
+              <w:pStyle w:val="NoSpacing"/>
+            </w:pPr>
+            <w:r>
+              <w:t xml:space="preserve"> Shows cultural fit without faking                                            </w:t>
             </w:r>
           </w:p>
         </w:tc>
@@ -6263,72 +6787,61 @@
               <w:pStyle w:val="NoSpacing"/>
             </w:pPr>
             <w:r>
-              <w:t xml:space="preserve"> [</w:t>
-            </w:r>
-            <w:proofErr w:type="gramStart"/>
-            <w:r>
-              <w:t xml:space="preserve">Link]   </w:t>
-            </w:r>
-            <w:proofErr w:type="gramEnd"/>
-            <w:r>
-              <w:t xml:space="preserve"> </w:t>
+              <w:t xml:space="preserve"> [Link]</w:t>
             </w:r>
           </w:p>
         </w:tc>
       </w:tr>
       <w:tr>
-        <w:trPr>
-          <w:trHeight w:val="1343"/>
-        </w:trPr>
-        <w:tc>
-          <w:tcPr>
-            <w:tcW w:w="1803" w:type="dxa"/>
-          </w:tcPr>
-          <w:p>
-            <w:pPr>
-              <w:pStyle w:val="NoSpacing"/>
-            </w:pPr>
-            <w:r>
-              <w:t xml:space="preserve"> Proactive Interview Mastery Coach                  </w:t>
-            </w:r>
-          </w:p>
-        </w:tc>
-        <w:tc>
-          <w:tcPr>
-            <w:tcW w:w="1803" w:type="dxa"/>
-          </w:tcPr>
-          <w:p>
-            <w:pPr>
-              <w:pStyle w:val="NoSpacing"/>
-            </w:pPr>
-            <w:r>
-              <w:t xml:space="preserve"> Overall prep strategy                </w:t>
-            </w:r>
-          </w:p>
-        </w:tc>
-        <w:tc>
-          <w:tcPr>
-            <w:tcW w:w="1803" w:type="dxa"/>
-          </w:tcPr>
-          <w:p>
-            <w:pPr>
-              <w:pStyle w:val="NoSpacing"/>
-            </w:pPr>
-            <w:r>
-              <w:t xml:space="preserve"> Guides full interview approach                            </w:t>
-            </w:r>
-          </w:p>
-        </w:tc>
-        <w:tc>
-          <w:tcPr>
-            <w:tcW w:w="1803" w:type="dxa"/>
-          </w:tcPr>
-          <w:p>
-            <w:pPr>
-              <w:pStyle w:val="NoSpacing"/>
-            </w:pPr>
-            <w:r>
-              <w:t xml:space="preserve"> Structured, confident performance                         </w:t>
+        <w:tc>
+          <w:tcPr>
+            <w:tcW w:w="1803" w:type="dxa"/>
+          </w:tcPr>
+          <w:p>
+            <w:pPr>
+              <w:pStyle w:val="NoSpacing"/>
+            </w:pPr>
+            <w:r>
+              <w:t xml:space="preserve">The AI-Screener Logic-Gate                         </w:t>
+            </w:r>
+          </w:p>
+        </w:tc>
+        <w:tc>
+          <w:tcPr>
+            <w:tcW w:w="1803" w:type="dxa"/>
+          </w:tcPr>
+          <w:p>
+            <w:pPr>
+              <w:pStyle w:val="NoSpacing"/>
+            </w:pPr>
+            <w:r>
+              <w:t xml:space="preserve"> Before any interview prep    </w:t>
+            </w:r>
+          </w:p>
+        </w:tc>
+        <w:tc>
+          <w:tcPr>
+            <w:tcW w:w="1803" w:type="dxa"/>
+          </w:tcPr>
+          <w:p>
+            <w:pPr>
+              <w:pStyle w:val="NoSpacing"/>
+            </w:pPr>
+            <w:r>
+              <w:t xml:space="preserve"> Simulates ATS/human screener logic and pass/fail predictions                 </w:t>
+            </w:r>
+          </w:p>
+        </w:tc>
+        <w:tc>
+          <w:tcPr>
+            <w:tcW w:w="1803" w:type="dxa"/>
+          </w:tcPr>
+          <w:p>
+            <w:pPr>
+              <w:pStyle w:val="NoSpacing"/>
+            </w:pPr>
+            <w:r>
+              <w:t xml:space="preserve"> Predicts filtering risks and optimization opportunities                      </w:t>
             </w:r>
           </w:p>
         </w:tc>
@@ -6341,72 +6854,61 @@
               <w:pStyle w:val="NoSpacing"/>
             </w:pPr>
             <w:r>
-              <w:t xml:space="preserve"> [</w:t>
-            </w:r>
-            <w:proofErr w:type="gramStart"/>
-            <w:r>
-              <w:t xml:space="preserve">Link]   </w:t>
-            </w:r>
-            <w:proofErr w:type="gramEnd"/>
-            <w:r>
-              <w:t xml:space="preserve"> </w:t>
+              <w:t xml:space="preserve"> [Link]</w:t>
             </w:r>
           </w:p>
         </w:tc>
       </w:tr>
       <w:tr>
-        <w:trPr>
-          <w:trHeight w:val="1343"/>
-        </w:trPr>
-        <w:tc>
-          <w:tcPr>
-            <w:tcW w:w="1803" w:type="dxa"/>
-          </w:tcPr>
-          <w:p>
-            <w:pPr>
-              <w:pStyle w:val="NoSpacing"/>
-            </w:pPr>
-            <w:r>
-              <w:t xml:space="preserve"> INTERVIEW PRESSURE SIMULATOR / TECHNICAL variant   </w:t>
-            </w:r>
-          </w:p>
-        </w:tc>
-        <w:tc>
-          <w:tcPr>
-            <w:tcW w:w="1803" w:type="dxa"/>
-          </w:tcPr>
-          <w:p>
-            <w:pPr>
-              <w:pStyle w:val="NoSpacing"/>
-            </w:pPr>
-            <w:r>
-              <w:t xml:space="preserve"> Practice sessions                    </w:t>
-            </w:r>
-          </w:p>
-        </w:tc>
-        <w:tc>
-          <w:tcPr>
-            <w:tcW w:w="1803" w:type="dxa"/>
-          </w:tcPr>
-          <w:p>
-            <w:pPr>
-              <w:pStyle w:val="NoSpacing"/>
-            </w:pPr>
-            <w:r>
-              <w:t xml:space="preserve"> Simulates stress/technical grilling                       </w:t>
-            </w:r>
-          </w:p>
-        </w:tc>
-        <w:tc>
-          <w:tcPr>
-            <w:tcW w:w="1803" w:type="dxa"/>
-          </w:tcPr>
-          <w:p>
-            <w:pPr>
-              <w:pStyle w:val="NoSpacing"/>
-            </w:pPr>
-            <w:r>
-              <w:t xml:space="preserve"> Builds real resilience — no surprises on game day         </w:t>
+        <w:tc>
+          <w:tcPr>
+            <w:tcW w:w="1803" w:type="dxa"/>
+          </w:tcPr>
+          <w:p>
+            <w:pPr>
+              <w:pStyle w:val="NoSpacing"/>
+            </w:pPr>
+            <w:r>
+              <w:t xml:space="preserve">The T-chart alignment engine                       </w:t>
+            </w:r>
+          </w:p>
+        </w:tc>
+        <w:tc>
+          <w:tcPr>
+            <w:tcW w:w="1803" w:type="dxa"/>
+          </w:tcPr>
+          <w:p>
+            <w:pPr>
+              <w:pStyle w:val="NoSpacing"/>
+            </w:pPr>
+            <w:r>
+              <w:t xml:space="preserve"> Pre-interview alignment      </w:t>
+            </w:r>
+          </w:p>
+        </w:tc>
+        <w:tc>
+          <w:tcPr>
+            <w:tcW w:w="1803" w:type="dxa"/>
+          </w:tcPr>
+          <w:p>
+            <w:pPr>
+              <w:pStyle w:val="NoSpacing"/>
+            </w:pPr>
+            <w:r>
+              <w:t xml:space="preserve"> Creates visual T-chart mapping your experience to job requirements           </w:t>
+            </w:r>
+          </w:p>
+        </w:tc>
+        <w:tc>
+          <w:tcPr>
+            <w:tcW w:w="1803" w:type="dxa"/>
+          </w:tcPr>
+          <w:p>
+            <w:pPr>
+              <w:pStyle w:val="NoSpacing"/>
+            </w:pPr>
+            <w:r>
+              <w:t xml:space="preserve"> Makes alignment obvious and helps close gaps authentically                   </w:t>
             </w:r>
           </w:p>
         </w:tc>
@@ -6419,80 +6921,61 @@
               <w:pStyle w:val="NoSpacing"/>
             </w:pPr>
             <w:r>
-              <w:t xml:space="preserve"> [</w:t>
-            </w:r>
-            <w:proofErr w:type="gramStart"/>
-            <w:r>
-              <w:t xml:space="preserve">Link]   </w:t>
-            </w:r>
-            <w:proofErr w:type="gramEnd"/>
-            <w:r>
-              <w:t xml:space="preserve"> </w:t>
+              <w:t xml:space="preserve"> [Link]</w:t>
             </w:r>
           </w:p>
         </w:tc>
       </w:tr>
       <w:tr>
-        <w:trPr>
-          <w:trHeight w:val="1343"/>
-        </w:trPr>
-        <w:tc>
-          <w:tcPr>
-            <w:tcW w:w="1803" w:type="dxa"/>
-          </w:tcPr>
-          <w:p>
-            <w:pPr>
-              <w:pStyle w:val="NoSpacing"/>
-            </w:pPr>
-            <w:r>
-              <w:t xml:space="preserve"> AI Voice Interview Suite (Grok/Gemini/</w:t>
-            </w:r>
-            <w:proofErr w:type="gramStart"/>
-            <w:r>
-              <w:t xml:space="preserve">ChatGPT)   </w:t>
-            </w:r>
-            <w:proofErr w:type="gramEnd"/>
-            <w:r>
-              <w:t xml:space="preserve">  </w:t>
-            </w:r>
-          </w:p>
-        </w:tc>
-        <w:tc>
-          <w:tcPr>
-            <w:tcW w:w="1803" w:type="dxa"/>
-          </w:tcPr>
-          <w:p>
-            <w:pPr>
-              <w:pStyle w:val="NoSpacing"/>
-            </w:pPr>
-            <w:r>
-              <w:t xml:space="preserve"> Mock interviews                      </w:t>
-            </w:r>
-          </w:p>
-        </w:tc>
-        <w:tc>
-          <w:tcPr>
-            <w:tcW w:w="1803" w:type="dxa"/>
-          </w:tcPr>
-          <w:p>
-            <w:pPr>
-              <w:pStyle w:val="NoSpacing"/>
-            </w:pPr>
-            <w:r>
-              <w:t xml:space="preserve"> Voice-based realistic practice                            </w:t>
-            </w:r>
-          </w:p>
-        </w:tc>
-        <w:tc>
-          <w:tcPr>
-            <w:tcW w:w="1803" w:type="dxa"/>
-          </w:tcPr>
-          <w:p>
-            <w:pPr>
-              <w:pStyle w:val="NoSpacing"/>
-            </w:pPr>
-            <w:r>
-              <w:t xml:space="preserve"> Feels like the real thing; refine delivery                </w:t>
+        <w:tc>
+          <w:tcPr>
+            <w:tcW w:w="1803" w:type="dxa"/>
+          </w:tcPr>
+          <w:p>
+            <w:pPr>
+              <w:pStyle w:val="NoSpacing"/>
+            </w:pPr>
+            <w:r>
+              <w:t xml:space="preserve">Pre-interview recruiter bridge prompt              </w:t>
+            </w:r>
+          </w:p>
+        </w:tc>
+        <w:tc>
+          <w:tcPr>
+            <w:tcW w:w="1803" w:type="dxa"/>
+          </w:tcPr>
+          <w:p>
+            <w:pPr>
+              <w:pStyle w:val="NoSpacing"/>
+            </w:pPr>
+            <w:r>
+              <w:t xml:space="preserve"> 1–3 days before              </w:t>
+            </w:r>
+          </w:p>
+        </w:tc>
+        <w:tc>
+          <w:tcPr>
+            <w:tcW w:w="1803" w:type="dxa"/>
+          </w:tcPr>
+          <w:p>
+            <w:pPr>
+              <w:pStyle w:val="NoSpacing"/>
+            </w:pPr>
+            <w:r>
+              <w:t xml:space="preserve"> Crafts professional outreach and questions for recruiters                    </w:t>
+            </w:r>
+          </w:p>
+        </w:tc>
+        <w:tc>
+          <w:tcPr>
+            <w:tcW w:w="1803" w:type="dxa"/>
+          </w:tcPr>
+          <w:p>
+            <w:pPr>
+              <w:pStyle w:val="NoSpacing"/>
+            </w:pPr>
+            <w:r>
+              <w:t xml:space="preserve"> Reduces process friction and builds early rapport                            </w:t>
             </w:r>
           </w:p>
         </w:tc>
@@ -6505,73 +6988,61 @@
               <w:pStyle w:val="NoSpacing"/>
             </w:pPr>
             <w:r>
-              <w:t xml:space="preserve"> [</w:t>
-            </w:r>
-            <w:proofErr w:type="gramStart"/>
-            <w:r>
-              <w:t xml:space="preserve">Link]   </w:t>
-            </w:r>
-            <w:proofErr w:type="gramEnd"/>
-            <w:r>
-              <w:t xml:space="preserve"> </w:t>
+              <w:t xml:space="preserve"> [Link]</w:t>
             </w:r>
           </w:p>
         </w:tc>
       </w:tr>
       <w:tr>
-        <w:trPr>
-          <w:trHeight w:val="1343"/>
-        </w:trPr>
-        <w:tc>
-          <w:tcPr>
-            <w:tcW w:w="1803" w:type="dxa"/>
-          </w:tcPr>
-          <w:p>
-            <w:pPr>
-              <w:pStyle w:val="NoSpacing"/>
-            </w:pPr>
-            <w:r>
-              <w:lastRenderedPageBreak/>
-              <w:t xml:space="preserve"> Interview Confidence &amp; Fit Prompt                  </w:t>
-            </w:r>
-          </w:p>
-        </w:tc>
-        <w:tc>
-          <w:tcPr>
-            <w:tcW w:w="1803" w:type="dxa"/>
-          </w:tcPr>
-          <w:p>
-            <w:pPr>
-              <w:pStyle w:val="NoSpacing"/>
-            </w:pPr>
-            <w:r>
-              <w:t xml:space="preserve"> Right before interview               </w:t>
-            </w:r>
-          </w:p>
-        </w:tc>
-        <w:tc>
-          <w:tcPr>
-            <w:tcW w:w="1803" w:type="dxa"/>
-          </w:tcPr>
-          <w:p>
-            <w:pPr>
-              <w:pStyle w:val="NoSpacing"/>
-            </w:pPr>
-            <w:r>
-              <w:t xml:space="preserve"> Boosts mindset &amp; self-assessment                          </w:t>
-            </w:r>
-          </w:p>
-        </w:tc>
-        <w:tc>
-          <w:tcPr>
-            <w:tcW w:w="1803" w:type="dxa"/>
-          </w:tcPr>
-          <w:p>
-            <w:pPr>
-              <w:pStyle w:val="NoSpacing"/>
-            </w:pPr>
-            <w:r>
-              <w:t xml:space="preserve"> Enter calm and aligned                                    </w:t>
+        <w:tc>
+          <w:tcPr>
+            <w:tcW w:w="1803" w:type="dxa"/>
+          </w:tcPr>
+          <w:p>
+            <w:pPr>
+              <w:pStyle w:val="NoSpacing"/>
+            </w:pPr>
+            <w:r>
+              <w:t xml:space="preserve">The Universal Interview Architect + Usage Guide    </w:t>
+            </w:r>
+          </w:p>
+        </w:tc>
+        <w:tc>
+          <w:tcPr>
+            <w:tcW w:w="1803" w:type="dxa"/>
+          </w:tcPr>
+          <w:p>
+            <w:pPr>
+              <w:pStyle w:val="NoSpacing"/>
+            </w:pPr>
+            <w:r>
+              <w:t xml:space="preserve"> Core pre-interview strategy  </w:t>
+            </w:r>
+          </w:p>
+        </w:tc>
+        <w:tc>
+          <w:tcPr>
+            <w:tcW w:w="1803" w:type="dxa"/>
+          </w:tcPr>
+          <w:p>
+            <w:pPr>
+              <w:pStyle w:val="NoSpacing"/>
+            </w:pPr>
+            <w:r>
+              <w:t xml:space="preserve"> Reverse-engineers a complete, evidence-based interview strategy (personas, 90-second connection, Power Shift questions, Reality Gap, etc.) </w:t>
+            </w:r>
+          </w:p>
+        </w:tc>
+        <w:tc>
+          <w:tcPr>
+            <w:tcW w:w="1803" w:type="dxa"/>
+          </w:tcPr>
+          <w:p>
+            <w:pPr>
+              <w:pStyle w:val="NoSpacing"/>
+            </w:pPr>
+            <w:r>
+              <w:t xml:space="preserve"> Uncovers unwritten rules, interviewer personas, and hidden company anxieties </w:t>
             </w:r>
           </w:p>
         </w:tc>
@@ -6584,72 +7055,61 @@
               <w:pStyle w:val="NoSpacing"/>
             </w:pPr>
             <w:r>
-              <w:t xml:space="preserve"> [</w:t>
-            </w:r>
-            <w:proofErr w:type="gramStart"/>
-            <w:r>
-              <w:t xml:space="preserve">Link]   </w:t>
-            </w:r>
-            <w:proofErr w:type="gramEnd"/>
-            <w:r>
-              <w:t xml:space="preserve"> </w:t>
+              <w:t xml:space="preserve"> [Link]</w:t>
             </w:r>
           </w:p>
         </w:tc>
       </w:tr>
       <w:tr>
-        <w:trPr>
-          <w:trHeight w:val="1343"/>
-        </w:trPr>
-        <w:tc>
-          <w:tcPr>
-            <w:tcW w:w="1803" w:type="dxa"/>
-          </w:tcPr>
-          <w:p>
-            <w:pPr>
-              <w:pStyle w:val="NoSpacing"/>
-            </w:pPr>
-            <w:r>
-              <w:t xml:space="preserve"> The Day 0 Onboarding Strategist                    </w:t>
-            </w:r>
-          </w:p>
-        </w:tc>
-        <w:tc>
-          <w:tcPr>
-            <w:tcW w:w="1803" w:type="dxa"/>
-          </w:tcPr>
-          <w:p>
-            <w:pPr>
-              <w:pStyle w:val="NoSpacing"/>
-            </w:pPr>
-            <w:r>
-              <w:t xml:space="preserve"> Prep thoughtful questions            </w:t>
-            </w:r>
-          </w:p>
-        </w:tc>
-        <w:tc>
-          <w:tcPr>
-            <w:tcW w:w="1803" w:type="dxa"/>
-          </w:tcPr>
-          <w:p>
-            <w:pPr>
-              <w:pStyle w:val="NoSpacing"/>
-            </w:pPr>
-            <w:r>
-              <w:t xml:space="preserve"> Outlines early success plan                               </w:t>
-            </w:r>
-          </w:p>
-        </w:tc>
-        <w:tc>
-          <w:tcPr>
-            <w:tcW w:w="1803" w:type="dxa"/>
-          </w:tcPr>
-          <w:p>
-            <w:pPr>
-              <w:pStyle w:val="NoSpacing"/>
-            </w:pPr>
-            <w:r>
-              <w:t xml:space="preserve"> Demonstrates proactivity and foresight                    </w:t>
+        <w:tc>
+          <w:tcPr>
+            <w:tcW w:w="1803" w:type="dxa"/>
+          </w:tcPr>
+          <w:p>
+            <w:pPr>
+              <w:pStyle w:val="NoSpacing"/>
+            </w:pPr>
+            <w:r>
+              <w:t xml:space="preserve">INTERVIEW PRESSURE SIMULATOR / TECHNICAL variant   </w:t>
+            </w:r>
+          </w:p>
+        </w:tc>
+        <w:tc>
+          <w:tcPr>
+            <w:tcW w:w="1803" w:type="dxa"/>
+          </w:tcPr>
+          <w:p>
+            <w:pPr>
+              <w:pStyle w:val="NoSpacing"/>
+            </w:pPr>
+            <w:r>
+              <w:t xml:space="preserve"> Practice sessions            </w:t>
+            </w:r>
+          </w:p>
+        </w:tc>
+        <w:tc>
+          <w:tcPr>
+            <w:tcW w:w="1803" w:type="dxa"/>
+          </w:tcPr>
+          <w:p>
+            <w:pPr>
+              <w:pStyle w:val="NoSpacing"/>
+            </w:pPr>
+            <w:r>
+              <w:t xml:space="preserve"> Simulates stress/technical grilling                                          </w:t>
+            </w:r>
+          </w:p>
+        </w:tc>
+        <w:tc>
+          <w:tcPr>
+            <w:tcW w:w="1803" w:type="dxa"/>
+          </w:tcPr>
+          <w:p>
+            <w:pPr>
+              <w:pStyle w:val="NoSpacing"/>
+            </w:pPr>
+            <w:r>
+              <w:t xml:space="preserve"> Builds real resilience — no surprises on game day                            </w:t>
             </w:r>
           </w:p>
         </w:tc>
@@ -6662,72 +7122,61 @@
               <w:pStyle w:val="NoSpacing"/>
             </w:pPr>
             <w:r>
-              <w:t xml:space="preserve"> [</w:t>
-            </w:r>
-            <w:proofErr w:type="gramStart"/>
-            <w:r>
-              <w:t xml:space="preserve">Link]   </w:t>
-            </w:r>
-            <w:proofErr w:type="gramEnd"/>
-            <w:r>
-              <w:t xml:space="preserve"> </w:t>
+              <w:t xml:space="preserve"> [Link]</w:t>
             </w:r>
           </w:p>
         </w:tc>
       </w:tr>
       <w:tr>
-        <w:trPr>
-          <w:trHeight w:val="1343"/>
-        </w:trPr>
-        <w:tc>
-          <w:tcPr>
-            <w:tcW w:w="1803" w:type="dxa"/>
-          </w:tcPr>
-          <w:p>
-            <w:pPr>
-              <w:pStyle w:val="NoSpacing"/>
-            </w:pPr>
-            <w:r>
-              <w:t xml:space="preserve"> Post-Interview Rapid Recall Engine                 </w:t>
-            </w:r>
-          </w:p>
-        </w:tc>
-        <w:tc>
-          <w:tcPr>
-            <w:tcW w:w="1803" w:type="dxa"/>
-          </w:tcPr>
-          <w:p>
-            <w:pPr>
-              <w:pStyle w:val="NoSpacing"/>
-            </w:pPr>
-            <w:r>
-              <w:t xml:space="preserve"> Immediately after                    </w:t>
-            </w:r>
-          </w:p>
-        </w:tc>
-        <w:tc>
-          <w:tcPr>
-            <w:tcW w:w="1803" w:type="dxa"/>
-          </w:tcPr>
-          <w:p>
-            <w:pPr>
-              <w:pStyle w:val="NoSpacing"/>
-            </w:pPr>
-            <w:r>
-              <w:t xml:space="preserve"> Captures fresh details/notes                              </w:t>
-            </w:r>
-          </w:p>
-        </w:tc>
-        <w:tc>
-          <w:tcPr>
-            <w:tcW w:w="1803" w:type="dxa"/>
-          </w:tcPr>
-          <w:p>
-            <w:pPr>
-              <w:pStyle w:val="NoSpacing"/>
-            </w:pPr>
-            <w:r>
-              <w:t xml:space="preserve"> Preserves insights for follow-up &amp; future prep            </w:t>
+        <w:tc>
+          <w:tcPr>
+            <w:tcW w:w="1803" w:type="dxa"/>
+          </w:tcPr>
+          <w:p>
+            <w:pPr>
+              <w:pStyle w:val="NoSpacing"/>
+            </w:pPr>
+            <w:r>
+              <w:t xml:space="preserve">AI Voice Interview Suite                           </w:t>
+            </w:r>
+          </w:p>
+        </w:tc>
+        <w:tc>
+          <w:tcPr>
+            <w:tcW w:w="1803" w:type="dxa"/>
+          </w:tcPr>
+          <w:p>
+            <w:pPr>
+              <w:pStyle w:val="NoSpacing"/>
+            </w:pPr>
+            <w:r>
+              <w:t xml:space="preserve"> Mock interviews              </w:t>
+            </w:r>
+          </w:p>
+        </w:tc>
+        <w:tc>
+          <w:tcPr>
+            <w:tcW w:w="1803" w:type="dxa"/>
+          </w:tcPr>
+          <w:p>
+            <w:pPr>
+              <w:pStyle w:val="NoSpacing"/>
+            </w:pPr>
+            <w:r>
+              <w:t xml:space="preserve"> Voice-based realistic practice                                               </w:t>
+            </w:r>
+          </w:p>
+        </w:tc>
+        <w:tc>
+          <w:tcPr>
+            <w:tcW w:w="1803" w:type="dxa"/>
+          </w:tcPr>
+          <w:p>
+            <w:pPr>
+              <w:pStyle w:val="NoSpacing"/>
+            </w:pPr>
+            <w:r>
+              <w:t xml:space="preserve"> Feels like the real thing; refine delivery                                   </w:t>
             </w:r>
           </w:p>
         </w:tc>
@@ -6740,72 +7189,61 @@
               <w:pStyle w:val="NoSpacing"/>
             </w:pPr>
             <w:r>
-              <w:t xml:space="preserve"> [</w:t>
-            </w:r>
-            <w:proofErr w:type="gramStart"/>
-            <w:r>
-              <w:t xml:space="preserve">Link]   </w:t>
-            </w:r>
-            <w:proofErr w:type="gramEnd"/>
-            <w:r>
-              <w:t xml:space="preserve"> </w:t>
+              <w:t xml:space="preserve"> [Link]</w:t>
             </w:r>
           </w:p>
         </w:tc>
       </w:tr>
       <w:tr>
-        <w:trPr>
-          <w:trHeight w:val="1343"/>
-        </w:trPr>
-        <w:tc>
-          <w:tcPr>
-            <w:tcW w:w="1803" w:type="dxa"/>
-          </w:tcPr>
-          <w:p>
-            <w:pPr>
-              <w:pStyle w:val="NoSpacing"/>
-            </w:pPr>
-            <w:r>
-              <w:t xml:space="preserve"> Post-Interview Thank You Note Generator            </w:t>
-            </w:r>
-          </w:p>
-        </w:tc>
-        <w:tc>
-          <w:tcPr>
-            <w:tcW w:w="1803" w:type="dxa"/>
-          </w:tcPr>
-          <w:p>
-            <w:pPr>
-              <w:pStyle w:val="NoSpacing"/>
-            </w:pPr>
-            <w:r>
-              <w:t xml:space="preserve"> Within 24 hours post-interview       </w:t>
-            </w:r>
-          </w:p>
-        </w:tc>
-        <w:tc>
-          <w:tcPr>
-            <w:tcW w:w="1803" w:type="dxa"/>
-          </w:tcPr>
-          <w:p>
-            <w:pPr>
-              <w:pStyle w:val="NoSpacing"/>
-            </w:pPr>
-            <w:r>
-              <w:t xml:space="preserve"> Crafts personalized, professional notes                   </w:t>
-            </w:r>
-          </w:p>
-        </w:tc>
-        <w:tc>
-          <w:tcPr>
-            <w:tcW w:w="1803" w:type="dxa"/>
-          </w:tcPr>
-          <w:p>
-            <w:pPr>
-              <w:pStyle w:val="NoSpacing"/>
-            </w:pPr>
-            <w:r>
-              <w:t xml:space="preserve"> Reinforces positive impression &amp; keeps you top-of-mind    </w:t>
+        <w:tc>
+          <w:tcPr>
+            <w:tcW w:w="1803" w:type="dxa"/>
+          </w:tcPr>
+          <w:p>
+            <w:pPr>
+              <w:pStyle w:val="NoSpacing"/>
+            </w:pPr>
+            <w:r>
+              <w:t xml:space="preserve">Interview Confidence &amp; Fit Prompt                  </w:t>
+            </w:r>
+          </w:p>
+        </w:tc>
+        <w:tc>
+          <w:tcPr>
+            <w:tcW w:w="1803" w:type="dxa"/>
+          </w:tcPr>
+          <w:p>
+            <w:pPr>
+              <w:pStyle w:val="NoSpacing"/>
+            </w:pPr>
+            <w:r>
+              <w:t xml:space="preserve"> Right before interview       </w:t>
+            </w:r>
+          </w:p>
+        </w:tc>
+        <w:tc>
+          <w:tcPr>
+            <w:tcW w:w="1803" w:type="dxa"/>
+          </w:tcPr>
+          <w:p>
+            <w:pPr>
+              <w:pStyle w:val="NoSpacing"/>
+            </w:pPr>
+            <w:r>
+              <w:t xml:space="preserve"> Boosts mindset &amp; self-assessment                                             </w:t>
+            </w:r>
+          </w:p>
+        </w:tc>
+        <w:tc>
+          <w:tcPr>
+            <w:tcW w:w="1803" w:type="dxa"/>
+          </w:tcPr>
+          <w:p>
+            <w:pPr>
+              <w:pStyle w:val="NoSpacing"/>
+            </w:pPr>
+            <w:r>
+              <w:t xml:space="preserve"> Enter calm and aligned                                                       </w:t>
             </w:r>
           </w:p>
         </w:tc>
@@ -6818,15 +7256,209 @@
               <w:pStyle w:val="NoSpacing"/>
             </w:pPr>
             <w:r>
-              <w:t xml:space="preserve"> [</w:t>
-            </w:r>
-            <w:proofErr w:type="gramStart"/>
-            <w:r>
-              <w:t xml:space="preserve">Link]   </w:t>
-            </w:r>
-            <w:proofErr w:type="gramEnd"/>
-            <w:r>
-              <w:t xml:space="preserve"> </w:t>
+              <w:t xml:space="preserve"> [Link]</w:t>
+            </w:r>
+          </w:p>
+        </w:tc>
+      </w:tr>
+      <w:tr>
+        <w:tc>
+          <w:tcPr>
+            <w:tcW w:w="1803" w:type="dxa"/>
+          </w:tcPr>
+          <w:p>
+            <w:pPr>
+              <w:pStyle w:val="NoSpacing"/>
+            </w:pPr>
+            <w:r>
+              <w:t xml:space="preserve">The Day 0 Onboarding Strategist                    </w:t>
+            </w:r>
+          </w:p>
+        </w:tc>
+        <w:tc>
+          <w:tcPr>
+            <w:tcW w:w="1803" w:type="dxa"/>
+          </w:tcPr>
+          <w:p>
+            <w:pPr>
+              <w:pStyle w:val="NoSpacing"/>
+            </w:pPr>
+            <w:r>
+              <w:t xml:space="preserve"> Prep thoughtful questions    </w:t>
+            </w:r>
+          </w:p>
+        </w:tc>
+        <w:tc>
+          <w:tcPr>
+            <w:tcW w:w="1803" w:type="dxa"/>
+          </w:tcPr>
+          <w:p>
+            <w:pPr>
+              <w:pStyle w:val="NoSpacing"/>
+            </w:pPr>
+            <w:r>
+              <w:t xml:space="preserve"> Outlines early success plan                                                  </w:t>
+            </w:r>
+          </w:p>
+        </w:tc>
+        <w:tc>
+          <w:tcPr>
+            <w:tcW w:w="1803" w:type="dxa"/>
+          </w:tcPr>
+          <w:p>
+            <w:pPr>
+              <w:pStyle w:val="NoSpacing"/>
+            </w:pPr>
+            <w:r>
+              <w:t xml:space="preserve"> Demonstrates proactivity and foresight                                       </w:t>
+            </w:r>
+          </w:p>
+        </w:tc>
+        <w:tc>
+          <w:tcPr>
+            <w:tcW w:w="1804" w:type="dxa"/>
+          </w:tcPr>
+          <w:p>
+            <w:pPr>
+              <w:pStyle w:val="NoSpacing"/>
+            </w:pPr>
+            <w:r>
+              <w:t xml:space="preserve"> [Link]</w:t>
+            </w:r>
+          </w:p>
+        </w:tc>
+      </w:tr>
+      <w:tr>
+        <w:tc>
+          <w:tcPr>
+            <w:tcW w:w="1803" w:type="dxa"/>
+          </w:tcPr>
+          <w:p>
+            <w:pPr>
+              <w:pStyle w:val="NoSpacing"/>
+            </w:pPr>
+            <w:r>
+              <w:t xml:space="preserve">Post-Interview Rapid Recall Engine                 </w:t>
+            </w:r>
+          </w:p>
+        </w:tc>
+        <w:tc>
+          <w:tcPr>
+            <w:tcW w:w="1803" w:type="dxa"/>
+          </w:tcPr>
+          <w:p>
+            <w:pPr>
+              <w:pStyle w:val="NoSpacing"/>
+            </w:pPr>
+            <w:r>
+              <w:t xml:space="preserve"> Immediately after            </w:t>
+            </w:r>
+          </w:p>
+        </w:tc>
+        <w:tc>
+          <w:tcPr>
+            <w:tcW w:w="1803" w:type="dxa"/>
+          </w:tcPr>
+          <w:p>
+            <w:pPr>
+              <w:pStyle w:val="NoSpacing"/>
+            </w:pPr>
+            <w:r>
+              <w:t xml:space="preserve"> Captures fresh details/notes                                                 </w:t>
+            </w:r>
+          </w:p>
+        </w:tc>
+        <w:tc>
+          <w:tcPr>
+            <w:tcW w:w="1803" w:type="dxa"/>
+          </w:tcPr>
+          <w:p>
+            <w:pPr>
+              <w:pStyle w:val="NoSpacing"/>
+            </w:pPr>
+            <w:r>
+              <w:t xml:space="preserve"> Preserves insights for follow-up &amp; future prep                               </w:t>
+            </w:r>
+          </w:p>
+        </w:tc>
+        <w:tc>
+          <w:tcPr>
+            <w:tcW w:w="1804" w:type="dxa"/>
+          </w:tcPr>
+          <w:p>
+            <w:pPr>
+              <w:pStyle w:val="NoSpacing"/>
+            </w:pPr>
+            <w:r>
+              <w:t xml:space="preserve"> [Link]</w:t>
+            </w:r>
+          </w:p>
+        </w:tc>
+      </w:tr>
+      <w:tr>
+        <w:tc>
+          <w:tcPr>
+            <w:tcW w:w="1803" w:type="dxa"/>
+          </w:tcPr>
+          <w:p>
+            <w:pPr>
+              <w:pStyle w:val="NoSpacing"/>
+            </w:pPr>
+            <w:r>
+              <w:lastRenderedPageBreak/>
+              <w:t xml:space="preserve">Post-Interview Thank You Note Generator            </w:t>
+            </w:r>
+          </w:p>
+        </w:tc>
+        <w:tc>
+          <w:tcPr>
+            <w:tcW w:w="1803" w:type="dxa"/>
+          </w:tcPr>
+          <w:p>
+            <w:pPr>
+              <w:pStyle w:val="NoSpacing"/>
+            </w:pPr>
+            <w:r>
+              <w:t xml:space="preserve"> Within 24 hours post-interview </w:t>
+            </w:r>
+          </w:p>
+        </w:tc>
+        <w:tc>
+          <w:tcPr>
+            <w:tcW w:w="1803" w:type="dxa"/>
+          </w:tcPr>
+          <w:p>
+            <w:pPr>
+              <w:pStyle w:val="NoSpacing"/>
+            </w:pPr>
+            <w:r>
+              <w:t xml:space="preserve"> Crafts personalized, professional notes                                    </w:t>
+            </w:r>
+          </w:p>
+        </w:tc>
+        <w:tc>
+          <w:tcPr>
+            <w:tcW w:w="1803" w:type="dxa"/>
+          </w:tcPr>
+          <w:p>
+            <w:pPr>
+              <w:pStyle w:val="NoSpacing"/>
+            </w:pPr>
+            <w:r>
+              <w:t xml:space="preserve"> Reinforces positive impression &amp; keeps you top-of-mind                      </w:t>
+            </w:r>
+          </w:p>
+        </w:tc>
+        <w:tc>
+          <w:tcPr>
+            <w:tcW w:w="1804" w:type="dxa"/>
+          </w:tcPr>
+          <w:p>
+            <w:pPr>
+              <w:pStyle w:val="NoSpacing"/>
+            </w:pPr>
+            <w:r>
+              <w:t xml:space="preserve"> [Link]</w:t>
             </w:r>
           </w:p>
         </w:tc>
@@ -6839,87 +7471,92 @@
     </w:p>
     <w:p>
       <w:pPr>
+        <w:pStyle w:val="NoSpacing"/>
+      </w:pPr>
+    </w:p>
+    <w:p>
+      <w:pPr>
         <w:pStyle w:val="Heading2"/>
       </w:pPr>
-      <w:bookmarkStart w:id="48" w:name="_Toc225447854"/>
-      <w:bookmarkStart w:id="49" w:name="_Toc225447882"/>
-      <w:bookmarkStart w:id="50" w:name="_Toc225447943"/>
+      <w:bookmarkStart w:id="51" w:name="_Toc225447854"/>
+      <w:bookmarkStart w:id="52" w:name="_Toc225447882"/>
+      <w:bookmarkStart w:id="53" w:name="_Toc225689000"/>
       <w:r>
         <w:t>Lessons Learned Sidebar</w:t>
-      </w:r>
-      <w:bookmarkEnd w:id="48"/>
-      <w:bookmarkEnd w:id="49"/>
-      <w:bookmarkEnd w:id="50"/>
-    </w:p>
-    <w:p>
-      <w:pPr>
-        <w:pStyle w:val="NoSpacing"/>
-      </w:pPr>
-      <w:r>
-        <w:t>- “Interviews are two-way — use them to evaluate the company too. Red flags spotted here can save you from bad offers.”</w:t>
-      </w:r>
-    </w:p>
-    <w:p>
-      <w:pPr>
-        <w:pStyle w:val="NoSpacing"/>
-      </w:pPr>
-      <w:r>
-        <w:t>- “Practice under pressure (simulators) 3–5 times per round — it reduces anxiety by ~50% on the real call.”</w:t>
-      </w:r>
-    </w:p>
-    <w:p>
-      <w:pPr>
-        <w:pStyle w:val="NoSpacing"/>
-      </w:pPr>
-      <w:r>
-        <w:t>- “Thank-you notes still matter — even in 2026. They’re a low-effort way to stand out and reinforce key points.”</w:t>
-      </w:r>
-    </w:p>
-    <w:p>
-      <w:pPr>
-        <w:pStyle w:val="NoSpacing"/>
-      </w:pPr>
-      <w:r>
-        <w:t>- “If you bomb one answer, move on — one weak moment doesn’t sink the ship if the rest is strong.”</w:t>
-      </w:r>
-    </w:p>
-    <w:p>
-      <w:pPr>
-        <w:pStyle w:val="NoSpacing"/>
-      </w:pPr>
-      <w:r>
-        <w:t>- “Voice mocks are gold — they catch filler words, pacing, and tone issues that text practice misses.”</w:t>
-      </w:r>
-    </w:p>
-    <w:p>
-      <w:pPr>
-        <w:pStyle w:val="NoSpacing"/>
-      </w:pPr>
-      <w:r>
-        <w:t>- “Free AI tiers may limit long voice sessions — do mocks in batches or upgrade temporarily if interviews are frequent.”</w:t>
-      </w:r>
-    </w:p>
-    <w:p>
-      <w:pPr>
-        <w:pStyle w:val="NoSpacing"/>
-      </w:pPr>
-    </w:p>
-    <w:p>
-      <w:pPr>
-        <w:pStyle w:val="Heading1"/>
-      </w:pPr>
-      <w:bookmarkStart w:id="51" w:name="_Toc225447855"/>
-      <w:bookmarkStart w:id="52" w:name="_Toc225447883"/>
-      <w:bookmarkStart w:id="53" w:name="_Toc225447944"/>
-      <w:r>
-        <w:t>Phase 4:</w:t>
-      </w:r>
-      <w:r>
-        <w:t xml:space="preserve"> After – Offer, Negotiation &amp; Close</w:t>
       </w:r>
       <w:bookmarkEnd w:id="51"/>
       <w:bookmarkEnd w:id="52"/>
       <w:bookmarkEnd w:id="53"/>
+    </w:p>
+    <w:p>
+      <w:pPr>
+        <w:pStyle w:val="NoSpacing"/>
+      </w:pPr>
+      <w:r>
+        <w:t>- “Interviews are two-way — use them to evaluate the company too. Red flags spotted here can save you from bad offers.”</w:t>
+      </w:r>
+    </w:p>
+    <w:p>
+      <w:pPr>
+        <w:pStyle w:val="NoSpacing"/>
+      </w:pPr>
+      <w:r>
+        <w:t>- “Practice under pressure (simulators) 3–5 times per round — it reduces anxiety by ~50% on the real call.”</w:t>
+      </w:r>
+    </w:p>
+    <w:p>
+      <w:pPr>
+        <w:pStyle w:val="NoSpacing"/>
+      </w:pPr>
+      <w:r>
+        <w:t>- “Thank-you notes still matter — even in 2026. They’re a low-effort way to stand out and reinforce key points.”</w:t>
+      </w:r>
+    </w:p>
+    <w:p>
+      <w:pPr>
+        <w:pStyle w:val="NoSpacing"/>
+      </w:pPr>
+      <w:r>
+        <w:t>- “If you bomb one answer, move on — one weak moment doesn’t sink the ship if the rest is strong.”</w:t>
+      </w:r>
+    </w:p>
+    <w:p>
+      <w:pPr>
+        <w:pStyle w:val="NoSpacing"/>
+      </w:pPr>
+      <w:r>
+        <w:t>- “Voice mocks are gold — they catch filler words, pacing, and tone issues that text practice misses.”</w:t>
+      </w:r>
+    </w:p>
+    <w:p>
+      <w:pPr>
+        <w:pStyle w:val="NoSpacing"/>
+      </w:pPr>
+      <w:r>
+        <w:t>- “Free AI tiers may limit long voice sessions — do mocks in batches or upgrade temporarily if interviews are frequent.”</w:t>
+      </w:r>
+    </w:p>
+    <w:p>
+      <w:pPr>
+        <w:pStyle w:val="NoSpacing"/>
+      </w:pPr>
+    </w:p>
+    <w:p>
+      <w:pPr>
+        <w:pStyle w:val="Heading1"/>
+      </w:pPr>
+      <w:bookmarkStart w:id="54" w:name="_Toc225447855"/>
+      <w:bookmarkStart w:id="55" w:name="_Toc225447883"/>
+      <w:bookmarkStart w:id="56" w:name="_Toc225689001"/>
+      <w:r>
+        <w:t>Phase 4:</w:t>
+      </w:r>
+      <w:r>
+        <w:t xml:space="preserve"> After – Offer, Negotiation &amp; Close</w:t>
+      </w:r>
+      <w:bookmarkEnd w:id="54"/>
+      <w:bookmarkEnd w:id="55"/>
+      <w:bookmarkEnd w:id="56"/>
     </w:p>
     <w:p>
       <w:pPr>
@@ -7038,15 +7675,7 @@
         <w:ind w:left="720"/>
       </w:pPr>
       <w:r>
-        <w:t xml:space="preserve">Log the full offer details into your Command </w:t>
-      </w:r>
-      <w:proofErr w:type="spellStart"/>
-      <w:r>
-        <w:t>Center</w:t>
-      </w:r>
-      <w:proofErr w:type="spellEnd"/>
-      <w:r>
-        <w:t xml:space="preserve"> tracker (update status to “Offer Received”).</w:t>
+        <w:t>Log the full offer details into your Command Center tracker (update status to “Offer Received”).</w:t>
       </w:r>
     </w:p>
     <w:p>
@@ -7063,16 +7692,7 @@
         <w:ind w:left="360"/>
       </w:pPr>
       <w:r>
-        <w:lastRenderedPageBreak/>
-        <w:t xml:space="preserve">Evaluate the offer </w:t>
-      </w:r>
-      <w:proofErr w:type="spellStart"/>
-      <w:r>
-        <w:t>objectivelyCompare</w:t>
-      </w:r>
-      <w:proofErr w:type="spellEnd"/>
-      <w:r>
-        <w:t xml:space="preserve"> against your internal targets (from earlier phases:</w:t>
+        <w:t>Evaluate the offer objectivelyCompare against your internal targets (from earlier phases:</w:t>
       </w:r>
       <w:r>
         <w:t xml:space="preserve"> salary research via intel tools, market benchmarks).</w:t>
@@ -7083,13 +7703,13 @@
         <w:pStyle w:val="NoSpacing"/>
         <w:numPr>
           <w:ilvl w:val="1"/>
-          <w:numId w:val="2"/>
+          <w:numId w:val="3"/>
         </w:numPr>
         <w:tabs>
           <w:tab w:val="left" w:pos="360"/>
           <w:tab w:val="left" w:pos="720"/>
         </w:tabs>
-        <w:ind w:left="360"/>
+        <w:ind w:left="720"/>
       </w:pPr>
       <w:r>
         <w:t>Run Safe Offer Negotiation Assistant v2.0 with the full offer details + your must-haves/nice-to-haves.</w:t>
@@ -7099,14 +7719,14 @@
       <w:pPr>
         <w:pStyle w:val="NoSpacing"/>
         <w:numPr>
-          <w:ilvl w:val="2"/>
-          <w:numId w:val="2"/>
+          <w:ilvl w:val="4"/>
+          <w:numId w:val="4"/>
         </w:numPr>
         <w:tabs>
           <w:tab w:val="left" w:pos="360"/>
           <w:tab w:val="left" w:pos="720"/>
         </w:tabs>
-        <w:ind w:left="360"/>
+        <w:ind w:left="1080"/>
       </w:pPr>
       <w:r>
         <w:t>Input:</w:t>
@@ -7119,14 +7739,14 @@
       <w:pPr>
         <w:pStyle w:val="NoSpacing"/>
         <w:numPr>
-          <w:ilvl w:val="2"/>
-          <w:numId w:val="2"/>
+          <w:ilvl w:val="4"/>
+          <w:numId w:val="4"/>
         </w:numPr>
         <w:tabs>
           <w:tab w:val="left" w:pos="360"/>
           <w:tab w:val="left" w:pos="720"/>
         </w:tabs>
-        <w:ind w:left="360"/>
+        <w:ind w:left="1080"/>
       </w:pPr>
       <w:r>
         <w:t>Output:</w:t>
@@ -7140,13 +7760,13 @@
         <w:pStyle w:val="NoSpacing"/>
         <w:numPr>
           <w:ilvl w:val="1"/>
-          <w:numId w:val="2"/>
+          <w:numId w:val="3"/>
         </w:numPr>
         <w:tabs>
           <w:tab w:val="left" w:pos="360"/>
           <w:tab w:val="left" w:pos="720"/>
         </w:tabs>
-        <w:ind w:left="360"/>
+        <w:ind w:left="720"/>
       </w:pPr>
       <w:r>
         <w:t>Check for hidden red flags:</w:t>
@@ -7160,13 +7780,13 @@
         <w:pStyle w:val="NoSpacing"/>
         <w:numPr>
           <w:ilvl w:val="1"/>
-          <w:numId w:val="2"/>
+          <w:numId w:val="3"/>
         </w:numPr>
         <w:tabs>
           <w:tab w:val="left" w:pos="360"/>
           <w:tab w:val="left" w:pos="720"/>
         </w:tabs>
-        <w:ind w:left="360"/>
+        <w:ind w:left="720"/>
       </w:pPr>
       <w:r>
         <w:t>Decide your BATNA (Best Alternative to Negotiated Agreement) — are there other interviews/offers in play?</w:t>
@@ -7197,10 +7817,9 @@
           <w:numId w:val="2"/>
         </w:numPr>
         <w:tabs>
-          <w:tab w:val="left" w:pos="360"/>
           <w:tab w:val="left" w:pos="720"/>
         </w:tabs>
-        <w:ind w:left="360"/>
+        <w:ind w:left="720"/>
       </w:pPr>
       <w:r>
         <w:t>Use the output from Safe Offer Negotiation Assistant as your script.</w:t>
@@ -7214,10 +7833,9 @@
           <w:numId w:val="2"/>
         </w:numPr>
         <w:tabs>
-          <w:tab w:val="left" w:pos="360"/>
           <w:tab w:val="left" w:pos="720"/>
         </w:tabs>
-        <w:ind w:left="360"/>
+        <w:ind w:left="720"/>
       </w:pPr>
       <w:r>
         <w:t>Prioritize 2–3 key items (e.g., base salary + signing bonus + remote flexibility).</w:t>
@@ -7231,10 +7849,9 @@
           <w:numId w:val="2"/>
         </w:numPr>
         <w:tabs>
-          <w:tab w:val="left" w:pos="360"/>
           <w:tab w:val="left" w:pos="720"/>
         </w:tabs>
-        <w:ind w:left="360"/>
+        <w:ind w:left="720"/>
       </w:pPr>
       <w:r>
         <w:t>Respond in writing (email) for a paper trail.</w:t>
@@ -7248,12 +7865,12 @@
           <w:numId w:val="2"/>
         </w:numPr>
         <w:tabs>
-          <w:tab w:val="left" w:pos="360"/>
           <w:tab w:val="left" w:pos="720"/>
         </w:tabs>
-        <w:ind w:left="360"/>
-      </w:pPr>
-      <w:r>
+        <w:ind w:left="720"/>
+      </w:pPr>
+      <w:r>
+        <w:lastRenderedPageBreak/>
         <w:t>If they push back:</w:t>
       </w:r>
       <w:r>
@@ -7268,10 +7885,9 @@
           <w:numId w:val="2"/>
         </w:numPr>
         <w:tabs>
-          <w:tab w:val="left" w:pos="360"/>
           <w:tab w:val="left" w:pos="720"/>
         </w:tabs>
-        <w:ind w:left="360"/>
+        <w:ind w:left="720"/>
       </w:pPr>
       <w:r>
         <w:t>If no movement and it’s below your floor → politely decline with gratitude.</w:t>
@@ -7302,10 +7918,9 @@
           <w:numId w:val="2"/>
         </w:numPr>
         <w:tabs>
-          <w:tab w:val="left" w:pos="360"/>
           <w:tab w:val="left" w:pos="720"/>
         </w:tabs>
-        <w:ind w:left="360"/>
+        <w:ind w:left="720"/>
       </w:pPr>
       <w:r>
         <w:t>Once agreed:</w:t>
@@ -7322,10 +7937,9 @@
           <w:numId w:val="2"/>
         </w:numPr>
         <w:tabs>
-          <w:tab w:val="left" w:pos="360"/>
           <w:tab w:val="left" w:pos="720"/>
         </w:tabs>
-        <w:ind w:left="360"/>
+        <w:ind w:left="720"/>
       </w:pPr>
       <w:r>
         <w:t>Sign paperwork only after reviewing with a quick legal eye (or consult if complex).</w:t>
@@ -7339,10 +7953,9 @@
           <w:numId w:val="2"/>
         </w:numPr>
         <w:tabs>
-          <w:tab w:val="left" w:pos="360"/>
           <w:tab w:val="left" w:pos="720"/>
         </w:tabs>
-        <w:ind w:left="360"/>
+        <w:ind w:left="720"/>
       </w:pPr>
       <w:r>
         <w:t>Run Pre-Day-One Positioning Engine (PDPE) using the original job posting + interview notes. It builds a stakeholder map, risk/landmine scan, early-win calculator, and a ready-to-use Day 0 Brief.</w:t>
@@ -7356,10 +7969,9 @@
           <w:numId w:val="2"/>
         </w:numPr>
         <w:tabs>
-          <w:tab w:val="left" w:pos="360"/>
           <w:tab w:val="left" w:pos="720"/>
         </w:tabs>
-        <w:ind w:left="360"/>
+        <w:ind w:left="720"/>
       </w:pPr>
       <w:r>
         <w:t>Optional early win:</w:t>
@@ -7376,21 +7988,12 @@
           <w:numId w:val="2"/>
         </w:numPr>
         <w:tabs>
-          <w:tab w:val="left" w:pos="360"/>
           <w:tab w:val="left" w:pos="720"/>
         </w:tabs>
-        <w:ind w:left="360"/>
-      </w:pPr>
-      <w:r>
-        <w:t xml:space="preserve">Update Command </w:t>
-      </w:r>
-      <w:proofErr w:type="spellStart"/>
-      <w:r>
-        <w:t>Center</w:t>
-      </w:r>
-      <w:proofErr w:type="spellEnd"/>
-      <w:r>
-        <w:t>:</w:t>
+        <w:ind w:left="720"/>
+      </w:pPr>
+      <w:r>
+        <w:t>Update Command Center:</w:t>
       </w:r>
       <w:r>
         <w:t xml:space="preserve"> Mark as “Accepted” + note final terms.</w:t>
@@ -7404,10 +8007,9 @@
           <w:numId w:val="2"/>
         </w:numPr>
         <w:tabs>
-          <w:tab w:val="left" w:pos="360"/>
           <w:tab w:val="left" w:pos="720"/>
         </w:tabs>
-        <w:ind w:left="360"/>
+        <w:ind w:left="720"/>
       </w:pPr>
       <w:r>
         <w:t>Archive the search folder or move to “Closed Wins” subfolder.</w:t>
@@ -7438,10 +8040,10 @@
           <w:numId w:val="2"/>
         </w:numPr>
         <w:tabs>
-          <w:tab w:val="left" w:pos="360"/>
+          <w:tab w:val="left" w:pos="450"/>
           <w:tab w:val="left" w:pos="720"/>
         </w:tabs>
-        <w:ind w:left="360"/>
+        <w:ind w:left="720"/>
       </w:pPr>
       <w:r>
         <w:t>After 30 days on the job:</w:t>
@@ -7458,17 +8060,13 @@
           <w:numId w:val="2"/>
         </w:numPr>
         <w:tabs>
-          <w:tab w:val="left" w:pos="360"/>
+          <w:tab w:val="left" w:pos="450"/>
           <w:tab w:val="left" w:pos="720"/>
         </w:tabs>
-        <w:ind w:left="360"/>
-      </w:pPr>
-      <w:r>
-        <w:t xml:space="preserve">Update your </w:t>
-      </w:r>
-      <w:proofErr w:type="spellStart"/>
-      <w:r>
-        <w:t>Master</w:t>
+        <w:ind w:left="720"/>
+      </w:pPr>
+      <w:r>
+        <w:t>Update your Master</w:t>
       </w:r>
       <w:r>
         <w:rPr>
@@ -7477,11 +8075,7 @@
         <w:t>Summary</w:t>
       </w:r>
       <w:r>
-        <w:t>Maintenance_Engine</w:t>
-      </w:r>
-      <w:proofErr w:type="spellEnd"/>
-      <w:r>
-        <w:t xml:space="preserve"> with new role details.</w:t>
+        <w:t>Maintenance_Engine with new role details.</w:t>
       </w:r>
     </w:p>
     <w:p>
@@ -7492,10 +8086,10 @@
           <w:numId w:val="2"/>
         </w:numPr>
         <w:tabs>
-          <w:tab w:val="left" w:pos="360"/>
+          <w:tab w:val="left" w:pos="450"/>
           <w:tab w:val="left" w:pos="720"/>
         </w:tabs>
-        <w:ind w:left="360"/>
+        <w:ind w:left="720"/>
       </w:pPr>
       <w:r>
         <w:t>Keep the playbook alive for future transitions.</w:t>
@@ -7714,15 +8308,7 @@
               <w:pStyle w:val="NoSpacing"/>
             </w:pPr>
             <w:r>
-              <w:t xml:space="preserve"> [</w:t>
-            </w:r>
-            <w:proofErr w:type="gramStart"/>
-            <w:r>
-              <w:t xml:space="preserve">Link]   </w:t>
-            </w:r>
-            <w:proofErr w:type="gramEnd"/>
-            <w:r>
-              <w:t xml:space="preserve"> </w:t>
+              <w:t xml:space="preserve"> [Link]    </w:t>
             </w:r>
           </w:p>
         </w:tc>
@@ -7792,15 +8378,7 @@
               <w:pStyle w:val="NoSpacing"/>
             </w:pPr>
             <w:r>
-              <w:t xml:space="preserve"> [</w:t>
-            </w:r>
-            <w:proofErr w:type="gramStart"/>
-            <w:r>
-              <w:t xml:space="preserve">Link]   </w:t>
-            </w:r>
-            <w:proofErr w:type="gramEnd"/>
-            <w:r>
-              <w:t xml:space="preserve"> </w:t>
+              <w:t xml:space="preserve"> [Link]    </w:t>
             </w:r>
           </w:p>
         </w:tc>
@@ -7870,15 +8448,7 @@
               <w:pStyle w:val="NoSpacing"/>
             </w:pPr>
             <w:r>
-              <w:t xml:space="preserve"> [</w:t>
-            </w:r>
-            <w:proofErr w:type="gramStart"/>
-            <w:r>
-              <w:t xml:space="preserve">Link]   </w:t>
-            </w:r>
-            <w:proofErr w:type="gramEnd"/>
-            <w:r>
-              <w:t xml:space="preserve"> </w:t>
+              <w:t xml:space="preserve"> [Link]    </w:t>
             </w:r>
           </w:p>
         </w:tc>
@@ -7896,7 +8466,6 @@
               <w:pStyle w:val="NoSpacing"/>
             </w:pPr>
             <w:r>
-              <w:lastRenderedPageBreak/>
               <w:t xml:space="preserve"> The Day 0 Onboarding Strategist            </w:t>
             </w:r>
           </w:p>
@@ -7949,15 +8518,7 @@
               <w:pStyle w:val="NoSpacing"/>
             </w:pPr>
             <w:r>
-              <w:t xml:space="preserve"> [</w:t>
-            </w:r>
-            <w:proofErr w:type="gramStart"/>
-            <w:r>
-              <w:t xml:space="preserve">Link]   </w:t>
-            </w:r>
-            <w:proofErr w:type="gramEnd"/>
-            <w:r>
-              <w:t xml:space="preserve"> </w:t>
+              <w:t xml:space="preserve"> [Link]    </w:t>
             </w:r>
           </w:p>
         </w:tc>
@@ -7975,11 +8536,7 @@
               <w:pStyle w:val="NoSpacing"/>
             </w:pPr>
             <w:r>
-              <w:t xml:space="preserve"> </w:t>
-            </w:r>
-            <w:proofErr w:type="spellStart"/>
-            <w:r>
-              <w:t>Master</w:t>
+              <w:t xml:space="preserve"> Master</w:t>
             </w:r>
             <w:r>
               <w:rPr>
@@ -7988,11 +8545,7 @@
               <w:t>Summary</w:t>
             </w:r>
             <w:r>
-              <w:t>Maintenance_Engine</w:t>
-            </w:r>
-            <w:proofErr w:type="spellEnd"/>
-            <w:r>
-              <w:t xml:space="preserve">          </w:t>
+              <w:t xml:space="preserve">Maintenance_Engine          </w:t>
             </w:r>
           </w:p>
         </w:tc>
@@ -8044,15 +8597,7 @@
               <w:pStyle w:val="NoSpacing"/>
             </w:pPr>
             <w:r>
-              <w:t xml:space="preserve"> [</w:t>
-            </w:r>
-            <w:proofErr w:type="gramStart"/>
-            <w:r>
-              <w:t xml:space="preserve">Link]   </w:t>
-            </w:r>
-            <w:proofErr w:type="gramEnd"/>
-            <w:r>
-              <w:t xml:space="preserve"> </w:t>
+              <w:t xml:space="preserve"> [Link]    </w:t>
             </w:r>
           </w:p>
         </w:tc>
@@ -8067,688 +8612,11 @@
       <w:pPr>
         <w:pStyle w:val="Heading2"/>
       </w:pPr>
-      <w:bookmarkStart w:id="54" w:name="_Toc225447856"/>
-      <w:bookmarkStart w:id="55" w:name="_Toc225447884"/>
-      <w:bookmarkStart w:id="56" w:name="_Toc225447945"/>
+      <w:bookmarkStart w:id="57" w:name="_Toc225447856"/>
+      <w:bookmarkStart w:id="58" w:name="_Toc225447884"/>
+      <w:bookmarkStart w:id="59" w:name="_Toc225689002"/>
       <w:r>
         <w:t>Lessons Learned Sidebar</w:t>
-      </w:r>
-      <w:bookmarkEnd w:id="54"/>
-      <w:bookmarkEnd w:id="55"/>
-      <w:bookmarkEnd w:id="56"/>
-    </w:p>
-    <w:p>
-      <w:pPr>
-        <w:pStyle w:val="NoSpacing"/>
-      </w:pPr>
-      <w:r>
-        <w:t>- “The first offer is rarely the best — 70–80% of roles have negotiation room if handled politely.”</w:t>
-      </w:r>
-    </w:p>
-    <w:p>
-      <w:pPr>
-        <w:pStyle w:val="NoSpacing"/>
-      </w:pPr>
-      <w:r>
-        <w:t>- “Always get everything in writing before celebrating — verbal offers can change.”</w:t>
-      </w:r>
-    </w:p>
-    <w:p>
-      <w:pPr>
-        <w:pStyle w:val="NoSpacing"/>
-      </w:pPr>
-      <w:r>
-        <w:t>- “Negotiate total comp, not just base — signing bonuses, equity, and remote days often move more easily.”</w:t>
-      </w:r>
-    </w:p>
-    <w:p>
-      <w:pPr>
-        <w:pStyle w:val="NoSpacing"/>
-      </w:pPr>
-      <w:r>
-        <w:t>- “Enthusiasm + data = strongest position. ‘I’m excited about the role and team, and to make this work I’d need X’ outperforms hard demands.”</w:t>
-      </w:r>
-    </w:p>
-    <w:p>
-      <w:pPr>
-        <w:pStyle w:val="NoSpacing"/>
-      </w:pPr>
-      <w:r>
-        <w:t>- “In CT, at-will employment is standard — but ask about severance/probation anyway.”</w:t>
-      </w:r>
-    </w:p>
-    <w:p>
-      <w:pPr>
-        <w:pStyle w:val="NoSpacing"/>
-      </w:pPr>
-      <w:r>
-        <w:t>- “Once accepted, stop searching immediately — focus energy on onboarding and building credibility.”</w:t>
-      </w:r>
-    </w:p>
-    <w:p>
-      <w:pPr>
-        <w:pStyle w:val="NoSpacing"/>
-      </w:pPr>
-      <w:r>
-        <w:t>- “Rejection or ghosting after offer stage? It happens — log it, learn, move on. The system is volume-based.”</w:t>
-      </w:r>
-    </w:p>
-    <w:p>
-      <w:pPr>
-        <w:pStyle w:val="NoSpacing"/>
-      </w:pPr>
-    </w:p>
-    <w:p>
-      <w:pPr>
-        <w:pStyle w:val="NoSpacing"/>
-      </w:pPr>
-    </w:p>
-    <w:p>
-      <w:pPr>
-        <w:pStyle w:val="NoSpacing"/>
-      </w:pPr>
-      <w:r>
-        <w:t>I've checked the repo (latest as of March 25, 2026). The four new/updated items you mentioned are now live:</w:t>
-      </w:r>
-    </w:p>
-    <w:p>
-      <w:pPr>
-        <w:pStyle w:val="NoSpacing"/>
-      </w:pPr>
-    </w:p>
-    <w:p>
-      <w:pPr>
-        <w:pStyle w:val="NoSpacing"/>
-      </w:pPr>
-      <w:r>
-        <w:t xml:space="preserve">- </w:t>
-      </w:r>
-      <w:r>
-        <w:rPr>
-          <w:b/>
-        </w:rPr>
-        <w:t>Pre-Day-One Positioning Engine</w:t>
-      </w:r>
-      <w:r>
-        <w:t xml:space="preserve"> (new, v2.0) — </w:t>
-      </w:r>
-      <w:proofErr w:type="gramStart"/>
-      <w:r>
-        <w:t>Post-acceptance</w:t>
-      </w:r>
-      <w:proofErr w:type="gramEnd"/>
-      <w:r>
-        <w:t xml:space="preserve"> / pre-start resource.</w:t>
-      </w:r>
-    </w:p>
-    <w:p>
-      <w:pPr>
-        <w:pStyle w:val="NoSpacing"/>
-      </w:pPr>
-      <w:r>
-        <w:t xml:space="preserve">- </w:t>
-      </w:r>
-      <w:r>
-        <w:rPr>
-          <w:b/>
-        </w:rPr>
-        <w:t>Safe Offer Negotiation Assistant</w:t>
-      </w:r>
-      <w:r>
-        <w:t xml:space="preserve"> (big update to v2.0) — Stronger total-comp analysis, scripts, pivot playbook, and risk checks.</w:t>
-      </w:r>
-    </w:p>
-    <w:p>
-      <w:pPr>
-        <w:pStyle w:val="NoSpacing"/>
-      </w:pPr>
-      <w:r>
-        <w:t xml:space="preserve">- </w:t>
-      </w:r>
-      <w:r>
-        <w:rPr>
-          <w:b/>
-        </w:rPr>
-        <w:t>The Universal Interview Architect</w:t>
-      </w:r>
-      <w:r>
-        <w:t xml:space="preserve"> (new/updated) — Powerful reverse-engineering tool for interview strategy.</w:t>
-      </w:r>
-    </w:p>
-    <w:p>
-      <w:pPr>
-        <w:pStyle w:val="NoSpacing"/>
-      </w:pPr>
-      <w:r>
-        <w:t xml:space="preserve">- </w:t>
-      </w:r>
-      <w:r>
-        <w:rPr>
-          <w:b/>
-        </w:rPr>
-        <w:t>The Universal Interview Architect - Usage Guide</w:t>
-      </w:r>
-      <w:r>
-        <w:t xml:space="preserve"> (new) — Includes persona-specific queries, sample prompts, and best practices.</w:t>
-      </w:r>
-    </w:p>
-    <w:p>
-      <w:pPr>
-        <w:pStyle w:val="NoSpacing"/>
-      </w:pPr>
-    </w:p>
-    <w:p>
-      <w:pPr>
-        <w:pStyle w:val="NoSpacing"/>
-      </w:pPr>
-      <w:r>
-        <w:t>These fit cleanly into the existing structure of your playbook.</w:t>
-      </w:r>
-    </w:p>
-    <w:p>
-      <w:pPr>
-        <w:pStyle w:val="NoSpacing"/>
-      </w:pPr>
-    </w:p>
-    <w:p>
-      <w:pPr>
-        <w:pStyle w:val="NoSpacing"/>
-      </w:pPr>
-      <w:r>
-        <w:t>### Recommended Placement for the New Prompts</w:t>
-      </w:r>
-    </w:p>
-    <w:p>
-      <w:pPr>
-        <w:pStyle w:val="NoSpacing"/>
-      </w:pPr>
-      <w:r>
-        <w:t>Here's where they belong (ready for you to paste later):</w:t>
-      </w:r>
-    </w:p>
-    <w:p>
-      <w:pPr>
-        <w:pStyle w:val="NoSpacing"/>
-      </w:pPr>
-    </w:p>
-    <w:p>
-      <w:pPr>
-        <w:pStyle w:val="NoSpacing"/>
-      </w:pPr>
-      <w:r>
-        <w:t xml:space="preserve">1. </w:t>
-      </w:r>
-      <w:r>
-        <w:rPr>
-          <w:b/>
-        </w:rPr>
-        <w:t>The Universal Interview Architect</w:t>
-      </w:r>
-      <w:r>
-        <w:t xml:space="preserve"> + </w:t>
-      </w:r>
-      <w:r>
-        <w:rPr>
-          <w:b/>
-        </w:rPr>
-        <w:t>Usage Guide</w:t>
-      </w:r>
-      <w:r>
-        <w:t xml:space="preserve">  </w:t>
-      </w:r>
-    </w:p>
-    <w:p>
-      <w:pPr>
-        <w:pStyle w:val="NoSpacing"/>
-      </w:pPr>
-      <w:r>
-        <w:t xml:space="preserve">   → Add to </w:t>
-      </w:r>
-      <w:r>
-        <w:rPr>
-          <w:b/>
-        </w:rPr>
-        <w:t>Phase 3:</w:t>
-      </w:r>
-      <w:r>
-        <w:t xml:space="preserve"> During – Part 2 (Interview Preparation &amp; Resilience)</w:t>
-      </w:r>
-      <w:r>
-        <w:t xml:space="preserve">  </w:t>
-      </w:r>
-    </w:p>
-    <w:p>
-      <w:pPr>
-        <w:pStyle w:val="NoSpacing"/>
-      </w:pPr>
-      <w:r>
-        <w:t xml:space="preserve">   Best spot:</w:t>
-      </w:r>
-      <w:r>
-        <w:t xml:space="preserve"> After "Pre-Interview Intelligence Dossier" or as a new major tool in the checklist/step 1 (pre-interview intel &amp; alignment).  </w:t>
-      </w:r>
-    </w:p>
-    <w:p>
-      <w:pPr>
-        <w:pStyle w:val="NoSpacing"/>
-      </w:pPr>
-      <w:r>
-        <w:t xml:space="preserve">   </w:t>
-      </w:r>
-      <w:r>
-        <w:rPr>
-          <w:b/>
-        </w:rPr>
-        <w:t>Why</w:t>
-      </w:r>
-      <w:r>
-        <w:t>:</w:t>
-      </w:r>
-      <w:r>
-        <w:t xml:space="preserve"> It synthesizes the job posting, master profile, and intel into a full interview strategy. The Usage Guide makes it even more powerful.</w:t>
-      </w:r>
-    </w:p>
-    <w:p>
-      <w:pPr>
-        <w:pStyle w:val="NoSpacing"/>
-      </w:pPr>
-    </w:p>
-    <w:p>
-      <w:pPr>
-        <w:pStyle w:val="NoSpacing"/>
-      </w:pPr>
-      <w:r>
-        <w:t xml:space="preserve">2. </w:t>
-      </w:r>
-      <w:r>
-        <w:rPr>
-          <w:b/>
-        </w:rPr>
-        <w:t>Safe Offer Negotiation Assistant</w:t>
-      </w:r>
-      <w:r>
-        <w:t xml:space="preserve"> (updated)  </w:t>
-      </w:r>
-    </w:p>
-    <w:p>
-      <w:pPr>
-        <w:pStyle w:val="NoSpacing"/>
-      </w:pPr>
-      <w:r>
-        <w:t xml:space="preserve">   → Already in </w:t>
-      </w:r>
-      <w:r>
-        <w:rPr>
-          <w:b/>
-        </w:rPr>
-        <w:t>Phase 4:</w:t>
-      </w:r>
-      <w:r>
-        <w:t xml:space="preserve"> After – Offer, Negotiation &amp; Close</w:t>
-      </w:r>
-      <w:r>
-        <w:t xml:space="preserve">  </w:t>
-      </w:r>
-    </w:p>
-    <w:p>
-      <w:pPr>
-        <w:pStyle w:val="NoSpacing"/>
-      </w:pPr>
-      <w:r>
-        <w:lastRenderedPageBreak/>
-        <w:t xml:space="preserve">   Just strengthen its description in the table/checklist to reflect the v2.0 upgrades (better total-comp calculation, dry powder, pivot playbook, adversarial red-teaming).</w:t>
-      </w:r>
-    </w:p>
-    <w:p>
-      <w:pPr>
-        <w:pStyle w:val="NoSpacing"/>
-      </w:pPr>
-    </w:p>
-    <w:p>
-      <w:pPr>
-        <w:pStyle w:val="NoSpacing"/>
-      </w:pPr>
-      <w:r>
-        <w:t xml:space="preserve">3. </w:t>
-      </w:r>
-      <w:r>
-        <w:rPr>
-          <w:b/>
-        </w:rPr>
-        <w:t>Pre-Day-One Positioning Engine</w:t>
-      </w:r>
-      <w:r>
-        <w:t xml:space="preserve">  </w:t>
-      </w:r>
-    </w:p>
-    <w:p>
-      <w:pPr>
-        <w:pStyle w:val="NoSpacing"/>
-      </w:pPr>
-      <w:r>
-        <w:t xml:space="preserve">   → Add to </w:t>
-      </w:r>
-      <w:r>
-        <w:rPr>
-          <w:b/>
-        </w:rPr>
-        <w:t>Phase 4:</w:t>
-      </w:r>
-      <w:r>
-        <w:t xml:space="preserve"> After – Offer, Negotiation &amp; Close</w:t>
-      </w:r>
-      <w:r>
-        <w:t xml:space="preserve">, right after acceptance (in step 4 "Accept &amp; onboard prep").  </w:t>
-      </w:r>
-    </w:p>
-    <w:p>
-      <w:pPr>
-        <w:pStyle w:val="NoSpacing"/>
-      </w:pPr>
-      <w:r>
-        <w:t xml:space="preserve">   </w:t>
-      </w:r>
-      <w:r>
-        <w:rPr>
-          <w:b/>
-        </w:rPr>
-        <w:t>Why</w:t>
-      </w:r>
-      <w:r>
-        <w:t>:</w:t>
-      </w:r>
-      <w:r>
-        <w:t xml:space="preserve"> It's explicitly a post-accept / pre-Day-One tool for building stakeholder maps, early wins, risk scans, and a 30-day plan.</w:t>
-      </w:r>
-    </w:p>
-    <w:p>
-      <w:pPr>
-        <w:pStyle w:val="NoSpacing"/>
-      </w:pPr>
-    </w:p>
-    <w:p>
-      <w:pPr>
-        <w:pStyle w:val="NoSpacing"/>
-      </w:pPr>
-      <w:r>
-        <w:rPr>
-          <w:b/>
-        </w:rPr>
-        <w:t>New Tool – The Universal Interview Architect (with Usage Guide)</w:t>
-      </w:r>
-      <w:r>
-        <w:t xml:space="preserve">  </w:t>
-      </w:r>
-    </w:p>
-    <w:p>
-      <w:pPr>
-        <w:pStyle w:val="NoSpacing"/>
-      </w:pPr>
-      <w:r>
-        <w:t xml:space="preserve">Run </w:t>
-      </w:r>
-      <w:r>
-        <w:rPr>
-          <w:b/>
-        </w:rPr>
-        <w:t>The Universal Interview Architect</w:t>
-      </w:r>
-      <w:r>
-        <w:t xml:space="preserve"> using your Master-Career-Profile, the job posting, and pre-interview intel.  </w:t>
-      </w:r>
-    </w:p>
-    <w:p>
-      <w:pPr>
-        <w:pStyle w:val="NoSpacing"/>
-      </w:pPr>
-      <w:r>
-        <w:t xml:space="preserve">Use the companion </w:t>
-      </w:r>
-      <w:r>
-        <w:rPr>
-          <w:b/>
-        </w:rPr>
-        <w:t>Usage Guide</w:t>
-      </w:r>
-      <w:r>
-        <w:t xml:space="preserve"> for persona-specific queries, sample prompts, and best practices (e.g., 90-second connection statements, Power Shift questions, Reality Gap framing).  </w:t>
-      </w:r>
-    </w:p>
-    <w:p>
-      <w:pPr>
-        <w:pStyle w:val="NoSpacing"/>
-      </w:pPr>
-    </w:p>
-    <w:p>
-      <w:pPr>
-        <w:pStyle w:val="NoSpacing"/>
-      </w:pPr>
-      <w:r>
-        <w:rPr>
-          <w:b/>
-        </w:rPr>
-        <w:t>Value</w:t>
-      </w:r>
-      <w:r>
-        <w:t>:</w:t>
-      </w:r>
-      <w:r>
-        <w:t xml:space="preserve"> Turns raw intel into a tailored, evidence-based interview strategy that uncovers unwritten rules, interviewer personas, and hidden company anxieties.</w:t>
-      </w:r>
-    </w:p>
-    <w:p>
-      <w:pPr>
-        <w:pStyle w:val="NoSpacing"/>
-      </w:pPr>
-    </w:p>
-    <w:p>
-      <w:pPr>
-        <w:pStyle w:val="NoSpacing"/>
-      </w:pPr>
-      <w:r>
-        <w:t>#### For Phase 4 – Update/expand the Safe Offer Negotiation Assistant row in the table:</w:t>
-      </w:r>
-    </w:p>
-    <w:p>
-      <w:pPr>
-        <w:pStyle w:val="NoSpacing"/>
-      </w:pPr>
-    </w:p>
-    <w:p>
-      <w:pPr>
-        <w:pStyle w:val="NoSpacing"/>
-      </w:pPr>
-      <w:r>
-        <w:t>Change the description to:</w:t>
-      </w:r>
-      <w:r>
-        <w:t xml:space="preserve">  </w:t>
-      </w:r>
-    </w:p>
-    <w:p>
-      <w:pPr>
-        <w:pStyle w:val="NoSpacing"/>
-      </w:pPr>
-      <w:r>
-        <w:t>"Generates ethical, low-risk negotiation strategies with total-comp analysis ('Dry Powder'), pivot playbook, and vulnerability patches (v2.0 update)."</w:t>
-      </w:r>
-    </w:p>
-    <w:p>
-      <w:pPr>
-        <w:pStyle w:val="NoSpacing"/>
-      </w:pPr>
-    </w:p>
-    <w:p>
-      <w:pPr>
-        <w:pStyle w:val="NoSpacing"/>
-      </w:pPr>
-      <w:r>
-        <w:t>#### For Phase 4 – Add this new item to the checklist (after acceptance):</w:t>
-      </w:r>
-    </w:p>
-    <w:p>
-      <w:pPr>
-        <w:pStyle w:val="NoSpacing"/>
-      </w:pPr>
-    </w:p>
-    <w:p>
-      <w:pPr>
-        <w:pStyle w:val="NoSpacing"/>
-      </w:pPr>
-      <w:r>
-        <w:rPr>
-          <w:b/>
-        </w:rPr>
-        <w:t>Post-Acceptance Positioning</w:t>
-      </w:r>
-      <w:r>
-        <w:t xml:space="preserve">  </w:t>
-      </w:r>
-    </w:p>
-    <w:p>
-      <w:pPr>
-        <w:pStyle w:val="NoSpacing"/>
-      </w:pPr>
-      <w:r>
-        <w:t xml:space="preserve">Run </w:t>
-      </w:r>
-      <w:r>
-        <w:rPr>
-          <w:b/>
-        </w:rPr>
-        <w:t>Pre-Day-One Positioning Engine</w:t>
-      </w:r>
-      <w:r>
-        <w:t xml:space="preserve"> (PDPE) using the original job posting + interview intel.  </w:t>
-      </w:r>
-    </w:p>
-    <w:p>
-      <w:pPr>
-        <w:pStyle w:val="NoSpacing"/>
-      </w:pPr>
-      <w:r>
-        <w:t xml:space="preserve">It builds a stakeholder map, risk/landmine scan, early-win calculator, and 30-day offensive plan (including a ready-to-use DAY 0 BRIEF).  </w:t>
-      </w:r>
-    </w:p>
-    <w:p>
-      <w:pPr>
-        <w:pStyle w:val="NoSpacing"/>
-      </w:pPr>
-    </w:p>
-    <w:p>
-      <w:pPr>
-        <w:pStyle w:val="NoSpacing"/>
-      </w:pPr>
-      <w:r>
-        <w:rPr>
-          <w:b/>
-        </w:rPr>
-        <w:t>Value</w:t>
-      </w:r>
-      <w:r>
-        <w:t>:</w:t>
-      </w:r>
-      <w:r>
-        <w:t xml:space="preserve"> Transforms you from "new hire" to high-impact contributor from Day One by addressing political risks and identifying quick wins.</w:t>
-      </w:r>
-    </w:p>
-    <w:p>
-      <w:pPr>
-        <w:pStyle w:val="NoSpacing"/>
-      </w:pPr>
-    </w:p>
-    <w:p>
-      <w:pPr>
-        <w:pStyle w:val="NoSpacing"/>
-      </w:pPr>
-      <w:r>
-        <w:t>## Recent Updates (March 2026)</w:t>
-      </w:r>
-    </w:p>
-    <w:p>
-      <w:pPr>
-        <w:pStyle w:val="NoSpacing"/>
-      </w:pPr>
-    </w:p>
-    <w:p>
-      <w:pPr>
-        <w:pStyle w:val="NoSpacing"/>
-      </w:pPr>
-      <w:r>
-        <w:t xml:space="preserve">- </w:t>
-      </w:r>
-      <w:r>
-        <w:rPr>
-          <w:b/>
-        </w:rPr>
-        <w:t>Safe Offer Negotiation Assistant v2.0</w:t>
-      </w:r>
-      <w:r>
-        <w:t xml:space="preserve"> — Major upgrade with total-comp analysis, “Dry Powder” strategy, pivot playbook, and adversarial red-teaming.</w:t>
-      </w:r>
-    </w:p>
-    <w:p>
-      <w:pPr>
-        <w:pStyle w:val="NoSpacing"/>
-      </w:pPr>
-      <w:r>
-        <w:t xml:space="preserve">- </w:t>
-      </w:r>
-      <w:r>
-        <w:rPr>
-          <w:b/>
-        </w:rPr>
-        <w:t>The Universal Interview Architect</w:t>
-      </w:r>
-      <w:r>
-        <w:t xml:space="preserve"> + </w:t>
-      </w:r>
-      <w:r>
-        <w:rPr>
-          <w:b/>
-        </w:rPr>
-        <w:t>Usage Guide</w:t>
-      </w:r>
-      <w:r>
-        <w:t xml:space="preserve"> — New powerful tool that reverse-engineers interview strategy from your master profile and job intel.</w:t>
-      </w:r>
-    </w:p>
-    <w:p>
-      <w:pPr>
-        <w:pStyle w:val="NoSpacing"/>
-      </w:pPr>
-      <w:r>
-        <w:t xml:space="preserve">- </w:t>
-      </w:r>
-      <w:r>
-        <w:rPr>
-          <w:b/>
-        </w:rPr>
-        <w:t>Pre-Day-One Positioning Engine</w:t>
-      </w:r>
-      <w:r>
-        <w:t xml:space="preserve"> — Post-acceptance tool for building stakeholder maps, early-win plans, and a ready-to-use Day 0 Brief.</w:t>
-      </w:r>
-    </w:p>
-    <w:p>
-      <w:pPr>
-        <w:pStyle w:val="NoSpacing"/>
-      </w:pPr>
-    </w:p>
-    <w:p>
-      <w:pPr>
-        <w:pStyle w:val="NoSpacing"/>
-      </w:pPr>
-    </w:p>
-    <w:p>
-      <w:pPr>
-        <w:pStyle w:val="Heading1"/>
-      </w:pPr>
-      <w:bookmarkStart w:id="57" w:name="_Toc225447857"/>
-      <w:bookmarkStart w:id="58" w:name="_Toc225447885"/>
-      <w:bookmarkStart w:id="59" w:name="_Toc225447946"/>
-      <w:r>
-        <w:t>Glossary</w:t>
       </w:r>
       <w:bookmarkEnd w:id="57"/>
       <w:bookmarkEnd w:id="58"/>
@@ -8759,6 +8627,977 @@
         <w:pStyle w:val="NoSpacing"/>
       </w:pPr>
       <w:r>
+        <w:t>- “The first offer is rarely the best — 70–80% of roles have negotiation room if handled politely.”</w:t>
+      </w:r>
+    </w:p>
+    <w:p>
+      <w:pPr>
+        <w:pStyle w:val="NoSpacing"/>
+      </w:pPr>
+      <w:r>
+        <w:t>- “Always get everything in writing before celebrating — verbal offers can change.”</w:t>
+      </w:r>
+    </w:p>
+    <w:p>
+      <w:pPr>
+        <w:pStyle w:val="NoSpacing"/>
+      </w:pPr>
+      <w:r>
+        <w:lastRenderedPageBreak/>
+        <w:t>- “Negotiate total comp, not just base — signing bonuses, equity, and remote days often move more easily.”</w:t>
+      </w:r>
+    </w:p>
+    <w:p>
+      <w:pPr>
+        <w:pStyle w:val="NoSpacing"/>
+      </w:pPr>
+      <w:r>
+        <w:t>- “Enthusiasm + data = strongest position. ‘I’m excited about the role and team, and to make this work I’d need X’ outperforms hard demands.”</w:t>
+      </w:r>
+    </w:p>
+    <w:p>
+      <w:pPr>
+        <w:pStyle w:val="NoSpacing"/>
+      </w:pPr>
+      <w:r>
+        <w:t>- “In CT, at-will employment is standard — but ask about severance/probation anyway.”</w:t>
+      </w:r>
+    </w:p>
+    <w:p>
+      <w:pPr>
+        <w:pStyle w:val="NoSpacing"/>
+      </w:pPr>
+      <w:r>
+        <w:t>- “Once accepted, stop searching immediately — focus energy on onboarding and building credibility.”</w:t>
+      </w:r>
+    </w:p>
+    <w:p>
+      <w:pPr>
+        <w:pStyle w:val="NoSpacing"/>
+      </w:pPr>
+      <w:r>
+        <w:t>- “Rejection or ghosting after offer stage? It happens — log it, learn, move on. The system is volume-based.”</w:t>
+      </w:r>
+    </w:p>
+    <w:p>
+      <w:pPr>
+        <w:pStyle w:val="NoSpacing"/>
+      </w:pPr>
+    </w:p>
+    <w:p>
+      <w:pPr>
+        <w:pStyle w:val="NoSpacing"/>
+      </w:pPr>
+    </w:p>
+    <w:p>
+      <w:pPr>
+        <w:pStyle w:val="NoSpacing"/>
+      </w:pPr>
+      <w:r>
+        <w:t>I've checked the repo (latest as of March 25, 2026). The four new/updated items you mentioned are now live:</w:t>
+      </w:r>
+    </w:p>
+    <w:p>
+      <w:pPr>
+        <w:pStyle w:val="NoSpacing"/>
+      </w:pPr>
+    </w:p>
+    <w:p>
+      <w:pPr>
+        <w:pStyle w:val="NoSpacing"/>
+      </w:pPr>
+      <w:r>
+        <w:t xml:space="preserve">- </w:t>
+      </w:r>
+      <w:r>
+        <w:rPr>
+          <w:b/>
+        </w:rPr>
+        <w:t>Pre-Day-One Positioning Engine</w:t>
+      </w:r>
+      <w:r>
+        <w:t xml:space="preserve"> (new, v2.0) — Post-acceptance / pre-start resource.</w:t>
+      </w:r>
+    </w:p>
+    <w:p>
+      <w:pPr>
+        <w:pStyle w:val="NoSpacing"/>
+      </w:pPr>
+      <w:r>
+        <w:t xml:space="preserve">- </w:t>
+      </w:r>
+      <w:r>
+        <w:rPr>
+          <w:b/>
+        </w:rPr>
+        <w:t>Safe Offer Negotiation Assistant</w:t>
+      </w:r>
+      <w:r>
+        <w:t xml:space="preserve"> (big update to v2.0) — Stronger total-comp analysis, scripts, pivot playbook, and risk checks.</w:t>
+      </w:r>
+    </w:p>
+    <w:p>
+      <w:pPr>
+        <w:pStyle w:val="NoSpacing"/>
+      </w:pPr>
+      <w:r>
+        <w:t xml:space="preserve">- </w:t>
+      </w:r>
+      <w:r>
+        <w:rPr>
+          <w:b/>
+        </w:rPr>
+        <w:t>The Universal Interview Architect</w:t>
+      </w:r>
+      <w:r>
+        <w:t xml:space="preserve"> (new/updated) — Powerful reverse-engineering tool for interview strategy.</w:t>
+      </w:r>
+    </w:p>
+    <w:p>
+      <w:pPr>
+        <w:pStyle w:val="NoSpacing"/>
+      </w:pPr>
+      <w:r>
+        <w:t xml:space="preserve">- </w:t>
+      </w:r>
+      <w:r>
+        <w:rPr>
+          <w:b/>
+        </w:rPr>
+        <w:t>The Universal Interview Architect - Usage Guide</w:t>
+      </w:r>
+      <w:r>
+        <w:t xml:space="preserve"> (new) — Includes persona-specific queries, sample prompts, and best practices.</w:t>
+      </w:r>
+    </w:p>
+    <w:p>
+      <w:pPr>
+        <w:pStyle w:val="NoSpacing"/>
+      </w:pPr>
+    </w:p>
+    <w:p>
+      <w:pPr>
+        <w:pStyle w:val="NoSpacing"/>
+      </w:pPr>
+      <w:r>
+        <w:t>These fit cleanly into the existing structure of your playbook.</w:t>
+      </w:r>
+    </w:p>
+    <w:p>
+      <w:pPr>
+        <w:pStyle w:val="NoSpacing"/>
+      </w:pPr>
+    </w:p>
+    <w:p>
+      <w:pPr>
+        <w:pStyle w:val="NoSpacing"/>
+      </w:pPr>
+      <w:r>
+        <w:t>### Recommended Placement for the New Prompts</w:t>
+      </w:r>
+    </w:p>
+    <w:p>
+      <w:pPr>
+        <w:pStyle w:val="NoSpacing"/>
+      </w:pPr>
+      <w:r>
+        <w:t>Here's where they belong (ready for you to paste later):</w:t>
+      </w:r>
+    </w:p>
+    <w:p>
+      <w:pPr>
+        <w:pStyle w:val="NoSpacing"/>
+      </w:pPr>
+    </w:p>
+    <w:p>
+      <w:pPr>
+        <w:pStyle w:val="NoSpacing"/>
+      </w:pPr>
+      <w:r>
+        <w:t xml:space="preserve">1. </w:t>
+      </w:r>
+      <w:r>
+        <w:rPr>
+          <w:b/>
+        </w:rPr>
+        <w:t>The Universal Interview Architect</w:t>
+      </w:r>
+      <w:r>
+        <w:t xml:space="preserve"> + </w:t>
+      </w:r>
+      <w:r>
+        <w:rPr>
+          <w:b/>
+        </w:rPr>
+        <w:t>Usage Guide</w:t>
+      </w:r>
+      <w:r>
+        <w:t xml:space="preserve">  </w:t>
+      </w:r>
+    </w:p>
+    <w:p>
+      <w:pPr>
+        <w:pStyle w:val="NoSpacing"/>
+      </w:pPr>
+      <w:r>
+        <w:t xml:space="preserve">   → Add to </w:t>
+      </w:r>
+      <w:r>
+        <w:rPr>
+          <w:b/>
+        </w:rPr>
+        <w:t>Phase 3:</w:t>
+      </w:r>
+      <w:r>
+        <w:t xml:space="preserve"> During – Part 2 (Interview Preparation &amp; Resilience)</w:t>
+      </w:r>
+      <w:r>
+        <w:t xml:space="preserve">  </w:t>
+      </w:r>
+    </w:p>
+    <w:p>
+      <w:pPr>
+        <w:pStyle w:val="NoSpacing"/>
+      </w:pPr>
+      <w:r>
+        <w:t xml:space="preserve">   Best spot:</w:t>
+      </w:r>
+      <w:r>
+        <w:t xml:space="preserve"> After "Pre-Interview Intelligence Dossier" or as a new major tool in the checklist/step 1 (pre-interview intel &amp; alignment).  </w:t>
+      </w:r>
+    </w:p>
+    <w:p>
+      <w:pPr>
+        <w:pStyle w:val="NoSpacing"/>
+      </w:pPr>
+      <w:r>
+        <w:t xml:space="preserve">   </w:t>
+      </w:r>
+      <w:r>
+        <w:rPr>
+          <w:b/>
+        </w:rPr>
+        <w:t>Why</w:t>
+      </w:r>
+      <w:r>
+        <w:t>:</w:t>
+      </w:r>
+      <w:r>
+        <w:t xml:space="preserve"> It synthesizes the job posting, master profile, and intel into a full interview strategy. The Usage Guide makes it even more powerful.</w:t>
+      </w:r>
+    </w:p>
+    <w:p>
+      <w:pPr>
+        <w:pStyle w:val="NoSpacing"/>
+      </w:pPr>
+    </w:p>
+    <w:p>
+      <w:pPr>
+        <w:pStyle w:val="NoSpacing"/>
+      </w:pPr>
+      <w:r>
+        <w:t xml:space="preserve">2. </w:t>
+      </w:r>
+      <w:r>
+        <w:rPr>
+          <w:b/>
+        </w:rPr>
+        <w:t>Safe Offer Negotiation Assistant</w:t>
+      </w:r>
+      <w:r>
+        <w:t xml:space="preserve"> (updated)  </w:t>
+      </w:r>
+    </w:p>
+    <w:p>
+      <w:pPr>
+        <w:pStyle w:val="NoSpacing"/>
+      </w:pPr>
+      <w:r>
+        <w:t xml:space="preserve">   → Already in </w:t>
+      </w:r>
+      <w:r>
+        <w:rPr>
+          <w:b/>
+        </w:rPr>
+        <w:t>Phase 4:</w:t>
+      </w:r>
+      <w:r>
+        <w:t xml:space="preserve"> After – Offer, Negotiation &amp; Close</w:t>
+      </w:r>
+      <w:r>
+        <w:t xml:space="preserve">  </w:t>
+      </w:r>
+    </w:p>
+    <w:p>
+      <w:pPr>
+        <w:pStyle w:val="NoSpacing"/>
+      </w:pPr>
+      <w:r>
+        <w:t xml:space="preserve">   Just strengthen its description in the table/checklist to reflect the v2.0 upgrades (better total-comp calculation, dry powder, pivot playbook, adversarial red-teaming).</w:t>
+      </w:r>
+    </w:p>
+    <w:p>
+      <w:pPr>
+        <w:pStyle w:val="NoSpacing"/>
+      </w:pPr>
+    </w:p>
+    <w:p>
+      <w:pPr>
+        <w:pStyle w:val="NoSpacing"/>
+      </w:pPr>
+      <w:r>
+        <w:t xml:space="preserve">3. </w:t>
+      </w:r>
+      <w:r>
+        <w:rPr>
+          <w:b/>
+        </w:rPr>
+        <w:t>Pre-Day-One Positioning Engine</w:t>
+      </w:r>
+      <w:r>
+        <w:t xml:space="preserve">  </w:t>
+      </w:r>
+    </w:p>
+    <w:p>
+      <w:pPr>
+        <w:pStyle w:val="NoSpacing"/>
+      </w:pPr>
+      <w:r>
+        <w:t xml:space="preserve">   → Add to </w:t>
+      </w:r>
+      <w:r>
+        <w:rPr>
+          <w:b/>
+        </w:rPr>
+        <w:t>Phase 4:</w:t>
+      </w:r>
+      <w:r>
+        <w:t xml:space="preserve"> After – Offer, Negotiation &amp; Close</w:t>
+      </w:r>
+      <w:r>
+        <w:t xml:space="preserve">, right after acceptance (in step 4 "Accept &amp; onboard prep").  </w:t>
+      </w:r>
+    </w:p>
+    <w:p>
+      <w:pPr>
+        <w:pStyle w:val="NoSpacing"/>
+      </w:pPr>
+      <w:r>
+        <w:t xml:space="preserve">   </w:t>
+      </w:r>
+      <w:r>
+        <w:rPr>
+          <w:b/>
+        </w:rPr>
+        <w:t>Why</w:t>
+      </w:r>
+      <w:r>
+        <w:t>:</w:t>
+      </w:r>
+      <w:r>
+        <w:t xml:space="preserve"> It's explicitly a post-accept / pre-Day-One tool for building stakeholder maps, early wins, risk scans, and a 30-day plan.</w:t>
+      </w:r>
+    </w:p>
+    <w:p>
+      <w:pPr>
+        <w:pStyle w:val="NoSpacing"/>
+      </w:pPr>
+    </w:p>
+    <w:p>
+      <w:pPr>
+        <w:pStyle w:val="NoSpacing"/>
+      </w:pPr>
+      <w:r>
+        <w:rPr>
+          <w:b/>
+        </w:rPr>
+        <w:t>New Tool – The Universal Interview Architect (with Usage Guide)</w:t>
+      </w:r>
+      <w:r>
+        <w:t xml:space="preserve">  </w:t>
+      </w:r>
+    </w:p>
+    <w:p>
+      <w:pPr>
+        <w:pStyle w:val="NoSpacing"/>
+      </w:pPr>
+      <w:r>
+        <w:t xml:space="preserve">Run </w:t>
+      </w:r>
+      <w:r>
+        <w:rPr>
+          <w:b/>
+        </w:rPr>
+        <w:t>The Universal Interview Architect</w:t>
+      </w:r>
+      <w:r>
+        <w:t xml:space="preserve"> using your Master-Career-Profile, the job posting, and pre-interview intel.  </w:t>
+      </w:r>
+    </w:p>
+    <w:p>
+      <w:pPr>
+        <w:pStyle w:val="NoSpacing"/>
+      </w:pPr>
+      <w:r>
+        <w:t xml:space="preserve">Use the companion </w:t>
+      </w:r>
+      <w:r>
+        <w:rPr>
+          <w:b/>
+        </w:rPr>
+        <w:t>Usage Guide</w:t>
+      </w:r>
+      <w:r>
+        <w:t xml:space="preserve"> for persona-specific queries, sample prompts, and best practices (e.g., 90-second connection statements, Power Shift questions, Reality Gap framing).  </w:t>
+      </w:r>
+    </w:p>
+    <w:p>
+      <w:pPr>
+        <w:pStyle w:val="NoSpacing"/>
+      </w:pPr>
+    </w:p>
+    <w:p>
+      <w:pPr>
+        <w:pStyle w:val="NoSpacing"/>
+      </w:pPr>
+      <w:r>
+        <w:rPr>
+          <w:b/>
+        </w:rPr>
+        <w:lastRenderedPageBreak/>
+        <w:t>Value</w:t>
+      </w:r>
+      <w:r>
+        <w:t>:</w:t>
+      </w:r>
+      <w:r>
+        <w:t xml:space="preserve"> Turns raw intel into a tailored, evidence-based interview strategy that uncovers unwritten rules, interviewer personas, and hidden company anxieties.</w:t>
+      </w:r>
+    </w:p>
+    <w:p>
+      <w:pPr>
+        <w:pStyle w:val="NoSpacing"/>
+      </w:pPr>
+    </w:p>
+    <w:p>
+      <w:pPr>
+        <w:pStyle w:val="NoSpacing"/>
+      </w:pPr>
+      <w:r>
+        <w:t>#### For Phase 4 – Update/expand the Safe Offer Negotiation Assistant row in the table:</w:t>
+      </w:r>
+    </w:p>
+    <w:p>
+      <w:pPr>
+        <w:pStyle w:val="NoSpacing"/>
+      </w:pPr>
+    </w:p>
+    <w:p>
+      <w:pPr>
+        <w:pStyle w:val="NoSpacing"/>
+      </w:pPr>
+      <w:r>
+        <w:t>Change the description to:</w:t>
+      </w:r>
+      <w:r>
+        <w:t xml:space="preserve">  </w:t>
+      </w:r>
+    </w:p>
+    <w:p>
+      <w:pPr>
+        <w:pStyle w:val="NoSpacing"/>
+      </w:pPr>
+      <w:r>
+        <w:t>"Generates ethical, low-risk negotiation strategies with total-comp analysis ('Dry Powder'), pivot playbook, and vulnerability patches (v2.0 update)."</w:t>
+      </w:r>
+    </w:p>
+    <w:p>
+      <w:pPr>
+        <w:pStyle w:val="NoSpacing"/>
+      </w:pPr>
+    </w:p>
+    <w:p>
+      <w:pPr>
+        <w:pStyle w:val="NoSpacing"/>
+      </w:pPr>
+      <w:r>
+        <w:t>#### For Phase 4 – Add this new item to the checklist (after acceptance):</w:t>
+      </w:r>
+    </w:p>
+    <w:p>
+      <w:pPr>
+        <w:pStyle w:val="NoSpacing"/>
+      </w:pPr>
+    </w:p>
+    <w:p>
+      <w:pPr>
+        <w:pStyle w:val="NoSpacing"/>
+      </w:pPr>
+      <w:r>
+        <w:rPr>
+          <w:b/>
+        </w:rPr>
+        <w:t>Post-Acceptance Positioning</w:t>
+      </w:r>
+      <w:r>
+        <w:t xml:space="preserve">  </w:t>
+      </w:r>
+    </w:p>
+    <w:p>
+      <w:pPr>
+        <w:pStyle w:val="NoSpacing"/>
+      </w:pPr>
+      <w:r>
+        <w:t xml:space="preserve">Run </w:t>
+      </w:r>
+      <w:r>
+        <w:rPr>
+          <w:b/>
+        </w:rPr>
+        <w:t>Pre-Day-One Positioning Engine</w:t>
+      </w:r>
+      <w:r>
+        <w:t xml:space="preserve"> (PDPE) using the original job posting + interview intel.  </w:t>
+      </w:r>
+    </w:p>
+    <w:p>
+      <w:pPr>
+        <w:pStyle w:val="NoSpacing"/>
+      </w:pPr>
+      <w:r>
+        <w:t xml:space="preserve">It builds a stakeholder map, risk/landmine scan, early-win calculator, and 30-day offensive plan (including a ready-to-use DAY 0 BRIEF).  </w:t>
+      </w:r>
+    </w:p>
+    <w:p>
+      <w:pPr>
+        <w:pStyle w:val="NoSpacing"/>
+      </w:pPr>
+    </w:p>
+    <w:p>
+      <w:pPr>
+        <w:pStyle w:val="NoSpacing"/>
+      </w:pPr>
+      <w:r>
+        <w:rPr>
+          <w:b/>
+        </w:rPr>
+        <w:t>Value</w:t>
+      </w:r>
+      <w:r>
+        <w:t>:</w:t>
+      </w:r>
+      <w:r>
+        <w:t xml:space="preserve"> Transforms you from "new hire" to high-impact contributor from Day One by addressing political risks and identifying quick wins.</w:t>
+      </w:r>
+    </w:p>
+    <w:p>
+      <w:pPr>
+        <w:pStyle w:val="NoSpacing"/>
+      </w:pPr>
+    </w:p>
+    <w:p>
+      <w:pPr>
+        <w:pStyle w:val="NoSpacing"/>
+      </w:pPr>
+      <w:r>
+        <w:t>## Recent Updates (March 2026)</w:t>
+      </w:r>
+    </w:p>
+    <w:p>
+      <w:pPr>
+        <w:pStyle w:val="NoSpacing"/>
+      </w:pPr>
+    </w:p>
+    <w:p>
+      <w:pPr>
+        <w:pStyle w:val="NoSpacing"/>
+      </w:pPr>
+      <w:r>
+        <w:t xml:space="preserve">- </w:t>
+      </w:r>
+      <w:r>
+        <w:rPr>
+          <w:b/>
+        </w:rPr>
+        <w:t>Safe Offer Negotiation Assistant v2.0</w:t>
+      </w:r>
+      <w:r>
+        <w:t xml:space="preserve"> — Major upgrade with total-comp analysis, “Dry Powder” strategy, pivot playbook, and adversarial red-teaming.</w:t>
+      </w:r>
+    </w:p>
+    <w:p>
+      <w:pPr>
+        <w:pStyle w:val="NoSpacing"/>
+      </w:pPr>
+      <w:r>
+        <w:t xml:space="preserve">- </w:t>
+      </w:r>
+      <w:r>
+        <w:rPr>
+          <w:b/>
+        </w:rPr>
+        <w:t>The Universal Interview Architect</w:t>
+      </w:r>
+      <w:r>
+        <w:t xml:space="preserve"> + </w:t>
+      </w:r>
+      <w:r>
+        <w:rPr>
+          <w:b/>
+        </w:rPr>
+        <w:t>Usage Guide</w:t>
+      </w:r>
+      <w:r>
+        <w:t xml:space="preserve"> — New powerful tool that reverse-engineers interview strategy from your master profile and job intel.</w:t>
+      </w:r>
+    </w:p>
+    <w:p>
+      <w:pPr>
+        <w:pStyle w:val="NoSpacing"/>
+      </w:pPr>
+      <w:r>
+        <w:t xml:space="preserve">- </w:t>
+      </w:r>
+      <w:r>
+        <w:rPr>
+          <w:b/>
+        </w:rPr>
+        <w:t>Pre-Day-One Positioning Engine</w:t>
+      </w:r>
+      <w:r>
+        <w:t xml:space="preserve"> — Post-acceptance tool for building stakeholder maps, early-win plans, and a ready-to-use Day 0 Brief.</w:t>
+      </w:r>
+    </w:p>
+    <w:p>
+      <w:pPr>
+        <w:pStyle w:val="NoSpacing"/>
+      </w:pPr>
+    </w:p>
+    <w:p>
+      <w:pPr>
+        <w:pStyle w:val="Heading1"/>
+      </w:pPr>
+      <w:bookmarkStart w:id="60" w:name="_Toc225689003"/>
+      <w:r>
+        <w:t>### Command Center Tracker</w:t>
+      </w:r>
+      <w:bookmarkEnd w:id="60"/>
+    </w:p>
+    <w:p>
+      <w:pPr>
+        <w:pStyle w:val="NoSpacing"/>
+      </w:pPr>
+      <w:r>
+        <w:t>Use this central tracking system (Markdown, Excel, Notion, or Obsidian) to maintain visibility over your entire search. Copy the structure below or use the full template from Job-Application Tracker.md in the repo.</w:t>
+      </w:r>
+    </w:p>
+    <w:p>
+      <w:pPr>
+        <w:pStyle w:val="NoSpacing"/>
+      </w:pPr>
+    </w:p>
+    <w:p>
+      <w:pPr>
+        <w:pStyle w:val="Heading2"/>
+      </w:pPr>
+      <w:bookmarkStart w:id="61" w:name="_Toc225689004"/>
+      <w:r>
+        <w:t>**JOBS APPLIED FOR (ACTIVE)**</w:t>
+      </w:r>
+      <w:bookmarkEnd w:id="61"/>
+    </w:p>
+    <w:p>
+      <w:pPr>
+        <w:pStyle w:val="NoSpacing"/>
+      </w:pPr>
+    </w:p>
+    <w:p>
+      <w:pPr>
+        <w:pStyle w:val="NoSpacing"/>
+        <w:rPr>
+          <w:rFonts w:ascii="Courier New" w:hAnsi="Courier New" w:cs="Courier New"/>
+          <w:sz w:val="20"/>
+          <w:szCs w:val="20"/>
+        </w:rPr>
+      </w:pPr>
+      <w:r>
+        <w:rPr>
+          <w:rFonts w:ascii="Courier New" w:hAnsi="Courier New" w:cs="Courier New"/>
+          <w:sz w:val="20"/>
+          <w:szCs w:val="20"/>
+        </w:rPr>
+        <w:t>| Job Title              | Company     | Application Date | Status                  | Notes / Key Intel / Red Flags          | Next Action / Follow-up Date |</w:t>
+      </w:r>
+    </w:p>
+    <w:p>
+      <w:pPr>
+        <w:pStyle w:val="NoSpacing"/>
+        <w:rPr>
+          <w:rFonts w:ascii="Courier New" w:hAnsi="Courier New" w:cs="Courier New"/>
+          <w:sz w:val="20"/>
+          <w:szCs w:val="20"/>
+        </w:rPr>
+      </w:pPr>
+      <w:r>
+        <w:rPr>
+          <w:rFonts w:ascii="Courier New" w:hAnsi="Courier New" w:cs="Courier New"/>
+          <w:sz w:val="20"/>
+          <w:szCs w:val="20"/>
+        </w:rPr>
+        <w:t>|------------------------|-------------|------------------|-------------------------|----------------------------------------|------------------------------|</w:t>
+      </w:r>
+    </w:p>
+    <w:p>
+      <w:pPr>
+        <w:pStyle w:val="NoSpacing"/>
+        <w:rPr>
+          <w:rFonts w:ascii="Courier New" w:hAnsi="Courier New" w:cs="Courier New"/>
+          <w:sz w:val="20"/>
+          <w:szCs w:val="20"/>
+        </w:rPr>
+      </w:pPr>
+      <w:r>
+        <w:rPr>
+          <w:rFonts w:ascii="Courier New" w:hAnsi="Courier New" w:cs="Courier New"/>
+          <w:sz w:val="20"/>
+          <w:szCs w:val="20"/>
+        </w:rPr>
+        <w:t>| (Example)              | (Example)   | YYYY-MM-DD       | Applied / Interviewing  | Strong tech stack alignment            | Thank-you note sent          |</w:t>
+      </w:r>
+    </w:p>
+    <w:p>
+      <w:pPr>
+        <w:pStyle w:val="NoSpacing"/>
+      </w:pPr>
+    </w:p>
+    <w:p>
+      <w:pPr>
+        <w:pStyle w:val="Heading2"/>
+      </w:pPr>
+      <w:bookmarkStart w:id="62" w:name="_Toc225689005"/>
+      <w:r>
+        <w:t>**NETWORKING ACTIVITIES**</w:t>
+      </w:r>
+      <w:bookmarkEnd w:id="62"/>
+    </w:p>
+    <w:p>
+      <w:pPr>
+        <w:pStyle w:val="NoSpacing"/>
+      </w:pPr>
+    </w:p>
+    <w:p>
+      <w:pPr>
+        <w:pStyle w:val="NoSpacing"/>
+        <w:rPr>
+          <w:rFonts w:ascii="Courier New" w:hAnsi="Courier New" w:cs="Courier New"/>
+          <w:sz w:val="20"/>
+          <w:szCs w:val="20"/>
+        </w:rPr>
+      </w:pPr>
+      <w:r>
+        <w:rPr>
+          <w:rFonts w:ascii="Courier New" w:hAnsi="Courier New" w:cs="Courier New"/>
+          <w:sz w:val="20"/>
+          <w:szCs w:val="20"/>
+        </w:rPr>
+        <w:t>| Contact          | Company     | Date Initiated | Last Contact | Status       | Action Items                  |</w:t>
+      </w:r>
+    </w:p>
+    <w:p>
+      <w:pPr>
+        <w:pStyle w:val="NoSpacing"/>
+        <w:rPr>
+          <w:rFonts w:ascii="Courier New" w:hAnsi="Courier New" w:cs="Courier New"/>
+          <w:sz w:val="20"/>
+          <w:szCs w:val="20"/>
+        </w:rPr>
+      </w:pPr>
+      <w:r>
+        <w:rPr>
+          <w:rFonts w:ascii="Courier New" w:hAnsi="Courier New" w:cs="Courier New"/>
+          <w:sz w:val="20"/>
+          <w:szCs w:val="20"/>
+        </w:rPr>
+        <w:lastRenderedPageBreak/>
+        <w:t>|------------------|-------------|----------------|--------------|--------------|-------------------------------|</w:t>
+      </w:r>
+    </w:p>
+    <w:p>
+      <w:pPr>
+        <w:pStyle w:val="NoSpacing"/>
+        <w:rPr>
+          <w:rFonts w:ascii="Courier New" w:hAnsi="Courier New" w:cs="Courier New"/>
+          <w:sz w:val="20"/>
+          <w:szCs w:val="20"/>
+        </w:rPr>
+      </w:pPr>
+      <w:r>
+        <w:rPr>
+          <w:rFonts w:ascii="Courier New" w:hAnsi="Courier New" w:cs="Courier New"/>
+          <w:sz w:val="20"/>
+          <w:szCs w:val="20"/>
+        </w:rPr>
+        <w:t>|                  |             |                |              |              |                               |</w:t>
+      </w:r>
+    </w:p>
+    <w:p>
+      <w:pPr>
+        <w:pStyle w:val="NoSpacing"/>
+      </w:pPr>
+    </w:p>
+    <w:p>
+      <w:pPr>
+        <w:pStyle w:val="Heading2"/>
+      </w:pPr>
+      <w:bookmarkStart w:id="63" w:name="_Toc225689006"/>
+      <w:r>
+        <w:t>**REJECTED / ARCHIVED** – (Move entries here when closed)</w:t>
+      </w:r>
+      <w:bookmarkEnd w:id="63"/>
+    </w:p>
+    <w:p>
+      <w:pPr>
+        <w:pStyle w:val="NoSpacing"/>
+      </w:pPr>
+    </w:p>
+    <w:p>
+      <w:pPr>
+        <w:pStyle w:val="NoSpacing"/>
+      </w:pPr>
+      <w:r>
+        <w:t>**PRIORITY ACTION ITEMS**</w:t>
+      </w:r>
+    </w:p>
+    <w:p>
+      <w:pPr>
+        <w:pStyle w:val="NoSpacing"/>
+      </w:pPr>
+      <w:r>
+        <w:t xml:space="preserve">- </w:t>
+      </w:r>
+      <w:r>
+        <w:rPr>
+          <w:rFonts w:ascii="Segoe UI Emoji" w:hAnsi="Segoe UI Emoji" w:cs="Segoe UI Emoji"/>
+        </w:rPr>
+        <w:t>🔴</w:t>
+      </w:r>
+      <w:r>
+        <w:t xml:space="preserve"> HIGH:</w:t>
+      </w:r>
+    </w:p>
+    <w:p>
+      <w:pPr>
+        <w:pStyle w:val="NoSpacing"/>
+      </w:pPr>
+      <w:r>
+        <w:t xml:space="preserve">- </w:t>
+      </w:r>
+      <w:r>
+        <w:rPr>
+          <w:rFonts w:ascii="Segoe UI Emoji" w:hAnsi="Segoe UI Emoji" w:cs="Segoe UI Emoji"/>
+        </w:rPr>
+        <w:t>🟡</w:t>
+      </w:r>
+      <w:r>
+        <w:t xml:space="preserve"> MED:</w:t>
+      </w:r>
+    </w:p>
+    <w:p>
+      <w:pPr>
+        <w:pStyle w:val="NoSpacing"/>
+      </w:pPr>
+      <w:r>
+        <w:t xml:space="preserve">- </w:t>
+      </w:r>
+      <w:r>
+        <w:rPr>
+          <w:rFonts w:ascii="Segoe UI Emoji" w:hAnsi="Segoe UI Emoji" w:cs="Segoe UI Emoji"/>
+        </w:rPr>
+        <w:t>📧</w:t>
+      </w:r>
+      <w:r>
+        <w:t xml:space="preserve"> NOW:</w:t>
+      </w:r>
+    </w:p>
+    <w:p>
+      <w:pPr>
+        <w:pStyle w:val="NoSpacing"/>
+      </w:pPr>
+    </w:p>
+    <w:p>
+      <w:pPr>
+        <w:pStyle w:val="Heading2"/>
+      </w:pPr>
+      <w:bookmarkStart w:id="64" w:name="_Toc225689007"/>
+      <w:r>
+        <w:t>**Weekly Performance &amp; Metrics** (add at bottom or in separate tab)</w:t>
+      </w:r>
+      <w:bookmarkEnd w:id="64"/>
+    </w:p>
+    <w:p>
+      <w:pPr>
+        <w:pStyle w:val="NoSpacing"/>
+      </w:pPr>
+      <w:r>
+        <w:t>- Total Applications this week:</w:t>
+      </w:r>
+    </w:p>
+    <w:p>
+      <w:pPr>
+        <w:pStyle w:val="NoSpacing"/>
+      </w:pPr>
+      <w:r>
+        <w:t>- Total Networking touches:</w:t>
+      </w:r>
+    </w:p>
+    <w:p>
+      <w:pPr>
+        <w:pStyle w:val="NoSpacing"/>
+      </w:pPr>
+      <w:r>
+        <w:t>- Total Interviews:</w:t>
+      </w:r>
+    </w:p>
+    <w:p>
+      <w:pPr>
+        <w:pStyle w:val="NoSpacing"/>
+      </w:pPr>
+      <w:r>
+        <w:t>- Next Week Goal:</w:t>
+      </w:r>
+    </w:p>
+    <w:p>
+      <w:pPr>
+        <w:pStyle w:val="NoSpacing"/>
+      </w:pPr>
+    </w:p>
+    <w:p>
+      <w:pPr>
+        <w:pStyle w:val="NoSpacing"/>
+      </w:pPr>
+      <w:r>
+        <w:t>Tip: Bold your 4 most important active applications. Review daily or every other day to stay on top of follow-ups.</w:t>
+      </w:r>
+    </w:p>
+    <w:p>
+      <w:pPr>
+        <w:pStyle w:val="Heading1"/>
+      </w:pPr>
+      <w:bookmarkStart w:id="65" w:name="_Toc225447857"/>
+      <w:bookmarkStart w:id="66" w:name="_Toc225447885"/>
+      <w:bookmarkStart w:id="67" w:name="_Toc225689008"/>
+      <w:r>
+        <w:t>Glossary</w:t>
+      </w:r>
+      <w:bookmarkEnd w:id="65"/>
+      <w:bookmarkEnd w:id="66"/>
+      <w:bookmarkEnd w:id="67"/>
+    </w:p>
+    <w:p>
+      <w:pPr>
+        <w:pStyle w:val="NoSpacing"/>
+      </w:pPr>
+      <w:r>
         <w:rPr>
           <w:b/>
           <w:bCs/>
@@ -8778,19 +9617,25 @@
           <w:b/>
           <w:bCs/>
         </w:rPr>
-        <w:t xml:space="preserve">Command </w:t>
-      </w:r>
-      <w:proofErr w:type="spellStart"/>
+        <w:t>Command Center</w:t>
+      </w:r>
+      <w:r>
+        <w:t xml:space="preserve"> Your central tracking system (spreadsheet, Notion, or simple table) that logs every job application, interview, offer, and key intel.</w:t>
+      </w:r>
+    </w:p>
+    <w:p>
+      <w:pPr>
+        <w:pStyle w:val="NoSpacing"/>
+      </w:pPr>
       <w:r>
         <w:rPr>
           <w:b/>
           <w:bCs/>
         </w:rPr>
-        <w:t>Center</w:t>
-      </w:r>
-      <w:proofErr w:type="spellEnd"/>
-      <w:r>
-        <w:t xml:space="preserve"> Your central tracking system (spreadsheet, Notion, or simple table) that logs every job application, interview, offer, and key intel.</w:t>
+        <w:t>Dry Powder</w:t>
+      </w:r>
+      <w:r>
+        <w:t xml:space="preserve"> Available negotiation leverage (extra budget the company may have for salary, bonus, or benefits) identified during the offer stage.</w:t>
       </w:r>
     </w:p>
     <w:p>
@@ -8802,11 +9647,10 @@
           <w:b/>
           <w:bCs/>
         </w:rPr>
-        <w:lastRenderedPageBreak/>
-        <w:t>Dry Powder</w:t>
-      </w:r>
-      <w:r>
-        <w:t xml:space="preserve"> Available negotiation leverage (extra budget the company may have for salary, bonus, or benefits) identified during the offer stage.</w:t>
+        <w:t>Master-Career-Profile.md</w:t>
+      </w:r>
+      <w:r>
+        <w:t xml:space="preserve"> Your single source of truth — the governed document containing your verified skills, experiences, achievements, and stories. All resumes, interview answers, and tailoring flow from this file.</w:t>
       </w:r>
     </w:p>
     <w:p>
@@ -8818,10 +9662,10 @@
           <w:b/>
           <w:bCs/>
         </w:rPr>
-        <w:t>Master-Career-Profile.md</w:t>
-      </w:r>
-      <w:r>
-        <w:t xml:space="preserve"> Your single source of truth — the governed document containing your verified skills, experiences, achievements, and stories. All resumes, interview answers, and tailoring flow from this file.</w:t>
+        <w:t>Pre-Day-One Positioning Engine (PDPE)</w:t>
+      </w:r>
+      <w:r>
+        <w:t xml:space="preserve"> A post-acceptance tool that creates a stakeholder map, risk scan, early-win plan, and Day 0 Brief to help you start strong.</w:t>
       </w:r>
     </w:p>
     <w:p>
@@ -8833,10 +9677,10 @@
           <w:b/>
           <w:bCs/>
         </w:rPr>
-        <w:t>Pre-Day-One Positioning Engine (PDPE)</w:t>
-      </w:r>
-      <w:r>
-        <w:t xml:space="preserve"> A post-acceptance tool that creates a stakeholder map, risk scan, early-win plan, and Day 0 Brief to help you start strong.</w:t>
+        <w:t>Red Flag Analyzer</w:t>
+      </w:r>
+      <w:r>
+        <w:t xml:space="preserve"> A prompt that scans job postings for signs of toxicity, instability, poor culture, or unrealistic expectations.</w:t>
       </w:r>
     </w:p>
     <w:p>
@@ -8848,10 +9692,10 @@
           <w:b/>
           <w:bCs/>
         </w:rPr>
-        <w:t>Red Flag Analyzer</w:t>
-      </w:r>
-      <w:r>
-        <w:t xml:space="preserve"> A prompt that scans job postings for signs of toxicity, instability, poor culture, or unrealistic expectations.</w:t>
+        <w:t>Single Source of Truth</w:t>
+      </w:r>
+      <w:r>
+        <w:t xml:space="preserve"> The principle that all job-search outputs must be based on your verified Master-Career-Profile to eliminate hallucinations and maintain integrity.</w:t>
       </w:r>
     </w:p>
     <w:p>
@@ -8863,10 +9707,10 @@
           <w:b/>
           <w:bCs/>
         </w:rPr>
-        <w:t>Single Source of Truth</w:t>
-      </w:r>
-      <w:r>
-        <w:t xml:space="preserve"> The principle that all job-search outputs must be based on your verified Master-Career-Profile to eliminate hallucinations and maintain integrity.</w:t>
+        <w:t>STAR Stories</w:t>
+      </w:r>
+      <w:r>
+        <w:t xml:space="preserve"> Situation, Task, Action, Result — the structured format used for behavioral interview answers.</w:t>
       </w:r>
     </w:p>
     <w:p>
@@ -8878,18 +9722,10 @@
           <w:b/>
           <w:bCs/>
         </w:rPr>
-        <w:t>STAR Stories</w:t>
-      </w:r>
-      <w:r>
-        <w:t xml:space="preserve"> Situation, Task, Action, Result — the structured format used for </w:t>
-      </w:r>
-      <w:proofErr w:type="spellStart"/>
-      <w:r>
-        <w:t>behavioral</w:t>
-      </w:r>
-      <w:proofErr w:type="spellEnd"/>
-      <w:r>
-        <w:t xml:space="preserve"> interview answers.</w:t>
+        <w:t>Strategic Integrity Resume Engine</w:t>
+      </w:r>
+      <w:r>
+        <w:t xml:space="preserve"> A prompt that builds or tailors resumes while strictly preserving truthfulness and avoiding exaggeration.</w:t>
       </w:r>
     </w:p>
     <w:p>
@@ -8901,10 +9737,10 @@
           <w:b/>
           <w:bCs/>
         </w:rPr>
-        <w:t>Strategic Integrity Resume Engine</w:t>
-      </w:r>
-      <w:r>
-        <w:t xml:space="preserve"> A prompt that builds or tailors resumes while strictly preserving truthfulness and avoiding exaggeration.</w:t>
+        <w:t>The Universal Interview Architect</w:t>
+      </w:r>
+      <w:r>
+        <w:t xml:space="preserve"> A powerful prompt that reverse-engineers a complete interview strategy from your master profile, job posting, and company intel.</w:t>
       </w:r>
     </w:p>
     <w:p>
@@ -8916,10 +9752,10 @@
           <w:b/>
           <w:bCs/>
         </w:rPr>
-        <w:t>The Universal Interview Architect</w:t>
-      </w:r>
-      <w:r>
-        <w:t xml:space="preserve"> A powerful prompt that reverse-engineers a complete interview strategy from your master profile, job posting, and company intel.</w:t>
+        <w:t>Day 0 Brief</w:t>
+      </w:r>
+      <w:r>
+        <w:t xml:space="preserve"> A short document or talking points outlining your planned first-day and first-week actions, used to demonstrate proactivity during interviews or early onboarding.</w:t>
       </w:r>
     </w:p>
     <w:p>
@@ -8931,21 +9767,7 @@
           <w:b/>
           <w:bCs/>
         </w:rPr>
-        <w:t>Day 0 Brief</w:t>
-      </w:r>
-      <w:r>
-        <w:t xml:space="preserve"> A short document or talking points outlining your planned first-day and first-week actions, used to demonstrate proactivity during interviews or early onboarding.</w:t>
-      </w:r>
-    </w:p>
-    <w:p>
-      <w:pPr>
-        <w:pStyle w:val="NoSpacing"/>
-      </w:pPr>
-      <w:r>
-        <w:rPr>
-          <w:b/>
-          <w:bCs/>
-        </w:rPr>
+        <w:lastRenderedPageBreak/>
         <w:t>Usage Guide</w:t>
       </w:r>
       <w:r>
@@ -8961,15 +9783,15 @@
       <w:pPr>
         <w:pStyle w:val="Heading1"/>
       </w:pPr>
-      <w:bookmarkStart w:id="60" w:name="_Toc225447858"/>
-      <w:bookmarkStart w:id="61" w:name="_Toc225447886"/>
-      <w:bookmarkStart w:id="62" w:name="_Toc225447947"/>
+      <w:bookmarkStart w:id="68" w:name="_Toc225447858"/>
+      <w:bookmarkStart w:id="69" w:name="_Toc225447886"/>
+      <w:bookmarkStart w:id="70" w:name="_Toc225689009"/>
       <w:r>
         <w:t>Acronyms</w:t>
       </w:r>
-      <w:bookmarkEnd w:id="60"/>
-      <w:bookmarkEnd w:id="61"/>
-      <w:bookmarkEnd w:id="62"/>
+      <w:bookmarkEnd w:id="68"/>
+      <w:bookmarkEnd w:id="69"/>
+      <w:bookmarkEnd w:id="70"/>
     </w:p>
     <w:tbl>
       <w:tblPr>
@@ -9292,13 +10114,8 @@
             <w:pPr>
               <w:pStyle w:val="NoSpacing"/>
             </w:pPr>
-            <w:proofErr w:type="gramStart"/>
-            <w:r>
-              <w:t>Open Source</w:t>
-            </w:r>
-            <w:proofErr w:type="gramEnd"/>
-            <w:r>
-              <w:t xml:space="preserve"> Intelligence</w:t>
+            <w:r>
+              <w:t>Open Source Intelligence</w:t>
             </w:r>
           </w:p>
         </w:tc>
@@ -9463,15 +10280,7 @@
               <w:pStyle w:val="NoSpacing"/>
             </w:pPr>
             <w:r>
-              <w:t xml:space="preserve">Structured format for answering </w:t>
-            </w:r>
-            <w:proofErr w:type="spellStart"/>
-            <w:r>
-              <w:t>behavioral</w:t>
-            </w:r>
-            <w:proofErr w:type="spellEnd"/>
-            <w:r>
-              <w:t xml:space="preserve"> interview questions</w:t>
+              <w:t>Structured format for answering behavioral interview questions</w:t>
             </w:r>
           </w:p>
         </w:tc>
@@ -10227,7 +11036,7 @@
         <w:sz w:val="20"/>
       </w:rPr>
     </w:lvl>
-    <w:lvl w:ilvl="3" w:tentative="1">
+    <w:lvl w:ilvl="3">
       <w:start w:val="1"/>
       <w:numFmt w:val="decimal"/>
       <w:lvlText w:val="%4."/>
@@ -10298,6 +11107,232 @@
         </w:tabs>
         <w:ind w:left="6480" w:hanging="360"/>
       </w:pPr>
+    </w:lvl>
+  </w:abstractNum>
+  <w:abstractNum w:abstractNumId="2" w15:restartNumberingAfterBreak="0">
+    <w:nsid w:val="2F5D474B"/>
+    <w:multiLevelType w:val="hybridMultilevel"/>
+    <w:tmpl w:val="530EB170"/>
+    <w:lvl w:ilvl="0" w:tplc="FFFFFFFF">
+      <w:start w:val="1"/>
+      <w:numFmt w:val="bullet"/>
+      <w:lvlText w:val=""/>
+      <w:lvlJc w:val="left"/>
+      <w:pPr>
+        <w:ind w:left="720" w:hanging="360"/>
+      </w:pPr>
+      <w:rPr>
+        <w:rFonts w:ascii="Symbol" w:hAnsi="Symbol" w:hint="default"/>
+      </w:rPr>
+    </w:lvl>
+    <w:lvl w:ilvl="1" w:tplc="FFFFFFFF">
+      <w:start w:val="1"/>
+      <w:numFmt w:val="bullet"/>
+      <w:lvlText w:val="o"/>
+      <w:lvlJc w:val="left"/>
+      <w:pPr>
+        <w:ind w:left="1440" w:hanging="360"/>
+      </w:pPr>
+      <w:rPr>
+        <w:rFonts w:ascii="Courier New" w:hAnsi="Courier New" w:cs="Courier New" w:hint="default"/>
+      </w:rPr>
+    </w:lvl>
+    <w:lvl w:ilvl="2" w:tplc="FFFFFFFF" w:tentative="1">
+      <w:start w:val="1"/>
+      <w:numFmt w:val="bullet"/>
+      <w:lvlText w:val=""/>
+      <w:lvlJc w:val="left"/>
+      <w:pPr>
+        <w:ind w:left="2160" w:hanging="360"/>
+      </w:pPr>
+      <w:rPr>
+        <w:rFonts w:ascii="Wingdings" w:hAnsi="Wingdings" w:hint="default"/>
+      </w:rPr>
+    </w:lvl>
+    <w:lvl w:ilvl="3" w:tplc="FFFFFFFF">
+      <w:start w:val="1"/>
+      <w:numFmt w:val="bullet"/>
+      <w:lvlText w:val=""/>
+      <w:lvlJc w:val="left"/>
+      <w:pPr>
+        <w:ind w:left="2880" w:hanging="360"/>
+      </w:pPr>
+      <w:rPr>
+        <w:rFonts w:ascii="Symbol" w:hAnsi="Symbol" w:hint="default"/>
+      </w:rPr>
+    </w:lvl>
+    <w:lvl w:ilvl="4" w:tplc="08090005">
+      <w:start w:val="1"/>
+      <w:numFmt w:val="bullet"/>
+      <w:lvlText w:val=""/>
+      <w:lvlJc w:val="left"/>
+      <w:pPr>
+        <w:ind w:left="3600" w:hanging="360"/>
+      </w:pPr>
+      <w:rPr>
+        <w:rFonts w:ascii="Wingdings" w:hAnsi="Wingdings" w:hint="default"/>
+      </w:rPr>
+    </w:lvl>
+    <w:lvl w:ilvl="5" w:tplc="FFFFFFFF" w:tentative="1">
+      <w:start w:val="1"/>
+      <w:numFmt w:val="bullet"/>
+      <w:lvlText w:val=""/>
+      <w:lvlJc w:val="left"/>
+      <w:pPr>
+        <w:ind w:left="4320" w:hanging="360"/>
+      </w:pPr>
+      <w:rPr>
+        <w:rFonts w:ascii="Wingdings" w:hAnsi="Wingdings" w:hint="default"/>
+      </w:rPr>
+    </w:lvl>
+    <w:lvl w:ilvl="6" w:tplc="FFFFFFFF" w:tentative="1">
+      <w:start w:val="1"/>
+      <w:numFmt w:val="bullet"/>
+      <w:lvlText w:val=""/>
+      <w:lvlJc w:val="left"/>
+      <w:pPr>
+        <w:ind w:left="5040" w:hanging="360"/>
+      </w:pPr>
+      <w:rPr>
+        <w:rFonts w:ascii="Symbol" w:hAnsi="Symbol" w:hint="default"/>
+      </w:rPr>
+    </w:lvl>
+    <w:lvl w:ilvl="7" w:tplc="FFFFFFFF" w:tentative="1">
+      <w:start w:val="1"/>
+      <w:numFmt w:val="bullet"/>
+      <w:lvlText w:val="o"/>
+      <w:lvlJc w:val="left"/>
+      <w:pPr>
+        <w:ind w:left="5760" w:hanging="360"/>
+      </w:pPr>
+      <w:rPr>
+        <w:rFonts w:ascii="Courier New" w:hAnsi="Courier New" w:cs="Courier New" w:hint="default"/>
+      </w:rPr>
+    </w:lvl>
+    <w:lvl w:ilvl="8" w:tplc="FFFFFFFF" w:tentative="1">
+      <w:start w:val="1"/>
+      <w:numFmt w:val="bullet"/>
+      <w:lvlText w:val=""/>
+      <w:lvlJc w:val="left"/>
+      <w:pPr>
+        <w:ind w:left="6480" w:hanging="360"/>
+      </w:pPr>
+      <w:rPr>
+        <w:rFonts w:ascii="Wingdings" w:hAnsi="Wingdings" w:hint="default"/>
+      </w:rPr>
+    </w:lvl>
+  </w:abstractNum>
+  <w:abstractNum w:abstractNumId="3" w15:restartNumberingAfterBreak="0">
+    <w:nsid w:val="4B012A44"/>
+    <w:multiLevelType w:val="hybridMultilevel"/>
+    <w:tmpl w:val="477CD442"/>
+    <w:lvl w:ilvl="0" w:tplc="08090001">
+      <w:start w:val="1"/>
+      <w:numFmt w:val="bullet"/>
+      <w:lvlText w:val=""/>
+      <w:lvlJc w:val="left"/>
+      <w:pPr>
+        <w:ind w:left="720" w:hanging="360"/>
+      </w:pPr>
+      <w:rPr>
+        <w:rFonts w:ascii="Symbol" w:hAnsi="Symbol" w:hint="default"/>
+      </w:rPr>
+    </w:lvl>
+    <w:lvl w:ilvl="1" w:tplc="08090003">
+      <w:start w:val="1"/>
+      <w:numFmt w:val="bullet"/>
+      <w:lvlText w:val="o"/>
+      <w:lvlJc w:val="left"/>
+      <w:pPr>
+        <w:ind w:left="1440" w:hanging="360"/>
+      </w:pPr>
+      <w:rPr>
+        <w:rFonts w:ascii="Courier New" w:hAnsi="Courier New" w:cs="Courier New" w:hint="default"/>
+      </w:rPr>
+    </w:lvl>
+    <w:lvl w:ilvl="2" w:tplc="08090005" w:tentative="1">
+      <w:start w:val="1"/>
+      <w:numFmt w:val="bullet"/>
+      <w:lvlText w:val=""/>
+      <w:lvlJc w:val="left"/>
+      <w:pPr>
+        <w:ind w:left="2160" w:hanging="360"/>
+      </w:pPr>
+      <w:rPr>
+        <w:rFonts w:ascii="Wingdings" w:hAnsi="Wingdings" w:hint="default"/>
+      </w:rPr>
+    </w:lvl>
+    <w:lvl w:ilvl="3" w:tplc="08090001">
+      <w:start w:val="1"/>
+      <w:numFmt w:val="bullet"/>
+      <w:lvlText w:val=""/>
+      <w:lvlJc w:val="left"/>
+      <w:pPr>
+        <w:ind w:left="2880" w:hanging="360"/>
+      </w:pPr>
+      <w:rPr>
+        <w:rFonts w:ascii="Symbol" w:hAnsi="Symbol" w:hint="default"/>
+      </w:rPr>
+    </w:lvl>
+    <w:lvl w:ilvl="4" w:tplc="08090003">
+      <w:start w:val="1"/>
+      <w:numFmt w:val="bullet"/>
+      <w:lvlText w:val="o"/>
+      <w:lvlJc w:val="left"/>
+      <w:pPr>
+        <w:ind w:left="3600" w:hanging="360"/>
+      </w:pPr>
+      <w:rPr>
+        <w:rFonts w:ascii="Courier New" w:hAnsi="Courier New" w:cs="Courier New" w:hint="default"/>
+      </w:rPr>
+    </w:lvl>
+    <w:lvl w:ilvl="5" w:tplc="08090005" w:tentative="1">
+      <w:start w:val="1"/>
+      <w:numFmt w:val="bullet"/>
+      <w:lvlText w:val=""/>
+      <w:lvlJc w:val="left"/>
+      <w:pPr>
+        <w:ind w:left="4320" w:hanging="360"/>
+      </w:pPr>
+      <w:rPr>
+        <w:rFonts w:ascii="Wingdings" w:hAnsi="Wingdings" w:hint="default"/>
+      </w:rPr>
+    </w:lvl>
+    <w:lvl w:ilvl="6" w:tplc="08090001" w:tentative="1">
+      <w:start w:val="1"/>
+      <w:numFmt w:val="bullet"/>
+      <w:lvlText w:val=""/>
+      <w:lvlJc w:val="left"/>
+      <w:pPr>
+        <w:ind w:left="5040" w:hanging="360"/>
+      </w:pPr>
+      <w:rPr>
+        <w:rFonts w:ascii="Symbol" w:hAnsi="Symbol" w:hint="default"/>
+      </w:rPr>
+    </w:lvl>
+    <w:lvl w:ilvl="7" w:tplc="08090003" w:tentative="1">
+      <w:start w:val="1"/>
+      <w:numFmt w:val="bullet"/>
+      <w:lvlText w:val="o"/>
+      <w:lvlJc w:val="left"/>
+      <w:pPr>
+        <w:ind w:left="5760" w:hanging="360"/>
+      </w:pPr>
+      <w:rPr>
+        <w:rFonts w:ascii="Courier New" w:hAnsi="Courier New" w:cs="Courier New" w:hint="default"/>
+      </w:rPr>
+    </w:lvl>
+    <w:lvl w:ilvl="8" w:tplc="08090005" w:tentative="1">
+      <w:start w:val="1"/>
+      <w:numFmt w:val="bullet"/>
+      <w:lvlText w:val=""/>
+      <w:lvlJc w:val="left"/>
+      <w:pPr>
+        <w:ind w:left="6480" w:hanging="360"/>
+      </w:pPr>
+      <w:rPr>
+        <w:rFonts w:ascii="Wingdings" w:hAnsi="Wingdings" w:hint="default"/>
+      </w:rPr>
     </w:lvl>
   </w:abstractNum>
   <w:num w:numId="1" w16cid:durableId="305932996">
@@ -10305,6 +11340,12 @@
   </w:num>
   <w:num w:numId="2" w16cid:durableId="1240284994">
     <w:abstractNumId w:val="1"/>
+  </w:num>
+  <w:num w:numId="3" w16cid:durableId="1741756158">
+    <w:abstractNumId w:val="3"/>
+  </w:num>
+  <w:num w:numId="4" w16cid:durableId="969672711">
+    <w:abstractNumId w:val="2"/>
   </w:num>
 </w:numbering>
 </file>

--- a/Job seeker's playbook.docx
+++ b/Job seeker's playbook.docx
@@ -113,7 +113,7 @@
           <w:r>
             <w:fldChar w:fldCharType="separate"/>
           </w:r>
-          <w:hyperlink w:anchor="_Toc225688981" w:history="1">
+          <w:hyperlink w:anchor="_Toc225765958" w:history="1">
             <w:r>
               <w:rPr>
                 <w:rStyle w:val="Hyperlink"/>
@@ -140,7 +140,7 @@
                 <w:noProof/>
                 <w:webHidden/>
               </w:rPr>
-              <w:instrText xml:space="preserve"> PAGEREF _Toc225688981 \h </w:instrText>
+              <w:instrText xml:space="preserve"> PAGEREF _Toc225765958 \h </w:instrText>
             </w:r>
             <w:r>
               <w:rPr>
@@ -185,7 +185,7 @@
               <w:lang w:eastAsia="en-GB"/>
             </w:rPr>
           </w:pPr>
-          <w:hyperlink w:anchor="_Toc225688982" w:history="1">
+          <w:hyperlink w:anchor="_Toc225765959" w:history="1">
             <w:r>
               <w:rPr>
                 <w:rStyle w:val="Hyperlink"/>
@@ -212,7 +212,7 @@
                 <w:noProof/>
                 <w:webHidden/>
               </w:rPr>
-              <w:instrText xml:space="preserve"> PAGEREF _Toc225688982 \h </w:instrText>
+              <w:instrText xml:space="preserve"> PAGEREF _Toc225765959 \h </w:instrText>
             </w:r>
             <w:r>
               <w:rPr>
@@ -257,7 +257,7 @@
               <w:lang w:eastAsia="en-GB"/>
             </w:rPr>
           </w:pPr>
-          <w:hyperlink w:anchor="_Toc225688983" w:history="1">
+          <w:hyperlink w:anchor="_Toc225765960" w:history="1">
             <w:r>
               <w:rPr>
                 <w:rStyle w:val="Hyperlink"/>
@@ -284,7 +284,7 @@
                 <w:noProof/>
                 <w:webHidden/>
               </w:rPr>
-              <w:instrText xml:space="preserve"> PAGEREF _Toc225688983 \h </w:instrText>
+              <w:instrText xml:space="preserve"> PAGEREF _Toc225765960 \h </w:instrText>
             </w:r>
             <w:r>
               <w:rPr>
@@ -329,7 +329,7 @@
               <w:lang w:eastAsia="en-GB"/>
             </w:rPr>
           </w:pPr>
-          <w:hyperlink w:anchor="_Toc225688984" w:history="1">
+          <w:hyperlink w:anchor="_Toc225765961" w:history="1">
             <w:r>
               <w:rPr>
                 <w:rStyle w:val="Hyperlink"/>
@@ -356,7 +356,7 @@
                 <w:noProof/>
                 <w:webHidden/>
               </w:rPr>
-              <w:instrText xml:space="preserve"> PAGEREF _Toc225688984 \h </w:instrText>
+              <w:instrText xml:space="preserve"> PAGEREF _Toc225765961 \h </w:instrText>
             </w:r>
             <w:r>
               <w:rPr>
@@ -401,7 +401,7 @@
               <w:lang w:eastAsia="en-GB"/>
             </w:rPr>
           </w:pPr>
-          <w:hyperlink w:anchor="_Toc225688985" w:history="1">
+          <w:hyperlink w:anchor="_Toc225765962" w:history="1">
             <w:r>
               <w:rPr>
                 <w:rStyle w:val="Hyperlink"/>
@@ -428,7 +428,7 @@
                 <w:noProof/>
                 <w:webHidden/>
               </w:rPr>
-              <w:instrText xml:space="preserve"> PAGEREF _Toc225688985 \h </w:instrText>
+              <w:instrText xml:space="preserve"> PAGEREF _Toc225765962 \h </w:instrText>
             </w:r>
             <w:r>
               <w:rPr>
@@ -473,7 +473,7 @@
               <w:lang w:eastAsia="en-GB"/>
             </w:rPr>
           </w:pPr>
-          <w:hyperlink w:anchor="_Toc225688986" w:history="1">
+          <w:hyperlink w:anchor="_Toc225765963" w:history="1">
             <w:r>
               <w:rPr>
                 <w:rStyle w:val="Hyperlink"/>
@@ -500,7 +500,7 @@
                 <w:noProof/>
                 <w:webHidden/>
               </w:rPr>
-              <w:instrText xml:space="preserve"> PAGEREF _Toc225688986 \h </w:instrText>
+              <w:instrText xml:space="preserve"> PAGEREF _Toc225765963 \h </w:instrText>
             </w:r>
             <w:r>
               <w:rPr>
@@ -545,7 +545,7 @@
               <w:lang w:eastAsia="en-GB"/>
             </w:rPr>
           </w:pPr>
-          <w:hyperlink w:anchor="_Toc225688987" w:history="1">
+          <w:hyperlink w:anchor="_Toc225765964" w:history="1">
             <w:r>
               <w:rPr>
                 <w:rStyle w:val="Hyperlink"/>
@@ -572,7 +572,7 @@
                 <w:noProof/>
                 <w:webHidden/>
               </w:rPr>
-              <w:instrText xml:space="preserve"> PAGEREF _Toc225688987 \h </w:instrText>
+              <w:instrText xml:space="preserve"> PAGEREF _Toc225765964 \h </w:instrText>
             </w:r>
             <w:r>
               <w:rPr>
@@ -617,7 +617,7 @@
               <w:lang w:eastAsia="en-GB"/>
             </w:rPr>
           </w:pPr>
-          <w:hyperlink w:anchor="_Toc225688988" w:history="1">
+          <w:hyperlink w:anchor="_Toc225765965" w:history="1">
             <w:r>
               <w:rPr>
                 <w:rStyle w:val="Hyperlink"/>
@@ -644,7 +644,7 @@
                 <w:noProof/>
                 <w:webHidden/>
               </w:rPr>
-              <w:instrText xml:space="preserve"> PAGEREF _Toc225688988 \h </w:instrText>
+              <w:instrText xml:space="preserve"> PAGEREF _Toc225765965 \h </w:instrText>
             </w:r>
             <w:r>
               <w:rPr>
@@ -689,7 +689,7 @@
               <w:lang w:eastAsia="en-GB"/>
             </w:rPr>
           </w:pPr>
-          <w:hyperlink w:anchor="_Toc225688989" w:history="1">
+          <w:hyperlink w:anchor="_Toc225765966" w:history="1">
             <w:r>
               <w:rPr>
                 <w:rStyle w:val="Hyperlink"/>
@@ -716,7 +716,7 @@
                 <w:noProof/>
                 <w:webHidden/>
               </w:rPr>
-              <w:instrText xml:space="preserve"> PAGEREF _Toc225688989 \h </w:instrText>
+              <w:instrText xml:space="preserve"> PAGEREF _Toc225765966 \h </w:instrText>
             </w:r>
             <w:r>
               <w:rPr>
@@ -761,7 +761,7 @@
               <w:lang w:eastAsia="en-GB"/>
             </w:rPr>
           </w:pPr>
-          <w:hyperlink w:anchor="_Toc225688990" w:history="1">
+          <w:hyperlink w:anchor="_Toc225765967" w:history="1">
             <w:r>
               <w:rPr>
                 <w:rStyle w:val="Hyperlink"/>
@@ -788,7 +788,7 @@
                 <w:noProof/>
                 <w:webHidden/>
               </w:rPr>
-              <w:instrText xml:space="preserve"> PAGEREF _Toc225688990 \h </w:instrText>
+              <w:instrText xml:space="preserve"> PAGEREF _Toc225765967 \h </w:instrText>
             </w:r>
             <w:r>
               <w:rPr>
@@ -833,13 +833,13 @@
               <w:lang w:eastAsia="en-GB"/>
             </w:rPr>
           </w:pPr>
-          <w:hyperlink w:anchor="_Toc225688991" w:history="1">
+          <w:hyperlink w:anchor="_Toc225765968" w:history="1">
             <w:r>
               <w:rPr>
                 <w:rStyle w:val="Hyperlink"/>
                 <w:noProof/>
               </w:rPr>
-              <w:t>**Recommended Folder Structure (JobSearch-2026)**</w:t>
+              <w:t>Recommended Folder Structure (JobSearch-2026)</w:t>
             </w:r>
             <w:r>
               <w:rPr>
@@ -860,7 +860,7 @@
                 <w:noProof/>
                 <w:webHidden/>
               </w:rPr>
-              <w:instrText xml:space="preserve"> PAGEREF _Toc225688991 \h </w:instrText>
+              <w:instrText xml:space="preserve"> PAGEREF _Toc225765968 \h </w:instrText>
             </w:r>
             <w:r>
               <w:rPr>
@@ -905,7 +905,7 @@
               <w:lang w:eastAsia="en-GB"/>
             </w:rPr>
           </w:pPr>
-          <w:hyperlink w:anchor="_Toc225688992" w:history="1">
+          <w:hyperlink w:anchor="_Toc225765969" w:history="1">
             <w:r>
               <w:rPr>
                 <w:rStyle w:val="Hyperlink"/>
@@ -933,7 +933,7 @@
                 <w:noProof/>
                 <w:webHidden/>
               </w:rPr>
-              <w:instrText xml:space="preserve"> PAGEREF _Toc225688992 \h </w:instrText>
+              <w:instrText xml:space="preserve"> PAGEREF _Toc225765969 \h </w:instrText>
             </w:r>
             <w:r>
               <w:rPr>
@@ -978,7 +978,7 @@
               <w:lang w:eastAsia="en-GB"/>
             </w:rPr>
           </w:pPr>
-          <w:hyperlink w:anchor="_Toc225688993" w:history="1">
+          <w:hyperlink w:anchor="_Toc225765970" w:history="1">
             <w:r>
               <w:rPr>
                 <w:rStyle w:val="Hyperlink"/>
@@ -1006,7 +1006,7 @@
                 <w:noProof/>
                 <w:webHidden/>
               </w:rPr>
-              <w:instrText xml:space="preserve"> PAGEREF _Toc225688993 \h </w:instrText>
+              <w:instrText xml:space="preserve"> PAGEREF _Toc225765970 \h </w:instrText>
             </w:r>
             <w:r>
               <w:rPr>
@@ -1051,7 +1051,7 @@
               <w:lang w:eastAsia="en-GB"/>
             </w:rPr>
           </w:pPr>
-          <w:hyperlink w:anchor="_Toc225688994" w:history="1">
+          <w:hyperlink w:anchor="_Toc225765971" w:history="1">
             <w:r>
               <w:rPr>
                 <w:rStyle w:val="Hyperlink"/>
@@ -1078,7 +1078,7 @@
                 <w:noProof/>
                 <w:webHidden/>
               </w:rPr>
-              <w:instrText xml:space="preserve"> PAGEREF _Toc225688994 \h </w:instrText>
+              <w:instrText xml:space="preserve"> PAGEREF _Toc225765971 \h </w:instrText>
             </w:r>
             <w:r>
               <w:rPr>
@@ -1123,7 +1123,7 @@
               <w:lang w:eastAsia="en-GB"/>
             </w:rPr>
           </w:pPr>
-          <w:hyperlink w:anchor="_Toc225688995" w:history="1">
+          <w:hyperlink w:anchor="_Toc225765972" w:history="1">
             <w:r>
               <w:rPr>
                 <w:rStyle w:val="Hyperlink"/>
@@ -1150,7 +1150,7 @@
                 <w:noProof/>
                 <w:webHidden/>
               </w:rPr>
-              <w:instrText xml:space="preserve"> PAGEREF _Toc225688995 \h </w:instrText>
+              <w:instrText xml:space="preserve"> PAGEREF _Toc225765972 \h </w:instrText>
             </w:r>
             <w:r>
               <w:rPr>
@@ -1195,12 +1195,10 @@
               <w:lang w:eastAsia="en-GB"/>
             </w:rPr>
           </w:pPr>
-          <w:hyperlink w:anchor="_Toc225688996" w:history="1">
+          <w:hyperlink w:anchor="_Toc225765973" w:history="1">
             <w:r>
               <w:rPr>
                 <w:rStyle w:val="Hyperlink"/>
-                <w:b/>
-                <w:bCs/>
                 <w:noProof/>
               </w:rPr>
               <w:t>Quick-Reference Table – During Part 1 Tools</w:t>
@@ -1224,7 +1222,7 @@
                 <w:noProof/>
                 <w:webHidden/>
               </w:rPr>
-              <w:instrText xml:space="preserve"> PAGEREF _Toc225688996 \h </w:instrText>
+              <w:instrText xml:space="preserve"> PAGEREF _Toc225765973 \h </w:instrText>
             </w:r>
             <w:r>
               <w:rPr>
@@ -1269,7 +1267,7 @@
               <w:lang w:eastAsia="en-GB"/>
             </w:rPr>
           </w:pPr>
-          <w:hyperlink w:anchor="_Toc225688997" w:history="1">
+          <w:hyperlink w:anchor="_Toc225765974" w:history="1">
             <w:r>
               <w:rPr>
                 <w:rStyle w:val="Hyperlink"/>
@@ -1296,7 +1294,7 @@
                 <w:noProof/>
                 <w:webHidden/>
               </w:rPr>
-              <w:instrText xml:space="preserve"> PAGEREF _Toc225688997 \h </w:instrText>
+              <w:instrText xml:space="preserve"> PAGEREF _Toc225765974 \h </w:instrText>
             </w:r>
             <w:r>
               <w:rPr>
@@ -1341,7 +1339,7 @@
               <w:lang w:eastAsia="en-GB"/>
             </w:rPr>
           </w:pPr>
-          <w:hyperlink w:anchor="_Toc225688998" w:history="1">
+          <w:hyperlink w:anchor="_Toc225765975" w:history="1">
             <w:r>
               <w:rPr>
                 <w:rStyle w:val="Hyperlink"/>
@@ -1368,7 +1366,7 @@
                 <w:noProof/>
                 <w:webHidden/>
               </w:rPr>
-              <w:instrText xml:space="preserve"> PAGEREF _Toc225688998 \h </w:instrText>
+              <w:instrText xml:space="preserve"> PAGEREF _Toc225765975 \h </w:instrText>
             </w:r>
             <w:r>
               <w:rPr>
@@ -1413,13 +1411,27 @@
               <w:lang w:eastAsia="en-GB"/>
             </w:rPr>
           </w:pPr>
-          <w:hyperlink w:anchor="_Toc225688999" w:history="1">
+          <w:hyperlink w:anchor="_Toc225765976" w:history="1">
             <w:r>
               <w:rPr>
                 <w:rStyle w:val="Hyperlink"/>
                 <w:noProof/>
               </w:rPr>
-              <w:t>Quick-Reference Table – During Part 2 Tools</w:t>
+              <w:t>Quick-Reference Table – Dur</w:t>
+            </w:r>
+            <w:r>
+              <w:rPr>
+                <w:rStyle w:val="Hyperlink"/>
+                <w:noProof/>
+              </w:rPr>
+              <w:t>i</w:t>
+            </w:r>
+            <w:r>
+              <w:rPr>
+                <w:rStyle w:val="Hyperlink"/>
+                <w:noProof/>
+              </w:rPr>
+              <w:t>ng Part 2 Tools</w:t>
             </w:r>
             <w:r>
               <w:rPr>
@@ -1440,7 +1452,7 @@
                 <w:noProof/>
                 <w:webHidden/>
               </w:rPr>
-              <w:instrText xml:space="preserve"> PAGEREF _Toc225688999 \h </w:instrText>
+              <w:instrText xml:space="preserve"> PAGEREF _Toc225765976 \h </w:instrText>
             </w:r>
             <w:r>
               <w:rPr>
@@ -1485,7 +1497,7 @@
               <w:lang w:eastAsia="en-GB"/>
             </w:rPr>
           </w:pPr>
-          <w:hyperlink w:anchor="_Toc225689000" w:history="1">
+          <w:hyperlink w:anchor="_Toc225765977" w:history="1">
             <w:r>
               <w:rPr>
                 <w:rStyle w:val="Hyperlink"/>
@@ -1512,7 +1524,7 @@
                 <w:noProof/>
                 <w:webHidden/>
               </w:rPr>
-              <w:instrText xml:space="preserve"> PAGEREF _Toc225689000 \h </w:instrText>
+              <w:instrText xml:space="preserve"> PAGEREF _Toc225765977 \h </w:instrText>
             </w:r>
             <w:r>
               <w:rPr>
@@ -1557,7 +1569,7 @@
               <w:lang w:eastAsia="en-GB"/>
             </w:rPr>
           </w:pPr>
-          <w:hyperlink w:anchor="_Toc225689001" w:history="1">
+          <w:hyperlink w:anchor="_Toc225765978" w:history="1">
             <w:r>
               <w:rPr>
                 <w:rStyle w:val="Hyperlink"/>
@@ -1584,7 +1596,7 @@
                 <w:noProof/>
                 <w:webHidden/>
               </w:rPr>
-              <w:instrText xml:space="preserve"> PAGEREF _Toc225689001 \h </w:instrText>
+              <w:instrText xml:space="preserve"> PAGEREF _Toc225765978 \h </w:instrText>
             </w:r>
             <w:r>
               <w:rPr>
@@ -1629,7 +1641,7 @@
               <w:lang w:eastAsia="en-GB"/>
             </w:rPr>
           </w:pPr>
-          <w:hyperlink w:anchor="_Toc225689002" w:history="1">
+          <w:hyperlink w:anchor="_Toc225765979" w:history="1">
             <w:r>
               <w:rPr>
                 <w:rStyle w:val="Hyperlink"/>
@@ -1656,7 +1668,7 @@
                 <w:noProof/>
                 <w:webHidden/>
               </w:rPr>
-              <w:instrText xml:space="preserve"> PAGEREF _Toc225689002 \h </w:instrText>
+              <w:instrText xml:space="preserve"> PAGEREF _Toc225765979 \h </w:instrText>
             </w:r>
             <w:r>
               <w:rPr>
@@ -1676,7 +1688,7 @@
                 <w:noProof/>
                 <w:webHidden/>
               </w:rPr>
-              <w:t>14</w:t>
+              <w:t>13</w:t>
             </w:r>
             <w:r>
               <w:rPr>
@@ -1701,7 +1713,7 @@
               <w:lang w:eastAsia="en-GB"/>
             </w:rPr>
           </w:pPr>
-          <w:hyperlink w:anchor="_Toc225689003" w:history="1">
+          <w:hyperlink w:anchor="_Toc225765980" w:history="1">
             <w:r>
               <w:rPr>
                 <w:rStyle w:val="Hyperlink"/>
@@ -1728,7 +1740,7 @@
                 <w:noProof/>
                 <w:webHidden/>
               </w:rPr>
-              <w:instrText xml:space="preserve"> PAGEREF _Toc225689003 \h </w:instrText>
+              <w:instrText xml:space="preserve"> PAGEREF _Toc225765980 \h </w:instrText>
             </w:r>
             <w:r>
               <w:rPr>
@@ -1773,13 +1785,27 @@
               <w:lang w:eastAsia="en-GB"/>
             </w:rPr>
           </w:pPr>
-          <w:hyperlink w:anchor="_Toc225689004" w:history="1">
+          <w:hyperlink w:anchor="_Toc225765981" w:history="1">
             <w:r>
               <w:rPr>
                 <w:rStyle w:val="Hyperlink"/>
                 <w:noProof/>
               </w:rPr>
-              <w:t>**JOBS APPLIED FOR (ACTIVE)**</w:t>
+              <w:t>**JOBS APPLIED FOR (ACTI</w:t>
+            </w:r>
+            <w:r>
+              <w:rPr>
+                <w:rStyle w:val="Hyperlink"/>
+                <w:noProof/>
+              </w:rPr>
+              <w:t>V</w:t>
+            </w:r>
+            <w:r>
+              <w:rPr>
+                <w:rStyle w:val="Hyperlink"/>
+                <w:noProof/>
+              </w:rPr>
+              <w:t>E)**</w:t>
             </w:r>
             <w:r>
               <w:rPr>
@@ -1800,7 +1826,7 @@
                 <w:noProof/>
                 <w:webHidden/>
               </w:rPr>
-              <w:instrText xml:space="preserve"> PAGEREF _Toc225689004 \h </w:instrText>
+              <w:instrText xml:space="preserve"> PAGEREF _Toc225765981 \h </w:instrText>
             </w:r>
             <w:r>
               <w:rPr>
@@ -1845,7 +1871,7 @@
               <w:lang w:eastAsia="en-GB"/>
             </w:rPr>
           </w:pPr>
-          <w:hyperlink w:anchor="_Toc225689005" w:history="1">
+          <w:hyperlink w:anchor="_Toc225765982" w:history="1">
             <w:r>
               <w:rPr>
                 <w:rStyle w:val="Hyperlink"/>
@@ -1872,7 +1898,7 @@
                 <w:noProof/>
                 <w:webHidden/>
               </w:rPr>
-              <w:instrText xml:space="preserve"> PAGEREF _Toc225689005 \h </w:instrText>
+              <w:instrText xml:space="preserve"> PAGEREF _Toc225765982 \h </w:instrText>
             </w:r>
             <w:r>
               <w:rPr>
@@ -1892,7 +1918,7 @@
                 <w:noProof/>
                 <w:webHidden/>
               </w:rPr>
-              <w:t>16</w:t>
+              <w:t>15</w:t>
             </w:r>
             <w:r>
               <w:rPr>
@@ -1917,7 +1943,7 @@
               <w:lang w:eastAsia="en-GB"/>
             </w:rPr>
           </w:pPr>
-          <w:hyperlink w:anchor="_Toc225689006" w:history="1">
+          <w:hyperlink w:anchor="_Toc225765983" w:history="1">
             <w:r>
               <w:rPr>
                 <w:rStyle w:val="Hyperlink"/>
@@ -1944,7 +1970,7 @@
                 <w:noProof/>
                 <w:webHidden/>
               </w:rPr>
-              <w:instrText xml:space="preserve"> PAGEREF _Toc225689006 \h </w:instrText>
+              <w:instrText xml:space="preserve"> PAGEREF _Toc225765983 \h </w:instrText>
             </w:r>
             <w:r>
               <w:rPr>
@@ -1989,7 +2015,7 @@
               <w:lang w:eastAsia="en-GB"/>
             </w:rPr>
           </w:pPr>
-          <w:hyperlink w:anchor="_Toc225689007" w:history="1">
+          <w:hyperlink w:anchor="_Toc225765984" w:history="1">
             <w:r>
               <w:rPr>
                 <w:rStyle w:val="Hyperlink"/>
@@ -2016,7 +2042,7 @@
                 <w:noProof/>
                 <w:webHidden/>
               </w:rPr>
-              <w:instrText xml:space="preserve"> PAGEREF _Toc225689007 \h </w:instrText>
+              <w:instrText xml:space="preserve"> PAGEREF _Toc225765984 \h </w:instrText>
             </w:r>
             <w:r>
               <w:rPr>
@@ -2061,7 +2087,7 @@
               <w:lang w:eastAsia="en-GB"/>
             </w:rPr>
           </w:pPr>
-          <w:hyperlink w:anchor="_Toc225689008" w:history="1">
+          <w:hyperlink w:anchor="_Toc225765985" w:history="1">
             <w:r>
               <w:rPr>
                 <w:rStyle w:val="Hyperlink"/>
@@ -2088,7 +2114,7 @@
                 <w:noProof/>
                 <w:webHidden/>
               </w:rPr>
-              <w:instrText xml:space="preserve"> PAGEREF _Toc225689008 \h </w:instrText>
+              <w:instrText xml:space="preserve"> PAGEREF _Toc225765985 \h </w:instrText>
             </w:r>
             <w:r>
               <w:rPr>
@@ -2133,7 +2159,7 @@
               <w:lang w:eastAsia="en-GB"/>
             </w:rPr>
           </w:pPr>
-          <w:hyperlink w:anchor="_Toc225689009" w:history="1">
+          <w:hyperlink w:anchor="_Toc225765986" w:history="1">
             <w:r>
               <w:rPr>
                 <w:rStyle w:val="Hyperlink"/>
@@ -2160,7 +2186,7 @@
                 <w:noProof/>
                 <w:webHidden/>
               </w:rPr>
-              <w:instrText xml:space="preserve"> PAGEREF _Toc225689009 \h </w:instrText>
+              <w:instrText xml:space="preserve"> PAGEREF _Toc225765986 \h </w:instrText>
             </w:r>
             <w:r>
               <w:rPr>
@@ -2211,7 +2237,7 @@
       <w:r>
         <w:br w:type="page"/>
       </w:r>
-      <w:bookmarkStart w:id="2" w:name="_Toc225688981"/>
+      <w:bookmarkStart w:id="2" w:name="_Toc225765958"/>
       <w:r>
         <w:lastRenderedPageBreak/>
         <w:t>Summary</w:t>
@@ -2224,7 +2250,7 @@
       <w:pPr>
         <w:pStyle w:val="Heading2"/>
       </w:pPr>
-      <w:bookmarkStart w:id="3" w:name="_Toc225688982"/>
+      <w:bookmarkStart w:id="3" w:name="_Toc225765959"/>
       <w:r>
         <w:t>Forward</w:t>
       </w:r>
@@ -2328,7 +2354,7 @@
       <w:pPr>
         <w:pStyle w:val="Heading2"/>
       </w:pPr>
-      <w:bookmarkStart w:id="4" w:name="_Toc225688983"/>
+      <w:bookmarkStart w:id="4" w:name="_Toc225765960"/>
       <w:r>
         <w:t>“From Zero to Offer – Integrity-First, Zero-Fabrication System”</w:t>
       </w:r>
@@ -2510,8 +2536,16 @@
         <w:rPr>
           <w:bCs/>
         </w:rPr>
-        <w:t>- Job-Application Tracker.md (Mar 25) – Template for the Command Center</w:t>
-      </w:r>
+        <w:t xml:space="preserve">- Job-Application Tracker.md (Mar 25) – Template for the Command </w:t>
+      </w:r>
+      <w:proofErr w:type="spellStart"/>
+      <w:r>
+        <w:rPr>
+          <w:bCs/>
+        </w:rPr>
+        <w:t>Center</w:t>
+      </w:r>
+      <w:proofErr w:type="spellEnd"/>
     </w:p>
     <w:p>
       <w:pPr>
@@ -2519,7 +2553,7 @@
       </w:pPr>
       <w:bookmarkStart w:id="5" w:name="_Toc225447839"/>
       <w:bookmarkStart w:id="6" w:name="_Toc225447867"/>
-      <w:bookmarkStart w:id="7" w:name="_Toc225688984"/>
+      <w:bookmarkStart w:id="7" w:name="_Toc225765961"/>
       <w:r>
         <w:t>Why This Works</w:t>
       </w:r>
@@ -2580,7 +2614,7 @@
       </w:pPr>
       <w:bookmarkStart w:id="8" w:name="_Toc225447840"/>
       <w:bookmarkStart w:id="9" w:name="_Toc225447868"/>
-      <w:bookmarkStart w:id="10" w:name="_Toc225688985"/>
+      <w:bookmarkStart w:id="10" w:name="_Toc225765962"/>
       <w:r>
         <w:t>Core Philosophy</w:t>
       </w:r>
@@ -2662,7 +2696,7 @@
       </w:pPr>
       <w:bookmarkStart w:id="11" w:name="_Toc225447841"/>
       <w:bookmarkStart w:id="12" w:name="_Toc225447869"/>
-      <w:bookmarkStart w:id="13" w:name="_Toc225688986"/>
+      <w:bookmarkStart w:id="13" w:name="_Toc225765963"/>
       <w:r>
         <w:t>Phase 0:</w:t>
       </w:r>
@@ -2687,7 +2721,7 @@
       </w:pPr>
       <w:bookmarkStart w:id="14" w:name="_Toc225447842"/>
       <w:bookmarkStart w:id="15" w:name="_Toc225447870"/>
-      <w:bookmarkStart w:id="16" w:name="_Toc225688987"/>
+      <w:bookmarkStart w:id="16" w:name="_Toc225765964"/>
       <w:r>
         <w:t>Steps</w:t>
       </w:r>
@@ -2811,7 +2845,11 @@
         <w:t>Action:</w:t>
       </w:r>
       <w:r>
-        <w:t xml:space="preserve"> Run these three prompts in order before doing anything else. Save the final output as Master-Career-Profile.md — this becomes your living skills and experience document. Update it regularly using the Master</w:t>
+        <w:t xml:space="preserve"> Run these three prompts in order before doing anything else. Save the final output as Master-Career-Profile.md — this becomes your living skills and experience document. Update it regularly using the </w:t>
+      </w:r>
+      <w:proofErr w:type="spellStart"/>
+      <w:r>
+        <w:t>Master</w:t>
       </w:r>
       <w:r>
         <w:rPr>
@@ -2820,7 +2858,11 @@
         <w:t>Summary</w:t>
       </w:r>
       <w:r>
-        <w:t>Maintenance_Engine.</w:t>
+        <w:t>Maintenance_Engine</w:t>
+      </w:r>
+      <w:proofErr w:type="spellEnd"/>
+      <w:r>
+        <w:t>.</w:t>
       </w:r>
     </w:p>
     <w:p>
@@ -2853,7 +2895,7 @@
       </w:pPr>
       <w:bookmarkStart w:id="17" w:name="_Toc225447843"/>
       <w:bookmarkStart w:id="18" w:name="_Toc225447871"/>
-      <w:bookmarkStart w:id="19" w:name="_Toc225688988"/>
+      <w:bookmarkStart w:id="19" w:name="_Toc225765965"/>
       <w:r>
         <w:t>Choosing Your AI Engines – Free-Tier Comparison (March 2026)</w:t>
       </w:r>
@@ -2985,28 +3027,23 @@
                 <w:b/>
                 <w:bCs/>
               </w:rPr>
-              <w:t xml:space="preserve"> Projects / Workareas?          </w:t>
-            </w:r>
-          </w:p>
-        </w:tc>
-        <w:tc>
-          <w:tcPr>
-            <w:tcW w:w="1288" w:type="dxa"/>
-          </w:tcPr>
-          <w:p>
-            <w:pPr>
-              <w:pStyle w:val="NoSpacing"/>
+              <w:t xml:space="preserve"> Projects / </w:t>
+            </w:r>
+            <w:proofErr w:type="spellStart"/>
+            <w:r>
               <w:rPr>
                 <w:b/>
                 <w:bCs/>
               </w:rPr>
-            </w:pPr>
+              <w:t>Workareas</w:t>
+            </w:r>
+            <w:proofErr w:type="spellEnd"/>
             <w:r>
               <w:rPr>
                 <w:b/>
                 <w:bCs/>
               </w:rPr>
-              <w:t xml:space="preserve"> Key Strengths for Job Search                          </w:t>
+              <w:t xml:space="preserve">?          </w:t>
             </w:r>
           </w:p>
         </w:tc>
@@ -3027,7 +3064,7 @@
                 <w:b/>
                 <w:bCs/>
               </w:rPr>
-              <w:t xml:space="preserve"> Main Weaknesses                              </w:t>
+              <w:t xml:space="preserve"> Key Strengths for Job Search                          </w:t>
             </w:r>
           </w:p>
         </w:tc>
@@ -3048,6 +3085,27 @@
                 <w:b/>
                 <w:bCs/>
               </w:rPr>
+              <w:t xml:space="preserve"> Main Weaknesses                              </w:t>
+            </w:r>
+          </w:p>
+        </w:tc>
+        <w:tc>
+          <w:tcPr>
+            <w:tcW w:w="1288" w:type="dxa"/>
+          </w:tcPr>
+          <w:p>
+            <w:pPr>
+              <w:pStyle w:val="NoSpacing"/>
+              <w:rPr>
+                <w:b/>
+                <w:bCs/>
+              </w:rPr>
+            </w:pPr>
+            <w:r>
+              <w:rPr>
+                <w:b/>
+                <w:bCs/>
+              </w:rPr>
               <w:t xml:space="preserve"> Best For                                      </w:t>
             </w:r>
           </w:p>
@@ -3070,7 +3128,21 @@
               <w:rPr>
                 <w:b/>
               </w:rPr>
-              <w:t>Grok (xAI)</w:t>
+              <w:t>Grok (</w:t>
+            </w:r>
+            <w:proofErr w:type="spellStart"/>
+            <w:r>
+              <w:rPr>
+                <w:b/>
+              </w:rPr>
+              <w:t>xAI</w:t>
+            </w:r>
+            <w:proofErr w:type="spellEnd"/>
+            <w:r>
+              <w:rPr>
+                <w:b/>
+              </w:rPr>
+              <w:t>)</w:t>
             </w:r>
             <w:r>
               <w:t xml:space="preserve">     </w:t>
@@ -3454,7 +3526,15 @@
               <w:pStyle w:val="NoSpacing"/>
             </w:pPr>
             <w:r>
-              <w:t xml:space="preserve"> Deep resume tailoring, behavioral stories, complex analysis </w:t>
+              <w:t xml:space="preserve"> Deep resume tailoring, </w:t>
+            </w:r>
+            <w:proofErr w:type="spellStart"/>
+            <w:r>
+              <w:t>behavioral</w:t>
+            </w:r>
+            <w:proofErr w:type="spellEnd"/>
+            <w:r>
+              <w:t xml:space="preserve"> stories, complex analysis </w:t>
             </w:r>
           </w:p>
         </w:tc>
@@ -3675,7 +3755,7 @@
       </w:pPr>
       <w:bookmarkStart w:id="20" w:name="_Toc225447844"/>
       <w:bookmarkStart w:id="21" w:name="_Toc225447872"/>
-      <w:bookmarkStart w:id="22" w:name="_Toc225688989"/>
+      <w:bookmarkStart w:id="22" w:name="_Toc225765966"/>
       <w:r>
         <w:t>Key Takeaways &amp; Strategy</w:t>
       </w:r>
@@ -3747,7 +3827,21 @@
         <w:rPr>
           <w:b/>
         </w:rPr>
-        <w:t>Projects / Workareas matter</w:t>
+        <w:t xml:space="preserve">Projects / </w:t>
+      </w:r>
+      <w:proofErr w:type="spellStart"/>
+      <w:r>
+        <w:rPr>
+          <w:b/>
+        </w:rPr>
+        <w:t>Workareas</w:t>
+      </w:r>
+      <w:proofErr w:type="spellEnd"/>
+      <w:r>
+        <w:rPr>
+          <w:b/>
+        </w:rPr>
+        <w:t xml:space="preserve"> matter</w:t>
       </w:r>
       <w:r>
         <w:t xml:space="preserve"> — Claude and Gemini give you folders even on free accounts. Use them to keep your Master-Career-Profile, job postings, and tailored materials organized.</w:t>
@@ -3767,7 +3861,15 @@
         <w:t>When to upgrade</w:t>
       </w:r>
       <w:r>
-        <w:t xml:space="preserve"> — If you’re doing 20+ serious applications per week, consider one paid plan ($20/mo range) for the engine you like most. One paid subscription + two free engines usually gives unlimited effective capacity.</w:t>
+        <w:t xml:space="preserve"> — If you’re doing 20+ serious applications per week, consider one paid plan ($20/</w:t>
+      </w:r>
+      <w:proofErr w:type="spellStart"/>
+      <w:r>
+        <w:t>mo</w:t>
+      </w:r>
+      <w:proofErr w:type="spellEnd"/>
+      <w:r>
+        <w:t xml:space="preserve"> range) for the engine you like most. One paid subscription + two free engines usually gives unlimited effective capacity.</w:t>
       </w:r>
     </w:p>
     <w:p>
@@ -3803,7 +3905,7 @@
       </w:pPr>
       <w:bookmarkStart w:id="23" w:name="_Toc225447845"/>
       <w:bookmarkStart w:id="24" w:name="_Toc225447873"/>
-      <w:bookmarkStart w:id="25" w:name="_Toc225688990"/>
+      <w:bookmarkStart w:id="25" w:name="_Toc225765967"/>
       <w:r>
         <w:t>Phase 1:</w:t>
       </w:r>
@@ -3837,7 +3939,7 @@
       <w:pPr>
         <w:pStyle w:val="Heading2"/>
       </w:pPr>
-      <w:bookmarkStart w:id="26" w:name="_Toc225688991"/>
+      <w:bookmarkStart w:id="26" w:name="_Toc225765968"/>
       <w:r>
         <w:t>Recommended Folder Structure (JobSearch-2026)</w:t>
       </w:r>
@@ -3959,8 +4061,16 @@
         <w:rPr>
           <w:rFonts w:ascii="Courier New" w:hAnsi="Courier New" w:cs="Courier New"/>
         </w:rPr>
-        <w:t>── Interviews/              ← Prep notes, mock transcripts, thank-yous</w:t>
-      </w:r>
+        <w:t>── Interviews/              ← Prep notes, mock transcripts, thank-</w:t>
+      </w:r>
+      <w:proofErr w:type="spellStart"/>
+      <w:r>
+        <w:rPr>
+          <w:rFonts w:ascii="Courier New" w:hAnsi="Courier New" w:cs="Courier New"/>
+        </w:rPr>
+        <w:t>yous</w:t>
+      </w:r>
+      <w:proofErr w:type="spellEnd"/>
     </w:p>
     <w:p>
       <w:pPr>
@@ -4015,7 +4125,7 @@
       </w:pPr>
       <w:bookmarkStart w:id="27" w:name="_Toc225447846"/>
       <w:bookmarkStart w:id="28" w:name="_Toc225447874"/>
-      <w:bookmarkStart w:id="29" w:name="_Toc225688992"/>
+      <w:bookmarkStart w:id="29" w:name="_Toc225765969"/>
       <w:r>
         <w:rPr>
           <w:bCs/>
@@ -4315,8 +4425,16 @@
         <w:rPr>
           <w:b/>
         </w:rPr>
-        <w:t>Job posting red flag analyzer</w:t>
-      </w:r>
+        <w:t xml:space="preserve">Job posting red flag </w:t>
+      </w:r>
+      <w:proofErr w:type="spellStart"/>
+      <w:r>
+        <w:rPr>
+          <w:b/>
+        </w:rPr>
+        <w:t>analyzer</w:t>
+      </w:r>
+      <w:proofErr w:type="spellEnd"/>
       <w:r>
         <w:t xml:space="preserve"> on any role you’re considering (even before you apply).</w:t>
       </w:r>
@@ -4335,7 +4453,7 @@
       </w:pPr>
       <w:bookmarkStart w:id="30" w:name="_Toc225447847"/>
       <w:bookmarkStart w:id="31" w:name="_Toc225447875"/>
-      <w:bookmarkStart w:id="32" w:name="_Toc225688993"/>
+      <w:bookmarkStart w:id="32" w:name="_Toc225765970"/>
       <w:r>
         <w:rPr>
           <w:bCs/>
@@ -4883,7 +5001,15 @@
               <w:pStyle w:val="NoSpacing"/>
             </w:pPr>
             <w:r>
-              <w:t xml:space="preserve"> Job posting red flag analyzer              </w:t>
+              <w:t xml:space="preserve"> Job posting red flag </w:t>
+            </w:r>
+            <w:proofErr w:type="spellStart"/>
+            <w:r>
+              <w:t>analyzer</w:t>
+            </w:r>
+            <w:proofErr w:type="spellEnd"/>
+            <w:r>
+              <w:t xml:space="preserve">              </w:t>
             </w:r>
           </w:p>
         </w:tc>
@@ -4976,7 +5102,15 @@
               <w:pStyle w:val="NoSpacing"/>
             </w:pPr>
             <w:r>
-              <w:t xml:space="preserve"> Analyzes &amp; grows your professional network        </w:t>
+              <w:t xml:space="preserve"> </w:t>
+            </w:r>
+            <w:proofErr w:type="spellStart"/>
+            <w:r>
+              <w:t>Analyzes</w:t>
+            </w:r>
+            <w:proofErr w:type="spellEnd"/>
+            <w:r>
+              <w:t xml:space="preserve"> &amp; grows your professional network        </w:t>
             </w:r>
           </w:p>
         </w:tc>
@@ -5019,7 +5153,7 @@
       </w:pPr>
       <w:bookmarkStart w:id="33" w:name="_Toc225447848"/>
       <w:bookmarkStart w:id="34" w:name="_Toc225447876"/>
-      <w:bookmarkStart w:id="35" w:name="_Toc225688994"/>
+      <w:bookmarkStart w:id="35" w:name="_Toc225765971"/>
       <w:r>
         <w:t>Lessons Learned Sidebar</w:t>
       </w:r>
@@ -5074,7 +5208,7 @@
       </w:pPr>
       <w:bookmarkStart w:id="36" w:name="_Toc225447849"/>
       <w:bookmarkStart w:id="37" w:name="_Toc225447877"/>
-      <w:bookmarkStart w:id="38" w:name="_Toc225688995"/>
+      <w:bookmarkStart w:id="38" w:name="_Toc225765972"/>
       <w:r>
         <w:t>Phase 2:</w:t>
       </w:r>
@@ -5266,8 +5400,16 @@
         <w:rPr>
           <w:b/>
         </w:rPr>
-        <w:t>Job posting red flag analyzer</w:t>
-      </w:r>
+        <w:t xml:space="preserve">Job posting red flag </w:t>
+      </w:r>
+      <w:proofErr w:type="spellStart"/>
+      <w:r>
+        <w:rPr>
+          <w:b/>
+        </w:rPr>
+        <w:t>analyzer</w:t>
+      </w:r>
+      <w:proofErr w:type="spellEnd"/>
       <w:r>
         <w:t xml:space="preserve">  </w:t>
       </w:r>
@@ -5288,7 +5430,15 @@
         <w:pStyle w:val="NoSpacing"/>
       </w:pPr>
       <w:r>
-        <w:t xml:space="preserve">   - Document your decision in your Command Center tracker</w:t>
+        <w:t xml:space="preserve">   - Document your decision in your Command </w:t>
+      </w:r>
+      <w:proofErr w:type="spellStart"/>
+      <w:r>
+        <w:t>Center</w:t>
+      </w:r>
+      <w:proofErr w:type="spellEnd"/>
+      <w:r>
+        <w:t xml:space="preserve"> tracker</w:t>
       </w:r>
     </w:p>
     <w:p>
@@ -5395,8 +5545,16 @@
         <w:rPr>
           <w:b/>
         </w:rPr>
-        <w:t>Command Center</w:t>
-      </w:r>
+        <w:t xml:space="preserve">Command </w:t>
+      </w:r>
+      <w:proofErr w:type="spellStart"/>
+      <w:r>
+        <w:rPr>
+          <w:b/>
+        </w:rPr>
+        <w:t>Center</w:t>
+      </w:r>
+      <w:proofErr w:type="spellEnd"/>
       <w:r>
         <w:t xml:space="preserve"> (see Phase 7 for tracker template):</w:t>
       </w:r>
@@ -5458,7 +5616,7 @@
       </w:pPr>
       <w:bookmarkStart w:id="39" w:name="_Toc225447850"/>
       <w:bookmarkStart w:id="40" w:name="_Toc225447878"/>
-      <w:bookmarkStart w:id="41" w:name="_Toc225688996"/>
+      <w:bookmarkStart w:id="41" w:name="_Toc225765973"/>
       <w:r>
         <w:t>Quick-Reference Table – During Part 1 Tools</w:t>
       </w:r>
@@ -5888,7 +6046,15 @@
               <w:pStyle w:val="NoSpacing"/>
             </w:pPr>
             <w:r>
-              <w:t xml:space="preserve">Job posting red flag analyzer                      </w:t>
+              <w:t xml:space="preserve">Job posting red flag </w:t>
+            </w:r>
+            <w:proofErr w:type="spellStart"/>
+            <w:r>
+              <w:t>analyzer</w:t>
+            </w:r>
+            <w:proofErr w:type="spellEnd"/>
+            <w:r>
+              <w:t xml:space="preserve">                      </w:t>
             </w:r>
           </w:p>
         </w:tc>
@@ -6124,7 +6290,15 @@
               <w:pStyle w:val="NoSpacing"/>
             </w:pPr>
             <w:r>
-              <w:t xml:space="preserve"> Analyzes fit + suggests strongest positioning             </w:t>
+              <w:t xml:space="preserve"> </w:t>
+            </w:r>
+            <w:proofErr w:type="spellStart"/>
+            <w:r>
+              <w:t>Analyzes</w:t>
+            </w:r>
+            <w:proofErr w:type="spellEnd"/>
+            <w:r>
+              <w:t xml:space="preserve"> fit + suggests strongest positioning             </w:t>
             </w:r>
           </w:p>
         </w:tc>
@@ -6167,7 +6341,7 @@
       </w:pPr>
       <w:bookmarkStart w:id="42" w:name="_Toc225447851"/>
       <w:bookmarkStart w:id="43" w:name="_Toc225447879"/>
-      <w:bookmarkStart w:id="44" w:name="_Toc225688997"/>
+      <w:bookmarkStart w:id="44" w:name="_Toc225765974"/>
       <w:r>
         <w:t>Lessons Learned Sidebar</w:t>
       </w:r>
@@ -6229,7 +6403,7 @@
       </w:pPr>
       <w:bookmarkStart w:id="45" w:name="_Toc225447852"/>
       <w:bookmarkStart w:id="46" w:name="_Toc225447880"/>
-      <w:bookmarkStart w:id="47" w:name="_Toc225688998"/>
+      <w:bookmarkStart w:id="47" w:name="_Toc225765975"/>
       <w:r>
         <w:lastRenderedPageBreak/>
         <w:t>Phase 3:</w:t>
@@ -6341,7 +6515,10 @@
         </w:numPr>
       </w:pPr>
       <w:r>
-        <w:t>Run The Universal Interview Architect using your Master-Career-Profile.md, the job posting, and pre-interview intel. Refer to the companion Usage Guide for persona-specific queries, 90-second connection statements, Power Shift questions, Reality Gap framing, and Bot-Runner mode.</w:t>
+        <w:t>Run The Universal Interview Architect (using your Master-Career-Profile.md + job posting + pre-interview intel). Refer to the companion Usage Guide for persona-specific queries, 90-second connection statements, Power Shift questions, Reality Gap framing, and Bot-Runner mode.</w:t>
+      </w:r>
+      <w:r>
+        <w:t xml:space="preserve"> </w:t>
       </w:r>
     </w:p>
     <w:p>
@@ -6497,7 +6674,15 @@
         </w:numPr>
       </w:pPr>
       <w:r>
-        <w:t>Update your Command Center tracker with interview details and status</w:t>
+        <w:t xml:space="preserve">Update your Command </w:t>
+      </w:r>
+      <w:proofErr w:type="spellStart"/>
+      <w:r>
+        <w:t>Center</w:t>
+      </w:r>
+      <w:proofErr w:type="spellEnd"/>
+      <w:r>
+        <w:t xml:space="preserve"> tracker with interview details and status</w:t>
       </w:r>
     </w:p>
     <w:p>
@@ -6511,26 +6696,13 @@
       </w:pPr>
       <w:bookmarkStart w:id="48" w:name="_Toc225447853"/>
       <w:bookmarkStart w:id="49" w:name="_Toc225447881"/>
-      <w:bookmarkStart w:id="50" w:name="_Toc225688999"/>
+      <w:bookmarkStart w:id="50" w:name="_Toc225765976"/>
       <w:r>
         <w:t>Quick-Reference Table – During Part 2 Tools</w:t>
       </w:r>
       <w:bookmarkEnd w:id="48"/>
       <w:bookmarkEnd w:id="49"/>
       <w:bookmarkEnd w:id="50"/>
-    </w:p>
-    <w:p>
-      <w:pPr>
-        <w:pStyle w:val="NoSpacing"/>
-      </w:pPr>
-    </w:p>
-    <w:p>
-      <w:pPr>
-        <w:pStyle w:val="NoSpacing"/>
-      </w:pPr>
-      <w:r>
-        <w:t>Quick-Reference Table – During Part 2 Tools</w:t>
-      </w:r>
     </w:p>
     <w:p>
       <w:pPr>
@@ -6734,7 +6906,6 @@
               <w:pStyle w:val="NoSpacing"/>
             </w:pPr>
             <w:r>
-              <w:lastRenderedPageBreak/>
               <w:t>Interview Prep – Company Values Intelligence Engine</w:t>
             </w:r>
           </w:p>
@@ -6802,6 +6973,7 @@
               <w:pStyle w:val="NoSpacing"/>
             </w:pPr>
             <w:r>
+              <w:lastRenderedPageBreak/>
               <w:t xml:space="preserve">The AI-Screener Logic-Gate                         </w:t>
             </w:r>
           </w:p>
@@ -6882,33 +7054,33 @@
               <w:pStyle w:val="NoSpacing"/>
             </w:pPr>
             <w:r>
-              <w:t xml:space="preserve"> Pre-interview alignment      </w:t>
-            </w:r>
-          </w:p>
-        </w:tc>
-        <w:tc>
-          <w:tcPr>
-            <w:tcW w:w="1803" w:type="dxa"/>
-          </w:tcPr>
-          <w:p>
-            <w:pPr>
-              <w:pStyle w:val="NoSpacing"/>
-            </w:pPr>
-            <w:r>
-              <w:t xml:space="preserve"> Creates visual T-chart mapping your experience to job requirements           </w:t>
-            </w:r>
-          </w:p>
-        </w:tc>
-        <w:tc>
-          <w:tcPr>
-            <w:tcW w:w="1803" w:type="dxa"/>
-          </w:tcPr>
-          <w:p>
-            <w:pPr>
-              <w:pStyle w:val="NoSpacing"/>
-            </w:pPr>
-            <w:r>
-              <w:t xml:space="preserve"> Makes alignment obvious and helps close gaps authentically                   </w:t>
+              <w:t xml:space="preserve">Pre-interview alignment      </w:t>
+            </w:r>
+          </w:p>
+        </w:tc>
+        <w:tc>
+          <w:tcPr>
+            <w:tcW w:w="1803" w:type="dxa"/>
+          </w:tcPr>
+          <w:p>
+            <w:pPr>
+              <w:pStyle w:val="NoSpacing"/>
+            </w:pPr>
+            <w:r>
+              <w:t xml:space="preserve">Creates visual T-chart mapping your experience to job requirements           </w:t>
+            </w:r>
+          </w:p>
+        </w:tc>
+        <w:tc>
+          <w:tcPr>
+            <w:tcW w:w="1803" w:type="dxa"/>
+          </w:tcPr>
+          <w:p>
+            <w:pPr>
+              <w:pStyle w:val="NoSpacing"/>
+            </w:pPr>
+            <w:r>
+              <w:t xml:space="preserve">Makes alignment obvious and helps close gaps authentically                   </w:t>
             </w:r>
           </w:p>
         </w:tc>
@@ -6949,33 +7121,33 @@
               <w:pStyle w:val="NoSpacing"/>
             </w:pPr>
             <w:r>
-              <w:t xml:space="preserve"> 1–3 days before              </w:t>
-            </w:r>
-          </w:p>
-        </w:tc>
-        <w:tc>
-          <w:tcPr>
-            <w:tcW w:w="1803" w:type="dxa"/>
-          </w:tcPr>
-          <w:p>
-            <w:pPr>
-              <w:pStyle w:val="NoSpacing"/>
-            </w:pPr>
-            <w:r>
-              <w:t xml:space="preserve"> Crafts professional outreach and questions for recruiters                    </w:t>
-            </w:r>
-          </w:p>
-        </w:tc>
-        <w:tc>
-          <w:tcPr>
-            <w:tcW w:w="1803" w:type="dxa"/>
-          </w:tcPr>
-          <w:p>
-            <w:pPr>
-              <w:pStyle w:val="NoSpacing"/>
-            </w:pPr>
-            <w:r>
-              <w:t xml:space="preserve"> Reduces process friction and builds early rapport                            </w:t>
+              <w:t xml:space="preserve">1–3 days before              </w:t>
+            </w:r>
+          </w:p>
+        </w:tc>
+        <w:tc>
+          <w:tcPr>
+            <w:tcW w:w="1803" w:type="dxa"/>
+          </w:tcPr>
+          <w:p>
+            <w:pPr>
+              <w:pStyle w:val="NoSpacing"/>
+            </w:pPr>
+            <w:r>
+              <w:t xml:space="preserve">Crafts professional outreach and questions for recruiters                    </w:t>
+            </w:r>
+          </w:p>
+        </w:tc>
+        <w:tc>
+          <w:tcPr>
+            <w:tcW w:w="1803" w:type="dxa"/>
+          </w:tcPr>
+          <w:p>
+            <w:pPr>
+              <w:pStyle w:val="NoSpacing"/>
+            </w:pPr>
+            <w:r>
+              <w:t xml:space="preserve">Reduces process friction and builds early rapport                            </w:t>
             </w:r>
           </w:p>
         </w:tc>
@@ -7016,33 +7188,33 @@
               <w:pStyle w:val="NoSpacing"/>
             </w:pPr>
             <w:r>
-              <w:t xml:space="preserve"> Core pre-interview strategy  </w:t>
-            </w:r>
-          </w:p>
-        </w:tc>
-        <w:tc>
-          <w:tcPr>
-            <w:tcW w:w="1803" w:type="dxa"/>
-          </w:tcPr>
-          <w:p>
-            <w:pPr>
-              <w:pStyle w:val="NoSpacing"/>
-            </w:pPr>
-            <w:r>
-              <w:t xml:space="preserve"> Reverse-engineers a complete, evidence-based interview strategy (personas, 90-second connection, Power Shift questions, Reality Gap, etc.) </w:t>
-            </w:r>
-          </w:p>
-        </w:tc>
-        <w:tc>
-          <w:tcPr>
-            <w:tcW w:w="1803" w:type="dxa"/>
-          </w:tcPr>
-          <w:p>
-            <w:pPr>
-              <w:pStyle w:val="NoSpacing"/>
-            </w:pPr>
-            <w:r>
-              <w:t xml:space="preserve"> Uncovers unwritten rules, interviewer personas, and hidden company anxieties </w:t>
+              <w:t xml:space="preserve">Core pre-interview strategy  </w:t>
+            </w:r>
+          </w:p>
+        </w:tc>
+        <w:tc>
+          <w:tcPr>
+            <w:tcW w:w="1803" w:type="dxa"/>
+          </w:tcPr>
+          <w:p>
+            <w:pPr>
+              <w:pStyle w:val="NoSpacing"/>
+            </w:pPr>
+            <w:r>
+              <w:t>Reverse-engineers a complete, evidence-based interview strategy (personas, 90-second connection statements, Power Shift questions, Reality Gap framing, Bot-Runner mode).</w:t>
+            </w:r>
+          </w:p>
+        </w:tc>
+        <w:tc>
+          <w:tcPr>
+            <w:tcW w:w="1803" w:type="dxa"/>
+          </w:tcPr>
+          <w:p>
+            <w:pPr>
+              <w:pStyle w:val="NoSpacing"/>
+            </w:pPr>
+            <w:r>
+              <w:t xml:space="preserve">Uncovers unwritten rules, interviewer personas, and hidden company anxieties </w:t>
             </w:r>
           </w:p>
         </w:tc>
@@ -7405,47 +7577,50 @@
               <w:pStyle w:val="NoSpacing"/>
             </w:pPr>
             <w:r>
+              <w:t xml:space="preserve">Post-Interview Thank You Note Generator            </w:t>
+            </w:r>
+          </w:p>
+        </w:tc>
+        <w:tc>
+          <w:tcPr>
+            <w:tcW w:w="1803" w:type="dxa"/>
+          </w:tcPr>
+          <w:p>
+            <w:pPr>
+              <w:pStyle w:val="NoSpacing"/>
+            </w:pPr>
+            <w:r>
+              <w:t xml:space="preserve"> Within 24 hours post-interview </w:t>
+            </w:r>
+          </w:p>
+        </w:tc>
+        <w:tc>
+          <w:tcPr>
+            <w:tcW w:w="1803" w:type="dxa"/>
+          </w:tcPr>
+          <w:p>
+            <w:pPr>
+              <w:pStyle w:val="NoSpacing"/>
+            </w:pPr>
+            <w:r>
+              <w:t xml:space="preserve"> Crafts personalized, professional notes                                    </w:t>
+            </w:r>
+          </w:p>
+        </w:tc>
+        <w:tc>
+          <w:tcPr>
+            <w:tcW w:w="1803" w:type="dxa"/>
+          </w:tcPr>
+          <w:p>
+            <w:pPr>
+              <w:pStyle w:val="NoSpacing"/>
+            </w:pPr>
+            <w:r>
+              <w:t xml:space="preserve"> Reinforces positive impression &amp; </w:t>
+            </w:r>
+            <w:r>
               <w:lastRenderedPageBreak/>
-              <w:t xml:space="preserve">Post-Interview Thank You Note Generator            </w:t>
-            </w:r>
-          </w:p>
-        </w:tc>
-        <w:tc>
-          <w:tcPr>
-            <w:tcW w:w="1803" w:type="dxa"/>
-          </w:tcPr>
-          <w:p>
-            <w:pPr>
-              <w:pStyle w:val="NoSpacing"/>
-            </w:pPr>
-            <w:r>
-              <w:t xml:space="preserve"> Within 24 hours post-interview </w:t>
-            </w:r>
-          </w:p>
-        </w:tc>
-        <w:tc>
-          <w:tcPr>
-            <w:tcW w:w="1803" w:type="dxa"/>
-          </w:tcPr>
-          <w:p>
-            <w:pPr>
-              <w:pStyle w:val="NoSpacing"/>
-            </w:pPr>
-            <w:r>
-              <w:t xml:space="preserve"> Crafts personalized, professional notes                                    </w:t>
-            </w:r>
-          </w:p>
-        </w:tc>
-        <w:tc>
-          <w:tcPr>
-            <w:tcW w:w="1803" w:type="dxa"/>
-          </w:tcPr>
-          <w:p>
-            <w:pPr>
-              <w:pStyle w:val="NoSpacing"/>
-            </w:pPr>
-            <w:r>
-              <w:t xml:space="preserve"> Reinforces positive impression &amp; keeps you top-of-mind                      </w:t>
+              <w:t xml:space="preserve">keeps you top-of-mind                      </w:t>
             </w:r>
           </w:p>
         </w:tc>
@@ -7458,6 +7633,7 @@
               <w:pStyle w:val="NoSpacing"/>
             </w:pPr>
             <w:r>
+              <w:lastRenderedPageBreak/>
               <w:t xml:space="preserve"> [Link]</w:t>
             </w:r>
           </w:p>
@@ -7480,7 +7656,7 @@
       </w:pPr>
       <w:bookmarkStart w:id="51" w:name="_Toc225447854"/>
       <w:bookmarkStart w:id="52" w:name="_Toc225447882"/>
-      <w:bookmarkStart w:id="53" w:name="_Toc225689000"/>
+      <w:bookmarkStart w:id="53" w:name="_Toc225765977"/>
       <w:r>
         <w:t>Lessons Learned Sidebar</w:t>
       </w:r>
@@ -7547,7 +7723,7 @@
       </w:pPr>
       <w:bookmarkStart w:id="54" w:name="_Toc225447855"/>
       <w:bookmarkStart w:id="55" w:name="_Toc225447883"/>
-      <w:bookmarkStart w:id="56" w:name="_Toc225689001"/>
+      <w:bookmarkStart w:id="56" w:name="_Toc225765978"/>
       <w:r>
         <w:t>Phase 4:</w:t>
       </w:r>
@@ -7675,7 +7851,15 @@
         <w:ind w:left="720"/>
       </w:pPr>
       <w:r>
-        <w:t>Log the full offer details into your Command Center tracker (update status to “Offer Received”).</w:t>
+        <w:t xml:space="preserve">Log the full offer details into your Command </w:t>
+      </w:r>
+      <w:proofErr w:type="spellStart"/>
+      <w:r>
+        <w:t>Center</w:t>
+      </w:r>
+      <w:proofErr w:type="spellEnd"/>
+      <w:r>
+        <w:t xml:space="preserve"> tracker (update status to “Offer Received”).</w:t>
       </w:r>
     </w:p>
     <w:p>
@@ -7692,7 +7876,13 @@
         <w:ind w:left="360"/>
       </w:pPr>
       <w:r>
-        <w:t>Evaluate the offer objectivelyCompare against your internal targets (from earlier phases:</w:t>
+        <w:t>Evaluate the offer objectively</w:t>
+      </w:r>
+      <w:r>
+        <w:t xml:space="preserve">. </w:t>
+      </w:r>
+      <w:r>
+        <w:t>Compare against your internal targets (from earlier phases:</w:t>
       </w:r>
       <w:r>
         <w:t xml:space="preserve"> salary research via intel tools, market benchmarks).</w:t>
@@ -7749,10 +7939,7 @@
         <w:ind w:left="1080"/>
       </w:pPr>
       <w:r>
-        <w:t>Output:</w:t>
-      </w:r>
-      <w:r>
-        <w:t xml:space="preserve"> Suggested counter-script, prioritized asks, polite phrasing, walk-away points, total-comp analysis (“Dry Powder”), pivot playbook, and vulnerability patches.</w:t>
+        <w:t>Output includes: total-comp “Dry Powder” analysis, prioritized counter-script, pivot playbook, vulnerability patches, and adversarial red-teaming results.</w:t>
       </w:r>
     </w:p>
     <w:p>
@@ -7870,7 +8057,6 @@
         <w:ind w:left="720"/>
       </w:pPr>
       <w:r>
-        <w:lastRenderedPageBreak/>
         <w:t>If they push back:</w:t>
       </w:r>
       <w:r>
@@ -7923,6 +8109,7 @@
         <w:ind w:left="720"/>
       </w:pPr>
       <w:r>
+        <w:lastRenderedPageBreak/>
         <w:t>Once agreed:</w:t>
       </w:r>
       <w:r>
@@ -7993,7 +8180,15 @@
         <w:ind w:left="720"/>
       </w:pPr>
       <w:r>
-        <w:t>Update Command Center:</w:t>
+        <w:t xml:space="preserve">Update Command </w:t>
+      </w:r>
+      <w:proofErr w:type="spellStart"/>
+      <w:r>
+        <w:t>Center</w:t>
+      </w:r>
+      <w:proofErr w:type="spellEnd"/>
+      <w:r>
+        <w:t>:</w:t>
       </w:r>
       <w:r>
         <w:t xml:space="preserve"> Mark as “Accepted” + note final terms.</w:t>
@@ -8066,7 +8261,11 @@
         <w:ind w:left="720"/>
       </w:pPr>
       <w:r>
-        <w:t>Update your Master</w:t>
+        <w:t xml:space="preserve">Update your </w:t>
+      </w:r>
+      <w:proofErr w:type="spellStart"/>
+      <w:r>
+        <w:t>Master</w:t>
       </w:r>
       <w:r>
         <w:rPr>
@@ -8075,7 +8274,11 @@
         <w:t>Summary</w:t>
       </w:r>
       <w:r>
-        <w:t>Maintenance_Engine with new role details.</w:t>
+        <w:t>Maintenance_Engine</w:t>
+      </w:r>
+      <w:proofErr w:type="spellEnd"/>
+      <w:r>
+        <w:t xml:space="preserve"> with new role details.</w:t>
       </w:r>
     </w:p>
     <w:p>
@@ -8105,12 +8308,9 @@
     </w:p>
     <w:p>
       <w:pPr>
-        <w:pStyle w:val="NoSpacing"/>
-      </w:pPr>
-      <w:r>
-        <w:rPr>
-          <w:b/>
-        </w:rPr>
+        <w:pStyle w:val="Heading2"/>
+      </w:pPr>
+      <w:r>
         <w:t>Quick-Reference Table – After Phase Tools</w:t>
       </w:r>
     </w:p>
@@ -8256,7 +8456,7 @@
               <w:pStyle w:val="NoSpacing"/>
             </w:pPr>
             <w:r>
-              <w:t xml:space="preserve"> Hiring manager response decoder            </w:t>
+              <w:t xml:space="preserve">Hiring manager response decoder            </w:t>
             </w:r>
           </w:p>
         </w:tc>
@@ -8326,46 +8526,46 @@
               <w:pStyle w:val="NoSpacing"/>
             </w:pPr>
             <w:r>
-              <w:t xml:space="preserve"> Safe Offer Negotiation Assistant           </w:t>
-            </w:r>
-          </w:p>
-        </w:tc>
-        <w:tc>
-          <w:tcPr>
-            <w:tcW w:w="1803" w:type="dxa"/>
-          </w:tcPr>
-          <w:p>
-            <w:pPr>
-              <w:pStyle w:val="NoSpacing"/>
-            </w:pPr>
-            <w:r>
-              <w:t xml:space="preserve"> Core negotiation prep                </w:t>
-            </w:r>
-          </w:p>
-        </w:tc>
-        <w:tc>
-          <w:tcPr>
-            <w:tcW w:w="1803" w:type="dxa"/>
-          </w:tcPr>
-          <w:p>
-            <w:pPr>
-              <w:pStyle w:val="NoSpacing"/>
-            </w:pPr>
-            <w:r>
-              <w:t xml:space="preserve"> Generates ethical, low-risk counter-scripts               </w:t>
-            </w:r>
-          </w:p>
-        </w:tc>
-        <w:tc>
-          <w:tcPr>
-            <w:tcW w:w="1803" w:type="dxa"/>
-          </w:tcPr>
-          <w:p>
-            <w:pPr>
-              <w:pStyle w:val="NoSpacing"/>
-            </w:pPr>
-            <w:r>
-              <w:t xml:space="preserve"> Maximizes outcome without aggression                      </w:t>
+              <w:t xml:space="preserve">Safe Offer Negotiation Assistant           </w:t>
+            </w:r>
+          </w:p>
+        </w:tc>
+        <w:tc>
+          <w:tcPr>
+            <w:tcW w:w="1803" w:type="dxa"/>
+          </w:tcPr>
+          <w:p>
+            <w:pPr>
+              <w:pStyle w:val="NoSpacing"/>
+            </w:pPr>
+            <w:r>
+              <w:t xml:space="preserve">Core negotiation prep                </w:t>
+            </w:r>
+          </w:p>
+        </w:tc>
+        <w:tc>
+          <w:tcPr>
+            <w:tcW w:w="1803" w:type="dxa"/>
+          </w:tcPr>
+          <w:p>
+            <w:pPr>
+              <w:pStyle w:val="NoSpacing"/>
+            </w:pPr>
+            <w:r>
+              <w:t xml:space="preserve">Generates ethical, low-risk counter-scripts               </w:t>
+            </w:r>
+          </w:p>
+        </w:tc>
+        <w:tc>
+          <w:tcPr>
+            <w:tcW w:w="1803" w:type="dxa"/>
+          </w:tcPr>
+          <w:p>
+            <w:pPr>
+              <w:pStyle w:val="NoSpacing"/>
+            </w:pPr>
+            <w:r>
+              <w:t xml:space="preserve">Maximizes outcome without aggression                      </w:t>
             </w:r>
           </w:p>
         </w:tc>
@@ -8396,46 +8596,46 @@
               <w:pStyle w:val="NoSpacing"/>
             </w:pPr>
             <w:r>
-              <w:t xml:space="preserve"> Post-Interview Thank You Note Generator    </w:t>
-            </w:r>
-          </w:p>
-        </w:tc>
-        <w:tc>
-          <w:tcPr>
-            <w:tcW w:w="1803" w:type="dxa"/>
-          </w:tcPr>
-          <w:p>
-            <w:pPr>
-              <w:pStyle w:val="NoSpacing"/>
-            </w:pPr>
-            <w:r>
-              <w:t xml:space="preserve"> Quick thank-you if needed            </w:t>
-            </w:r>
-          </w:p>
-        </w:tc>
-        <w:tc>
-          <w:tcPr>
-            <w:tcW w:w="1803" w:type="dxa"/>
-          </w:tcPr>
-          <w:p>
-            <w:pPr>
-              <w:pStyle w:val="NoSpacing"/>
-            </w:pPr>
-            <w:r>
-              <w:t xml:space="preserve"> Professional follow-up phrasing                           </w:t>
-            </w:r>
-          </w:p>
-        </w:tc>
-        <w:tc>
-          <w:tcPr>
-            <w:tcW w:w="1803" w:type="dxa"/>
-          </w:tcPr>
-          <w:p>
-            <w:pPr>
-              <w:pStyle w:val="NoSpacing"/>
-            </w:pPr>
-            <w:r>
-              <w:t xml:space="preserve"> Keeps tone positive during negotiation                    </w:t>
+              <w:t xml:space="preserve">Post-Interview Thank You Note Generator    </w:t>
+            </w:r>
+          </w:p>
+        </w:tc>
+        <w:tc>
+          <w:tcPr>
+            <w:tcW w:w="1803" w:type="dxa"/>
+          </w:tcPr>
+          <w:p>
+            <w:pPr>
+              <w:pStyle w:val="NoSpacing"/>
+            </w:pPr>
+            <w:r>
+              <w:t xml:space="preserve">Quick thank-you if needed            </w:t>
+            </w:r>
+          </w:p>
+        </w:tc>
+        <w:tc>
+          <w:tcPr>
+            <w:tcW w:w="1803" w:type="dxa"/>
+          </w:tcPr>
+          <w:p>
+            <w:pPr>
+              <w:pStyle w:val="NoSpacing"/>
+            </w:pPr>
+            <w:r>
+              <w:t xml:space="preserve">Professional follow-up phrasing                           </w:t>
+            </w:r>
+          </w:p>
+        </w:tc>
+        <w:tc>
+          <w:tcPr>
+            <w:tcW w:w="1803" w:type="dxa"/>
+          </w:tcPr>
+          <w:p>
+            <w:pPr>
+              <w:pStyle w:val="NoSpacing"/>
+            </w:pPr>
+            <w:r>
+              <w:t xml:space="preserve">Keeps tone positive during negotiation                    </w:t>
             </w:r>
           </w:p>
         </w:tc>
@@ -8466,46 +8666,46 @@
               <w:pStyle w:val="NoSpacing"/>
             </w:pPr>
             <w:r>
-              <w:t xml:space="preserve"> The Day 0 Onboarding Strategist            </w:t>
-            </w:r>
-          </w:p>
-        </w:tc>
-        <w:tc>
-          <w:tcPr>
-            <w:tcW w:w="1803" w:type="dxa"/>
-          </w:tcPr>
-          <w:p>
-            <w:pPr>
-              <w:pStyle w:val="NoSpacing"/>
-            </w:pPr>
-            <w:r>
-              <w:t xml:space="preserve"> Post-acceptance / first week         </w:t>
-            </w:r>
-          </w:p>
-        </w:tc>
-        <w:tc>
-          <w:tcPr>
-            <w:tcW w:w="1803" w:type="dxa"/>
-          </w:tcPr>
-          <w:p>
-            <w:pPr>
-              <w:pStyle w:val="NoSpacing"/>
-            </w:pPr>
-            <w:r>
-              <w:t xml:space="preserve"> Refreshes early success plan                              </w:t>
-            </w:r>
-          </w:p>
-        </w:tc>
-        <w:tc>
-          <w:tcPr>
-            <w:tcW w:w="1803" w:type="dxa"/>
-          </w:tcPr>
-          <w:p>
-            <w:pPr>
-              <w:pStyle w:val="NoSpacing"/>
-            </w:pPr>
-            <w:r>
-              <w:t xml:space="preserve"> Strong start — shows initiative                           </w:t>
+              <w:t xml:space="preserve">The Day 0 Onboarding Strategist            </w:t>
+            </w:r>
+          </w:p>
+        </w:tc>
+        <w:tc>
+          <w:tcPr>
+            <w:tcW w:w="1803" w:type="dxa"/>
+          </w:tcPr>
+          <w:p>
+            <w:pPr>
+              <w:pStyle w:val="NoSpacing"/>
+            </w:pPr>
+            <w:r>
+              <w:t xml:space="preserve">Post-acceptance / first week         </w:t>
+            </w:r>
+          </w:p>
+        </w:tc>
+        <w:tc>
+          <w:tcPr>
+            <w:tcW w:w="1803" w:type="dxa"/>
+          </w:tcPr>
+          <w:p>
+            <w:pPr>
+              <w:pStyle w:val="NoSpacing"/>
+            </w:pPr>
+            <w:r>
+              <w:t xml:space="preserve">Refreshes early success plan                              </w:t>
+            </w:r>
+          </w:p>
+        </w:tc>
+        <w:tc>
+          <w:tcPr>
+            <w:tcW w:w="1803" w:type="dxa"/>
+          </w:tcPr>
+          <w:p>
+            <w:pPr>
+              <w:pStyle w:val="NoSpacing"/>
+            </w:pPr>
+            <w:r>
+              <w:t xml:space="preserve">Strong start — shows initiative                           </w:t>
             </w:r>
           </w:p>
         </w:tc>
@@ -8535,8 +8735,9 @@
             <w:pPr>
               <w:pStyle w:val="NoSpacing"/>
             </w:pPr>
-            <w:r>
-              <w:t xml:space="preserve"> Master</w:t>
+            <w:proofErr w:type="spellStart"/>
+            <w:r>
+              <w:t>Master</w:t>
             </w:r>
             <w:r>
               <w:rPr>
@@ -8545,46 +8746,50 @@
               <w:t>Summary</w:t>
             </w:r>
             <w:r>
-              <w:t xml:space="preserve">Maintenance_Engine          </w:t>
-            </w:r>
-          </w:p>
-        </w:tc>
-        <w:tc>
-          <w:tcPr>
-            <w:tcW w:w="1803" w:type="dxa"/>
-          </w:tcPr>
-          <w:p>
-            <w:pPr>
-              <w:pStyle w:val="NoSpacing"/>
-            </w:pPr>
-            <w:r>
-              <w:t xml:space="preserve"> Ongoing after new role               </w:t>
-            </w:r>
-          </w:p>
-        </w:tc>
-        <w:tc>
-          <w:tcPr>
-            <w:tcW w:w="1803" w:type="dxa"/>
-          </w:tcPr>
-          <w:p>
-            <w:pPr>
-              <w:pStyle w:val="NoSpacing"/>
-            </w:pPr>
-            <w:r>
-              <w:t xml:space="preserve"> Keeps your master profile current                         </w:t>
-            </w:r>
-          </w:p>
-        </w:tc>
-        <w:tc>
-          <w:tcPr>
-            <w:tcW w:w="1803" w:type="dxa"/>
-          </w:tcPr>
-          <w:p>
-            <w:pPr>
-              <w:pStyle w:val="NoSpacing"/>
-            </w:pPr>
-            <w:r>
-              <w:t xml:space="preserve"> Ready for next transition or internal growth              </w:t>
+              <w:t>Maintenance_Engine</w:t>
+            </w:r>
+            <w:proofErr w:type="spellEnd"/>
+            <w:r>
+              <w:t xml:space="preserve">          </w:t>
+            </w:r>
+          </w:p>
+        </w:tc>
+        <w:tc>
+          <w:tcPr>
+            <w:tcW w:w="1803" w:type="dxa"/>
+          </w:tcPr>
+          <w:p>
+            <w:pPr>
+              <w:pStyle w:val="NoSpacing"/>
+            </w:pPr>
+            <w:r>
+              <w:t xml:space="preserve">Ongoing after new role               </w:t>
+            </w:r>
+          </w:p>
+        </w:tc>
+        <w:tc>
+          <w:tcPr>
+            <w:tcW w:w="1803" w:type="dxa"/>
+          </w:tcPr>
+          <w:p>
+            <w:pPr>
+              <w:pStyle w:val="NoSpacing"/>
+            </w:pPr>
+            <w:r>
+              <w:t xml:space="preserve">Keeps your master profile current                         </w:t>
+            </w:r>
+          </w:p>
+        </w:tc>
+        <w:tc>
+          <w:tcPr>
+            <w:tcW w:w="1803" w:type="dxa"/>
+          </w:tcPr>
+          <w:p>
+            <w:pPr>
+              <w:pStyle w:val="NoSpacing"/>
+            </w:pPr>
+            <w:r>
+              <w:t xml:space="preserve">Ready for next transition or internal growth              </w:t>
             </w:r>
           </w:p>
         </w:tc>
@@ -8614,7 +8819,7 @@
       </w:pPr>
       <w:bookmarkStart w:id="57" w:name="_Toc225447856"/>
       <w:bookmarkStart w:id="58" w:name="_Toc225447884"/>
-      <w:bookmarkStart w:id="59" w:name="_Toc225689002"/>
+      <w:bookmarkStart w:id="59" w:name="_Toc225765979"/>
       <w:r>
         <w:t>Lessons Learned Sidebar</w:t>
       </w:r>
@@ -9277,9 +9482,17 @@
       <w:pPr>
         <w:pStyle w:val="Heading1"/>
       </w:pPr>
-      <w:bookmarkStart w:id="60" w:name="_Toc225689003"/>
-      <w:r>
-        <w:t>### Command Center Tracker</w:t>
+      <w:bookmarkStart w:id="60" w:name="_Toc225765980"/>
+      <w:r>
+        <w:t xml:space="preserve">### Command </w:t>
+      </w:r>
+      <w:proofErr w:type="spellStart"/>
+      <w:r>
+        <w:t>Center</w:t>
+      </w:r>
+      <w:proofErr w:type="spellEnd"/>
+      <w:r>
+        <w:t xml:space="preserve"> Tracker</w:t>
       </w:r>
       <w:bookmarkEnd w:id="60"/>
     </w:p>
@@ -9300,9 +9513,9 @@
       <w:pPr>
         <w:pStyle w:val="Heading2"/>
       </w:pPr>
-      <w:bookmarkStart w:id="61" w:name="_Toc225689004"/>
-      <w:r>
-        <w:t>**JOBS APPLIED FOR (ACTIVE)**</w:t>
+      <w:bookmarkStart w:id="61" w:name="_Toc225765981"/>
+      <w:r>
+        <w:t>JOBS APPLIED FOR (ACTIVE)</w:t>
       </w:r>
       <w:bookmarkEnd w:id="61"/>
     </w:p>
@@ -9374,9 +9587,9 @@
       <w:pPr>
         <w:pStyle w:val="Heading2"/>
       </w:pPr>
-      <w:bookmarkStart w:id="62" w:name="_Toc225689005"/>
-      <w:r>
-        <w:t>**NETWORKING ACTIVITIES**</w:t>
+      <w:bookmarkStart w:id="62" w:name="_Toc225765982"/>
+      <w:r>
+        <w:t>NETWORKING ACTIVITIES</w:t>
       </w:r>
       <w:bookmarkEnd w:id="62"/>
     </w:p>
@@ -9449,9 +9662,9 @@
       <w:pPr>
         <w:pStyle w:val="Heading2"/>
       </w:pPr>
-      <w:bookmarkStart w:id="63" w:name="_Toc225689006"/>
-      <w:r>
-        <w:t>**REJECTED / ARCHIVED** – (Move entries here when closed)</w:t>
+      <w:bookmarkStart w:id="63" w:name="_Toc225765983"/>
+      <w:r>
+        <w:t>REJECTED / ARCHIVED – (Move entries here when closed)</w:t>
       </w:r>
       <w:bookmarkEnd w:id="63"/>
     </w:p>
@@ -9528,9 +9741,9 @@
       <w:pPr>
         <w:pStyle w:val="Heading2"/>
       </w:pPr>
-      <w:bookmarkStart w:id="64" w:name="_Toc225689007"/>
-      <w:r>
-        <w:t>**Weekly Performance &amp; Metrics** (add at bottom or in separate tab)</w:t>
+      <w:bookmarkStart w:id="64" w:name="_Toc225765984"/>
+      <w:r>
+        <w:t>Weekly Performance &amp; Metrics (add at bottom or in separate tab)</w:t>
       </w:r>
       <w:bookmarkEnd w:id="64"/>
     </w:p>
@@ -9585,7 +9798,7 @@
       </w:pPr>
       <w:bookmarkStart w:id="65" w:name="_Toc225447857"/>
       <w:bookmarkStart w:id="66" w:name="_Toc225447885"/>
-      <w:bookmarkStart w:id="67" w:name="_Toc225689008"/>
+      <w:bookmarkStart w:id="67" w:name="_Toc225765985"/>
       <w:r>
         <w:t>Glossary</w:t>
       </w:r>
@@ -9617,25 +9830,19 @@
           <w:b/>
           <w:bCs/>
         </w:rPr>
-        <w:t>Command Center</w:t>
-      </w:r>
-      <w:r>
-        <w:t xml:space="preserve"> Your central tracking system (spreadsheet, Notion, or simple table) that logs every job application, interview, offer, and key intel.</w:t>
-      </w:r>
-    </w:p>
-    <w:p>
-      <w:pPr>
-        <w:pStyle w:val="NoSpacing"/>
-      </w:pPr>
+        <w:t xml:space="preserve">Command </w:t>
+      </w:r>
+      <w:proofErr w:type="spellStart"/>
       <w:r>
         <w:rPr>
           <w:b/>
           <w:bCs/>
         </w:rPr>
-        <w:t>Dry Powder</w:t>
-      </w:r>
-      <w:r>
-        <w:t xml:space="preserve"> Available negotiation leverage (extra budget the company may have for salary, bonus, or benefits) identified during the offer stage.</w:t>
+        <w:t>Center</w:t>
+      </w:r>
+      <w:proofErr w:type="spellEnd"/>
+      <w:r>
+        <w:t xml:space="preserve"> Your central tracking system (spreadsheet, Notion, or simple table) that logs every job application, interview, offer, and key intel.</w:t>
       </w:r>
     </w:p>
     <w:p>
@@ -9647,10 +9854,10 @@
           <w:b/>
           <w:bCs/>
         </w:rPr>
-        <w:t>Master-Career-Profile.md</w:t>
-      </w:r>
-      <w:r>
-        <w:t xml:space="preserve"> Your single source of truth — the governed document containing your verified skills, experiences, achievements, and stories. All resumes, interview answers, and tailoring flow from this file.</w:t>
+        <w:t>Dry Powder</w:t>
+      </w:r>
+      <w:r>
+        <w:t xml:space="preserve"> Available negotiation leverage (extra budget the company may have for salary, bonus, or benefits) identified during the offer stage.</w:t>
       </w:r>
     </w:p>
     <w:p>
@@ -9662,10 +9869,10 @@
           <w:b/>
           <w:bCs/>
         </w:rPr>
-        <w:t>Pre-Day-One Positioning Engine (PDPE)</w:t>
-      </w:r>
-      <w:r>
-        <w:t xml:space="preserve"> A post-acceptance tool that creates a stakeholder map, risk scan, early-win plan, and Day 0 Brief to help you start strong.</w:t>
+        <w:t>Master-Career-Profile.md</w:t>
+      </w:r>
+      <w:r>
+        <w:t xml:space="preserve"> Your single source of truth — the governed document containing your verified skills, experiences, achievements, and stories. All resumes, interview answers, and tailoring flow from this file.</w:t>
       </w:r>
     </w:p>
     <w:p>
@@ -9677,10 +9884,10 @@
           <w:b/>
           <w:bCs/>
         </w:rPr>
-        <w:t>Red Flag Analyzer</w:t>
-      </w:r>
-      <w:r>
-        <w:t xml:space="preserve"> A prompt that scans job postings for signs of toxicity, instability, poor culture, or unrealistic expectations.</w:t>
+        <w:t>Pre-Day-One Positioning Engine (PDPE)</w:t>
+      </w:r>
+      <w:r>
+        <w:t xml:space="preserve"> A post-acceptance tool that creates a stakeholder map, risk scan, early-win plan, and Day 0 Brief to help you start strong.</w:t>
       </w:r>
     </w:p>
     <w:p>
@@ -9692,10 +9899,10 @@
           <w:b/>
           <w:bCs/>
         </w:rPr>
-        <w:t>Single Source of Truth</w:t>
-      </w:r>
-      <w:r>
-        <w:t xml:space="preserve"> The principle that all job-search outputs must be based on your verified Master-Career-Profile to eliminate hallucinations and maintain integrity.</w:t>
+        <w:t>Red Flag Analyzer</w:t>
+      </w:r>
+      <w:r>
+        <w:t xml:space="preserve"> A prompt that scans job postings for signs of toxicity, instability, poor culture, or unrealistic expectations.</w:t>
       </w:r>
     </w:p>
     <w:p>
@@ -9707,10 +9914,10 @@
           <w:b/>
           <w:bCs/>
         </w:rPr>
-        <w:t>STAR Stories</w:t>
-      </w:r>
-      <w:r>
-        <w:t xml:space="preserve"> Situation, Task, Action, Result — the structured format used for behavioral interview answers.</w:t>
+        <w:t>Single Source of Truth</w:t>
+      </w:r>
+      <w:r>
+        <w:t xml:space="preserve"> The principle that all job-search outputs must be based on your verified Master-Career-Profile to eliminate hallucinations and maintain integrity.</w:t>
       </w:r>
     </w:p>
     <w:p>
@@ -9722,10 +9929,18 @@
           <w:b/>
           <w:bCs/>
         </w:rPr>
-        <w:t>Strategic Integrity Resume Engine</w:t>
-      </w:r>
-      <w:r>
-        <w:t xml:space="preserve"> A prompt that builds or tailors resumes while strictly preserving truthfulness and avoiding exaggeration.</w:t>
+        <w:t>STAR Stories</w:t>
+      </w:r>
+      <w:r>
+        <w:t xml:space="preserve"> Situation, Task, Action, Result — the structured format used for </w:t>
+      </w:r>
+      <w:proofErr w:type="spellStart"/>
+      <w:r>
+        <w:t>behavioral</w:t>
+      </w:r>
+      <w:proofErr w:type="spellEnd"/>
+      <w:r>
+        <w:t xml:space="preserve"> interview answers.</w:t>
       </w:r>
     </w:p>
     <w:p>
@@ -9737,10 +9952,10 @@
           <w:b/>
           <w:bCs/>
         </w:rPr>
-        <w:t>The Universal Interview Architect</w:t>
-      </w:r>
-      <w:r>
-        <w:t xml:space="preserve"> A powerful prompt that reverse-engineers a complete interview strategy from your master profile, job posting, and company intel.</w:t>
+        <w:t>Strategic Integrity Resume Engine</w:t>
+      </w:r>
+      <w:r>
+        <w:t xml:space="preserve"> A prompt that builds or tailors resumes while strictly preserving truthfulness and avoiding exaggeration.</w:t>
       </w:r>
     </w:p>
     <w:p>
@@ -9752,10 +9967,10 @@
           <w:b/>
           <w:bCs/>
         </w:rPr>
-        <w:t>Day 0 Brief</w:t>
-      </w:r>
-      <w:r>
-        <w:t xml:space="preserve"> A short document or talking points outlining your planned first-day and first-week actions, used to demonstrate proactivity during interviews or early onboarding.</w:t>
+        <w:t>The Universal Interview Architect</w:t>
+      </w:r>
+      <w:r>
+        <w:t xml:space="preserve"> A powerful prompt that reverse-engineers a complete interview strategy from your master profile, job posting, and company intel.</w:t>
       </w:r>
     </w:p>
     <w:p>
@@ -9767,7 +9982,21 @@
           <w:b/>
           <w:bCs/>
         </w:rPr>
-        <w:lastRenderedPageBreak/>
+        <w:t>Day 0 Brief</w:t>
+      </w:r>
+      <w:r>
+        <w:t xml:space="preserve"> A short document or talking points outlining your planned first-day and first-week actions, used to demonstrate proactivity during interviews or early onboarding.</w:t>
+      </w:r>
+    </w:p>
+    <w:p>
+      <w:pPr>
+        <w:pStyle w:val="NoSpacing"/>
+      </w:pPr>
+      <w:r>
+        <w:rPr>
+          <w:b/>
+          <w:bCs/>
+        </w:rPr>
         <w:t>Usage Guide</w:t>
       </w:r>
       <w:r>
@@ -9785,7 +10014,7 @@
       </w:pPr>
       <w:bookmarkStart w:id="68" w:name="_Toc225447858"/>
       <w:bookmarkStart w:id="69" w:name="_Toc225447886"/>
-      <w:bookmarkStart w:id="70" w:name="_Toc225689009"/>
+      <w:bookmarkStart w:id="70" w:name="_Toc225765986"/>
       <w:r>
         <w:t>Acronyms</w:t>
       </w:r>
@@ -10280,7 +10509,15 @@
               <w:pStyle w:val="NoSpacing"/>
             </w:pPr>
             <w:r>
-              <w:t>Structured format for answering behavioral interview questions</w:t>
+              <w:t xml:space="preserve">Structured format for answering </w:t>
+            </w:r>
+            <w:proofErr w:type="spellStart"/>
+            <w:r>
+              <w:t>behavioral</w:t>
+            </w:r>
+            <w:proofErr w:type="spellEnd"/>
+            <w:r>
+              <w:t xml:space="preserve"> interview questions</w:t>
             </w:r>
           </w:p>
         </w:tc>

--- a/Job seeker's playbook.docx
+++ b/Job seeker's playbook.docx
@@ -1417,21 +1417,7 @@
                 <w:rStyle w:val="Hyperlink"/>
                 <w:noProof/>
               </w:rPr>
-              <w:t>Quick-Reference Table – Dur</w:t>
-            </w:r>
-            <w:r>
-              <w:rPr>
-                <w:rStyle w:val="Hyperlink"/>
-                <w:noProof/>
-              </w:rPr>
-              <w:t>i</w:t>
-            </w:r>
-            <w:r>
-              <w:rPr>
-                <w:rStyle w:val="Hyperlink"/>
-                <w:noProof/>
-              </w:rPr>
-              <w:t>ng Part 2 Tools</w:t>
+              <w:t>Quick-Reference Table – During Part 2 Tools</w:t>
             </w:r>
             <w:r>
               <w:rPr>
@@ -1789,23 +1775,10 @@
             <w:r>
               <w:rPr>
                 <w:rStyle w:val="Hyperlink"/>
-                <w:noProof/>
-              </w:rPr>
-              <w:t>**JOBS APPLIED FOR (ACTI</w:t>
-            </w:r>
-            <w:r>
-              <w:rPr>
-                <w:rStyle w:val="Hyperlink"/>
-                <w:noProof/>
-              </w:rPr>
-              <w:t>V</w:t>
-            </w:r>
-            <w:r>
-              <w:rPr>
-                <w:rStyle w:val="Hyperlink"/>
-                <w:noProof/>
-              </w:rPr>
-              <w:t>E)**</w:t>
+                <w:b/>
+                <w:noProof/>
+              </w:rPr>
+              <w:t>JOBS APPLIED FOR (ACTIVE)</w:t>
             </w:r>
             <w:r>
               <w:rPr>
@@ -1875,9 +1848,10 @@
             <w:r>
               <w:rPr>
                 <w:rStyle w:val="Hyperlink"/>
-                <w:noProof/>
-              </w:rPr>
-              <w:t>**NETWORKING ACTIVITIES**</w:t>
+                <w:b/>
+                <w:noProof/>
+              </w:rPr>
+              <w:t>NETWORKING ACTIVITIES</w:t>
             </w:r>
             <w:r>
               <w:rPr>
@@ -1947,9 +1921,17 @@
             <w:r>
               <w:rPr>
                 <w:rStyle w:val="Hyperlink"/>
-                <w:noProof/>
-              </w:rPr>
-              <w:t>**REJECTED / ARCHIVED** – (Move entries here when closed)</w:t>
+                <w:b/>
+                <w:noProof/>
+              </w:rPr>
+              <w:t>REJECTED / ARCHIVED</w:t>
+            </w:r>
+            <w:r>
+              <w:rPr>
+                <w:rStyle w:val="Hyperlink"/>
+                <w:noProof/>
+              </w:rPr>
+              <w:t xml:space="preserve"> – (Move entries here when closed)</w:t>
             </w:r>
             <w:r>
               <w:rPr>
@@ -2019,9 +2001,17 @@
             <w:r>
               <w:rPr>
                 <w:rStyle w:val="Hyperlink"/>
-                <w:noProof/>
-              </w:rPr>
-              <w:t>**Weekly Performance &amp; Metrics** (add at bottom or in separate tab)</w:t>
+                <w:b/>
+                <w:noProof/>
+              </w:rPr>
+              <w:t>Weekly Performance &amp; Metrics</w:t>
+            </w:r>
+            <w:r>
+              <w:rPr>
+                <w:rStyle w:val="Hyperlink"/>
+                <w:noProof/>
+              </w:rPr>
+              <w:t xml:space="preserve"> (add at bottom or in separate tab)</w:t>
             </w:r>
             <w:r>
               <w:rPr>
@@ -2292,7 +2282,10 @@
         <w:ind w:left="720"/>
       </w:pPr>
       <w:r>
-        <w:t>Along the way, I experimented heavily with AI tools. I found that most generic advice and off-the-shelf prompts either hallucinated details or encouraged risky shortcuts. So I started building something different: a disciplined, integrity-first system grounded in the same security and verification principles I use in cybersecurity.</w:t>
+        <w:t>Along the way, I experimented heavily with AI tools. I found that most generic advice and off-the-shelf prompts either hallucinated details or encouraged risky shortcuts. So I started building something different:</w:t>
+      </w:r>
+      <w:r>
+        <w:t xml:space="preserve"> a disciplined, integrity-first system grounded in the same security and verification principles I use in cybersecurity.</w:t>
       </w:r>
     </w:p>
     <w:p>
@@ -2307,7 +2300,16 @@
         <w:ind w:left="720"/>
       </w:pPr>
       <w:r>
-        <w:t>This playbook is the result — a repeatable, honest framework that treats your career transition like a secure operation. It emphasizes a **single source of truth**, early red-flag detection, structured data governance, and real resilience under pressure.</w:t>
+        <w:t xml:space="preserve">This playbook is the result — a repeatable, honest framework that treats your career transition like a secure operation. It emphasizes a </w:t>
+      </w:r>
+      <w:r>
+        <w:rPr>
+          <w:b/>
+        </w:rPr>
+        <w:t>single source of truth</w:t>
+      </w:r>
+      <w:r>
+        <w:t>, early red-flag detection, structured data governance, and real resilience under pressure.</w:t>
       </w:r>
     </w:p>
     <w:p>
@@ -2374,21 +2376,10 @@
         <w:rPr>
           <w:b/>
         </w:rPr>
-        <w:t xml:space="preserve">Version: v1.1 Draft – March 29, 2026  </w:t>
-      </w:r>
-    </w:p>
-    <w:p>
-      <w:pPr>
-        <w:pStyle w:val="NoSpacing"/>
-        <w:rPr>
-          <w:bCs/>
-        </w:rPr>
-      </w:pPr>
-      <w:r>
-        <w:rPr>
-          <w:bCs/>
-        </w:rPr>
-        <w:t>Linked Repo: https://github.com/scottmalin68-commits/Job-Search-Career-Prompts (All prompts are the latest versions as of March 29, 2026)</w:t>
+        <w:t>Repo Sync Date:</w:t>
+      </w:r>
+      <w:r>
+        <w:t xml:space="preserve"> April 13, 2026 </w:t>
       </w:r>
     </w:p>
     <w:p>
@@ -2398,163 +2389,215 @@
           <w:b/>
         </w:rPr>
       </w:pPr>
-    </w:p>
-    <w:p>
-      <w:pPr>
-        <w:pStyle w:val="NoSpacing"/>
+      <w:r>
         <w:rPr>
           <w:b/>
         </w:rPr>
-      </w:pPr>
-      <w:r>
-        <w:rPr>
-          <w:b/>
-        </w:rPr>
-        <w:t>### Recent Updates (March 2026)</w:t>
-      </w:r>
-    </w:p>
-    <w:p>
-      <w:pPr>
-        <w:pStyle w:val="NoSpacing"/>
-        <w:rPr>
-          <w:bCs/>
-        </w:rPr>
-      </w:pPr>
-      <w:r>
-        <w:rPr>
-          <w:bCs/>
-        </w:rPr>
-        <w:t>- The Universal Interview Architect + Usage Guide (Mar 26) – Comprehensive interview strategy reverse-engineering tool</w:t>
-      </w:r>
-    </w:p>
-    <w:p>
-      <w:pPr>
-        <w:pStyle w:val="NoSpacing"/>
-        <w:rPr>
-          <w:bCs/>
-        </w:rPr>
-      </w:pPr>
-      <w:r>
-        <w:rPr>
-          <w:bCs/>
-        </w:rPr>
-        <w:t>- Safe Offer Negotiation Assistant v2.0 (Mar 25–26) – Major upgrade with total-comp “Dry Powder” analysis, pivot playbook, vulnerability patches, and adversarial red-teaming</w:t>
-      </w:r>
-    </w:p>
-    <w:p>
-      <w:pPr>
-        <w:pStyle w:val="NoSpacing"/>
-        <w:rPr>
-          <w:bCs/>
-        </w:rPr>
-      </w:pPr>
-      <w:r>
-        <w:rPr>
-          <w:bCs/>
-        </w:rPr>
-        <w:t>- Pre-Day-One Positioning Engine (PDPE) (Mar 25) – Post-acceptance stakeholder mapping and early-win planning</w:t>
-      </w:r>
-    </w:p>
-    <w:p>
-      <w:pPr>
-        <w:pStyle w:val="NoSpacing"/>
-        <w:rPr>
-          <w:bCs/>
-        </w:rPr>
-      </w:pPr>
-      <w:r>
-        <w:rPr>
-          <w:bCs/>
-        </w:rPr>
-        <w:t>- Job Posting Snapshot &amp; Preservation Engine improvements (Mar 27)</w:t>
-      </w:r>
-    </w:p>
-    <w:p>
-      <w:pPr>
-        <w:pStyle w:val="NoSpacing"/>
-        <w:rPr>
-          <w:bCs/>
-        </w:rPr>
-      </w:pPr>
-      <w:r>
-        <w:rPr>
-          <w:bCs/>
-        </w:rPr>
-        <w:t>- The T-chart alignment engine (Mar 29) – Visual experience-to-requirements alignment</w:t>
-      </w:r>
-    </w:p>
-    <w:p>
-      <w:pPr>
-        <w:pStyle w:val="NoSpacing"/>
-        <w:rPr>
-          <w:bCs/>
-        </w:rPr>
-      </w:pPr>
-      <w:r>
-        <w:rPr>
-          <w:bCs/>
-        </w:rPr>
-        <w:t>- Pre-interview recruiter bridge prompt (Mar 27)</w:t>
-      </w:r>
-    </w:p>
-    <w:p>
-      <w:pPr>
-        <w:pStyle w:val="NoSpacing"/>
-        <w:rPr>
-          <w:bCs/>
-        </w:rPr>
-      </w:pPr>
-      <w:r>
-        <w:rPr>
-          <w:bCs/>
-        </w:rPr>
-        <w:t>- The AI-Screener Logic-Gate (Mar 26)</w:t>
-      </w:r>
-    </w:p>
-    <w:p>
-      <w:pPr>
-        <w:pStyle w:val="NoSpacing"/>
-        <w:rPr>
-          <w:bCs/>
-        </w:rPr>
-      </w:pPr>
-      <w:r>
-        <w:rPr>
-          <w:bCs/>
-        </w:rPr>
-        <w:t>- Career Transition Announcement Builder (Mar 26)</w:t>
-      </w:r>
-    </w:p>
-    <w:p>
-      <w:pPr>
-        <w:pStyle w:val="NoSpacing"/>
-        <w:rPr>
-          <w:bCs/>
-        </w:rPr>
-      </w:pPr>
-      <w:r>
-        <w:rPr>
-          <w:bCs/>
-        </w:rPr>
-        <w:t xml:space="preserve">- Job-Application Tracker.md (Mar 25) – Template for the Command </w:t>
-      </w:r>
-      <w:proofErr w:type="spellStart"/>
-      <w:r>
-        <w:rPr>
-          <w:bCs/>
-        </w:rPr>
-        <w:t>Center</w:t>
-      </w:r>
-      <w:proofErr w:type="spellEnd"/>
-    </w:p>
-    <w:p>
-      <w:pPr>
-        <w:pStyle w:val="Heading2"/>
+        <w:t>Playbook Version:</w:t>
+      </w:r>
+      <w:r>
+        <w:t xml:space="preserve"> v1.2 Draft – April 2026</w:t>
+      </w:r>
+      <w:r>
+        <w:br/>
+      </w:r>
+    </w:p>
+    <w:p>
+      <w:pPr>
+        <w:pStyle w:val="NoSpacing"/>
       </w:pPr>
       <w:bookmarkStart w:id="5" w:name="_Toc225447839"/>
       <w:bookmarkStart w:id="6" w:name="_Toc225447867"/>
       <w:bookmarkStart w:id="7" w:name="_Toc225765961"/>
       <w:r>
+        <w:t>### Recent Updates (April 2026)</w:t>
+      </w:r>
+    </w:p>
+    <w:p>
+      <w:pPr>
+        <w:pStyle w:val="NoSpacing"/>
+      </w:pPr>
+      <w:r>
+        <w:t xml:space="preserve">- </w:t>
+      </w:r>
+      <w:r>
+        <w:rPr>
+          <w:b/>
+        </w:rPr>
+        <w:t>Job Search Architect.md</w:t>
+      </w:r>
+      <w:r>
+        <w:t xml:space="preserve"> (new – April 13, 2026) – High-level orchestrator prompt for the entire job search process.</w:t>
+      </w:r>
+    </w:p>
+    <w:p>
+      <w:pPr>
+        <w:pStyle w:val="NoSpacing"/>
+      </w:pPr>
+      <w:r>
+        <w:t xml:space="preserve">- </w:t>
+      </w:r>
+      <w:r>
+        <w:rPr>
+          <w:b/>
+        </w:rPr>
+        <w:t>Pre-Day-One Positioning Engine.md</w:t>
+      </w:r>
+      <w:r>
+        <w:t xml:space="preserve"> (v2.0.0 – Mission Recon Upgrade) – Enhanced stakeholder mapping, risk/landmine scan, early-win calculator, social patches, and ready-to-use DAY 0 BRIEF.</w:t>
+      </w:r>
+    </w:p>
+    <w:p>
+      <w:pPr>
+        <w:pStyle w:val="NoSpacing"/>
+      </w:pPr>
+      <w:r>
+        <w:t xml:space="preserve">- </w:t>
+      </w:r>
+      <w:r>
+        <w:rPr>
+          <w:b/>
+        </w:rPr>
+        <w:t>Safe Offer Negotiation Assistant.md</w:t>
+      </w:r>
+      <w:r>
+        <w:t xml:space="preserve"> (v2.0) – Now includes total-comp “Dry Powder” analysis, posting-snapshot salary band integration, pivot playbook, chain-of-thought reasoning, and adversarial red-teaming.</w:t>
+      </w:r>
+    </w:p>
+    <w:p>
+      <w:pPr>
+        <w:pStyle w:val="NoSpacing"/>
+      </w:pPr>
+      <w:r>
+        <w:t xml:space="preserve">- </w:t>
+      </w:r>
+      <w:r>
+        <w:rPr>
+          <w:b/>
+        </w:rPr>
+        <w:t>The universal interview architect.md</w:t>
+      </w:r>
+      <w:r>
+        <w:t xml:space="preserve"> + </w:t>
+      </w:r>
+      <w:r>
+        <w:rPr>
+          <w:b/>
+        </w:rPr>
+        <w:t>The universal interview architect - Usage Guide.md</w:t>
+      </w:r>
+      <w:r>
+        <w:t xml:space="preserve"> – Core reverse-engineering tool for interview strategy (personas, 90-second connection statements, Power Shift questions, Reality Gap framing, Bot-Runner mode).</w:t>
+      </w:r>
+    </w:p>
+    <w:p>
+      <w:pPr>
+        <w:pStyle w:val="NoSpacing"/>
+      </w:pPr>
+      <w:r>
+        <w:t xml:space="preserve">- </w:t>
+      </w:r>
+      <w:r>
+        <w:rPr>
+          <w:b/>
+        </w:rPr>
+        <w:t>The T-chart alignment engine.md</w:t>
+      </w:r>
+      <w:r>
+        <w:t xml:space="preserve"> (updated) – Visual experience-to-requirements mapping.</w:t>
+      </w:r>
+    </w:p>
+    <w:p>
+      <w:pPr>
+        <w:pStyle w:val="NoSpacing"/>
+      </w:pPr>
+      <w:r>
+        <w:t xml:space="preserve">- </w:t>
+      </w:r>
+      <w:r>
+        <w:rPr>
+          <w:b/>
+        </w:rPr>
+        <w:t>Job Posting Snapshot &amp; Preservation Engine.md</w:t>
+      </w:r>
+      <w:r>
+        <w:t xml:space="preserve"> + </w:t>
+      </w:r>
+      <w:r>
+        <w:rPr>
+          <w:b/>
+        </w:rPr>
+        <w:t>Job Posting Snapshot - Usage Examples.md</w:t>
+      </w:r>
+      <w:r>
+        <w:t xml:space="preserve"> (refreshed).</w:t>
+      </w:r>
+    </w:p>
+    <w:p>
+      <w:pPr>
+        <w:pStyle w:val="NoSpacing"/>
+      </w:pPr>
+      <w:r>
+        <w:t xml:space="preserve">- </w:t>
+      </w:r>
+      <w:r>
+        <w:rPr>
+          <w:b/>
+        </w:rPr>
+        <w:t>INTERVIEW PRESSURE SIMULATOR.md</w:t>
+      </w:r>
+      <w:r>
+        <w:t xml:space="preserve"> and </w:t>
+      </w:r>
+      <w:r>
+        <w:rPr>
+          <w:b/>
+        </w:rPr>
+        <w:t>TECHNICAL INTERVIEW PRESSURE SIMULATOR.md</w:t>
+      </w:r>
+      <w:r>
+        <w:t xml:space="preserve"> – Separate general and technical variants.</w:t>
+      </w:r>
+    </w:p>
+    <w:p>
+      <w:pPr>
+        <w:pStyle w:val="NoSpacing"/>
+      </w:pPr>
+      <w:r>
+        <w:t xml:space="preserve">- </w:t>
+      </w:r>
+      <w:r>
+        <w:rPr>
+          <w:b/>
+        </w:rPr>
+        <w:t>ATS Resume Scanner Simulator.md</w:t>
+      </w:r>
+      <w:r>
+        <w:t xml:space="preserve"> (updated April 11) and several LinkedIn / pre-interview tools refreshed in early April.</w:t>
+      </w:r>
+    </w:p>
+    <w:p>
+      <w:pPr>
+        <w:pStyle w:val="NoSpacing"/>
+      </w:pPr>
+      <w:r>
+        <w:lastRenderedPageBreak/>
+        <w:t>- Minor cleanups:</w:t>
+      </w:r>
+      <w:r>
+        <w:t xml:space="preserve"> Renamed/updated LinkedIn Headhunter Tuning prompt, new Behavioral Interview Diagnostic.md, Elevator Pitch Generator.md, etc.</w:t>
+      </w:r>
+    </w:p>
+    <w:p>
+      <w:pPr>
+        <w:pStyle w:val="NoSpacing"/>
+      </w:pPr>
+    </w:p>
+    <w:p>
+      <w:pPr>
+        <w:pStyle w:val="Heading2"/>
+      </w:pPr>
+      <w:r>
         <w:t>Why This Works</w:t>
       </w:r>
       <w:bookmarkEnd w:id="5"/>
@@ -2583,7 +2626,6 @@
         <w:pStyle w:val="NoSpacing"/>
       </w:pPr>
       <w:r>
-        <w:lastRenderedPageBreak/>
         <w:t xml:space="preserve">- No hallucinations, no exaggeration, no risky shortcuts  </w:t>
       </w:r>
     </w:p>
@@ -2661,39 +2703,6 @@
       <w:r>
         <w:t xml:space="preserve">- Apply the same risk-detection mindset you use in cybersecurity to every job posting, company, and offer  </w:t>
       </w:r>
-    </w:p>
-    <w:p>
-      <w:pPr>
-        <w:pStyle w:val="NoSpacing"/>
-      </w:pPr>
-    </w:p>
-    <w:p>
-      <w:pPr>
-        <w:pStyle w:val="NoSpacing"/>
-      </w:pPr>
-    </w:p>
-    <w:p>
-      <w:pPr>
-        <w:pStyle w:val="NoSpacing"/>
-      </w:pPr>
-    </w:p>
-    <w:p>
-      <w:pPr>
-        <w:pStyle w:val="NoSpacing"/>
-      </w:pPr>
-      <w:r>
-        <w:t>---</w:t>
-      </w:r>
-    </w:p>
-    <w:p>
-      <w:pPr>
-        <w:pStyle w:val="NoSpacing"/>
-      </w:pPr>
-    </w:p>
-    <w:p>
-      <w:pPr>
-        <w:pStyle w:val="Heading1"/>
-      </w:pPr>
       <w:bookmarkStart w:id="11" w:name="_Toc225447841"/>
       <w:bookmarkStart w:id="12" w:name="_Toc225447869"/>
       <w:bookmarkStart w:id="13" w:name="_Toc225765963"/>
@@ -2845,11 +2854,7 @@
         <w:t>Action:</w:t>
       </w:r>
       <w:r>
-        <w:t xml:space="preserve"> Run these three prompts in order before doing anything else. Save the final output as Master-Career-Profile.md — this becomes your living skills and experience document. Update it regularly using the </w:t>
-      </w:r>
-      <w:proofErr w:type="spellStart"/>
-      <w:r>
-        <w:t>Master</w:t>
+        <w:t xml:space="preserve"> Run these three prompts in order before doing anything else. Save the final output as Master-Career-Profile.md — this becomes your living skills and experience document. Update it regularly using the Master</w:t>
       </w:r>
       <w:r>
         <w:rPr>
@@ -2858,30 +2863,7 @@
         <w:t>Summary</w:t>
       </w:r>
       <w:r>
-        <w:t>Maintenance_Engine</w:t>
-      </w:r>
-      <w:proofErr w:type="spellEnd"/>
-      <w:r>
-        <w:t>.</w:t>
-      </w:r>
-    </w:p>
-    <w:p>
-      <w:pPr>
-        <w:pStyle w:val="NoSpacing"/>
-      </w:pPr>
-      <w:r>
-        <w:t>---</w:t>
-      </w:r>
-    </w:p>
-    <w:p>
-      <w:pPr>
-        <w:pStyle w:val="NoSpacing"/>
-      </w:pPr>
-      <w:r>
-        <w:rPr>
-          <w:b/>
-        </w:rPr>
-        <w:t>Choosing Your AI Engines – Free-Tier Comparison (March 2026)</w:t>
+        <w:t>Maintenance_Engine.</w:t>
       </w:r>
     </w:p>
     <w:p>
@@ -3027,23 +3009,28 @@
                 <w:b/>
                 <w:bCs/>
               </w:rPr>
-              <w:t xml:space="preserve"> Projects / </w:t>
-            </w:r>
-            <w:proofErr w:type="spellStart"/>
-            <w:r>
+              <w:t xml:space="preserve"> Projects / Workareas?          </w:t>
+            </w:r>
+          </w:p>
+        </w:tc>
+        <w:tc>
+          <w:tcPr>
+            <w:tcW w:w="1288" w:type="dxa"/>
+          </w:tcPr>
+          <w:p>
+            <w:pPr>
+              <w:pStyle w:val="NoSpacing"/>
               <w:rPr>
                 <w:b/>
                 <w:bCs/>
               </w:rPr>
-              <w:t>Workareas</w:t>
-            </w:r>
-            <w:proofErr w:type="spellEnd"/>
+            </w:pPr>
             <w:r>
               <w:rPr>
                 <w:b/>
                 <w:bCs/>
               </w:rPr>
-              <w:t xml:space="preserve">?          </w:t>
+              <w:t xml:space="preserve"> Key Strengths for Job Search                          </w:t>
             </w:r>
           </w:p>
         </w:tc>
@@ -3064,7 +3051,7 @@
                 <w:b/>
                 <w:bCs/>
               </w:rPr>
-              <w:t xml:space="preserve"> Key Strengths for Job Search                          </w:t>
+              <w:t xml:space="preserve"> Main Weaknesses                              </w:t>
             </w:r>
           </w:p>
         </w:tc>
@@ -3085,27 +3072,6 @@
                 <w:b/>
                 <w:bCs/>
               </w:rPr>
-              <w:t xml:space="preserve"> Main Weaknesses                              </w:t>
-            </w:r>
-          </w:p>
-        </w:tc>
-        <w:tc>
-          <w:tcPr>
-            <w:tcW w:w="1288" w:type="dxa"/>
-          </w:tcPr>
-          <w:p>
-            <w:pPr>
-              <w:pStyle w:val="NoSpacing"/>
-              <w:rPr>
-                <w:b/>
-                <w:bCs/>
-              </w:rPr>
-            </w:pPr>
-            <w:r>
-              <w:rPr>
-                <w:b/>
-                <w:bCs/>
-              </w:rPr>
               <w:t xml:space="preserve"> Best For                                      </w:t>
             </w:r>
           </w:p>
@@ -3121,6 +3087,117 @@
               <w:pStyle w:val="NoSpacing"/>
             </w:pPr>
             <w:r>
+              <w:t xml:space="preserve"> </w:t>
+            </w:r>
+            <w:r>
+              <w:rPr>
+                <w:b/>
+              </w:rPr>
+              <w:t>Grok (xAI)</w:t>
+            </w:r>
+            <w:r>
+              <w:t xml:space="preserve">     </w:t>
+            </w:r>
+          </w:p>
+        </w:tc>
+        <w:tc>
+          <w:tcPr>
+            <w:tcW w:w="1288" w:type="dxa"/>
+          </w:tcPr>
+          <w:p>
+            <w:pPr>
+              <w:pStyle w:val="NoSpacing"/>
+            </w:pPr>
+            <w:r>
+              <w:t xml:space="preserve"> Moderate                              </w:t>
+            </w:r>
+          </w:p>
+        </w:tc>
+        <w:tc>
+          <w:tcPr>
+            <w:tcW w:w="1288" w:type="dxa"/>
+          </w:tcPr>
+          <w:p>
+            <w:pPr>
+              <w:pStyle w:val="NoSpacing"/>
+            </w:pPr>
+            <w:r>
+              <w:t xml:space="preserve"> ~10–20 messages per few hours (varies)      </w:t>
+            </w:r>
+          </w:p>
+        </w:tc>
+        <w:tc>
+          <w:tcPr>
+            <w:tcW w:w="1288" w:type="dxa"/>
+          </w:tcPr>
+          <w:p>
+            <w:pPr>
+              <w:pStyle w:val="NoSpacing"/>
+            </w:pPr>
+            <w:r>
+              <w:t xml:space="preserve"> Limited chat history           </w:t>
+            </w:r>
+          </w:p>
+        </w:tc>
+        <w:tc>
+          <w:tcPr>
+            <w:tcW w:w="1288" w:type="dxa"/>
+          </w:tcPr>
+          <w:p>
+            <w:pPr>
+              <w:pStyle w:val="NoSpacing"/>
+            </w:pPr>
+            <w:r>
+              <w:t xml:space="preserve"> Real-time X data, honest feedback, long context, voice </w:t>
+            </w:r>
+            <w:r>
+              <w:lastRenderedPageBreak/>
+              <w:t xml:space="preserve">mode, no heavy censorship </w:t>
+            </w:r>
+          </w:p>
+        </w:tc>
+        <w:tc>
+          <w:tcPr>
+            <w:tcW w:w="1288" w:type="dxa"/>
+          </w:tcPr>
+          <w:p>
+            <w:pPr>
+              <w:pStyle w:val="NoSpacing"/>
+            </w:pPr>
+            <w:r>
+              <w:lastRenderedPageBreak/>
+              <w:t xml:space="preserve"> Strict rate limits on free tier, image gen almost gone </w:t>
+            </w:r>
+          </w:p>
+        </w:tc>
+        <w:tc>
+          <w:tcPr>
+            <w:tcW w:w="1288" w:type="dxa"/>
+          </w:tcPr>
+          <w:p>
+            <w:pPr>
+              <w:pStyle w:val="NoSpacing"/>
+            </w:pPr>
+            <w:r>
+              <w:t xml:space="preserve"> Real-time research, networking intel, honest resume/int</w:t>
+            </w:r>
+            <w:r>
+              <w:lastRenderedPageBreak/>
+              <w:t xml:space="preserve">erview feedback </w:t>
+            </w:r>
+          </w:p>
+        </w:tc>
+      </w:tr>
+      <w:tr>
+        <w:tc>
+          <w:tcPr>
+            <w:tcW w:w="1288" w:type="dxa"/>
+          </w:tcPr>
+          <w:p>
+            <w:pPr>
+              <w:pStyle w:val="NoSpacing"/>
+            </w:pPr>
+            <w:r>
               <w:lastRenderedPageBreak/>
               <w:t xml:space="preserve"> </w:t>
             </w:r>
@@ -3128,24 +3205,7 @@
               <w:rPr>
                 <w:b/>
               </w:rPr>
-              <w:t>Grok (</w:t>
-            </w:r>
-            <w:proofErr w:type="spellStart"/>
-            <w:r>
-              <w:rPr>
-                <w:b/>
-              </w:rPr>
-              <w:t>xAI</w:t>
-            </w:r>
-            <w:proofErr w:type="spellEnd"/>
-            <w:r>
-              <w:rPr>
-                <w:b/>
-              </w:rPr>
-              <w:t>)</w:t>
-            </w:r>
-            <w:r>
-              <w:t xml:space="preserve">     </w:t>
+              <w:t>Gemini (Google)</w:t>
             </w:r>
           </w:p>
         </w:tc>
@@ -3158,7 +3218,7 @@
               <w:pStyle w:val="NoSpacing"/>
             </w:pPr>
             <w:r>
-              <w:t xml:space="preserve"> Moderate                              </w:t>
+              <w:t xml:space="preserve"> Very generous                         </w:t>
             </w:r>
           </w:p>
         </w:tc>
@@ -3171,7 +3231,7 @@
               <w:pStyle w:val="NoSpacing"/>
             </w:pPr>
             <w:r>
-              <w:t xml:space="preserve"> ~10–20 messages per few hours (varies)      </w:t>
+              <w:t xml:space="preserve"> 100–1,000+ requests/day (model-dependent)  </w:t>
             </w:r>
           </w:p>
         </w:tc>
@@ -3184,7 +3244,7 @@
               <w:pStyle w:val="NoSpacing"/>
             </w:pPr>
             <w:r>
-              <w:t xml:space="preserve"> Limited chat history           </w:t>
+              <w:t xml:space="preserve"> Yes (Google AI Studio folders) </w:t>
             </w:r>
           </w:p>
         </w:tc>
@@ -3197,7 +3257,7 @@
               <w:pStyle w:val="NoSpacing"/>
             </w:pPr>
             <w:r>
-              <w:t xml:space="preserve"> Real-time X data, honest feedback, long context, voice mode, no heavy censorship </w:t>
+              <w:t xml:space="preserve"> Excellent multimodal, large context, Google integration, strong free tier </w:t>
             </w:r>
           </w:p>
         </w:tc>
@@ -3210,7 +3270,7 @@
               <w:pStyle w:val="NoSpacing"/>
             </w:pPr>
             <w:r>
-              <w:t xml:space="preserve"> Strict rate limits on free tier, image gen almost gone </w:t>
+              <w:t xml:space="preserve"> Can feel “safe/corporate” in tone            </w:t>
             </w:r>
           </w:p>
         </w:tc>
@@ -3223,7 +3283,7 @@
               <w:pStyle w:val="NoSpacing"/>
             </w:pPr>
             <w:r>
-              <w:t xml:space="preserve"> Real-time research, networking intel, honest resume/interview feedback </w:t>
+              <w:t xml:space="preserve"> Heavy daily use, research, long documents, free-tier power users </w:t>
             </w:r>
           </w:p>
         </w:tc>
@@ -3244,7 +3304,10 @@
               <w:rPr>
                 <w:b/>
               </w:rPr>
-              <w:t>Gemini (Google)</w:t>
+              <w:t>ChatGPT (OpenAI)</w:t>
+            </w:r>
+            <w:r>
+              <w:t xml:space="preserve"> </w:t>
             </w:r>
           </w:p>
         </w:tc>
@@ -3257,7 +3320,7 @@
               <w:pStyle w:val="NoSpacing"/>
             </w:pPr>
             <w:r>
-              <w:t xml:space="preserve"> Very generous                         </w:t>
+              <w:t xml:space="preserve"> Limited                             </w:t>
             </w:r>
           </w:p>
         </w:tc>
@@ -3270,7 +3333,7 @@
               <w:pStyle w:val="NoSpacing"/>
             </w:pPr>
             <w:r>
-              <w:t xml:space="preserve"> 100–1,000+ requests/day (model-dependent)  </w:t>
+              <w:t xml:space="preserve"> ~10 advanced messages every 5 hours, then mini </w:t>
             </w:r>
           </w:p>
         </w:tc>
@@ -3283,7 +3346,7 @@
               <w:pStyle w:val="NoSpacing"/>
             </w:pPr>
             <w:r>
-              <w:t xml:space="preserve"> Yes (Google AI Studio folders) </w:t>
+              <w:t xml:space="preserve"> Projects only on paid plans   </w:t>
             </w:r>
           </w:p>
         </w:tc>
@@ -3296,7 +3359,7 @@
               <w:pStyle w:val="NoSpacing"/>
             </w:pPr>
             <w:r>
-              <w:t xml:space="preserve"> Excellent multimodal, large context, Google integration, strong free tier </w:t>
+              <w:t xml:space="preserve"> Most versatile, best ecosystem, Custom GPTs, voice mode </w:t>
             </w:r>
           </w:p>
         </w:tc>
@@ -3309,7 +3372,7 @@
               <w:pStyle w:val="NoSpacing"/>
             </w:pPr>
             <w:r>
-              <w:t xml:space="preserve"> Can feel “safe/corporate” in tone            </w:t>
+              <w:t xml:space="preserve"> Hits limits fastest, frequent downgrades     </w:t>
             </w:r>
           </w:p>
         </w:tc>
@@ -3322,7 +3385,7 @@
               <w:pStyle w:val="NoSpacing"/>
             </w:pPr>
             <w:r>
-              <w:t xml:space="preserve"> Heavy daily use, research, long documents, free-tier power users </w:t>
+              <w:t xml:space="preserve"> General tasks, creative resume writing, voice mock interviews </w:t>
             </w:r>
           </w:p>
         </w:tc>
@@ -3343,7 +3406,7 @@
               <w:rPr>
                 <w:b/>
               </w:rPr>
-              <w:t>ChatGPT (OpenAI)</w:t>
+              <w:t>Claude (Anthropic)</w:t>
             </w:r>
             <w:r>
               <w:t xml:space="preserve"> </w:t>
@@ -3359,7 +3422,7 @@
               <w:pStyle w:val="NoSpacing"/>
             </w:pPr>
             <w:r>
-              <w:t xml:space="preserve"> Limited                             </w:t>
+              <w:t xml:space="preserve"> Generous (improved in 2026)         </w:t>
             </w:r>
           </w:p>
         </w:tc>
@@ -3372,7 +3435,7 @@
               <w:pStyle w:val="NoSpacing"/>
             </w:pPr>
             <w:r>
-              <w:t xml:space="preserve"> ~10 advanced messages every 5 hours, then mini </w:t>
+              <w:t xml:space="preserve"> 30–100+ messages/day (dynamic)              </w:t>
             </w:r>
           </w:p>
         </w:tc>
@@ -3385,7 +3448,7 @@
               <w:pStyle w:val="NoSpacing"/>
             </w:pPr>
             <w:r>
-              <w:t xml:space="preserve"> Projects only on paid plans   </w:t>
+              <w:t xml:space="preserve"> Yes – even on free tier        </w:t>
             </w:r>
           </w:p>
         </w:tc>
@@ -3398,7 +3461,7 @@
               <w:pStyle w:val="NoSpacing"/>
             </w:pPr>
             <w:r>
-              <w:t xml:space="preserve"> Most versatile, best ecosystem, Custom GPTs, voice mode </w:t>
+              <w:t xml:space="preserve"> Best long-context reasoning, ethical/safe outputs, Projects &amp; Artifacts </w:t>
             </w:r>
           </w:p>
         </w:tc>
@@ -3411,7 +3474,7 @@
               <w:pStyle w:val="NoSpacing"/>
             </w:pPr>
             <w:r>
-              <w:t xml:space="preserve"> Hits limits fastest, frequent downgrades     </w:t>
+              <w:t xml:space="preserve"> No real-time web search on free tier         </w:t>
             </w:r>
           </w:p>
         </w:tc>
@@ -3424,117 +3487,7 @@
               <w:pStyle w:val="NoSpacing"/>
             </w:pPr>
             <w:r>
-              <w:t xml:space="preserve"> General tasks, creative resume writing, voice mock interviews </w:t>
-            </w:r>
-          </w:p>
-        </w:tc>
-      </w:tr>
-      <w:tr>
-        <w:tc>
-          <w:tcPr>
-            <w:tcW w:w="1288" w:type="dxa"/>
-          </w:tcPr>
-          <w:p>
-            <w:pPr>
-              <w:pStyle w:val="NoSpacing"/>
-            </w:pPr>
-            <w:r>
-              <w:t xml:space="preserve"> </w:t>
-            </w:r>
-            <w:r>
-              <w:rPr>
-                <w:b/>
-              </w:rPr>
-              <w:t>Claude (Anthropic)</w:t>
-            </w:r>
-            <w:r>
-              <w:t xml:space="preserve"> </w:t>
-            </w:r>
-          </w:p>
-        </w:tc>
-        <w:tc>
-          <w:tcPr>
-            <w:tcW w:w="1288" w:type="dxa"/>
-          </w:tcPr>
-          <w:p>
-            <w:pPr>
-              <w:pStyle w:val="NoSpacing"/>
-            </w:pPr>
-            <w:r>
-              <w:t xml:space="preserve"> Generous (improved in 2026)         </w:t>
-            </w:r>
-          </w:p>
-        </w:tc>
-        <w:tc>
-          <w:tcPr>
-            <w:tcW w:w="1288" w:type="dxa"/>
-          </w:tcPr>
-          <w:p>
-            <w:pPr>
-              <w:pStyle w:val="NoSpacing"/>
-            </w:pPr>
-            <w:r>
-              <w:t xml:space="preserve"> 30–100+ messages/day (dynamic)              </w:t>
-            </w:r>
-          </w:p>
-        </w:tc>
-        <w:tc>
-          <w:tcPr>
-            <w:tcW w:w="1288" w:type="dxa"/>
-          </w:tcPr>
-          <w:p>
-            <w:pPr>
-              <w:pStyle w:val="NoSpacing"/>
-            </w:pPr>
-            <w:r>
-              <w:t xml:space="preserve"> Yes – even on free tier        </w:t>
-            </w:r>
-          </w:p>
-        </w:tc>
-        <w:tc>
-          <w:tcPr>
-            <w:tcW w:w="1288" w:type="dxa"/>
-          </w:tcPr>
-          <w:p>
-            <w:pPr>
-              <w:pStyle w:val="NoSpacing"/>
-            </w:pPr>
-            <w:r>
-              <w:t xml:space="preserve"> Best long-context reasoning, ethical/safe outputs, Projects &amp; Artifacts </w:t>
-            </w:r>
-          </w:p>
-        </w:tc>
-        <w:tc>
-          <w:tcPr>
-            <w:tcW w:w="1288" w:type="dxa"/>
-          </w:tcPr>
-          <w:p>
-            <w:pPr>
-              <w:pStyle w:val="NoSpacing"/>
-            </w:pPr>
-            <w:r>
-              <w:t xml:space="preserve"> No real-time web search on free tier         </w:t>
-            </w:r>
-          </w:p>
-        </w:tc>
-        <w:tc>
-          <w:tcPr>
-            <w:tcW w:w="1288" w:type="dxa"/>
-          </w:tcPr>
-          <w:p>
-            <w:pPr>
-              <w:pStyle w:val="NoSpacing"/>
-            </w:pPr>
-            <w:r>
-              <w:t xml:space="preserve"> Deep resume tailoring, </w:t>
-            </w:r>
-            <w:proofErr w:type="spellStart"/>
-            <w:r>
-              <w:t>behavioral</w:t>
-            </w:r>
-            <w:proofErr w:type="spellEnd"/>
-            <w:r>
-              <w:t xml:space="preserve"> stories, complex analysis </w:t>
+              <w:t xml:space="preserve"> Deep resume tailoring, behavioral stories, complex analysis </w:t>
             </w:r>
           </w:p>
         </w:tc>
@@ -3800,91 +3753,69 @@
         <w:pStyle w:val="NoSpacing"/>
       </w:pPr>
       <w:r>
+        <w:t xml:space="preserve">- </w:t>
+      </w:r>
+      <w:r>
+        <w:rPr>
+          <w:b/>
+        </w:rPr>
+        <w:t>Rotate engines</w:t>
+      </w:r>
+      <w:r>
+        <w:t xml:space="preserve"> — Example daily rotation:</w:t>
+      </w:r>
+      <w:r>
+        <w:t xml:space="preserve"> Morning (Claude for resume work) → Midday (Gemini for research) → Evening (Grok or ChatGPT for interview practice).</w:t>
+      </w:r>
+    </w:p>
+    <w:p>
+      <w:pPr>
+        <w:pStyle w:val="NoSpacing"/>
+      </w:pPr>
+      <w:r>
+        <w:t xml:space="preserve">- </w:t>
+      </w:r>
+      <w:r>
+        <w:rPr>
+          <w:b/>
+        </w:rPr>
+        <w:t>Projects / Workareas matter</w:t>
+      </w:r>
+      <w:r>
+        <w:t xml:space="preserve"> — Claude and Gemini give you folders even on free accounts. Use them to keep your Master-Career-Profile, job postings, and tailored materials organized.</w:t>
+      </w:r>
+    </w:p>
+    <w:p>
+      <w:pPr>
+        <w:pStyle w:val="NoSpacing"/>
+      </w:pPr>
+      <w:r>
+        <w:t xml:space="preserve">- </w:t>
+      </w:r>
+      <w:r>
+        <w:rPr>
+          <w:b/>
+        </w:rPr>
+        <w:t>When to upgrade</w:t>
+      </w:r>
+      <w:r>
+        <w:t xml:space="preserve"> — If you’re doing 20+ serious applications per week, consider one paid plan ($20/mo range) for the engine you like most. One paid subscription + two free engines usually gives unlimited effective capacity.</w:t>
+      </w:r>
+    </w:p>
+    <w:p>
+      <w:pPr>
+        <w:pStyle w:val="NoSpacing"/>
+      </w:pPr>
+    </w:p>
+    <w:p>
+      <w:pPr>
+        <w:pStyle w:val="NoSpacing"/>
+      </w:pPr>
+      <w:r>
+        <w:rPr>
+          <w:b/>
+        </w:rPr>
         <w:lastRenderedPageBreak/>
-        <w:t xml:space="preserve">- </w:t>
-      </w:r>
-      <w:r>
-        <w:rPr>
-          <w:b/>
-        </w:rPr>
-        <w:t>Rotate engines</w:t>
-      </w:r>
-      <w:r>
-        <w:t xml:space="preserve"> — Example daily rotation:</w:t>
-      </w:r>
-      <w:r>
-        <w:t xml:space="preserve"> Morning (Claude for resume work) → Midday (Gemini for research) → Evening (Grok or ChatGPT for interview practice).</w:t>
-      </w:r>
-    </w:p>
-    <w:p>
-      <w:pPr>
-        <w:pStyle w:val="NoSpacing"/>
-      </w:pPr>
-      <w:r>
-        <w:t xml:space="preserve">- </w:t>
-      </w:r>
-      <w:r>
-        <w:rPr>
-          <w:b/>
-        </w:rPr>
-        <w:t xml:space="preserve">Projects / </w:t>
-      </w:r>
-      <w:proofErr w:type="spellStart"/>
-      <w:r>
-        <w:rPr>
-          <w:b/>
-        </w:rPr>
-        <w:t>Workareas</w:t>
-      </w:r>
-      <w:proofErr w:type="spellEnd"/>
-      <w:r>
-        <w:rPr>
-          <w:b/>
-        </w:rPr>
-        <w:t xml:space="preserve"> matter</w:t>
-      </w:r>
-      <w:r>
-        <w:t xml:space="preserve"> — Claude and Gemini give you folders even on free accounts. Use them to keep your Master-Career-Profile, job postings, and tailored materials organized.</w:t>
-      </w:r>
-    </w:p>
-    <w:p>
-      <w:pPr>
-        <w:pStyle w:val="NoSpacing"/>
-      </w:pPr>
-      <w:r>
-        <w:t xml:space="preserve">- </w:t>
-      </w:r>
-      <w:r>
-        <w:rPr>
-          <w:b/>
-        </w:rPr>
-        <w:t>When to upgrade</w:t>
-      </w:r>
-      <w:r>
-        <w:t xml:space="preserve"> — If you’re doing 20+ serious applications per week, consider one paid plan ($20/</w:t>
-      </w:r>
-      <w:proofErr w:type="spellStart"/>
-      <w:r>
-        <w:t>mo</w:t>
-      </w:r>
-      <w:proofErr w:type="spellEnd"/>
-      <w:r>
-        <w:t xml:space="preserve"> range) for the engine you like most. One paid subscription + two free engines usually gives unlimited effective capacity.</w:t>
-      </w:r>
-    </w:p>
-    <w:p>
-      <w:pPr>
-        <w:pStyle w:val="NoSpacing"/>
-      </w:pPr>
-    </w:p>
-    <w:p>
-      <w:pPr>
-        <w:pStyle w:val="NoSpacing"/>
-      </w:pPr>
-      <w:r>
-        <w:rPr>
-          <w:b/>
-        </w:rPr>
         <w:t>Pro Tip</w:t>
       </w:r>
       <w:r>
@@ -3893,11 +3824,6 @@
       <w:r>
         <w:t xml:space="preserve"> Keep the same Master-Career-Profile.md open in every AI. Paste the relevant section + the job posting into whichever engine you’re using that day. This keeps everything consistent and hallucination-free.</w:t>
       </w:r>
-    </w:p>
-    <w:p>
-      <w:pPr>
-        <w:pStyle w:val="NoSpacing"/>
-      </w:pPr>
     </w:p>
     <w:p>
       <w:pPr>
@@ -4061,16 +3987,8 @@
         <w:rPr>
           <w:rFonts w:ascii="Courier New" w:hAnsi="Courier New" w:cs="Courier New"/>
         </w:rPr>
-        <w:t>── Interviews/              ← Prep notes, mock transcripts, thank-</w:t>
-      </w:r>
-      <w:proofErr w:type="spellStart"/>
-      <w:r>
-        <w:rPr>
-          <w:rFonts w:ascii="Courier New" w:hAnsi="Courier New" w:cs="Courier New"/>
-        </w:rPr>
-        <w:t>yous</w:t>
-      </w:r>
-      <w:proofErr w:type="spellEnd"/>
+        <w:t>── Interviews/              ← Prep notes, mock transcripts, thank-yous</w:t>
+      </w:r>
     </w:p>
     <w:p>
       <w:pPr>
@@ -4386,6 +4304,7 @@
         <w:pStyle w:val="NoSpacing"/>
       </w:pPr>
       <w:r>
+        <w:lastRenderedPageBreak/>
         <w:t xml:space="preserve">   - Run </w:t>
       </w:r>
       <w:r>
@@ -4425,16 +4344,8 @@
         <w:rPr>
           <w:b/>
         </w:rPr>
-        <w:t xml:space="preserve">Job posting red flag </w:t>
-      </w:r>
-      <w:proofErr w:type="spellStart"/>
-      <w:r>
-        <w:rPr>
-          <w:b/>
-        </w:rPr>
-        <w:t>analyzer</w:t>
-      </w:r>
-      <w:proofErr w:type="spellEnd"/>
+        <w:t>Job posting red flag analyzer</w:t>
+      </w:r>
       <w:r>
         <w:t xml:space="preserve"> on any role you’re considering (even before you apply).</w:t>
       </w:r>
@@ -5001,15 +4912,7 @@
               <w:pStyle w:val="NoSpacing"/>
             </w:pPr>
             <w:r>
-              <w:t xml:space="preserve"> Job posting red flag </w:t>
-            </w:r>
-            <w:proofErr w:type="spellStart"/>
-            <w:r>
-              <w:t>analyzer</w:t>
-            </w:r>
-            <w:proofErr w:type="spellEnd"/>
-            <w:r>
-              <w:t xml:space="preserve">              </w:t>
+              <w:t xml:space="preserve"> Job posting red flag analyzer              </w:t>
             </w:r>
           </w:p>
         </w:tc>
@@ -5102,15 +5005,7 @@
               <w:pStyle w:val="NoSpacing"/>
             </w:pPr>
             <w:r>
-              <w:t xml:space="preserve"> </w:t>
-            </w:r>
-            <w:proofErr w:type="spellStart"/>
-            <w:r>
-              <w:t>Analyzes</w:t>
-            </w:r>
-            <w:proofErr w:type="spellEnd"/>
-            <w:r>
-              <w:t xml:space="preserve"> &amp; grows your professional network        </w:t>
+              <w:t xml:space="preserve"> Analyzes &amp; grows your professional network        </w:t>
             </w:r>
           </w:p>
         </w:tc>
@@ -5174,7 +5069,6 @@
         <w:pStyle w:val="NoSpacing"/>
       </w:pPr>
       <w:r>
-        <w:lastRenderedPageBreak/>
         <w:t>- “Free AI tiers have daily limits — batch your prompts (e.g., do all Before-phase work in one focused session).”</w:t>
       </w:r>
     </w:p>
@@ -5210,6 +5104,7 @@
       <w:bookmarkStart w:id="37" w:name="_Toc225447877"/>
       <w:bookmarkStart w:id="38" w:name="_Toc225765972"/>
       <w:r>
+        <w:lastRenderedPageBreak/>
         <w:t>Phase 2:</w:t>
       </w:r>
       <w:r>
@@ -5400,16 +5295,82 @@
         <w:rPr>
           <w:b/>
         </w:rPr>
-        <w:t xml:space="preserve">Job posting red flag </w:t>
-      </w:r>
-      <w:proofErr w:type="spellStart"/>
+        <w:t>Job posting red flag analyzer</w:t>
+      </w:r>
+      <w:r>
+        <w:t xml:space="preserve">  </w:t>
+      </w:r>
+    </w:p>
+    <w:p>
+      <w:pPr>
+        <w:pStyle w:val="NoSpacing"/>
+      </w:pPr>
+      <w:r>
+        <w:t xml:space="preserve">   - If red flags appear, decide:</w:t>
+      </w:r>
+      <w:r>
+        <w:t xml:space="preserve"> apply anyway (with eyes open) or pass  </w:t>
+      </w:r>
+    </w:p>
+    <w:p>
+      <w:pPr>
+        <w:pStyle w:val="NoSpacing"/>
+      </w:pPr>
+      <w:r>
+        <w:t xml:space="preserve">   - Document your decision in your Command Center tracker</w:t>
+      </w:r>
+    </w:p>
+    <w:p>
+      <w:pPr>
+        <w:pStyle w:val="NoSpacing"/>
+      </w:pPr>
+    </w:p>
+    <w:p>
+      <w:pPr>
+        <w:pStyle w:val="NoSpacing"/>
+      </w:pPr>
+      <w:r>
+        <w:t xml:space="preserve">4. Tailor application materials  </w:t>
+      </w:r>
+    </w:p>
+    <w:p>
+      <w:pPr>
+        <w:pStyle w:val="NoSpacing"/>
+      </w:pPr>
+      <w:r>
+        <w:t xml:space="preserve">   - Take your governed resume from Phase 1  </w:t>
+      </w:r>
+    </w:p>
+    <w:p>
+      <w:pPr>
+        <w:pStyle w:val="NoSpacing"/>
+      </w:pPr>
+      <w:r>
+        <w:t xml:space="preserve">   - Run </w:t>
+      </w:r>
       <w:r>
         <w:rPr>
           <w:b/>
         </w:rPr>
-        <w:t>analyzer</w:t>
-      </w:r>
-      <w:proofErr w:type="spellEnd"/>
+        <w:t>Resume Customization Prompt – STRATEGIC INTEGRITY</w:t>
+      </w:r>
+      <w:r>
+        <w:t xml:space="preserve"> (or The Total Resume Architect if rebuilding) with the job posting + your intel dossier as input  </w:t>
+      </w:r>
+    </w:p>
+    <w:p>
+      <w:pPr>
+        <w:pStyle w:val="NoSpacing"/>
+      </w:pPr>
+      <w:r>
+        <w:t xml:space="preserve">   - If using a cover letter → run </w:t>
+      </w:r>
+      <w:r>
+        <w:rPr>
+          <w:b/>
+        </w:rPr>
+        <w:t>Cover Letter Quality Reviewer – Green Flag Edition</w:t>
+      </w:r>
       <w:r>
         <w:t xml:space="preserve">  </w:t>
       </w:r>
@@ -5419,142 +5380,52 @@
         <w:pStyle w:val="NoSpacing"/>
       </w:pPr>
       <w:r>
-        <w:t xml:space="preserve">   - If red flags appear, decide:</w:t>
-      </w:r>
-      <w:r>
-        <w:t xml:space="preserve"> apply anyway (with eyes open) or pass  </w:t>
-      </w:r>
-    </w:p>
-    <w:p>
-      <w:pPr>
-        <w:pStyle w:val="NoSpacing"/>
-      </w:pPr>
-      <w:r>
-        <w:t xml:space="preserve">   - Document your decision in your Command </w:t>
-      </w:r>
-      <w:proofErr w:type="spellStart"/>
-      <w:r>
-        <w:t>Center</w:t>
-      </w:r>
-      <w:proofErr w:type="spellEnd"/>
-      <w:r>
-        <w:t xml:space="preserve"> tracker</w:t>
-      </w:r>
-    </w:p>
-    <w:p>
-      <w:pPr>
-        <w:pStyle w:val="NoSpacing"/>
-      </w:pPr>
-    </w:p>
-    <w:p>
-      <w:pPr>
-        <w:pStyle w:val="NoSpacing"/>
-      </w:pPr>
-      <w:r>
-        <w:t xml:space="preserve">4. Tailor application materials  </w:t>
-      </w:r>
-    </w:p>
-    <w:p>
-      <w:pPr>
-        <w:pStyle w:val="NoSpacing"/>
-      </w:pPr>
-      <w:r>
-        <w:t xml:space="preserve">   - Take your governed resume from Phase 1  </w:t>
-      </w:r>
-    </w:p>
-    <w:p>
-      <w:pPr>
-        <w:pStyle w:val="NoSpacing"/>
-      </w:pPr>
-      <w:r>
-        <w:t xml:space="preserve">   - Run </w:t>
+        <w:t xml:space="preserve">   - Quick final check:</w:t>
+      </w:r>
+      <w:r>
+        <w:t xml:space="preserve"> </w:t>
+      </w:r>
+      <w:r>
+        <w:t>ATS Resume Scanner Simulator</w:t>
+      </w:r>
+      <w:r>
+        <w:t xml:space="preserve"> on the tailored version</w:t>
+      </w:r>
+    </w:p>
+    <w:p>
+      <w:pPr>
+        <w:pStyle w:val="NoSpacing"/>
+      </w:pPr>
+    </w:p>
+    <w:p>
+      <w:pPr>
+        <w:pStyle w:val="NoSpacing"/>
+      </w:pPr>
+      <w:r>
+        <w:t xml:space="preserve">5. Apply &amp; track  </w:t>
+      </w:r>
+    </w:p>
+    <w:p>
+      <w:pPr>
+        <w:pStyle w:val="NoSpacing"/>
+      </w:pPr>
+      <w:r>
+        <w:t xml:space="preserve">   - Submit through the official portal (avoid third-party sites when possible)  </w:t>
+      </w:r>
+    </w:p>
+    <w:p>
+      <w:pPr>
+        <w:pStyle w:val="NoSpacing"/>
+      </w:pPr>
+      <w:r>
+        <w:t xml:space="preserve">   - Immediately log in your </w:t>
       </w:r>
       <w:r>
         <w:rPr>
           <w:b/>
         </w:rPr>
-        <w:t>Resume Customization Prompt – STRATEGIC INTEGRITY</w:t>
-      </w:r>
-      <w:r>
-        <w:t xml:space="preserve"> (or The Total Resume Architect if rebuilding) with the job posting + your intel dossier as input  </w:t>
-      </w:r>
-    </w:p>
-    <w:p>
-      <w:pPr>
-        <w:pStyle w:val="NoSpacing"/>
-      </w:pPr>
-      <w:r>
-        <w:t xml:space="preserve">   - If using a cover letter → run </w:t>
-      </w:r>
-      <w:r>
-        <w:rPr>
-          <w:b/>
-        </w:rPr>
-        <w:t>Cover Letter Quality Reviewer – Green Flag Edition</w:t>
-      </w:r>
-      <w:r>
-        <w:t xml:space="preserve">  </w:t>
-      </w:r>
-    </w:p>
-    <w:p>
-      <w:pPr>
-        <w:pStyle w:val="NoSpacing"/>
-      </w:pPr>
-      <w:r>
-        <w:t xml:space="preserve">   - Quick final check:</w:t>
-      </w:r>
-      <w:r>
-        <w:t xml:space="preserve"> </w:t>
-      </w:r>
-      <w:r>
-        <w:t>ATS Resume Scanner Simulator</w:t>
-      </w:r>
-      <w:r>
-        <w:t xml:space="preserve"> on the tailored version</w:t>
-      </w:r>
-    </w:p>
-    <w:p>
-      <w:pPr>
-        <w:pStyle w:val="NoSpacing"/>
-      </w:pPr>
-    </w:p>
-    <w:p>
-      <w:pPr>
-        <w:pStyle w:val="NoSpacing"/>
-      </w:pPr>
-      <w:r>
-        <w:t xml:space="preserve">5. Apply &amp; track  </w:t>
-      </w:r>
-    </w:p>
-    <w:p>
-      <w:pPr>
-        <w:pStyle w:val="NoSpacing"/>
-      </w:pPr>
-      <w:r>
-        <w:t xml:space="preserve">   - Submit through the official portal (avoid third-party sites when possible)  </w:t>
-      </w:r>
-    </w:p>
-    <w:p>
-      <w:pPr>
-        <w:pStyle w:val="NoSpacing"/>
-      </w:pPr>
-      <w:r>
-        <w:t xml:space="preserve">   - Immediately log in your </w:t>
-      </w:r>
-      <w:r>
-        <w:rPr>
-          <w:b/>
-        </w:rPr>
-        <w:t xml:space="preserve">Command </w:t>
-      </w:r>
-      <w:proofErr w:type="spellStart"/>
-      <w:r>
-        <w:rPr>
-          <w:b/>
-        </w:rPr>
-        <w:t>Center</w:t>
-      </w:r>
-      <w:proofErr w:type="spellEnd"/>
+        <w:t>Command Center</w:t>
+      </w:r>
       <w:r>
         <w:t xml:space="preserve"> (see Phase 7 for tracker template):</w:t>
       </w:r>
@@ -5765,7 +5636,6 @@
               <w:pStyle w:val="NoSpacing"/>
             </w:pPr>
             <w:r>
-              <w:lastRenderedPageBreak/>
               <w:t xml:space="preserve">Customizable Job Scanner                           </w:t>
             </w:r>
           </w:p>
@@ -5836,6 +5706,7 @@
               <w:pStyle w:val="NoSpacing"/>
             </w:pPr>
             <w:r>
+              <w:lastRenderedPageBreak/>
               <w:t xml:space="preserve">Job Posting Snapshot &amp; Preservation Engine         </w:t>
             </w:r>
           </w:p>
@@ -6046,15 +5917,7 @@
               <w:pStyle w:val="NoSpacing"/>
             </w:pPr>
             <w:r>
-              <w:t xml:space="preserve">Job posting red flag </w:t>
-            </w:r>
-            <w:proofErr w:type="spellStart"/>
-            <w:r>
-              <w:t>analyzer</w:t>
-            </w:r>
-            <w:proofErr w:type="spellEnd"/>
-            <w:r>
-              <w:t xml:space="preserve">                      </w:t>
+              <w:t xml:space="preserve">Job posting red flag analyzer                      </w:t>
             </w:r>
           </w:p>
         </w:tc>
@@ -6290,15 +6153,7 @@
               <w:pStyle w:val="NoSpacing"/>
             </w:pPr>
             <w:r>
-              <w:t xml:space="preserve"> </w:t>
-            </w:r>
-            <w:proofErr w:type="spellStart"/>
-            <w:r>
-              <w:t>Analyzes</w:t>
-            </w:r>
-            <w:proofErr w:type="spellEnd"/>
-            <w:r>
-              <w:t xml:space="preserve"> fit + suggests strongest positioning             </w:t>
+              <w:t xml:space="preserve"> Analyzes fit + suggests strongest positioning             </w:t>
             </w:r>
           </w:p>
         </w:tc>
@@ -6423,7 +6278,13 @@
         <w:t>Goal:</w:t>
       </w:r>
       <w:r>
-        <w:t xml:space="preserve"> Enter every interview calm, prepared, authentic, and resilient — ready to handle pressure, showcase fit, and leave a strong positive impression.</w:t>
+        <w:t xml:space="preserve"> </w:t>
+      </w:r>
+      <w:r>
+        <w:t>Enter every interview calm, prepared, authentic, and resilient — ready to handle pressure, showcase genuine fit, and evaluate the company while leaving a strong positive impression.</w:t>
+      </w:r>
+      <w:r>
+        <w:br/>
       </w:r>
     </w:p>
     <w:p>
@@ -6491,7 +6352,7 @@
         </w:numPr>
       </w:pPr>
       <w:r>
-        <w:t>Run Interview Intelligence Engine (targeted question/answer prep)</w:t>
+        <w:t>Run The T-chart alignment engine (creates visual experience-to-requirements mapping)</w:t>
       </w:r>
     </w:p>
     <w:p>
@@ -6503,7 +6364,7 @@
         </w:numPr>
       </w:pPr>
       <w:r>
-        <w:t>Run Pre-interview recruiter bridge prompt to clarify expectations and build early rapport with the recruiter or coordinator</w:t>
+        <w:t>Run Pre-interview recruiter bridge prompt (or Gatekeeper - pre-interview communication.md) to clarify expectations and build early rapport</w:t>
       </w:r>
     </w:p>
     <w:p>
@@ -6515,10 +6376,19 @@
         </w:numPr>
       </w:pPr>
       <w:r>
-        <w:t>Run The Universal Interview Architect (using your Master-Career-Profile.md + job posting + pre-interview intel). Refer to the companion Usage Guide for persona-specific queries, 90-second connection statements, Power Shift questions, Reality Gap framing, and Bot-Runner mode.</w:t>
-      </w:r>
-      <w:r>
-        <w:t xml:space="preserve"> </w:t>
+        <w:t xml:space="preserve">Run The Universal Interview Architect using your Master-Career-Profile.md + job posting + pre-interview intel.  </w:t>
+      </w:r>
+    </w:p>
+    <w:p>
+      <w:pPr>
+        <w:pStyle w:val="NoSpacing"/>
+        <w:numPr>
+          <w:ilvl w:val="2"/>
+          <w:numId w:val="1"/>
+        </w:numPr>
+      </w:pPr>
+      <w:r>
+        <w:t>Refer to the companion **The universal interview architect - Usage Guide.md** for persona-specific queries, 90-second connection statements, Power Shift questions, Reality Gap framing, and Bot-Runner mode.</w:t>
       </w:r>
     </w:p>
     <w:p>
@@ -6530,7 +6400,7 @@
         </w:numPr>
       </w:pPr>
       <w:r>
-        <w:t>Review your Master-Career-Profile.md + Behavioural stories</w:t>
+        <w:t xml:space="preserve">   Review your Master-Career-Profile.md + Behavioural stories</w:t>
       </w:r>
     </w:p>
     <w:p>
@@ -6674,15 +6544,7 @@
         </w:numPr>
       </w:pPr>
       <w:r>
-        <w:t xml:space="preserve">Update your Command </w:t>
-      </w:r>
-      <w:proofErr w:type="spellStart"/>
-      <w:r>
-        <w:t>Center</w:t>
-      </w:r>
-      <w:proofErr w:type="spellEnd"/>
-      <w:r>
-        <w:t xml:space="preserve"> tracker with interview details and status</w:t>
+        <w:t>Update your Command Center tracker with interview details and status</w:t>
       </w:r>
     </w:p>
     <w:p>
@@ -6906,6 +6768,7 @@
               <w:pStyle w:val="NoSpacing"/>
             </w:pPr>
             <w:r>
+              <w:lastRenderedPageBreak/>
               <w:t>Interview Prep – Company Values Intelligence Engine</w:t>
             </w:r>
           </w:p>
@@ -6973,7 +6836,6 @@
               <w:pStyle w:val="NoSpacing"/>
             </w:pPr>
             <w:r>
-              <w:lastRenderedPageBreak/>
               <w:t xml:space="preserve">The AI-Screener Logic-Gate                         </w:t>
             </w:r>
           </w:p>
@@ -7577,6 +7439,7 @@
               <w:pStyle w:val="NoSpacing"/>
             </w:pPr>
             <w:r>
+              <w:lastRenderedPageBreak/>
               <w:t xml:space="preserve">Post-Interview Thank You Note Generator            </w:t>
             </w:r>
           </w:p>
@@ -7616,11 +7479,7 @@
               <w:pStyle w:val="NoSpacing"/>
             </w:pPr>
             <w:r>
-              <w:t xml:space="preserve"> Reinforces positive impression &amp; </w:t>
-            </w:r>
-            <w:r>
-              <w:lastRenderedPageBreak/>
-              <w:t xml:space="preserve">keeps you top-of-mind                      </w:t>
+              <w:t xml:space="preserve"> Reinforces positive impression &amp; keeps you top-of-mind                      </w:t>
             </w:r>
           </w:p>
         </w:tc>
@@ -7633,7 +7492,6 @@
               <w:pStyle w:val="NoSpacing"/>
             </w:pPr>
             <w:r>
-              <w:lastRenderedPageBreak/>
               <w:t xml:space="preserve"> [Link]</w:t>
             </w:r>
           </w:p>
@@ -7851,15 +7709,7 @@
         <w:ind w:left="720"/>
       </w:pPr>
       <w:r>
-        <w:t xml:space="preserve">Log the full offer details into your Command </w:t>
-      </w:r>
-      <w:proofErr w:type="spellStart"/>
-      <w:r>
-        <w:t>Center</w:t>
-      </w:r>
-      <w:proofErr w:type="spellEnd"/>
-      <w:r>
-        <w:t xml:space="preserve"> tracker (update status to “Offer Received”).</w:t>
+        <w:t>Log the full offer details into your Command Center tracker (update status to “Offer Received”).</w:t>
       </w:r>
     </w:p>
     <w:p>
@@ -7939,7 +7789,10 @@
         <w:ind w:left="1080"/>
       </w:pPr>
       <w:r>
-        <w:t>Output includes: total-comp “Dry Powder” analysis, prioritized counter-script, pivot playbook, vulnerability patches, and adversarial red-teaming results.</w:t>
+        <w:t>Output includes:</w:t>
+      </w:r>
+      <w:r>
+        <w:t xml:space="preserve"> total-comp “Dry Powder” analysis, prioritized counter-script, pivot playbook, vulnerability patches, and adversarial red-teaming results.</w:t>
       </w:r>
     </w:p>
     <w:p>
@@ -8057,6 +7910,7 @@
         <w:ind w:left="720"/>
       </w:pPr>
       <w:r>
+        <w:lastRenderedPageBreak/>
         <w:t>If they push back:</w:t>
       </w:r>
       <w:r>
@@ -8109,7 +7963,6 @@
         <w:ind w:left="720"/>
       </w:pPr>
       <w:r>
-        <w:lastRenderedPageBreak/>
         <w:t>Once agreed:</w:t>
       </w:r>
       <w:r>
@@ -8180,15 +8033,7 @@
         <w:ind w:left="720"/>
       </w:pPr>
       <w:r>
-        <w:t xml:space="preserve">Update Command </w:t>
-      </w:r>
-      <w:proofErr w:type="spellStart"/>
-      <w:r>
-        <w:t>Center</w:t>
-      </w:r>
-      <w:proofErr w:type="spellEnd"/>
-      <w:r>
-        <w:t>:</w:t>
+        <w:t>Update Command Center:</w:t>
       </w:r>
       <w:r>
         <w:t xml:space="preserve"> Mark as “Accepted” + note final terms.</w:t>
@@ -8261,11 +8106,7 @@
         <w:ind w:left="720"/>
       </w:pPr>
       <w:r>
-        <w:t xml:space="preserve">Update your </w:t>
-      </w:r>
-      <w:proofErr w:type="spellStart"/>
-      <w:r>
-        <w:t>Master</w:t>
+        <w:t>Update your Master</w:t>
       </w:r>
       <w:r>
         <w:rPr>
@@ -8274,11 +8115,7 @@
         <w:t>Summary</w:t>
       </w:r>
       <w:r>
-        <w:t>Maintenance_Engine</w:t>
-      </w:r>
-      <w:proofErr w:type="spellEnd"/>
-      <w:r>
-        <w:t xml:space="preserve"> with new role details.</w:t>
+        <w:t>Maintenance_Engine with new role details.</w:t>
       </w:r>
     </w:p>
     <w:p>
@@ -8735,7 +8572,6 @@
             <w:pPr>
               <w:pStyle w:val="NoSpacing"/>
             </w:pPr>
-            <w:proofErr w:type="spellStart"/>
             <w:r>
               <w:t>Master</w:t>
             </w:r>
@@ -8746,11 +8582,7 @@
               <w:t>Summary</w:t>
             </w:r>
             <w:r>
-              <w:t>Maintenance_Engine</w:t>
-            </w:r>
-            <w:proofErr w:type="spellEnd"/>
-            <w:r>
-              <w:t xml:space="preserve">          </w:t>
+              <w:t xml:space="preserve">Maintenance_Engine          </w:t>
             </w:r>
           </w:p>
         </w:tc>
@@ -8821,6 +8653,7 @@
       <w:bookmarkStart w:id="58" w:name="_Toc225447884"/>
       <w:bookmarkStart w:id="59" w:name="_Toc225765979"/>
       <w:r>
+        <w:lastRenderedPageBreak/>
         <w:t>Lessons Learned Sidebar</w:t>
       </w:r>
       <w:bookmarkEnd w:id="57"/>
@@ -8848,58 +8681,563 @@
         <w:pStyle w:val="NoSpacing"/>
       </w:pPr>
       <w:r>
+        <w:t>- “Negotiate total comp, not just base — signing bonuses, equity, and remote days often move more easily.”</w:t>
+      </w:r>
+    </w:p>
+    <w:p>
+      <w:pPr>
+        <w:pStyle w:val="NoSpacing"/>
+      </w:pPr>
+      <w:r>
+        <w:t>- “Enthusiasm + data = strongest position. ‘I’m excited about the role and team, and to make this work I’d need X’ outperforms hard demands.”</w:t>
+      </w:r>
+    </w:p>
+    <w:p>
+      <w:pPr>
+        <w:pStyle w:val="NoSpacing"/>
+      </w:pPr>
+      <w:r>
+        <w:t>- “In CT, at-will employment is standard — but ask about severance/probation anyway.”</w:t>
+      </w:r>
+    </w:p>
+    <w:p>
+      <w:pPr>
+        <w:pStyle w:val="NoSpacing"/>
+      </w:pPr>
+      <w:r>
+        <w:t>- “Once accepted, stop searching immediately — focus energy on onboarding and building credibility.”</w:t>
+      </w:r>
+    </w:p>
+    <w:p>
+      <w:pPr>
+        <w:pStyle w:val="NoSpacing"/>
+      </w:pPr>
+      <w:r>
+        <w:t>- “Rejection or ghosting after offer stage? It happens — log it, learn, move on. The system is volume-based.”</w:t>
+      </w:r>
+    </w:p>
+    <w:p>
+      <w:pPr>
+        <w:pStyle w:val="NoSpacing"/>
+      </w:pPr>
+    </w:p>
+    <w:p>
+      <w:pPr>
+        <w:pStyle w:val="NoSpacing"/>
+      </w:pPr>
+    </w:p>
+    <w:p>
+      <w:pPr>
+        <w:pStyle w:val="NoSpacing"/>
+      </w:pPr>
+      <w:r>
+        <w:t>I've checked the repo (latest as of March 25, 2026). The four new/updated items you mentioned are now live:</w:t>
+      </w:r>
+    </w:p>
+    <w:p>
+      <w:pPr>
+        <w:pStyle w:val="NoSpacing"/>
+      </w:pPr>
+    </w:p>
+    <w:p>
+      <w:pPr>
+        <w:pStyle w:val="NoSpacing"/>
+      </w:pPr>
+      <w:r>
+        <w:t xml:space="preserve">- </w:t>
+      </w:r>
+      <w:r>
+        <w:rPr>
+          <w:b/>
+        </w:rPr>
+        <w:t>Pre-Day-One Positioning Engine</w:t>
+      </w:r>
+      <w:r>
+        <w:t xml:space="preserve"> (new, v2.0) — Post-acceptance / pre-start resource.</w:t>
+      </w:r>
+    </w:p>
+    <w:p>
+      <w:pPr>
+        <w:pStyle w:val="NoSpacing"/>
+      </w:pPr>
+      <w:r>
+        <w:t xml:space="preserve">- </w:t>
+      </w:r>
+      <w:r>
+        <w:rPr>
+          <w:b/>
+        </w:rPr>
+        <w:t>Safe Offer Negotiation Assistant</w:t>
+      </w:r>
+      <w:r>
+        <w:t xml:space="preserve"> (big update to v2.0) — Stronger total-comp analysis, scripts, pivot playbook, and risk checks.</w:t>
+      </w:r>
+    </w:p>
+    <w:p>
+      <w:pPr>
+        <w:pStyle w:val="NoSpacing"/>
+      </w:pPr>
+      <w:r>
+        <w:t xml:space="preserve">- </w:t>
+      </w:r>
+      <w:r>
+        <w:rPr>
+          <w:b/>
+        </w:rPr>
+        <w:t>The Universal Interview Architect</w:t>
+      </w:r>
+      <w:r>
+        <w:t xml:space="preserve"> (new/updated) — Powerful reverse-engineering tool for interview strategy.</w:t>
+      </w:r>
+    </w:p>
+    <w:p>
+      <w:pPr>
+        <w:pStyle w:val="NoSpacing"/>
+      </w:pPr>
+      <w:r>
+        <w:t xml:space="preserve">- </w:t>
+      </w:r>
+      <w:r>
+        <w:rPr>
+          <w:b/>
+        </w:rPr>
+        <w:t>The Universal Interview Architect - Usage Guide</w:t>
+      </w:r>
+      <w:r>
+        <w:t xml:space="preserve"> (new) — Includes persona-specific queries, sample prompts, and best practices.</w:t>
+      </w:r>
+    </w:p>
+    <w:p>
+      <w:pPr>
+        <w:pStyle w:val="NoSpacing"/>
+      </w:pPr>
+    </w:p>
+    <w:p>
+      <w:pPr>
+        <w:pStyle w:val="NoSpacing"/>
+      </w:pPr>
+      <w:r>
+        <w:t>These fit cleanly into the existing structure of your playbook.</w:t>
+      </w:r>
+    </w:p>
+    <w:p>
+      <w:pPr>
+        <w:pStyle w:val="NoSpacing"/>
+      </w:pPr>
+    </w:p>
+    <w:p>
+      <w:pPr>
+        <w:pStyle w:val="NoSpacing"/>
+      </w:pPr>
+      <w:r>
+        <w:t>### Recommended Placement for the New Prompts</w:t>
+      </w:r>
+    </w:p>
+    <w:p>
+      <w:pPr>
+        <w:pStyle w:val="NoSpacing"/>
+      </w:pPr>
+      <w:r>
+        <w:t>Here's where they belong (ready for you to paste later):</w:t>
+      </w:r>
+    </w:p>
+    <w:p>
+      <w:pPr>
+        <w:pStyle w:val="NoSpacing"/>
+      </w:pPr>
+    </w:p>
+    <w:p>
+      <w:pPr>
+        <w:pStyle w:val="NoSpacing"/>
+      </w:pPr>
+      <w:r>
+        <w:t xml:space="preserve">1. </w:t>
+      </w:r>
+      <w:r>
+        <w:rPr>
+          <w:b/>
+        </w:rPr>
+        <w:t>The Universal Interview Architect</w:t>
+      </w:r>
+      <w:r>
+        <w:t xml:space="preserve"> + </w:t>
+      </w:r>
+      <w:r>
+        <w:rPr>
+          <w:b/>
+        </w:rPr>
+        <w:t>Usage Guide</w:t>
+      </w:r>
+      <w:r>
+        <w:t xml:space="preserve">  </w:t>
+      </w:r>
+    </w:p>
+    <w:p>
+      <w:pPr>
+        <w:pStyle w:val="NoSpacing"/>
+      </w:pPr>
+      <w:r>
+        <w:t xml:space="preserve">   → Add to </w:t>
+      </w:r>
+      <w:r>
+        <w:rPr>
+          <w:b/>
+        </w:rPr>
+        <w:t>Phase 3:</w:t>
+      </w:r>
+      <w:r>
+        <w:t xml:space="preserve"> During – Part 2 (Interview Preparation &amp; Resilience)</w:t>
+      </w:r>
+      <w:r>
+        <w:t xml:space="preserve">  </w:t>
+      </w:r>
+    </w:p>
+    <w:p>
+      <w:pPr>
+        <w:pStyle w:val="NoSpacing"/>
+      </w:pPr>
+      <w:r>
+        <w:t xml:space="preserve">   Best spot:</w:t>
+      </w:r>
+      <w:r>
+        <w:t xml:space="preserve"> After "Pre-Interview Intelligence Dossier" or as a new major tool in the checklist/step 1 (pre-interview intel &amp; alignment).  </w:t>
+      </w:r>
+    </w:p>
+    <w:p>
+      <w:pPr>
+        <w:pStyle w:val="NoSpacing"/>
+      </w:pPr>
+      <w:r>
+        <w:t xml:space="preserve">   </w:t>
+      </w:r>
+      <w:r>
+        <w:rPr>
+          <w:b/>
+        </w:rPr>
+        <w:t>Why</w:t>
+      </w:r>
+      <w:r>
+        <w:t>:</w:t>
+      </w:r>
+      <w:r>
+        <w:t xml:space="preserve"> It synthesizes the job posting, master profile, and intel into a full interview strategy. The Usage Guide makes it even more powerful.</w:t>
+      </w:r>
+    </w:p>
+    <w:p>
+      <w:pPr>
+        <w:pStyle w:val="NoSpacing"/>
+      </w:pPr>
+    </w:p>
+    <w:p>
+      <w:pPr>
+        <w:pStyle w:val="NoSpacing"/>
+      </w:pPr>
+      <w:r>
+        <w:t xml:space="preserve">2. </w:t>
+      </w:r>
+      <w:r>
+        <w:rPr>
+          <w:b/>
+        </w:rPr>
+        <w:t>Safe Offer Negotiation Assistant</w:t>
+      </w:r>
+      <w:r>
+        <w:t xml:space="preserve"> (updated)  </w:t>
+      </w:r>
+    </w:p>
+    <w:p>
+      <w:pPr>
+        <w:pStyle w:val="NoSpacing"/>
+      </w:pPr>
+      <w:r>
+        <w:t xml:space="preserve">   → Already in </w:t>
+      </w:r>
+      <w:r>
+        <w:rPr>
+          <w:b/>
+        </w:rPr>
+        <w:t>Phase 4:</w:t>
+      </w:r>
+      <w:r>
+        <w:t xml:space="preserve"> After – Offer, Negotiation &amp; Close</w:t>
+      </w:r>
+      <w:r>
+        <w:t xml:space="preserve">  </w:t>
+      </w:r>
+    </w:p>
+    <w:p>
+      <w:pPr>
+        <w:pStyle w:val="NoSpacing"/>
+      </w:pPr>
+      <w:r>
+        <w:t xml:space="preserve">   Just strengthen its description in the table/checklist to reflect the v2.0 upgrades (better total-comp calculation, dry powder, pivot playbook, adversarial red-teaming).</w:t>
+      </w:r>
+    </w:p>
+    <w:p>
+      <w:pPr>
+        <w:pStyle w:val="NoSpacing"/>
+      </w:pPr>
+    </w:p>
+    <w:p>
+      <w:pPr>
+        <w:pStyle w:val="NoSpacing"/>
+      </w:pPr>
+      <w:r>
+        <w:t xml:space="preserve">3. </w:t>
+      </w:r>
+      <w:r>
+        <w:rPr>
+          <w:b/>
+        </w:rPr>
+        <w:t>Pre-Day-One Positioning Engine</w:t>
+      </w:r>
+      <w:r>
+        <w:t xml:space="preserve">  </w:t>
+      </w:r>
+    </w:p>
+    <w:p>
+      <w:pPr>
+        <w:pStyle w:val="NoSpacing"/>
+      </w:pPr>
+      <w:r>
+        <w:t xml:space="preserve">   → Add to </w:t>
+      </w:r>
+      <w:r>
+        <w:rPr>
+          <w:b/>
+        </w:rPr>
+        <w:t>Phase 4:</w:t>
+      </w:r>
+      <w:r>
+        <w:t xml:space="preserve"> After – Offer, Negotiation &amp; Close</w:t>
+      </w:r>
+      <w:r>
+        <w:t xml:space="preserve">, right after acceptance (in step 4 "Accept &amp; onboard prep").  </w:t>
+      </w:r>
+    </w:p>
+    <w:p>
+      <w:pPr>
+        <w:pStyle w:val="NoSpacing"/>
+      </w:pPr>
+      <w:r>
+        <w:t xml:space="preserve">   </w:t>
+      </w:r>
+      <w:r>
+        <w:rPr>
+          <w:b/>
+        </w:rPr>
+        <w:t>Why</w:t>
+      </w:r>
+      <w:r>
+        <w:t>:</w:t>
+      </w:r>
+      <w:r>
+        <w:t xml:space="preserve"> It's explicitly a post-accept / pre-Day-One tool for building stakeholder maps, early wins, risk scans, and a 30-day plan.</w:t>
+      </w:r>
+    </w:p>
+    <w:p>
+      <w:pPr>
+        <w:pStyle w:val="NoSpacing"/>
+      </w:pPr>
+    </w:p>
+    <w:p>
+      <w:pPr>
+        <w:pStyle w:val="NoSpacing"/>
+      </w:pPr>
+      <w:r>
+        <w:rPr>
+          <w:b/>
+        </w:rPr>
+        <w:t>New Tool – The Universal Interview Architect (with Usage Guide)</w:t>
+      </w:r>
+      <w:r>
+        <w:t xml:space="preserve">  </w:t>
+      </w:r>
+    </w:p>
+    <w:p>
+      <w:pPr>
+        <w:pStyle w:val="NoSpacing"/>
+      </w:pPr>
+      <w:r>
+        <w:t xml:space="preserve">Run </w:t>
+      </w:r>
+      <w:r>
+        <w:rPr>
+          <w:b/>
+        </w:rPr>
+        <w:t>The Universal Interview Architect</w:t>
+      </w:r>
+      <w:r>
+        <w:t xml:space="preserve"> using your Master-Career-Profile, the job posting, and pre-interview intel.  </w:t>
+      </w:r>
+    </w:p>
+    <w:p>
+      <w:pPr>
+        <w:pStyle w:val="NoSpacing"/>
+      </w:pPr>
+      <w:r>
         <w:lastRenderedPageBreak/>
-        <w:t>- “Negotiate total comp, not just base — signing bonuses, equity, and remote days often move more easily.”</w:t>
-      </w:r>
-    </w:p>
-    <w:p>
-      <w:pPr>
-        <w:pStyle w:val="NoSpacing"/>
-      </w:pPr>
-      <w:r>
-        <w:t>- “Enthusiasm + data = strongest position. ‘I’m excited about the role and team, and to make this work I’d need X’ outperforms hard demands.”</w:t>
-      </w:r>
-    </w:p>
-    <w:p>
-      <w:pPr>
-        <w:pStyle w:val="NoSpacing"/>
-      </w:pPr>
-      <w:r>
-        <w:t>- “In CT, at-will employment is standard — but ask about severance/probation anyway.”</w:t>
-      </w:r>
-    </w:p>
-    <w:p>
-      <w:pPr>
-        <w:pStyle w:val="NoSpacing"/>
-      </w:pPr>
-      <w:r>
-        <w:t>- “Once accepted, stop searching immediately — focus energy on onboarding and building credibility.”</w:t>
-      </w:r>
-    </w:p>
-    <w:p>
-      <w:pPr>
-        <w:pStyle w:val="NoSpacing"/>
-      </w:pPr>
-      <w:r>
-        <w:t>- “Rejection or ghosting after offer stage? It happens — log it, learn, move on. The system is volume-based.”</w:t>
-      </w:r>
-    </w:p>
-    <w:p>
-      <w:pPr>
-        <w:pStyle w:val="NoSpacing"/>
-      </w:pPr>
-    </w:p>
-    <w:p>
-      <w:pPr>
-        <w:pStyle w:val="NoSpacing"/>
-      </w:pPr>
-    </w:p>
-    <w:p>
-      <w:pPr>
-        <w:pStyle w:val="NoSpacing"/>
-      </w:pPr>
-      <w:r>
-        <w:t>I've checked the repo (latest as of March 25, 2026). The four new/updated items you mentioned are now live:</w:t>
+        <w:t xml:space="preserve">Use the companion </w:t>
+      </w:r>
+      <w:r>
+        <w:rPr>
+          <w:b/>
+        </w:rPr>
+        <w:t>Usage Guide</w:t>
+      </w:r>
+      <w:r>
+        <w:t xml:space="preserve"> for persona-specific queries, sample prompts, and best practices (e.g., 90-second connection statements, Power Shift questions, Reality Gap framing).  </w:t>
+      </w:r>
+    </w:p>
+    <w:p>
+      <w:pPr>
+        <w:pStyle w:val="NoSpacing"/>
+      </w:pPr>
+    </w:p>
+    <w:p>
+      <w:pPr>
+        <w:pStyle w:val="NoSpacing"/>
+      </w:pPr>
+      <w:r>
+        <w:rPr>
+          <w:b/>
+        </w:rPr>
+        <w:t>Value</w:t>
+      </w:r>
+      <w:r>
+        <w:t>:</w:t>
+      </w:r>
+      <w:r>
+        <w:t xml:space="preserve"> Turns raw intel into a tailored, evidence-based interview strategy that uncovers unwritten rules, interviewer personas, and hidden company anxieties.</w:t>
+      </w:r>
+    </w:p>
+    <w:p>
+      <w:pPr>
+        <w:pStyle w:val="NoSpacing"/>
+      </w:pPr>
+    </w:p>
+    <w:p>
+      <w:pPr>
+        <w:pStyle w:val="NoSpacing"/>
+      </w:pPr>
+      <w:r>
+        <w:t>#### For Phase 4 – Update/expand the Safe Offer Negotiation Assistant row in the table:</w:t>
+      </w:r>
+    </w:p>
+    <w:p>
+      <w:pPr>
+        <w:pStyle w:val="NoSpacing"/>
+      </w:pPr>
+    </w:p>
+    <w:p>
+      <w:pPr>
+        <w:pStyle w:val="NoSpacing"/>
+      </w:pPr>
+      <w:r>
+        <w:t>Change the description to:</w:t>
+      </w:r>
+      <w:r>
+        <w:t xml:space="preserve">  </w:t>
+      </w:r>
+    </w:p>
+    <w:p>
+      <w:pPr>
+        <w:pStyle w:val="NoSpacing"/>
+      </w:pPr>
+      <w:r>
+        <w:t>"Generates ethical, low-risk negotiation strategies with total-comp analysis ('Dry Powder'), pivot playbook, and vulnerability patches (v2.0 update)."</w:t>
+      </w:r>
+    </w:p>
+    <w:p>
+      <w:pPr>
+        <w:pStyle w:val="NoSpacing"/>
+      </w:pPr>
+    </w:p>
+    <w:p>
+      <w:pPr>
+        <w:pStyle w:val="NoSpacing"/>
+      </w:pPr>
+      <w:r>
+        <w:t>#### For Phase 4 – Add this new item to the checklist (after acceptance):</w:t>
+      </w:r>
+    </w:p>
+    <w:p>
+      <w:pPr>
+        <w:pStyle w:val="NoSpacing"/>
+      </w:pPr>
+    </w:p>
+    <w:p>
+      <w:pPr>
+        <w:pStyle w:val="NoSpacing"/>
+      </w:pPr>
+      <w:r>
+        <w:rPr>
+          <w:b/>
+        </w:rPr>
+        <w:t>Post-Acceptance Positioning</w:t>
+      </w:r>
+      <w:r>
+        <w:t xml:space="preserve">  </w:t>
+      </w:r>
+    </w:p>
+    <w:p>
+      <w:pPr>
+        <w:pStyle w:val="NoSpacing"/>
+      </w:pPr>
+      <w:r>
+        <w:t xml:space="preserve">Run </w:t>
+      </w:r>
+      <w:r>
+        <w:rPr>
+          <w:b/>
+        </w:rPr>
+        <w:t>Pre-Day-One Positioning Engine</w:t>
+      </w:r>
+      <w:r>
+        <w:t xml:space="preserve"> (PDPE) using the original job posting + interview intel.  </w:t>
+      </w:r>
+    </w:p>
+    <w:p>
+      <w:pPr>
+        <w:pStyle w:val="NoSpacing"/>
+      </w:pPr>
+      <w:r>
+        <w:t xml:space="preserve">It builds a stakeholder map, risk/landmine scan, early-win calculator, and 30-day offensive plan (including a ready-to-use DAY 0 BRIEF).  </w:t>
+      </w:r>
+    </w:p>
+    <w:p>
+      <w:pPr>
+        <w:pStyle w:val="NoSpacing"/>
+      </w:pPr>
+    </w:p>
+    <w:p>
+      <w:pPr>
+        <w:pStyle w:val="NoSpacing"/>
+      </w:pPr>
+      <w:r>
+        <w:rPr>
+          <w:b/>
+        </w:rPr>
+        <w:t>Value</w:t>
+      </w:r>
+      <w:r>
+        <w:t>:</w:t>
+      </w:r>
+      <w:r>
+        <w:t xml:space="preserve"> Transforms you from "new hire" to high-impact contributor from Day One by addressing political risks and identifying quick wins.</w:t>
+      </w:r>
+    </w:p>
+    <w:p>
+      <w:pPr>
+        <w:pStyle w:val="NoSpacing"/>
+      </w:pPr>
+    </w:p>
+    <w:p>
+      <w:pPr>
+        <w:pStyle w:val="NoSpacing"/>
+      </w:pPr>
+      <w:r>
+        <w:t>## Recent Updates (March 2026)</w:t>
       </w:r>
     </w:p>
     <w:p>
@@ -8918,558 +9256,52 @@
         <w:rPr>
           <w:b/>
         </w:rPr>
+        <w:t>Safe Offer Negotiation Assistant v2.0</w:t>
+      </w:r>
+      <w:r>
+        <w:t xml:space="preserve"> — Major upgrade with total-comp analysis, “Dry Powder” strategy, pivot playbook, and adversarial red-teaming.</w:t>
+      </w:r>
+    </w:p>
+    <w:p>
+      <w:pPr>
+        <w:pStyle w:val="NoSpacing"/>
+      </w:pPr>
+      <w:r>
+        <w:t xml:space="preserve">- </w:t>
+      </w:r>
+      <w:r>
+        <w:rPr>
+          <w:b/>
+        </w:rPr>
+        <w:t>The Universal Interview Architect</w:t>
+      </w:r>
+      <w:r>
+        <w:t xml:space="preserve"> + </w:t>
+      </w:r>
+      <w:r>
+        <w:rPr>
+          <w:b/>
+        </w:rPr>
+        <w:t>Usage Guide</w:t>
+      </w:r>
+      <w:r>
+        <w:t xml:space="preserve"> — New powerful tool that reverse-engineers interview strategy from your master profile and job intel.</w:t>
+      </w:r>
+    </w:p>
+    <w:p>
+      <w:pPr>
+        <w:pStyle w:val="NoSpacing"/>
+      </w:pPr>
+      <w:r>
+        <w:t xml:space="preserve">- </w:t>
+      </w:r>
+      <w:r>
+        <w:rPr>
+          <w:b/>
+        </w:rPr>
         <w:t>Pre-Day-One Positioning Engine</w:t>
       </w:r>
       <w:r>
-        <w:t xml:space="preserve"> (new, v2.0) — Post-acceptance / pre-start resource.</w:t>
-      </w:r>
-    </w:p>
-    <w:p>
-      <w:pPr>
-        <w:pStyle w:val="NoSpacing"/>
-      </w:pPr>
-      <w:r>
-        <w:t xml:space="preserve">- </w:t>
-      </w:r>
-      <w:r>
-        <w:rPr>
-          <w:b/>
-        </w:rPr>
-        <w:t>Safe Offer Negotiation Assistant</w:t>
-      </w:r>
-      <w:r>
-        <w:t xml:space="preserve"> (big update to v2.0) — Stronger total-comp analysis, scripts, pivot playbook, and risk checks.</w:t>
-      </w:r>
-    </w:p>
-    <w:p>
-      <w:pPr>
-        <w:pStyle w:val="NoSpacing"/>
-      </w:pPr>
-      <w:r>
-        <w:t xml:space="preserve">- </w:t>
-      </w:r>
-      <w:r>
-        <w:rPr>
-          <w:b/>
-        </w:rPr>
-        <w:t>The Universal Interview Architect</w:t>
-      </w:r>
-      <w:r>
-        <w:t xml:space="preserve"> (new/updated) — Powerful reverse-engineering tool for interview strategy.</w:t>
-      </w:r>
-    </w:p>
-    <w:p>
-      <w:pPr>
-        <w:pStyle w:val="NoSpacing"/>
-      </w:pPr>
-      <w:r>
-        <w:t xml:space="preserve">- </w:t>
-      </w:r>
-      <w:r>
-        <w:rPr>
-          <w:b/>
-        </w:rPr>
-        <w:t>The Universal Interview Architect - Usage Guide</w:t>
-      </w:r>
-      <w:r>
-        <w:t xml:space="preserve"> (new) — Includes persona-specific queries, sample prompts, and best practices.</w:t>
-      </w:r>
-    </w:p>
-    <w:p>
-      <w:pPr>
-        <w:pStyle w:val="NoSpacing"/>
-      </w:pPr>
-    </w:p>
-    <w:p>
-      <w:pPr>
-        <w:pStyle w:val="NoSpacing"/>
-      </w:pPr>
-      <w:r>
-        <w:t>These fit cleanly into the existing structure of your playbook.</w:t>
-      </w:r>
-    </w:p>
-    <w:p>
-      <w:pPr>
-        <w:pStyle w:val="NoSpacing"/>
-      </w:pPr>
-    </w:p>
-    <w:p>
-      <w:pPr>
-        <w:pStyle w:val="NoSpacing"/>
-      </w:pPr>
-      <w:r>
-        <w:t>### Recommended Placement for the New Prompts</w:t>
-      </w:r>
-    </w:p>
-    <w:p>
-      <w:pPr>
-        <w:pStyle w:val="NoSpacing"/>
-      </w:pPr>
-      <w:r>
-        <w:t>Here's where they belong (ready for you to paste later):</w:t>
-      </w:r>
-    </w:p>
-    <w:p>
-      <w:pPr>
-        <w:pStyle w:val="NoSpacing"/>
-      </w:pPr>
-    </w:p>
-    <w:p>
-      <w:pPr>
-        <w:pStyle w:val="NoSpacing"/>
-      </w:pPr>
-      <w:r>
-        <w:t xml:space="preserve">1. </w:t>
-      </w:r>
-      <w:r>
-        <w:rPr>
-          <w:b/>
-        </w:rPr>
-        <w:t>The Universal Interview Architect</w:t>
-      </w:r>
-      <w:r>
-        <w:t xml:space="preserve"> + </w:t>
-      </w:r>
-      <w:r>
-        <w:rPr>
-          <w:b/>
-        </w:rPr>
-        <w:t>Usage Guide</w:t>
-      </w:r>
-      <w:r>
-        <w:t xml:space="preserve">  </w:t>
-      </w:r>
-    </w:p>
-    <w:p>
-      <w:pPr>
-        <w:pStyle w:val="NoSpacing"/>
-      </w:pPr>
-      <w:r>
-        <w:t xml:space="preserve">   → Add to </w:t>
-      </w:r>
-      <w:r>
-        <w:rPr>
-          <w:b/>
-        </w:rPr>
-        <w:t>Phase 3:</w:t>
-      </w:r>
-      <w:r>
-        <w:t xml:space="preserve"> During – Part 2 (Interview Preparation &amp; Resilience)</w:t>
-      </w:r>
-      <w:r>
-        <w:t xml:space="preserve">  </w:t>
-      </w:r>
-    </w:p>
-    <w:p>
-      <w:pPr>
-        <w:pStyle w:val="NoSpacing"/>
-      </w:pPr>
-      <w:r>
-        <w:t xml:space="preserve">   Best spot:</w:t>
-      </w:r>
-      <w:r>
-        <w:t xml:space="preserve"> After "Pre-Interview Intelligence Dossier" or as a new major tool in the checklist/step 1 (pre-interview intel &amp; alignment).  </w:t>
-      </w:r>
-    </w:p>
-    <w:p>
-      <w:pPr>
-        <w:pStyle w:val="NoSpacing"/>
-      </w:pPr>
-      <w:r>
-        <w:t xml:space="preserve">   </w:t>
-      </w:r>
-      <w:r>
-        <w:rPr>
-          <w:b/>
-        </w:rPr>
-        <w:t>Why</w:t>
-      </w:r>
-      <w:r>
-        <w:t>:</w:t>
-      </w:r>
-      <w:r>
-        <w:t xml:space="preserve"> It synthesizes the job posting, master profile, and intel into a full interview strategy. The Usage Guide makes it even more powerful.</w:t>
-      </w:r>
-    </w:p>
-    <w:p>
-      <w:pPr>
-        <w:pStyle w:val="NoSpacing"/>
-      </w:pPr>
-    </w:p>
-    <w:p>
-      <w:pPr>
-        <w:pStyle w:val="NoSpacing"/>
-      </w:pPr>
-      <w:r>
-        <w:t xml:space="preserve">2. </w:t>
-      </w:r>
-      <w:r>
-        <w:rPr>
-          <w:b/>
-        </w:rPr>
-        <w:t>Safe Offer Negotiation Assistant</w:t>
-      </w:r>
-      <w:r>
-        <w:t xml:space="preserve"> (updated)  </w:t>
-      </w:r>
-    </w:p>
-    <w:p>
-      <w:pPr>
-        <w:pStyle w:val="NoSpacing"/>
-      </w:pPr>
-      <w:r>
-        <w:t xml:space="preserve">   → Already in </w:t>
-      </w:r>
-      <w:r>
-        <w:rPr>
-          <w:b/>
-        </w:rPr>
-        <w:t>Phase 4:</w:t>
-      </w:r>
-      <w:r>
-        <w:t xml:space="preserve"> After – Offer, Negotiation &amp; Close</w:t>
-      </w:r>
-      <w:r>
-        <w:t xml:space="preserve">  </w:t>
-      </w:r>
-    </w:p>
-    <w:p>
-      <w:pPr>
-        <w:pStyle w:val="NoSpacing"/>
-      </w:pPr>
-      <w:r>
-        <w:t xml:space="preserve">   Just strengthen its description in the table/checklist to reflect the v2.0 upgrades (better total-comp calculation, dry powder, pivot playbook, adversarial red-teaming).</w:t>
-      </w:r>
-    </w:p>
-    <w:p>
-      <w:pPr>
-        <w:pStyle w:val="NoSpacing"/>
-      </w:pPr>
-    </w:p>
-    <w:p>
-      <w:pPr>
-        <w:pStyle w:val="NoSpacing"/>
-      </w:pPr>
-      <w:r>
-        <w:t xml:space="preserve">3. </w:t>
-      </w:r>
-      <w:r>
-        <w:rPr>
-          <w:b/>
-        </w:rPr>
-        <w:t>Pre-Day-One Positioning Engine</w:t>
-      </w:r>
-      <w:r>
-        <w:t xml:space="preserve">  </w:t>
-      </w:r>
-    </w:p>
-    <w:p>
-      <w:pPr>
-        <w:pStyle w:val="NoSpacing"/>
-      </w:pPr>
-      <w:r>
-        <w:t xml:space="preserve">   → Add to </w:t>
-      </w:r>
-      <w:r>
-        <w:rPr>
-          <w:b/>
-        </w:rPr>
-        <w:t>Phase 4:</w:t>
-      </w:r>
-      <w:r>
-        <w:t xml:space="preserve"> After – Offer, Negotiation &amp; Close</w:t>
-      </w:r>
-      <w:r>
-        <w:t xml:space="preserve">, right after acceptance (in step 4 "Accept &amp; onboard prep").  </w:t>
-      </w:r>
-    </w:p>
-    <w:p>
-      <w:pPr>
-        <w:pStyle w:val="NoSpacing"/>
-      </w:pPr>
-      <w:r>
-        <w:t xml:space="preserve">   </w:t>
-      </w:r>
-      <w:r>
-        <w:rPr>
-          <w:b/>
-        </w:rPr>
-        <w:t>Why</w:t>
-      </w:r>
-      <w:r>
-        <w:t>:</w:t>
-      </w:r>
-      <w:r>
-        <w:t xml:space="preserve"> It's explicitly a post-accept / pre-Day-One tool for building stakeholder maps, early wins, risk scans, and a 30-day plan.</w:t>
-      </w:r>
-    </w:p>
-    <w:p>
-      <w:pPr>
-        <w:pStyle w:val="NoSpacing"/>
-      </w:pPr>
-    </w:p>
-    <w:p>
-      <w:pPr>
-        <w:pStyle w:val="NoSpacing"/>
-      </w:pPr>
-      <w:r>
-        <w:rPr>
-          <w:b/>
-        </w:rPr>
-        <w:t>New Tool – The Universal Interview Architect (with Usage Guide)</w:t>
-      </w:r>
-      <w:r>
-        <w:t xml:space="preserve">  </w:t>
-      </w:r>
-    </w:p>
-    <w:p>
-      <w:pPr>
-        <w:pStyle w:val="NoSpacing"/>
-      </w:pPr>
-      <w:r>
-        <w:t xml:space="preserve">Run </w:t>
-      </w:r>
-      <w:r>
-        <w:rPr>
-          <w:b/>
-        </w:rPr>
-        <w:t>The Universal Interview Architect</w:t>
-      </w:r>
-      <w:r>
-        <w:t xml:space="preserve"> using your Master-Career-Profile, the job posting, and pre-interview intel.  </w:t>
-      </w:r>
-    </w:p>
-    <w:p>
-      <w:pPr>
-        <w:pStyle w:val="NoSpacing"/>
-      </w:pPr>
-      <w:r>
-        <w:t xml:space="preserve">Use the companion </w:t>
-      </w:r>
-      <w:r>
-        <w:rPr>
-          <w:b/>
-        </w:rPr>
-        <w:t>Usage Guide</w:t>
-      </w:r>
-      <w:r>
-        <w:t xml:space="preserve"> for persona-specific queries, sample prompts, and best practices (e.g., 90-second connection statements, Power Shift questions, Reality Gap framing).  </w:t>
-      </w:r>
-    </w:p>
-    <w:p>
-      <w:pPr>
-        <w:pStyle w:val="NoSpacing"/>
-      </w:pPr>
-    </w:p>
-    <w:p>
-      <w:pPr>
-        <w:pStyle w:val="NoSpacing"/>
-      </w:pPr>
-      <w:r>
-        <w:rPr>
-          <w:b/>
-        </w:rPr>
-        <w:lastRenderedPageBreak/>
-        <w:t>Value</w:t>
-      </w:r>
-      <w:r>
-        <w:t>:</w:t>
-      </w:r>
-      <w:r>
-        <w:t xml:space="preserve"> Turns raw intel into a tailored, evidence-based interview strategy that uncovers unwritten rules, interviewer personas, and hidden company anxieties.</w:t>
-      </w:r>
-    </w:p>
-    <w:p>
-      <w:pPr>
-        <w:pStyle w:val="NoSpacing"/>
-      </w:pPr>
-    </w:p>
-    <w:p>
-      <w:pPr>
-        <w:pStyle w:val="NoSpacing"/>
-      </w:pPr>
-      <w:r>
-        <w:t>#### For Phase 4 – Update/expand the Safe Offer Negotiation Assistant row in the table:</w:t>
-      </w:r>
-    </w:p>
-    <w:p>
-      <w:pPr>
-        <w:pStyle w:val="NoSpacing"/>
-      </w:pPr>
-    </w:p>
-    <w:p>
-      <w:pPr>
-        <w:pStyle w:val="NoSpacing"/>
-      </w:pPr>
-      <w:r>
-        <w:t>Change the description to:</w:t>
-      </w:r>
-      <w:r>
-        <w:t xml:space="preserve">  </w:t>
-      </w:r>
-    </w:p>
-    <w:p>
-      <w:pPr>
-        <w:pStyle w:val="NoSpacing"/>
-      </w:pPr>
-      <w:r>
-        <w:t>"Generates ethical, low-risk negotiation strategies with total-comp analysis ('Dry Powder'), pivot playbook, and vulnerability patches (v2.0 update)."</w:t>
-      </w:r>
-    </w:p>
-    <w:p>
-      <w:pPr>
-        <w:pStyle w:val="NoSpacing"/>
-      </w:pPr>
-    </w:p>
-    <w:p>
-      <w:pPr>
-        <w:pStyle w:val="NoSpacing"/>
-      </w:pPr>
-      <w:r>
-        <w:t>#### For Phase 4 – Add this new item to the checklist (after acceptance):</w:t>
-      </w:r>
-    </w:p>
-    <w:p>
-      <w:pPr>
-        <w:pStyle w:val="NoSpacing"/>
-      </w:pPr>
-    </w:p>
-    <w:p>
-      <w:pPr>
-        <w:pStyle w:val="NoSpacing"/>
-      </w:pPr>
-      <w:r>
-        <w:rPr>
-          <w:b/>
-        </w:rPr>
-        <w:t>Post-Acceptance Positioning</w:t>
-      </w:r>
-      <w:r>
-        <w:t xml:space="preserve">  </w:t>
-      </w:r>
-    </w:p>
-    <w:p>
-      <w:pPr>
-        <w:pStyle w:val="NoSpacing"/>
-      </w:pPr>
-      <w:r>
-        <w:t xml:space="preserve">Run </w:t>
-      </w:r>
-      <w:r>
-        <w:rPr>
-          <w:b/>
-        </w:rPr>
-        <w:t>Pre-Day-One Positioning Engine</w:t>
-      </w:r>
-      <w:r>
-        <w:t xml:space="preserve"> (PDPE) using the original job posting + interview intel.  </w:t>
-      </w:r>
-    </w:p>
-    <w:p>
-      <w:pPr>
-        <w:pStyle w:val="NoSpacing"/>
-      </w:pPr>
-      <w:r>
-        <w:t xml:space="preserve">It builds a stakeholder map, risk/landmine scan, early-win calculator, and 30-day offensive plan (including a ready-to-use DAY 0 BRIEF).  </w:t>
-      </w:r>
-    </w:p>
-    <w:p>
-      <w:pPr>
-        <w:pStyle w:val="NoSpacing"/>
-      </w:pPr>
-    </w:p>
-    <w:p>
-      <w:pPr>
-        <w:pStyle w:val="NoSpacing"/>
-      </w:pPr>
-      <w:r>
-        <w:rPr>
-          <w:b/>
-        </w:rPr>
-        <w:t>Value</w:t>
-      </w:r>
-      <w:r>
-        <w:t>:</w:t>
-      </w:r>
-      <w:r>
-        <w:t xml:space="preserve"> Transforms you from "new hire" to high-impact contributor from Day One by addressing political risks and identifying quick wins.</w:t>
-      </w:r>
-    </w:p>
-    <w:p>
-      <w:pPr>
-        <w:pStyle w:val="NoSpacing"/>
-      </w:pPr>
-    </w:p>
-    <w:p>
-      <w:pPr>
-        <w:pStyle w:val="NoSpacing"/>
-      </w:pPr>
-      <w:r>
-        <w:t>## Recent Updates (March 2026)</w:t>
-      </w:r>
-    </w:p>
-    <w:p>
-      <w:pPr>
-        <w:pStyle w:val="NoSpacing"/>
-      </w:pPr>
-    </w:p>
-    <w:p>
-      <w:pPr>
-        <w:pStyle w:val="NoSpacing"/>
-      </w:pPr>
-      <w:r>
-        <w:t xml:space="preserve">- </w:t>
-      </w:r>
-      <w:r>
-        <w:rPr>
-          <w:b/>
-        </w:rPr>
-        <w:t>Safe Offer Negotiation Assistant v2.0</w:t>
-      </w:r>
-      <w:r>
-        <w:t xml:space="preserve"> — Major upgrade with total-comp analysis, “Dry Powder” strategy, pivot playbook, and adversarial red-teaming.</w:t>
-      </w:r>
-    </w:p>
-    <w:p>
-      <w:pPr>
-        <w:pStyle w:val="NoSpacing"/>
-      </w:pPr>
-      <w:r>
-        <w:t xml:space="preserve">- </w:t>
-      </w:r>
-      <w:r>
-        <w:rPr>
-          <w:b/>
-        </w:rPr>
-        <w:t>The Universal Interview Architect</w:t>
-      </w:r>
-      <w:r>
-        <w:t xml:space="preserve"> + </w:t>
-      </w:r>
-      <w:r>
-        <w:rPr>
-          <w:b/>
-        </w:rPr>
-        <w:t>Usage Guide</w:t>
-      </w:r>
-      <w:r>
-        <w:t xml:space="preserve"> — New powerful tool that reverse-engineers interview strategy from your master profile and job intel.</w:t>
-      </w:r>
-    </w:p>
-    <w:p>
-      <w:pPr>
-        <w:pStyle w:val="NoSpacing"/>
-      </w:pPr>
-      <w:r>
-        <w:t xml:space="preserve">- </w:t>
-      </w:r>
-      <w:r>
-        <w:rPr>
-          <w:b/>
-        </w:rPr>
-        <w:t>Pre-Day-One Positioning Engine</w:t>
-      </w:r>
-      <w:r>
         <w:t xml:space="preserve"> — Post-acceptance tool for building stakeholder maps, early-win plans, and a ready-to-use Day 0 Brief.</w:t>
       </w:r>
     </w:p>
@@ -9484,15 +9316,7 @@
       </w:pPr>
       <w:bookmarkStart w:id="60" w:name="_Toc225765980"/>
       <w:r>
-        <w:t xml:space="preserve">### Command </w:t>
-      </w:r>
-      <w:proofErr w:type="spellStart"/>
-      <w:r>
-        <w:t>Center</w:t>
-      </w:r>
-      <w:proofErr w:type="spellEnd"/>
-      <w:r>
-        <w:t xml:space="preserve"> Tracker</w:t>
+        <w:t>### Command Center Tracker</w:t>
       </w:r>
       <w:bookmarkEnd w:id="60"/>
     </w:p>
@@ -9589,6 +9413,7 @@
       </w:pPr>
       <w:bookmarkStart w:id="62" w:name="_Toc225765982"/>
       <w:r>
+        <w:lastRenderedPageBreak/>
         <w:t>NETWORKING ACTIVITIES</w:t>
       </w:r>
       <w:bookmarkEnd w:id="62"/>
@@ -9631,7 +9456,6 @@
           <w:sz w:val="20"/>
           <w:szCs w:val="20"/>
         </w:rPr>
-        <w:lastRenderedPageBreak/>
         <w:t>|------------------|-------------|----------------|--------------|--------------|-------------------------------|</w:t>
       </w:r>
     </w:p>
@@ -9678,7 +9502,10 @@
         <w:pStyle w:val="NoSpacing"/>
       </w:pPr>
       <w:r>
-        <w:t>**PRIORITY ACTION ITEMS**</w:t>
+        <w:rPr>
+          <w:b/>
+        </w:rPr>
+        <w:t>PRIORITY ACTION ITEMS</w:t>
       </w:r>
     </w:p>
     <w:p>
@@ -9789,7 +9616,10 @@
         <w:pStyle w:val="NoSpacing"/>
       </w:pPr>
       <w:r>
-        <w:t>Tip: Bold your 4 most important active applications. Review daily or every other day to stay on top of follow-ups.</w:t>
+        <w:t>Tip:</w:t>
+      </w:r>
+      <w:r>
+        <w:t xml:space="preserve"> Bold your 4 most important active applications. Review daily or every other day to stay on top of follow-ups.</w:t>
       </w:r>
     </w:p>
     <w:p>
@@ -9830,19 +9660,25 @@
           <w:b/>
           <w:bCs/>
         </w:rPr>
-        <w:t xml:space="preserve">Command </w:t>
-      </w:r>
-      <w:proofErr w:type="spellStart"/>
+        <w:t>Command Center</w:t>
+      </w:r>
+      <w:r>
+        <w:t xml:space="preserve"> Your central tracking system (spreadsheet, Notion, or simple table) that logs every job application, interview, offer, and key intel.</w:t>
+      </w:r>
+    </w:p>
+    <w:p>
+      <w:pPr>
+        <w:pStyle w:val="NoSpacing"/>
+      </w:pPr>
       <w:r>
         <w:rPr>
           <w:b/>
           <w:bCs/>
         </w:rPr>
-        <w:t>Center</w:t>
-      </w:r>
-      <w:proofErr w:type="spellEnd"/>
-      <w:r>
-        <w:t xml:space="preserve"> Your central tracking system (spreadsheet, Notion, or simple table) that logs every job application, interview, offer, and key intel.</w:t>
+        <w:t>Dry Powder</w:t>
+      </w:r>
+      <w:r>
+        <w:t xml:space="preserve"> Available negotiation leverage (extra budget the company may have for salary, bonus, or benefits) identified during the offer stage.</w:t>
       </w:r>
     </w:p>
     <w:p>
@@ -9854,10 +9690,10 @@
           <w:b/>
           <w:bCs/>
         </w:rPr>
-        <w:t>Dry Powder</w:t>
-      </w:r>
-      <w:r>
-        <w:t xml:space="preserve"> Available negotiation leverage (extra budget the company may have for salary, bonus, or benefits) identified during the offer stage.</w:t>
+        <w:t>Master-Career-Profile.md</w:t>
+      </w:r>
+      <w:r>
+        <w:t xml:space="preserve"> Your single source of truth — the governed document containing your verified skills, experiences, achievements, and stories. All resumes, interview answers, and tailoring flow from this file.</w:t>
       </w:r>
     </w:p>
     <w:p>
@@ -9869,10 +9705,10 @@
           <w:b/>
           <w:bCs/>
         </w:rPr>
-        <w:t>Master-Career-Profile.md</w:t>
-      </w:r>
-      <w:r>
-        <w:t xml:space="preserve"> Your single source of truth — the governed document containing your verified skills, experiences, achievements, and stories. All resumes, interview answers, and tailoring flow from this file.</w:t>
+        <w:t>Pre-Day-One Positioning Engine (PDPE)</w:t>
+      </w:r>
+      <w:r>
+        <w:t xml:space="preserve"> A post-acceptance tool that creates a stakeholder map, risk scan, early-win plan, and Day 0 Brief to help you start strong.</w:t>
       </w:r>
     </w:p>
     <w:p>
@@ -9884,10 +9720,10 @@
           <w:b/>
           <w:bCs/>
         </w:rPr>
-        <w:t>Pre-Day-One Positioning Engine (PDPE)</w:t>
-      </w:r>
-      <w:r>
-        <w:t xml:space="preserve"> A post-acceptance tool that creates a stakeholder map, risk scan, early-win plan, and Day 0 Brief to help you start strong.</w:t>
+        <w:t>Red Flag Analyzer</w:t>
+      </w:r>
+      <w:r>
+        <w:t xml:space="preserve"> A prompt that scans job postings for signs of toxicity, instability, poor culture, or unrealistic expectations.</w:t>
       </w:r>
     </w:p>
     <w:p>
@@ -9899,10 +9735,10 @@
           <w:b/>
           <w:bCs/>
         </w:rPr>
-        <w:t>Red Flag Analyzer</w:t>
-      </w:r>
-      <w:r>
-        <w:t xml:space="preserve"> A prompt that scans job postings for signs of toxicity, instability, poor culture, or unrealistic expectations.</w:t>
+        <w:t>Single Source of Truth</w:t>
+      </w:r>
+      <w:r>
+        <w:t xml:space="preserve"> The principle that all job-search outputs must be based on your verified Master-Career-Profile to eliminate hallucinations and maintain integrity.</w:t>
       </w:r>
     </w:p>
     <w:p>
@@ -9914,10 +9750,10 @@
           <w:b/>
           <w:bCs/>
         </w:rPr>
-        <w:t>Single Source of Truth</w:t>
-      </w:r>
-      <w:r>
-        <w:t xml:space="preserve"> The principle that all job-search outputs must be based on your verified Master-Career-Profile to eliminate hallucinations and maintain integrity.</w:t>
+        <w:t>STAR Stories</w:t>
+      </w:r>
+      <w:r>
+        <w:t xml:space="preserve"> Situation, Task, Action, Result — the structured format used for behavioral interview answers.</w:t>
       </w:r>
     </w:p>
     <w:p>
@@ -9929,18 +9765,10 @@
           <w:b/>
           <w:bCs/>
         </w:rPr>
-        <w:t>STAR Stories</w:t>
-      </w:r>
-      <w:r>
-        <w:t xml:space="preserve"> Situation, Task, Action, Result — the structured format used for </w:t>
-      </w:r>
-      <w:proofErr w:type="spellStart"/>
-      <w:r>
-        <w:t>behavioral</w:t>
-      </w:r>
-      <w:proofErr w:type="spellEnd"/>
-      <w:r>
-        <w:t xml:space="preserve"> interview answers.</w:t>
+        <w:t>Strategic Integrity Resume Engine</w:t>
+      </w:r>
+      <w:r>
+        <w:t xml:space="preserve"> A prompt that builds or tailors resumes while strictly preserving truthfulness and avoiding exaggeration.</w:t>
       </w:r>
     </w:p>
     <w:p>
@@ -9952,10 +9780,10 @@
           <w:b/>
           <w:bCs/>
         </w:rPr>
-        <w:t>Strategic Integrity Resume Engine</w:t>
-      </w:r>
-      <w:r>
-        <w:t xml:space="preserve"> A prompt that builds or tailors resumes while strictly preserving truthfulness and avoiding exaggeration.</w:t>
+        <w:t>The Universal Interview Architect</w:t>
+      </w:r>
+      <w:r>
+        <w:t xml:space="preserve"> A powerful prompt that reverse-engineers a complete interview strategy from your master profile, job posting, and company intel.</w:t>
       </w:r>
     </w:p>
     <w:p>
@@ -9967,21 +9795,7 @@
           <w:b/>
           <w:bCs/>
         </w:rPr>
-        <w:t>The Universal Interview Architect</w:t>
-      </w:r>
-      <w:r>
-        <w:t xml:space="preserve"> A powerful prompt that reverse-engineers a complete interview strategy from your master profile, job posting, and company intel.</w:t>
-      </w:r>
-    </w:p>
-    <w:p>
-      <w:pPr>
-        <w:pStyle w:val="NoSpacing"/>
-      </w:pPr>
-      <w:r>
-        <w:rPr>
-          <w:b/>
-          <w:bCs/>
-        </w:rPr>
+        <w:lastRenderedPageBreak/>
         <w:t>Day 0 Brief</w:t>
       </w:r>
       <w:r>
@@ -10509,15 +10323,7 @@
               <w:pStyle w:val="NoSpacing"/>
             </w:pPr>
             <w:r>
-              <w:t xml:space="preserve">Structured format for answering </w:t>
-            </w:r>
-            <w:proofErr w:type="spellStart"/>
-            <w:r>
-              <w:t>behavioral</w:t>
-            </w:r>
-            <w:proofErr w:type="spellEnd"/>
-            <w:r>
-              <w:t xml:space="preserve"> interview questions</w:t>
+              <w:t>Structured format for answering behavioral interview questions</w:t>
             </w:r>
           </w:p>
         </w:tc>
@@ -11111,7 +10917,7 @@
   <w:abstractNum w:abstractNumId="0" w15:restartNumberingAfterBreak="0">
     <w:nsid w:val="132644FA"/>
     <w:multiLevelType w:val="multilevel"/>
-    <w:tmpl w:val="E33619B2"/>
+    <w:tmpl w:val="370E6336"/>
     <w:lvl w:ilvl="0">
       <w:start w:val="1"/>
       <w:numFmt w:val="decimal"/>
@@ -11140,17 +10946,17 @@
         <w:sz w:val="20"/>
       </w:rPr>
     </w:lvl>
-    <w:lvl w:ilvl="2" w:tentative="1">
+    <w:lvl w:ilvl="2">
       <w:start w:val="1"/>
-      <w:numFmt w:val="decimal"/>
-      <w:lvlText w:val="%3."/>
+      <w:numFmt w:val="bullet"/>
+      <w:lvlText w:val=""/>
       <w:lvlJc w:val="left"/>
       <w:pPr>
-        <w:tabs>
-          <w:tab w:val="num" w:pos="2160"/>
-        </w:tabs>
         <w:ind w:left="2160" w:hanging="360"/>
       </w:pPr>
+      <w:rPr>
+        <w:rFonts w:ascii="Wingdings" w:hAnsi="Wingdings" w:hint="default"/>
+      </w:rPr>
     </w:lvl>
     <w:lvl w:ilvl="3" w:tentative="1">
       <w:start w:val="1"/>
@@ -12629,6 +12435,19 @@
       <w:ind w:left="220"/>
     </w:pPr>
   </w:style>
+  <w:style w:type="paragraph" w:styleId="NormalWeb">
+    <w:name w:val="Normal (Web)"/>
+    <w:basedOn w:val="Normal"/>
+    <w:uiPriority w:val="99"/>
+    <w:semiHidden/>
+    <w:unhideWhenUsed/>
+    <w:rsid w:val="00B47D9D"/>
+    <w:rPr>
+      <w:rFonts w:ascii="Times New Roman" w:hAnsi="Times New Roman" w:cs="Times New Roman"/>
+      <w:sz w:val="24"/>
+      <w:szCs w:val="24"/>
+    </w:rPr>
+  </w:style>
 </w:styles>
 </file>
 

--- a/Job seeker's playbook.docx
+++ b/Job seeker's playbook.docx
@@ -59,26 +59,24 @@
     </w:p>
     <w:sdt>
       <w:sdtPr>
+        <w:id w:val="456224513"/>
+        <w:docPartObj>
+          <w:docPartGallery w:val="Table of Contents"/>
+          <w:docPartUnique/>
+        </w:docPartObj>
+      </w:sdtPr>
+      <w:sdtEndPr>
         <w:rPr>
           <w:rFonts w:asciiTheme="minorHAnsi" w:eastAsiaTheme="minorHAnsi" w:hAnsiTheme="minorHAnsi" w:cstheme="minorBidi"/>
+          <w:b/>
+          <w:bCs/>
+          <w:noProof/>
           <w:color w:val="auto"/>
           <w:kern w:val="2"/>
           <w:sz w:val="22"/>
           <w:szCs w:val="22"/>
           <w:lang w:val="en-GB"/>
           <w14:ligatures w14:val="standardContextual"/>
-        </w:rPr>
-        <w:id w:val="1886139176"/>
-        <w:docPartObj>
-          <w:docPartGallery w:val="Table of Contents"/>
-          <w:docPartUnique/>
-        </w:docPartObj>
-      </w:sdtPr>
-      <w:sdtEndPr>
-        <w:rPr>
-          <w:b/>
-          <w:bCs/>
-          <w:noProof/>
         </w:rPr>
       </w:sdtEndPr>
       <w:sdtContent>
@@ -113,7 +111,7 @@
           <w:r>
             <w:fldChar w:fldCharType="separate"/>
           </w:r>
-          <w:hyperlink w:anchor="_Toc225765958" w:history="1">
+          <w:hyperlink w:anchor="_Toc227007069" w:history="1">
             <w:r>
               <w:rPr>
                 <w:rStyle w:val="Hyperlink"/>
@@ -140,7 +138,7 @@
                 <w:noProof/>
                 <w:webHidden/>
               </w:rPr>
-              <w:instrText xml:space="preserve"> PAGEREF _Toc225765958 \h </w:instrText>
+              <w:instrText xml:space="preserve"> PAGEREF _Toc227007069 \h </w:instrText>
             </w:r>
             <w:r>
               <w:rPr>
@@ -185,7 +183,7 @@
               <w:lang w:eastAsia="en-GB"/>
             </w:rPr>
           </w:pPr>
-          <w:hyperlink w:anchor="_Toc225765959" w:history="1">
+          <w:hyperlink w:anchor="_Toc227007070" w:history="1">
             <w:r>
               <w:rPr>
                 <w:rStyle w:val="Hyperlink"/>
@@ -212,7 +210,7 @@
                 <w:noProof/>
                 <w:webHidden/>
               </w:rPr>
-              <w:instrText xml:space="preserve"> PAGEREF _Toc225765959 \h </w:instrText>
+              <w:instrText xml:space="preserve"> PAGEREF _Toc227007070 \h </w:instrText>
             </w:r>
             <w:r>
               <w:rPr>
@@ -257,7 +255,7 @@
               <w:lang w:eastAsia="en-GB"/>
             </w:rPr>
           </w:pPr>
-          <w:hyperlink w:anchor="_Toc225765960" w:history="1">
+          <w:hyperlink w:anchor="_Toc227007071" w:history="1">
             <w:r>
               <w:rPr>
                 <w:rStyle w:val="Hyperlink"/>
@@ -284,7 +282,7 @@
                 <w:noProof/>
                 <w:webHidden/>
               </w:rPr>
-              <w:instrText xml:space="preserve"> PAGEREF _Toc225765960 \h </w:instrText>
+              <w:instrText xml:space="preserve"> PAGEREF _Toc227007071 \h </w:instrText>
             </w:r>
             <w:r>
               <w:rPr>
@@ -329,7 +327,7 @@
               <w:lang w:eastAsia="en-GB"/>
             </w:rPr>
           </w:pPr>
-          <w:hyperlink w:anchor="_Toc225765961" w:history="1">
+          <w:hyperlink w:anchor="_Toc227007072" w:history="1">
             <w:r>
               <w:rPr>
                 <w:rStyle w:val="Hyperlink"/>
@@ -356,7 +354,7 @@
                 <w:noProof/>
                 <w:webHidden/>
               </w:rPr>
-              <w:instrText xml:space="preserve"> PAGEREF _Toc225765961 \h </w:instrText>
+              <w:instrText xml:space="preserve"> PAGEREF _Toc227007072 \h </w:instrText>
             </w:r>
             <w:r>
               <w:rPr>
@@ -376,7 +374,7 @@
                 <w:noProof/>
                 <w:webHidden/>
               </w:rPr>
-              <w:t>3</w:t>
+              <w:t>4</w:t>
             </w:r>
             <w:r>
               <w:rPr>
@@ -401,7 +399,7 @@
               <w:lang w:eastAsia="en-GB"/>
             </w:rPr>
           </w:pPr>
-          <w:hyperlink w:anchor="_Toc225765962" w:history="1">
+          <w:hyperlink w:anchor="_Toc227007073" w:history="1">
             <w:r>
               <w:rPr>
                 <w:rStyle w:val="Hyperlink"/>
@@ -428,7 +426,7 @@
                 <w:noProof/>
                 <w:webHidden/>
               </w:rPr>
-              <w:instrText xml:space="preserve"> PAGEREF _Toc225765962 \h </w:instrText>
+              <w:instrText xml:space="preserve"> PAGEREF _Toc227007073 \h </w:instrText>
             </w:r>
             <w:r>
               <w:rPr>
@@ -449,6 +447,222 @@
                 <w:webHidden/>
               </w:rPr>
               <w:t>4</w:t>
+            </w:r>
+            <w:r>
+              <w:rPr>
+                <w:noProof/>
+                <w:webHidden/>
+              </w:rPr>
+              <w:fldChar w:fldCharType="end"/>
+            </w:r>
+          </w:hyperlink>
+        </w:p>
+        <w:p>
+          <w:pPr>
+            <w:pStyle w:val="TOC2"/>
+            <w:tabs>
+              <w:tab w:val="right" w:leader="dot" w:pos="9016"/>
+            </w:tabs>
+            <w:rPr>
+              <w:rFonts w:eastAsiaTheme="minorEastAsia"/>
+              <w:noProof/>
+              <w:sz w:val="24"/>
+              <w:szCs w:val="24"/>
+              <w:lang w:eastAsia="en-GB"/>
+            </w:rPr>
+          </w:pPr>
+          <w:hyperlink w:anchor="_Toc227007074" w:history="1">
+            <w:r>
+              <w:rPr>
+                <w:rStyle w:val="Hyperlink"/>
+                <w:noProof/>
+              </w:rPr>
+              <w:t>Steps</w:t>
+            </w:r>
+            <w:r>
+              <w:rPr>
+                <w:noProof/>
+                <w:webHidden/>
+              </w:rPr>
+              <w:tab/>
+            </w:r>
+            <w:r>
+              <w:rPr>
+                <w:noProof/>
+                <w:webHidden/>
+              </w:rPr>
+              <w:fldChar w:fldCharType="begin"/>
+            </w:r>
+            <w:r>
+              <w:rPr>
+                <w:noProof/>
+                <w:webHidden/>
+              </w:rPr>
+              <w:instrText xml:space="preserve"> PAGEREF _Toc227007074 \h </w:instrText>
+            </w:r>
+            <w:r>
+              <w:rPr>
+                <w:noProof/>
+                <w:webHidden/>
+              </w:rPr>
+            </w:r>
+            <w:r>
+              <w:rPr>
+                <w:noProof/>
+                <w:webHidden/>
+              </w:rPr>
+              <w:fldChar w:fldCharType="separate"/>
+            </w:r>
+            <w:r>
+              <w:rPr>
+                <w:noProof/>
+                <w:webHidden/>
+              </w:rPr>
+              <w:t>4</w:t>
+            </w:r>
+            <w:r>
+              <w:rPr>
+                <w:noProof/>
+                <w:webHidden/>
+              </w:rPr>
+              <w:fldChar w:fldCharType="end"/>
+            </w:r>
+          </w:hyperlink>
+        </w:p>
+        <w:p>
+          <w:pPr>
+            <w:pStyle w:val="TOC2"/>
+            <w:tabs>
+              <w:tab w:val="right" w:leader="dot" w:pos="9016"/>
+            </w:tabs>
+            <w:rPr>
+              <w:rFonts w:eastAsiaTheme="minorEastAsia"/>
+              <w:noProof/>
+              <w:sz w:val="24"/>
+              <w:szCs w:val="24"/>
+              <w:lang w:eastAsia="en-GB"/>
+            </w:rPr>
+          </w:pPr>
+          <w:hyperlink w:anchor="_Toc227007075" w:history="1">
+            <w:r>
+              <w:rPr>
+                <w:rStyle w:val="Hyperlink"/>
+                <w:noProof/>
+              </w:rPr>
+              <w:t>Choosing Your AI Engines – Free-Tier Comparison (March 2026)</w:t>
+            </w:r>
+            <w:r>
+              <w:rPr>
+                <w:noProof/>
+                <w:webHidden/>
+              </w:rPr>
+              <w:tab/>
+            </w:r>
+            <w:r>
+              <w:rPr>
+                <w:noProof/>
+                <w:webHidden/>
+              </w:rPr>
+              <w:fldChar w:fldCharType="begin"/>
+            </w:r>
+            <w:r>
+              <w:rPr>
+                <w:noProof/>
+                <w:webHidden/>
+              </w:rPr>
+              <w:instrText xml:space="preserve"> PAGEREF _Toc227007075 \h </w:instrText>
+            </w:r>
+            <w:r>
+              <w:rPr>
+                <w:noProof/>
+                <w:webHidden/>
+              </w:rPr>
+            </w:r>
+            <w:r>
+              <w:rPr>
+                <w:noProof/>
+                <w:webHidden/>
+              </w:rPr>
+              <w:fldChar w:fldCharType="separate"/>
+            </w:r>
+            <w:r>
+              <w:rPr>
+                <w:noProof/>
+                <w:webHidden/>
+              </w:rPr>
+              <w:t>4</w:t>
+            </w:r>
+            <w:r>
+              <w:rPr>
+                <w:noProof/>
+                <w:webHidden/>
+              </w:rPr>
+              <w:fldChar w:fldCharType="end"/>
+            </w:r>
+          </w:hyperlink>
+        </w:p>
+        <w:p>
+          <w:pPr>
+            <w:pStyle w:val="TOC2"/>
+            <w:tabs>
+              <w:tab w:val="right" w:leader="dot" w:pos="9016"/>
+            </w:tabs>
+            <w:rPr>
+              <w:rFonts w:eastAsiaTheme="minorEastAsia"/>
+              <w:noProof/>
+              <w:sz w:val="24"/>
+              <w:szCs w:val="24"/>
+              <w:lang w:eastAsia="en-GB"/>
+            </w:rPr>
+          </w:pPr>
+          <w:hyperlink w:anchor="_Toc227007076" w:history="1">
+            <w:r>
+              <w:rPr>
+                <w:rStyle w:val="Hyperlink"/>
+                <w:noProof/>
+              </w:rPr>
+              <w:t>Key Takeaways &amp; Strategy</w:t>
+            </w:r>
+            <w:r>
+              <w:rPr>
+                <w:noProof/>
+                <w:webHidden/>
+              </w:rPr>
+              <w:tab/>
+            </w:r>
+            <w:r>
+              <w:rPr>
+                <w:noProof/>
+                <w:webHidden/>
+              </w:rPr>
+              <w:fldChar w:fldCharType="begin"/>
+            </w:r>
+            <w:r>
+              <w:rPr>
+                <w:noProof/>
+                <w:webHidden/>
+              </w:rPr>
+              <w:instrText xml:space="preserve"> PAGEREF _Toc227007076 \h </w:instrText>
+            </w:r>
+            <w:r>
+              <w:rPr>
+                <w:noProof/>
+                <w:webHidden/>
+              </w:rPr>
+            </w:r>
+            <w:r>
+              <w:rPr>
+                <w:noProof/>
+                <w:webHidden/>
+              </w:rPr>
+              <w:fldChar w:fldCharType="separate"/>
+            </w:r>
+            <w:r>
+              <w:rPr>
+                <w:noProof/>
+                <w:webHidden/>
+              </w:rPr>
+              <w:t>5</w:t>
             </w:r>
             <w:r>
               <w:rPr>
@@ -473,13 +687,13 @@
               <w:lang w:eastAsia="en-GB"/>
             </w:rPr>
           </w:pPr>
-          <w:hyperlink w:anchor="_Toc225765963" w:history="1">
+          <w:hyperlink w:anchor="_Toc227007077" w:history="1">
             <w:r>
               <w:rPr>
                 <w:rStyle w:val="Hyperlink"/>
                 <w:noProof/>
               </w:rPr>
-              <w:t>Phase 0: Core Career Data Workflow (Do This First – Non-Negotiable)</w:t>
+              <w:t>Phase 1: BEFORE – Pre-Search Preparation (Foundation &amp; Setup)</w:t>
             </w:r>
             <w:r>
               <w:rPr>
@@ -500,7 +714,7 @@
                 <w:noProof/>
                 <w:webHidden/>
               </w:rPr>
-              <w:instrText xml:space="preserve"> PAGEREF _Toc225765963 \h </w:instrText>
+              <w:instrText xml:space="preserve"> PAGEREF _Toc227007077 \h </w:instrText>
             </w:r>
             <w:r>
               <w:rPr>
@@ -520,7 +734,7 @@
                 <w:noProof/>
                 <w:webHidden/>
               </w:rPr>
-              <w:t>4</w:t>
+              <w:t>6</w:t>
             </w:r>
             <w:r>
               <w:rPr>
@@ -545,13 +759,13 @@
               <w:lang w:eastAsia="en-GB"/>
             </w:rPr>
           </w:pPr>
-          <w:hyperlink w:anchor="_Toc225765964" w:history="1">
+          <w:hyperlink w:anchor="_Toc227007078" w:history="1">
             <w:r>
               <w:rPr>
                 <w:rStyle w:val="Hyperlink"/>
                 <w:noProof/>
               </w:rPr>
-              <w:t>Steps</w:t>
+              <w:t>Recommended Folder Structure (JobSearch-2026)</w:t>
             </w:r>
             <w:r>
               <w:rPr>
@@ -572,7 +786,7 @@
                 <w:noProof/>
                 <w:webHidden/>
               </w:rPr>
-              <w:instrText xml:space="preserve"> PAGEREF _Toc225765964 \h </w:instrText>
+              <w:instrText xml:space="preserve"> PAGEREF _Toc227007078 \h </w:instrText>
             </w:r>
             <w:r>
               <w:rPr>
@@ -592,7 +806,7 @@
                 <w:noProof/>
                 <w:webHidden/>
               </w:rPr>
-              <w:t>4</w:t>
+              <w:t>6</w:t>
             </w:r>
             <w:r>
               <w:rPr>
@@ -617,13 +831,14 @@
               <w:lang w:eastAsia="en-GB"/>
             </w:rPr>
           </w:pPr>
-          <w:hyperlink w:anchor="_Toc225765965" w:history="1">
+          <w:hyperlink w:anchor="_Toc227007079" w:history="1">
             <w:r>
               <w:rPr>
                 <w:rStyle w:val="Hyperlink"/>
-                <w:noProof/>
-              </w:rPr>
-              <w:t>Choosing Your AI Engines – Free-Tier Comparison (March 2026)</w:t>
+                <w:bCs/>
+                <w:noProof/>
+              </w:rPr>
+              <w:t>Step-by-step checklist (follow in this order)</w:t>
             </w:r>
             <w:r>
               <w:rPr>
@@ -644,7 +859,7 @@
                 <w:noProof/>
                 <w:webHidden/>
               </w:rPr>
-              <w:instrText xml:space="preserve"> PAGEREF _Toc225765965 \h </w:instrText>
+              <w:instrText xml:space="preserve"> PAGEREF _Toc227007079 \h </w:instrText>
             </w:r>
             <w:r>
               <w:rPr>
@@ -664,7 +879,7 @@
                 <w:noProof/>
                 <w:webHidden/>
               </w:rPr>
-              <w:t>4</w:t>
+              <w:t>6</w:t>
             </w:r>
             <w:r>
               <w:rPr>
@@ -689,13 +904,14 @@
               <w:lang w:eastAsia="en-GB"/>
             </w:rPr>
           </w:pPr>
-          <w:hyperlink w:anchor="_Toc225765966" w:history="1">
+          <w:hyperlink w:anchor="_Toc227007080" w:history="1">
             <w:r>
               <w:rPr>
                 <w:rStyle w:val="Hyperlink"/>
-                <w:noProof/>
-              </w:rPr>
-              <w:t>Key Takeaways &amp; Strategy</w:t>
+                <w:bCs/>
+                <w:noProof/>
+              </w:rPr>
+              <w:t>Quick-Reference Table – Before Phase Tools</w:t>
             </w:r>
             <w:r>
               <w:rPr>
@@ -716,7 +932,7 @@
                 <w:noProof/>
                 <w:webHidden/>
               </w:rPr>
-              <w:instrText xml:space="preserve"> PAGEREF _Toc225765966 \h </w:instrText>
+              <w:instrText xml:space="preserve"> PAGEREF _Toc227007080 \h </w:instrText>
             </w:r>
             <w:r>
               <w:rPr>
@@ -736,7 +952,79 @@
                 <w:noProof/>
                 <w:webHidden/>
               </w:rPr>
-              <w:t>5</w:t>
+              <w:t>7</w:t>
+            </w:r>
+            <w:r>
+              <w:rPr>
+                <w:noProof/>
+                <w:webHidden/>
+              </w:rPr>
+              <w:fldChar w:fldCharType="end"/>
+            </w:r>
+          </w:hyperlink>
+        </w:p>
+        <w:p>
+          <w:pPr>
+            <w:pStyle w:val="TOC2"/>
+            <w:tabs>
+              <w:tab w:val="right" w:leader="dot" w:pos="9016"/>
+            </w:tabs>
+            <w:rPr>
+              <w:rFonts w:eastAsiaTheme="minorEastAsia"/>
+              <w:noProof/>
+              <w:sz w:val="24"/>
+              <w:szCs w:val="24"/>
+              <w:lang w:eastAsia="en-GB"/>
+            </w:rPr>
+          </w:pPr>
+          <w:hyperlink w:anchor="_Toc227007081" w:history="1">
+            <w:r>
+              <w:rPr>
+                <w:rStyle w:val="Hyperlink"/>
+                <w:noProof/>
+              </w:rPr>
+              <w:t>Lessons Learned Sidebar</w:t>
+            </w:r>
+            <w:r>
+              <w:rPr>
+                <w:noProof/>
+                <w:webHidden/>
+              </w:rPr>
+              <w:tab/>
+            </w:r>
+            <w:r>
+              <w:rPr>
+                <w:noProof/>
+                <w:webHidden/>
+              </w:rPr>
+              <w:fldChar w:fldCharType="begin"/>
+            </w:r>
+            <w:r>
+              <w:rPr>
+                <w:noProof/>
+                <w:webHidden/>
+              </w:rPr>
+              <w:instrText xml:space="preserve"> PAGEREF _Toc227007081 \h </w:instrText>
+            </w:r>
+            <w:r>
+              <w:rPr>
+                <w:noProof/>
+                <w:webHidden/>
+              </w:rPr>
+            </w:r>
+            <w:r>
+              <w:rPr>
+                <w:noProof/>
+                <w:webHidden/>
+              </w:rPr>
+              <w:fldChar w:fldCharType="separate"/>
+            </w:r>
+            <w:r>
+              <w:rPr>
+                <w:noProof/>
+                <w:webHidden/>
+              </w:rPr>
+              <w:t>7</w:t>
             </w:r>
             <w:r>
               <w:rPr>
@@ -761,13 +1049,13 @@
               <w:lang w:eastAsia="en-GB"/>
             </w:rPr>
           </w:pPr>
-          <w:hyperlink w:anchor="_Toc225765967" w:history="1">
+          <w:hyperlink w:anchor="_Toc227007082" w:history="1">
             <w:r>
               <w:rPr>
                 <w:rStyle w:val="Hyperlink"/>
                 <w:noProof/>
               </w:rPr>
-              <w:t>Phase 1: BEFORE – Pre-Search Preparation (Foundation &amp; Setup)</w:t>
+              <w:t>Phase 2: During – Part 1 – Application &amp; Job Hunting</w:t>
             </w:r>
             <w:r>
               <w:rPr>
@@ -788,7 +1076,7 @@
                 <w:noProof/>
                 <w:webHidden/>
               </w:rPr>
-              <w:instrText xml:space="preserve"> PAGEREF _Toc225765967 \h </w:instrText>
+              <w:instrText xml:space="preserve"> PAGEREF _Toc227007082 \h </w:instrText>
             </w:r>
             <w:r>
               <w:rPr>
@@ -808,7 +1096,7 @@
                 <w:noProof/>
                 <w:webHidden/>
               </w:rPr>
-              <w:t>6</w:t>
+              <w:t>7</w:t>
             </w:r>
             <w:r>
               <w:rPr>
@@ -833,13 +1121,13 @@
               <w:lang w:eastAsia="en-GB"/>
             </w:rPr>
           </w:pPr>
-          <w:hyperlink w:anchor="_Toc225765968" w:history="1">
+          <w:hyperlink w:anchor="_Toc227007083" w:history="1">
             <w:r>
               <w:rPr>
                 <w:rStyle w:val="Hyperlink"/>
                 <w:noProof/>
               </w:rPr>
-              <w:t>Recommended Folder Structure (JobSearch-2026)</w:t>
+              <w:t>Quick-Reference Table – During Part 1 Tools</w:t>
             </w:r>
             <w:r>
               <w:rPr>
@@ -860,7 +1148,7 @@
                 <w:noProof/>
                 <w:webHidden/>
               </w:rPr>
-              <w:instrText xml:space="preserve"> PAGEREF _Toc225765968 \h </w:instrText>
+              <w:instrText xml:space="preserve"> PAGEREF _Toc227007083 \h </w:instrText>
             </w:r>
             <w:r>
               <w:rPr>
@@ -880,7 +1168,7 @@
                 <w:noProof/>
                 <w:webHidden/>
               </w:rPr>
-              <w:t>6</w:t>
+              <w:t>8</w:t>
             </w:r>
             <w:r>
               <w:rPr>
@@ -905,14 +1193,13 @@
               <w:lang w:eastAsia="en-GB"/>
             </w:rPr>
           </w:pPr>
-          <w:hyperlink w:anchor="_Toc225765969" w:history="1">
+          <w:hyperlink w:anchor="_Toc227007084" w:history="1">
             <w:r>
               <w:rPr>
                 <w:rStyle w:val="Hyperlink"/>
-                <w:bCs/>
-                <w:noProof/>
-              </w:rPr>
-              <w:t>Step-by-step checklist (follow in this order)</w:t>
+                <w:noProof/>
+              </w:rPr>
+              <w:t>Lessons Learned Sidebar</w:t>
             </w:r>
             <w:r>
               <w:rPr>
@@ -933,7 +1220,7 @@
                 <w:noProof/>
                 <w:webHidden/>
               </w:rPr>
-              <w:instrText xml:space="preserve"> PAGEREF _Toc225765969 \h </w:instrText>
+              <w:instrText xml:space="preserve"> PAGEREF _Toc227007084 \h </w:instrText>
             </w:r>
             <w:r>
               <w:rPr>
@@ -953,7 +1240,79 @@
                 <w:noProof/>
                 <w:webHidden/>
               </w:rPr>
-              <w:t>6</w:t>
+              <w:t>9</w:t>
+            </w:r>
+            <w:r>
+              <w:rPr>
+                <w:noProof/>
+                <w:webHidden/>
+              </w:rPr>
+              <w:fldChar w:fldCharType="end"/>
+            </w:r>
+          </w:hyperlink>
+        </w:p>
+        <w:p>
+          <w:pPr>
+            <w:pStyle w:val="TOC1"/>
+            <w:tabs>
+              <w:tab w:val="right" w:leader="dot" w:pos="9016"/>
+            </w:tabs>
+            <w:rPr>
+              <w:rFonts w:eastAsiaTheme="minorEastAsia"/>
+              <w:noProof/>
+              <w:sz w:val="24"/>
+              <w:szCs w:val="24"/>
+              <w:lang w:eastAsia="en-GB"/>
+            </w:rPr>
+          </w:pPr>
+          <w:hyperlink w:anchor="_Toc227007085" w:history="1">
+            <w:r>
+              <w:rPr>
+                <w:rStyle w:val="Hyperlink"/>
+                <w:noProof/>
+              </w:rPr>
+              <w:t>Phase 3: During – Part 2 – Interview Preparation &amp; Resilience</w:t>
+            </w:r>
+            <w:r>
+              <w:rPr>
+                <w:noProof/>
+                <w:webHidden/>
+              </w:rPr>
+              <w:tab/>
+            </w:r>
+            <w:r>
+              <w:rPr>
+                <w:noProof/>
+                <w:webHidden/>
+              </w:rPr>
+              <w:fldChar w:fldCharType="begin"/>
+            </w:r>
+            <w:r>
+              <w:rPr>
+                <w:noProof/>
+                <w:webHidden/>
+              </w:rPr>
+              <w:instrText xml:space="preserve"> PAGEREF _Toc227007085 \h </w:instrText>
+            </w:r>
+            <w:r>
+              <w:rPr>
+                <w:noProof/>
+                <w:webHidden/>
+              </w:rPr>
+            </w:r>
+            <w:r>
+              <w:rPr>
+                <w:noProof/>
+                <w:webHidden/>
+              </w:rPr>
+              <w:fldChar w:fldCharType="separate"/>
+            </w:r>
+            <w:r>
+              <w:rPr>
+                <w:noProof/>
+                <w:webHidden/>
+              </w:rPr>
+              <w:t>9</w:t>
             </w:r>
             <w:r>
               <w:rPr>
@@ -978,14 +1337,13 @@
               <w:lang w:eastAsia="en-GB"/>
             </w:rPr>
           </w:pPr>
-          <w:hyperlink w:anchor="_Toc225765970" w:history="1">
+          <w:hyperlink w:anchor="_Toc227007086" w:history="1">
             <w:r>
               <w:rPr>
                 <w:rStyle w:val="Hyperlink"/>
-                <w:bCs/>
-                <w:noProof/>
-              </w:rPr>
-              <w:t>Quick-Reference Table – Before Phase Tools</w:t>
+                <w:noProof/>
+              </w:rPr>
+              <w:t>Quick-Reference Table – During Part 2 Tools</w:t>
             </w:r>
             <w:r>
               <w:rPr>
@@ -1006,7 +1364,7 @@
                 <w:noProof/>
                 <w:webHidden/>
               </w:rPr>
-              <w:instrText xml:space="preserve"> PAGEREF _Toc225765970 \h </w:instrText>
+              <w:instrText xml:space="preserve"> PAGEREF _Toc227007086 \h </w:instrText>
             </w:r>
             <w:r>
               <w:rPr>
@@ -1026,7 +1384,7 @@
                 <w:noProof/>
                 <w:webHidden/>
               </w:rPr>
-              <w:t>7</w:t>
+              <w:t>10</w:t>
             </w:r>
             <w:r>
               <w:rPr>
@@ -1051,7 +1409,7 @@
               <w:lang w:eastAsia="en-GB"/>
             </w:rPr>
           </w:pPr>
-          <w:hyperlink w:anchor="_Toc225765971" w:history="1">
+          <w:hyperlink w:anchor="_Toc227007087" w:history="1">
             <w:r>
               <w:rPr>
                 <w:rStyle w:val="Hyperlink"/>
@@ -1078,7 +1436,7 @@
                 <w:noProof/>
                 <w:webHidden/>
               </w:rPr>
-              <w:instrText xml:space="preserve"> PAGEREF _Toc225765971 \h </w:instrText>
+              <w:instrText xml:space="preserve"> PAGEREF _Toc227007087 \h </w:instrText>
             </w:r>
             <w:r>
               <w:rPr>
@@ -1098,7 +1456,7 @@
                 <w:noProof/>
                 <w:webHidden/>
               </w:rPr>
-              <w:t>7</w:t>
+              <w:t>12</w:t>
             </w:r>
             <w:r>
               <w:rPr>
@@ -1123,13 +1481,13 @@
               <w:lang w:eastAsia="en-GB"/>
             </w:rPr>
           </w:pPr>
-          <w:hyperlink w:anchor="_Toc225765972" w:history="1">
+          <w:hyperlink w:anchor="_Toc227007088" w:history="1">
             <w:r>
               <w:rPr>
                 <w:rStyle w:val="Hyperlink"/>
                 <w:noProof/>
               </w:rPr>
-              <w:t>Phase 2: During – Part 1 – Application &amp; Job Hunting</w:t>
+              <w:t>Phase 4: After – Offer, Negotiation &amp; Close</w:t>
             </w:r>
             <w:r>
               <w:rPr>
@@ -1150,7 +1508,7 @@
                 <w:noProof/>
                 <w:webHidden/>
               </w:rPr>
-              <w:instrText xml:space="preserve"> PAGEREF _Toc225765972 \h </w:instrText>
+              <w:instrText xml:space="preserve"> PAGEREF _Toc227007088 \h </w:instrText>
             </w:r>
             <w:r>
               <w:rPr>
@@ -1170,7 +1528,7 @@
                 <w:noProof/>
                 <w:webHidden/>
               </w:rPr>
-              <w:t>8</w:t>
+              <w:t>12</w:t>
             </w:r>
             <w:r>
               <w:rPr>
@@ -1195,13 +1553,13 @@
               <w:lang w:eastAsia="en-GB"/>
             </w:rPr>
           </w:pPr>
-          <w:hyperlink w:anchor="_Toc225765973" w:history="1">
+          <w:hyperlink w:anchor="_Toc227007089" w:history="1">
             <w:r>
               <w:rPr>
                 <w:rStyle w:val="Hyperlink"/>
                 <w:noProof/>
               </w:rPr>
-              <w:t>Quick-Reference Table – During Part 1 Tools</w:t>
+              <w:t>Quick-Reference Table – After Phase Tools</w:t>
             </w:r>
             <w:r>
               <w:rPr>
@@ -1222,7 +1580,7 @@
                 <w:noProof/>
                 <w:webHidden/>
               </w:rPr>
-              <w:instrText xml:space="preserve"> PAGEREF _Toc225765973 \h </w:instrText>
+              <w:instrText xml:space="preserve"> PAGEREF _Toc227007089 \h </w:instrText>
             </w:r>
             <w:r>
               <w:rPr>
@@ -1242,7 +1600,7 @@
                 <w:noProof/>
                 <w:webHidden/>
               </w:rPr>
-              <w:t>8</w:t>
+              <w:t>13</w:t>
             </w:r>
             <w:r>
               <w:rPr>
@@ -1267,7 +1625,7 @@
               <w:lang w:eastAsia="en-GB"/>
             </w:rPr>
           </w:pPr>
-          <w:hyperlink w:anchor="_Toc225765974" w:history="1">
+          <w:hyperlink w:anchor="_Toc227007090" w:history="1">
             <w:r>
               <w:rPr>
                 <w:rStyle w:val="Hyperlink"/>
@@ -1294,7 +1652,7 @@
                 <w:noProof/>
                 <w:webHidden/>
               </w:rPr>
-              <w:instrText xml:space="preserve"> PAGEREF _Toc225765974 \h </w:instrText>
+              <w:instrText xml:space="preserve"> PAGEREF _Toc227007090 \h </w:instrText>
             </w:r>
             <w:r>
               <w:rPr>
@@ -1314,7 +1672,7 @@
                 <w:noProof/>
                 <w:webHidden/>
               </w:rPr>
-              <w:t>9</w:t>
+              <w:t>14</w:t>
             </w:r>
             <w:r>
               <w:rPr>
@@ -1339,13 +1697,13 @@
               <w:lang w:eastAsia="en-GB"/>
             </w:rPr>
           </w:pPr>
-          <w:hyperlink w:anchor="_Toc225765975" w:history="1">
+          <w:hyperlink w:anchor="_Toc227007091" w:history="1">
             <w:r>
               <w:rPr>
                 <w:rStyle w:val="Hyperlink"/>
                 <w:noProof/>
               </w:rPr>
-              <w:t>Phase 3: During – Part 2 – Interview Preparation &amp; Resilience</w:t>
+              <w:t>Command Center Tracker</w:t>
             </w:r>
             <w:r>
               <w:rPr>
@@ -1366,7 +1724,7 @@
                 <w:noProof/>
                 <w:webHidden/>
               </w:rPr>
-              <w:instrText xml:space="preserve"> PAGEREF _Toc225765975 \h </w:instrText>
+              <w:instrText xml:space="preserve"> PAGEREF _Toc227007091 \h </w:instrText>
             </w:r>
             <w:r>
               <w:rPr>
@@ -1386,7 +1744,7 @@
                 <w:noProof/>
                 <w:webHidden/>
               </w:rPr>
-              <w:t>10</w:t>
+              <w:t>15</w:t>
             </w:r>
             <w:r>
               <w:rPr>
@@ -1411,13 +1769,13 @@
               <w:lang w:eastAsia="en-GB"/>
             </w:rPr>
           </w:pPr>
-          <w:hyperlink w:anchor="_Toc225765976" w:history="1">
+          <w:hyperlink w:anchor="_Toc227007092" w:history="1">
             <w:r>
               <w:rPr>
                 <w:rStyle w:val="Hyperlink"/>
                 <w:noProof/>
               </w:rPr>
-              <w:t>Quick-Reference Table – During Part 2 Tools</w:t>
+              <w:t>JOBS APPLIED FOR (ACTIVE)</w:t>
             </w:r>
             <w:r>
               <w:rPr>
@@ -1438,7 +1796,7 @@
                 <w:noProof/>
                 <w:webHidden/>
               </w:rPr>
-              <w:instrText xml:space="preserve"> PAGEREF _Toc225765976 \h </w:instrText>
+              <w:instrText xml:space="preserve"> PAGEREF _Toc227007092 \h </w:instrText>
             </w:r>
             <w:r>
               <w:rPr>
@@ -1458,7 +1816,7 @@
                 <w:noProof/>
                 <w:webHidden/>
               </w:rPr>
-              <w:t>10</w:t>
+              <w:t>15</w:t>
             </w:r>
             <w:r>
               <w:rPr>
@@ -1483,13 +1841,13 @@
               <w:lang w:eastAsia="en-GB"/>
             </w:rPr>
           </w:pPr>
-          <w:hyperlink w:anchor="_Toc225765977" w:history="1">
+          <w:hyperlink w:anchor="_Toc227007093" w:history="1">
             <w:r>
               <w:rPr>
                 <w:rStyle w:val="Hyperlink"/>
                 <w:noProof/>
               </w:rPr>
-              <w:t>Lessons Learned Sidebar</w:t>
+              <w:t>NETWORKING ACTIVITIES</w:t>
             </w:r>
             <w:r>
               <w:rPr>
@@ -1510,7 +1868,7 @@
                 <w:noProof/>
                 <w:webHidden/>
               </w:rPr>
-              <w:instrText xml:space="preserve"> PAGEREF _Toc225765977 \h </w:instrText>
+              <w:instrText xml:space="preserve"> PAGEREF _Toc227007093 \h </w:instrText>
             </w:r>
             <w:r>
               <w:rPr>
@@ -1530,7 +1888,151 @@
                 <w:noProof/>
                 <w:webHidden/>
               </w:rPr>
-              <w:t>12</w:t>
+              <w:t>15</w:t>
+            </w:r>
+            <w:r>
+              <w:rPr>
+                <w:noProof/>
+                <w:webHidden/>
+              </w:rPr>
+              <w:fldChar w:fldCharType="end"/>
+            </w:r>
+          </w:hyperlink>
+        </w:p>
+        <w:p>
+          <w:pPr>
+            <w:pStyle w:val="TOC2"/>
+            <w:tabs>
+              <w:tab w:val="right" w:leader="dot" w:pos="9016"/>
+            </w:tabs>
+            <w:rPr>
+              <w:rFonts w:eastAsiaTheme="minorEastAsia"/>
+              <w:noProof/>
+              <w:sz w:val="24"/>
+              <w:szCs w:val="24"/>
+              <w:lang w:eastAsia="en-GB"/>
+            </w:rPr>
+          </w:pPr>
+          <w:hyperlink w:anchor="_Toc227007094" w:history="1">
+            <w:r>
+              <w:rPr>
+                <w:rStyle w:val="Hyperlink"/>
+                <w:noProof/>
+              </w:rPr>
+              <w:t>REJECTED / ARCHIVED – (Move entries here when closed)</w:t>
+            </w:r>
+            <w:r>
+              <w:rPr>
+                <w:noProof/>
+                <w:webHidden/>
+              </w:rPr>
+              <w:tab/>
+            </w:r>
+            <w:r>
+              <w:rPr>
+                <w:noProof/>
+                <w:webHidden/>
+              </w:rPr>
+              <w:fldChar w:fldCharType="begin"/>
+            </w:r>
+            <w:r>
+              <w:rPr>
+                <w:noProof/>
+                <w:webHidden/>
+              </w:rPr>
+              <w:instrText xml:space="preserve"> PAGEREF _Toc227007094 \h </w:instrText>
+            </w:r>
+            <w:r>
+              <w:rPr>
+                <w:noProof/>
+                <w:webHidden/>
+              </w:rPr>
+            </w:r>
+            <w:r>
+              <w:rPr>
+                <w:noProof/>
+                <w:webHidden/>
+              </w:rPr>
+              <w:fldChar w:fldCharType="separate"/>
+            </w:r>
+            <w:r>
+              <w:rPr>
+                <w:noProof/>
+                <w:webHidden/>
+              </w:rPr>
+              <w:t>15</w:t>
+            </w:r>
+            <w:r>
+              <w:rPr>
+                <w:noProof/>
+                <w:webHidden/>
+              </w:rPr>
+              <w:fldChar w:fldCharType="end"/>
+            </w:r>
+          </w:hyperlink>
+        </w:p>
+        <w:p>
+          <w:pPr>
+            <w:pStyle w:val="TOC2"/>
+            <w:tabs>
+              <w:tab w:val="right" w:leader="dot" w:pos="9016"/>
+            </w:tabs>
+            <w:rPr>
+              <w:rFonts w:eastAsiaTheme="minorEastAsia"/>
+              <w:noProof/>
+              <w:sz w:val="24"/>
+              <w:szCs w:val="24"/>
+              <w:lang w:eastAsia="en-GB"/>
+            </w:rPr>
+          </w:pPr>
+          <w:hyperlink w:anchor="_Toc227007095" w:history="1">
+            <w:r>
+              <w:rPr>
+                <w:rStyle w:val="Hyperlink"/>
+                <w:noProof/>
+              </w:rPr>
+              <w:t>Weekly Performance &amp; Metrics (add at bottom or in separate tab)</w:t>
+            </w:r>
+            <w:r>
+              <w:rPr>
+                <w:noProof/>
+                <w:webHidden/>
+              </w:rPr>
+              <w:tab/>
+            </w:r>
+            <w:r>
+              <w:rPr>
+                <w:noProof/>
+                <w:webHidden/>
+              </w:rPr>
+              <w:fldChar w:fldCharType="begin"/>
+            </w:r>
+            <w:r>
+              <w:rPr>
+                <w:noProof/>
+                <w:webHidden/>
+              </w:rPr>
+              <w:instrText xml:space="preserve"> PAGEREF _Toc227007095 \h </w:instrText>
+            </w:r>
+            <w:r>
+              <w:rPr>
+                <w:noProof/>
+                <w:webHidden/>
+              </w:rPr>
+            </w:r>
+            <w:r>
+              <w:rPr>
+                <w:noProof/>
+                <w:webHidden/>
+              </w:rPr>
+              <w:fldChar w:fldCharType="separate"/>
+            </w:r>
+            <w:r>
+              <w:rPr>
+                <w:noProof/>
+                <w:webHidden/>
+              </w:rPr>
+              <w:t>15</w:t>
             </w:r>
             <w:r>
               <w:rPr>
@@ -1555,13 +2057,13 @@
               <w:lang w:eastAsia="en-GB"/>
             </w:rPr>
           </w:pPr>
-          <w:hyperlink w:anchor="_Toc225765978" w:history="1">
+          <w:hyperlink w:anchor="_Toc227007096" w:history="1">
             <w:r>
               <w:rPr>
                 <w:rStyle w:val="Hyperlink"/>
                 <w:noProof/>
               </w:rPr>
-              <w:t>Phase 4: After – Offer, Negotiation &amp; Close</w:t>
+              <w:t>Glossary</w:t>
             </w:r>
             <w:r>
               <w:rPr>
@@ -1582,7 +2084,7 @@
                 <w:noProof/>
                 <w:webHidden/>
               </w:rPr>
-              <w:instrText xml:space="preserve"> PAGEREF _Toc225765978 \h </w:instrText>
+              <w:instrText xml:space="preserve"> PAGEREF _Toc227007096 \h </w:instrText>
             </w:r>
             <w:r>
               <w:rPr>
@@ -1602,79 +2104,7 @@
                 <w:noProof/>
                 <w:webHidden/>
               </w:rPr>
-              <w:t>12</w:t>
-            </w:r>
-            <w:r>
-              <w:rPr>
-                <w:noProof/>
-                <w:webHidden/>
-              </w:rPr>
-              <w:fldChar w:fldCharType="end"/>
-            </w:r>
-          </w:hyperlink>
-        </w:p>
-        <w:p>
-          <w:pPr>
-            <w:pStyle w:val="TOC2"/>
-            <w:tabs>
-              <w:tab w:val="right" w:leader="dot" w:pos="9016"/>
-            </w:tabs>
-            <w:rPr>
-              <w:rFonts w:eastAsiaTheme="minorEastAsia"/>
-              <w:noProof/>
-              <w:sz w:val="24"/>
-              <w:szCs w:val="24"/>
-              <w:lang w:eastAsia="en-GB"/>
-            </w:rPr>
-          </w:pPr>
-          <w:hyperlink w:anchor="_Toc225765979" w:history="1">
-            <w:r>
-              <w:rPr>
-                <w:rStyle w:val="Hyperlink"/>
-                <w:noProof/>
-              </w:rPr>
-              <w:t>Lessons Learned Sidebar</w:t>
-            </w:r>
-            <w:r>
-              <w:rPr>
-                <w:noProof/>
-                <w:webHidden/>
-              </w:rPr>
-              <w:tab/>
-            </w:r>
-            <w:r>
-              <w:rPr>
-                <w:noProof/>
-                <w:webHidden/>
-              </w:rPr>
-              <w:fldChar w:fldCharType="begin"/>
-            </w:r>
-            <w:r>
-              <w:rPr>
-                <w:noProof/>
-                <w:webHidden/>
-              </w:rPr>
-              <w:instrText xml:space="preserve"> PAGEREF _Toc225765979 \h </w:instrText>
-            </w:r>
-            <w:r>
-              <w:rPr>
-                <w:noProof/>
-                <w:webHidden/>
-              </w:rPr>
-            </w:r>
-            <w:r>
-              <w:rPr>
-                <w:noProof/>
-                <w:webHidden/>
-              </w:rPr>
-              <w:fldChar w:fldCharType="separate"/>
-            </w:r>
-            <w:r>
-              <w:rPr>
-                <w:noProof/>
-                <w:webHidden/>
-              </w:rPr>
-              <w:t>13</w:t>
+              <w:t>15</w:t>
             </w:r>
             <w:r>
               <w:rPr>
@@ -1699,13 +2129,13 @@
               <w:lang w:eastAsia="en-GB"/>
             </w:rPr>
           </w:pPr>
-          <w:hyperlink w:anchor="_Toc225765980" w:history="1">
+          <w:hyperlink w:anchor="_Toc227007097" w:history="1">
             <w:r>
               <w:rPr>
                 <w:rStyle w:val="Hyperlink"/>
                 <w:noProof/>
               </w:rPr>
-              <w:t>### Command Center Tracker</w:t>
+              <w:t>Acronyms</w:t>
             </w:r>
             <w:r>
               <w:rPr>
@@ -1726,7 +2156,7 @@
                 <w:noProof/>
                 <w:webHidden/>
               </w:rPr>
-              <w:instrText xml:space="preserve"> PAGEREF _Toc225765980 \h </w:instrText>
+              <w:instrText xml:space="preserve"> PAGEREF _Toc227007097 \h </w:instrText>
             </w:r>
             <w:r>
               <w:rPr>
@@ -1746,457 +2176,7 @@
                 <w:noProof/>
                 <w:webHidden/>
               </w:rPr>
-              <w:t>15</w:t>
-            </w:r>
-            <w:r>
-              <w:rPr>
-                <w:noProof/>
-                <w:webHidden/>
-              </w:rPr>
-              <w:fldChar w:fldCharType="end"/>
-            </w:r>
-          </w:hyperlink>
-        </w:p>
-        <w:p>
-          <w:pPr>
-            <w:pStyle w:val="TOC2"/>
-            <w:tabs>
-              <w:tab w:val="right" w:leader="dot" w:pos="9016"/>
-            </w:tabs>
-            <w:rPr>
-              <w:rFonts w:eastAsiaTheme="minorEastAsia"/>
-              <w:noProof/>
-              <w:sz w:val="24"/>
-              <w:szCs w:val="24"/>
-              <w:lang w:eastAsia="en-GB"/>
-            </w:rPr>
-          </w:pPr>
-          <w:hyperlink w:anchor="_Toc225765981" w:history="1">
-            <w:r>
-              <w:rPr>
-                <w:rStyle w:val="Hyperlink"/>
-                <w:b/>
-                <w:noProof/>
-              </w:rPr>
-              <w:t>JOBS APPLIED FOR (ACTIVE)</w:t>
-            </w:r>
-            <w:r>
-              <w:rPr>
-                <w:noProof/>
-                <w:webHidden/>
-              </w:rPr>
-              <w:tab/>
-            </w:r>
-            <w:r>
-              <w:rPr>
-                <w:noProof/>
-                <w:webHidden/>
-              </w:rPr>
-              <w:fldChar w:fldCharType="begin"/>
-            </w:r>
-            <w:r>
-              <w:rPr>
-                <w:noProof/>
-                <w:webHidden/>
-              </w:rPr>
-              <w:instrText xml:space="preserve"> PAGEREF _Toc225765981 \h </w:instrText>
-            </w:r>
-            <w:r>
-              <w:rPr>
-                <w:noProof/>
-                <w:webHidden/>
-              </w:rPr>
-            </w:r>
-            <w:r>
-              <w:rPr>
-                <w:noProof/>
-                <w:webHidden/>
-              </w:rPr>
-              <w:fldChar w:fldCharType="separate"/>
-            </w:r>
-            <w:r>
-              <w:rPr>
-                <w:noProof/>
-                <w:webHidden/>
-              </w:rPr>
-              <w:t>15</w:t>
-            </w:r>
-            <w:r>
-              <w:rPr>
-                <w:noProof/>
-                <w:webHidden/>
-              </w:rPr>
-              <w:fldChar w:fldCharType="end"/>
-            </w:r>
-          </w:hyperlink>
-        </w:p>
-        <w:p>
-          <w:pPr>
-            <w:pStyle w:val="TOC2"/>
-            <w:tabs>
-              <w:tab w:val="right" w:leader="dot" w:pos="9016"/>
-            </w:tabs>
-            <w:rPr>
-              <w:rFonts w:eastAsiaTheme="minorEastAsia"/>
-              <w:noProof/>
-              <w:sz w:val="24"/>
-              <w:szCs w:val="24"/>
-              <w:lang w:eastAsia="en-GB"/>
-            </w:rPr>
-          </w:pPr>
-          <w:hyperlink w:anchor="_Toc225765982" w:history="1">
-            <w:r>
-              <w:rPr>
-                <w:rStyle w:val="Hyperlink"/>
-                <w:b/>
-                <w:noProof/>
-              </w:rPr>
-              <w:t>NETWORKING ACTIVITIES</w:t>
-            </w:r>
-            <w:r>
-              <w:rPr>
-                <w:noProof/>
-                <w:webHidden/>
-              </w:rPr>
-              <w:tab/>
-            </w:r>
-            <w:r>
-              <w:rPr>
-                <w:noProof/>
-                <w:webHidden/>
-              </w:rPr>
-              <w:fldChar w:fldCharType="begin"/>
-            </w:r>
-            <w:r>
-              <w:rPr>
-                <w:noProof/>
-                <w:webHidden/>
-              </w:rPr>
-              <w:instrText xml:space="preserve"> PAGEREF _Toc225765982 \h </w:instrText>
-            </w:r>
-            <w:r>
-              <w:rPr>
-                <w:noProof/>
-                <w:webHidden/>
-              </w:rPr>
-            </w:r>
-            <w:r>
-              <w:rPr>
-                <w:noProof/>
-                <w:webHidden/>
-              </w:rPr>
-              <w:fldChar w:fldCharType="separate"/>
-            </w:r>
-            <w:r>
-              <w:rPr>
-                <w:noProof/>
-                <w:webHidden/>
-              </w:rPr>
-              <w:t>15</w:t>
-            </w:r>
-            <w:r>
-              <w:rPr>
-                <w:noProof/>
-                <w:webHidden/>
-              </w:rPr>
-              <w:fldChar w:fldCharType="end"/>
-            </w:r>
-          </w:hyperlink>
-        </w:p>
-        <w:p>
-          <w:pPr>
-            <w:pStyle w:val="TOC2"/>
-            <w:tabs>
-              <w:tab w:val="right" w:leader="dot" w:pos="9016"/>
-            </w:tabs>
-            <w:rPr>
-              <w:rFonts w:eastAsiaTheme="minorEastAsia"/>
-              <w:noProof/>
-              <w:sz w:val="24"/>
-              <w:szCs w:val="24"/>
-              <w:lang w:eastAsia="en-GB"/>
-            </w:rPr>
-          </w:pPr>
-          <w:hyperlink w:anchor="_Toc225765983" w:history="1">
-            <w:r>
-              <w:rPr>
-                <w:rStyle w:val="Hyperlink"/>
-                <w:b/>
-                <w:noProof/>
-              </w:rPr>
-              <w:t>REJECTED / ARCHIVED</w:t>
-            </w:r>
-            <w:r>
-              <w:rPr>
-                <w:rStyle w:val="Hyperlink"/>
-                <w:noProof/>
-              </w:rPr>
-              <w:t xml:space="preserve"> – (Move entries here when closed)</w:t>
-            </w:r>
-            <w:r>
-              <w:rPr>
-                <w:noProof/>
-                <w:webHidden/>
-              </w:rPr>
-              <w:tab/>
-            </w:r>
-            <w:r>
-              <w:rPr>
-                <w:noProof/>
-                <w:webHidden/>
-              </w:rPr>
-              <w:fldChar w:fldCharType="begin"/>
-            </w:r>
-            <w:r>
-              <w:rPr>
-                <w:noProof/>
-                <w:webHidden/>
-              </w:rPr>
-              <w:instrText xml:space="preserve"> PAGEREF _Toc225765983 \h </w:instrText>
-            </w:r>
-            <w:r>
-              <w:rPr>
-                <w:noProof/>
-                <w:webHidden/>
-              </w:rPr>
-            </w:r>
-            <w:r>
-              <w:rPr>
-                <w:noProof/>
-                <w:webHidden/>
-              </w:rPr>
-              <w:fldChar w:fldCharType="separate"/>
-            </w:r>
-            <w:r>
-              <w:rPr>
-                <w:noProof/>
-                <w:webHidden/>
-              </w:rPr>
               <w:t>16</w:t>
-            </w:r>
-            <w:r>
-              <w:rPr>
-                <w:noProof/>
-                <w:webHidden/>
-              </w:rPr>
-              <w:fldChar w:fldCharType="end"/>
-            </w:r>
-          </w:hyperlink>
-        </w:p>
-        <w:p>
-          <w:pPr>
-            <w:pStyle w:val="TOC2"/>
-            <w:tabs>
-              <w:tab w:val="right" w:leader="dot" w:pos="9016"/>
-            </w:tabs>
-            <w:rPr>
-              <w:rFonts w:eastAsiaTheme="minorEastAsia"/>
-              <w:noProof/>
-              <w:sz w:val="24"/>
-              <w:szCs w:val="24"/>
-              <w:lang w:eastAsia="en-GB"/>
-            </w:rPr>
-          </w:pPr>
-          <w:hyperlink w:anchor="_Toc225765984" w:history="1">
-            <w:r>
-              <w:rPr>
-                <w:rStyle w:val="Hyperlink"/>
-                <w:b/>
-                <w:noProof/>
-              </w:rPr>
-              <w:t>Weekly Performance &amp; Metrics</w:t>
-            </w:r>
-            <w:r>
-              <w:rPr>
-                <w:rStyle w:val="Hyperlink"/>
-                <w:noProof/>
-              </w:rPr>
-              <w:t xml:space="preserve"> (add at bottom or in separate tab)</w:t>
-            </w:r>
-            <w:r>
-              <w:rPr>
-                <w:noProof/>
-                <w:webHidden/>
-              </w:rPr>
-              <w:tab/>
-            </w:r>
-            <w:r>
-              <w:rPr>
-                <w:noProof/>
-                <w:webHidden/>
-              </w:rPr>
-              <w:fldChar w:fldCharType="begin"/>
-            </w:r>
-            <w:r>
-              <w:rPr>
-                <w:noProof/>
-                <w:webHidden/>
-              </w:rPr>
-              <w:instrText xml:space="preserve"> PAGEREF _Toc225765984 \h </w:instrText>
-            </w:r>
-            <w:r>
-              <w:rPr>
-                <w:noProof/>
-                <w:webHidden/>
-              </w:rPr>
-            </w:r>
-            <w:r>
-              <w:rPr>
-                <w:noProof/>
-                <w:webHidden/>
-              </w:rPr>
-              <w:fldChar w:fldCharType="separate"/>
-            </w:r>
-            <w:r>
-              <w:rPr>
-                <w:noProof/>
-                <w:webHidden/>
-              </w:rPr>
-              <w:t>16</w:t>
-            </w:r>
-            <w:r>
-              <w:rPr>
-                <w:noProof/>
-                <w:webHidden/>
-              </w:rPr>
-              <w:fldChar w:fldCharType="end"/>
-            </w:r>
-          </w:hyperlink>
-        </w:p>
-        <w:p>
-          <w:pPr>
-            <w:pStyle w:val="TOC1"/>
-            <w:tabs>
-              <w:tab w:val="right" w:leader="dot" w:pos="9016"/>
-            </w:tabs>
-            <w:rPr>
-              <w:rFonts w:eastAsiaTheme="minorEastAsia"/>
-              <w:noProof/>
-              <w:sz w:val="24"/>
-              <w:szCs w:val="24"/>
-              <w:lang w:eastAsia="en-GB"/>
-            </w:rPr>
-          </w:pPr>
-          <w:hyperlink w:anchor="_Toc225765985" w:history="1">
-            <w:r>
-              <w:rPr>
-                <w:rStyle w:val="Hyperlink"/>
-                <w:noProof/>
-              </w:rPr>
-              <w:t>Glossary</w:t>
-            </w:r>
-            <w:r>
-              <w:rPr>
-                <w:noProof/>
-                <w:webHidden/>
-              </w:rPr>
-              <w:tab/>
-            </w:r>
-            <w:r>
-              <w:rPr>
-                <w:noProof/>
-                <w:webHidden/>
-              </w:rPr>
-              <w:fldChar w:fldCharType="begin"/>
-            </w:r>
-            <w:r>
-              <w:rPr>
-                <w:noProof/>
-                <w:webHidden/>
-              </w:rPr>
-              <w:instrText xml:space="preserve"> PAGEREF _Toc225765985 \h </w:instrText>
-            </w:r>
-            <w:r>
-              <w:rPr>
-                <w:noProof/>
-                <w:webHidden/>
-              </w:rPr>
-            </w:r>
-            <w:r>
-              <w:rPr>
-                <w:noProof/>
-                <w:webHidden/>
-              </w:rPr>
-              <w:fldChar w:fldCharType="separate"/>
-            </w:r>
-            <w:r>
-              <w:rPr>
-                <w:noProof/>
-                <w:webHidden/>
-              </w:rPr>
-              <w:t>16</w:t>
-            </w:r>
-            <w:r>
-              <w:rPr>
-                <w:noProof/>
-                <w:webHidden/>
-              </w:rPr>
-              <w:fldChar w:fldCharType="end"/>
-            </w:r>
-          </w:hyperlink>
-        </w:p>
-        <w:p>
-          <w:pPr>
-            <w:pStyle w:val="TOC1"/>
-            <w:tabs>
-              <w:tab w:val="right" w:leader="dot" w:pos="9016"/>
-            </w:tabs>
-            <w:rPr>
-              <w:rFonts w:eastAsiaTheme="minorEastAsia"/>
-              <w:noProof/>
-              <w:sz w:val="24"/>
-              <w:szCs w:val="24"/>
-              <w:lang w:eastAsia="en-GB"/>
-            </w:rPr>
-          </w:pPr>
-          <w:hyperlink w:anchor="_Toc225765986" w:history="1">
-            <w:r>
-              <w:rPr>
-                <w:rStyle w:val="Hyperlink"/>
-                <w:noProof/>
-              </w:rPr>
-              <w:t>Acronyms</w:t>
-            </w:r>
-            <w:r>
-              <w:rPr>
-                <w:noProof/>
-                <w:webHidden/>
-              </w:rPr>
-              <w:tab/>
-            </w:r>
-            <w:r>
-              <w:rPr>
-                <w:noProof/>
-                <w:webHidden/>
-              </w:rPr>
-              <w:fldChar w:fldCharType="begin"/>
-            </w:r>
-            <w:r>
-              <w:rPr>
-                <w:noProof/>
-                <w:webHidden/>
-              </w:rPr>
-              <w:instrText xml:space="preserve"> PAGEREF _Toc225765986 \h </w:instrText>
-            </w:r>
-            <w:r>
-              <w:rPr>
-                <w:noProof/>
-                <w:webHidden/>
-              </w:rPr>
-            </w:r>
-            <w:r>
-              <w:rPr>
-                <w:noProof/>
-                <w:webHidden/>
-              </w:rPr>
-              <w:fldChar w:fldCharType="separate"/>
-            </w:r>
-            <w:r>
-              <w:rPr>
-                <w:noProof/>
-                <w:webHidden/>
-              </w:rPr>
-              <w:t>17</w:t>
             </w:r>
             <w:r>
               <w:rPr>
@@ -2220,6 +2200,7 @@
       </w:sdtContent>
     </w:sdt>
     <w:p/>
+    <w:p/>
     <w:p>
       <w:pPr>
         <w:pStyle w:val="Heading1"/>
@@ -2227,7 +2208,8 @@
       <w:r>
         <w:br w:type="page"/>
       </w:r>
-      <w:bookmarkStart w:id="2" w:name="_Toc225765958"/>
+      <w:bookmarkStart w:id="2" w:name="_Toc227006854"/>
+      <w:bookmarkStart w:id="3" w:name="_Toc227007069"/>
       <w:r>
         <w:lastRenderedPageBreak/>
         <w:t>Summary</w:t>
@@ -2235,16 +2217,19 @@
       <w:bookmarkEnd w:id="0"/>
       <w:bookmarkEnd w:id="1"/>
       <w:bookmarkEnd w:id="2"/>
+      <w:bookmarkEnd w:id="3"/>
     </w:p>
     <w:p>
       <w:pPr>
         <w:pStyle w:val="Heading2"/>
       </w:pPr>
-      <w:bookmarkStart w:id="3" w:name="_Toc225765959"/>
+      <w:bookmarkStart w:id="4" w:name="_Toc227006855"/>
+      <w:bookmarkStart w:id="5" w:name="_Toc227007070"/>
       <w:r>
         <w:t>Forward</w:t>
       </w:r>
-      <w:bookmarkEnd w:id="3"/>
+      <w:bookmarkEnd w:id="4"/>
+      <w:bookmarkEnd w:id="5"/>
     </w:p>
     <w:p>
       <w:pPr>
@@ -2282,7 +2267,15 @@
         <w:ind w:left="720"/>
       </w:pPr>
       <w:r>
-        <w:t>Along the way, I experimented heavily with AI tools. I found that most generic advice and off-the-shelf prompts either hallucinated details or encouraged risky shortcuts. So I started building something different:</w:t>
+        <w:t xml:space="preserve">Along the way, I experimented heavily with AI tools. I found that most generic advice and off-the-shelf prompts either hallucinated details or encouraged risky shortcuts. </w:t>
+      </w:r>
+      <w:proofErr w:type="gramStart"/>
+      <w:r>
+        <w:t>So</w:t>
+      </w:r>
+      <w:proofErr w:type="gramEnd"/>
+      <w:r>
+        <w:t xml:space="preserve"> I started building something different:</w:t>
       </w:r>
       <w:r>
         <w:t xml:space="preserve"> a disciplined, integrity-first system grounded in the same security and verification principles I use in cybersecurity.</w:t>
@@ -2356,11 +2349,13 @@
       <w:pPr>
         <w:pStyle w:val="Heading2"/>
       </w:pPr>
-      <w:bookmarkStart w:id="4" w:name="_Toc225765960"/>
+      <w:bookmarkStart w:id="6" w:name="_Toc227006856"/>
+      <w:bookmarkStart w:id="7" w:name="_Toc227007071"/>
       <w:r>
         <w:t>“From Zero to Offer – Integrity-First, Zero-Fabrication System”</w:t>
       </w:r>
-      <w:bookmarkEnd w:id="4"/>
+      <w:bookmarkEnd w:id="6"/>
+      <w:bookmarkEnd w:id="7"/>
       <w:r>
         <w:t xml:space="preserve">  </w:t>
       </w:r>
@@ -2406,9 +2401,8 @@
       <w:pPr>
         <w:pStyle w:val="NoSpacing"/>
       </w:pPr>
-      <w:bookmarkStart w:id="5" w:name="_Toc225447839"/>
-      <w:bookmarkStart w:id="6" w:name="_Toc225447867"/>
-      <w:bookmarkStart w:id="7" w:name="_Toc225765961"/>
+      <w:bookmarkStart w:id="8" w:name="_Toc225447839"/>
+      <w:bookmarkStart w:id="9" w:name="_Toc225447867"/>
       <w:r>
         <w:t>### Recent Updates (April 2026)</w:t>
       </w:r>
@@ -2585,7 +2579,23 @@
         <w:t>- Minor cleanups:</w:t>
       </w:r>
       <w:r>
-        <w:t xml:space="preserve"> Renamed/updated LinkedIn Headhunter Tuning prompt, new Behavioral Interview Diagnostic.md, Elevator Pitch Generator.md, etc.</w:t>
+        <w:t xml:space="preserve"> Renamed/updated LinkedIn </w:t>
+      </w:r>
+      <w:proofErr w:type="spellStart"/>
+      <w:r>
+        <w:t>Headhunter</w:t>
+      </w:r>
+      <w:proofErr w:type="spellEnd"/>
+      <w:r>
+        <w:t xml:space="preserve"> Tuning prompt, new </w:t>
+      </w:r>
+      <w:proofErr w:type="spellStart"/>
+      <w:r>
+        <w:t>Behavioral</w:t>
+      </w:r>
+      <w:proofErr w:type="spellEnd"/>
+      <w:r>
+        <w:t xml:space="preserve"> Interview Diagnostic.md, Elevator Pitch Generator.md, etc.</w:t>
       </w:r>
     </w:p>
     <w:p>
@@ -2597,293 +2607,316 @@
       <w:pPr>
         <w:pStyle w:val="Heading2"/>
       </w:pPr>
+      <w:bookmarkStart w:id="10" w:name="_Toc227006857"/>
+      <w:bookmarkStart w:id="11" w:name="_Toc227007072"/>
       <w:r>
         <w:t>Why This Works</w:t>
-      </w:r>
-      <w:bookmarkEnd w:id="5"/>
-      <w:bookmarkEnd w:id="6"/>
-      <w:bookmarkEnd w:id="7"/>
-    </w:p>
-    <w:p>
-      <w:pPr>
-        <w:pStyle w:val="NoSpacing"/>
-      </w:pPr>
-      <w:r>
-        <w:t xml:space="preserve">- Everything starts from </w:t>
-      </w:r>
-      <w:r>
-        <w:rPr>
-          <w:b/>
-        </w:rPr>
-        <w:t>your real experience</w:t>
-      </w:r>
-      <w:r>
-        <w:t xml:space="preserve"> (single source of truth)  </w:t>
-      </w:r>
-    </w:p>
-    <w:p>
-      <w:pPr>
-        <w:pStyle w:val="NoSpacing"/>
-      </w:pPr>
-      <w:r>
-        <w:t xml:space="preserve">- No hallucinations, no exaggeration, no risky shortcuts  </w:t>
-      </w:r>
-    </w:p>
-    <w:p>
-      <w:pPr>
-        <w:pStyle w:val="NoSpacing"/>
-      </w:pPr>
-      <w:r>
-        <w:t xml:space="preserve">- Built by a cybersecurity professional who treats job hunting like a secure operation  </w:t>
-      </w:r>
-    </w:p>
-    <w:p>
-      <w:pPr>
-        <w:pStyle w:val="NoSpacing"/>
-      </w:pPr>
-      <w:r>
-        <w:t>- Designed to be followed even on free AI tiers (with smart batching)</w:t>
-      </w:r>
-    </w:p>
-    <w:p>
-      <w:pPr>
-        <w:pStyle w:val="NoSpacing"/>
-      </w:pPr>
-    </w:p>
-    <w:p>
-      <w:pPr>
-        <w:pStyle w:val="Heading2"/>
-      </w:pPr>
-      <w:bookmarkStart w:id="8" w:name="_Toc225447840"/>
-      <w:bookmarkStart w:id="9" w:name="_Toc225447868"/>
-      <w:bookmarkStart w:id="10" w:name="_Toc225765962"/>
-      <w:r>
-        <w:t>Core Philosophy</w:t>
       </w:r>
       <w:bookmarkEnd w:id="8"/>
       <w:bookmarkEnd w:id="9"/>
       <w:bookmarkEnd w:id="10"/>
-    </w:p>
-    <w:p>
-      <w:pPr>
-        <w:pStyle w:val="NoSpacing"/>
-      </w:pPr>
-      <w:r>
-        <w:t xml:space="preserve">Security-minded, zero-fabrication career building.  </w:t>
-      </w:r>
-    </w:p>
-    <w:p>
-      <w:pPr>
-        <w:pStyle w:val="NoSpacing"/>
-      </w:pPr>
-      <w:r>
-        <w:t xml:space="preserve">- Capture your real data first  </w:t>
-      </w:r>
-    </w:p>
-    <w:p>
-      <w:pPr>
-        <w:pStyle w:val="NoSpacing"/>
-      </w:pPr>
-      <w:r>
-        <w:t xml:space="preserve">- Govern it so it can never be twisted  </w:t>
-      </w:r>
-    </w:p>
-    <w:p>
-      <w:pPr>
-        <w:pStyle w:val="NoSpacing"/>
-      </w:pPr>
-      <w:r>
-        <w:t xml:space="preserve">- Enhance it authentically  </w:t>
-      </w:r>
-    </w:p>
-    <w:p>
-      <w:pPr>
-        <w:pStyle w:val="NoSpacing"/>
-      </w:pPr>
-      <w:r>
-        <w:t xml:space="preserve">- Apply the same risk-detection mindset you use in cybersecurity to every job posting, company, and offer  </w:t>
-      </w:r>
-      <w:bookmarkStart w:id="11" w:name="_Toc225447841"/>
-      <w:bookmarkStart w:id="12" w:name="_Toc225447869"/>
-      <w:bookmarkStart w:id="13" w:name="_Toc225765963"/>
-      <w:r>
-        <w:t>Phase 0:</w:t>
-      </w:r>
-      <w:r>
-        <w:t xml:space="preserve"> Core Career Data Workflow (Do This First – Non-Negotiable)</w:t>
-      </w:r>
       <w:bookmarkEnd w:id="11"/>
+    </w:p>
+    <w:p>
+      <w:pPr>
+        <w:pStyle w:val="NoSpacing"/>
+      </w:pPr>
+      <w:r>
+        <w:t xml:space="preserve">- Everything starts from </w:t>
+      </w:r>
+      <w:r>
+        <w:rPr>
+          <w:b/>
+        </w:rPr>
+        <w:t>your real experience</w:t>
+      </w:r>
+      <w:r>
+        <w:t xml:space="preserve"> (single source of truth)  </w:t>
+      </w:r>
+    </w:p>
+    <w:p>
+      <w:pPr>
+        <w:pStyle w:val="NoSpacing"/>
+      </w:pPr>
+      <w:r>
+        <w:t xml:space="preserve">- No hallucinations, no exaggeration, no risky shortcuts  </w:t>
+      </w:r>
+    </w:p>
+    <w:p>
+      <w:pPr>
+        <w:pStyle w:val="NoSpacing"/>
+      </w:pPr>
+      <w:r>
+        <w:t xml:space="preserve">- Built by a cybersecurity professional who treats job hunting like a secure operation  </w:t>
+      </w:r>
+    </w:p>
+    <w:p>
+      <w:pPr>
+        <w:pStyle w:val="NoSpacing"/>
+      </w:pPr>
+      <w:r>
+        <w:t>- Designed to be followed even on free AI tiers (with smart batching)</w:t>
+      </w:r>
+    </w:p>
+    <w:p>
+      <w:pPr>
+        <w:pStyle w:val="NoSpacing"/>
+      </w:pPr>
+    </w:p>
+    <w:p>
+      <w:pPr>
+        <w:pStyle w:val="Heading2"/>
+      </w:pPr>
+      <w:bookmarkStart w:id="12" w:name="_Toc225447840"/>
+      <w:bookmarkStart w:id="13" w:name="_Toc225447868"/>
+      <w:bookmarkStart w:id="14" w:name="_Toc227006858"/>
+      <w:bookmarkStart w:id="15" w:name="_Toc227007073"/>
+      <w:r>
+        <w:t>Core Philosophy</w:t>
+      </w:r>
       <w:bookmarkEnd w:id="12"/>
       <w:bookmarkEnd w:id="13"/>
-    </w:p>
-    <w:p>
-      <w:pPr>
-        <w:pStyle w:val="NoSpacing"/>
-      </w:pPr>
-      <w:r>
-        <w:t>This is the foundation of the entire system. Do not skip or rush it.</w:t>
-      </w:r>
-    </w:p>
-    <w:p>
-      <w:pPr>
-        <w:pStyle w:val="Heading2"/>
-      </w:pPr>
-      <w:bookmarkStart w:id="14" w:name="_Toc225447842"/>
-      <w:bookmarkStart w:id="15" w:name="_Toc225447870"/>
-      <w:bookmarkStart w:id="16" w:name="_Toc225765964"/>
-      <w:r>
-        <w:t>Steps</w:t>
-      </w:r>
       <w:bookmarkEnd w:id="14"/>
       <w:bookmarkEnd w:id="15"/>
+    </w:p>
+    <w:p>
+      <w:pPr>
+        <w:pStyle w:val="NoSpacing"/>
+      </w:pPr>
+      <w:r>
+        <w:t xml:space="preserve">Security-minded, zero-fabrication career building.  </w:t>
+      </w:r>
+    </w:p>
+    <w:p>
+      <w:pPr>
+        <w:pStyle w:val="NoSpacing"/>
+      </w:pPr>
+      <w:r>
+        <w:t xml:space="preserve">- Capture your real data first  </w:t>
+      </w:r>
+    </w:p>
+    <w:p>
+      <w:pPr>
+        <w:pStyle w:val="NoSpacing"/>
+      </w:pPr>
+      <w:r>
+        <w:t xml:space="preserve">- Govern it so it can never be twisted  </w:t>
+      </w:r>
+    </w:p>
+    <w:p>
+      <w:pPr>
+        <w:pStyle w:val="NoSpacing"/>
+      </w:pPr>
+      <w:r>
+        <w:t xml:space="preserve">- Enhance it authentically  </w:t>
+      </w:r>
+    </w:p>
+    <w:p>
+      <w:pPr>
+        <w:pStyle w:val="NoSpacing"/>
+      </w:pPr>
+      <w:r>
+        <w:t xml:space="preserve">- Apply the same risk-detection mindset you use in cybersecurity to every job posting, company, and </w:t>
+      </w:r>
+      <w:proofErr w:type="gramStart"/>
+      <w:r>
+        <w:t xml:space="preserve">offer  </w:t>
+      </w:r>
+      <w:bookmarkStart w:id="16" w:name="_Toc225447841"/>
+      <w:bookmarkStart w:id="17" w:name="_Toc225447869"/>
+      <w:r>
+        <w:t>Phase</w:t>
+      </w:r>
+      <w:proofErr w:type="gramEnd"/>
+      <w:r>
+        <w:t xml:space="preserve"> 0:</w:t>
+      </w:r>
+      <w:r>
+        <w:t xml:space="preserve"> Core Career Data Workflow (Do This First – Non-Negotiable)</w:t>
+      </w:r>
       <w:bookmarkEnd w:id="16"/>
-      <w:r>
-        <w:t xml:space="preserve"> </w:t>
-      </w:r>
-    </w:p>
-    <w:p>
-      <w:pPr>
-        <w:pStyle w:val="NoSpacing"/>
-      </w:pPr>
-      <w:r>
-        <w:t xml:space="preserve">1. </w:t>
-      </w:r>
-      <w:r>
-        <w:rPr>
-          <w:b/>
-        </w:rPr>
-        <w:t>Capture</w:t>
-      </w:r>
-      <w:r>
-        <w:t xml:space="preserve"> – Run the </w:t>
-      </w:r>
-      <w:r>
-        <w:rPr>
-          <w:b/>
-        </w:rPr>
-        <w:t>Career Interview Data Collector</w:t>
-      </w:r>
-      <w:r>
-        <w:t xml:space="preserve"> </w:t>
-      </w:r>
-    </w:p>
-    <w:p>
-      <w:pPr>
-        <w:pStyle w:val="NoSpacing"/>
-      </w:pPr>
-      <w:r>
-        <w:t xml:space="preserve">2. </w:t>
-      </w:r>
-      <w:r>
-        <w:rPr>
-          <w:b/>
-        </w:rPr>
-        <w:t>Govern</w:t>
-      </w:r>
-      <w:r>
-        <w:t xml:space="preserve"> – Feed the output into the </w:t>
-      </w:r>
-      <w:r>
-        <w:rPr>
-          <w:b/>
-        </w:rPr>
-        <w:t>Master Skills &amp; Experience Summary Generator</w:t>
-      </w:r>
-      <w:r>
-        <w:t xml:space="preserve"> </w:t>
-      </w:r>
-    </w:p>
-    <w:p>
-      <w:pPr>
-        <w:pStyle w:val="NoSpacing"/>
-      </w:pPr>
-      <w:r>
-        <w:t xml:space="preserve">3. </w:t>
-      </w:r>
-      <w:r>
-        <w:rPr>
-          <w:b/>
-        </w:rPr>
-        <w:t>Enhance</w:t>
-      </w:r>
-      <w:r>
-        <w:t xml:space="preserve"> – Run the </w:t>
-      </w:r>
-      <w:r>
-        <w:rPr>
-          <w:b/>
-        </w:rPr>
-        <w:t>Career Data Enhancer</w:t>
-      </w:r>
-      <w:r>
-        <w:t xml:space="preserve"> on the governed summary </w:t>
-      </w:r>
-    </w:p>
-    <w:p>
-      <w:pPr>
-        <w:pStyle w:val="NoSpacing"/>
-      </w:pPr>
-    </w:p>
-    <w:p>
-      <w:pPr>
-        <w:pStyle w:val="NoSpacing"/>
-      </w:pPr>
-      <w:r>
-        <w:rPr>
-          <w:b/>
-        </w:rPr>
-        <w:t>Why it matters:</w:t>
-      </w:r>
-      <w:r>
-        <w:t xml:space="preserve"> Every later tool (resumes, interview answers, LinkedIn updates, tailoring, and negotiation) pulls from this governed document. This is your single source of truth. Keeping it accurate prevents hallucinations and maintains integrity throughout your search.</w:t>
-      </w:r>
-    </w:p>
-    <w:p>
-      <w:pPr>
-        <w:pStyle w:val="NoSpacing"/>
-      </w:pPr>
-    </w:p>
-    <w:p>
-      <w:pPr>
-        <w:pStyle w:val="NoSpacing"/>
-      </w:pPr>
-      <w:r>
-        <w:rPr>
-          <w:b/>
-        </w:rPr>
-        <w:t>Action:</w:t>
-      </w:r>
-      <w:r>
-        <w:t xml:space="preserve"> Run these three prompts in order before doing anything else. Save the final output as Master-Career-Profile.md — this becomes your living skills and experience document. Update it regularly using the Master</w:t>
-      </w:r>
-      <w:r>
-        <w:rPr>
-          <w:i/>
-        </w:rPr>
-        <w:t>Summary</w:t>
-      </w:r>
-      <w:r>
-        <w:t>Maintenance_Engine.</w:t>
-      </w:r>
-    </w:p>
-    <w:p>
-      <w:pPr>
-        <w:pStyle w:val="NoSpacing"/>
-      </w:pPr>
+      <w:bookmarkEnd w:id="17"/>
+    </w:p>
+    <w:p>
+      <w:pPr>
+        <w:pStyle w:val="NoSpacing"/>
+      </w:pPr>
+      <w:r>
+        <w:t>This is the foundation of the entire system. Do not skip or rush it.</w:t>
+      </w:r>
     </w:p>
     <w:p>
       <w:pPr>
         <w:pStyle w:val="Heading2"/>
       </w:pPr>
-      <w:bookmarkStart w:id="17" w:name="_Toc225447843"/>
-      <w:bookmarkStart w:id="18" w:name="_Toc225447871"/>
-      <w:bookmarkStart w:id="19" w:name="_Toc225765965"/>
-      <w:r>
-        <w:t>Choosing Your AI Engines – Free-Tier Comparison (March 2026)</w:t>
-      </w:r>
-      <w:bookmarkEnd w:id="17"/>
+      <w:bookmarkStart w:id="18" w:name="_Toc225447842"/>
+      <w:bookmarkStart w:id="19" w:name="_Toc225447870"/>
+      <w:bookmarkStart w:id="20" w:name="_Toc227006859"/>
+      <w:bookmarkStart w:id="21" w:name="_Toc227007074"/>
+      <w:r>
+        <w:t>Steps</w:t>
+      </w:r>
       <w:bookmarkEnd w:id="18"/>
       <w:bookmarkEnd w:id="19"/>
+      <w:bookmarkEnd w:id="20"/>
+      <w:bookmarkEnd w:id="21"/>
+      <w:r>
+        <w:t xml:space="preserve"> </w:t>
+      </w:r>
+    </w:p>
+    <w:p>
+      <w:pPr>
+        <w:pStyle w:val="NoSpacing"/>
+      </w:pPr>
+      <w:r>
+        <w:t xml:space="preserve">1. </w:t>
+      </w:r>
+      <w:r>
+        <w:rPr>
+          <w:b/>
+        </w:rPr>
+        <w:t>Capture</w:t>
+      </w:r>
+      <w:r>
+        <w:t xml:space="preserve"> – Run the </w:t>
+      </w:r>
+      <w:r>
+        <w:rPr>
+          <w:b/>
+        </w:rPr>
+        <w:t>Career Interview Data Collector</w:t>
+      </w:r>
+      <w:r>
+        <w:t xml:space="preserve"> </w:t>
+      </w:r>
+    </w:p>
+    <w:p>
+      <w:pPr>
+        <w:pStyle w:val="NoSpacing"/>
+      </w:pPr>
+      <w:r>
+        <w:t xml:space="preserve">2. </w:t>
+      </w:r>
+      <w:r>
+        <w:rPr>
+          <w:b/>
+        </w:rPr>
+        <w:t>Govern</w:t>
+      </w:r>
+      <w:r>
+        <w:t xml:space="preserve"> – Feed the output into the </w:t>
+      </w:r>
+      <w:r>
+        <w:rPr>
+          <w:b/>
+        </w:rPr>
+        <w:t>Master Skills &amp; Experience Summary Generator</w:t>
+      </w:r>
+      <w:r>
+        <w:t xml:space="preserve"> </w:t>
+      </w:r>
+    </w:p>
+    <w:p>
+      <w:pPr>
+        <w:pStyle w:val="NoSpacing"/>
+      </w:pPr>
+      <w:r>
+        <w:t xml:space="preserve">3. </w:t>
+      </w:r>
+      <w:r>
+        <w:rPr>
+          <w:b/>
+        </w:rPr>
+        <w:t>Enhance</w:t>
+      </w:r>
+      <w:r>
+        <w:t xml:space="preserve"> – Run the </w:t>
+      </w:r>
+      <w:r>
+        <w:rPr>
+          <w:b/>
+        </w:rPr>
+        <w:t>Career Data Enhancer</w:t>
+      </w:r>
+      <w:r>
+        <w:t xml:space="preserve"> on the governed summary </w:t>
+      </w:r>
+    </w:p>
+    <w:p>
+      <w:pPr>
+        <w:pStyle w:val="NoSpacing"/>
+      </w:pPr>
+    </w:p>
+    <w:p>
+      <w:pPr>
+        <w:pStyle w:val="NoSpacing"/>
+      </w:pPr>
+      <w:r>
+        <w:rPr>
+          <w:b/>
+        </w:rPr>
+        <w:t>Why it matters:</w:t>
+      </w:r>
+      <w:r>
+        <w:t xml:space="preserve"> Every later tool (resumes, interview answers, LinkedIn updates, tailoring, and negotiation) pulls from this governed document. This is your single source of truth. Keeping it accurate prevents hallucinations and maintains integrity throughout your search.</w:t>
+      </w:r>
+    </w:p>
+    <w:p>
+      <w:pPr>
+        <w:pStyle w:val="NoSpacing"/>
+      </w:pPr>
+    </w:p>
+    <w:p>
+      <w:pPr>
+        <w:pStyle w:val="NoSpacing"/>
+      </w:pPr>
+      <w:r>
+        <w:rPr>
+          <w:b/>
+        </w:rPr>
+        <w:t>Action:</w:t>
+      </w:r>
+      <w:r>
+        <w:t xml:space="preserve"> Run these three prompts in order before doing anything else. Save the final output as Master-Career-Profile.md — this becomes your living skills and experience document. Update it regularly using the </w:t>
+      </w:r>
+      <w:proofErr w:type="spellStart"/>
+      <w:r>
+        <w:t>Master</w:t>
+      </w:r>
+      <w:r>
+        <w:rPr>
+          <w:i/>
+        </w:rPr>
+        <w:t>Summary</w:t>
+      </w:r>
+      <w:r>
+        <w:t>Maintenance_Engine</w:t>
+      </w:r>
+      <w:proofErr w:type="spellEnd"/>
+      <w:r>
+        <w:t>.</w:t>
+      </w:r>
+    </w:p>
+    <w:p>
+      <w:pPr>
+        <w:pStyle w:val="NoSpacing"/>
+      </w:pPr>
+    </w:p>
+    <w:p>
+      <w:pPr>
+        <w:pStyle w:val="Heading2"/>
+      </w:pPr>
+      <w:bookmarkStart w:id="22" w:name="_Toc225447843"/>
+      <w:bookmarkStart w:id="23" w:name="_Toc225447871"/>
+      <w:bookmarkStart w:id="24" w:name="_Toc227006860"/>
+      <w:bookmarkStart w:id="25" w:name="_Toc227007075"/>
+      <w:r>
+        <w:t>Choosing Your AI Engines – Free-Tier Comparison (March 2026)</w:t>
+      </w:r>
+      <w:bookmarkEnd w:id="22"/>
+      <w:bookmarkEnd w:id="23"/>
+      <w:bookmarkEnd w:id="24"/>
+      <w:bookmarkEnd w:id="25"/>
     </w:p>
     <w:p>
       <w:pPr>
@@ -2946,7 +2979,7 @@
                 <w:b/>
                 <w:bCs/>
               </w:rPr>
-              <w:t xml:space="preserve"> AI Engine          </w:t>
+              <w:t xml:space="preserve">AI Engine          </w:t>
             </w:r>
           </w:p>
         </w:tc>
@@ -2967,7 +3000,7 @@
                 <w:b/>
                 <w:bCs/>
               </w:rPr>
-              <w:t xml:space="preserve"> Free-Tier Generosity                  </w:t>
+              <w:t xml:space="preserve">Free-Tier Generosity                  </w:t>
             </w:r>
           </w:p>
         </w:tc>
@@ -2988,28 +3021,23 @@
                 <w:b/>
                 <w:bCs/>
               </w:rPr>
-              <w:t xml:space="preserve"> Approx. Daily Limits (Free)                  </w:t>
-            </w:r>
-          </w:p>
-        </w:tc>
-        <w:tc>
-          <w:tcPr>
-            <w:tcW w:w="1288" w:type="dxa"/>
-          </w:tcPr>
-          <w:p>
-            <w:pPr>
-              <w:pStyle w:val="NoSpacing"/>
+              <w:t>Approx. Daily Limits (</w:t>
+            </w:r>
+            <w:proofErr w:type="gramStart"/>
+            <w:r>
               <w:rPr>
                 <w:b/>
                 <w:bCs/>
               </w:rPr>
-            </w:pPr>
+              <w:t xml:space="preserve">Free)   </w:t>
+            </w:r>
+            <w:proofErr w:type="gramEnd"/>
             <w:r>
               <w:rPr>
                 <w:b/>
                 <w:bCs/>
               </w:rPr>
-              <w:t xml:space="preserve"> Projects / Workareas?          </w:t>
+              <w:t xml:space="preserve">               </w:t>
             </w:r>
           </w:p>
         </w:tc>
@@ -3030,28 +3058,23 @@
                 <w:b/>
                 <w:bCs/>
               </w:rPr>
-              <w:t xml:space="preserve"> Key Strengths for Job Search                          </w:t>
-            </w:r>
-          </w:p>
-        </w:tc>
-        <w:tc>
-          <w:tcPr>
-            <w:tcW w:w="1288" w:type="dxa"/>
-          </w:tcPr>
-          <w:p>
-            <w:pPr>
-              <w:pStyle w:val="NoSpacing"/>
+              <w:t xml:space="preserve">Projects / </w:t>
+            </w:r>
+            <w:proofErr w:type="spellStart"/>
+            <w:r>
               <w:rPr>
                 <w:b/>
                 <w:bCs/>
               </w:rPr>
-            </w:pPr>
+              <w:t>Workareas</w:t>
+            </w:r>
+            <w:proofErr w:type="spellEnd"/>
             <w:r>
               <w:rPr>
                 <w:b/>
                 <w:bCs/>
               </w:rPr>
-              <w:t xml:space="preserve"> Main Weaknesses                              </w:t>
+              <w:t xml:space="preserve">?          </w:t>
             </w:r>
           </w:p>
         </w:tc>
@@ -3072,7 +3095,49 @@
                 <w:b/>
                 <w:bCs/>
               </w:rPr>
-              <w:t xml:space="preserve"> Best For                                      </w:t>
+              <w:t xml:space="preserve">Key Strengths for Job Search                          </w:t>
+            </w:r>
+          </w:p>
+        </w:tc>
+        <w:tc>
+          <w:tcPr>
+            <w:tcW w:w="1288" w:type="dxa"/>
+          </w:tcPr>
+          <w:p>
+            <w:pPr>
+              <w:pStyle w:val="NoSpacing"/>
+              <w:rPr>
+                <w:b/>
+                <w:bCs/>
+              </w:rPr>
+            </w:pPr>
+            <w:r>
+              <w:rPr>
+                <w:b/>
+                <w:bCs/>
+              </w:rPr>
+              <w:t xml:space="preserve">Main Weaknesses                              </w:t>
+            </w:r>
+          </w:p>
+        </w:tc>
+        <w:tc>
+          <w:tcPr>
+            <w:tcW w:w="1288" w:type="dxa"/>
+          </w:tcPr>
+          <w:p>
+            <w:pPr>
+              <w:pStyle w:val="NoSpacing"/>
+              <w:rPr>
+                <w:b/>
+                <w:bCs/>
+              </w:rPr>
+            </w:pPr>
+            <w:r>
+              <w:rPr>
+                <w:b/>
+                <w:bCs/>
+              </w:rPr>
+              <w:t xml:space="preserve">Best For                                      </w:t>
             </w:r>
           </w:p>
         </w:tc>
@@ -3087,16 +3152,20 @@
               <w:pStyle w:val="NoSpacing"/>
             </w:pPr>
             <w:r>
-              <w:t xml:space="preserve"> </w:t>
-            </w:r>
-            <w:r>
-              <w:rPr>
-                <w:b/>
-              </w:rPr>
-              <w:t>Grok (xAI)</w:t>
-            </w:r>
-            <w:r>
-              <w:t xml:space="preserve">     </w:t>
+              <w:t>Grok (</w:t>
+            </w:r>
+            <w:proofErr w:type="spellStart"/>
+            <w:proofErr w:type="gramStart"/>
+            <w:r>
+              <w:t>xAI</w:t>
+            </w:r>
+            <w:proofErr w:type="spellEnd"/>
+            <w:r>
+              <w:t xml:space="preserve">)   </w:t>
+            </w:r>
+            <w:proofErr w:type="gramEnd"/>
+            <w:r>
+              <w:t xml:space="preserve">  </w:t>
             </w:r>
           </w:p>
         </w:tc>
@@ -3109,7 +3178,7 @@
               <w:pStyle w:val="NoSpacing"/>
             </w:pPr>
             <w:r>
-              <w:t xml:space="preserve"> Moderate                              </w:t>
+              <w:t xml:space="preserve">Moderate                              </w:t>
             </w:r>
           </w:p>
         </w:tc>
@@ -3122,7 +3191,15 @@
               <w:pStyle w:val="NoSpacing"/>
             </w:pPr>
             <w:r>
-              <w:t xml:space="preserve"> ~10–20 messages per few hours (varies)      </w:t>
+              <w:t>~10–20 messages per few hours (</w:t>
+            </w:r>
+            <w:proofErr w:type="gramStart"/>
+            <w:r>
+              <w:t xml:space="preserve">varies)   </w:t>
+            </w:r>
+            <w:proofErr w:type="gramEnd"/>
+            <w:r>
+              <w:t xml:space="preserve">   </w:t>
             </w:r>
           </w:p>
         </w:tc>
@@ -3135,7 +3212,7 @@
               <w:pStyle w:val="NoSpacing"/>
             </w:pPr>
             <w:r>
-              <w:t xml:space="preserve"> Limited chat history           </w:t>
+              <w:t xml:space="preserve">Limited chat history           </w:t>
             </w:r>
           </w:p>
         </w:tc>
@@ -3148,7 +3225,7 @@
               <w:pStyle w:val="NoSpacing"/>
             </w:pPr>
             <w:r>
-              <w:t xml:space="preserve"> Real-time X data, honest feedback, long context, voice </w:t>
+              <w:t xml:space="preserve">Real-time X data, honest feedback, long context, voice </w:t>
             </w:r>
             <w:r>
               <w:lastRenderedPageBreak/>
@@ -3166,7 +3243,7 @@
             </w:pPr>
             <w:r>
               <w:lastRenderedPageBreak/>
-              <w:t xml:space="preserve"> Strict rate limits on free tier, image gen almost gone </w:t>
+              <w:t xml:space="preserve">Strict rate limits on free tier, image gen almost gone </w:t>
             </w:r>
           </w:p>
         </w:tc>
@@ -3179,7 +3256,7 @@
               <w:pStyle w:val="NoSpacing"/>
             </w:pPr>
             <w:r>
-              <w:t xml:space="preserve"> Real-time research, networking intel, honest resume/int</w:t>
+              <w:t>Real-time research, networking intel, honest resume/int</w:t>
             </w:r>
             <w:r>
               <w:lastRenderedPageBreak/>
@@ -3199,12 +3276,6 @@
             </w:pPr>
             <w:r>
               <w:lastRenderedPageBreak/>
-              <w:t xml:space="preserve"> </w:t>
-            </w:r>
-            <w:r>
-              <w:rPr>
-                <w:b/>
-              </w:rPr>
               <w:t>Gemini (Google)</w:t>
             </w:r>
           </w:p>
@@ -3218,7 +3289,7 @@
               <w:pStyle w:val="NoSpacing"/>
             </w:pPr>
             <w:r>
-              <w:t xml:space="preserve"> Very generous                         </w:t>
+              <w:t xml:space="preserve">Very generous                         </w:t>
             </w:r>
           </w:p>
         </w:tc>
@@ -3231,7 +3302,7 @@
               <w:pStyle w:val="NoSpacing"/>
             </w:pPr>
             <w:r>
-              <w:t xml:space="preserve"> 100–1,000+ requests/day (model-dependent)  </w:t>
+              <w:t xml:space="preserve">100–1,000+ requests/day (model-dependent)  </w:t>
             </w:r>
           </w:p>
         </w:tc>
@@ -3244,7 +3315,7 @@
               <w:pStyle w:val="NoSpacing"/>
             </w:pPr>
             <w:r>
-              <w:t xml:space="preserve"> Yes (Google AI Studio folders) </w:t>
+              <w:t xml:space="preserve">Yes (Google AI Studio folders) </w:t>
             </w:r>
           </w:p>
         </w:tc>
@@ -3257,7 +3328,7 @@
               <w:pStyle w:val="NoSpacing"/>
             </w:pPr>
             <w:r>
-              <w:t xml:space="preserve"> Excellent multimodal, large context, Google integration, strong free tier </w:t>
+              <w:t xml:space="preserve">Excellent multimodal, large context, Google integration, strong free tier </w:t>
             </w:r>
           </w:p>
         </w:tc>
@@ -3270,7 +3341,7 @@
               <w:pStyle w:val="NoSpacing"/>
             </w:pPr>
             <w:r>
-              <w:t xml:space="preserve"> Can feel “safe/corporate” in tone            </w:t>
+              <w:t xml:space="preserve">Can feel “safe/corporate” in tone            </w:t>
             </w:r>
           </w:p>
         </w:tc>
@@ -3283,7 +3354,7 @@
               <w:pStyle w:val="NoSpacing"/>
             </w:pPr>
             <w:r>
-              <w:t xml:space="preserve"> Heavy daily use, research, long documents, free-tier power users </w:t>
+              <w:t xml:space="preserve">Heavy daily use, research, long documents, free-tier power users </w:t>
             </w:r>
           </w:p>
         </w:tc>
@@ -3298,16 +3369,7 @@
               <w:pStyle w:val="NoSpacing"/>
             </w:pPr>
             <w:r>
-              <w:t xml:space="preserve"> </w:t>
-            </w:r>
-            <w:r>
-              <w:rPr>
-                <w:b/>
-              </w:rPr>
-              <w:t>ChatGPT (OpenAI)</w:t>
-            </w:r>
-            <w:r>
-              <w:t xml:space="preserve"> </w:t>
+              <w:t xml:space="preserve">ChatGPT (OpenAI) </w:t>
             </w:r>
           </w:p>
         </w:tc>
@@ -3320,7 +3382,7 @@
               <w:pStyle w:val="NoSpacing"/>
             </w:pPr>
             <w:r>
-              <w:t xml:space="preserve"> Limited                             </w:t>
+              <w:t xml:space="preserve">Limited                             </w:t>
             </w:r>
           </w:p>
         </w:tc>
@@ -3333,7 +3395,7 @@
               <w:pStyle w:val="NoSpacing"/>
             </w:pPr>
             <w:r>
-              <w:t xml:space="preserve"> ~10 advanced messages every 5 hours, then mini </w:t>
+              <w:t xml:space="preserve">~10 advanced messages every 5 hours, then mini </w:t>
             </w:r>
           </w:p>
         </w:tc>
@@ -3346,7 +3408,7 @@
               <w:pStyle w:val="NoSpacing"/>
             </w:pPr>
             <w:r>
-              <w:t xml:space="preserve"> Projects only on paid plans   </w:t>
+              <w:t xml:space="preserve">Projects only on paid plans   </w:t>
             </w:r>
           </w:p>
         </w:tc>
@@ -3359,7 +3421,7 @@
               <w:pStyle w:val="NoSpacing"/>
             </w:pPr>
             <w:r>
-              <w:t xml:space="preserve"> Most versatile, best ecosystem, Custom GPTs, voice mode </w:t>
+              <w:t xml:space="preserve">Most versatile, best ecosystem, Custom GPTs, voice mode </w:t>
             </w:r>
           </w:p>
         </w:tc>
@@ -3372,7 +3434,15 @@
               <w:pStyle w:val="NoSpacing"/>
             </w:pPr>
             <w:r>
-              <w:t xml:space="preserve"> Hits limits fastest, frequent downgrades     </w:t>
+              <w:t xml:space="preserve">Hits </w:t>
+            </w:r>
+            <w:proofErr w:type="gramStart"/>
+            <w:r>
+              <w:t>limits</w:t>
+            </w:r>
+            <w:proofErr w:type="gramEnd"/>
+            <w:r>
+              <w:t xml:space="preserve"> fastest, frequent downgrades     </w:t>
             </w:r>
           </w:p>
         </w:tc>
@@ -3385,7 +3455,7 @@
               <w:pStyle w:val="NoSpacing"/>
             </w:pPr>
             <w:r>
-              <w:t xml:space="preserve"> General tasks, creative resume writing, voice mock interviews </w:t>
+              <w:t xml:space="preserve">General tasks, creative resume writing, voice mock interviews </w:t>
             </w:r>
           </w:p>
         </w:tc>
@@ -3400,16 +3470,7 @@
               <w:pStyle w:val="NoSpacing"/>
             </w:pPr>
             <w:r>
-              <w:t xml:space="preserve"> </w:t>
-            </w:r>
-            <w:r>
-              <w:rPr>
-                <w:b/>
-              </w:rPr>
-              <w:t>Claude (Anthropic)</w:t>
-            </w:r>
-            <w:r>
-              <w:t xml:space="preserve"> </w:t>
+              <w:t xml:space="preserve">Claude (Anthropic) </w:t>
             </w:r>
           </w:p>
         </w:tc>
@@ -3422,7 +3483,7 @@
               <w:pStyle w:val="NoSpacing"/>
             </w:pPr>
             <w:r>
-              <w:t xml:space="preserve"> Generous (improved in 2026)         </w:t>
+              <w:t xml:space="preserve">Generous (improved in 2026)         </w:t>
             </w:r>
           </w:p>
         </w:tc>
@@ -3435,7 +3496,15 @@
               <w:pStyle w:val="NoSpacing"/>
             </w:pPr>
             <w:r>
-              <w:t xml:space="preserve"> 30–100+ messages/day (dynamic)              </w:t>
+              <w:t>30–100+ messages/day (</w:t>
+            </w:r>
+            <w:proofErr w:type="gramStart"/>
+            <w:r>
+              <w:t xml:space="preserve">dynamic)   </w:t>
+            </w:r>
+            <w:proofErr w:type="gramEnd"/>
+            <w:r>
+              <w:t xml:space="preserve">           </w:t>
             </w:r>
           </w:p>
         </w:tc>
@@ -3448,7 +3517,7 @@
               <w:pStyle w:val="NoSpacing"/>
             </w:pPr>
             <w:r>
-              <w:t xml:space="preserve"> Yes – even on free tier        </w:t>
+              <w:t xml:space="preserve">Yes – even on free tier        </w:t>
             </w:r>
           </w:p>
         </w:tc>
@@ -3461,7 +3530,7 @@
               <w:pStyle w:val="NoSpacing"/>
             </w:pPr>
             <w:r>
-              <w:t xml:space="preserve"> Best long-context reasoning, ethical/safe outputs, Projects &amp; Artifacts </w:t>
+              <w:t xml:space="preserve">Best long-context reasoning, ethical/safe outputs, Projects &amp; Artifacts </w:t>
             </w:r>
           </w:p>
         </w:tc>
@@ -3474,7 +3543,7 @@
               <w:pStyle w:val="NoSpacing"/>
             </w:pPr>
             <w:r>
-              <w:t xml:space="preserve"> No real-time web search on free tier         </w:t>
+              <w:t xml:space="preserve">No real-time web search on free tier         </w:t>
             </w:r>
           </w:p>
         </w:tc>
@@ -3487,7 +3556,15 @@
               <w:pStyle w:val="NoSpacing"/>
             </w:pPr>
             <w:r>
-              <w:t xml:space="preserve"> Deep resume tailoring, behavioral stories, complex analysis </w:t>
+              <w:t xml:space="preserve">Deep resume tailoring, </w:t>
+            </w:r>
+            <w:proofErr w:type="spellStart"/>
+            <w:r>
+              <w:t>behavioral</w:t>
+            </w:r>
+            <w:proofErr w:type="spellEnd"/>
+            <w:r>
+              <w:t xml:space="preserve"> stories, complex analysis </w:t>
             </w:r>
           </w:p>
         </w:tc>
@@ -3502,16 +3579,7 @@
               <w:pStyle w:val="NoSpacing"/>
             </w:pPr>
             <w:r>
-              <w:t xml:space="preserve"> </w:t>
-            </w:r>
-            <w:r>
-              <w:rPr>
-                <w:b/>
-              </w:rPr>
-              <w:t>Copilot (Microsoft)</w:t>
-            </w:r>
-            <w:r>
-              <w:t xml:space="preserve"> </w:t>
+              <w:t xml:space="preserve">Copilot (Microsoft) </w:t>
             </w:r>
           </w:p>
         </w:tc>
@@ -3524,7 +3592,7 @@
               <w:pStyle w:val="NoSpacing"/>
             </w:pPr>
             <w:r>
-              <w:t xml:space="preserve"> Moderate                           </w:t>
+              <w:t xml:space="preserve">Moderate                           </w:t>
             </w:r>
           </w:p>
         </w:tc>
@@ -3537,7 +3605,15 @@
               <w:pStyle w:val="NoSpacing"/>
             </w:pPr>
             <w:r>
-              <w:t xml:space="preserve"> Decent daily limits (Microsoft account)     </w:t>
+              <w:t xml:space="preserve">Decent daily limits (Microsoft </w:t>
+            </w:r>
+            <w:proofErr w:type="gramStart"/>
+            <w:r>
+              <w:t xml:space="preserve">account)   </w:t>
+            </w:r>
+            <w:proofErr w:type="gramEnd"/>
+            <w:r>
+              <w:t xml:space="preserve">  </w:t>
             </w:r>
           </w:p>
         </w:tc>
@@ -3550,7 +3626,7 @@
               <w:pStyle w:val="NoSpacing"/>
             </w:pPr>
             <w:r>
-              <w:t xml:space="preserve"> Yes (via Microsoft 365)        </w:t>
+              <w:t xml:space="preserve">Yes (via Microsoft 365)        </w:t>
             </w:r>
           </w:p>
         </w:tc>
@@ -3563,7 +3639,7 @@
               <w:pStyle w:val="NoSpacing"/>
             </w:pPr>
             <w:r>
-              <w:t xml:space="preserve"> Strong Office/LinkedIn integration, good for professional tone </w:t>
+              <w:t xml:space="preserve">Strong Office/LinkedIn integration, good for professional tone </w:t>
             </w:r>
           </w:p>
         </w:tc>
@@ -3576,7 +3652,7 @@
               <w:pStyle w:val="NoSpacing"/>
             </w:pPr>
             <w:r>
-              <w:t xml:space="preserve"> Tied to Microsoft ecosystem                  </w:t>
+              <w:t xml:space="preserve">Tied to Microsoft ecosystem                  </w:t>
             </w:r>
           </w:p>
         </w:tc>
@@ -3589,7 +3665,7 @@
               <w:pStyle w:val="NoSpacing"/>
             </w:pPr>
             <w:r>
-              <w:t xml:space="preserve"> Users already in Microsoft tools, formal documents </w:t>
+              <w:t xml:space="preserve">Users already in Microsoft tools, formal documents </w:t>
             </w:r>
           </w:p>
         </w:tc>
@@ -3604,16 +3680,7 @@
               <w:pStyle w:val="NoSpacing"/>
             </w:pPr>
             <w:r>
-              <w:t xml:space="preserve"> </w:t>
-            </w:r>
-            <w:r>
-              <w:rPr>
-                <w:b/>
-              </w:rPr>
-              <w:t>Perplexity</w:t>
-            </w:r>
-            <w:r>
-              <w:t xml:space="preserve">     </w:t>
+              <w:t xml:space="preserve">Perplexity     </w:t>
             </w:r>
           </w:p>
         </w:tc>
@@ -3626,7 +3693,7 @@
               <w:pStyle w:val="NoSpacing"/>
             </w:pPr>
             <w:r>
-              <w:t xml:space="preserve"> Good for research                     </w:t>
+              <w:t xml:space="preserve">Good for research                     </w:t>
             </w:r>
           </w:p>
         </w:tc>
@@ -3639,7 +3706,7 @@
               <w:pStyle w:val="NoSpacing"/>
             </w:pPr>
             <w:r>
-              <w:t xml:space="preserve"> Solid free searches + limited Pro searches  </w:t>
+              <w:t xml:space="preserve">Solid free searches + limited Pro searches  </w:t>
             </w:r>
           </w:p>
         </w:tc>
@@ -3652,7 +3719,7 @@
               <w:pStyle w:val="NoSpacing"/>
             </w:pPr>
             <w:r>
-              <w:t xml:space="preserve"> Limited                        </w:t>
+              <w:t xml:space="preserve">Limited                        </w:t>
             </w:r>
           </w:p>
         </w:tc>
@@ -3665,7 +3732,7 @@
               <w:pStyle w:val="NoSpacing"/>
             </w:pPr>
             <w:r>
-              <w:t xml:space="preserve"> Excellent cited research, real-time web answers       </w:t>
+              <w:t xml:space="preserve">Excellent cited research, real-time web answers       </w:t>
             </w:r>
           </w:p>
         </w:tc>
@@ -3678,7 +3745,7 @@
               <w:pStyle w:val="NoSpacing"/>
             </w:pPr>
             <w:r>
-              <w:t xml:space="preserve"> Less strong for creative/long-form writing   </w:t>
+              <w:t xml:space="preserve">Less strong for creative/long-form writing   </w:t>
             </w:r>
           </w:p>
         </w:tc>
@@ -3691,7 +3758,7 @@
               <w:pStyle w:val="NoSpacing"/>
             </w:pPr>
             <w:r>
-              <w:t xml:space="preserve"> Company intel, job posting research, fact-checking </w:t>
+              <w:t xml:space="preserve">Company intel, job posting research, fact-checking </w:t>
             </w:r>
           </w:p>
         </w:tc>
@@ -3706,350 +3773,14 @@
       <w:pPr>
         <w:pStyle w:val="Heading2"/>
       </w:pPr>
-      <w:bookmarkStart w:id="20" w:name="_Toc225447844"/>
-      <w:bookmarkStart w:id="21" w:name="_Toc225447872"/>
-      <w:bookmarkStart w:id="22" w:name="_Toc225765966"/>
+      <w:bookmarkStart w:id="26" w:name="_Toc225447844"/>
+      <w:bookmarkStart w:id="27" w:name="_Toc225447872"/>
+      <w:bookmarkStart w:id="28" w:name="_Toc227006861"/>
+      <w:bookmarkStart w:id="29" w:name="_Toc227007076"/>
       <w:r>
         <w:t>Key Takeaways &amp; Strategy</w:t>
       </w:r>
-      <w:bookmarkEnd w:id="20"/>
-      <w:bookmarkEnd w:id="21"/>
-      <w:bookmarkEnd w:id="22"/>
-    </w:p>
-    <w:p>
-      <w:pPr>
-        <w:pStyle w:val="NoSpacing"/>
-      </w:pPr>
-      <w:r>
-        <w:t xml:space="preserve">- </w:t>
-      </w:r>
-      <w:r>
-        <w:rPr>
-          <w:b/>
-        </w:rPr>
-        <w:t>Free-tier reality check</w:t>
-      </w:r>
-      <w:r>
-        <w:t>:</w:t>
-      </w:r>
-      <w:r>
-        <w:t xml:space="preserve"> Almost every engine has daily or hourly caps. The most generous free options right now are </w:t>
-      </w:r>
-      <w:r>
-        <w:t>Gemini</w:t>
-      </w:r>
-      <w:r>
-        <w:t xml:space="preserve"> and </w:t>
-      </w:r>
-      <w:r>
-        <w:t>Claude</w:t>
-      </w:r>
-      <w:r>
-        <w:t>.</w:t>
-      </w:r>
-    </w:p>
-    <w:p>
-      <w:pPr>
-        <w:pStyle w:val="NoSpacing"/>
-      </w:pPr>
-      <w:r>
-        <w:t xml:space="preserve">- </w:t>
-      </w:r>
-      <w:r>
-        <w:rPr>
-          <w:b/>
-        </w:rPr>
-        <w:t>Rotate engines</w:t>
-      </w:r>
-      <w:r>
-        <w:t xml:space="preserve"> — Example daily rotation:</w:t>
-      </w:r>
-      <w:r>
-        <w:t xml:space="preserve"> Morning (Claude for resume work) → Midday (Gemini for research) → Evening (Grok or ChatGPT for interview practice).</w:t>
-      </w:r>
-    </w:p>
-    <w:p>
-      <w:pPr>
-        <w:pStyle w:val="NoSpacing"/>
-      </w:pPr>
-      <w:r>
-        <w:t xml:space="preserve">- </w:t>
-      </w:r>
-      <w:r>
-        <w:rPr>
-          <w:b/>
-        </w:rPr>
-        <w:t>Projects / Workareas matter</w:t>
-      </w:r>
-      <w:r>
-        <w:t xml:space="preserve"> — Claude and Gemini give you folders even on free accounts. Use them to keep your Master-Career-Profile, job postings, and tailored materials organized.</w:t>
-      </w:r>
-    </w:p>
-    <w:p>
-      <w:pPr>
-        <w:pStyle w:val="NoSpacing"/>
-      </w:pPr>
-      <w:r>
-        <w:t xml:space="preserve">- </w:t>
-      </w:r>
-      <w:r>
-        <w:rPr>
-          <w:b/>
-        </w:rPr>
-        <w:t>When to upgrade</w:t>
-      </w:r>
-      <w:r>
-        <w:t xml:space="preserve"> — If you’re doing 20+ serious applications per week, consider one paid plan ($20/mo range) for the engine you like most. One paid subscription + two free engines usually gives unlimited effective capacity.</w:t>
-      </w:r>
-    </w:p>
-    <w:p>
-      <w:pPr>
-        <w:pStyle w:val="NoSpacing"/>
-      </w:pPr>
-    </w:p>
-    <w:p>
-      <w:pPr>
-        <w:pStyle w:val="NoSpacing"/>
-      </w:pPr>
-      <w:r>
-        <w:rPr>
-          <w:b/>
-        </w:rPr>
-        <w:lastRenderedPageBreak/>
-        <w:t>Pro Tip</w:t>
-      </w:r>
-      <w:r>
-        <w:t>:</w:t>
-      </w:r>
-      <w:r>
-        <w:t xml:space="preserve"> Keep the same Master-Career-Profile.md open in every AI. Paste the relevant section + the job posting into whichever engine you’re using that day. This keeps everything consistent and hallucination-free.</w:t>
-      </w:r>
-    </w:p>
-    <w:p>
-      <w:pPr>
-        <w:pStyle w:val="Heading1"/>
-      </w:pPr>
-      <w:bookmarkStart w:id="23" w:name="_Toc225447845"/>
-      <w:bookmarkStart w:id="24" w:name="_Toc225447873"/>
-      <w:bookmarkStart w:id="25" w:name="_Toc225765967"/>
-      <w:r>
-        <w:t>Phase 1:</w:t>
-      </w:r>
-      <w:r>
-        <w:t xml:space="preserve"> BEFORE – Pre-Search Preparation (Foundation &amp; Setup)</w:t>
-      </w:r>
-      <w:bookmarkEnd w:id="23"/>
-      <w:bookmarkEnd w:id="24"/>
-      <w:bookmarkEnd w:id="25"/>
-    </w:p>
-    <w:p>
-      <w:pPr>
-        <w:pStyle w:val="NoSpacing"/>
-      </w:pPr>
-      <w:r>
-        <w:rPr>
-          <w:b/>
-        </w:rPr>
-        <w:t>Goal:</w:t>
-      </w:r>
-      <w:r>
-        <w:t xml:space="preserve"> Walk into the job market with clean assets, automated scanners, and a strong network foundation — so you never scramble later.</w:t>
-      </w:r>
-    </w:p>
-    <w:p>
-      <w:pPr>
-        <w:pStyle w:val="NoSpacing"/>
-      </w:pPr>
-    </w:p>
-    <w:p>
-      <w:pPr>
-        <w:pStyle w:val="Heading2"/>
-      </w:pPr>
-      <w:bookmarkStart w:id="26" w:name="_Toc225765968"/>
-      <w:r>
-        <w:t>Recommended Folder Structure (JobSearch-2026)</w:t>
-      </w:r>
       <w:bookmarkEnd w:id="26"/>
-    </w:p>
-    <w:p>
-      <w:pPr>
-        <w:pStyle w:val="NoSpacing"/>
-      </w:pPr>
-    </w:p>
-    <w:p>
-      <w:pPr>
-        <w:pStyle w:val="NoSpacing"/>
-        <w:rPr>
-          <w:rFonts w:ascii="Courier New" w:hAnsi="Courier New" w:cs="Courier New"/>
-        </w:rPr>
-      </w:pPr>
-      <w:r>
-        <w:rPr>
-          <w:rFonts w:ascii="Courier New" w:hAnsi="Courier New" w:cs="Courier New"/>
-        </w:rPr>
-        <w:t>JobSearch-2026/</w:t>
-      </w:r>
-    </w:p>
-    <w:p>
-      <w:pPr>
-        <w:pStyle w:val="NoSpacing"/>
-        <w:rPr>
-          <w:rFonts w:ascii="Courier New" w:hAnsi="Courier New" w:cs="Courier New"/>
-        </w:rPr>
-      </w:pPr>
-      <w:r>
-        <w:rPr>
-          <w:rFonts w:ascii="Courier New" w:eastAsia="MS Gothic" w:hAnsi="Courier New" w:cs="Courier New"/>
-        </w:rPr>
-        <w:t>├</w:t>
-      </w:r>
-      <w:r>
-        <w:rPr>
-          <w:rFonts w:ascii="Courier New" w:hAnsi="Courier New" w:cs="Courier New"/>
-        </w:rPr>
-        <w:t>── Master/                  ← Master-Career-Profile.md + governed documents</w:t>
-      </w:r>
-    </w:p>
-    <w:p>
-      <w:pPr>
-        <w:pStyle w:val="NoSpacing"/>
-        <w:rPr>
-          <w:rFonts w:ascii="Courier New" w:hAnsi="Courier New" w:cs="Courier New"/>
-        </w:rPr>
-      </w:pPr>
-      <w:r>
-        <w:rPr>
-          <w:rFonts w:ascii="Courier New" w:eastAsia="MS Gothic" w:hAnsi="Courier New" w:cs="Courier New"/>
-        </w:rPr>
-        <w:t>├</w:t>
-      </w:r>
-      <w:r>
-        <w:rPr>
-          <w:rFonts w:ascii="Courier New" w:hAnsi="Courier New" w:cs="Courier New"/>
-        </w:rPr>
-        <w:t>── Resumes/                 ← Base + tailored versions</w:t>
-      </w:r>
-    </w:p>
-    <w:p>
-      <w:pPr>
-        <w:pStyle w:val="NoSpacing"/>
-        <w:rPr>
-          <w:rFonts w:ascii="Courier New" w:hAnsi="Courier New" w:cs="Courier New"/>
-        </w:rPr>
-      </w:pPr>
-      <w:r>
-        <w:rPr>
-          <w:rFonts w:ascii="Courier New" w:eastAsia="MS Gothic" w:hAnsi="Courier New" w:cs="Courier New"/>
-        </w:rPr>
-        <w:t>├</w:t>
-      </w:r>
-      <w:r>
-        <w:rPr>
-          <w:rFonts w:ascii="Courier New" w:hAnsi="Courier New" w:cs="Courier New"/>
-        </w:rPr>
-        <w:t>── Postings/                ← Snapshots of job descriptions</w:t>
-      </w:r>
-    </w:p>
-    <w:p>
-      <w:pPr>
-        <w:pStyle w:val="NoSpacing"/>
-        <w:rPr>
-          <w:rFonts w:ascii="Courier New" w:hAnsi="Courier New" w:cs="Courier New"/>
-        </w:rPr>
-      </w:pPr>
-      <w:r>
-        <w:rPr>
-          <w:rFonts w:ascii="Courier New" w:eastAsia="MS Gothic" w:hAnsi="Courier New" w:cs="Courier New"/>
-        </w:rPr>
-        <w:t>├</w:t>
-      </w:r>
-      <w:r>
-        <w:rPr>
-          <w:rFonts w:ascii="Courier New" w:hAnsi="Courier New" w:cs="Courier New"/>
-        </w:rPr>
-        <w:t>── Intel/                   ← Company research &amp; dossiers</w:t>
-      </w:r>
-    </w:p>
-    <w:p>
-      <w:pPr>
-        <w:pStyle w:val="NoSpacing"/>
-        <w:rPr>
-          <w:rFonts w:ascii="Courier New" w:hAnsi="Courier New" w:cs="Courier New"/>
-        </w:rPr>
-      </w:pPr>
-      <w:r>
-        <w:rPr>
-          <w:rFonts w:ascii="Courier New" w:eastAsia="MS Gothic" w:hAnsi="Courier New" w:cs="Courier New"/>
-        </w:rPr>
-        <w:t>├</w:t>
-      </w:r>
-      <w:r>
-        <w:rPr>
-          <w:rFonts w:ascii="Courier New" w:hAnsi="Courier New" w:cs="Courier New"/>
-        </w:rPr>
-        <w:t>── Interviews/              ← Prep notes, mock transcripts, thank-yous</w:t>
-      </w:r>
-    </w:p>
-    <w:p>
-      <w:pPr>
-        <w:pStyle w:val="NoSpacing"/>
-        <w:rPr>
-          <w:rFonts w:ascii="Courier New" w:hAnsi="Courier New" w:cs="Courier New"/>
-        </w:rPr>
-      </w:pPr>
-      <w:r>
-        <w:rPr>
-          <w:rFonts w:ascii="Courier New" w:eastAsia="MS Gothic" w:hAnsi="Courier New" w:cs="Courier New"/>
-        </w:rPr>
-        <w:t>├</w:t>
-      </w:r>
-      <w:r>
-        <w:rPr>
-          <w:rFonts w:ascii="Courier New" w:hAnsi="Courier New" w:cs="Courier New"/>
-        </w:rPr>
-        <w:t>── Contacts/                ← Network list &amp; outreach</w:t>
-      </w:r>
-    </w:p>
-    <w:p>
-      <w:pPr>
-        <w:pStyle w:val="NoSpacing"/>
-        <w:rPr>
-          <w:rFonts w:ascii="Courier New" w:hAnsi="Courier New" w:cs="Courier New"/>
-        </w:rPr>
-      </w:pPr>
-      <w:r>
-        <w:rPr>
-          <w:rFonts w:ascii="Courier New" w:hAnsi="Courier New" w:cs="Courier New"/>
-        </w:rPr>
-        <w:t>└── Playbook/                ← This document + tracker</w:t>
-      </w:r>
-    </w:p>
-    <w:p>
-      <w:pPr>
-        <w:pStyle w:val="NoSpacing"/>
-      </w:pPr>
-    </w:p>
-    <w:p>
-      <w:pPr>
-        <w:pStyle w:val="NoSpacing"/>
-      </w:pPr>
-    </w:p>
-    <w:p>
-      <w:pPr>
-        <w:pStyle w:val="Heading2"/>
-        <w:rPr>
-          <w:bCs/>
-        </w:rPr>
-      </w:pPr>
-      <w:bookmarkStart w:id="27" w:name="_Toc225447846"/>
-      <w:bookmarkStart w:id="28" w:name="_Toc225447874"/>
-      <w:bookmarkStart w:id="29" w:name="_Toc225765969"/>
-      <w:r>
-        <w:rPr>
-          <w:bCs/>
-        </w:rPr>
-        <w:t>Step-by-step checklist (follow in this order)</w:t>
-      </w:r>
       <w:bookmarkEnd w:id="27"/>
       <w:bookmarkEnd w:id="28"/>
       <w:bookmarkEnd w:id="29"/>
@@ -4058,322 +3789,714 @@
       <w:pPr>
         <w:pStyle w:val="NoSpacing"/>
       </w:pPr>
-    </w:p>
-    <w:p>
-      <w:pPr>
-        <w:pStyle w:val="NoSpacing"/>
-      </w:pPr>
-      <w:r>
-        <w:t xml:space="preserve">1. Run </w:t>
+      <w:r>
+        <w:t xml:space="preserve">- </w:t>
       </w:r>
       <w:r>
         <w:rPr>
           <w:b/>
         </w:rPr>
-        <w:t>Career Interview Data Collector</w:t>
-      </w:r>
-      <w:r>
-        <w:t xml:space="preserve"> → feed into </w:t>
+        <w:t>Free-tier reality check</w:t>
+      </w:r>
+      <w:r>
+        <w:t>:</w:t>
+      </w:r>
+      <w:r>
+        <w:t xml:space="preserve"> Almost every engine has daily or hourly caps. The most generous free options right now are </w:t>
+      </w:r>
+      <w:r>
+        <w:t>Gemini</w:t>
+      </w:r>
+      <w:r>
+        <w:t xml:space="preserve"> and </w:t>
+      </w:r>
+      <w:r>
+        <w:t>Claude</w:t>
+      </w:r>
+      <w:r>
+        <w:t>.</w:t>
+      </w:r>
+    </w:p>
+    <w:p>
+      <w:pPr>
+        <w:pStyle w:val="NoSpacing"/>
+      </w:pPr>
+      <w:r>
+        <w:t xml:space="preserve">- </w:t>
       </w:r>
       <w:r>
         <w:rPr>
           <w:b/>
         </w:rPr>
-        <w:t>Master Skills &amp; Experience Summary Generator</w:t>
-      </w:r>
-      <w:r>
-        <w:t xml:space="preserve"> → run </w:t>
+        <w:t>Rotate engines</w:t>
+      </w:r>
+      <w:r>
+        <w:t xml:space="preserve"> — Example daily rotation:</w:t>
+      </w:r>
+      <w:r>
+        <w:t xml:space="preserve"> Morning (Claude for resume work) → Midday (Gemini for research) → Evening (Grok or ChatGPT for interview practice).</w:t>
+      </w:r>
+    </w:p>
+    <w:p>
+      <w:pPr>
+        <w:pStyle w:val="NoSpacing"/>
+      </w:pPr>
+      <w:r>
+        <w:t xml:space="preserve">- </w:t>
       </w:r>
       <w:r>
         <w:rPr>
           <w:b/>
         </w:rPr>
-        <w:t>Career Data Enhancer</w:t>
-      </w:r>
-      <w:r>
-        <w:t xml:space="preserve">.  </w:t>
-      </w:r>
-    </w:p>
-    <w:p>
-      <w:pPr>
-        <w:pStyle w:val="NoSpacing"/>
-      </w:pPr>
-      <w:r>
-        <w:t xml:space="preserve">   → You now have your Master-Career-Profile.md</w:t>
-      </w:r>
-    </w:p>
-    <w:p>
-      <w:pPr>
-        <w:pStyle w:val="NoSpacing"/>
-      </w:pPr>
-    </w:p>
-    <w:p>
-      <w:pPr>
-        <w:pStyle w:val="NoSpacing"/>
-      </w:pPr>
-      <w:r>
-        <w:t>2. Add these sections to the same Master document:</w:t>
-      </w:r>
-      <w:r>
-        <w:t xml:space="preserve">  </w:t>
-      </w:r>
-    </w:p>
-    <w:p>
-      <w:pPr>
-        <w:pStyle w:val="NoSpacing"/>
-      </w:pPr>
-      <w:r>
-        <w:t xml:space="preserve">   - Personal Interests &amp; Background  </w:t>
-      </w:r>
-    </w:p>
-    <w:p>
-      <w:pPr>
-        <w:pStyle w:val="NoSpacing"/>
-      </w:pPr>
-      <w:r>
-        <w:t xml:space="preserve">   - Behavioural Interview Story Distillation Engine output  </w:t>
-      </w:r>
-    </w:p>
-    <w:p>
-      <w:pPr>
-        <w:pStyle w:val="NoSpacing"/>
-      </w:pPr>
-    </w:p>
-    <w:p>
-      <w:pPr>
-        <w:pStyle w:val="NoSpacing"/>
-      </w:pPr>
-      <w:r>
-        <w:t>3. Build or validate your resume:</w:t>
-      </w:r>
-      <w:r>
-        <w:t xml:space="preserve">  </w:t>
-      </w:r>
-    </w:p>
-    <w:p>
-      <w:pPr>
-        <w:pStyle w:val="NoSpacing"/>
-      </w:pPr>
-      <w:r>
-        <w:t xml:space="preserve">   - Option A:</w:t>
-      </w:r>
-      <w:r>
-        <w:t xml:space="preserve"> </w:t>
-      </w:r>
-      <w:r>
-        <w:t>Skills-to-Resume Generator</w:t>
-      </w:r>
-      <w:r>
-        <w:t xml:space="preserve"> (build from scratch)  </w:t>
-      </w:r>
-    </w:p>
-    <w:p>
-      <w:pPr>
-        <w:pStyle w:val="NoSpacing"/>
-      </w:pPr>
-      <w:r>
-        <w:t xml:space="preserve">   - Option B:</w:t>
-      </w:r>
-      <w:r>
-        <w:t xml:space="preserve"> Take your existing resume + </w:t>
-      </w:r>
-      <w:r>
-        <w:t>Strategic Integrity Resume Engine</w:t>
-      </w:r>
-      <w:r>
-        <w:t xml:space="preserve"> or </w:t>
-      </w:r>
-      <w:r>
-        <w:t>Resume Customization Prompt – STRATEGIC INTEGRITY</w:t>
-      </w:r>
-      <w:r>
-        <w:t xml:space="preserve">  </w:t>
-      </w:r>
-    </w:p>
-    <w:p>
-      <w:pPr>
-        <w:pStyle w:val="NoSpacing"/>
-      </w:pPr>
-      <w:r>
-        <w:t xml:space="preserve">   - Run </w:t>
-      </w:r>
+        <w:t xml:space="preserve">Projects / </w:t>
+      </w:r>
+      <w:proofErr w:type="spellStart"/>
       <w:r>
         <w:rPr>
           <w:b/>
         </w:rPr>
-        <w:t>ATS Resume Scanner Simulator</w:t>
-      </w:r>
-      <w:r>
-        <w:t xml:space="preserve"> (and Quick Resume Scan Simulation) until it passes cleanly.</w:t>
-      </w:r>
-    </w:p>
-    <w:p>
-      <w:pPr>
-        <w:pStyle w:val="NoSpacing"/>
-      </w:pPr>
-    </w:p>
-    <w:p>
-      <w:pPr>
-        <w:pStyle w:val="NoSpacing"/>
-      </w:pPr>
-      <w:r>
-        <w:t>4. Set up ongoing scanning:</w:t>
-      </w:r>
-      <w:r>
-        <w:t xml:space="preserve">  </w:t>
-      </w:r>
-    </w:p>
-    <w:p>
-      <w:pPr>
-        <w:pStyle w:val="NoSpacing"/>
-      </w:pPr>
-      <w:r>
-        <w:t xml:space="preserve">   - Configure </w:t>
-      </w:r>
+        <w:t>Workareas</w:t>
+      </w:r>
+      <w:proofErr w:type="spellEnd"/>
       <w:r>
         <w:rPr>
           <w:b/>
         </w:rPr>
-        <w:t>Customizable Job Scanner</w:t>
-      </w:r>
-      <w:r>
-        <w:t xml:space="preserve"> as a recurring task in Grok, Copilot, Perplexity, or whichever AI you prefer.</w:t>
-      </w:r>
-    </w:p>
-    <w:p>
-      <w:pPr>
-        <w:pStyle w:val="NoSpacing"/>
-      </w:pPr>
-    </w:p>
-    <w:p>
-      <w:pPr>
-        <w:pStyle w:val="NoSpacing"/>
-      </w:pPr>
-      <w:r>
-        <w:t>5. Capture and strengthen your network:</w:t>
-      </w:r>
-      <w:r>
-        <w:t xml:space="preserve">  </w:t>
-      </w:r>
-    </w:p>
-    <w:p>
-      <w:pPr>
-        <w:pStyle w:val="NoSpacing"/>
-      </w:pPr>
-      <w:r>
-        <w:t xml:space="preserve">   - Run </w:t>
+        <w:t xml:space="preserve"> matter</w:t>
+      </w:r>
+      <w:r>
+        <w:t xml:space="preserve"> — Claude and Gemini give you folders even on free accounts. Use them to keep your Master-Career-Profile, job postings, and tailored materials organized.</w:t>
+      </w:r>
+    </w:p>
+    <w:p>
+      <w:pPr>
+        <w:pStyle w:val="NoSpacing"/>
+      </w:pPr>
+      <w:r>
+        <w:t xml:space="preserve">- </w:t>
       </w:r>
       <w:r>
         <w:rPr>
           <w:b/>
         </w:rPr>
-        <w:t>LinkedIn Profile Analyzer</w:t>
-      </w:r>
-      <w:r>
-        <w:t xml:space="preserve">  </w:t>
-      </w:r>
-    </w:p>
-    <w:p>
-      <w:pPr>
-        <w:pStyle w:val="NoSpacing"/>
-      </w:pPr>
-      <w:r>
-        <w:t xml:space="preserve">   - Use </w:t>
-      </w:r>
+        <w:t>When to upgrade</w:t>
+      </w:r>
+      <w:r>
+        <w:t xml:space="preserve"> — If you’re doing 20+ serious applications per week, consider one paid plan ($20/</w:t>
+      </w:r>
+      <w:proofErr w:type="spellStart"/>
+      <w:r>
+        <w:t>mo</w:t>
+      </w:r>
+      <w:proofErr w:type="spellEnd"/>
+      <w:r>
+        <w:t xml:space="preserve"> range) for the engine you like most. One paid subscription + two free engines usually </w:t>
+      </w:r>
+      <w:proofErr w:type="gramStart"/>
+      <w:r>
+        <w:t>gives</w:t>
+      </w:r>
+      <w:proofErr w:type="gramEnd"/>
+      <w:r>
+        <w:t xml:space="preserve"> unlimited effective capacity.</w:t>
+      </w:r>
+    </w:p>
+    <w:p>
+      <w:pPr>
+        <w:pStyle w:val="NoSpacing"/>
+      </w:pPr>
+    </w:p>
+    <w:p>
+      <w:pPr>
+        <w:pStyle w:val="NoSpacing"/>
+      </w:pPr>
       <w:r>
         <w:rPr>
           <w:b/>
         </w:rPr>
-        <w:t>LinkedIn Connection Request Note Generator</w:t>
-      </w:r>
-      <w:r>
-        <w:t xml:space="preserve"> + </w:t>
-      </w:r>
-      <w:r>
-        <w:rPr>
-          <w:b/>
-        </w:rPr>
-        <w:t>Contacts Collector</w:t>
-      </w:r>
-      <w:r>
-        <w:t xml:space="preserve"> (or the Google Forms method in Collecting contacts with Google Forms.docx)  </w:t>
-      </w:r>
-    </w:p>
-    <w:p>
-      <w:pPr>
-        <w:pStyle w:val="NoSpacing"/>
-      </w:pPr>
-      <w:r>
         <w:lastRenderedPageBreak/>
-        <w:t xml:space="preserve">   - Run </w:t>
-      </w:r>
-      <w:r>
-        <w:rPr>
-          <w:b/>
-        </w:rPr>
-        <w:t>Network Intelligence Engine</w:t>
-      </w:r>
-      <w:r>
-        <w:t xml:space="preserve"> on your contact list to clean and prioritize it.</w:t>
-      </w:r>
-    </w:p>
-    <w:p>
-      <w:pPr>
-        <w:pStyle w:val="NoSpacing"/>
-      </w:pPr>
-    </w:p>
-    <w:p>
-      <w:pPr>
-        <w:pStyle w:val="NoSpacing"/>
-      </w:pPr>
-      <w:r>
-        <w:t>6. Final pre-apply check:</w:t>
-      </w:r>
-      <w:r>
-        <w:t xml:space="preserve">  </w:t>
-      </w:r>
-    </w:p>
-    <w:p>
-      <w:pPr>
-        <w:pStyle w:val="NoSpacing"/>
-      </w:pPr>
-      <w:r>
-        <w:t xml:space="preserve">   - Run </w:t>
-      </w:r>
-      <w:r>
-        <w:rPr>
-          <w:b/>
-        </w:rPr>
-        <w:t>Job posting red flag analyzer</w:t>
-      </w:r>
-      <w:r>
-        <w:t xml:space="preserve"> on any role you’re considering (even before you apply).</w:t>
-      </w:r>
-    </w:p>
-    <w:p>
-      <w:pPr>
-        <w:pStyle w:val="NoSpacing"/>
-      </w:pPr>
-    </w:p>
-    <w:p>
-      <w:pPr>
-        <w:pStyle w:val="Heading2"/>
-        <w:rPr>
-          <w:bCs/>
-        </w:rPr>
-      </w:pPr>
-      <w:bookmarkStart w:id="30" w:name="_Toc225447847"/>
-      <w:bookmarkStart w:id="31" w:name="_Toc225447875"/>
-      <w:bookmarkStart w:id="32" w:name="_Toc225765970"/>
-      <w:r>
-        <w:rPr>
-          <w:bCs/>
-        </w:rPr>
-        <w:t>Quick-Reference Table – Before Phase Tools</w:t>
+        <w:t>Pro Tip</w:t>
+      </w:r>
+      <w:r>
+        <w:t>:</w:t>
+      </w:r>
+      <w:r>
+        <w:t xml:space="preserve"> Keep the same Master-Career-Profile.md open in every AI. Paste the relevant section + the job posting into whichever engine you’re using that day. This keeps everything consistent and hallucination-free.</w:t>
+      </w:r>
+    </w:p>
+    <w:p>
+      <w:pPr>
+        <w:pStyle w:val="Heading1"/>
+      </w:pPr>
+      <w:bookmarkStart w:id="30" w:name="_Toc225447845"/>
+      <w:bookmarkStart w:id="31" w:name="_Toc225447873"/>
+      <w:bookmarkStart w:id="32" w:name="_Toc227006862"/>
+      <w:bookmarkStart w:id="33" w:name="_Toc227007077"/>
+      <w:r>
+        <w:t>Phase 1:</w:t>
+      </w:r>
+      <w:r>
+        <w:t xml:space="preserve"> BEFORE – Pre-Search Preparation (Foundation &amp; Setup)</w:t>
       </w:r>
       <w:bookmarkEnd w:id="30"/>
       <w:bookmarkEnd w:id="31"/>
       <w:bookmarkEnd w:id="32"/>
+      <w:bookmarkEnd w:id="33"/>
+    </w:p>
+    <w:p>
+      <w:pPr>
+        <w:pStyle w:val="NoSpacing"/>
+      </w:pPr>
+      <w:r>
+        <w:rPr>
+          <w:b/>
+        </w:rPr>
+        <w:t>Goal:</w:t>
+      </w:r>
+      <w:r>
+        <w:t xml:space="preserve"> Walk into the job market with clean assets, automated scanners, and a strong network foundation — so you never scramble later.</w:t>
+      </w:r>
+    </w:p>
+    <w:p>
+      <w:pPr>
+        <w:pStyle w:val="NoSpacing"/>
+      </w:pPr>
+    </w:p>
+    <w:p>
+      <w:pPr>
+        <w:pStyle w:val="Heading2"/>
+      </w:pPr>
+      <w:bookmarkStart w:id="34" w:name="_Toc227006863"/>
+      <w:bookmarkStart w:id="35" w:name="_Toc227007078"/>
+      <w:r>
+        <w:t>Recommended Folder Structure (JobSearch-2026)</w:t>
+      </w:r>
+      <w:bookmarkEnd w:id="34"/>
+      <w:bookmarkEnd w:id="35"/>
+    </w:p>
+    <w:p>
+      <w:pPr>
+        <w:pStyle w:val="NoSpacing"/>
+      </w:pPr>
+    </w:p>
+    <w:p>
+      <w:pPr>
+        <w:pStyle w:val="NoSpacing"/>
+        <w:rPr>
+          <w:rFonts w:ascii="Courier New" w:hAnsi="Courier New" w:cs="Courier New"/>
+        </w:rPr>
+      </w:pPr>
+      <w:r>
+        <w:rPr>
+          <w:rFonts w:ascii="Courier New" w:hAnsi="Courier New" w:cs="Courier New"/>
+        </w:rPr>
+        <w:t>JobSearch-2026/</w:t>
+      </w:r>
+    </w:p>
+    <w:p>
+      <w:pPr>
+        <w:pStyle w:val="NoSpacing"/>
+        <w:rPr>
+          <w:rFonts w:ascii="Courier New" w:hAnsi="Courier New" w:cs="Courier New"/>
+        </w:rPr>
+      </w:pPr>
+      <w:r>
+        <w:rPr>
+          <w:rFonts w:ascii="Courier New" w:eastAsia="MS Gothic" w:hAnsi="Courier New" w:cs="Courier New"/>
+        </w:rPr>
+        <w:t>├</w:t>
+      </w:r>
+      <w:r>
+        <w:rPr>
+          <w:rFonts w:ascii="Courier New" w:hAnsi="Courier New" w:cs="Courier New"/>
+        </w:rPr>
+        <w:t>── Master/                  ← Master-Career-Profile.md + governed documents</w:t>
+      </w:r>
+    </w:p>
+    <w:p>
+      <w:pPr>
+        <w:pStyle w:val="NoSpacing"/>
+        <w:rPr>
+          <w:rFonts w:ascii="Courier New" w:hAnsi="Courier New" w:cs="Courier New"/>
+        </w:rPr>
+      </w:pPr>
+      <w:r>
+        <w:rPr>
+          <w:rFonts w:ascii="Courier New" w:eastAsia="MS Gothic" w:hAnsi="Courier New" w:cs="Courier New"/>
+        </w:rPr>
+        <w:t>├</w:t>
+      </w:r>
+      <w:r>
+        <w:rPr>
+          <w:rFonts w:ascii="Courier New" w:hAnsi="Courier New" w:cs="Courier New"/>
+        </w:rPr>
+        <w:t>── Resumes/                 ← Base + tailored versions</w:t>
+      </w:r>
+    </w:p>
+    <w:p>
+      <w:pPr>
+        <w:pStyle w:val="NoSpacing"/>
+        <w:rPr>
+          <w:rFonts w:ascii="Courier New" w:hAnsi="Courier New" w:cs="Courier New"/>
+        </w:rPr>
+      </w:pPr>
+      <w:r>
+        <w:rPr>
+          <w:rFonts w:ascii="Courier New" w:eastAsia="MS Gothic" w:hAnsi="Courier New" w:cs="Courier New"/>
+        </w:rPr>
+        <w:t>├</w:t>
+      </w:r>
+      <w:r>
+        <w:rPr>
+          <w:rFonts w:ascii="Courier New" w:hAnsi="Courier New" w:cs="Courier New"/>
+        </w:rPr>
+        <w:t>── Postings/                ← Snapshots of job descriptions</w:t>
+      </w:r>
+    </w:p>
+    <w:p>
+      <w:pPr>
+        <w:pStyle w:val="NoSpacing"/>
+        <w:rPr>
+          <w:rFonts w:ascii="Courier New" w:hAnsi="Courier New" w:cs="Courier New"/>
+        </w:rPr>
+      </w:pPr>
+      <w:r>
+        <w:rPr>
+          <w:rFonts w:ascii="Courier New" w:eastAsia="MS Gothic" w:hAnsi="Courier New" w:cs="Courier New"/>
+        </w:rPr>
+        <w:t>├</w:t>
+      </w:r>
+      <w:r>
+        <w:rPr>
+          <w:rFonts w:ascii="Courier New" w:hAnsi="Courier New" w:cs="Courier New"/>
+        </w:rPr>
+        <w:t>── Intel/                   ← Company research &amp; dossiers</w:t>
+      </w:r>
+    </w:p>
+    <w:p>
+      <w:pPr>
+        <w:pStyle w:val="NoSpacing"/>
+        <w:rPr>
+          <w:rFonts w:ascii="Courier New" w:hAnsi="Courier New" w:cs="Courier New"/>
+        </w:rPr>
+      </w:pPr>
+      <w:r>
+        <w:rPr>
+          <w:rFonts w:ascii="Courier New" w:eastAsia="MS Gothic" w:hAnsi="Courier New" w:cs="Courier New"/>
+        </w:rPr>
+        <w:t>├</w:t>
+      </w:r>
+      <w:r>
+        <w:rPr>
+          <w:rFonts w:ascii="Courier New" w:hAnsi="Courier New" w:cs="Courier New"/>
+        </w:rPr>
+        <w:t>── Interviews/              ← Prep notes, mock transcripts, thank-</w:t>
+      </w:r>
+      <w:proofErr w:type="spellStart"/>
+      <w:r>
+        <w:rPr>
+          <w:rFonts w:ascii="Courier New" w:hAnsi="Courier New" w:cs="Courier New"/>
+        </w:rPr>
+        <w:t>yous</w:t>
+      </w:r>
+      <w:proofErr w:type="spellEnd"/>
+    </w:p>
+    <w:p>
+      <w:pPr>
+        <w:pStyle w:val="NoSpacing"/>
+        <w:rPr>
+          <w:rFonts w:ascii="Courier New" w:hAnsi="Courier New" w:cs="Courier New"/>
+        </w:rPr>
+      </w:pPr>
+      <w:r>
+        <w:rPr>
+          <w:rFonts w:ascii="Courier New" w:eastAsia="MS Gothic" w:hAnsi="Courier New" w:cs="Courier New"/>
+        </w:rPr>
+        <w:t>├</w:t>
+      </w:r>
+      <w:r>
+        <w:rPr>
+          <w:rFonts w:ascii="Courier New" w:hAnsi="Courier New" w:cs="Courier New"/>
+        </w:rPr>
+        <w:t>── Contacts/                ← Network list &amp; outreach</w:t>
+      </w:r>
+    </w:p>
+    <w:p>
+      <w:pPr>
+        <w:pStyle w:val="NoSpacing"/>
+        <w:rPr>
+          <w:rFonts w:ascii="Courier New" w:hAnsi="Courier New" w:cs="Courier New"/>
+        </w:rPr>
+      </w:pPr>
+      <w:r>
+        <w:rPr>
+          <w:rFonts w:ascii="Courier New" w:hAnsi="Courier New" w:cs="Courier New"/>
+        </w:rPr>
+        <w:t>└── Playbook/                ← This document + tracker</w:t>
+      </w:r>
+    </w:p>
+    <w:p>
+      <w:pPr>
+        <w:pStyle w:val="NoSpacing"/>
+      </w:pPr>
+    </w:p>
+    <w:p>
+      <w:pPr>
+        <w:pStyle w:val="NoSpacing"/>
+      </w:pPr>
+    </w:p>
+    <w:p>
+      <w:pPr>
+        <w:pStyle w:val="Heading2"/>
+        <w:rPr>
+          <w:bCs/>
+        </w:rPr>
+      </w:pPr>
+      <w:bookmarkStart w:id="36" w:name="_Toc225447846"/>
+      <w:bookmarkStart w:id="37" w:name="_Toc225447874"/>
+      <w:bookmarkStart w:id="38" w:name="_Toc227006864"/>
+      <w:bookmarkStart w:id="39" w:name="_Toc227007079"/>
+      <w:r>
+        <w:rPr>
+          <w:bCs/>
+        </w:rPr>
+        <w:t>Step-by-step checklist (follow in this order)</w:t>
+      </w:r>
+      <w:bookmarkEnd w:id="36"/>
+      <w:bookmarkEnd w:id="37"/>
+      <w:bookmarkEnd w:id="38"/>
+      <w:bookmarkEnd w:id="39"/>
+    </w:p>
+    <w:p>
+      <w:pPr>
+        <w:pStyle w:val="NoSpacing"/>
+      </w:pPr>
+    </w:p>
+    <w:p>
+      <w:pPr>
+        <w:pStyle w:val="NoSpacing"/>
+      </w:pPr>
+      <w:r>
+        <w:t xml:space="preserve">1. Run </w:t>
+      </w:r>
+      <w:r>
+        <w:rPr>
+          <w:b/>
+        </w:rPr>
+        <w:t>Career Interview Data Collector</w:t>
+      </w:r>
+      <w:r>
+        <w:t xml:space="preserve"> → feed into </w:t>
+      </w:r>
+      <w:r>
+        <w:rPr>
+          <w:b/>
+        </w:rPr>
+        <w:t>Master Skills &amp; Experience Summary Generator</w:t>
+      </w:r>
+      <w:r>
+        <w:t xml:space="preserve"> → run </w:t>
+      </w:r>
+      <w:r>
+        <w:rPr>
+          <w:b/>
+        </w:rPr>
+        <w:t>Career Data Enhancer</w:t>
+      </w:r>
+      <w:r>
+        <w:t xml:space="preserve">.  </w:t>
+      </w:r>
+    </w:p>
+    <w:p>
+      <w:pPr>
+        <w:pStyle w:val="NoSpacing"/>
+      </w:pPr>
+      <w:r>
+        <w:t xml:space="preserve">   → You now have your Master-Career-Profile.md</w:t>
+      </w:r>
+    </w:p>
+    <w:p>
+      <w:pPr>
+        <w:pStyle w:val="NoSpacing"/>
+      </w:pPr>
+    </w:p>
+    <w:p>
+      <w:pPr>
+        <w:pStyle w:val="NoSpacing"/>
+      </w:pPr>
+      <w:r>
+        <w:t>2. Add these sections to the same Master document:</w:t>
+      </w:r>
+      <w:r>
+        <w:t xml:space="preserve">  </w:t>
+      </w:r>
+    </w:p>
+    <w:p>
+      <w:pPr>
+        <w:pStyle w:val="NoSpacing"/>
+      </w:pPr>
+      <w:r>
+        <w:t xml:space="preserve">   - Personal Interests &amp; Background  </w:t>
+      </w:r>
+    </w:p>
+    <w:p>
+      <w:pPr>
+        <w:pStyle w:val="NoSpacing"/>
+      </w:pPr>
+      <w:r>
+        <w:t xml:space="preserve">   - Behavioural Interview Story Distillation Engine output  </w:t>
+      </w:r>
+    </w:p>
+    <w:p>
+      <w:pPr>
+        <w:pStyle w:val="NoSpacing"/>
+      </w:pPr>
+    </w:p>
+    <w:p>
+      <w:pPr>
+        <w:pStyle w:val="NoSpacing"/>
+      </w:pPr>
+      <w:r>
+        <w:t>3. Build or validate your resume:</w:t>
+      </w:r>
+      <w:r>
+        <w:t xml:space="preserve">  </w:t>
+      </w:r>
+    </w:p>
+    <w:p>
+      <w:pPr>
+        <w:pStyle w:val="NoSpacing"/>
+      </w:pPr>
+      <w:r>
+        <w:t xml:space="preserve">   - Option A:</w:t>
+      </w:r>
+      <w:r>
+        <w:t xml:space="preserve"> </w:t>
+      </w:r>
+      <w:r>
+        <w:t>Skills-to-Resume Generator</w:t>
+      </w:r>
+      <w:r>
+        <w:t xml:space="preserve"> (build from scratch)  </w:t>
+      </w:r>
+    </w:p>
+    <w:p>
+      <w:pPr>
+        <w:pStyle w:val="NoSpacing"/>
+      </w:pPr>
+      <w:r>
+        <w:t xml:space="preserve">   - Option B:</w:t>
+      </w:r>
+      <w:r>
+        <w:t xml:space="preserve"> Take your existing resume + </w:t>
+      </w:r>
+      <w:r>
+        <w:t>Strategic Integrity Resume Engine</w:t>
+      </w:r>
+      <w:r>
+        <w:t xml:space="preserve"> or </w:t>
+      </w:r>
+      <w:r>
+        <w:t>Resume Customization Prompt – STRATEGIC INTEGRITY</w:t>
+      </w:r>
+      <w:r>
+        <w:t xml:space="preserve">  </w:t>
+      </w:r>
+    </w:p>
+    <w:p>
+      <w:pPr>
+        <w:pStyle w:val="NoSpacing"/>
+      </w:pPr>
+      <w:r>
+        <w:t xml:space="preserve">   - Run </w:t>
+      </w:r>
+      <w:r>
+        <w:rPr>
+          <w:b/>
+        </w:rPr>
+        <w:t>ATS Resume Scanner Simulator</w:t>
+      </w:r>
+      <w:r>
+        <w:t xml:space="preserve"> (and Quick Resume Scan Simulation) until it passes cleanly.</w:t>
+      </w:r>
+    </w:p>
+    <w:p>
+      <w:pPr>
+        <w:pStyle w:val="NoSpacing"/>
+      </w:pPr>
+    </w:p>
+    <w:p>
+      <w:pPr>
+        <w:pStyle w:val="NoSpacing"/>
+      </w:pPr>
+      <w:r>
+        <w:t>4. Set up ongoing scanning:</w:t>
+      </w:r>
+      <w:r>
+        <w:t xml:space="preserve">  </w:t>
+      </w:r>
+    </w:p>
+    <w:p>
+      <w:pPr>
+        <w:pStyle w:val="NoSpacing"/>
+      </w:pPr>
+      <w:r>
+        <w:t xml:space="preserve">   - Configure </w:t>
+      </w:r>
+      <w:r>
+        <w:rPr>
+          <w:b/>
+        </w:rPr>
+        <w:t>Customizable Job Scanner</w:t>
+      </w:r>
+      <w:r>
+        <w:t xml:space="preserve"> as a recurring task in Grok, Copilot, Perplexity, or whichever AI you prefer.</w:t>
+      </w:r>
+    </w:p>
+    <w:p>
+      <w:pPr>
+        <w:pStyle w:val="NoSpacing"/>
+      </w:pPr>
+    </w:p>
+    <w:p>
+      <w:pPr>
+        <w:pStyle w:val="NoSpacing"/>
+      </w:pPr>
+      <w:r>
+        <w:t>5. Capture and strengthen your network:</w:t>
+      </w:r>
+      <w:r>
+        <w:t xml:space="preserve">  </w:t>
+      </w:r>
+    </w:p>
+    <w:p>
+      <w:pPr>
+        <w:pStyle w:val="NoSpacing"/>
+      </w:pPr>
+      <w:r>
+        <w:t xml:space="preserve">   - Run </w:t>
+      </w:r>
+      <w:r>
+        <w:rPr>
+          <w:b/>
+        </w:rPr>
+        <w:t>LinkedIn Profile Analyzer</w:t>
+      </w:r>
+      <w:r>
+        <w:t xml:space="preserve">  </w:t>
+      </w:r>
+    </w:p>
+    <w:p>
+      <w:pPr>
+        <w:pStyle w:val="NoSpacing"/>
+      </w:pPr>
+      <w:r>
+        <w:t xml:space="preserve">   - Use </w:t>
+      </w:r>
+      <w:r>
+        <w:rPr>
+          <w:b/>
+        </w:rPr>
+        <w:t>LinkedIn Connection Request Note Generator</w:t>
+      </w:r>
+      <w:r>
+        <w:t xml:space="preserve"> + </w:t>
+      </w:r>
+      <w:r>
+        <w:rPr>
+          <w:b/>
+        </w:rPr>
+        <w:t>Contacts Collector</w:t>
+      </w:r>
+      <w:r>
+        <w:t xml:space="preserve"> (or the Google Forms method in Collecting contacts with Google Forms.docx)  </w:t>
+      </w:r>
+    </w:p>
+    <w:p>
+      <w:pPr>
+        <w:pStyle w:val="NoSpacing"/>
+      </w:pPr>
+      <w:r>
+        <w:lastRenderedPageBreak/>
+        <w:t xml:space="preserve">   - Run </w:t>
+      </w:r>
+      <w:r>
+        <w:rPr>
+          <w:b/>
+        </w:rPr>
+        <w:t>Network Intelligence Engine</w:t>
+      </w:r>
+      <w:r>
+        <w:t xml:space="preserve"> on your contact list to clean and prioritize it.</w:t>
+      </w:r>
+    </w:p>
+    <w:p>
+      <w:pPr>
+        <w:pStyle w:val="NoSpacing"/>
+      </w:pPr>
+    </w:p>
+    <w:p>
+      <w:pPr>
+        <w:pStyle w:val="NoSpacing"/>
+      </w:pPr>
+      <w:r>
+        <w:t>6. Final pre-apply check:</w:t>
+      </w:r>
+      <w:r>
+        <w:t xml:space="preserve">  </w:t>
+      </w:r>
+    </w:p>
+    <w:p>
+      <w:pPr>
+        <w:pStyle w:val="NoSpacing"/>
+      </w:pPr>
+      <w:r>
+        <w:t xml:space="preserve">   - Run </w:t>
+      </w:r>
+      <w:r>
+        <w:rPr>
+          <w:b/>
+        </w:rPr>
+        <w:t xml:space="preserve">Job posting red flag </w:t>
+      </w:r>
+      <w:proofErr w:type="spellStart"/>
+      <w:r>
+        <w:rPr>
+          <w:b/>
+        </w:rPr>
+        <w:t>analyzer</w:t>
+      </w:r>
+      <w:proofErr w:type="spellEnd"/>
+      <w:r>
+        <w:t xml:space="preserve"> on any role you’re considering (even before you apply).</w:t>
+      </w:r>
+    </w:p>
+    <w:p>
+      <w:pPr>
+        <w:pStyle w:val="NoSpacing"/>
+      </w:pPr>
+    </w:p>
+    <w:p>
+      <w:pPr>
+        <w:pStyle w:val="Heading2"/>
+        <w:rPr>
+          <w:bCs/>
+        </w:rPr>
+      </w:pPr>
+      <w:bookmarkStart w:id="40" w:name="_Toc225447847"/>
+      <w:bookmarkStart w:id="41" w:name="_Toc225447875"/>
+      <w:bookmarkStart w:id="42" w:name="_Toc227006865"/>
+      <w:bookmarkStart w:id="43" w:name="_Toc227007080"/>
+      <w:r>
+        <w:rPr>
+          <w:bCs/>
+        </w:rPr>
+        <w:t>Quick-Reference Table – Before Phase Tools</w:t>
+      </w:r>
+      <w:bookmarkEnd w:id="40"/>
+      <w:bookmarkEnd w:id="41"/>
+      <w:bookmarkEnd w:id="42"/>
+      <w:bookmarkEnd w:id="43"/>
     </w:p>
     <w:p>
       <w:pPr>
@@ -4411,7 +4534,7 @@
                 <w:b/>
                 <w:bCs/>
               </w:rPr>
-              <w:t xml:space="preserve"> Tool / Prompt                              </w:t>
+              <w:t xml:space="preserve">Tool / Prompt                              </w:t>
             </w:r>
           </w:p>
         </w:tc>
@@ -4562,7 +4685,15 @@
               <w:pStyle w:val="NoSpacing"/>
             </w:pPr>
             <w:r>
-              <w:t xml:space="preserve"> [Link]                     </w:t>
+              <w:t>[</w:t>
+            </w:r>
+            <w:proofErr w:type="gramStart"/>
+            <w:r>
+              <w:t xml:space="preserve">Link]   </w:t>
+            </w:r>
+            <w:proofErr w:type="gramEnd"/>
+            <w:r>
+              <w:t xml:space="preserve">                  </w:t>
             </w:r>
           </w:p>
         </w:tc>
@@ -4590,7 +4721,7 @@
               <w:pStyle w:val="NoSpacing"/>
             </w:pPr>
             <w:r>
-              <w:t xml:space="preserve"> Immediately after capture </w:t>
+              <w:t xml:space="preserve">Immediately after capture </w:t>
             </w:r>
           </w:p>
         </w:tc>
@@ -4603,7 +4734,7 @@
               <w:pStyle w:val="NoSpacing"/>
             </w:pPr>
             <w:r>
-              <w:t xml:space="preserve"> Creates governed single source of truth           </w:t>
+              <w:t xml:space="preserve">Creates governed single source of truth           </w:t>
             </w:r>
           </w:p>
         </w:tc>
@@ -4616,7 +4747,7 @@
               <w:pStyle w:val="NoSpacing"/>
             </w:pPr>
             <w:r>
-              <w:t xml:space="preserve"> Prevents every future hallucination               </w:t>
+              <w:t xml:space="preserve">Prevents every future hallucination               </w:t>
             </w:r>
           </w:p>
         </w:tc>
@@ -4629,7 +4760,15 @@
               <w:pStyle w:val="NoSpacing"/>
             </w:pPr>
             <w:r>
-              <w:t xml:space="preserve"> [Link]                     </w:t>
+              <w:t>[</w:t>
+            </w:r>
+            <w:proofErr w:type="gramStart"/>
+            <w:r>
+              <w:t xml:space="preserve">Link]   </w:t>
+            </w:r>
+            <w:proofErr w:type="gramEnd"/>
+            <w:r>
+              <w:t xml:space="preserve">                  </w:t>
             </w:r>
           </w:p>
         </w:tc>
@@ -4644,7 +4783,7 @@
               <w:pStyle w:val="NoSpacing"/>
             </w:pPr>
             <w:r>
-              <w:t xml:space="preserve"> Career Data Enhancer                       </w:t>
+              <w:t xml:space="preserve">Career Data Enhancer                       </w:t>
             </w:r>
           </w:p>
         </w:tc>
@@ -4657,7 +4796,7 @@
               <w:pStyle w:val="NoSpacing"/>
             </w:pPr>
             <w:r>
-              <w:t xml:space="preserve"> After master summary         </w:t>
+              <w:t xml:space="preserve">After master summary         </w:t>
             </w:r>
           </w:p>
         </w:tc>
@@ -4670,7 +4809,7 @@
               <w:pStyle w:val="NoSpacing"/>
             </w:pPr>
             <w:r>
-              <w:t xml:space="preserve"> Surfaces hidden wins, sharpens language           </w:t>
+              <w:t xml:space="preserve">Surfaces hidden wins, sharpens language           </w:t>
             </w:r>
           </w:p>
         </w:tc>
@@ -4683,7 +4822,7 @@
               <w:pStyle w:val="NoSpacing"/>
             </w:pPr>
             <w:r>
-              <w:t xml:space="preserve"> Makes you sound stronger without lying            </w:t>
+              <w:t xml:space="preserve">Makes you sound stronger without lying            </w:t>
             </w:r>
           </w:p>
         </w:tc>
@@ -4696,7 +4835,15 @@
               <w:pStyle w:val="NoSpacing"/>
             </w:pPr>
             <w:r>
-              <w:t xml:space="preserve"> [Link]                     </w:t>
+              <w:t>[</w:t>
+            </w:r>
+            <w:proofErr w:type="gramStart"/>
+            <w:r>
+              <w:t xml:space="preserve">Link]   </w:t>
+            </w:r>
+            <w:proofErr w:type="gramEnd"/>
+            <w:r>
+              <w:t xml:space="preserve">                  </w:t>
             </w:r>
           </w:p>
         </w:tc>
@@ -4711,7 +4858,7 @@
               <w:pStyle w:val="NoSpacing"/>
             </w:pPr>
             <w:r>
-              <w:t xml:space="preserve"> Strategic Integrity Resume Engine          </w:t>
+              <w:t xml:space="preserve">Strategic Integrity Resume Engine          </w:t>
             </w:r>
           </w:p>
         </w:tc>
@@ -4724,7 +4871,7 @@
               <w:pStyle w:val="NoSpacing"/>
             </w:pPr>
             <w:r>
-              <w:t xml:space="preserve"> Resume building              </w:t>
+              <w:t xml:space="preserve">Resume building              </w:t>
             </w:r>
           </w:p>
         </w:tc>
@@ -4737,7 +4884,7 @@
               <w:pStyle w:val="NoSpacing"/>
             </w:pPr>
             <w:r>
-              <w:t xml:space="preserve"> Ethical, high-control resume builder              </w:t>
+              <w:t xml:space="preserve">Ethical, high-control resume builder              </w:t>
             </w:r>
           </w:p>
         </w:tc>
@@ -4750,7 +4897,7 @@
               <w:pStyle w:val="NoSpacing"/>
             </w:pPr>
             <w:r>
-              <w:t xml:space="preserve"> Authentic + ATS-ready                             </w:t>
+              <w:t xml:space="preserve">Authentic + ATS-ready                             </w:t>
             </w:r>
           </w:p>
         </w:tc>
@@ -4763,7 +4910,15 @@
               <w:pStyle w:val="NoSpacing"/>
             </w:pPr>
             <w:r>
-              <w:t xml:space="preserve"> [Link]                     </w:t>
+              <w:t>[</w:t>
+            </w:r>
+            <w:proofErr w:type="gramStart"/>
+            <w:r>
+              <w:t xml:space="preserve">Link]   </w:t>
+            </w:r>
+            <w:proofErr w:type="gramEnd"/>
+            <w:r>
+              <w:t xml:space="preserve">                  </w:t>
             </w:r>
           </w:p>
         </w:tc>
@@ -4778,7 +4933,7 @@
               <w:pStyle w:val="NoSpacing"/>
             </w:pPr>
             <w:r>
-              <w:t xml:space="preserve"> ATS Resume Scanner Simulator               </w:t>
+              <w:t xml:space="preserve">ATS Resume Scanner Simulator               </w:t>
             </w:r>
           </w:p>
         </w:tc>
@@ -4791,7 +4946,7 @@
               <w:pStyle w:val="NoSpacing"/>
             </w:pPr>
             <w:r>
-              <w:t xml:space="preserve"> Before any applications      </w:t>
+              <w:t xml:space="preserve">Before any applications      </w:t>
             </w:r>
           </w:p>
         </w:tc>
@@ -4804,7 +4959,7 @@
               <w:pStyle w:val="NoSpacing"/>
             </w:pPr>
             <w:r>
-              <w:t xml:space="preserve"> Tests for ATS rejection risks                     </w:t>
+              <w:t xml:space="preserve">Tests for ATS rejection risks                     </w:t>
             </w:r>
           </w:p>
         </w:tc>
@@ -4817,7 +4972,7 @@
               <w:pStyle w:val="NoSpacing"/>
             </w:pPr>
             <w:r>
-              <w:t xml:space="preserve"> Stops silent rejections                           </w:t>
+              <w:t xml:space="preserve">Stops silent rejections                           </w:t>
             </w:r>
           </w:p>
         </w:tc>
@@ -4830,7 +4985,15 @@
               <w:pStyle w:val="NoSpacing"/>
             </w:pPr>
             <w:r>
-              <w:t xml:space="preserve"> [Link]                     </w:t>
+              <w:t>[</w:t>
+            </w:r>
+            <w:proofErr w:type="gramStart"/>
+            <w:r>
+              <w:t xml:space="preserve">Link]   </w:t>
+            </w:r>
+            <w:proofErr w:type="gramEnd"/>
+            <w:r>
+              <w:t xml:space="preserve">                  </w:t>
             </w:r>
           </w:p>
         </w:tc>
@@ -4845,7 +5008,7 @@
               <w:pStyle w:val="NoSpacing"/>
             </w:pPr>
             <w:r>
-              <w:t xml:space="preserve"> Customizable Job Scanner                   </w:t>
+              <w:t xml:space="preserve">Customizable Job Scanner                   </w:t>
             </w:r>
           </w:p>
         </w:tc>
@@ -4858,7 +5021,7 @@
               <w:pStyle w:val="NoSpacing"/>
             </w:pPr>
             <w:r>
-              <w:t xml:space="preserve"> Ongoing                      </w:t>
+              <w:t xml:space="preserve">Ongoing                      </w:t>
             </w:r>
           </w:p>
         </w:tc>
@@ -4871,7 +5034,7 @@
               <w:pStyle w:val="NoSpacing"/>
             </w:pPr>
             <w:r>
-              <w:t xml:space="preserve"> Sets up recurring job alerts                      </w:t>
+              <w:t xml:space="preserve">Sets up recurring job alerts                      </w:t>
             </w:r>
           </w:p>
         </w:tc>
@@ -4884,7 +5047,7 @@
               <w:pStyle w:val="NoSpacing"/>
             </w:pPr>
             <w:r>
-              <w:t xml:space="preserve"> You never miss the right role                     </w:t>
+              <w:t xml:space="preserve">You never miss the right role                     </w:t>
             </w:r>
           </w:p>
         </w:tc>
@@ -4897,7 +5060,15 @@
               <w:pStyle w:val="NoSpacing"/>
             </w:pPr>
             <w:r>
-              <w:t xml:space="preserve"> [Link]                     </w:t>
+              <w:t>[</w:t>
+            </w:r>
+            <w:proofErr w:type="gramStart"/>
+            <w:r>
+              <w:t xml:space="preserve">Link]   </w:t>
+            </w:r>
+            <w:proofErr w:type="gramEnd"/>
+            <w:r>
+              <w:t xml:space="preserve">                  </w:t>
             </w:r>
           </w:p>
         </w:tc>
@@ -4912,7 +5083,15 @@
               <w:pStyle w:val="NoSpacing"/>
             </w:pPr>
             <w:r>
-              <w:t xml:space="preserve"> Job posting red flag analyzer              </w:t>
+              <w:t xml:space="preserve">Job posting red flag </w:t>
+            </w:r>
+            <w:proofErr w:type="spellStart"/>
+            <w:r>
+              <w:t>analyzer</w:t>
+            </w:r>
+            <w:proofErr w:type="spellEnd"/>
+            <w:r>
+              <w:t xml:space="preserve">              </w:t>
             </w:r>
           </w:p>
         </w:tc>
@@ -4925,7 +5104,15 @@
               <w:pStyle w:val="NoSpacing"/>
             </w:pPr>
             <w:r>
-              <w:t xml:space="preserve"> Before clicking “Apply”      </w:t>
+              <w:t>Before clicking “</w:t>
+            </w:r>
+            <w:proofErr w:type="gramStart"/>
+            <w:r>
+              <w:t xml:space="preserve">Apply”   </w:t>
+            </w:r>
+            <w:proofErr w:type="gramEnd"/>
+            <w:r>
+              <w:t xml:space="preserve">   </w:t>
             </w:r>
           </w:p>
         </w:tc>
@@ -4938,7 +5125,7 @@
               <w:pStyle w:val="NoSpacing"/>
             </w:pPr>
             <w:r>
-              <w:t xml:space="preserve"> Spots toxic environments early                    </w:t>
+              <w:t xml:space="preserve">Spots toxic environments early                    </w:t>
             </w:r>
           </w:p>
         </w:tc>
@@ -4951,7 +5138,7 @@
               <w:pStyle w:val="NoSpacing"/>
             </w:pPr>
             <w:r>
-              <w:t xml:space="preserve"> Security mindset applied to your career           </w:t>
+              <w:t xml:space="preserve">Security mindset applied to your career           </w:t>
             </w:r>
           </w:p>
         </w:tc>
@@ -4964,7 +5151,15 @@
               <w:pStyle w:val="NoSpacing"/>
             </w:pPr>
             <w:r>
-              <w:t xml:space="preserve"> [Link]                     </w:t>
+              <w:t>[</w:t>
+            </w:r>
+            <w:proofErr w:type="gramStart"/>
+            <w:r>
+              <w:t xml:space="preserve">Link]   </w:t>
+            </w:r>
+            <w:proofErr w:type="gramEnd"/>
+            <w:r>
+              <w:t xml:space="preserve">                  </w:t>
             </w:r>
           </w:p>
         </w:tc>
@@ -4979,7 +5174,7 @@
               <w:pStyle w:val="NoSpacing"/>
             </w:pPr>
             <w:r>
-              <w:t xml:space="preserve"> LinkedIn Profile Analyzer + Connection tools </w:t>
+              <w:t xml:space="preserve">LinkedIn Profile Analyzer + Connection tools </w:t>
             </w:r>
           </w:p>
         </w:tc>
@@ -4992,7 +5187,7 @@
               <w:pStyle w:val="NoSpacing"/>
             </w:pPr>
             <w:r>
-              <w:t xml:space="preserve"> Network building          </w:t>
+              <w:t xml:space="preserve">Network building          </w:t>
             </w:r>
           </w:p>
         </w:tc>
@@ -5004,8 +5199,13 @@
             <w:pPr>
               <w:pStyle w:val="NoSpacing"/>
             </w:pPr>
-            <w:r>
-              <w:t xml:space="preserve"> Analyzes &amp; grows your professional network        </w:t>
+            <w:proofErr w:type="spellStart"/>
+            <w:r>
+              <w:t>Analyzes</w:t>
+            </w:r>
+            <w:proofErr w:type="spellEnd"/>
+            <w:r>
+              <w:t xml:space="preserve"> &amp; grows your professional network        </w:t>
             </w:r>
           </w:p>
         </w:tc>
@@ -5018,7 +5218,7 @@
               <w:pStyle w:val="NoSpacing"/>
             </w:pPr>
             <w:r>
-              <w:t xml:space="preserve"> Warm intros instead of cold applications          </w:t>
+              <w:t xml:space="preserve">Warm intros instead of cold applications          </w:t>
             </w:r>
           </w:p>
         </w:tc>
@@ -5031,7 +5231,15 @@
               <w:pStyle w:val="NoSpacing"/>
             </w:pPr>
             <w:r>
-              <w:t xml:space="preserve"> [Link]                     </w:t>
+              <w:t>[</w:t>
+            </w:r>
+            <w:proofErr w:type="gramStart"/>
+            <w:r>
+              <w:t xml:space="preserve">Link]   </w:t>
+            </w:r>
+            <w:proofErr w:type="gramEnd"/>
+            <w:r>
+              <w:t xml:space="preserve">                  </w:t>
             </w:r>
           </w:p>
         </w:tc>
@@ -5046,15 +5254,17 @@
       <w:pPr>
         <w:pStyle w:val="Heading2"/>
       </w:pPr>
-      <w:bookmarkStart w:id="33" w:name="_Toc225447848"/>
-      <w:bookmarkStart w:id="34" w:name="_Toc225447876"/>
-      <w:bookmarkStart w:id="35" w:name="_Toc225765971"/>
+      <w:bookmarkStart w:id="44" w:name="_Toc225447848"/>
+      <w:bookmarkStart w:id="45" w:name="_Toc225447876"/>
+      <w:bookmarkStart w:id="46" w:name="_Toc227006866"/>
+      <w:bookmarkStart w:id="47" w:name="_Toc227007081"/>
       <w:r>
         <w:t>Lessons Learned Sidebar</w:t>
       </w:r>
-      <w:bookmarkEnd w:id="33"/>
-      <w:bookmarkEnd w:id="34"/>
-      <w:bookmarkEnd w:id="35"/>
+      <w:bookmarkEnd w:id="44"/>
+      <w:bookmarkEnd w:id="45"/>
+      <w:bookmarkEnd w:id="46"/>
+      <w:bookmarkEnd w:id="47"/>
     </w:p>
     <w:p>
       <w:pPr>
@@ -5100,19 +5310,20 @@
       <w:pPr>
         <w:pStyle w:val="Heading1"/>
       </w:pPr>
-      <w:bookmarkStart w:id="36" w:name="_Toc225447849"/>
-      <w:bookmarkStart w:id="37" w:name="_Toc225447877"/>
-      <w:bookmarkStart w:id="38" w:name="_Toc225765972"/>
-      <w:r>
-        <w:lastRenderedPageBreak/>
+      <w:bookmarkStart w:id="48" w:name="_Toc225447849"/>
+      <w:bookmarkStart w:id="49" w:name="_Toc225447877"/>
+      <w:bookmarkStart w:id="50" w:name="_Toc227006867"/>
+      <w:bookmarkStart w:id="51" w:name="_Toc227007082"/>
+      <w:r>
         <w:t>Phase 2:</w:t>
       </w:r>
       <w:r>
         <w:t xml:space="preserve"> During – Part 1 – Application &amp; Job Hunting</w:t>
       </w:r>
-      <w:bookmarkEnd w:id="36"/>
-      <w:bookmarkEnd w:id="37"/>
-      <w:bookmarkEnd w:id="38"/>
+      <w:bookmarkEnd w:id="48"/>
+      <w:bookmarkEnd w:id="49"/>
+      <w:bookmarkEnd w:id="50"/>
+      <w:bookmarkEnd w:id="51"/>
     </w:p>
     <w:p>
       <w:pPr>
@@ -5179,7 +5390,15 @@
         <w:pStyle w:val="NoSpacing"/>
       </w:pPr>
       <w:r>
-        <w:t xml:space="preserve">   - Supplement with manual searches on LinkedIn, company career pages, Indeed, etc.  </w:t>
+        <w:t xml:space="preserve">   - Supplement with manual searches on LinkedIn, company career pages, </w:t>
+      </w:r>
+      <w:proofErr w:type="gramStart"/>
+      <w:r>
+        <w:t>Indeed</w:t>
+      </w:r>
+      <w:proofErr w:type="gramEnd"/>
+      <w:r>
+        <w:t xml:space="preserve">, etc.  </w:t>
       </w:r>
     </w:p>
     <w:p>
@@ -5295,8 +5514,16 @@
         <w:rPr>
           <w:b/>
         </w:rPr>
-        <w:t>Job posting red flag analyzer</w:t>
-      </w:r>
+        <w:t xml:space="preserve">Job posting red flag </w:t>
+      </w:r>
+      <w:proofErr w:type="spellStart"/>
+      <w:r>
+        <w:rPr>
+          <w:b/>
+        </w:rPr>
+        <w:t>analyzer</w:t>
+      </w:r>
+      <w:proofErr w:type="spellEnd"/>
       <w:r>
         <w:t xml:space="preserve">  </w:t>
       </w:r>
@@ -5317,7 +5544,15 @@
         <w:pStyle w:val="NoSpacing"/>
       </w:pPr>
       <w:r>
-        <w:t xml:space="preserve">   - Document your decision in your Command Center tracker</w:t>
+        <w:t xml:space="preserve">   - Document your decision in your Command </w:t>
+      </w:r>
+      <w:proofErr w:type="spellStart"/>
+      <w:r>
+        <w:t>Center</w:t>
+      </w:r>
+      <w:proofErr w:type="spellEnd"/>
+      <w:r>
+        <w:t xml:space="preserve"> tracker</w:t>
       </w:r>
     </w:p>
     <w:p>
@@ -5424,8 +5659,16 @@
         <w:rPr>
           <w:b/>
         </w:rPr>
-        <w:t>Command Center</w:t>
-      </w:r>
+        <w:t xml:space="preserve">Command </w:t>
+      </w:r>
+      <w:proofErr w:type="spellStart"/>
+      <w:r>
+        <w:rPr>
+          <w:b/>
+        </w:rPr>
+        <w:t>Center</w:t>
+      </w:r>
+      <w:proofErr w:type="spellEnd"/>
       <w:r>
         <w:t xml:space="preserve"> (see Phase 7 for tracker template):</w:t>
       </w:r>
@@ -5485,15 +5728,17 @@
       <w:pPr>
         <w:pStyle w:val="Heading2"/>
       </w:pPr>
-      <w:bookmarkStart w:id="39" w:name="_Toc225447850"/>
-      <w:bookmarkStart w:id="40" w:name="_Toc225447878"/>
-      <w:bookmarkStart w:id="41" w:name="_Toc225765973"/>
+      <w:bookmarkStart w:id="52" w:name="_Toc225447850"/>
+      <w:bookmarkStart w:id="53" w:name="_Toc225447878"/>
+      <w:bookmarkStart w:id="54" w:name="_Toc227006868"/>
+      <w:bookmarkStart w:id="55" w:name="_Toc227007083"/>
       <w:r>
         <w:t>Quick-Reference Table – During Part 1 Tools</w:t>
       </w:r>
-      <w:bookmarkEnd w:id="39"/>
-      <w:bookmarkEnd w:id="40"/>
-      <w:bookmarkEnd w:id="41"/>
+      <w:bookmarkEnd w:id="52"/>
+      <w:bookmarkEnd w:id="53"/>
+      <w:bookmarkEnd w:id="54"/>
+      <w:bookmarkEnd w:id="55"/>
     </w:p>
     <w:p>
       <w:pPr>
@@ -5534,7 +5779,7 @@
                 <w:b/>
                 <w:bCs/>
               </w:rPr>
-              <w:t xml:space="preserve"> Tool / Prompt                                      </w:t>
+              <w:t xml:space="preserve">Tool / Prompt                                      </w:t>
             </w:r>
           </w:p>
         </w:tc>
@@ -5555,7 +5800,7 @@
                 <w:b/>
                 <w:bCs/>
               </w:rPr>
-              <w:t xml:space="preserve"> When to Use                          </w:t>
+              <w:t xml:space="preserve">When to Use                          </w:t>
             </w:r>
           </w:p>
         </w:tc>
@@ -5576,7 +5821,7 @@
                 <w:b/>
                 <w:bCs/>
               </w:rPr>
-              <w:t xml:space="preserve"> What It Does                                              </w:t>
+              <w:t xml:space="preserve">What It Does                                              </w:t>
             </w:r>
           </w:p>
         </w:tc>
@@ -5597,7 +5842,7 @@
                 <w:b/>
                 <w:bCs/>
               </w:rPr>
-              <w:t xml:space="preserve"> Value to You                                              </w:t>
+              <w:t xml:space="preserve">Value to You                                              </w:t>
             </w:r>
           </w:p>
         </w:tc>
@@ -5618,7 +5863,7 @@
                 <w:b/>
                 <w:bCs/>
               </w:rPr>
-              <w:t xml:space="preserve"> Repo Link </w:t>
+              <w:t xml:space="preserve">Repo Link </w:t>
             </w:r>
           </w:p>
         </w:tc>
@@ -5649,7 +5894,15 @@
               <w:pStyle w:val="NoSpacing"/>
             </w:pPr>
             <w:r>
-              <w:t xml:space="preserve"> Ongoing (set &amp; forget)               </w:t>
+              <w:t xml:space="preserve">Ongoing (set &amp; </w:t>
+            </w:r>
+            <w:proofErr w:type="gramStart"/>
+            <w:r>
+              <w:t xml:space="preserve">forget)   </w:t>
+            </w:r>
+            <w:proofErr w:type="gramEnd"/>
+            <w:r>
+              <w:t xml:space="preserve">            </w:t>
             </w:r>
           </w:p>
         </w:tc>
@@ -5662,7 +5915,7 @@
               <w:pStyle w:val="NoSpacing"/>
             </w:pPr>
             <w:r>
-              <w:t xml:space="preserve"> Recurring job alerts tailored to your criteria            </w:t>
+              <w:t xml:space="preserve">Recurring job alerts tailored to your criteria            </w:t>
             </w:r>
           </w:p>
         </w:tc>
@@ -5675,7 +5928,7 @@
               <w:pStyle w:val="NoSpacing"/>
             </w:pPr>
             <w:r>
-              <w:t xml:space="preserve"> Saves hours of manual searching                           </w:t>
+              <w:t xml:space="preserve">Saves hours of manual searching                           </w:t>
             </w:r>
           </w:p>
         </w:tc>
@@ -5688,7 +5941,15 @@
               <w:pStyle w:val="NoSpacing"/>
             </w:pPr>
             <w:r>
-              <w:t xml:space="preserve"> [Link]    </w:t>
+              <w:t>[</w:t>
+            </w:r>
+            <w:proofErr w:type="gramStart"/>
+            <w:r>
+              <w:t xml:space="preserve">Link]   </w:t>
+            </w:r>
+            <w:proofErr w:type="gramEnd"/>
+            <w:r>
+              <w:t xml:space="preserve"> </w:t>
             </w:r>
           </w:p>
         </w:tc>
@@ -5706,7 +5967,6 @@
               <w:pStyle w:val="NoSpacing"/>
             </w:pPr>
             <w:r>
-              <w:lastRenderedPageBreak/>
               <w:t xml:space="preserve">Job Posting Snapshot &amp; Preservation Engine         </w:t>
             </w:r>
           </w:p>
@@ -5720,7 +5980,7 @@
               <w:pStyle w:val="NoSpacing"/>
             </w:pPr>
             <w:r>
-              <w:t xml:space="preserve"> As soon as you see a good posting    </w:t>
+              <w:t xml:space="preserve">As soon as you see a good posting    </w:t>
             </w:r>
           </w:p>
         </w:tc>
@@ -5733,7 +5993,7 @@
               <w:pStyle w:val="NoSpacing"/>
             </w:pPr>
             <w:r>
-              <w:t xml:space="preserve"> Captures full posting text + metadata                     </w:t>
+              <w:t xml:space="preserve">Captures full posting text + metadata                     </w:t>
             </w:r>
           </w:p>
         </w:tc>
@@ -5746,7 +6006,7 @@
               <w:pStyle w:val="NoSpacing"/>
             </w:pPr>
             <w:r>
-              <w:t xml:space="preserve"> Preserves details that vanish later                       </w:t>
+              <w:t xml:space="preserve">Preserves details that vanish later                       </w:t>
             </w:r>
           </w:p>
         </w:tc>
@@ -5759,7 +6019,15 @@
               <w:pStyle w:val="NoSpacing"/>
             </w:pPr>
             <w:r>
-              <w:t xml:space="preserve"> [Link]    </w:t>
+              <w:t>[</w:t>
+            </w:r>
+            <w:proofErr w:type="gramStart"/>
+            <w:r>
+              <w:t xml:space="preserve">Link]   </w:t>
+            </w:r>
+            <w:proofErr w:type="gramEnd"/>
+            <w:r>
+              <w:t xml:space="preserve"> </w:t>
             </w:r>
           </w:p>
         </w:tc>
@@ -5777,6 +6045,7 @@
               <w:pStyle w:val="NoSpacing"/>
             </w:pPr>
             <w:r>
+              <w:lastRenderedPageBreak/>
               <w:t xml:space="preserve">Company Technical Intelligence Engine              </w:t>
             </w:r>
           </w:p>
@@ -5790,7 +6059,7 @@
               <w:pStyle w:val="NoSpacing"/>
             </w:pPr>
             <w:r>
-              <w:t xml:space="preserve"> Before tailoring resume              </w:t>
+              <w:t xml:space="preserve">Before tailoring resume              </w:t>
             </w:r>
           </w:p>
         </w:tc>
@@ -5803,7 +6072,7 @@
               <w:pStyle w:val="NoSpacing"/>
             </w:pPr>
             <w:r>
-              <w:t xml:space="preserve"> Pulls deep company + role intel                           </w:t>
+              <w:t xml:space="preserve">Pulls deep company + role intel                           </w:t>
             </w:r>
           </w:p>
         </w:tc>
@@ -5816,7 +6085,7 @@
               <w:pStyle w:val="NoSpacing"/>
             </w:pPr>
             <w:r>
-              <w:t xml:space="preserve"> Turns generic applications into informed ones             </w:t>
+              <w:t xml:space="preserve">Turns generic applications into informed ones             </w:t>
             </w:r>
           </w:p>
         </w:tc>
@@ -5829,7 +6098,15 @@
               <w:pStyle w:val="NoSpacing"/>
             </w:pPr>
             <w:r>
-              <w:t xml:space="preserve"> [Link]    </w:t>
+              <w:t>[</w:t>
+            </w:r>
+            <w:proofErr w:type="gramStart"/>
+            <w:r>
+              <w:t xml:space="preserve">Link]   </w:t>
+            </w:r>
+            <w:proofErr w:type="gramEnd"/>
+            <w:r>
+              <w:t xml:space="preserve"> </w:t>
             </w:r>
           </w:p>
         </w:tc>
@@ -5860,7 +6137,7 @@
               <w:pStyle w:val="NoSpacing"/>
             </w:pPr>
             <w:r>
-              <w:t xml:space="preserve"> Early intel gathering                </w:t>
+              <w:t xml:space="preserve">Early intel gathering                </w:t>
             </w:r>
           </w:p>
         </w:tc>
@@ -5873,7 +6150,7 @@
               <w:pStyle w:val="NoSpacing"/>
             </w:pPr>
             <w:r>
-              <w:t xml:space="preserve"> Extracts real tech/tools from job description via OSINT   </w:t>
+              <w:t xml:space="preserve">Extracts real tech/tools from job description via OSINT   </w:t>
             </w:r>
           </w:p>
         </w:tc>
@@ -5886,7 +6163,7 @@
               <w:pStyle w:val="NoSpacing"/>
             </w:pPr>
             <w:r>
-              <w:t xml:space="preserve"> Reveals hidden requirements                               </w:t>
+              <w:t xml:space="preserve">Reveals hidden requirements                               </w:t>
             </w:r>
           </w:p>
         </w:tc>
@@ -5899,7 +6176,15 @@
               <w:pStyle w:val="NoSpacing"/>
             </w:pPr>
             <w:r>
-              <w:t xml:space="preserve"> [Link]    </w:t>
+              <w:t>[</w:t>
+            </w:r>
+            <w:proofErr w:type="gramStart"/>
+            <w:r>
+              <w:t xml:space="preserve">Link]   </w:t>
+            </w:r>
+            <w:proofErr w:type="gramEnd"/>
+            <w:r>
+              <w:t xml:space="preserve"> </w:t>
             </w:r>
           </w:p>
         </w:tc>
@@ -5917,7 +6202,15 @@
               <w:pStyle w:val="NoSpacing"/>
             </w:pPr>
             <w:r>
-              <w:t xml:space="preserve">Job posting red flag analyzer                      </w:t>
+              <w:t xml:space="preserve">Job posting red flag </w:t>
+            </w:r>
+            <w:proofErr w:type="spellStart"/>
+            <w:r>
+              <w:t>analyzer</w:t>
+            </w:r>
+            <w:proofErr w:type="spellEnd"/>
+            <w:r>
+              <w:t xml:space="preserve">                      </w:t>
             </w:r>
           </w:p>
         </w:tc>
@@ -5930,7 +6223,7 @@
               <w:pStyle w:val="NoSpacing"/>
             </w:pPr>
             <w:r>
-              <w:t xml:space="preserve"> Before investing time                </w:t>
+              <w:t xml:space="preserve">Before investing time                </w:t>
             </w:r>
           </w:p>
         </w:tc>
@@ -5943,7 +6236,7 @@
               <w:pStyle w:val="NoSpacing"/>
             </w:pPr>
             <w:r>
-              <w:t xml:space="preserve"> Detects toxicity, instability, mismatched culture signs   </w:t>
+              <w:t xml:space="preserve">Detects toxicity, instability, mismatched culture signs   </w:t>
             </w:r>
           </w:p>
         </w:tc>
@@ -5956,7 +6249,7 @@
               <w:pStyle w:val="NoSpacing"/>
             </w:pPr>
             <w:r>
-              <w:t xml:space="preserve"> Protects your time and mental health                      </w:t>
+              <w:t xml:space="preserve">Protects your time and mental health                      </w:t>
             </w:r>
           </w:p>
         </w:tc>
@@ -5969,7 +6262,15 @@
               <w:pStyle w:val="NoSpacing"/>
             </w:pPr>
             <w:r>
-              <w:t xml:space="preserve"> [Link]    </w:t>
+              <w:t>[</w:t>
+            </w:r>
+            <w:proofErr w:type="gramStart"/>
+            <w:r>
+              <w:t xml:space="preserve">Link]   </w:t>
+            </w:r>
+            <w:proofErr w:type="gramEnd"/>
+            <w:r>
+              <w:t xml:space="preserve"> </w:t>
             </w:r>
           </w:p>
         </w:tc>
@@ -6000,7 +6301,7 @@
               <w:pStyle w:val="NoSpacing"/>
             </w:pPr>
             <w:r>
-              <w:t xml:space="preserve"> Per-job tailoring                    </w:t>
+              <w:t xml:space="preserve">Per-job tailoring                    </w:t>
             </w:r>
           </w:p>
         </w:tc>
@@ -6013,7 +6314,7 @@
               <w:pStyle w:val="NoSpacing"/>
             </w:pPr>
             <w:r>
-              <w:t xml:space="preserve"> Tailors resume ethically using governed data              </w:t>
+              <w:t xml:space="preserve">Tailors resume ethically using governed data              </w:t>
             </w:r>
           </w:p>
         </w:tc>
@@ -6026,7 +6327,7 @@
               <w:pStyle w:val="NoSpacing"/>
             </w:pPr>
             <w:r>
-              <w:t xml:space="preserve"> High match rate without fabrication                       </w:t>
+              <w:t xml:space="preserve">High match rate without fabrication                       </w:t>
             </w:r>
           </w:p>
         </w:tc>
@@ -6039,7 +6340,15 @@
               <w:pStyle w:val="NoSpacing"/>
             </w:pPr>
             <w:r>
-              <w:t xml:space="preserve"> [Link]    </w:t>
+              <w:t>[</w:t>
+            </w:r>
+            <w:proofErr w:type="gramStart"/>
+            <w:r>
+              <w:t xml:space="preserve">Link]   </w:t>
+            </w:r>
+            <w:proofErr w:type="gramEnd"/>
+            <w:r>
+              <w:t xml:space="preserve"> </w:t>
             </w:r>
           </w:p>
         </w:tc>
@@ -6070,7 +6379,7 @@
               <w:pStyle w:val="NoSpacing"/>
             </w:pPr>
             <w:r>
-              <w:t xml:space="preserve"> When you want warm outreach          </w:t>
+              <w:t xml:space="preserve">When you want warm outreach          </w:t>
             </w:r>
           </w:p>
         </w:tc>
@@ -6083,7 +6392,7 @@
               <w:pStyle w:val="NoSpacing"/>
             </w:pPr>
             <w:r>
-              <w:t xml:space="preserve"> Finds real decision-maker info                            </w:t>
+              <w:t xml:space="preserve">Finds real decision-maker info                            </w:t>
             </w:r>
           </w:p>
         </w:tc>
@@ -6096,7 +6405,7 @@
               <w:pStyle w:val="NoSpacing"/>
             </w:pPr>
             <w:r>
-              <w:t xml:space="preserve"> Increases response rate vs cold apply                     </w:t>
+              <w:t xml:space="preserve">Increases response rate vs cold apply                     </w:t>
             </w:r>
           </w:p>
         </w:tc>
@@ -6109,7 +6418,15 @@
               <w:pStyle w:val="NoSpacing"/>
             </w:pPr>
             <w:r>
-              <w:t xml:space="preserve"> [Link]    </w:t>
+              <w:t>[</w:t>
+            </w:r>
+            <w:proofErr w:type="gramStart"/>
+            <w:r>
+              <w:t xml:space="preserve">Link]   </w:t>
+            </w:r>
+            <w:proofErr w:type="gramEnd"/>
+            <w:r>
+              <w:t xml:space="preserve"> </w:t>
             </w:r>
           </w:p>
         </w:tc>
@@ -6140,7 +6457,7 @@
               <w:pStyle w:val="NoSpacing"/>
             </w:pPr>
             <w:r>
-              <w:t xml:space="preserve"> Strategic prep                       </w:t>
+              <w:t xml:space="preserve">Strategic prep                       </w:t>
             </w:r>
           </w:p>
         </w:tc>
@@ -6152,8 +6469,13 @@
             <w:pPr>
               <w:pStyle w:val="NoSpacing"/>
             </w:pPr>
-            <w:r>
-              <w:t xml:space="preserve"> Analyzes fit + suggests strongest positioning             </w:t>
+            <w:proofErr w:type="spellStart"/>
+            <w:r>
+              <w:t>Analyzes</w:t>
+            </w:r>
+            <w:proofErr w:type="spellEnd"/>
+            <w:r>
+              <w:t xml:space="preserve"> fit + suggests strongest positioning             </w:t>
             </w:r>
           </w:p>
         </w:tc>
@@ -6166,7 +6488,7 @@
               <w:pStyle w:val="NoSpacing"/>
             </w:pPr>
             <w:r>
-              <w:t xml:space="preserve"> Helps you stand out authentically                         </w:t>
+              <w:t xml:space="preserve">Helps you stand out authentically                         </w:t>
             </w:r>
           </w:p>
         </w:tc>
@@ -6179,7 +6501,15 @@
               <w:pStyle w:val="NoSpacing"/>
             </w:pPr>
             <w:r>
-              <w:t xml:space="preserve"> [Link]    </w:t>
+              <w:t>[</w:t>
+            </w:r>
+            <w:proofErr w:type="gramStart"/>
+            <w:r>
+              <w:t xml:space="preserve">Link]   </w:t>
+            </w:r>
+            <w:proofErr w:type="gramEnd"/>
+            <w:r>
+              <w:t xml:space="preserve"> </w:t>
             </w:r>
           </w:p>
         </w:tc>
@@ -6194,15 +6524,17 @@
       <w:pPr>
         <w:pStyle w:val="Heading2"/>
       </w:pPr>
-      <w:bookmarkStart w:id="42" w:name="_Toc225447851"/>
-      <w:bookmarkStart w:id="43" w:name="_Toc225447879"/>
-      <w:bookmarkStart w:id="44" w:name="_Toc225765974"/>
+      <w:bookmarkStart w:id="56" w:name="_Toc225447851"/>
+      <w:bookmarkStart w:id="57" w:name="_Toc225447879"/>
+      <w:bookmarkStart w:id="58" w:name="_Toc227006869"/>
+      <w:bookmarkStart w:id="59" w:name="_Toc227007084"/>
       <w:r>
         <w:t>Lessons Learned Sidebar</w:t>
       </w:r>
-      <w:bookmarkEnd w:id="42"/>
-      <w:bookmarkEnd w:id="43"/>
-      <w:bookmarkEnd w:id="44"/>
+      <w:bookmarkEnd w:id="56"/>
+      <w:bookmarkEnd w:id="57"/>
+      <w:bookmarkEnd w:id="58"/>
+      <w:bookmarkEnd w:id="59"/>
     </w:p>
     <w:p>
       <w:pPr>
@@ -6256,19 +6588,20 @@
       <w:pPr>
         <w:pStyle w:val="Heading1"/>
       </w:pPr>
-      <w:bookmarkStart w:id="45" w:name="_Toc225447852"/>
-      <w:bookmarkStart w:id="46" w:name="_Toc225447880"/>
-      <w:bookmarkStart w:id="47" w:name="_Toc225765975"/>
-      <w:r>
-        <w:lastRenderedPageBreak/>
+      <w:bookmarkStart w:id="60" w:name="_Toc225447852"/>
+      <w:bookmarkStart w:id="61" w:name="_Toc225447880"/>
+      <w:bookmarkStart w:id="62" w:name="_Toc227006870"/>
+      <w:bookmarkStart w:id="63" w:name="_Toc227007085"/>
+      <w:r>
         <w:t>Phase 3:</w:t>
       </w:r>
       <w:r>
         <w:t xml:space="preserve"> During – Part 2 – Interview Preparation &amp; Resilience</w:t>
       </w:r>
-      <w:bookmarkEnd w:id="45"/>
-      <w:bookmarkEnd w:id="46"/>
-      <w:bookmarkEnd w:id="47"/>
+      <w:bookmarkEnd w:id="60"/>
+      <w:bookmarkEnd w:id="61"/>
+      <w:bookmarkEnd w:id="62"/>
+      <w:bookmarkEnd w:id="63"/>
     </w:p>
     <w:p>
       <w:pPr>
@@ -6304,6 +6637,7 @@
         </w:numPr>
       </w:pPr>
       <w:r>
+        <w:lastRenderedPageBreak/>
         <w:t>Pre-interview intel &amp; alignment (1–3 days before)</w:t>
       </w:r>
     </w:p>
@@ -6364,7 +6698,15 @@
         </w:numPr>
       </w:pPr>
       <w:r>
-        <w:t>Run Pre-interview recruiter bridge prompt (or Gatekeeper - pre-interview communication.md) to clarify expectations and build early rapport</w:t>
+        <w:t xml:space="preserve">Run </w:t>
+      </w:r>
+      <w:proofErr w:type="gramStart"/>
+      <w:r>
+        <w:t>Pre-interview</w:t>
+      </w:r>
+      <w:proofErr w:type="gramEnd"/>
+      <w:r>
+        <w:t xml:space="preserve"> recruiter bridge prompt (or Gatekeeper - pre-interview communication.md) to clarify expectations and build early rapport</w:t>
       </w:r>
     </w:p>
     <w:p>
@@ -6544,7 +6886,15 @@
         </w:numPr>
       </w:pPr>
       <w:r>
-        <w:t>Update your Command Center tracker with interview details and status</w:t>
+        <w:t xml:space="preserve">Update your Command </w:t>
+      </w:r>
+      <w:proofErr w:type="spellStart"/>
+      <w:r>
+        <w:t>Center</w:t>
+      </w:r>
+      <w:proofErr w:type="spellEnd"/>
+      <w:r>
+        <w:t xml:space="preserve"> tracker with interview details and status</w:t>
       </w:r>
     </w:p>
     <w:p>
@@ -6556,15 +6906,30 @@
       <w:pPr>
         <w:pStyle w:val="Heading2"/>
       </w:pPr>
-      <w:bookmarkStart w:id="48" w:name="_Toc225447853"/>
-      <w:bookmarkStart w:id="49" w:name="_Toc225447881"/>
-      <w:bookmarkStart w:id="50" w:name="_Toc225765976"/>
+      <w:bookmarkStart w:id="64" w:name="_Toc225447853"/>
+      <w:bookmarkStart w:id="65" w:name="_Toc225447881"/>
+      <w:bookmarkStart w:id="66" w:name="_Toc227006871"/>
+      <w:bookmarkStart w:id="67" w:name="_Toc227007086"/>
       <w:r>
         <w:t>Quick-Reference Table – During Part 2 Tools</w:t>
       </w:r>
-      <w:bookmarkEnd w:id="48"/>
-      <w:bookmarkEnd w:id="49"/>
-      <w:bookmarkEnd w:id="50"/>
+      <w:bookmarkEnd w:id="64"/>
+      <w:bookmarkEnd w:id="65"/>
+      <w:bookmarkEnd w:id="66"/>
+      <w:bookmarkEnd w:id="67"/>
+    </w:p>
+    <w:p>
+      <w:pPr>
+        <w:pStyle w:val="NoSpacing"/>
+      </w:pPr>
+    </w:p>
+    <w:p>
+      <w:pPr>
+        <w:pStyle w:val="NoSpacing"/>
+      </w:pPr>
+      <w:r>
+        <w:t>Quick-Reference Table – During Part 2 Tools</w:t>
+      </w:r>
     </w:p>
     <w:p>
       <w:pPr>
@@ -6578,16 +6943,16 @@
         <w:tblLook w:val="04A0" w:firstRow="1" w:lastRow="0" w:firstColumn="1" w:lastColumn="0" w:noHBand="0" w:noVBand="1"/>
       </w:tblPr>
       <w:tblGrid>
-        <w:gridCol w:w="1803"/>
-        <w:gridCol w:w="1803"/>
-        <w:gridCol w:w="1803"/>
-        <w:gridCol w:w="1803"/>
-        <w:gridCol w:w="1804"/>
+        <w:gridCol w:w="1546"/>
+        <w:gridCol w:w="1575"/>
+        <w:gridCol w:w="2236"/>
+        <w:gridCol w:w="1640"/>
+        <w:gridCol w:w="2019"/>
       </w:tblGrid>
       <w:tr>
         <w:tc>
           <w:tcPr>
-            <w:tcW w:w="1803" w:type="dxa"/>
+            <w:tcW w:w="1546" w:type="dxa"/>
           </w:tcPr>
           <w:p>
             <w:pPr>
@@ -6608,7 +6973,7 @@
         </w:tc>
         <w:tc>
           <w:tcPr>
-            <w:tcW w:w="1803" w:type="dxa"/>
+            <w:tcW w:w="1575" w:type="dxa"/>
           </w:tcPr>
           <w:p>
             <w:pPr>
@@ -6623,13 +6988,13 @@
                 <w:b/>
                 <w:bCs/>
               </w:rPr>
-              <w:t xml:space="preserve"> When to Use                  </w:t>
-            </w:r>
-          </w:p>
-        </w:tc>
-        <w:tc>
-          <w:tcPr>
-            <w:tcW w:w="1803" w:type="dxa"/>
+              <w:t xml:space="preserve">When to Use                  </w:t>
+            </w:r>
+          </w:p>
+        </w:tc>
+        <w:tc>
+          <w:tcPr>
+            <w:tcW w:w="2236" w:type="dxa"/>
           </w:tcPr>
           <w:p>
             <w:pPr>
@@ -6644,13 +7009,13 @@
                 <w:b/>
                 <w:bCs/>
               </w:rPr>
-              <w:t xml:space="preserve"> What It Does                                                                 </w:t>
-            </w:r>
-          </w:p>
-        </w:tc>
-        <w:tc>
-          <w:tcPr>
-            <w:tcW w:w="1803" w:type="dxa"/>
+              <w:t xml:space="preserve">What It Does                                                                 </w:t>
+            </w:r>
+          </w:p>
+        </w:tc>
+        <w:tc>
+          <w:tcPr>
+            <w:tcW w:w="1640" w:type="dxa"/>
           </w:tcPr>
           <w:p>
             <w:pPr>
@@ -6665,13 +7030,13 @@
                 <w:b/>
                 <w:bCs/>
               </w:rPr>
-              <w:t xml:space="preserve"> Value to You                                                                 </w:t>
-            </w:r>
-          </w:p>
-        </w:tc>
-        <w:tc>
-          <w:tcPr>
-            <w:tcW w:w="1804" w:type="dxa"/>
+              <w:t xml:space="preserve">Value to You                                                                 </w:t>
+            </w:r>
+          </w:p>
+        </w:tc>
+        <w:tc>
+          <w:tcPr>
+            <w:tcW w:w="2019" w:type="dxa"/>
           </w:tcPr>
           <w:p>
             <w:pPr>
@@ -6686,7 +7051,7 @@
                 <w:b/>
                 <w:bCs/>
               </w:rPr>
-              <w:t xml:space="preserve"> Repo Link</w:t>
+              <w:t>Repo Filename</w:t>
             </w:r>
           </w:p>
         </w:tc>
@@ -6694,7 +7059,7 @@
       <w:tr>
         <w:tc>
           <w:tcPr>
-            <w:tcW w:w="1803" w:type="dxa"/>
+            <w:tcW w:w="1546" w:type="dxa"/>
           </w:tcPr>
           <w:p>
             <w:pPr>
@@ -6707,53 +7072,53 @@
         </w:tc>
         <w:tc>
           <w:tcPr>
-            <w:tcW w:w="1803" w:type="dxa"/>
-          </w:tcPr>
-          <w:p>
-            <w:pPr>
-              <w:pStyle w:val="NoSpacing"/>
-            </w:pPr>
-            <w:r>
-              <w:t xml:space="preserve"> 1–3 days before              </w:t>
-            </w:r>
-          </w:p>
-        </w:tc>
-        <w:tc>
-          <w:tcPr>
-            <w:tcW w:w="1803" w:type="dxa"/>
-          </w:tcPr>
-          <w:p>
-            <w:pPr>
-              <w:pStyle w:val="NoSpacing"/>
-            </w:pPr>
-            <w:r>
-              <w:t xml:space="preserve"> Compiles full intel brief                                                    </w:t>
-            </w:r>
-          </w:p>
-        </w:tc>
-        <w:tc>
-          <w:tcPr>
-            <w:tcW w:w="1803" w:type="dxa"/>
-          </w:tcPr>
-          <w:p>
-            <w:pPr>
-              <w:pStyle w:val="NoSpacing"/>
-            </w:pPr>
-            <w:r>
-              <w:t xml:space="preserve"> Walk in over-prepared, not surprised                                         </w:t>
-            </w:r>
-          </w:p>
-        </w:tc>
-        <w:tc>
-          <w:tcPr>
-            <w:tcW w:w="1804" w:type="dxa"/>
-          </w:tcPr>
-          <w:p>
-            <w:pPr>
-              <w:pStyle w:val="NoSpacing"/>
-            </w:pPr>
-            <w:r>
-              <w:t xml:space="preserve"> [Link]</w:t>
+            <w:tcW w:w="1575" w:type="dxa"/>
+          </w:tcPr>
+          <w:p>
+            <w:pPr>
+              <w:pStyle w:val="NoSpacing"/>
+            </w:pPr>
+            <w:r>
+              <w:t xml:space="preserve">1–3 days before              </w:t>
+            </w:r>
+          </w:p>
+        </w:tc>
+        <w:tc>
+          <w:tcPr>
+            <w:tcW w:w="2236" w:type="dxa"/>
+          </w:tcPr>
+          <w:p>
+            <w:pPr>
+              <w:pStyle w:val="NoSpacing"/>
+            </w:pPr>
+            <w:r>
+              <w:t xml:space="preserve">Compiles full intel brief                                                    </w:t>
+            </w:r>
+          </w:p>
+        </w:tc>
+        <w:tc>
+          <w:tcPr>
+            <w:tcW w:w="1640" w:type="dxa"/>
+          </w:tcPr>
+          <w:p>
+            <w:pPr>
+              <w:pStyle w:val="NoSpacing"/>
+            </w:pPr>
+            <w:r>
+              <w:t xml:space="preserve">Walk in over-prepared, not surprised                                         </w:t>
+            </w:r>
+          </w:p>
+        </w:tc>
+        <w:tc>
+          <w:tcPr>
+            <w:tcW w:w="2019" w:type="dxa"/>
+          </w:tcPr>
+          <w:p>
+            <w:pPr>
+              <w:pStyle w:val="NoSpacing"/>
+            </w:pPr>
+            <w:r>
+              <w:t>Pre-Interview Intelligence Dossier.md</w:t>
             </w:r>
           </w:p>
         </w:tc>
@@ -6761,67 +7126,66 @@
       <w:tr>
         <w:tc>
           <w:tcPr>
-            <w:tcW w:w="1803" w:type="dxa"/>
-          </w:tcPr>
-          <w:p>
-            <w:pPr>
-              <w:pStyle w:val="NoSpacing"/>
-            </w:pPr>
-            <w:r>
-              <w:lastRenderedPageBreak/>
+            <w:tcW w:w="1546" w:type="dxa"/>
+          </w:tcPr>
+          <w:p>
+            <w:pPr>
+              <w:pStyle w:val="NoSpacing"/>
+            </w:pPr>
+            <w:r>
               <w:t>Interview Prep – Company Values Intelligence Engine</w:t>
             </w:r>
           </w:p>
         </w:tc>
         <w:tc>
           <w:tcPr>
-            <w:tcW w:w="1803" w:type="dxa"/>
-          </w:tcPr>
-          <w:p>
-            <w:pPr>
-              <w:pStyle w:val="NoSpacing"/>
-            </w:pPr>
-            <w:r>
-              <w:t xml:space="preserve"> Pre-interview alignment      </w:t>
-            </w:r>
-          </w:p>
-        </w:tc>
-        <w:tc>
-          <w:tcPr>
-            <w:tcW w:w="1803" w:type="dxa"/>
-          </w:tcPr>
-          <w:p>
-            <w:pPr>
-              <w:pStyle w:val="NoSpacing"/>
-            </w:pPr>
-            <w:r>
-              <w:t xml:space="preserve"> Maps company values to your stories                                          </w:t>
-            </w:r>
-          </w:p>
-        </w:tc>
-        <w:tc>
-          <w:tcPr>
-            <w:tcW w:w="1803" w:type="dxa"/>
-          </w:tcPr>
-          <w:p>
-            <w:pPr>
-              <w:pStyle w:val="NoSpacing"/>
-            </w:pPr>
-            <w:r>
-              <w:t xml:space="preserve"> Shows cultural fit without faking                                            </w:t>
-            </w:r>
-          </w:p>
-        </w:tc>
-        <w:tc>
-          <w:tcPr>
-            <w:tcW w:w="1804" w:type="dxa"/>
-          </w:tcPr>
-          <w:p>
-            <w:pPr>
-              <w:pStyle w:val="NoSpacing"/>
-            </w:pPr>
-            <w:r>
-              <w:t xml:space="preserve"> [Link]</w:t>
+            <w:tcW w:w="1575" w:type="dxa"/>
+          </w:tcPr>
+          <w:p>
+            <w:pPr>
+              <w:pStyle w:val="NoSpacing"/>
+            </w:pPr>
+            <w:r>
+              <w:t xml:space="preserve">Pre-interview alignment      </w:t>
+            </w:r>
+          </w:p>
+        </w:tc>
+        <w:tc>
+          <w:tcPr>
+            <w:tcW w:w="2236" w:type="dxa"/>
+          </w:tcPr>
+          <w:p>
+            <w:pPr>
+              <w:pStyle w:val="NoSpacing"/>
+            </w:pPr>
+            <w:r>
+              <w:t xml:space="preserve">Maps company values to your stories                                          </w:t>
+            </w:r>
+          </w:p>
+        </w:tc>
+        <w:tc>
+          <w:tcPr>
+            <w:tcW w:w="1640" w:type="dxa"/>
+          </w:tcPr>
+          <w:p>
+            <w:pPr>
+              <w:pStyle w:val="NoSpacing"/>
+            </w:pPr>
+            <w:r>
+              <w:t xml:space="preserve">Shows cultural fit without faking                                            </w:t>
+            </w:r>
+          </w:p>
+        </w:tc>
+        <w:tc>
+          <w:tcPr>
+            <w:tcW w:w="2019" w:type="dxa"/>
+          </w:tcPr>
+          <w:p>
+            <w:pPr>
+              <w:pStyle w:val="NoSpacing"/>
+            </w:pPr>
+            <w:r>
+              <w:t>Interview Prep – Company Values Intelligence Engine.md</w:t>
             </w:r>
           </w:p>
         </w:tc>
@@ -6829,66 +7193,67 @@
       <w:tr>
         <w:tc>
           <w:tcPr>
-            <w:tcW w:w="1803" w:type="dxa"/>
-          </w:tcPr>
-          <w:p>
-            <w:pPr>
-              <w:pStyle w:val="NoSpacing"/>
-            </w:pPr>
-            <w:r>
+            <w:tcW w:w="1546" w:type="dxa"/>
+          </w:tcPr>
+          <w:p>
+            <w:pPr>
+              <w:pStyle w:val="NoSpacing"/>
+            </w:pPr>
+            <w:r>
+              <w:lastRenderedPageBreak/>
               <w:t xml:space="preserve">The AI-Screener Logic-Gate                         </w:t>
             </w:r>
           </w:p>
         </w:tc>
         <w:tc>
           <w:tcPr>
-            <w:tcW w:w="1803" w:type="dxa"/>
-          </w:tcPr>
-          <w:p>
-            <w:pPr>
-              <w:pStyle w:val="NoSpacing"/>
-            </w:pPr>
-            <w:r>
-              <w:t xml:space="preserve"> Before any interview prep    </w:t>
-            </w:r>
-          </w:p>
-        </w:tc>
-        <w:tc>
-          <w:tcPr>
-            <w:tcW w:w="1803" w:type="dxa"/>
-          </w:tcPr>
-          <w:p>
-            <w:pPr>
-              <w:pStyle w:val="NoSpacing"/>
-            </w:pPr>
-            <w:r>
-              <w:t xml:space="preserve"> Simulates ATS/human screener logic and pass/fail predictions                 </w:t>
-            </w:r>
-          </w:p>
-        </w:tc>
-        <w:tc>
-          <w:tcPr>
-            <w:tcW w:w="1803" w:type="dxa"/>
-          </w:tcPr>
-          <w:p>
-            <w:pPr>
-              <w:pStyle w:val="NoSpacing"/>
-            </w:pPr>
-            <w:r>
-              <w:t xml:space="preserve"> Predicts filtering risks and optimization opportunities                      </w:t>
-            </w:r>
-          </w:p>
-        </w:tc>
-        <w:tc>
-          <w:tcPr>
-            <w:tcW w:w="1804" w:type="dxa"/>
-          </w:tcPr>
-          <w:p>
-            <w:pPr>
-              <w:pStyle w:val="NoSpacing"/>
-            </w:pPr>
-            <w:r>
-              <w:t xml:space="preserve"> [Link]</w:t>
+            <w:tcW w:w="1575" w:type="dxa"/>
+          </w:tcPr>
+          <w:p>
+            <w:pPr>
+              <w:pStyle w:val="NoSpacing"/>
+            </w:pPr>
+            <w:r>
+              <w:t xml:space="preserve">Before any interview prep    </w:t>
+            </w:r>
+          </w:p>
+        </w:tc>
+        <w:tc>
+          <w:tcPr>
+            <w:tcW w:w="2236" w:type="dxa"/>
+          </w:tcPr>
+          <w:p>
+            <w:pPr>
+              <w:pStyle w:val="NoSpacing"/>
+            </w:pPr>
+            <w:r>
+              <w:t xml:space="preserve">Simulates ATS/human screener logic and pass/fail predictions                 </w:t>
+            </w:r>
+          </w:p>
+        </w:tc>
+        <w:tc>
+          <w:tcPr>
+            <w:tcW w:w="1640" w:type="dxa"/>
+          </w:tcPr>
+          <w:p>
+            <w:pPr>
+              <w:pStyle w:val="NoSpacing"/>
+            </w:pPr>
+            <w:r>
+              <w:t xml:space="preserve">Predicts filtering risks and optimization opportunities                      </w:t>
+            </w:r>
+          </w:p>
+        </w:tc>
+        <w:tc>
+          <w:tcPr>
+            <w:tcW w:w="2019" w:type="dxa"/>
+          </w:tcPr>
+          <w:p>
+            <w:pPr>
+              <w:pStyle w:val="NoSpacing"/>
+            </w:pPr>
+            <w:r>
+              <w:t>The AI-Screener Logic-Gate.md</w:t>
             </w:r>
           </w:p>
         </w:tc>
@@ -6896,7 +7261,7 @@
       <w:tr>
         <w:tc>
           <w:tcPr>
-            <w:tcW w:w="1803" w:type="dxa"/>
+            <w:tcW w:w="1546" w:type="dxa"/>
           </w:tcPr>
           <w:p>
             <w:pPr>
@@ -6909,7 +7274,7 @@
         </w:tc>
         <w:tc>
           <w:tcPr>
-            <w:tcW w:w="1803" w:type="dxa"/>
+            <w:tcW w:w="1575" w:type="dxa"/>
           </w:tcPr>
           <w:p>
             <w:pPr>
@@ -6922,7 +7287,7 @@
         </w:tc>
         <w:tc>
           <w:tcPr>
-            <w:tcW w:w="1803" w:type="dxa"/>
+            <w:tcW w:w="2236" w:type="dxa"/>
           </w:tcPr>
           <w:p>
             <w:pPr>
@@ -6935,7 +7300,7 @@
         </w:tc>
         <w:tc>
           <w:tcPr>
-            <w:tcW w:w="1803" w:type="dxa"/>
+            <w:tcW w:w="1640" w:type="dxa"/>
           </w:tcPr>
           <w:p>
             <w:pPr>
@@ -6948,14 +7313,14 @@
         </w:tc>
         <w:tc>
           <w:tcPr>
-            <w:tcW w:w="1804" w:type="dxa"/>
-          </w:tcPr>
-          <w:p>
-            <w:pPr>
-              <w:pStyle w:val="NoSpacing"/>
-            </w:pPr>
-            <w:r>
-              <w:t xml:space="preserve"> [Link]</w:t>
+            <w:tcW w:w="2019" w:type="dxa"/>
+          </w:tcPr>
+          <w:p>
+            <w:pPr>
+              <w:pStyle w:val="NoSpacing"/>
+            </w:pPr>
+            <w:r>
+              <w:t>The T-chart alignment engine.md</w:t>
             </w:r>
           </w:p>
         </w:tc>
@@ -6963,7 +7328,7 @@
       <w:tr>
         <w:tc>
           <w:tcPr>
-            <w:tcW w:w="1803" w:type="dxa"/>
+            <w:tcW w:w="1546" w:type="dxa"/>
           </w:tcPr>
           <w:p>
             <w:pPr>
@@ -6976,7 +7341,7 @@
         </w:tc>
         <w:tc>
           <w:tcPr>
-            <w:tcW w:w="1803" w:type="dxa"/>
+            <w:tcW w:w="1575" w:type="dxa"/>
           </w:tcPr>
           <w:p>
             <w:pPr>
@@ -6989,20 +7354,20 @@
         </w:tc>
         <w:tc>
           <w:tcPr>
-            <w:tcW w:w="1803" w:type="dxa"/>
-          </w:tcPr>
-          <w:p>
-            <w:pPr>
-              <w:pStyle w:val="NoSpacing"/>
-            </w:pPr>
-            <w:r>
-              <w:t xml:space="preserve">Crafts professional outreach and questions for recruiters                    </w:t>
-            </w:r>
-          </w:p>
-        </w:tc>
-        <w:tc>
-          <w:tcPr>
-            <w:tcW w:w="1803" w:type="dxa"/>
+            <w:tcW w:w="2236" w:type="dxa"/>
+          </w:tcPr>
+          <w:p>
+            <w:pPr>
+              <w:pStyle w:val="NoSpacing"/>
+            </w:pPr>
+            <w:r>
+              <w:t xml:space="preserve">Crafts professional outreach and questions for recruiters/gatekeepers        </w:t>
+            </w:r>
+          </w:p>
+        </w:tc>
+        <w:tc>
+          <w:tcPr>
+            <w:tcW w:w="1640" w:type="dxa"/>
           </w:tcPr>
           <w:p>
             <w:pPr>
@@ -7015,14 +7380,14 @@
         </w:tc>
         <w:tc>
           <w:tcPr>
-            <w:tcW w:w="1804" w:type="dxa"/>
-          </w:tcPr>
-          <w:p>
-            <w:pPr>
-              <w:pStyle w:val="NoSpacing"/>
-            </w:pPr>
-            <w:r>
-              <w:t xml:space="preserve"> [Link]</w:t>
+            <w:tcW w:w="2019" w:type="dxa"/>
+          </w:tcPr>
+          <w:p>
+            <w:pPr>
+              <w:pStyle w:val="NoSpacing"/>
+            </w:pPr>
+            <w:r>
+              <w:t>Pre-interview recruiter bridge prompt.md (or Gatekeeper - pre-interview communication.md)</w:t>
             </w:r>
           </w:p>
         </w:tc>
@@ -7030,7 +7395,7 @@
       <w:tr>
         <w:tc>
           <w:tcPr>
-            <w:tcW w:w="1803" w:type="dxa"/>
+            <w:tcW w:w="1546" w:type="dxa"/>
           </w:tcPr>
           <w:p>
             <w:pPr>
@@ -7043,7 +7408,7 @@
         </w:tc>
         <w:tc>
           <w:tcPr>
-            <w:tcW w:w="1803" w:type="dxa"/>
+            <w:tcW w:w="1575" w:type="dxa"/>
           </w:tcPr>
           <w:p>
             <w:pPr>
@@ -7056,20 +7421,20 @@
         </w:tc>
         <w:tc>
           <w:tcPr>
-            <w:tcW w:w="1803" w:type="dxa"/>
-          </w:tcPr>
-          <w:p>
-            <w:pPr>
-              <w:pStyle w:val="NoSpacing"/>
-            </w:pPr>
-            <w:r>
-              <w:t>Reverse-engineers a complete, evidence-based interview strategy (personas, 90-second connection statements, Power Shift questions, Reality Gap framing, Bot-Runner mode).</w:t>
-            </w:r>
-          </w:p>
-        </w:tc>
-        <w:tc>
-          <w:tcPr>
-            <w:tcW w:w="1803" w:type="dxa"/>
+            <w:tcW w:w="2236" w:type="dxa"/>
+          </w:tcPr>
+          <w:p>
+            <w:pPr>
+              <w:pStyle w:val="NoSpacing"/>
+            </w:pPr>
+            <w:r>
+              <w:t xml:space="preserve">Reverse-engineers a complete, evidence-based interview strategy (personas, 90-second connection statements, Power Shift questions, Reality Gap framing, Bot-Runner mode) </w:t>
+            </w:r>
+          </w:p>
+        </w:tc>
+        <w:tc>
+          <w:tcPr>
+            <w:tcW w:w="1640" w:type="dxa"/>
           </w:tcPr>
           <w:p>
             <w:pPr>
@@ -7082,14 +7447,14 @@
         </w:tc>
         <w:tc>
           <w:tcPr>
-            <w:tcW w:w="1804" w:type="dxa"/>
-          </w:tcPr>
-          <w:p>
-            <w:pPr>
-              <w:pStyle w:val="NoSpacing"/>
-            </w:pPr>
-            <w:r>
-              <w:t xml:space="preserve"> [Link]</w:t>
+            <w:tcW w:w="2019" w:type="dxa"/>
+          </w:tcPr>
+          <w:p>
+            <w:pPr>
+              <w:pStyle w:val="NoSpacing"/>
+            </w:pPr>
+            <w:r>
+              <w:t>The Universal Interview Architect.md + The universal interview architect - Usage Guide.md</w:t>
             </w:r>
           </w:p>
         </w:tc>
@@ -7097,7 +7462,7 @@
       <w:tr>
         <w:tc>
           <w:tcPr>
-            <w:tcW w:w="1803" w:type="dxa"/>
+            <w:tcW w:w="1546" w:type="dxa"/>
           </w:tcPr>
           <w:p>
             <w:pPr>
@@ -7110,53 +7475,53 @@
         </w:tc>
         <w:tc>
           <w:tcPr>
-            <w:tcW w:w="1803" w:type="dxa"/>
-          </w:tcPr>
-          <w:p>
-            <w:pPr>
-              <w:pStyle w:val="NoSpacing"/>
-            </w:pPr>
-            <w:r>
-              <w:t xml:space="preserve"> Practice sessions            </w:t>
-            </w:r>
-          </w:p>
-        </w:tc>
-        <w:tc>
-          <w:tcPr>
-            <w:tcW w:w="1803" w:type="dxa"/>
-          </w:tcPr>
-          <w:p>
-            <w:pPr>
-              <w:pStyle w:val="NoSpacing"/>
-            </w:pPr>
-            <w:r>
-              <w:t xml:space="preserve"> Simulates stress/technical grilling                                          </w:t>
-            </w:r>
-          </w:p>
-        </w:tc>
-        <w:tc>
-          <w:tcPr>
-            <w:tcW w:w="1803" w:type="dxa"/>
-          </w:tcPr>
-          <w:p>
-            <w:pPr>
-              <w:pStyle w:val="NoSpacing"/>
-            </w:pPr>
-            <w:r>
-              <w:t xml:space="preserve"> Builds real resilience — no surprises on game day                            </w:t>
-            </w:r>
-          </w:p>
-        </w:tc>
-        <w:tc>
-          <w:tcPr>
-            <w:tcW w:w="1804" w:type="dxa"/>
-          </w:tcPr>
-          <w:p>
-            <w:pPr>
-              <w:pStyle w:val="NoSpacing"/>
-            </w:pPr>
-            <w:r>
-              <w:t xml:space="preserve"> [Link]</w:t>
+            <w:tcW w:w="1575" w:type="dxa"/>
+          </w:tcPr>
+          <w:p>
+            <w:pPr>
+              <w:pStyle w:val="NoSpacing"/>
+            </w:pPr>
+            <w:r>
+              <w:t xml:space="preserve">Practice sessions            </w:t>
+            </w:r>
+          </w:p>
+        </w:tc>
+        <w:tc>
+          <w:tcPr>
+            <w:tcW w:w="2236" w:type="dxa"/>
+          </w:tcPr>
+          <w:p>
+            <w:pPr>
+              <w:pStyle w:val="NoSpacing"/>
+            </w:pPr>
+            <w:r>
+              <w:t xml:space="preserve">Simulates stress/technical grilling                                          </w:t>
+            </w:r>
+          </w:p>
+        </w:tc>
+        <w:tc>
+          <w:tcPr>
+            <w:tcW w:w="1640" w:type="dxa"/>
+          </w:tcPr>
+          <w:p>
+            <w:pPr>
+              <w:pStyle w:val="NoSpacing"/>
+            </w:pPr>
+            <w:r>
+              <w:t xml:space="preserve">Builds real resilience — no surprises on game day                            </w:t>
+            </w:r>
+          </w:p>
+        </w:tc>
+        <w:tc>
+          <w:tcPr>
+            <w:tcW w:w="2019" w:type="dxa"/>
+          </w:tcPr>
+          <w:p>
+            <w:pPr>
+              <w:pStyle w:val="NoSpacing"/>
+            </w:pPr>
+            <w:r>
+              <w:t>INTERVIEW PRESSURE SIMULATOR.md / TECHNICAL INTERVIEW PRESSURE SIMULATOR.md</w:t>
             </w:r>
           </w:p>
         </w:tc>
@@ -7164,66 +7529,66 @@
       <w:tr>
         <w:tc>
           <w:tcPr>
-            <w:tcW w:w="1803" w:type="dxa"/>
-          </w:tcPr>
-          <w:p>
-            <w:pPr>
-              <w:pStyle w:val="NoSpacing"/>
-            </w:pPr>
-            <w:r>
-              <w:t xml:space="preserve">AI Voice Interview Suite                           </w:t>
-            </w:r>
-          </w:p>
-        </w:tc>
-        <w:tc>
-          <w:tcPr>
-            <w:tcW w:w="1803" w:type="dxa"/>
-          </w:tcPr>
-          <w:p>
-            <w:pPr>
-              <w:pStyle w:val="NoSpacing"/>
-            </w:pPr>
-            <w:r>
-              <w:t xml:space="preserve"> Mock interviews              </w:t>
-            </w:r>
-          </w:p>
-        </w:tc>
-        <w:tc>
-          <w:tcPr>
-            <w:tcW w:w="1803" w:type="dxa"/>
-          </w:tcPr>
-          <w:p>
-            <w:pPr>
-              <w:pStyle w:val="NoSpacing"/>
-            </w:pPr>
-            <w:r>
-              <w:t xml:space="preserve"> Voice-based realistic practice                                               </w:t>
-            </w:r>
-          </w:p>
-        </w:tc>
-        <w:tc>
-          <w:tcPr>
-            <w:tcW w:w="1803" w:type="dxa"/>
-          </w:tcPr>
-          <w:p>
-            <w:pPr>
-              <w:pStyle w:val="NoSpacing"/>
-            </w:pPr>
-            <w:r>
-              <w:t xml:space="preserve"> Feels like the real thing; refine delivery                                   </w:t>
-            </w:r>
-          </w:p>
-        </w:tc>
-        <w:tc>
-          <w:tcPr>
-            <w:tcW w:w="1804" w:type="dxa"/>
-          </w:tcPr>
-          <w:p>
-            <w:pPr>
-              <w:pStyle w:val="NoSpacing"/>
-            </w:pPr>
-            <w:r>
-              <w:t xml:space="preserve"> [Link]</w:t>
+            <w:tcW w:w="1546" w:type="dxa"/>
+          </w:tcPr>
+          <w:p>
+            <w:pPr>
+              <w:pStyle w:val="NoSpacing"/>
+            </w:pPr>
+            <w:r>
+              <w:t xml:space="preserve">Post-Interview Rapid Recall Engine                 </w:t>
+            </w:r>
+          </w:p>
+        </w:tc>
+        <w:tc>
+          <w:tcPr>
+            <w:tcW w:w="1575" w:type="dxa"/>
+          </w:tcPr>
+          <w:p>
+            <w:pPr>
+              <w:pStyle w:val="NoSpacing"/>
+            </w:pPr>
+            <w:r>
+              <w:t xml:space="preserve">Immediately after            </w:t>
+            </w:r>
+          </w:p>
+        </w:tc>
+        <w:tc>
+          <w:tcPr>
+            <w:tcW w:w="2236" w:type="dxa"/>
+          </w:tcPr>
+          <w:p>
+            <w:pPr>
+              <w:pStyle w:val="NoSpacing"/>
+            </w:pPr>
+            <w:r>
+              <w:t xml:space="preserve">Captures fresh details/notes                                                 </w:t>
+            </w:r>
+          </w:p>
+        </w:tc>
+        <w:tc>
+          <w:tcPr>
+            <w:tcW w:w="1640" w:type="dxa"/>
+          </w:tcPr>
+          <w:p>
+            <w:pPr>
+              <w:pStyle w:val="NoSpacing"/>
+            </w:pPr>
+            <w:r>
+              <w:t xml:space="preserve">Preserves insights for follow-up &amp; future prep                               </w:t>
+            </w:r>
+          </w:p>
+        </w:tc>
+        <w:tc>
+          <w:tcPr>
+            <w:tcW w:w="2019" w:type="dxa"/>
+          </w:tcPr>
+          <w:p>
+            <w:pPr>
+              <w:pStyle w:val="NoSpacing"/>
+            </w:pPr>
+            <w:r>
+              <w:t>Post-Interview Rapid Recall Engine.md</w:t>
             </w:r>
           </w:p>
         </w:tc>
@@ -7231,66 +7596,66 @@
       <w:tr>
         <w:tc>
           <w:tcPr>
-            <w:tcW w:w="1803" w:type="dxa"/>
-          </w:tcPr>
-          <w:p>
-            <w:pPr>
-              <w:pStyle w:val="NoSpacing"/>
-            </w:pPr>
-            <w:r>
-              <w:t xml:space="preserve">Interview Confidence &amp; Fit Prompt                  </w:t>
-            </w:r>
-          </w:p>
-        </w:tc>
-        <w:tc>
-          <w:tcPr>
-            <w:tcW w:w="1803" w:type="dxa"/>
-          </w:tcPr>
-          <w:p>
-            <w:pPr>
-              <w:pStyle w:val="NoSpacing"/>
-            </w:pPr>
-            <w:r>
-              <w:t xml:space="preserve"> Right before interview       </w:t>
-            </w:r>
-          </w:p>
-        </w:tc>
-        <w:tc>
-          <w:tcPr>
-            <w:tcW w:w="1803" w:type="dxa"/>
-          </w:tcPr>
-          <w:p>
-            <w:pPr>
-              <w:pStyle w:val="NoSpacing"/>
-            </w:pPr>
-            <w:r>
-              <w:t xml:space="preserve"> Boosts mindset &amp; self-assessment                                             </w:t>
-            </w:r>
-          </w:p>
-        </w:tc>
-        <w:tc>
-          <w:tcPr>
-            <w:tcW w:w="1803" w:type="dxa"/>
-          </w:tcPr>
-          <w:p>
-            <w:pPr>
-              <w:pStyle w:val="NoSpacing"/>
-            </w:pPr>
-            <w:r>
-              <w:t xml:space="preserve"> Enter calm and aligned                                                       </w:t>
-            </w:r>
-          </w:p>
-        </w:tc>
-        <w:tc>
-          <w:tcPr>
-            <w:tcW w:w="1804" w:type="dxa"/>
-          </w:tcPr>
-          <w:p>
-            <w:pPr>
-              <w:pStyle w:val="NoSpacing"/>
-            </w:pPr>
-            <w:r>
-              <w:t xml:space="preserve"> [Link]</w:t>
+            <w:tcW w:w="1546" w:type="dxa"/>
+          </w:tcPr>
+          <w:p>
+            <w:pPr>
+              <w:pStyle w:val="NoSpacing"/>
+            </w:pPr>
+            <w:r>
+              <w:t xml:space="preserve">Post-Interview Thank You Note Generator            </w:t>
+            </w:r>
+          </w:p>
+        </w:tc>
+        <w:tc>
+          <w:tcPr>
+            <w:tcW w:w="1575" w:type="dxa"/>
+          </w:tcPr>
+          <w:p>
+            <w:pPr>
+              <w:pStyle w:val="NoSpacing"/>
+            </w:pPr>
+            <w:r>
+              <w:t xml:space="preserve">Within 24 hours post-interview </w:t>
+            </w:r>
+          </w:p>
+        </w:tc>
+        <w:tc>
+          <w:tcPr>
+            <w:tcW w:w="2236" w:type="dxa"/>
+          </w:tcPr>
+          <w:p>
+            <w:pPr>
+              <w:pStyle w:val="NoSpacing"/>
+            </w:pPr>
+            <w:r>
+              <w:t xml:space="preserve">Crafts personalized, professional notes                                    </w:t>
+            </w:r>
+          </w:p>
+        </w:tc>
+        <w:tc>
+          <w:tcPr>
+            <w:tcW w:w="1640" w:type="dxa"/>
+          </w:tcPr>
+          <w:p>
+            <w:pPr>
+              <w:pStyle w:val="NoSpacing"/>
+            </w:pPr>
+            <w:r>
+              <w:t xml:space="preserve">Reinforces positive impression &amp; keeps you top-of-mind                      </w:t>
+            </w:r>
+          </w:p>
+        </w:tc>
+        <w:tc>
+          <w:tcPr>
+            <w:tcW w:w="2019" w:type="dxa"/>
+          </w:tcPr>
+          <w:p>
+            <w:pPr>
+              <w:pStyle w:val="NoSpacing"/>
+            </w:pPr>
+            <w:r>
+              <w:t>Post-Interview Thank You Note Generator.md</w:t>
             </w:r>
           </w:p>
         </w:tc>
@@ -7298,7 +7663,7 @@
       <w:tr>
         <w:tc>
           <w:tcPr>
-            <w:tcW w:w="1803" w:type="dxa"/>
+            <w:tcW w:w="1546" w:type="dxa"/>
           </w:tcPr>
           <w:p>
             <w:pPr>
@@ -7311,188 +7676,53 @@
         </w:tc>
         <w:tc>
           <w:tcPr>
-            <w:tcW w:w="1803" w:type="dxa"/>
-          </w:tcPr>
-          <w:p>
-            <w:pPr>
-              <w:pStyle w:val="NoSpacing"/>
-            </w:pPr>
-            <w:r>
-              <w:t xml:space="preserve"> Prep thoughtful questions    </w:t>
-            </w:r>
-          </w:p>
-        </w:tc>
-        <w:tc>
-          <w:tcPr>
-            <w:tcW w:w="1803" w:type="dxa"/>
-          </w:tcPr>
-          <w:p>
-            <w:pPr>
-              <w:pStyle w:val="NoSpacing"/>
-            </w:pPr>
-            <w:r>
-              <w:t xml:space="preserve"> Outlines early success plan                                                  </w:t>
-            </w:r>
-          </w:p>
-        </w:tc>
-        <w:tc>
-          <w:tcPr>
-            <w:tcW w:w="1803" w:type="dxa"/>
-          </w:tcPr>
-          <w:p>
-            <w:pPr>
-              <w:pStyle w:val="NoSpacing"/>
-            </w:pPr>
-            <w:r>
-              <w:t xml:space="preserve"> Demonstrates proactivity and foresight                                       </w:t>
-            </w:r>
-          </w:p>
-        </w:tc>
-        <w:tc>
-          <w:tcPr>
-            <w:tcW w:w="1804" w:type="dxa"/>
-          </w:tcPr>
-          <w:p>
-            <w:pPr>
-              <w:pStyle w:val="NoSpacing"/>
-            </w:pPr>
-            <w:r>
-              <w:t xml:space="preserve"> [Link]</w:t>
-            </w:r>
-          </w:p>
-        </w:tc>
-      </w:tr>
-      <w:tr>
-        <w:tc>
-          <w:tcPr>
-            <w:tcW w:w="1803" w:type="dxa"/>
-          </w:tcPr>
-          <w:p>
-            <w:pPr>
-              <w:pStyle w:val="NoSpacing"/>
-            </w:pPr>
-            <w:r>
-              <w:t xml:space="preserve">Post-Interview Rapid Recall Engine                 </w:t>
-            </w:r>
-          </w:p>
-        </w:tc>
-        <w:tc>
-          <w:tcPr>
-            <w:tcW w:w="1803" w:type="dxa"/>
-          </w:tcPr>
-          <w:p>
-            <w:pPr>
-              <w:pStyle w:val="NoSpacing"/>
-            </w:pPr>
-            <w:r>
-              <w:t xml:space="preserve"> Immediately after            </w:t>
-            </w:r>
-          </w:p>
-        </w:tc>
-        <w:tc>
-          <w:tcPr>
-            <w:tcW w:w="1803" w:type="dxa"/>
-          </w:tcPr>
-          <w:p>
-            <w:pPr>
-              <w:pStyle w:val="NoSpacing"/>
-            </w:pPr>
-            <w:r>
-              <w:t xml:space="preserve"> Captures fresh details/notes                                                 </w:t>
-            </w:r>
-          </w:p>
-        </w:tc>
-        <w:tc>
-          <w:tcPr>
-            <w:tcW w:w="1803" w:type="dxa"/>
-          </w:tcPr>
-          <w:p>
-            <w:pPr>
-              <w:pStyle w:val="NoSpacing"/>
-            </w:pPr>
-            <w:r>
-              <w:t xml:space="preserve"> Preserves insights for follow-up &amp; future prep                               </w:t>
-            </w:r>
-          </w:p>
-        </w:tc>
-        <w:tc>
-          <w:tcPr>
-            <w:tcW w:w="1804" w:type="dxa"/>
-          </w:tcPr>
-          <w:p>
-            <w:pPr>
-              <w:pStyle w:val="NoSpacing"/>
-            </w:pPr>
-            <w:r>
-              <w:t xml:space="preserve"> [Link]</w:t>
-            </w:r>
-          </w:p>
-        </w:tc>
-      </w:tr>
-      <w:tr>
-        <w:tc>
-          <w:tcPr>
-            <w:tcW w:w="1803" w:type="dxa"/>
-          </w:tcPr>
-          <w:p>
-            <w:pPr>
-              <w:pStyle w:val="NoSpacing"/>
-            </w:pPr>
-            <w:r>
-              <w:lastRenderedPageBreak/>
-              <w:t xml:space="preserve">Post-Interview Thank You Note Generator            </w:t>
-            </w:r>
-          </w:p>
-        </w:tc>
-        <w:tc>
-          <w:tcPr>
-            <w:tcW w:w="1803" w:type="dxa"/>
-          </w:tcPr>
-          <w:p>
-            <w:pPr>
-              <w:pStyle w:val="NoSpacing"/>
-            </w:pPr>
-            <w:r>
-              <w:t xml:space="preserve"> Within 24 hours post-interview </w:t>
-            </w:r>
-          </w:p>
-        </w:tc>
-        <w:tc>
-          <w:tcPr>
-            <w:tcW w:w="1803" w:type="dxa"/>
-          </w:tcPr>
-          <w:p>
-            <w:pPr>
-              <w:pStyle w:val="NoSpacing"/>
-            </w:pPr>
-            <w:r>
-              <w:t xml:space="preserve"> Crafts personalized, professional notes                                    </w:t>
-            </w:r>
-          </w:p>
-        </w:tc>
-        <w:tc>
-          <w:tcPr>
-            <w:tcW w:w="1803" w:type="dxa"/>
-          </w:tcPr>
-          <w:p>
-            <w:pPr>
-              <w:pStyle w:val="NoSpacing"/>
-            </w:pPr>
-            <w:r>
-              <w:t xml:space="preserve"> Reinforces positive impression &amp; keeps you top-of-mind                      </w:t>
-            </w:r>
-          </w:p>
-        </w:tc>
-        <w:tc>
-          <w:tcPr>
-            <w:tcW w:w="1804" w:type="dxa"/>
-          </w:tcPr>
-          <w:p>
-            <w:pPr>
-              <w:pStyle w:val="NoSpacing"/>
-            </w:pPr>
-            <w:r>
-              <w:t xml:space="preserve"> [Link]</w:t>
+            <w:tcW w:w="1575" w:type="dxa"/>
+          </w:tcPr>
+          <w:p>
+            <w:pPr>
+              <w:pStyle w:val="NoSpacing"/>
+            </w:pPr>
+            <w:r>
+              <w:t xml:space="preserve">Prep thoughtful questions    </w:t>
+            </w:r>
+          </w:p>
+        </w:tc>
+        <w:tc>
+          <w:tcPr>
+            <w:tcW w:w="2236" w:type="dxa"/>
+          </w:tcPr>
+          <w:p>
+            <w:pPr>
+              <w:pStyle w:val="NoSpacing"/>
+            </w:pPr>
+            <w:r>
+              <w:t xml:space="preserve">Outlines early success plan                                                  </w:t>
+            </w:r>
+          </w:p>
+        </w:tc>
+        <w:tc>
+          <w:tcPr>
+            <w:tcW w:w="1640" w:type="dxa"/>
+          </w:tcPr>
+          <w:p>
+            <w:pPr>
+              <w:pStyle w:val="NoSpacing"/>
+            </w:pPr>
+            <w:r>
+              <w:t xml:space="preserve">Demonstrates proactivity and foresight                                       </w:t>
+            </w:r>
+          </w:p>
+        </w:tc>
+        <w:tc>
+          <w:tcPr>
+            <w:tcW w:w="2019" w:type="dxa"/>
+          </w:tcPr>
+          <w:p>
+            <w:pPr>
+              <w:pStyle w:val="NoSpacing"/>
+            </w:pPr>
+            <w:r>
+              <w:t>The Day 0 Onboarding Strategist.md</w:t>
             </w:r>
           </w:p>
         </w:tc>
@@ -7510,17 +7740,30 @@
     </w:p>
     <w:p>
       <w:pPr>
+        <w:pStyle w:val="NoSpacing"/>
+      </w:pPr>
+    </w:p>
+    <w:p>
+      <w:pPr>
+        <w:pStyle w:val="NoSpacing"/>
+      </w:pPr>
+    </w:p>
+    <w:p>
+      <w:pPr>
         <w:pStyle w:val="Heading2"/>
       </w:pPr>
-      <w:bookmarkStart w:id="51" w:name="_Toc225447854"/>
-      <w:bookmarkStart w:id="52" w:name="_Toc225447882"/>
-      <w:bookmarkStart w:id="53" w:name="_Toc225765977"/>
-      <w:r>
+      <w:bookmarkStart w:id="68" w:name="_Toc225447854"/>
+      <w:bookmarkStart w:id="69" w:name="_Toc225447882"/>
+      <w:bookmarkStart w:id="70" w:name="_Toc227006872"/>
+      <w:bookmarkStart w:id="71" w:name="_Toc227007087"/>
+      <w:r>
+        <w:lastRenderedPageBreak/>
         <w:t>Lessons Learned Sidebar</w:t>
       </w:r>
-      <w:bookmarkEnd w:id="51"/>
-      <w:bookmarkEnd w:id="52"/>
-      <w:bookmarkEnd w:id="53"/>
+      <w:bookmarkEnd w:id="68"/>
+      <w:bookmarkEnd w:id="69"/>
+      <w:bookmarkEnd w:id="70"/>
+      <w:bookmarkEnd w:id="71"/>
     </w:p>
     <w:p>
       <w:pPr>
@@ -7579,18 +7822,20 @@
       <w:pPr>
         <w:pStyle w:val="Heading1"/>
       </w:pPr>
-      <w:bookmarkStart w:id="54" w:name="_Toc225447855"/>
-      <w:bookmarkStart w:id="55" w:name="_Toc225447883"/>
-      <w:bookmarkStart w:id="56" w:name="_Toc225765978"/>
+      <w:bookmarkStart w:id="72" w:name="_Toc225447855"/>
+      <w:bookmarkStart w:id="73" w:name="_Toc225447883"/>
+      <w:bookmarkStart w:id="74" w:name="_Toc227006873"/>
+      <w:bookmarkStart w:id="75" w:name="_Toc227007088"/>
       <w:r>
         <w:t>Phase 4:</w:t>
       </w:r>
       <w:r>
         <w:t xml:space="preserve"> After – Offer, Negotiation &amp; Close</w:t>
       </w:r>
-      <w:bookmarkEnd w:id="54"/>
-      <w:bookmarkEnd w:id="55"/>
-      <w:bookmarkEnd w:id="56"/>
+      <w:bookmarkEnd w:id="72"/>
+      <w:bookmarkEnd w:id="73"/>
+      <w:bookmarkEnd w:id="74"/>
+      <w:bookmarkEnd w:id="75"/>
     </w:p>
     <w:p>
       <w:pPr>
@@ -7602,6 +7847,11 @@
       <w:r>
         <w:t xml:space="preserve"> Secure the best possible outcome from an offer while maintaining professionalism, protecting your leverage, and setting yourself up for a strong start — without burning bridges or risking the opportunity.</w:t>
       </w:r>
+    </w:p>
+    <w:p>
+      <w:pPr>
+        <w:pStyle w:val="NoSpacing"/>
+      </w:pPr>
     </w:p>
     <w:p>
       <w:pPr>
@@ -7709,7 +7959,15 @@
         <w:ind w:left="720"/>
       </w:pPr>
       <w:r>
-        <w:t>Log the full offer details into your Command Center tracker (update status to “Offer Received”).</w:t>
+        <w:t xml:space="preserve">Log the full offer details into your Command </w:t>
+      </w:r>
+      <w:proofErr w:type="spellStart"/>
+      <w:r>
+        <w:t>Center</w:t>
+      </w:r>
+      <w:proofErr w:type="spellEnd"/>
+      <w:r>
+        <w:t xml:space="preserve"> tracker (update status to “Offer Received”).</w:t>
       </w:r>
     </w:p>
     <w:p>
@@ -7731,12 +7989,6 @@
       <w:r>
         <w:t xml:space="preserve">. </w:t>
       </w:r>
-      <w:r>
-        <w:t>Compare against your internal targets (from earlier phases:</w:t>
-      </w:r>
-      <w:r>
-        <w:t xml:space="preserve"> salary research via intel tools, market benchmarks).</w:t>
-      </w:r>
     </w:p>
     <w:p>
       <w:pPr>
@@ -7752,6 +8004,26 @@
         <w:ind w:left="720"/>
       </w:pPr>
       <w:r>
+        <w:t>Compare against your internal targets (from earlier phases:</w:t>
+      </w:r>
+      <w:r>
+        <w:t xml:space="preserve"> salary research via intel tools, market benchmarks).</w:t>
+      </w:r>
+    </w:p>
+    <w:p>
+      <w:pPr>
+        <w:pStyle w:val="NoSpacing"/>
+        <w:numPr>
+          <w:ilvl w:val="1"/>
+          <w:numId w:val="3"/>
+        </w:numPr>
+        <w:tabs>
+          <w:tab w:val="left" w:pos="360"/>
+          <w:tab w:val="left" w:pos="720"/>
+        </w:tabs>
+        <w:ind w:left="720"/>
+      </w:pPr>
+      <w:r>
         <w:t>Run Safe Offer Negotiation Assistant v2.0 with the full offer details + your must-haves/nice-to-haves.</w:t>
       </w:r>
     </w:p>
@@ -7799,20 +8071,17 @@
       <w:pPr>
         <w:pStyle w:val="NoSpacing"/>
         <w:numPr>
-          <w:ilvl w:val="1"/>
-          <w:numId w:val="3"/>
+          <w:ilvl w:val="4"/>
+          <w:numId w:val="4"/>
         </w:numPr>
         <w:tabs>
           <w:tab w:val="left" w:pos="360"/>
           <w:tab w:val="left" w:pos="720"/>
         </w:tabs>
-        <w:ind w:left="720"/>
-      </w:pPr>
-      <w:r>
-        <w:t>Check for hidden red flags:</w:t>
-      </w:r>
-      <w:r>
-        <w:t xml:space="preserve"> non-competes, IP clauses, severance, at-will status in your state (CT).</w:t>
+        <w:ind w:left="1080"/>
+      </w:pPr>
+      <w:r>
+        <w:t>This engine now includes total-comp “Dry Powder” analysis, Offer Strength Score, pivot playbook for rebuttals, chain-of-thought reasoning, and adversarial red-teaming.</w:t>
       </w:r>
     </w:p>
     <w:p>
@@ -7829,6 +8098,26 @@
         <w:ind w:left="720"/>
       </w:pPr>
       <w:r>
+        <w:t>Check for hidden red flags:</w:t>
+      </w:r>
+      <w:r>
+        <w:t xml:space="preserve"> non-competes, IP clauses, severance, at-will status in your state (CT).</w:t>
+      </w:r>
+    </w:p>
+    <w:p>
+      <w:pPr>
+        <w:pStyle w:val="NoSpacing"/>
+        <w:numPr>
+          <w:ilvl w:val="1"/>
+          <w:numId w:val="3"/>
+        </w:numPr>
+        <w:tabs>
+          <w:tab w:val="left" w:pos="360"/>
+          <w:tab w:val="left" w:pos="720"/>
+        </w:tabs>
+        <w:ind w:left="720"/>
+      </w:pPr>
+      <w:r>
         <w:t>Decide your BATNA (Best Alternative to Negotiated Agreement) — are there other interviews/offers in play?</w:t>
       </w:r>
     </w:p>
@@ -7910,7 +8199,6 @@
         <w:ind w:left="720"/>
       </w:pPr>
       <w:r>
-        <w:lastRenderedPageBreak/>
         <w:t>If they push back:</w:t>
       </w:r>
       <w:r>
@@ -7949,6 +8237,15 @@
       <w:r>
         <w:t>Accept &amp; onboard prep</w:t>
       </w:r>
+      <w:r>
+        <w:t xml:space="preserve"> </w:t>
+      </w:r>
+      <w:r>
+        <w:t xml:space="preserve">- </w:t>
+      </w:r>
+      <w:r>
+        <w:t>Once agreed</w:t>
+      </w:r>
     </w:p>
     <w:p>
       <w:pPr>
@@ -7963,10 +8260,7 @@
         <w:ind w:left="720"/>
       </w:pPr>
       <w:r>
-        <w:t>Once agreed:</w:t>
-      </w:r>
-      <w:r>
-        <w:t xml:space="preserve"> Send formal acceptance email (copy the script style from negotiation prompt).</w:t>
+        <w:t>Send formal acceptance email (copy the script style from negotiation prompt).</w:t>
       </w:r>
     </w:p>
     <w:p>
@@ -7982,6 +8276,7 @@
         <w:ind w:left="720"/>
       </w:pPr>
       <w:r>
+        <w:lastRenderedPageBreak/>
         <w:t>Sign paperwork only after reviewing with a quick legal eye (or consult if complex).</w:t>
       </w:r>
     </w:p>
@@ -7998,7 +8293,24 @@
         <w:ind w:left="720"/>
       </w:pPr>
       <w:r>
-        <w:t>Run Pre-Day-One Positioning Engine (PDPE) using the original job posting + interview notes. It builds a stakeholder map, risk/landmine scan, early-win calculator, and a ready-to-use Day 0 Brief.</w:t>
+        <w:t xml:space="preserve">Run Pre-Day-One Positioning Engine (PDPE) using the original job posting + interview notes. </w:t>
+      </w:r>
+    </w:p>
+    <w:p>
+      <w:pPr>
+        <w:pStyle w:val="NoSpacing"/>
+        <w:numPr>
+          <w:ilvl w:val="2"/>
+          <w:numId w:val="2"/>
+        </w:numPr>
+        <w:tabs>
+          <w:tab w:val="clear" w:pos="2160"/>
+          <w:tab w:val="left" w:pos="720"/>
+        </w:tabs>
+        <w:ind w:left="1440"/>
+      </w:pPr>
+      <w:r>
+        <w:t>It builds a stakeholder map, risk/landmine scan, early-win calculator, and a ready-to-use Day 0 Brief.</w:t>
       </w:r>
     </w:p>
     <w:p>
@@ -8033,7 +8345,15 @@
         <w:ind w:left="720"/>
       </w:pPr>
       <w:r>
-        <w:t>Update Command Center:</w:t>
+        <w:t xml:space="preserve">Update Command </w:t>
+      </w:r>
+      <w:proofErr w:type="spellStart"/>
+      <w:r>
+        <w:t>Center</w:t>
+      </w:r>
+      <w:proofErr w:type="spellEnd"/>
+      <w:r>
+        <w:t>:</w:t>
       </w:r>
       <w:r>
         <w:t xml:space="preserve"> Mark as “Accepted” + note final terms.</w:t>
@@ -8106,16 +8426,18 @@
         <w:ind w:left="720"/>
       </w:pPr>
       <w:r>
-        <w:t>Update your Master</w:t>
-      </w:r>
-      <w:r>
-        <w:rPr>
-          <w:i/>
-        </w:rPr>
-        <w:t>Summary</w:t>
-      </w:r>
-      <w:r>
-        <w:t>Maintenance_Engine with new role details.</w:t>
+        <w:t xml:space="preserve">Update your Master-Career-Profile using </w:t>
+      </w:r>
+      <w:proofErr w:type="spellStart"/>
+      <w:r>
+        <w:t>Master_Summary_Maintenance_Engine</w:t>
+      </w:r>
+      <w:proofErr w:type="spellEnd"/>
+      <w:r>
+        <w:t xml:space="preserve"> with new role details.</w:t>
+      </w:r>
+      <w:r>
+        <w:t xml:space="preserve"> </w:t>
       </w:r>
     </w:p>
     <w:p>
@@ -8147,6 +8469,18 @@
       <w:pPr>
         <w:pStyle w:val="Heading2"/>
       </w:pPr>
+      <w:bookmarkStart w:id="76" w:name="_Toc227006874"/>
+      <w:bookmarkStart w:id="77" w:name="_Toc227007089"/>
+      <w:r>
+        <w:t>Quick-Reference Table – After Phase Tools</w:t>
+      </w:r>
+      <w:bookmarkEnd w:id="76"/>
+      <w:bookmarkEnd w:id="77"/>
+    </w:p>
+    <w:p>
+      <w:pPr>
+        <w:pStyle w:val="NoSpacing"/>
+      </w:pPr>
       <w:r>
         <w:t>Quick-Reference Table – After Phase Tools</w:t>
       </w:r>
@@ -8159,24 +8493,20 @@
     <w:tbl>
       <w:tblPr>
         <w:tblStyle w:val="TableGrid"/>
-        <w:tblW w:w="5000" w:type="pct"/>
-        <w:tblLayout w:type="fixed"/>
+        <w:tblW w:w="0" w:type="auto"/>
         <w:tblLook w:val="04A0" w:firstRow="1" w:lastRow="0" w:firstColumn="1" w:lastColumn="0" w:noHBand="0" w:noVBand="1"/>
       </w:tblPr>
       <w:tblGrid>
-        <w:gridCol w:w="1803"/>
-        <w:gridCol w:w="1803"/>
-        <w:gridCol w:w="1803"/>
-        <w:gridCol w:w="1803"/>
-        <w:gridCol w:w="1804"/>
+        <w:gridCol w:w="2776"/>
+        <w:gridCol w:w="1012"/>
+        <w:gridCol w:w="1097"/>
+        <w:gridCol w:w="1108"/>
+        <w:gridCol w:w="3023"/>
       </w:tblGrid>
       <w:tr>
-        <w:trPr>
-          <w:trHeight w:val="548"/>
-        </w:trPr>
-        <w:tc>
-          <w:tcPr>
-            <w:tcW w:w="1803" w:type="dxa"/>
+        <w:tc>
+          <w:tcPr>
+            <w:tcW w:w="2776" w:type="dxa"/>
           </w:tcPr>
           <w:p>
             <w:pPr>
@@ -8191,13 +8521,13 @@
                 <w:b/>
                 <w:bCs/>
               </w:rPr>
-              <w:t xml:space="preserve"> Tool / Prompt                              </w:t>
-            </w:r>
-          </w:p>
-        </w:tc>
-        <w:tc>
-          <w:tcPr>
-            <w:tcW w:w="1803" w:type="dxa"/>
+              <w:t xml:space="preserve">Tool / Prompt                                      </w:t>
+            </w:r>
+          </w:p>
+        </w:tc>
+        <w:tc>
+          <w:tcPr>
+            <w:tcW w:w="1012" w:type="dxa"/>
           </w:tcPr>
           <w:p>
             <w:pPr>
@@ -8212,13 +8542,13 @@
                 <w:b/>
                 <w:bCs/>
               </w:rPr>
-              <w:t xml:space="preserve"> When to Use                          </w:t>
-            </w:r>
-          </w:p>
-        </w:tc>
-        <w:tc>
-          <w:tcPr>
-            <w:tcW w:w="1803" w:type="dxa"/>
+              <w:t xml:space="preserve">When to Use                          </w:t>
+            </w:r>
+          </w:p>
+        </w:tc>
+        <w:tc>
+          <w:tcPr>
+            <w:tcW w:w="1097" w:type="dxa"/>
           </w:tcPr>
           <w:p>
             <w:pPr>
@@ -8233,13 +8563,13 @@
                 <w:b/>
                 <w:bCs/>
               </w:rPr>
-              <w:t xml:space="preserve"> What It Does                                              </w:t>
-            </w:r>
-          </w:p>
-        </w:tc>
-        <w:tc>
-          <w:tcPr>
-            <w:tcW w:w="1803" w:type="dxa"/>
+              <w:t xml:space="preserve">What It Does                                                                 </w:t>
+            </w:r>
+          </w:p>
+        </w:tc>
+        <w:tc>
+          <w:tcPr>
+            <w:tcW w:w="1108" w:type="dxa"/>
           </w:tcPr>
           <w:p>
             <w:pPr>
@@ -8254,13 +8584,13 @@
                 <w:b/>
                 <w:bCs/>
               </w:rPr>
-              <w:t xml:space="preserve"> Value to You                                              </w:t>
-            </w:r>
-          </w:p>
-        </w:tc>
-        <w:tc>
-          <w:tcPr>
-            <w:tcW w:w="1804" w:type="dxa"/>
+              <w:t xml:space="preserve">Value to You                                                                 </w:t>
+            </w:r>
+          </w:p>
+        </w:tc>
+        <w:tc>
+          <w:tcPr>
+            <w:tcW w:w="3023" w:type="dxa"/>
           </w:tcPr>
           <w:p>
             <w:pPr>
@@ -8275,241 +8605,239 @@
                 <w:b/>
                 <w:bCs/>
               </w:rPr>
-              <w:t xml:space="preserve"> Repo Link </w:t>
+              <w:t>Repo Filename</w:t>
             </w:r>
           </w:p>
         </w:tc>
       </w:tr>
       <w:tr>
-        <w:trPr>
-          <w:trHeight w:val="1343"/>
-        </w:trPr>
-        <w:tc>
-          <w:tcPr>
-            <w:tcW w:w="1803" w:type="dxa"/>
-          </w:tcPr>
-          <w:p>
-            <w:pPr>
-              <w:pStyle w:val="NoSpacing"/>
-            </w:pPr>
-            <w:r>
-              <w:t xml:space="preserve">Hiring manager response decoder            </w:t>
-            </w:r>
-          </w:p>
-        </w:tc>
-        <w:tc>
-          <w:tcPr>
-            <w:tcW w:w="1803" w:type="dxa"/>
-          </w:tcPr>
-          <w:p>
-            <w:pPr>
-              <w:pStyle w:val="NoSpacing"/>
-            </w:pPr>
-            <w:r>
-              <w:t xml:space="preserve">On verbal/written offer language     </w:t>
-            </w:r>
-          </w:p>
-        </w:tc>
-        <w:tc>
-          <w:tcPr>
-            <w:tcW w:w="1803" w:type="dxa"/>
-          </w:tcPr>
-          <w:p>
-            <w:pPr>
-              <w:pStyle w:val="NoSpacing"/>
-            </w:pPr>
-            <w:r>
-              <w:t xml:space="preserve">Interprets vague or coded responses                       </w:t>
-            </w:r>
-          </w:p>
-        </w:tc>
-        <w:tc>
-          <w:tcPr>
-            <w:tcW w:w="1803" w:type="dxa"/>
-          </w:tcPr>
-          <w:p>
-            <w:pPr>
-              <w:pStyle w:val="NoSpacing"/>
-            </w:pPr>
-            <w:r>
-              <w:t xml:space="preserve">Clarifies true intent &amp; next steps                        </w:t>
-            </w:r>
-          </w:p>
-        </w:tc>
-        <w:tc>
-          <w:tcPr>
-            <w:tcW w:w="1804" w:type="dxa"/>
-          </w:tcPr>
-          <w:p>
-            <w:pPr>
-              <w:pStyle w:val="NoSpacing"/>
-            </w:pPr>
-            <w:r>
-              <w:t xml:space="preserve"> [Link]    </w:t>
+        <w:tc>
+          <w:tcPr>
+            <w:tcW w:w="2776" w:type="dxa"/>
+          </w:tcPr>
+          <w:p>
+            <w:pPr>
+              <w:pStyle w:val="NoSpacing"/>
+            </w:pPr>
+            <w:r>
+              <w:t xml:space="preserve">Hiring manager response decoder                    </w:t>
+            </w:r>
+          </w:p>
+        </w:tc>
+        <w:tc>
+          <w:tcPr>
+            <w:tcW w:w="1012" w:type="dxa"/>
+          </w:tcPr>
+          <w:p>
+            <w:pPr>
+              <w:pStyle w:val="NoSpacing"/>
+            </w:pPr>
+            <w:r>
+              <w:t xml:space="preserve">On verbal or written offer language  </w:t>
+            </w:r>
+          </w:p>
+        </w:tc>
+        <w:tc>
+          <w:tcPr>
+            <w:tcW w:w="1097" w:type="dxa"/>
+          </w:tcPr>
+          <w:p>
+            <w:pPr>
+              <w:pStyle w:val="NoSpacing"/>
+            </w:pPr>
+            <w:r>
+              <w:t xml:space="preserve">Interprets vague/coded responses and audits against role's hidden concerns   </w:t>
+            </w:r>
+          </w:p>
+        </w:tc>
+        <w:tc>
+          <w:tcPr>
+            <w:tcW w:w="1108" w:type="dxa"/>
+          </w:tcPr>
+          <w:p>
+            <w:pPr>
+              <w:pStyle w:val="NoSpacing"/>
+            </w:pPr>
+            <w:r>
+              <w:t xml:space="preserve">Clarifies true intent and uncovers unspoken expectations                     </w:t>
+            </w:r>
+          </w:p>
+        </w:tc>
+        <w:tc>
+          <w:tcPr>
+            <w:tcW w:w="3023" w:type="dxa"/>
+          </w:tcPr>
+          <w:p>
+            <w:pPr>
+              <w:pStyle w:val="NoSpacing"/>
+            </w:pPr>
+            <w:r>
+              <w:t>Hiring manager response decoder.md</w:t>
             </w:r>
           </w:p>
         </w:tc>
       </w:tr>
       <w:tr>
-        <w:trPr>
-          <w:trHeight w:val="1343"/>
-        </w:trPr>
-        <w:tc>
-          <w:tcPr>
-            <w:tcW w:w="1803" w:type="dxa"/>
-          </w:tcPr>
-          <w:p>
-            <w:pPr>
-              <w:pStyle w:val="NoSpacing"/>
-            </w:pPr>
-            <w:r>
-              <w:t xml:space="preserve">Safe Offer Negotiation Assistant           </w:t>
-            </w:r>
-          </w:p>
-        </w:tc>
-        <w:tc>
-          <w:tcPr>
-            <w:tcW w:w="1803" w:type="dxa"/>
-          </w:tcPr>
-          <w:p>
-            <w:pPr>
-              <w:pStyle w:val="NoSpacing"/>
-            </w:pPr>
-            <w:r>
-              <w:t xml:space="preserve">Core negotiation prep                </w:t>
-            </w:r>
-          </w:p>
-        </w:tc>
-        <w:tc>
-          <w:tcPr>
-            <w:tcW w:w="1803" w:type="dxa"/>
-          </w:tcPr>
-          <w:p>
-            <w:pPr>
-              <w:pStyle w:val="NoSpacing"/>
-            </w:pPr>
-            <w:r>
-              <w:t xml:space="preserve">Generates ethical, low-risk counter-scripts               </w:t>
-            </w:r>
-          </w:p>
-        </w:tc>
-        <w:tc>
-          <w:tcPr>
-            <w:tcW w:w="1803" w:type="dxa"/>
-          </w:tcPr>
-          <w:p>
-            <w:pPr>
-              <w:pStyle w:val="NoSpacing"/>
-            </w:pPr>
-            <w:r>
-              <w:t xml:space="preserve">Maximizes outcome without aggression                      </w:t>
-            </w:r>
-          </w:p>
-        </w:tc>
-        <w:tc>
-          <w:tcPr>
-            <w:tcW w:w="1804" w:type="dxa"/>
-          </w:tcPr>
-          <w:p>
-            <w:pPr>
-              <w:pStyle w:val="NoSpacing"/>
-            </w:pPr>
-            <w:r>
-              <w:t xml:space="preserve"> [Link]    </w:t>
+        <w:tc>
+          <w:tcPr>
+            <w:tcW w:w="2776" w:type="dxa"/>
+          </w:tcPr>
+          <w:p>
+            <w:pPr>
+              <w:pStyle w:val="NoSpacing"/>
+            </w:pPr>
+            <w:r>
+              <w:t xml:space="preserve">Safe Offer Negotiation Assistant (v2.0)            </w:t>
+            </w:r>
+          </w:p>
+        </w:tc>
+        <w:tc>
+          <w:tcPr>
+            <w:tcW w:w="1012" w:type="dxa"/>
+          </w:tcPr>
+          <w:p>
+            <w:pPr>
+              <w:pStyle w:val="NoSpacing"/>
+            </w:pPr>
+            <w:r>
+              <w:t xml:space="preserve">Core offer evaluation &amp; negotiation  </w:t>
+            </w:r>
+          </w:p>
+        </w:tc>
+        <w:tc>
+          <w:tcPr>
+            <w:tcW w:w="1097" w:type="dxa"/>
+          </w:tcPr>
+          <w:p>
+            <w:pPr>
+              <w:pStyle w:val="NoSpacing"/>
+            </w:pPr>
+            <w:r>
+              <w:t xml:space="preserve">Provides total-comp “Dry Powder” analysis, Offer Strength Score, pivot playbook, rebuttal scripts, and risk patches </w:t>
+            </w:r>
+          </w:p>
+        </w:tc>
+        <w:tc>
+          <w:tcPr>
+            <w:tcW w:w="1108" w:type="dxa"/>
+          </w:tcPr>
+          <w:p>
+            <w:pPr>
+              <w:pStyle w:val="NoSpacing"/>
+            </w:pPr>
+            <w:r>
+              <w:t xml:space="preserve">Maximizes outcome ethically with structured, low-risk strategies             </w:t>
+            </w:r>
+          </w:p>
+        </w:tc>
+        <w:tc>
+          <w:tcPr>
+            <w:tcW w:w="3023" w:type="dxa"/>
+          </w:tcPr>
+          <w:p>
+            <w:pPr>
+              <w:pStyle w:val="NoSpacing"/>
+            </w:pPr>
+            <w:r>
+              <w:t>Safe Offer Negotiation Assistant.md</w:t>
             </w:r>
           </w:p>
         </w:tc>
       </w:tr>
       <w:tr>
-        <w:trPr>
-          <w:trHeight w:val="1343"/>
-        </w:trPr>
-        <w:tc>
-          <w:tcPr>
-            <w:tcW w:w="1803" w:type="dxa"/>
-          </w:tcPr>
-          <w:p>
-            <w:pPr>
-              <w:pStyle w:val="NoSpacing"/>
-            </w:pPr>
-            <w:r>
-              <w:t xml:space="preserve">Post-Interview Thank You Note Generator    </w:t>
-            </w:r>
-          </w:p>
-        </w:tc>
-        <w:tc>
-          <w:tcPr>
-            <w:tcW w:w="1803" w:type="dxa"/>
-          </w:tcPr>
-          <w:p>
-            <w:pPr>
-              <w:pStyle w:val="NoSpacing"/>
-            </w:pPr>
-            <w:r>
-              <w:t xml:space="preserve">Quick thank-you if needed            </w:t>
-            </w:r>
-          </w:p>
-        </w:tc>
-        <w:tc>
-          <w:tcPr>
-            <w:tcW w:w="1803" w:type="dxa"/>
-          </w:tcPr>
-          <w:p>
-            <w:pPr>
-              <w:pStyle w:val="NoSpacing"/>
-            </w:pPr>
-            <w:r>
-              <w:t xml:space="preserve">Professional follow-up phrasing                           </w:t>
-            </w:r>
-          </w:p>
-        </w:tc>
-        <w:tc>
-          <w:tcPr>
-            <w:tcW w:w="1803" w:type="dxa"/>
-          </w:tcPr>
-          <w:p>
-            <w:pPr>
-              <w:pStyle w:val="NoSpacing"/>
-            </w:pPr>
-            <w:r>
-              <w:t xml:space="preserve">Keeps tone positive during negotiation                    </w:t>
-            </w:r>
-          </w:p>
-        </w:tc>
-        <w:tc>
-          <w:tcPr>
-            <w:tcW w:w="1804" w:type="dxa"/>
-          </w:tcPr>
-          <w:p>
-            <w:pPr>
-              <w:pStyle w:val="NoSpacing"/>
-            </w:pPr>
-            <w:r>
-              <w:t xml:space="preserve"> [Link]    </w:t>
+        <w:tc>
+          <w:tcPr>
+            <w:tcW w:w="2776" w:type="dxa"/>
+          </w:tcPr>
+          <w:p>
+            <w:pPr>
+              <w:pStyle w:val="NoSpacing"/>
+            </w:pPr>
+            <w:r>
+              <w:t xml:space="preserve">Pre-Day-One Positioning Engine (PDPE v2.0)         </w:t>
+            </w:r>
+          </w:p>
+        </w:tc>
+        <w:tc>
+          <w:tcPr>
+            <w:tcW w:w="1012" w:type="dxa"/>
+          </w:tcPr>
+          <w:p>
+            <w:pPr>
+              <w:pStyle w:val="NoSpacing"/>
+            </w:pPr>
+            <w:r>
+              <w:t xml:space="preserve">Immediately after acceptance         </w:t>
+            </w:r>
+          </w:p>
+        </w:tc>
+        <w:tc>
+          <w:tcPr>
+            <w:tcW w:w="1097" w:type="dxa"/>
+          </w:tcPr>
+          <w:p>
+            <w:pPr>
+              <w:pStyle w:val="NoSpacing"/>
+            </w:pPr>
+            <w:r>
+              <w:t xml:space="preserve">Builds stakeholder map, risk/landmine </w:t>
+            </w:r>
+            <w:r>
+              <w:lastRenderedPageBreak/>
+              <w:t xml:space="preserve">scan, early-win plan, and Day 0 Brief with 30-day roadmap </w:t>
+            </w:r>
+          </w:p>
+        </w:tc>
+        <w:tc>
+          <w:tcPr>
+            <w:tcW w:w="1108" w:type="dxa"/>
+          </w:tcPr>
+          <w:p>
+            <w:pPr>
+              <w:pStyle w:val="NoSpacing"/>
+            </w:pPr>
+            <w:r>
+              <w:lastRenderedPageBreak/>
+              <w:t xml:space="preserve">Transforms you into a high-impact </w:t>
+            </w:r>
+            <w:r>
+              <w:lastRenderedPageBreak/>
+              <w:t xml:space="preserve">contributor from Day One                   </w:t>
+            </w:r>
+          </w:p>
+        </w:tc>
+        <w:tc>
+          <w:tcPr>
+            <w:tcW w:w="3023" w:type="dxa"/>
+          </w:tcPr>
+          <w:p>
+            <w:pPr>
+              <w:pStyle w:val="NoSpacing"/>
+            </w:pPr>
+            <w:r>
+              <w:lastRenderedPageBreak/>
+              <w:t>Pre-Day-One Positioning Engine.md</w:t>
             </w:r>
           </w:p>
         </w:tc>
       </w:tr>
       <w:tr>
-        <w:trPr>
-          <w:trHeight w:val="1343"/>
-        </w:trPr>
-        <w:tc>
-          <w:tcPr>
-            <w:tcW w:w="1803" w:type="dxa"/>
-          </w:tcPr>
-          <w:p>
-            <w:pPr>
-              <w:pStyle w:val="NoSpacing"/>
-            </w:pPr>
-            <w:r>
-              <w:t xml:space="preserve">The Day 0 Onboarding Strategist            </w:t>
-            </w:r>
-          </w:p>
-        </w:tc>
-        <w:tc>
-          <w:tcPr>
-            <w:tcW w:w="1803" w:type="dxa"/>
+        <w:tc>
+          <w:tcPr>
+            <w:tcW w:w="2776" w:type="dxa"/>
+          </w:tcPr>
+          <w:p>
+            <w:pPr>
+              <w:pStyle w:val="NoSpacing"/>
+            </w:pPr>
+            <w:r>
+              <w:t xml:space="preserve">The Day 0 Onboarding Strategist                    </w:t>
+            </w:r>
+          </w:p>
+        </w:tc>
+        <w:tc>
+          <w:tcPr>
+            <w:tcW w:w="1012" w:type="dxa"/>
           </w:tcPr>
           <w:p>
             <w:pPr>
@@ -8522,119 +8850,179 @@
         </w:tc>
         <w:tc>
           <w:tcPr>
-            <w:tcW w:w="1803" w:type="dxa"/>
-          </w:tcPr>
-          <w:p>
-            <w:pPr>
-              <w:pStyle w:val="NoSpacing"/>
-            </w:pPr>
-            <w:r>
-              <w:t xml:space="preserve">Refreshes early success plan                              </w:t>
-            </w:r>
-          </w:p>
-        </w:tc>
-        <w:tc>
-          <w:tcPr>
-            <w:tcW w:w="1803" w:type="dxa"/>
-          </w:tcPr>
-          <w:p>
-            <w:pPr>
-              <w:pStyle w:val="NoSpacing"/>
-            </w:pPr>
-            <w:r>
-              <w:t xml:space="preserve">Strong start — shows initiative                           </w:t>
-            </w:r>
-          </w:p>
-        </w:tc>
-        <w:tc>
-          <w:tcPr>
-            <w:tcW w:w="1804" w:type="dxa"/>
-          </w:tcPr>
-          <w:p>
-            <w:pPr>
-              <w:pStyle w:val="NoSpacing"/>
-            </w:pPr>
-            <w:r>
-              <w:t xml:space="preserve"> [Link]    </w:t>
+            <w:tcW w:w="1097" w:type="dxa"/>
+          </w:tcPr>
+          <w:p>
+            <w:pPr>
+              <w:pStyle w:val="NoSpacing"/>
+            </w:pPr>
+            <w:r>
+              <w:t xml:space="preserve">Outlines early success priorities and thoughtful questions                   </w:t>
+            </w:r>
+          </w:p>
+        </w:tc>
+        <w:tc>
+          <w:tcPr>
+            <w:tcW w:w="1108" w:type="dxa"/>
+          </w:tcPr>
+          <w:p>
+            <w:pPr>
+              <w:pStyle w:val="NoSpacing"/>
+            </w:pPr>
+            <w:r>
+              <w:t xml:space="preserve">Demonstrates proactivity and foresight                                       </w:t>
+            </w:r>
+          </w:p>
+        </w:tc>
+        <w:tc>
+          <w:tcPr>
+            <w:tcW w:w="3023" w:type="dxa"/>
+          </w:tcPr>
+          <w:p>
+            <w:pPr>
+              <w:pStyle w:val="NoSpacing"/>
+            </w:pPr>
+            <w:r>
+              <w:t>The Day 0 Onboarding Strategist.md</w:t>
             </w:r>
           </w:p>
         </w:tc>
       </w:tr>
       <w:tr>
-        <w:trPr>
-          <w:trHeight w:val="1343"/>
-        </w:trPr>
-        <w:tc>
-          <w:tcPr>
-            <w:tcW w:w="1803" w:type="dxa"/>
-          </w:tcPr>
-          <w:p>
-            <w:pPr>
-              <w:pStyle w:val="NoSpacing"/>
-            </w:pPr>
-            <w:r>
-              <w:t>Master</w:t>
-            </w:r>
-            <w:r>
-              <w:rPr>
-                <w:i/>
-              </w:rPr>
-              <w:t>Summary</w:t>
-            </w:r>
-            <w:r>
-              <w:t xml:space="preserve">Maintenance_Engine          </w:t>
-            </w:r>
-          </w:p>
-        </w:tc>
-        <w:tc>
-          <w:tcPr>
-            <w:tcW w:w="1803" w:type="dxa"/>
-          </w:tcPr>
-          <w:p>
-            <w:pPr>
-              <w:pStyle w:val="NoSpacing"/>
-            </w:pPr>
-            <w:r>
-              <w:t xml:space="preserve">Ongoing after new role               </w:t>
-            </w:r>
-          </w:p>
-        </w:tc>
-        <w:tc>
-          <w:tcPr>
-            <w:tcW w:w="1803" w:type="dxa"/>
-          </w:tcPr>
-          <w:p>
-            <w:pPr>
-              <w:pStyle w:val="NoSpacing"/>
-            </w:pPr>
-            <w:r>
-              <w:t xml:space="preserve">Keeps your master profile current                         </w:t>
-            </w:r>
-          </w:p>
-        </w:tc>
-        <w:tc>
-          <w:tcPr>
-            <w:tcW w:w="1803" w:type="dxa"/>
-          </w:tcPr>
-          <w:p>
-            <w:pPr>
-              <w:pStyle w:val="NoSpacing"/>
-            </w:pPr>
-            <w:r>
-              <w:t xml:space="preserve">Ready for next transition or internal growth              </w:t>
-            </w:r>
-          </w:p>
-        </w:tc>
-        <w:tc>
-          <w:tcPr>
-            <w:tcW w:w="1804" w:type="dxa"/>
-          </w:tcPr>
-          <w:p>
-            <w:pPr>
-              <w:pStyle w:val="NoSpacing"/>
-            </w:pPr>
-            <w:r>
-              <w:t xml:space="preserve"> [Link]    </w:t>
+        <w:tc>
+          <w:tcPr>
+            <w:tcW w:w="2776" w:type="dxa"/>
+          </w:tcPr>
+          <w:p>
+            <w:pPr>
+              <w:pStyle w:val="NoSpacing"/>
+            </w:pPr>
+            <w:proofErr w:type="spellStart"/>
+            <w:r>
+              <w:t>Master_Summary_Maintenance_Engine</w:t>
+            </w:r>
+            <w:proofErr w:type="spellEnd"/>
+            <w:r>
+              <w:t xml:space="preserve">                  </w:t>
+            </w:r>
+          </w:p>
+        </w:tc>
+        <w:tc>
+          <w:tcPr>
+            <w:tcW w:w="1012" w:type="dxa"/>
+          </w:tcPr>
+          <w:p>
+            <w:pPr>
+              <w:pStyle w:val="NoSpacing"/>
+            </w:pPr>
+            <w:r>
+              <w:t xml:space="preserve">After starting new role              </w:t>
+            </w:r>
+          </w:p>
+        </w:tc>
+        <w:tc>
+          <w:tcPr>
+            <w:tcW w:w="1097" w:type="dxa"/>
+          </w:tcPr>
+          <w:p>
+            <w:pPr>
+              <w:pStyle w:val="NoSpacing"/>
+            </w:pPr>
+            <w:r>
+              <w:t xml:space="preserve">Updates your Master-Career-Profile with new experience                       </w:t>
+            </w:r>
+          </w:p>
+        </w:tc>
+        <w:tc>
+          <w:tcPr>
+            <w:tcW w:w="1108" w:type="dxa"/>
+          </w:tcPr>
+          <w:p>
+            <w:pPr>
+              <w:pStyle w:val="NoSpacing"/>
+            </w:pPr>
+            <w:r>
+              <w:t xml:space="preserve">Keeps your single source of truth current for future growth or transitions   </w:t>
+            </w:r>
+          </w:p>
+        </w:tc>
+        <w:tc>
+          <w:tcPr>
+            <w:tcW w:w="3023" w:type="dxa"/>
+          </w:tcPr>
+          <w:p>
+            <w:pPr>
+              <w:pStyle w:val="NoSpacing"/>
+            </w:pPr>
+            <w:r>
+              <w:t>Master_Summary_Maintenance_Engine.md</w:t>
+            </w:r>
+          </w:p>
+        </w:tc>
+      </w:tr>
+      <w:tr>
+        <w:tc>
+          <w:tcPr>
+            <w:tcW w:w="2776" w:type="dxa"/>
+          </w:tcPr>
+          <w:p>
+            <w:pPr>
+              <w:pStyle w:val="NoSpacing"/>
+            </w:pPr>
+            <w:r>
+              <w:t xml:space="preserve">Post-Interview Thank You Note Generator            </w:t>
+            </w:r>
+          </w:p>
+        </w:tc>
+        <w:tc>
+          <w:tcPr>
+            <w:tcW w:w="1012" w:type="dxa"/>
+          </w:tcPr>
+          <w:p>
+            <w:pPr>
+              <w:pStyle w:val="NoSpacing"/>
+            </w:pPr>
+            <w:r>
+              <w:t xml:space="preserve">During negotiation if needed         </w:t>
+            </w:r>
+          </w:p>
+        </w:tc>
+        <w:tc>
+          <w:tcPr>
+            <w:tcW w:w="1097" w:type="dxa"/>
+          </w:tcPr>
+          <w:p>
+            <w:pPr>
+              <w:pStyle w:val="NoSpacing"/>
+            </w:pPr>
+            <w:r>
+              <w:t xml:space="preserve">Crafts professional, positive follow-up notes                                </w:t>
+            </w:r>
+          </w:p>
+        </w:tc>
+        <w:tc>
+          <w:tcPr>
+            <w:tcW w:w="1108" w:type="dxa"/>
+          </w:tcPr>
+          <w:p>
+            <w:pPr>
+              <w:pStyle w:val="NoSpacing"/>
+            </w:pPr>
+            <w:r>
+              <w:t xml:space="preserve">Maintains strong relationships                                               </w:t>
+            </w:r>
+          </w:p>
+        </w:tc>
+        <w:tc>
+          <w:tcPr>
+            <w:tcW w:w="3023" w:type="dxa"/>
+          </w:tcPr>
+          <w:p>
+            <w:pPr>
+              <w:pStyle w:val="NoSpacing"/>
+            </w:pPr>
+            <w:r>
+              <w:t>Post-Interview Thank You Note Generator.md</w:t>
             </w:r>
           </w:p>
         </w:tc>
@@ -8647,678 +9035,111 @@
     </w:p>
     <w:p>
       <w:pPr>
+        <w:pStyle w:val="NoSpacing"/>
+      </w:pPr>
+    </w:p>
+    <w:p>
+      <w:pPr>
         <w:pStyle w:val="Heading2"/>
       </w:pPr>
-      <w:bookmarkStart w:id="57" w:name="_Toc225447856"/>
-      <w:bookmarkStart w:id="58" w:name="_Toc225447884"/>
-      <w:bookmarkStart w:id="59" w:name="_Toc225765979"/>
+      <w:bookmarkStart w:id="78" w:name="_Toc225447856"/>
+      <w:bookmarkStart w:id="79" w:name="_Toc225447884"/>
+      <w:bookmarkStart w:id="80" w:name="_Toc227006875"/>
+      <w:bookmarkStart w:id="81" w:name="_Toc227007090"/>
+      <w:r>
+        <w:t>Lessons Learned Sidebar</w:t>
+      </w:r>
+      <w:bookmarkEnd w:id="78"/>
+      <w:bookmarkEnd w:id="79"/>
+      <w:bookmarkEnd w:id="80"/>
+      <w:bookmarkEnd w:id="81"/>
+    </w:p>
+    <w:p>
+      <w:pPr>
+        <w:pStyle w:val="NoSpacing"/>
+      </w:pPr>
+      <w:r>
+        <w:t>- “The first offer is rarely the best — 70–80% of roles have negotiation room if handled politely.”</w:t>
+      </w:r>
+    </w:p>
+    <w:p>
+      <w:pPr>
+        <w:pStyle w:val="NoSpacing"/>
+      </w:pPr>
+      <w:r>
+        <w:t>- “Always get everything in writing before celebrating — verbal offers can change.”</w:t>
+      </w:r>
+    </w:p>
+    <w:p>
+      <w:pPr>
+        <w:pStyle w:val="NoSpacing"/>
+      </w:pPr>
+      <w:r>
+        <w:t>- “Negotiate total comp, not just base — signing bonuses, equity, and remote days often move more easily.”</w:t>
+      </w:r>
+    </w:p>
+    <w:p>
+      <w:pPr>
+        <w:pStyle w:val="NoSpacing"/>
+      </w:pPr>
+      <w:r>
+        <w:t>- “Enthusiasm + data = strongest position. ‘I’m excited about the role and team, and to make this work I’d need X’ outperforms hard demands.”</w:t>
+      </w:r>
+    </w:p>
+    <w:p>
+      <w:pPr>
+        <w:pStyle w:val="NoSpacing"/>
+      </w:pPr>
+      <w:r>
+        <w:t>- “In CT, at-will employment is standard — but ask about severance/probation anyway.”</w:t>
+      </w:r>
+    </w:p>
+    <w:p>
+      <w:pPr>
+        <w:pStyle w:val="NoSpacing"/>
+      </w:pPr>
+      <w:r>
+        <w:t>- “Once accepted, stop searching immediately — focus energy on onboarding and building credibility.”</w:t>
+      </w:r>
+    </w:p>
+    <w:p>
+      <w:pPr>
+        <w:pStyle w:val="NoSpacing"/>
+      </w:pPr>
+      <w:r>
+        <w:t>- “Rejection or ghosting after offer stage? It happens — log it, learn, move on. The system is volume-based.”</w:t>
+      </w:r>
+    </w:p>
+    <w:p>
+      <w:pPr>
+        <w:pStyle w:val="NoSpacing"/>
+      </w:pPr>
+    </w:p>
+    <w:p>
+      <w:pPr>
+        <w:pStyle w:val="NoSpacing"/>
+      </w:pPr>
+    </w:p>
+    <w:p>
+      <w:pPr>
+        <w:pStyle w:val="Heading1"/>
+      </w:pPr>
+      <w:bookmarkStart w:id="82" w:name="_Toc227006876"/>
+      <w:bookmarkStart w:id="83" w:name="_Toc227007091"/>
       <w:r>
         <w:lastRenderedPageBreak/>
-        <w:t>Lessons Learned Sidebar</w:t>
-      </w:r>
-      <w:bookmarkEnd w:id="57"/>
-      <w:bookmarkEnd w:id="58"/>
-      <w:bookmarkEnd w:id="59"/>
-    </w:p>
-    <w:p>
-      <w:pPr>
-        <w:pStyle w:val="NoSpacing"/>
-      </w:pPr>
-      <w:r>
-        <w:t>- “The first offer is rarely the best — 70–80% of roles have negotiation room if handled politely.”</w:t>
-      </w:r>
-    </w:p>
-    <w:p>
-      <w:pPr>
-        <w:pStyle w:val="NoSpacing"/>
-      </w:pPr>
-      <w:r>
-        <w:t>- “Always get everything in writing before celebrating — verbal offers can change.”</w:t>
-      </w:r>
-    </w:p>
-    <w:p>
-      <w:pPr>
-        <w:pStyle w:val="NoSpacing"/>
-      </w:pPr>
-      <w:r>
-        <w:t>- “Negotiate total comp, not just base — signing bonuses, equity, and remote days often move more easily.”</w:t>
-      </w:r>
-    </w:p>
-    <w:p>
-      <w:pPr>
-        <w:pStyle w:val="NoSpacing"/>
-      </w:pPr>
-      <w:r>
-        <w:t>- “Enthusiasm + data = strongest position. ‘I’m excited about the role and team, and to make this work I’d need X’ outperforms hard demands.”</w:t>
-      </w:r>
-    </w:p>
-    <w:p>
-      <w:pPr>
-        <w:pStyle w:val="NoSpacing"/>
-      </w:pPr>
-      <w:r>
-        <w:t>- “In CT, at-will employment is standard — but ask about severance/probation anyway.”</w:t>
-      </w:r>
-    </w:p>
-    <w:p>
-      <w:pPr>
-        <w:pStyle w:val="NoSpacing"/>
-      </w:pPr>
-      <w:r>
-        <w:t>- “Once accepted, stop searching immediately — focus energy on onboarding and building credibility.”</w:t>
-      </w:r>
-    </w:p>
-    <w:p>
-      <w:pPr>
-        <w:pStyle w:val="NoSpacing"/>
-      </w:pPr>
-      <w:r>
-        <w:t>- “Rejection or ghosting after offer stage? It happens — log it, learn, move on. The system is volume-based.”</w:t>
-      </w:r>
-    </w:p>
-    <w:p>
-      <w:pPr>
-        <w:pStyle w:val="NoSpacing"/>
-      </w:pPr>
-    </w:p>
-    <w:p>
-      <w:pPr>
-        <w:pStyle w:val="NoSpacing"/>
-      </w:pPr>
-    </w:p>
-    <w:p>
-      <w:pPr>
-        <w:pStyle w:val="NoSpacing"/>
-      </w:pPr>
-      <w:r>
-        <w:t>I've checked the repo (latest as of March 25, 2026). The four new/updated items you mentioned are now live:</w:t>
-      </w:r>
-    </w:p>
-    <w:p>
-      <w:pPr>
-        <w:pStyle w:val="NoSpacing"/>
-      </w:pPr>
-    </w:p>
-    <w:p>
-      <w:pPr>
-        <w:pStyle w:val="NoSpacing"/>
-      </w:pPr>
-      <w:r>
-        <w:t xml:space="preserve">- </w:t>
-      </w:r>
-      <w:r>
-        <w:rPr>
-          <w:b/>
-        </w:rPr>
-        <w:t>Pre-Day-One Positioning Engine</w:t>
-      </w:r>
-      <w:r>
-        <w:t xml:space="preserve"> (new, v2.0) — Post-acceptance / pre-start resource.</w:t>
-      </w:r>
-    </w:p>
-    <w:p>
-      <w:pPr>
-        <w:pStyle w:val="NoSpacing"/>
-      </w:pPr>
-      <w:r>
-        <w:t xml:space="preserve">- </w:t>
-      </w:r>
-      <w:r>
-        <w:rPr>
-          <w:b/>
-        </w:rPr>
-        <w:t>Safe Offer Negotiation Assistant</w:t>
-      </w:r>
-      <w:r>
-        <w:t xml:space="preserve"> (big update to v2.0) — Stronger total-comp analysis, scripts, pivot playbook, and risk checks.</w:t>
-      </w:r>
-    </w:p>
-    <w:p>
-      <w:pPr>
-        <w:pStyle w:val="NoSpacing"/>
-      </w:pPr>
-      <w:r>
-        <w:t xml:space="preserve">- </w:t>
-      </w:r>
-      <w:r>
-        <w:rPr>
-          <w:b/>
-        </w:rPr>
-        <w:t>The Universal Interview Architect</w:t>
-      </w:r>
-      <w:r>
-        <w:t xml:space="preserve"> (new/updated) — Powerful reverse-engineering tool for interview strategy.</w:t>
-      </w:r>
-    </w:p>
-    <w:p>
-      <w:pPr>
-        <w:pStyle w:val="NoSpacing"/>
-      </w:pPr>
-      <w:r>
-        <w:t xml:space="preserve">- </w:t>
-      </w:r>
-      <w:r>
-        <w:rPr>
-          <w:b/>
-        </w:rPr>
-        <w:t>The Universal Interview Architect - Usage Guide</w:t>
-      </w:r>
-      <w:r>
-        <w:t xml:space="preserve"> (new) — Includes persona-specific queries, sample prompts, and best practices.</w:t>
-      </w:r>
-    </w:p>
-    <w:p>
-      <w:pPr>
-        <w:pStyle w:val="NoSpacing"/>
-      </w:pPr>
-    </w:p>
-    <w:p>
-      <w:pPr>
-        <w:pStyle w:val="NoSpacing"/>
-      </w:pPr>
-      <w:r>
-        <w:t>These fit cleanly into the existing structure of your playbook.</w:t>
-      </w:r>
-    </w:p>
-    <w:p>
-      <w:pPr>
-        <w:pStyle w:val="NoSpacing"/>
-      </w:pPr>
-    </w:p>
-    <w:p>
-      <w:pPr>
-        <w:pStyle w:val="NoSpacing"/>
-      </w:pPr>
-      <w:r>
-        <w:t>### Recommended Placement for the New Prompts</w:t>
-      </w:r>
-    </w:p>
-    <w:p>
-      <w:pPr>
-        <w:pStyle w:val="NoSpacing"/>
-      </w:pPr>
-      <w:r>
-        <w:t>Here's where they belong (ready for you to paste later):</w:t>
-      </w:r>
-    </w:p>
-    <w:p>
-      <w:pPr>
-        <w:pStyle w:val="NoSpacing"/>
-      </w:pPr>
-    </w:p>
-    <w:p>
-      <w:pPr>
-        <w:pStyle w:val="NoSpacing"/>
-      </w:pPr>
-      <w:r>
-        <w:t xml:space="preserve">1. </w:t>
-      </w:r>
-      <w:r>
-        <w:rPr>
-          <w:b/>
-        </w:rPr>
-        <w:t>The Universal Interview Architect</w:t>
-      </w:r>
-      <w:r>
-        <w:t xml:space="preserve"> + </w:t>
-      </w:r>
-      <w:r>
-        <w:rPr>
-          <w:b/>
-        </w:rPr>
-        <w:t>Usage Guide</w:t>
-      </w:r>
-      <w:r>
-        <w:t xml:space="preserve">  </w:t>
-      </w:r>
-    </w:p>
-    <w:p>
-      <w:pPr>
-        <w:pStyle w:val="NoSpacing"/>
-      </w:pPr>
-      <w:r>
-        <w:t xml:space="preserve">   → Add to </w:t>
-      </w:r>
-      <w:r>
-        <w:rPr>
-          <w:b/>
-        </w:rPr>
-        <w:t>Phase 3:</w:t>
-      </w:r>
-      <w:r>
-        <w:t xml:space="preserve"> During – Part 2 (Interview Preparation &amp; Resilience)</w:t>
-      </w:r>
-      <w:r>
-        <w:t xml:space="preserve">  </w:t>
-      </w:r>
-    </w:p>
-    <w:p>
-      <w:pPr>
-        <w:pStyle w:val="NoSpacing"/>
-      </w:pPr>
-      <w:r>
-        <w:t xml:space="preserve">   Best spot:</w:t>
-      </w:r>
-      <w:r>
-        <w:t xml:space="preserve"> After "Pre-Interview Intelligence Dossier" or as a new major tool in the checklist/step 1 (pre-interview intel &amp; alignment).  </w:t>
-      </w:r>
-    </w:p>
-    <w:p>
-      <w:pPr>
-        <w:pStyle w:val="NoSpacing"/>
-      </w:pPr>
-      <w:r>
-        <w:t xml:space="preserve">   </w:t>
-      </w:r>
-      <w:r>
-        <w:rPr>
-          <w:b/>
-        </w:rPr>
-        <w:t>Why</w:t>
-      </w:r>
-      <w:r>
-        <w:t>:</w:t>
-      </w:r>
-      <w:r>
-        <w:t xml:space="preserve"> It synthesizes the job posting, master profile, and intel into a full interview strategy. The Usage Guide makes it even more powerful.</w:t>
-      </w:r>
-    </w:p>
-    <w:p>
-      <w:pPr>
-        <w:pStyle w:val="NoSpacing"/>
-      </w:pPr>
-    </w:p>
-    <w:p>
-      <w:pPr>
-        <w:pStyle w:val="NoSpacing"/>
-      </w:pPr>
-      <w:r>
-        <w:t xml:space="preserve">2. </w:t>
-      </w:r>
-      <w:r>
-        <w:rPr>
-          <w:b/>
-        </w:rPr>
-        <w:t>Safe Offer Negotiation Assistant</w:t>
-      </w:r>
-      <w:r>
-        <w:t xml:space="preserve"> (updated)  </w:t>
-      </w:r>
-    </w:p>
-    <w:p>
-      <w:pPr>
-        <w:pStyle w:val="NoSpacing"/>
-      </w:pPr>
-      <w:r>
-        <w:t xml:space="preserve">   → Already in </w:t>
-      </w:r>
-      <w:r>
-        <w:rPr>
-          <w:b/>
-        </w:rPr>
-        <w:t>Phase 4:</w:t>
-      </w:r>
-      <w:r>
-        <w:t xml:space="preserve"> After – Offer, Negotiation &amp; Close</w:t>
-      </w:r>
-      <w:r>
-        <w:t xml:space="preserve">  </w:t>
-      </w:r>
-    </w:p>
-    <w:p>
-      <w:pPr>
-        <w:pStyle w:val="NoSpacing"/>
-      </w:pPr>
-      <w:r>
-        <w:t xml:space="preserve">   Just strengthen its description in the table/checklist to reflect the v2.0 upgrades (better total-comp calculation, dry powder, pivot playbook, adversarial red-teaming).</w:t>
-      </w:r>
-    </w:p>
-    <w:p>
-      <w:pPr>
-        <w:pStyle w:val="NoSpacing"/>
-      </w:pPr>
-    </w:p>
-    <w:p>
-      <w:pPr>
-        <w:pStyle w:val="NoSpacing"/>
-      </w:pPr>
-      <w:r>
-        <w:t xml:space="preserve">3. </w:t>
-      </w:r>
-      <w:r>
-        <w:rPr>
-          <w:b/>
-        </w:rPr>
-        <w:t>Pre-Day-One Positioning Engine</w:t>
-      </w:r>
-      <w:r>
-        <w:t xml:space="preserve">  </w:t>
-      </w:r>
-    </w:p>
-    <w:p>
-      <w:pPr>
-        <w:pStyle w:val="NoSpacing"/>
-      </w:pPr>
-      <w:r>
-        <w:t xml:space="preserve">   → Add to </w:t>
-      </w:r>
-      <w:r>
-        <w:rPr>
-          <w:b/>
-        </w:rPr>
-        <w:t>Phase 4:</w:t>
-      </w:r>
-      <w:r>
-        <w:t xml:space="preserve"> After – Offer, Negotiation &amp; Close</w:t>
-      </w:r>
-      <w:r>
-        <w:t xml:space="preserve">, right after acceptance (in step 4 "Accept &amp; onboard prep").  </w:t>
-      </w:r>
-    </w:p>
-    <w:p>
-      <w:pPr>
-        <w:pStyle w:val="NoSpacing"/>
-      </w:pPr>
-      <w:r>
-        <w:t xml:space="preserve">   </w:t>
-      </w:r>
-      <w:r>
-        <w:rPr>
-          <w:b/>
-        </w:rPr>
-        <w:t>Why</w:t>
-      </w:r>
-      <w:r>
-        <w:t>:</w:t>
-      </w:r>
-      <w:r>
-        <w:t xml:space="preserve"> It's explicitly a post-accept / pre-Day-One tool for building stakeholder maps, early wins, risk scans, and a 30-day plan.</w:t>
-      </w:r>
-    </w:p>
-    <w:p>
-      <w:pPr>
-        <w:pStyle w:val="NoSpacing"/>
-      </w:pPr>
-    </w:p>
-    <w:p>
-      <w:pPr>
-        <w:pStyle w:val="NoSpacing"/>
-      </w:pPr>
-      <w:r>
-        <w:rPr>
-          <w:b/>
-        </w:rPr>
-        <w:t>New Tool – The Universal Interview Architect (with Usage Guide)</w:t>
-      </w:r>
-      <w:r>
-        <w:t xml:space="preserve">  </w:t>
-      </w:r>
-    </w:p>
-    <w:p>
-      <w:pPr>
-        <w:pStyle w:val="NoSpacing"/>
-      </w:pPr>
-      <w:r>
-        <w:t xml:space="preserve">Run </w:t>
-      </w:r>
-      <w:r>
-        <w:rPr>
-          <w:b/>
-        </w:rPr>
-        <w:t>The Universal Interview Architect</w:t>
-      </w:r>
-      <w:r>
-        <w:t xml:space="preserve"> using your Master-Career-Profile, the job posting, and pre-interview intel.  </w:t>
-      </w:r>
-    </w:p>
-    <w:p>
-      <w:pPr>
-        <w:pStyle w:val="NoSpacing"/>
-      </w:pPr>
-      <w:r>
-        <w:lastRenderedPageBreak/>
-        <w:t xml:space="preserve">Use the companion </w:t>
-      </w:r>
-      <w:r>
-        <w:rPr>
-          <w:b/>
-        </w:rPr>
-        <w:t>Usage Guide</w:t>
-      </w:r>
-      <w:r>
-        <w:t xml:space="preserve"> for persona-specific queries, sample prompts, and best practices (e.g., 90-second connection statements, Power Shift questions, Reality Gap framing).  </w:t>
-      </w:r>
-    </w:p>
-    <w:p>
-      <w:pPr>
-        <w:pStyle w:val="NoSpacing"/>
-      </w:pPr>
-    </w:p>
-    <w:p>
-      <w:pPr>
-        <w:pStyle w:val="NoSpacing"/>
-      </w:pPr>
-      <w:r>
-        <w:rPr>
-          <w:b/>
-        </w:rPr>
-        <w:t>Value</w:t>
-      </w:r>
-      <w:r>
-        <w:t>:</w:t>
-      </w:r>
-      <w:r>
-        <w:t xml:space="preserve"> Turns raw intel into a tailored, evidence-based interview strategy that uncovers unwritten rules, interviewer personas, and hidden company anxieties.</w:t>
-      </w:r>
-    </w:p>
-    <w:p>
-      <w:pPr>
-        <w:pStyle w:val="NoSpacing"/>
-      </w:pPr>
-    </w:p>
-    <w:p>
-      <w:pPr>
-        <w:pStyle w:val="NoSpacing"/>
-      </w:pPr>
-      <w:r>
-        <w:t>#### For Phase 4 – Update/expand the Safe Offer Negotiation Assistant row in the table:</w:t>
-      </w:r>
-    </w:p>
-    <w:p>
-      <w:pPr>
-        <w:pStyle w:val="NoSpacing"/>
-      </w:pPr>
-    </w:p>
-    <w:p>
-      <w:pPr>
-        <w:pStyle w:val="NoSpacing"/>
-      </w:pPr>
-      <w:r>
-        <w:t>Change the description to:</w:t>
-      </w:r>
-      <w:r>
-        <w:t xml:space="preserve">  </w:t>
-      </w:r>
-    </w:p>
-    <w:p>
-      <w:pPr>
-        <w:pStyle w:val="NoSpacing"/>
-      </w:pPr>
-      <w:r>
-        <w:t>"Generates ethical, low-risk negotiation strategies with total-comp analysis ('Dry Powder'), pivot playbook, and vulnerability patches (v2.0 update)."</w:t>
-      </w:r>
-    </w:p>
-    <w:p>
-      <w:pPr>
-        <w:pStyle w:val="NoSpacing"/>
-      </w:pPr>
-    </w:p>
-    <w:p>
-      <w:pPr>
-        <w:pStyle w:val="NoSpacing"/>
-      </w:pPr>
-      <w:r>
-        <w:t>#### For Phase 4 – Add this new item to the checklist (after acceptance):</w:t>
-      </w:r>
-    </w:p>
-    <w:p>
-      <w:pPr>
-        <w:pStyle w:val="NoSpacing"/>
-      </w:pPr>
-    </w:p>
-    <w:p>
-      <w:pPr>
-        <w:pStyle w:val="NoSpacing"/>
-      </w:pPr>
-      <w:r>
-        <w:rPr>
-          <w:b/>
-        </w:rPr>
-        <w:t>Post-Acceptance Positioning</w:t>
-      </w:r>
-      <w:r>
-        <w:t xml:space="preserve">  </w:t>
-      </w:r>
-    </w:p>
-    <w:p>
-      <w:pPr>
-        <w:pStyle w:val="NoSpacing"/>
-      </w:pPr>
-      <w:r>
-        <w:t xml:space="preserve">Run </w:t>
-      </w:r>
-      <w:r>
-        <w:rPr>
-          <w:b/>
-        </w:rPr>
-        <w:t>Pre-Day-One Positioning Engine</w:t>
-      </w:r>
-      <w:r>
-        <w:t xml:space="preserve"> (PDPE) using the original job posting + interview intel.  </w:t>
-      </w:r>
-    </w:p>
-    <w:p>
-      <w:pPr>
-        <w:pStyle w:val="NoSpacing"/>
-      </w:pPr>
-      <w:r>
-        <w:t xml:space="preserve">It builds a stakeholder map, risk/landmine scan, early-win calculator, and 30-day offensive plan (including a ready-to-use DAY 0 BRIEF).  </w:t>
-      </w:r>
-    </w:p>
-    <w:p>
-      <w:pPr>
-        <w:pStyle w:val="NoSpacing"/>
-      </w:pPr>
-    </w:p>
-    <w:p>
-      <w:pPr>
-        <w:pStyle w:val="NoSpacing"/>
-      </w:pPr>
-      <w:r>
-        <w:rPr>
-          <w:b/>
-        </w:rPr>
-        <w:t>Value</w:t>
-      </w:r>
-      <w:r>
-        <w:t>:</w:t>
-      </w:r>
-      <w:r>
-        <w:t xml:space="preserve"> Transforms you from "new hire" to high-impact contributor from Day One by addressing political risks and identifying quick wins.</w:t>
-      </w:r>
-    </w:p>
-    <w:p>
-      <w:pPr>
-        <w:pStyle w:val="NoSpacing"/>
-      </w:pPr>
-    </w:p>
-    <w:p>
-      <w:pPr>
-        <w:pStyle w:val="NoSpacing"/>
-      </w:pPr>
-      <w:r>
-        <w:t>## Recent Updates (March 2026)</w:t>
-      </w:r>
-    </w:p>
-    <w:p>
-      <w:pPr>
-        <w:pStyle w:val="NoSpacing"/>
-      </w:pPr>
-    </w:p>
-    <w:p>
-      <w:pPr>
-        <w:pStyle w:val="NoSpacing"/>
-      </w:pPr>
-      <w:r>
-        <w:t xml:space="preserve">- </w:t>
-      </w:r>
-      <w:r>
-        <w:rPr>
-          <w:b/>
-        </w:rPr>
-        <w:t>Safe Offer Negotiation Assistant v2.0</w:t>
-      </w:r>
-      <w:r>
-        <w:t xml:space="preserve"> — Major upgrade with total-comp analysis, “Dry Powder” strategy, pivot playbook, and adversarial red-teaming.</w:t>
-      </w:r>
-    </w:p>
-    <w:p>
-      <w:pPr>
-        <w:pStyle w:val="NoSpacing"/>
-      </w:pPr>
-      <w:r>
-        <w:t xml:space="preserve">- </w:t>
-      </w:r>
-      <w:r>
-        <w:rPr>
-          <w:b/>
-        </w:rPr>
-        <w:t>The Universal Interview Architect</w:t>
-      </w:r>
-      <w:r>
-        <w:t xml:space="preserve"> + </w:t>
-      </w:r>
-      <w:r>
-        <w:rPr>
-          <w:b/>
-        </w:rPr>
-        <w:t>Usage Guide</w:t>
-      </w:r>
-      <w:r>
-        <w:t xml:space="preserve"> — New powerful tool that reverse-engineers interview strategy from your master profile and job intel.</w:t>
-      </w:r>
-    </w:p>
-    <w:p>
-      <w:pPr>
-        <w:pStyle w:val="NoSpacing"/>
-      </w:pPr>
-      <w:r>
-        <w:t xml:space="preserve">- </w:t>
-      </w:r>
-      <w:r>
-        <w:rPr>
-          <w:b/>
-        </w:rPr>
-        <w:t>Pre-Day-One Positioning Engine</w:t>
-      </w:r>
-      <w:r>
-        <w:t xml:space="preserve"> — Post-acceptance tool for building stakeholder maps, early-win plans, and a ready-to-use Day 0 Brief.</w:t>
-      </w:r>
-    </w:p>
-    <w:p>
-      <w:pPr>
-        <w:pStyle w:val="NoSpacing"/>
-      </w:pPr>
-    </w:p>
-    <w:p>
-      <w:pPr>
-        <w:pStyle w:val="Heading1"/>
-      </w:pPr>
-      <w:bookmarkStart w:id="60" w:name="_Toc225765980"/>
-      <w:r>
-        <w:t>### Command Center Tracker</w:t>
-      </w:r>
-      <w:bookmarkEnd w:id="60"/>
+        <w:t xml:space="preserve">Command </w:t>
+      </w:r>
+      <w:proofErr w:type="spellStart"/>
+      <w:r>
+        <w:t>Center</w:t>
+      </w:r>
+      <w:proofErr w:type="spellEnd"/>
+      <w:r>
+        <w:t xml:space="preserve"> Tracker</w:t>
+      </w:r>
+      <w:bookmarkEnd w:id="82"/>
+      <w:bookmarkEnd w:id="83"/>
     </w:p>
     <w:p>
       <w:pPr>
@@ -9337,16 +9158,184 @@
       <w:pPr>
         <w:pStyle w:val="Heading2"/>
       </w:pPr>
-      <w:bookmarkStart w:id="61" w:name="_Toc225765981"/>
+      <w:bookmarkStart w:id="84" w:name="_Toc227006877"/>
+      <w:bookmarkStart w:id="85" w:name="_Toc227007092"/>
       <w:r>
         <w:t>JOBS APPLIED FOR (ACTIVE)</w:t>
       </w:r>
-      <w:bookmarkEnd w:id="61"/>
-    </w:p>
-    <w:p>
-      <w:pPr>
-        <w:pStyle w:val="NoSpacing"/>
-      </w:pPr>
+      <w:bookmarkEnd w:id="84"/>
+      <w:bookmarkEnd w:id="85"/>
+    </w:p>
+    <w:p>
+      <w:pPr>
+        <w:pStyle w:val="NoSpacing"/>
+      </w:pPr>
+    </w:p>
+    <w:p>
+      <w:pPr>
+        <w:pStyle w:val="NoSpacing"/>
+        <w:rPr>
+          <w:rFonts w:ascii="Courier New" w:hAnsi="Courier New" w:cs="Courier New"/>
+          <w:sz w:val="10"/>
+          <w:szCs w:val="10"/>
+        </w:rPr>
+      </w:pPr>
+      <w:r>
+        <w:rPr>
+          <w:rFonts w:ascii="Courier New" w:hAnsi="Courier New" w:cs="Courier New"/>
+          <w:sz w:val="10"/>
+          <w:szCs w:val="10"/>
+        </w:rPr>
+        <w:t>| Job Title              | Company     | Application Date | Status                  | Notes / Key Intel / Red Flags          | Next Action / Follow-up Date |</w:t>
+      </w:r>
+    </w:p>
+    <w:p>
+      <w:pPr>
+        <w:pStyle w:val="NoSpacing"/>
+        <w:rPr>
+          <w:rFonts w:ascii="Courier New" w:hAnsi="Courier New" w:cs="Courier New"/>
+          <w:sz w:val="10"/>
+          <w:szCs w:val="10"/>
+        </w:rPr>
+      </w:pPr>
+      <w:r>
+        <w:rPr>
+          <w:rFonts w:ascii="Courier New" w:hAnsi="Courier New" w:cs="Courier New"/>
+          <w:sz w:val="10"/>
+          <w:szCs w:val="10"/>
+        </w:rPr>
+        <w:t>|------------------------|-------------|------------------|-------------------------|----------------------------------------|------------------------------|</w:t>
+      </w:r>
+    </w:p>
+    <w:p>
+      <w:pPr>
+        <w:pStyle w:val="NoSpacing"/>
+        <w:rPr>
+          <w:rFonts w:ascii="Courier New" w:hAnsi="Courier New" w:cs="Courier New"/>
+          <w:sz w:val="10"/>
+          <w:szCs w:val="10"/>
+        </w:rPr>
+      </w:pPr>
+      <w:r>
+        <w:rPr>
+          <w:rFonts w:ascii="Courier New" w:hAnsi="Courier New" w:cs="Courier New"/>
+          <w:sz w:val="10"/>
+          <w:szCs w:val="10"/>
+        </w:rPr>
+        <w:t>| (</w:t>
+      </w:r>
+      <w:proofErr w:type="gramStart"/>
+      <w:r>
+        <w:rPr>
+          <w:rFonts w:ascii="Courier New" w:hAnsi="Courier New" w:cs="Courier New"/>
+          <w:sz w:val="10"/>
+          <w:szCs w:val="10"/>
+        </w:rPr>
+        <w:t xml:space="preserve">Example)   </w:t>
+      </w:r>
+      <w:proofErr w:type="gramEnd"/>
+      <w:r>
+        <w:rPr>
+          <w:rFonts w:ascii="Courier New" w:hAnsi="Courier New" w:cs="Courier New"/>
+          <w:sz w:val="10"/>
+          <w:szCs w:val="10"/>
+        </w:rPr>
+        <w:t xml:space="preserve">           | (</w:t>
+      </w:r>
+      <w:proofErr w:type="gramStart"/>
+      <w:r>
+        <w:rPr>
+          <w:rFonts w:ascii="Courier New" w:hAnsi="Courier New" w:cs="Courier New"/>
+          <w:sz w:val="10"/>
+          <w:szCs w:val="10"/>
+        </w:rPr>
+        <w:t xml:space="preserve">Example)   </w:t>
+      </w:r>
+      <w:proofErr w:type="gramEnd"/>
+      <w:r>
+        <w:rPr>
+          <w:rFonts w:ascii="Courier New" w:hAnsi="Courier New" w:cs="Courier New"/>
+          <w:sz w:val="10"/>
+          <w:szCs w:val="10"/>
+        </w:rPr>
+        <w:t xml:space="preserve">| YYYY-MM-DD       | Applied / </w:t>
+      </w:r>
+      <w:proofErr w:type="gramStart"/>
+      <w:r>
+        <w:rPr>
+          <w:rFonts w:ascii="Courier New" w:hAnsi="Courier New" w:cs="Courier New"/>
+          <w:sz w:val="10"/>
+          <w:szCs w:val="10"/>
+        </w:rPr>
+        <w:t>Interviewing  |</w:t>
+      </w:r>
+      <w:proofErr w:type="gramEnd"/>
+      <w:r>
+        <w:rPr>
+          <w:rFonts w:ascii="Courier New" w:hAnsi="Courier New" w:cs="Courier New"/>
+          <w:sz w:val="10"/>
+          <w:szCs w:val="10"/>
+        </w:rPr>
+        <w:t xml:space="preserve"> Strong tech stack alignment            | Thank-you note sent          |</w:t>
+      </w:r>
+    </w:p>
+    <w:p>
+      <w:pPr>
+        <w:pStyle w:val="NoSpacing"/>
+      </w:pPr>
+    </w:p>
+    <w:p>
+      <w:pPr>
+        <w:pStyle w:val="Heading2"/>
+      </w:pPr>
+      <w:bookmarkStart w:id="86" w:name="_Toc227006878"/>
+      <w:bookmarkStart w:id="87" w:name="_Toc227007093"/>
+      <w:r>
+        <w:t>NETWORKING ACTIVITIES</w:t>
+      </w:r>
+      <w:bookmarkEnd w:id="86"/>
+      <w:bookmarkEnd w:id="87"/>
+    </w:p>
+    <w:p>
+      <w:pPr>
+        <w:pStyle w:val="NoSpacing"/>
+      </w:pPr>
+    </w:p>
+    <w:p>
+      <w:pPr>
+        <w:pStyle w:val="NoSpacing"/>
+        <w:rPr>
+          <w:rFonts w:ascii="Courier New" w:hAnsi="Courier New" w:cs="Courier New"/>
+          <w:sz w:val="10"/>
+          <w:szCs w:val="10"/>
+        </w:rPr>
+      </w:pPr>
+      <w:r>
+        <w:rPr>
+          <w:rFonts w:ascii="Courier New" w:hAnsi="Courier New" w:cs="Courier New"/>
+          <w:sz w:val="10"/>
+          <w:szCs w:val="10"/>
+        </w:rPr>
+        <w:t>| Contact          | Company     | Date Initiated | Last Contact | Status       | Action Items                  |</w:t>
+      </w:r>
+    </w:p>
+    <w:p>
+      <w:pPr>
+        <w:pStyle w:val="NoSpacing"/>
+        <w:rPr>
+          <w:rFonts w:ascii="Courier New" w:hAnsi="Courier New" w:cs="Courier New"/>
+          <w:sz w:val="10"/>
+          <w:szCs w:val="10"/>
+        </w:rPr>
+      </w:pPr>
+      <w:r>
+        <w:rPr>
+          <w:rFonts w:ascii="Courier New" w:hAnsi="Courier New" w:cs="Courier New"/>
+          <w:sz w:val="10"/>
+          <w:szCs w:val="10"/>
+        </w:rPr>
+        <w:t>|------------------|-------------|----------------|--------------|--------------|-------------------------------|</w:t>
+      </w:r>
     </w:p>
     <w:p>
       <w:pPr>
@@ -9360,46 +9349,18 @@
       <w:r>
         <w:rPr>
           <w:rFonts w:ascii="Courier New" w:hAnsi="Courier New" w:cs="Courier New"/>
-          <w:sz w:val="20"/>
-          <w:szCs w:val="20"/>
-        </w:rPr>
-        <w:t>| Job Title              | Company     | Application Date | Status                  | Notes / Key Intel / Red Flags          | Next Action / Follow-up Date |</w:t>
-      </w:r>
-    </w:p>
-    <w:p>
-      <w:pPr>
-        <w:pStyle w:val="NoSpacing"/>
+          <w:sz w:val="10"/>
+          <w:szCs w:val="10"/>
+        </w:rPr>
+        <w:t>|                  |             |                |              |              |</w:t>
+      </w:r>
+      <w:r>
         <w:rPr>
           <w:rFonts w:ascii="Courier New" w:hAnsi="Courier New" w:cs="Courier New"/>
           <w:sz w:val="20"/>
           <w:szCs w:val="20"/>
         </w:rPr>
-      </w:pPr>
-      <w:r>
-        <w:rPr>
-          <w:rFonts w:ascii="Courier New" w:hAnsi="Courier New" w:cs="Courier New"/>
-          <w:sz w:val="20"/>
-          <w:szCs w:val="20"/>
-        </w:rPr>
-        <w:t>|------------------------|-------------|------------------|-------------------------|----------------------------------------|------------------------------|</w:t>
-      </w:r>
-    </w:p>
-    <w:p>
-      <w:pPr>
-        <w:pStyle w:val="NoSpacing"/>
-        <w:rPr>
-          <w:rFonts w:ascii="Courier New" w:hAnsi="Courier New" w:cs="Courier New"/>
-          <w:sz w:val="20"/>
-          <w:szCs w:val="20"/>
-        </w:rPr>
-      </w:pPr>
-      <w:r>
-        <w:rPr>
-          <w:rFonts w:ascii="Courier New" w:hAnsi="Courier New" w:cs="Courier New"/>
-          <w:sz w:val="20"/>
-          <w:szCs w:val="20"/>
-        </w:rPr>
-        <w:t>| (Example)              | (Example)   | YYYY-MM-DD       | Applied / Interviewing  | Strong tech stack alignment            | Thank-you note sent          |</w:t>
+        <w:t xml:space="preserve">                               |</w:t>
       </w:r>
     </w:p>
     <w:p>
@@ -9411,70 +9372,79 @@
       <w:pPr>
         <w:pStyle w:val="Heading2"/>
       </w:pPr>
-      <w:bookmarkStart w:id="62" w:name="_Toc225765982"/>
-      <w:r>
-        <w:lastRenderedPageBreak/>
-        <w:t>NETWORKING ACTIVITIES</w:t>
-      </w:r>
-      <w:bookmarkEnd w:id="62"/>
-    </w:p>
-    <w:p>
-      <w:pPr>
-        <w:pStyle w:val="NoSpacing"/>
-      </w:pPr>
-    </w:p>
-    <w:p>
-      <w:pPr>
-        <w:pStyle w:val="NoSpacing"/>
-        <w:rPr>
-          <w:rFonts w:ascii="Courier New" w:hAnsi="Courier New" w:cs="Courier New"/>
-          <w:sz w:val="20"/>
-          <w:szCs w:val="20"/>
-        </w:rPr>
-      </w:pPr>
-      <w:r>
-        <w:rPr>
-          <w:rFonts w:ascii="Courier New" w:hAnsi="Courier New" w:cs="Courier New"/>
-          <w:sz w:val="20"/>
-          <w:szCs w:val="20"/>
-        </w:rPr>
-        <w:t>| Contact          | Company     | Date Initiated | Last Contact | Status       | Action Items                  |</w:t>
-      </w:r>
-    </w:p>
-    <w:p>
-      <w:pPr>
-        <w:pStyle w:val="NoSpacing"/>
-        <w:rPr>
-          <w:rFonts w:ascii="Courier New" w:hAnsi="Courier New" w:cs="Courier New"/>
-          <w:sz w:val="20"/>
-          <w:szCs w:val="20"/>
-        </w:rPr>
-      </w:pPr>
-      <w:r>
-        <w:rPr>
-          <w:rFonts w:ascii="Courier New" w:hAnsi="Courier New" w:cs="Courier New"/>
-          <w:sz w:val="20"/>
-          <w:szCs w:val="20"/>
-        </w:rPr>
-        <w:t>|------------------|-------------|----------------|--------------|--------------|-------------------------------|</w:t>
-      </w:r>
-    </w:p>
-    <w:p>
-      <w:pPr>
-        <w:pStyle w:val="NoSpacing"/>
-        <w:rPr>
-          <w:rFonts w:ascii="Courier New" w:hAnsi="Courier New" w:cs="Courier New"/>
-          <w:sz w:val="20"/>
-          <w:szCs w:val="20"/>
-        </w:rPr>
-      </w:pPr>
-      <w:r>
-        <w:rPr>
-          <w:rFonts w:ascii="Courier New" w:hAnsi="Courier New" w:cs="Courier New"/>
-          <w:sz w:val="20"/>
-          <w:szCs w:val="20"/>
-        </w:rPr>
-        <w:t>|                  |             |                |              |              |                               |</w:t>
+      <w:bookmarkStart w:id="88" w:name="_Toc227006879"/>
+      <w:bookmarkStart w:id="89" w:name="_Toc227007094"/>
+      <w:r>
+        <w:t>REJECTED / ARCHIVED – (Move entries here when closed)</w:t>
+      </w:r>
+      <w:bookmarkEnd w:id="88"/>
+      <w:bookmarkEnd w:id="89"/>
+    </w:p>
+    <w:p>
+      <w:pPr>
+        <w:pStyle w:val="NoSpacing"/>
+      </w:pPr>
+    </w:p>
+    <w:p>
+      <w:pPr>
+        <w:pStyle w:val="NoSpacing"/>
+      </w:pPr>
+      <w:r>
+        <w:rPr>
+          <w:b/>
+        </w:rPr>
+        <w:t>PRIORITY ACTION ITEMS</w:t>
+      </w:r>
+    </w:p>
+    <w:p>
+      <w:pPr>
+        <w:pStyle w:val="NoSpacing"/>
+      </w:pPr>
+      <w:r>
+        <w:t xml:space="preserve">- </w:t>
+      </w:r>
+      <w:r>
+        <w:rPr>
+          <w:rFonts w:ascii="Segoe UI Emoji" w:hAnsi="Segoe UI Emoji" w:cs="Segoe UI Emoji"/>
+        </w:rPr>
+        <w:t>🔴</w:t>
+      </w:r>
+      <w:r>
+        <w:t xml:space="preserve"> HIGH:</w:t>
+      </w:r>
+    </w:p>
+    <w:p>
+      <w:pPr>
+        <w:pStyle w:val="NoSpacing"/>
+      </w:pPr>
+      <w:r>
+        <w:t xml:space="preserve">- </w:t>
+      </w:r>
+      <w:r>
+        <w:rPr>
+          <w:rFonts w:ascii="Segoe UI Emoji" w:hAnsi="Segoe UI Emoji" w:cs="Segoe UI Emoji"/>
+        </w:rPr>
+        <w:t>🟡</w:t>
+      </w:r>
+      <w:r>
+        <w:t xml:space="preserve"> MED:</w:t>
+      </w:r>
+    </w:p>
+    <w:p>
+      <w:pPr>
+        <w:pStyle w:val="NoSpacing"/>
+      </w:pPr>
+      <w:r>
+        <w:t xml:space="preserve">- </w:t>
+      </w:r>
+      <w:r>
+        <w:rPr>
+          <w:rFonts w:ascii="Segoe UI Emoji" w:hAnsi="Segoe UI Emoji" w:cs="Segoe UI Emoji"/>
+        </w:rPr>
+        <w:t>📧</w:t>
+      </w:r>
+      <w:r>
+        <w:t xml:space="preserve"> NOW:</w:t>
       </w:r>
     </w:p>
     <w:p>
@@ -9486,93 +9456,13 @@
       <w:pPr>
         <w:pStyle w:val="Heading2"/>
       </w:pPr>
-      <w:bookmarkStart w:id="63" w:name="_Toc225765983"/>
-      <w:r>
-        <w:t>REJECTED / ARCHIVED – (Move entries here when closed)</w:t>
-      </w:r>
-      <w:bookmarkEnd w:id="63"/>
-    </w:p>
-    <w:p>
-      <w:pPr>
-        <w:pStyle w:val="NoSpacing"/>
-      </w:pPr>
-    </w:p>
-    <w:p>
-      <w:pPr>
-        <w:pStyle w:val="NoSpacing"/>
-      </w:pPr>
-      <w:r>
-        <w:rPr>
-          <w:b/>
-        </w:rPr>
-        <w:t>PRIORITY ACTION ITEMS</w:t>
-      </w:r>
-    </w:p>
-    <w:p>
-      <w:pPr>
-        <w:pStyle w:val="NoSpacing"/>
-      </w:pPr>
-      <w:r>
-        <w:t xml:space="preserve">- </w:t>
-      </w:r>
-      <w:r>
-        <w:rPr>
-          <w:rFonts w:ascii="Segoe UI Emoji" w:hAnsi="Segoe UI Emoji" w:cs="Segoe UI Emoji"/>
-        </w:rPr>
-        <w:t>🔴</w:t>
-      </w:r>
-      <w:r>
-        <w:t xml:space="preserve"> HIGH:</w:t>
-      </w:r>
-    </w:p>
-    <w:p>
-      <w:pPr>
-        <w:pStyle w:val="NoSpacing"/>
-      </w:pPr>
-      <w:r>
-        <w:t xml:space="preserve">- </w:t>
-      </w:r>
-      <w:r>
-        <w:rPr>
-          <w:rFonts w:ascii="Segoe UI Emoji" w:hAnsi="Segoe UI Emoji" w:cs="Segoe UI Emoji"/>
-        </w:rPr>
-        <w:t>🟡</w:t>
-      </w:r>
-      <w:r>
-        <w:t xml:space="preserve"> MED:</w:t>
-      </w:r>
-    </w:p>
-    <w:p>
-      <w:pPr>
-        <w:pStyle w:val="NoSpacing"/>
-      </w:pPr>
-      <w:r>
-        <w:t xml:space="preserve">- </w:t>
-      </w:r>
-      <w:r>
-        <w:rPr>
-          <w:rFonts w:ascii="Segoe UI Emoji" w:hAnsi="Segoe UI Emoji" w:cs="Segoe UI Emoji"/>
-        </w:rPr>
-        <w:t>📧</w:t>
-      </w:r>
-      <w:r>
-        <w:t xml:space="preserve"> NOW:</w:t>
-      </w:r>
-    </w:p>
-    <w:p>
-      <w:pPr>
-        <w:pStyle w:val="NoSpacing"/>
-      </w:pPr>
-    </w:p>
-    <w:p>
-      <w:pPr>
-        <w:pStyle w:val="Heading2"/>
-      </w:pPr>
-      <w:bookmarkStart w:id="64" w:name="_Toc225765984"/>
+      <w:bookmarkStart w:id="90" w:name="_Toc227006880"/>
+      <w:bookmarkStart w:id="91" w:name="_Toc227007095"/>
       <w:r>
         <w:t>Weekly Performance &amp; Metrics (add at bottom or in separate tab)</w:t>
       </w:r>
-      <w:bookmarkEnd w:id="64"/>
+      <w:bookmarkEnd w:id="90"/>
+      <w:bookmarkEnd w:id="91"/>
     </w:p>
     <w:p>
       <w:pPr>
@@ -9626,15 +9516,17 @@
       <w:pPr>
         <w:pStyle w:val="Heading1"/>
       </w:pPr>
-      <w:bookmarkStart w:id="65" w:name="_Toc225447857"/>
-      <w:bookmarkStart w:id="66" w:name="_Toc225447885"/>
-      <w:bookmarkStart w:id="67" w:name="_Toc225765985"/>
+      <w:bookmarkStart w:id="92" w:name="_Toc225447857"/>
+      <w:bookmarkStart w:id="93" w:name="_Toc225447885"/>
+      <w:bookmarkStart w:id="94" w:name="_Toc227006881"/>
+      <w:bookmarkStart w:id="95" w:name="_Toc227007096"/>
       <w:r>
         <w:t>Glossary</w:t>
       </w:r>
-      <w:bookmarkEnd w:id="65"/>
-      <w:bookmarkEnd w:id="66"/>
-      <w:bookmarkEnd w:id="67"/>
+      <w:bookmarkEnd w:id="92"/>
+      <w:bookmarkEnd w:id="93"/>
+      <w:bookmarkEnd w:id="94"/>
+      <w:bookmarkEnd w:id="95"/>
     </w:p>
     <w:p>
       <w:pPr>
@@ -9660,25 +9552,19 @@
           <w:b/>
           <w:bCs/>
         </w:rPr>
-        <w:t>Command Center</w:t>
-      </w:r>
-      <w:r>
-        <w:t xml:space="preserve"> Your central tracking system (spreadsheet, Notion, or simple table) that logs every job application, interview, offer, and key intel.</w:t>
-      </w:r>
-    </w:p>
-    <w:p>
-      <w:pPr>
-        <w:pStyle w:val="NoSpacing"/>
-      </w:pPr>
+        <w:t xml:space="preserve">Command </w:t>
+      </w:r>
+      <w:proofErr w:type="spellStart"/>
       <w:r>
         <w:rPr>
           <w:b/>
           <w:bCs/>
         </w:rPr>
-        <w:t>Dry Powder</w:t>
-      </w:r>
-      <w:r>
-        <w:t xml:space="preserve"> Available negotiation leverage (extra budget the company may have for salary, bonus, or benefits) identified during the offer stage.</w:t>
+        <w:t>Center</w:t>
+      </w:r>
+      <w:proofErr w:type="spellEnd"/>
+      <w:r>
+        <w:t xml:space="preserve"> Your central tracking system (spreadsheet, Notion, or simple table) that logs every job application, interview, offer, and key intel.</w:t>
       </w:r>
     </w:p>
     <w:p>
@@ -9690,10 +9576,10 @@
           <w:b/>
           <w:bCs/>
         </w:rPr>
-        <w:t>Master-Career-Profile.md</w:t>
-      </w:r>
-      <w:r>
-        <w:t xml:space="preserve"> Your single source of truth — the governed document containing your verified skills, experiences, achievements, and stories. All resumes, interview answers, and tailoring flow from this file.</w:t>
+        <w:t>Dry Powder</w:t>
+      </w:r>
+      <w:r>
+        <w:t xml:space="preserve"> Available negotiation leverage (extra budget the company may have for salary, bonus, or benefits) identified during the offer stage.</w:t>
       </w:r>
     </w:p>
     <w:p>
@@ -9705,10 +9591,10 @@
           <w:b/>
           <w:bCs/>
         </w:rPr>
-        <w:t>Pre-Day-One Positioning Engine (PDPE)</w:t>
-      </w:r>
-      <w:r>
-        <w:t xml:space="preserve"> A post-acceptance tool that creates a stakeholder map, risk scan, early-win plan, and Day 0 Brief to help you start strong.</w:t>
+        <w:t>Master-Career-Profile.md</w:t>
+      </w:r>
+      <w:r>
+        <w:t xml:space="preserve"> Your single source of truth — the governed document containing your verified skills, experiences, achievements, and stories. All resumes, interview answers, and tailoring flow from this file.</w:t>
       </w:r>
     </w:p>
     <w:p>
@@ -9720,10 +9606,11 @@
           <w:b/>
           <w:bCs/>
         </w:rPr>
-        <w:t>Red Flag Analyzer</w:t>
-      </w:r>
-      <w:r>
-        <w:t xml:space="preserve"> A prompt that scans job postings for signs of toxicity, instability, poor culture, or unrealistic expectations.</w:t>
+        <w:lastRenderedPageBreak/>
+        <w:t>Pre-Day-One Positioning Engine (PDPE)</w:t>
+      </w:r>
+      <w:r>
+        <w:t xml:space="preserve"> A post-acceptance tool that creates a stakeholder map, risk scan, early-win plan, and Day 0 Brief to help you start strong.</w:t>
       </w:r>
     </w:p>
     <w:p>
@@ -9735,10 +9622,10 @@
           <w:b/>
           <w:bCs/>
         </w:rPr>
-        <w:t>Single Source of Truth</w:t>
-      </w:r>
-      <w:r>
-        <w:t xml:space="preserve"> The principle that all job-search outputs must be based on your verified Master-Career-Profile to eliminate hallucinations and maintain integrity.</w:t>
+        <w:t>Red Flag Analyzer</w:t>
+      </w:r>
+      <w:r>
+        <w:t xml:space="preserve"> A prompt that scans job postings for signs of toxicity, instability, poor culture, or unrealistic expectations.</w:t>
       </w:r>
     </w:p>
     <w:p>
@@ -9750,10 +9637,10 @@
           <w:b/>
           <w:bCs/>
         </w:rPr>
-        <w:t>STAR Stories</w:t>
-      </w:r>
-      <w:r>
-        <w:t xml:space="preserve"> Situation, Task, Action, Result — the structured format used for behavioral interview answers.</w:t>
+        <w:t>Single Source of Truth</w:t>
+      </w:r>
+      <w:r>
+        <w:t xml:space="preserve"> The principle that all job-search outputs must be based on your verified Master-Career-Profile to eliminate hallucinations and maintain integrity.</w:t>
       </w:r>
     </w:p>
     <w:p>
@@ -9765,10 +9652,18 @@
           <w:b/>
           <w:bCs/>
         </w:rPr>
-        <w:t>Strategic Integrity Resume Engine</w:t>
-      </w:r>
-      <w:r>
-        <w:t xml:space="preserve"> A prompt that builds or tailors resumes while strictly preserving truthfulness and avoiding exaggeration.</w:t>
+        <w:t>STAR Stories</w:t>
+      </w:r>
+      <w:r>
+        <w:t xml:space="preserve"> Situation, Task, Action, Result — the structured format used for </w:t>
+      </w:r>
+      <w:proofErr w:type="spellStart"/>
+      <w:r>
+        <w:t>behavioral</w:t>
+      </w:r>
+      <w:proofErr w:type="spellEnd"/>
+      <w:r>
+        <w:t xml:space="preserve"> interview answers.</w:t>
       </w:r>
     </w:p>
     <w:p>
@@ -9780,10 +9675,10 @@
           <w:b/>
           <w:bCs/>
         </w:rPr>
-        <w:t>The Universal Interview Architect</w:t>
-      </w:r>
-      <w:r>
-        <w:t xml:space="preserve"> A powerful prompt that reverse-engineers a complete interview strategy from your master profile, job posting, and company intel.</w:t>
+        <w:t>Strategic Integrity Resume Engine</w:t>
+      </w:r>
+      <w:r>
+        <w:t xml:space="preserve"> A prompt that builds or tailors resumes while strictly preserving truthfulness and avoiding exaggeration.</w:t>
       </w:r>
     </w:p>
     <w:p>
@@ -9795,11 +9690,10 @@
           <w:b/>
           <w:bCs/>
         </w:rPr>
-        <w:lastRenderedPageBreak/>
-        <w:t>Day 0 Brief</w:t>
-      </w:r>
-      <w:r>
-        <w:t xml:space="preserve"> A short document or talking points outlining your planned first-day and first-week actions, used to demonstrate proactivity during interviews or early onboarding.</w:t>
+        <w:t>The Universal Interview Architect</w:t>
+      </w:r>
+      <w:r>
+        <w:t xml:space="preserve"> A powerful prompt that reverse-engineers a complete interview strategy from your master profile, job posting, and company intel.</w:t>
       </w:r>
     </w:p>
     <w:p>
@@ -9811,6 +9705,21 @@
           <w:b/>
           <w:bCs/>
         </w:rPr>
+        <w:t>Day 0 Brief</w:t>
+      </w:r>
+      <w:r>
+        <w:t xml:space="preserve"> A short document or talking points outlining your planned first-day and first-week actions, used to demonstrate proactivity during interviews or early onboarding.</w:t>
+      </w:r>
+    </w:p>
+    <w:p>
+      <w:pPr>
+        <w:pStyle w:val="NoSpacing"/>
+      </w:pPr>
+      <w:r>
+        <w:rPr>
+          <w:b/>
+          <w:bCs/>
+        </w:rPr>
         <w:t>Usage Guide</w:t>
       </w:r>
       <w:r>
@@ -9826,15 +9735,17 @@
       <w:pPr>
         <w:pStyle w:val="Heading1"/>
       </w:pPr>
-      <w:bookmarkStart w:id="68" w:name="_Toc225447858"/>
-      <w:bookmarkStart w:id="69" w:name="_Toc225447886"/>
-      <w:bookmarkStart w:id="70" w:name="_Toc225765986"/>
+      <w:bookmarkStart w:id="96" w:name="_Toc225447858"/>
+      <w:bookmarkStart w:id="97" w:name="_Toc225447886"/>
+      <w:bookmarkStart w:id="98" w:name="_Toc227006882"/>
+      <w:bookmarkStart w:id="99" w:name="_Toc227007097"/>
       <w:r>
         <w:t>Acronyms</w:t>
       </w:r>
-      <w:bookmarkEnd w:id="68"/>
-      <w:bookmarkEnd w:id="69"/>
-      <w:bookmarkEnd w:id="70"/>
+      <w:bookmarkEnd w:id="96"/>
+      <w:bookmarkEnd w:id="97"/>
+      <w:bookmarkEnd w:id="98"/>
+      <w:bookmarkEnd w:id="99"/>
     </w:p>
     <w:tbl>
       <w:tblPr>
@@ -10157,8 +10068,13 @@
             <w:pPr>
               <w:pStyle w:val="NoSpacing"/>
             </w:pPr>
-            <w:r>
-              <w:t>Open Source Intelligence</w:t>
+            <w:proofErr w:type="gramStart"/>
+            <w:r>
+              <w:t>Open Source</w:t>
+            </w:r>
+            <w:proofErr w:type="gramEnd"/>
+            <w:r>
+              <w:t xml:space="preserve"> Intelligence</w:t>
             </w:r>
           </w:p>
         </w:tc>
@@ -10323,7 +10239,15 @@
               <w:pStyle w:val="NoSpacing"/>
             </w:pPr>
             <w:r>
-              <w:t>Structured format for answering behavioral interview questions</w:t>
+              <w:t xml:space="preserve">Structured format for answering </w:t>
+            </w:r>
+            <w:proofErr w:type="spellStart"/>
+            <w:r>
+              <w:t>behavioral</w:t>
+            </w:r>
+            <w:proofErr w:type="spellEnd"/>
+            <w:r>
+              <w:t xml:space="preserve"> interview questions</w:t>
             </w:r>
           </w:p>
         </w:tc>
@@ -11995,6 +11919,7 @@
   <w:style w:type="character" w:default="1" w:styleId="DefaultParagraphFont">
     <w:name w:val="Default Paragraph Font"/>
     <w:uiPriority w:val="1"/>
+    <w:semiHidden/>
     <w:unhideWhenUsed/>
   </w:style>
   <w:style w:type="table" w:default="1" w:styleId="TableNormal">

--- a/Job seeker's playbook.docx
+++ b/Job seeker's playbook.docx
@@ -59,6 +59,15 @@
     </w:p>
     <w:sdt>
       <w:sdtPr>
+        <w:rPr>
+          <w:rFonts w:asciiTheme="minorHAnsi" w:eastAsiaTheme="minorHAnsi" w:hAnsiTheme="minorHAnsi" w:cstheme="minorBidi"/>
+          <w:color w:val="auto"/>
+          <w:kern w:val="2"/>
+          <w:sz w:val="22"/>
+          <w:szCs w:val="22"/>
+          <w:lang w:val="en-GB"/>
+          <w14:ligatures w14:val="standardContextual"/>
+        </w:rPr>
         <w:id w:val="456224513"/>
         <w:docPartObj>
           <w:docPartGallery w:val="Table of Contents"/>
@@ -67,16 +76,9 @@
       </w:sdtPr>
       <w:sdtEndPr>
         <w:rPr>
-          <w:rFonts w:asciiTheme="minorHAnsi" w:eastAsiaTheme="minorHAnsi" w:hAnsiTheme="minorHAnsi" w:cstheme="minorBidi"/>
           <w:b/>
           <w:bCs/>
           <w:noProof/>
-          <w:color w:val="auto"/>
-          <w:kern w:val="2"/>
-          <w:sz w:val="22"/>
-          <w:szCs w:val="22"/>
-          <w:lang w:val="en-GB"/>
-          <w14:ligatures w14:val="standardContextual"/>
         </w:rPr>
       </w:sdtEndPr>
       <w:sdtContent>
@@ -2267,15 +2269,7 @@
         <w:ind w:left="720"/>
       </w:pPr>
       <w:r>
-        <w:t xml:space="preserve">Along the way, I experimented heavily with AI tools. I found that most generic advice and off-the-shelf prompts either hallucinated details or encouraged risky shortcuts. </w:t>
-      </w:r>
-      <w:proofErr w:type="gramStart"/>
-      <w:r>
-        <w:t>So</w:t>
-      </w:r>
-      <w:proofErr w:type="gramEnd"/>
-      <w:r>
-        <w:t xml:space="preserve"> I started building something different:</w:t>
+        <w:t>Along the way, I experimented heavily with AI tools. I found that most generic advice and off-the-shelf prompts either hallucinated details or encouraged risky shortcuts. So I started building something different:</w:t>
       </w:r>
       <w:r>
         <w:t xml:space="preserve"> a disciplined, integrity-first system grounded in the same security and verification principles I use in cybersecurity.</w:t>
@@ -2716,20 +2710,12 @@
         <w:pStyle w:val="NoSpacing"/>
       </w:pPr>
       <w:r>
-        <w:t xml:space="preserve">- Apply the same risk-detection mindset you use in cybersecurity to every job posting, company, and </w:t>
-      </w:r>
-      <w:proofErr w:type="gramStart"/>
-      <w:r>
-        <w:t xml:space="preserve">offer  </w:t>
+        <w:t xml:space="preserve">- Apply the same risk-detection mindset you use in cybersecurity to every job posting, company, and offer  </w:t>
       </w:r>
       <w:bookmarkStart w:id="16" w:name="_Toc225447841"/>
       <w:bookmarkStart w:id="17" w:name="_Toc225447869"/>
       <w:r>
-        <w:t>Phase</w:t>
-      </w:r>
-      <w:proofErr w:type="gramEnd"/>
-      <w:r>
-        <w:t xml:space="preserve"> 0:</w:t>
+        <w:t>Phase 0:</w:t>
       </w:r>
       <w:r>
         <w:t xml:space="preserve"> Core Career Data Workflow (Do This First – Non-Negotiable)</w:t>
@@ -3021,60 +3007,65 @@
                 <w:b/>
                 <w:bCs/>
               </w:rPr>
-              <w:t>Approx. Daily Limits (</w:t>
-            </w:r>
-            <w:proofErr w:type="gramStart"/>
-            <w:r>
+              <w:t xml:space="preserve">Approx. Daily Limits (Free)                  </w:t>
+            </w:r>
+          </w:p>
+        </w:tc>
+        <w:tc>
+          <w:tcPr>
+            <w:tcW w:w="1288" w:type="dxa"/>
+          </w:tcPr>
+          <w:p>
+            <w:pPr>
+              <w:pStyle w:val="NoSpacing"/>
               <w:rPr>
                 <w:b/>
                 <w:bCs/>
               </w:rPr>
-              <w:t xml:space="preserve">Free)   </w:t>
-            </w:r>
-            <w:proofErr w:type="gramEnd"/>
+            </w:pPr>
             <w:r>
               <w:rPr>
                 <w:b/>
                 <w:bCs/>
               </w:rPr>
-              <w:t xml:space="preserve">               </w:t>
-            </w:r>
-          </w:p>
-        </w:tc>
-        <w:tc>
-          <w:tcPr>
-            <w:tcW w:w="1288" w:type="dxa"/>
-          </w:tcPr>
-          <w:p>
-            <w:pPr>
-              <w:pStyle w:val="NoSpacing"/>
+              <w:t xml:space="preserve">Projects / </w:t>
+            </w:r>
+            <w:proofErr w:type="spellStart"/>
+            <w:r>
               <w:rPr>
                 <w:b/>
                 <w:bCs/>
               </w:rPr>
-            </w:pPr>
+              <w:t>Workareas</w:t>
+            </w:r>
+            <w:proofErr w:type="spellEnd"/>
             <w:r>
               <w:rPr>
                 <w:b/>
                 <w:bCs/>
               </w:rPr>
-              <w:t xml:space="preserve">Projects / </w:t>
-            </w:r>
-            <w:proofErr w:type="spellStart"/>
-            <w:r>
+              <w:t xml:space="preserve">?          </w:t>
+            </w:r>
+          </w:p>
+        </w:tc>
+        <w:tc>
+          <w:tcPr>
+            <w:tcW w:w="1288" w:type="dxa"/>
+          </w:tcPr>
+          <w:p>
+            <w:pPr>
+              <w:pStyle w:val="NoSpacing"/>
               <w:rPr>
                 <w:b/>
                 <w:bCs/>
               </w:rPr>
-              <w:t>Workareas</w:t>
-            </w:r>
-            <w:proofErr w:type="spellEnd"/>
+            </w:pPr>
             <w:r>
               <w:rPr>
                 <w:b/>
                 <w:bCs/>
               </w:rPr>
-              <w:t xml:space="preserve">?          </w:t>
+              <w:t xml:space="preserve">Key Strengths for Job Search                          </w:t>
             </w:r>
           </w:p>
         </w:tc>
@@ -3095,7 +3086,7 @@
                 <w:b/>
                 <w:bCs/>
               </w:rPr>
-              <w:t xml:space="preserve">Key Strengths for Job Search                          </w:t>
+              <w:t xml:space="preserve">Main Weaknesses                              </w:t>
             </w:r>
           </w:p>
         </w:tc>
@@ -3116,27 +3107,6 @@
                 <w:b/>
                 <w:bCs/>
               </w:rPr>
-              <w:t xml:space="preserve">Main Weaknesses                              </w:t>
-            </w:r>
-          </w:p>
-        </w:tc>
-        <w:tc>
-          <w:tcPr>
-            <w:tcW w:w="1288" w:type="dxa"/>
-          </w:tcPr>
-          <w:p>
-            <w:pPr>
-              <w:pStyle w:val="NoSpacing"/>
-              <w:rPr>
-                <w:b/>
-                <w:bCs/>
-              </w:rPr>
-            </w:pPr>
-            <w:r>
-              <w:rPr>
-                <w:b/>
-                <w:bCs/>
-              </w:rPr>
               <w:t xml:space="preserve">Best For                                      </w:t>
             </w:r>
           </w:p>
@@ -3155,17 +3125,12 @@
               <w:t>Grok (</w:t>
             </w:r>
             <w:proofErr w:type="spellStart"/>
-            <w:proofErr w:type="gramStart"/>
             <w:r>
               <w:t>xAI</w:t>
             </w:r>
             <w:proofErr w:type="spellEnd"/>
             <w:r>
-              <w:t xml:space="preserve">)   </w:t>
-            </w:r>
-            <w:proofErr w:type="gramEnd"/>
-            <w:r>
-              <w:t xml:space="preserve">  </w:t>
+              <w:t xml:space="preserve">)     </w:t>
             </w:r>
           </w:p>
         </w:tc>
@@ -3191,15 +3156,7 @@
               <w:pStyle w:val="NoSpacing"/>
             </w:pPr>
             <w:r>
-              <w:t>~10–20 messages per few hours (</w:t>
-            </w:r>
-            <w:proofErr w:type="gramStart"/>
-            <w:r>
-              <w:t xml:space="preserve">varies)   </w:t>
-            </w:r>
-            <w:proofErr w:type="gramEnd"/>
-            <w:r>
-              <w:t xml:space="preserve">   </w:t>
+              <w:t xml:space="preserve">~10–20 messages per few hours (varies)      </w:t>
             </w:r>
           </w:p>
         </w:tc>
@@ -3434,15 +3391,7 @@
               <w:pStyle w:val="NoSpacing"/>
             </w:pPr>
             <w:r>
-              <w:t xml:space="preserve">Hits </w:t>
-            </w:r>
-            <w:proofErr w:type="gramStart"/>
-            <w:r>
-              <w:t>limits</w:t>
-            </w:r>
-            <w:proofErr w:type="gramEnd"/>
-            <w:r>
-              <w:t xml:space="preserve"> fastest, frequent downgrades     </w:t>
+              <w:t xml:space="preserve">Hits limits fastest, frequent downgrades     </w:t>
             </w:r>
           </w:p>
         </w:tc>
@@ -3496,15 +3445,7 @@
               <w:pStyle w:val="NoSpacing"/>
             </w:pPr>
             <w:r>
-              <w:t>30–100+ messages/day (</w:t>
-            </w:r>
-            <w:proofErr w:type="gramStart"/>
-            <w:r>
-              <w:t xml:space="preserve">dynamic)   </w:t>
-            </w:r>
-            <w:proofErr w:type="gramEnd"/>
-            <w:r>
-              <w:t xml:space="preserve">           </w:t>
+              <w:t xml:space="preserve">30–100+ messages/day (dynamic)              </w:t>
             </w:r>
           </w:p>
         </w:tc>
@@ -3605,15 +3546,7 @@
               <w:pStyle w:val="NoSpacing"/>
             </w:pPr>
             <w:r>
-              <w:t xml:space="preserve">Decent daily limits (Microsoft </w:t>
-            </w:r>
-            <w:proofErr w:type="gramStart"/>
-            <w:r>
-              <w:t xml:space="preserve">account)   </w:t>
-            </w:r>
-            <w:proofErr w:type="gramEnd"/>
-            <w:r>
-              <w:t xml:space="preserve">  </w:t>
+              <w:t xml:space="preserve">Decent daily limits (Microsoft account)     </w:t>
             </w:r>
           </w:p>
         </w:tc>
@@ -3890,15 +3823,7 @@
       </w:r>
       <w:proofErr w:type="spellEnd"/>
       <w:r>
-        <w:t xml:space="preserve"> range) for the engine you like most. One paid subscription + two free engines usually </w:t>
-      </w:r>
-      <w:proofErr w:type="gramStart"/>
-      <w:r>
-        <w:t>gives</w:t>
-      </w:r>
-      <w:proofErr w:type="gramEnd"/>
-      <w:r>
-        <w:t xml:space="preserve"> unlimited effective capacity.</w:t>
+        <w:t xml:space="preserve"> range) for the engine you like most. One paid subscription + two free engines usually gives unlimited effective capacity.</w:t>
       </w:r>
     </w:p>
     <w:p>
@@ -4684,16 +4609,16 @@
             <w:pPr>
               <w:pStyle w:val="NoSpacing"/>
             </w:pPr>
-            <w:r>
-              <w:t>[</w:t>
-            </w:r>
-            <w:proofErr w:type="gramStart"/>
-            <w:r>
-              <w:t xml:space="preserve">Link]   </w:t>
-            </w:r>
-            <w:proofErr w:type="gramEnd"/>
-            <w:r>
-              <w:t xml:space="preserve">                  </w:t>
+            <w:hyperlink r:id="rId8" w:history="1">
+              <w:r>
+                <w:rPr>
+                  <w:rStyle w:val="Hyperlink"/>
+                </w:rPr>
+                <w:t xml:space="preserve">[Link]                    </w:t>
+              </w:r>
+            </w:hyperlink>
+            <w:r>
+              <w:t xml:space="preserve"> </w:t>
             </w:r>
           </w:p>
         </w:tc>
@@ -4759,16 +4684,16 @@
             <w:pPr>
               <w:pStyle w:val="NoSpacing"/>
             </w:pPr>
-            <w:r>
-              <w:t>[</w:t>
-            </w:r>
-            <w:proofErr w:type="gramStart"/>
-            <w:r>
-              <w:t xml:space="preserve">Link]   </w:t>
-            </w:r>
-            <w:proofErr w:type="gramEnd"/>
-            <w:r>
-              <w:t xml:space="preserve">                  </w:t>
+            <w:hyperlink r:id="rId9" w:history="1">
+              <w:r>
+                <w:rPr>
+                  <w:rStyle w:val="Hyperlink"/>
+                </w:rPr>
+                <w:t xml:space="preserve">[Link]                    </w:t>
+              </w:r>
+            </w:hyperlink>
+            <w:r>
+              <w:t xml:space="preserve"> </w:t>
             </w:r>
           </w:p>
         </w:tc>
@@ -4834,16 +4759,16 @@
             <w:pPr>
               <w:pStyle w:val="NoSpacing"/>
             </w:pPr>
-            <w:r>
-              <w:t>[</w:t>
-            </w:r>
-            <w:proofErr w:type="gramStart"/>
-            <w:r>
-              <w:t xml:space="preserve">Link]   </w:t>
-            </w:r>
-            <w:proofErr w:type="gramEnd"/>
-            <w:r>
-              <w:t xml:space="preserve">                  </w:t>
+            <w:hyperlink r:id="rId10" w:history="1">
+              <w:r>
+                <w:rPr>
+                  <w:rStyle w:val="Hyperlink"/>
+                </w:rPr>
+                <w:t xml:space="preserve">[Link]                    </w:t>
+              </w:r>
+            </w:hyperlink>
+            <w:r>
+              <w:t xml:space="preserve"> </w:t>
             </w:r>
           </w:p>
         </w:tc>
@@ -4909,16 +4834,16 @@
             <w:pPr>
               <w:pStyle w:val="NoSpacing"/>
             </w:pPr>
-            <w:r>
-              <w:t>[</w:t>
-            </w:r>
-            <w:proofErr w:type="gramStart"/>
-            <w:r>
-              <w:t xml:space="preserve">Link]   </w:t>
-            </w:r>
-            <w:proofErr w:type="gramEnd"/>
-            <w:r>
-              <w:t xml:space="preserve">                  </w:t>
+            <w:hyperlink r:id="rId11" w:history="1">
+              <w:r>
+                <w:rPr>
+                  <w:rStyle w:val="Hyperlink"/>
+                </w:rPr>
+                <w:t xml:space="preserve">[Link]                    </w:t>
+              </w:r>
+            </w:hyperlink>
+            <w:r>
+              <w:t xml:space="preserve"> </w:t>
             </w:r>
           </w:p>
         </w:tc>
@@ -4984,16 +4909,16 @@
             <w:pPr>
               <w:pStyle w:val="NoSpacing"/>
             </w:pPr>
-            <w:r>
-              <w:t>[</w:t>
-            </w:r>
-            <w:proofErr w:type="gramStart"/>
-            <w:r>
-              <w:t xml:space="preserve">Link]   </w:t>
-            </w:r>
-            <w:proofErr w:type="gramEnd"/>
-            <w:r>
-              <w:t xml:space="preserve">                  </w:t>
+            <w:hyperlink r:id="rId12" w:history="1">
+              <w:r>
+                <w:rPr>
+                  <w:rStyle w:val="Hyperlink"/>
+                </w:rPr>
+                <w:t xml:space="preserve">[Link]                    </w:t>
+              </w:r>
+            </w:hyperlink>
+            <w:r>
+              <w:t xml:space="preserve"> </w:t>
             </w:r>
           </w:p>
         </w:tc>
@@ -5059,16 +4984,16 @@
             <w:pPr>
               <w:pStyle w:val="NoSpacing"/>
             </w:pPr>
-            <w:r>
-              <w:t>[</w:t>
-            </w:r>
-            <w:proofErr w:type="gramStart"/>
-            <w:r>
-              <w:t xml:space="preserve">Link]   </w:t>
-            </w:r>
-            <w:proofErr w:type="gramEnd"/>
-            <w:r>
-              <w:t xml:space="preserve">                  </w:t>
+            <w:hyperlink r:id="rId13" w:history="1">
+              <w:r>
+                <w:rPr>
+                  <w:rStyle w:val="Hyperlink"/>
+                </w:rPr>
+                <w:t xml:space="preserve">[Link]                    </w:t>
+              </w:r>
+            </w:hyperlink>
+            <w:r>
+              <w:t xml:space="preserve"> </w:t>
             </w:r>
           </w:p>
         </w:tc>
@@ -5083,15 +5008,13 @@
               <w:pStyle w:val="NoSpacing"/>
             </w:pPr>
             <w:r>
-              <w:t xml:space="preserve">Job posting red flag </w:t>
-            </w:r>
-            <w:proofErr w:type="spellStart"/>
-            <w:r>
-              <w:t>analyzer</w:t>
-            </w:r>
-            <w:proofErr w:type="spellEnd"/>
-            <w:r>
-              <w:t xml:space="preserve">              </w:t>
+              <w:t>Job posting red flag analy</w:t>
+            </w:r>
+            <w:r>
+              <w:t>s</w:t>
+            </w:r>
+            <w:r>
+              <w:t xml:space="preserve">er              </w:t>
             </w:r>
           </w:p>
         </w:tc>
@@ -5104,15 +5027,7 @@
               <w:pStyle w:val="NoSpacing"/>
             </w:pPr>
             <w:r>
-              <w:t>Before clicking “</w:t>
-            </w:r>
-            <w:proofErr w:type="gramStart"/>
-            <w:r>
-              <w:t xml:space="preserve">Apply”   </w:t>
-            </w:r>
-            <w:proofErr w:type="gramEnd"/>
-            <w:r>
-              <w:t xml:space="preserve">   </w:t>
+              <w:t xml:space="preserve">Before clicking “Apply”      </w:t>
             </w:r>
           </w:p>
         </w:tc>
@@ -5151,15 +5066,7 @@
               <w:pStyle w:val="NoSpacing"/>
             </w:pPr>
             <w:r>
-              <w:t>[</w:t>
-            </w:r>
-            <w:proofErr w:type="gramStart"/>
-            <w:r>
-              <w:t xml:space="preserve">Link]   </w:t>
-            </w:r>
-            <w:proofErr w:type="gramEnd"/>
-            <w:r>
-              <w:t xml:space="preserve">                  </w:t>
+              <w:t xml:space="preserve">[Link]                     </w:t>
             </w:r>
           </w:p>
         </w:tc>
@@ -5231,15 +5138,7 @@
               <w:pStyle w:val="NoSpacing"/>
             </w:pPr>
             <w:r>
-              <w:t>[</w:t>
-            </w:r>
-            <w:proofErr w:type="gramStart"/>
-            <w:r>
-              <w:t xml:space="preserve">Link]   </w:t>
-            </w:r>
-            <w:proofErr w:type="gramEnd"/>
-            <w:r>
-              <w:t xml:space="preserve">                  </w:t>
+              <w:t xml:space="preserve">[Link]                     </w:t>
             </w:r>
           </w:p>
         </w:tc>
@@ -5390,15 +5289,7 @@
         <w:pStyle w:val="NoSpacing"/>
       </w:pPr>
       <w:r>
-        <w:t xml:space="preserve">   - Supplement with manual searches on LinkedIn, company career pages, </w:t>
-      </w:r>
-      <w:proofErr w:type="gramStart"/>
-      <w:r>
-        <w:t>Indeed</w:t>
-      </w:r>
-      <w:proofErr w:type="gramEnd"/>
-      <w:r>
-        <w:t xml:space="preserve">, etc.  </w:t>
+        <w:t xml:space="preserve">   - Supplement with manual searches on LinkedIn, company career pages, Indeed, etc.  </w:t>
       </w:r>
     </w:p>
     <w:p>
@@ -5894,15 +5785,7 @@
               <w:pStyle w:val="NoSpacing"/>
             </w:pPr>
             <w:r>
-              <w:t xml:space="preserve">Ongoing (set &amp; </w:t>
-            </w:r>
-            <w:proofErr w:type="gramStart"/>
-            <w:r>
-              <w:t xml:space="preserve">forget)   </w:t>
-            </w:r>
-            <w:proofErr w:type="gramEnd"/>
-            <w:r>
-              <w:t xml:space="preserve">            </w:t>
+              <w:t xml:space="preserve">Ongoing (set &amp; forget)               </w:t>
             </w:r>
           </w:p>
         </w:tc>
@@ -5941,15 +5824,7 @@
               <w:pStyle w:val="NoSpacing"/>
             </w:pPr>
             <w:r>
-              <w:t>[</w:t>
-            </w:r>
-            <w:proofErr w:type="gramStart"/>
-            <w:r>
-              <w:t xml:space="preserve">Link]   </w:t>
-            </w:r>
-            <w:proofErr w:type="gramEnd"/>
-            <w:r>
-              <w:t xml:space="preserve"> </w:t>
+              <w:t xml:space="preserve">[Link]    </w:t>
             </w:r>
           </w:p>
         </w:tc>
@@ -6019,15 +5894,7 @@
               <w:pStyle w:val="NoSpacing"/>
             </w:pPr>
             <w:r>
-              <w:t>[</w:t>
-            </w:r>
-            <w:proofErr w:type="gramStart"/>
-            <w:r>
-              <w:t xml:space="preserve">Link]   </w:t>
-            </w:r>
-            <w:proofErr w:type="gramEnd"/>
-            <w:r>
-              <w:t xml:space="preserve"> </w:t>
+              <w:t xml:space="preserve">[Link]    </w:t>
             </w:r>
           </w:p>
         </w:tc>
@@ -6098,15 +5965,7 @@
               <w:pStyle w:val="NoSpacing"/>
             </w:pPr>
             <w:r>
-              <w:t>[</w:t>
-            </w:r>
-            <w:proofErr w:type="gramStart"/>
-            <w:r>
-              <w:t xml:space="preserve">Link]   </w:t>
-            </w:r>
-            <w:proofErr w:type="gramEnd"/>
-            <w:r>
-              <w:t xml:space="preserve"> </w:t>
+              <w:t xml:space="preserve">[Link]    </w:t>
             </w:r>
           </w:p>
         </w:tc>
@@ -6176,15 +6035,7 @@
               <w:pStyle w:val="NoSpacing"/>
             </w:pPr>
             <w:r>
-              <w:t>[</w:t>
-            </w:r>
-            <w:proofErr w:type="gramStart"/>
-            <w:r>
-              <w:t xml:space="preserve">Link]   </w:t>
-            </w:r>
-            <w:proofErr w:type="gramEnd"/>
-            <w:r>
-              <w:t xml:space="preserve"> </w:t>
+              <w:t xml:space="preserve">[Link]    </w:t>
             </w:r>
           </w:p>
         </w:tc>
@@ -6262,15 +6113,7 @@
               <w:pStyle w:val="NoSpacing"/>
             </w:pPr>
             <w:r>
-              <w:t>[</w:t>
-            </w:r>
-            <w:proofErr w:type="gramStart"/>
-            <w:r>
-              <w:t xml:space="preserve">Link]   </w:t>
-            </w:r>
-            <w:proofErr w:type="gramEnd"/>
-            <w:r>
-              <w:t xml:space="preserve"> </w:t>
+              <w:t xml:space="preserve">[Link]    </w:t>
             </w:r>
           </w:p>
         </w:tc>
@@ -6340,15 +6183,7 @@
               <w:pStyle w:val="NoSpacing"/>
             </w:pPr>
             <w:r>
-              <w:t>[</w:t>
-            </w:r>
-            <w:proofErr w:type="gramStart"/>
-            <w:r>
-              <w:t xml:space="preserve">Link]   </w:t>
-            </w:r>
-            <w:proofErr w:type="gramEnd"/>
-            <w:r>
-              <w:t xml:space="preserve"> </w:t>
+              <w:t xml:space="preserve">[Link]    </w:t>
             </w:r>
           </w:p>
         </w:tc>
@@ -6418,15 +6253,7 @@
               <w:pStyle w:val="NoSpacing"/>
             </w:pPr>
             <w:r>
-              <w:t>[</w:t>
-            </w:r>
-            <w:proofErr w:type="gramStart"/>
-            <w:r>
-              <w:t xml:space="preserve">Link]   </w:t>
-            </w:r>
-            <w:proofErr w:type="gramEnd"/>
-            <w:r>
-              <w:t xml:space="preserve"> </w:t>
+              <w:t xml:space="preserve">[Link]    </w:t>
             </w:r>
           </w:p>
         </w:tc>
@@ -6501,15 +6328,7 @@
               <w:pStyle w:val="NoSpacing"/>
             </w:pPr>
             <w:r>
-              <w:t>[</w:t>
-            </w:r>
-            <w:proofErr w:type="gramStart"/>
-            <w:r>
-              <w:t xml:space="preserve">Link]   </w:t>
-            </w:r>
-            <w:proofErr w:type="gramEnd"/>
-            <w:r>
-              <w:t xml:space="preserve"> </w:t>
+              <w:t xml:space="preserve">[Link]    </w:t>
             </w:r>
           </w:p>
         </w:tc>
@@ -6698,15 +6517,7 @@
         </w:numPr>
       </w:pPr>
       <w:r>
-        <w:t xml:space="preserve">Run </w:t>
-      </w:r>
-      <w:proofErr w:type="gramStart"/>
-      <w:r>
-        <w:t>Pre-interview</w:t>
-      </w:r>
-      <w:proofErr w:type="gramEnd"/>
-      <w:r>
-        <w:t xml:space="preserve"> recruiter bridge prompt (or Gatekeeper - pre-interview communication.md) to clarify expectations and build early rapport</w:t>
+        <w:t>Run Pre-interview recruiter bridge prompt (or Gatekeeper - pre-interview communication.md) to clarify expectations and build early rapport</w:t>
       </w:r>
     </w:p>
     <w:p>
@@ -8434,10 +8245,7 @@
       </w:r>
       <w:proofErr w:type="spellEnd"/>
       <w:r>
-        <w:t xml:space="preserve"> with new role details.</w:t>
-      </w:r>
-      <w:r>
-        <w:t xml:space="preserve"> </w:t>
+        <w:t xml:space="preserve"> with new role details. </w:t>
       </w:r>
     </w:p>
     <w:p>
@@ -9222,61 +9030,7 @@
           <w:sz w:val="10"/>
           <w:szCs w:val="10"/>
         </w:rPr>
-        <w:t>| (</w:t>
-      </w:r>
-      <w:proofErr w:type="gramStart"/>
-      <w:r>
-        <w:rPr>
-          <w:rFonts w:ascii="Courier New" w:hAnsi="Courier New" w:cs="Courier New"/>
-          <w:sz w:val="10"/>
-          <w:szCs w:val="10"/>
-        </w:rPr>
-        <w:t xml:space="preserve">Example)   </w:t>
-      </w:r>
-      <w:proofErr w:type="gramEnd"/>
-      <w:r>
-        <w:rPr>
-          <w:rFonts w:ascii="Courier New" w:hAnsi="Courier New" w:cs="Courier New"/>
-          <w:sz w:val="10"/>
-          <w:szCs w:val="10"/>
-        </w:rPr>
-        <w:t xml:space="preserve">           | (</w:t>
-      </w:r>
-      <w:proofErr w:type="gramStart"/>
-      <w:r>
-        <w:rPr>
-          <w:rFonts w:ascii="Courier New" w:hAnsi="Courier New" w:cs="Courier New"/>
-          <w:sz w:val="10"/>
-          <w:szCs w:val="10"/>
-        </w:rPr>
-        <w:t xml:space="preserve">Example)   </w:t>
-      </w:r>
-      <w:proofErr w:type="gramEnd"/>
-      <w:r>
-        <w:rPr>
-          <w:rFonts w:ascii="Courier New" w:hAnsi="Courier New" w:cs="Courier New"/>
-          <w:sz w:val="10"/>
-          <w:szCs w:val="10"/>
-        </w:rPr>
-        <w:t xml:space="preserve">| YYYY-MM-DD       | Applied / </w:t>
-      </w:r>
-      <w:proofErr w:type="gramStart"/>
-      <w:r>
-        <w:rPr>
-          <w:rFonts w:ascii="Courier New" w:hAnsi="Courier New" w:cs="Courier New"/>
-          <w:sz w:val="10"/>
-          <w:szCs w:val="10"/>
-        </w:rPr>
-        <w:t>Interviewing  |</w:t>
-      </w:r>
-      <w:proofErr w:type="gramEnd"/>
-      <w:r>
-        <w:rPr>
-          <w:rFonts w:ascii="Courier New" w:hAnsi="Courier New" w:cs="Courier New"/>
-          <w:sz w:val="10"/>
-          <w:szCs w:val="10"/>
-        </w:rPr>
-        <w:t xml:space="preserve"> Strong tech stack alignment            | Thank-you note sent          |</w:t>
+        <w:t>| (Example)              | (Example)   | YYYY-MM-DD       | Applied / Interviewing  | Strong tech stack alignment            | Thank-you note sent          |</w:t>
       </w:r>
     </w:p>
     <w:p>
@@ -10068,13 +9822,8 @@
             <w:pPr>
               <w:pStyle w:val="NoSpacing"/>
             </w:pPr>
-            <w:proofErr w:type="gramStart"/>
-            <w:r>
-              <w:t>Open Source</w:t>
-            </w:r>
-            <w:proofErr w:type="gramEnd"/>
-            <w:r>
-              <w:t xml:space="preserve"> Intelligence</w:t>
+            <w:r>
+              <w:t>Open Source Intelligence</w:t>
             </w:r>
           </w:p>
         </w:tc>
@@ -10314,7 +10063,7 @@
       </w:pPr>
     </w:p>
     <w:sectPr>
-      <w:headerReference w:type="default" r:id="rId8"/>
+      <w:headerReference w:type="default" r:id="rId14"/>
       <w:pgSz w:w="11906" w:h="16838"/>
       <w:pgMar w:top="1440" w:right="1440" w:bottom="1440" w:left="1440" w:header="708" w:footer="708" w:gutter="0"/>
       <w:cols w:space="708"/>
@@ -12373,6 +12122,18 @@
       <w:szCs w:val="24"/>
     </w:rPr>
   </w:style>
+  <w:style w:type="character" w:styleId="UnresolvedMention">
+    <w:name w:val="Unresolved Mention"/>
+    <w:basedOn w:val="DefaultParagraphFont"/>
+    <w:uiPriority w:val="99"/>
+    <w:semiHidden/>
+    <w:unhideWhenUsed/>
+    <w:rsid w:val="00012308"/>
+    <w:rPr>
+      <w:color w:val="605E5C"/>
+      <w:shd w:val="clear" w:color="auto" w:fill="E1DFDD"/>
+    </w:rPr>
+  </w:style>
 </w:styles>
 </file>
 

--- a/Job seeker's playbook.docx
+++ b/Job seeker's playbook.docx
@@ -2573,23 +2573,7 @@
         <w:t>- Minor cleanups:</w:t>
       </w:r>
       <w:r>
-        <w:t xml:space="preserve"> Renamed/updated LinkedIn </w:t>
-      </w:r>
-      <w:proofErr w:type="spellStart"/>
-      <w:r>
-        <w:t>Headhunter</w:t>
-      </w:r>
-      <w:proofErr w:type="spellEnd"/>
-      <w:r>
-        <w:t xml:space="preserve"> Tuning prompt, new </w:t>
-      </w:r>
-      <w:proofErr w:type="spellStart"/>
-      <w:r>
-        <w:t>Behavioral</w:t>
-      </w:r>
-      <w:proofErr w:type="spellEnd"/>
-      <w:r>
-        <w:t xml:space="preserve"> Interview Diagnostic.md, Elevator Pitch Generator.md, etc.</w:t>
+        <w:t xml:space="preserve"> Renamed/updated LinkedIn Headhunter Tuning prompt, new Behavioral Interview Diagnostic.md, Elevator Pitch Generator.md, etc.</w:t>
       </w:r>
     </w:p>
     <w:p>
@@ -2863,11 +2847,7 @@
         <w:t>Action:</w:t>
       </w:r>
       <w:r>
-        <w:t xml:space="preserve"> Run these three prompts in order before doing anything else. Save the final output as Master-Career-Profile.md — this becomes your living skills and experience document. Update it regularly using the </w:t>
-      </w:r>
-      <w:proofErr w:type="spellStart"/>
-      <w:r>
-        <w:t>Master</w:t>
+        <w:t xml:space="preserve"> Run these three prompts in order before doing anything else. Save the final output as Master-Career-Profile.md — this becomes your living skills and experience document. Update it regularly using the Master</w:t>
       </w:r>
       <w:r>
         <w:rPr>
@@ -2876,11 +2856,7 @@
         <w:t>Summary</w:t>
       </w:r>
       <w:r>
-        <w:t>Maintenance_Engine</w:t>
-      </w:r>
-      <w:proofErr w:type="spellEnd"/>
-      <w:r>
-        <w:t>.</w:t>
+        <w:t>Maintenance_Engine.</w:t>
       </w:r>
     </w:p>
     <w:p>
@@ -3028,23 +3004,28 @@
                 <w:b/>
                 <w:bCs/>
               </w:rPr>
-              <w:t xml:space="preserve">Projects / </w:t>
-            </w:r>
-            <w:proofErr w:type="spellStart"/>
-            <w:r>
+              <w:t xml:space="preserve">Projects / Workareas?          </w:t>
+            </w:r>
+          </w:p>
+        </w:tc>
+        <w:tc>
+          <w:tcPr>
+            <w:tcW w:w="1288" w:type="dxa"/>
+          </w:tcPr>
+          <w:p>
+            <w:pPr>
+              <w:pStyle w:val="NoSpacing"/>
               <w:rPr>
                 <w:b/>
                 <w:bCs/>
               </w:rPr>
-              <w:t>Workareas</w:t>
-            </w:r>
-            <w:proofErr w:type="spellEnd"/>
+            </w:pPr>
             <w:r>
               <w:rPr>
                 <w:b/>
                 <w:bCs/>
               </w:rPr>
-              <w:t xml:space="preserve">?          </w:t>
+              <w:t xml:space="preserve">Key Strengths for Job Search                          </w:t>
             </w:r>
           </w:p>
         </w:tc>
@@ -3065,7 +3046,7 @@
                 <w:b/>
                 <w:bCs/>
               </w:rPr>
-              <w:t xml:space="preserve">Key Strengths for Job Search                          </w:t>
+              <w:t xml:space="preserve">Main Weaknesses                              </w:t>
             </w:r>
           </w:p>
         </w:tc>
@@ -3086,27 +3067,6 @@
                 <w:b/>
                 <w:bCs/>
               </w:rPr>
-              <w:t xml:space="preserve">Main Weaknesses                              </w:t>
-            </w:r>
-          </w:p>
-        </w:tc>
-        <w:tc>
-          <w:tcPr>
-            <w:tcW w:w="1288" w:type="dxa"/>
-          </w:tcPr>
-          <w:p>
-            <w:pPr>
-              <w:pStyle w:val="NoSpacing"/>
-              <w:rPr>
-                <w:b/>
-                <w:bCs/>
-              </w:rPr>
-            </w:pPr>
-            <w:r>
-              <w:rPr>
-                <w:b/>
-                <w:bCs/>
-              </w:rPr>
               <w:t xml:space="preserve">Best For                                      </w:t>
             </w:r>
           </w:p>
@@ -3122,15 +3082,7 @@
               <w:pStyle w:val="NoSpacing"/>
             </w:pPr>
             <w:r>
-              <w:t>Grok (</w:t>
-            </w:r>
-            <w:proofErr w:type="spellStart"/>
-            <w:r>
-              <w:t>xAI</w:t>
-            </w:r>
-            <w:proofErr w:type="spellEnd"/>
-            <w:r>
-              <w:t xml:space="preserve">)     </w:t>
+              <w:t xml:space="preserve">Grok (xAI)     </w:t>
             </w:r>
           </w:p>
         </w:tc>
@@ -3497,15 +3449,7 @@
               <w:pStyle w:val="NoSpacing"/>
             </w:pPr>
             <w:r>
-              <w:t xml:space="preserve">Deep resume tailoring, </w:t>
-            </w:r>
-            <w:proofErr w:type="spellStart"/>
-            <w:r>
-              <w:t>behavioral</w:t>
-            </w:r>
-            <w:proofErr w:type="spellEnd"/>
-            <w:r>
-              <w:t xml:space="preserve"> stories, complex analysis </w:t>
+              <w:t xml:space="preserve">Deep resume tailoring, behavioral stories, complex analysis </w:t>
             </w:r>
           </w:p>
         </w:tc>
@@ -3781,21 +3725,7 @@
         <w:rPr>
           <w:b/>
         </w:rPr>
-        <w:t xml:space="preserve">Projects / </w:t>
-      </w:r>
-      <w:proofErr w:type="spellStart"/>
-      <w:r>
-        <w:rPr>
-          <w:b/>
-        </w:rPr>
-        <w:t>Workareas</w:t>
-      </w:r>
-      <w:proofErr w:type="spellEnd"/>
-      <w:r>
-        <w:rPr>
-          <w:b/>
-        </w:rPr>
-        <w:t xml:space="preserve"> matter</w:t>
+        <w:t>Projects / Workareas matter</w:t>
       </w:r>
       <w:r>
         <w:t xml:space="preserve"> — Claude and Gemini give you folders even on free accounts. Use them to keep your Master-Career-Profile, job postings, and tailored materials organized.</w:t>
@@ -3815,15 +3745,7 @@
         <w:t>When to upgrade</w:t>
       </w:r>
       <w:r>
-        <w:t xml:space="preserve"> — If you’re doing 20+ serious applications per week, consider one paid plan ($20/</w:t>
-      </w:r>
-      <w:proofErr w:type="spellStart"/>
-      <w:r>
-        <w:t>mo</w:t>
-      </w:r>
-      <w:proofErr w:type="spellEnd"/>
-      <w:r>
-        <w:t xml:space="preserve"> range) for the engine you like most. One paid subscription + two free engines usually gives unlimited effective capacity.</w:t>
+        <w:t xml:space="preserve"> — If you’re doing 20+ serious applications per week, consider one paid plan ($20/mo range) for the engine you like most. One paid subscription + two free engines usually gives unlimited effective capacity.</w:t>
       </w:r>
     </w:p>
     <w:p>
@@ -4015,16 +3937,8 @@
         <w:rPr>
           <w:rFonts w:ascii="Courier New" w:hAnsi="Courier New" w:cs="Courier New"/>
         </w:rPr>
-        <w:t>── Interviews/              ← Prep notes, mock transcripts, thank-</w:t>
-      </w:r>
-      <w:proofErr w:type="spellStart"/>
-      <w:r>
-        <w:rPr>
-          <w:rFonts w:ascii="Courier New" w:hAnsi="Courier New" w:cs="Courier New"/>
-        </w:rPr>
-        <w:t>yous</w:t>
-      </w:r>
-      <w:proofErr w:type="spellEnd"/>
+        <w:t>── Interviews/              ← Prep notes, mock transcripts, thank-yous</w:t>
+      </w:r>
     </w:p>
     <w:p>
       <w:pPr>
@@ -4382,16 +4296,8 @@
         <w:rPr>
           <w:b/>
         </w:rPr>
-        <w:t xml:space="preserve">Job posting red flag </w:t>
-      </w:r>
-      <w:proofErr w:type="spellStart"/>
-      <w:r>
-        <w:rPr>
-          <w:b/>
-        </w:rPr>
-        <w:t>analyzer</w:t>
-      </w:r>
-      <w:proofErr w:type="spellEnd"/>
+        <w:t>Job posting red flag analyzer</w:t>
+      </w:r>
       <w:r>
         <w:t xml:space="preserve"> on any role you’re considering (even before you apply).</w:t>
       </w:r>
@@ -5065,8 +4971,16 @@
             <w:pPr>
               <w:pStyle w:val="NoSpacing"/>
             </w:pPr>
-            <w:r>
-              <w:t xml:space="preserve">[Link]                     </w:t>
+            <w:hyperlink r:id="rId14" w:history="1">
+              <w:r>
+                <w:rPr>
+                  <w:rStyle w:val="Hyperlink"/>
+                </w:rPr>
+                <w:t xml:space="preserve">[Link]                    </w:t>
+              </w:r>
+            </w:hyperlink>
+            <w:r>
+              <w:t xml:space="preserve"> </w:t>
             </w:r>
           </w:p>
         </w:tc>
@@ -5081,7 +4995,13 @@
               <w:pStyle w:val="NoSpacing"/>
             </w:pPr>
             <w:r>
-              <w:t xml:space="preserve">LinkedIn Profile Analyzer + Connection tools </w:t>
+              <w:t>LinkedIn Profile Analy</w:t>
+            </w:r>
+            <w:r>
+              <w:t>s</w:t>
+            </w:r>
+            <w:r>
+              <w:t xml:space="preserve">er + Connection tools </w:t>
             </w:r>
           </w:p>
         </w:tc>
@@ -5106,13 +5026,8 @@
             <w:pPr>
               <w:pStyle w:val="NoSpacing"/>
             </w:pPr>
-            <w:proofErr w:type="spellStart"/>
-            <w:r>
-              <w:t>Analyzes</w:t>
-            </w:r>
-            <w:proofErr w:type="spellEnd"/>
-            <w:r>
-              <w:t xml:space="preserve"> &amp; grows your professional network        </w:t>
+            <w:r>
+              <w:t xml:space="preserve">Analyzes &amp; grows your professional network        </w:t>
             </w:r>
           </w:p>
         </w:tc>
@@ -5405,16 +5320,8 @@
         <w:rPr>
           <w:b/>
         </w:rPr>
-        <w:t xml:space="preserve">Job posting red flag </w:t>
-      </w:r>
-      <w:proofErr w:type="spellStart"/>
-      <w:r>
-        <w:rPr>
-          <w:b/>
-        </w:rPr>
-        <w:t>analyzer</w:t>
-      </w:r>
-      <w:proofErr w:type="spellEnd"/>
+        <w:t>Job posting red flag analyzer</w:t>
+      </w:r>
       <w:r>
         <w:t xml:space="preserve">  </w:t>
       </w:r>
@@ -5435,15 +5342,7 @@
         <w:pStyle w:val="NoSpacing"/>
       </w:pPr>
       <w:r>
-        <w:t xml:space="preserve">   - Document your decision in your Command </w:t>
-      </w:r>
-      <w:proofErr w:type="spellStart"/>
-      <w:r>
-        <w:t>Center</w:t>
-      </w:r>
-      <w:proofErr w:type="spellEnd"/>
-      <w:r>
-        <w:t xml:space="preserve"> tracker</w:t>
+        <w:t xml:space="preserve">   - Document your decision in your Command Center tracker</w:t>
       </w:r>
     </w:p>
     <w:p>
@@ -5550,16 +5449,8 @@
         <w:rPr>
           <w:b/>
         </w:rPr>
-        <w:t xml:space="preserve">Command </w:t>
-      </w:r>
-      <w:proofErr w:type="spellStart"/>
-      <w:r>
-        <w:rPr>
-          <w:b/>
-        </w:rPr>
-        <w:t>Center</w:t>
-      </w:r>
-      <w:proofErr w:type="spellEnd"/>
+        <w:t>Command Center</w:t>
+      </w:r>
       <w:r>
         <w:t xml:space="preserve"> (see Phase 7 for tracker template):</w:t>
       </w:r>
@@ -6053,15 +5944,7 @@
               <w:pStyle w:val="NoSpacing"/>
             </w:pPr>
             <w:r>
-              <w:t xml:space="preserve">Job posting red flag </w:t>
-            </w:r>
-            <w:proofErr w:type="spellStart"/>
-            <w:r>
-              <w:t>analyzer</w:t>
-            </w:r>
-            <w:proofErr w:type="spellEnd"/>
-            <w:r>
-              <w:t xml:space="preserve">                      </w:t>
+              <w:t xml:space="preserve">Job posting red flag analyzer                      </w:t>
             </w:r>
           </w:p>
         </w:tc>
@@ -6296,13 +6179,8 @@
             <w:pPr>
               <w:pStyle w:val="NoSpacing"/>
             </w:pPr>
-            <w:proofErr w:type="spellStart"/>
-            <w:r>
-              <w:t>Analyzes</w:t>
-            </w:r>
-            <w:proofErr w:type="spellEnd"/>
-            <w:r>
-              <w:t xml:space="preserve"> fit + suggests strongest positioning             </w:t>
+            <w:r>
+              <w:t xml:space="preserve">Analyzes fit + suggests strongest positioning             </w:t>
             </w:r>
           </w:p>
         </w:tc>
@@ -6697,15 +6575,7 @@
         </w:numPr>
       </w:pPr>
       <w:r>
-        <w:t xml:space="preserve">Update your Command </w:t>
-      </w:r>
-      <w:proofErr w:type="spellStart"/>
-      <w:r>
-        <w:t>Center</w:t>
-      </w:r>
-      <w:proofErr w:type="spellEnd"/>
-      <w:r>
-        <w:t xml:space="preserve"> tracker with interview details and status</w:t>
+        <w:t>Update your Command Center tracker with interview details and status</w:t>
       </w:r>
     </w:p>
     <w:p>
@@ -7770,15 +7640,7 @@
         <w:ind w:left="720"/>
       </w:pPr>
       <w:r>
-        <w:t xml:space="preserve">Log the full offer details into your Command </w:t>
-      </w:r>
-      <w:proofErr w:type="spellStart"/>
-      <w:r>
-        <w:t>Center</w:t>
-      </w:r>
-      <w:proofErr w:type="spellEnd"/>
-      <w:r>
-        <w:t xml:space="preserve"> tracker (update status to “Offer Received”).</w:t>
+        <w:t>Log the full offer details into your Command Center tracker (update status to “Offer Received”).</w:t>
       </w:r>
     </w:p>
     <w:p>
@@ -8156,15 +8018,7 @@
         <w:ind w:left="720"/>
       </w:pPr>
       <w:r>
-        <w:t xml:space="preserve">Update Command </w:t>
-      </w:r>
-      <w:proofErr w:type="spellStart"/>
-      <w:r>
-        <w:t>Center</w:t>
-      </w:r>
-      <w:proofErr w:type="spellEnd"/>
-      <w:r>
-        <w:t>:</w:t>
+        <w:t>Update Command Center:</w:t>
       </w:r>
       <w:r>
         <w:t xml:space="preserve"> Mark as “Accepted” + note final terms.</w:t>
@@ -8237,15 +8091,7 @@
         <w:ind w:left="720"/>
       </w:pPr>
       <w:r>
-        <w:t xml:space="preserve">Update your Master-Career-Profile using </w:t>
-      </w:r>
-      <w:proofErr w:type="spellStart"/>
-      <w:r>
-        <w:t>Master_Summary_Maintenance_Engine</w:t>
-      </w:r>
-      <w:proofErr w:type="spellEnd"/>
-      <w:r>
-        <w:t xml:space="preserve"> with new role details. </w:t>
+        <w:t xml:space="preserve">Update your Master-Career-Profile using Master_Summary_Maintenance_Engine with new role details. </w:t>
       </w:r>
     </w:p>
     <w:p>
@@ -8705,13 +8551,8 @@
             <w:pPr>
               <w:pStyle w:val="NoSpacing"/>
             </w:pPr>
-            <w:proofErr w:type="spellStart"/>
-            <w:r>
-              <w:t>Master_Summary_Maintenance_Engine</w:t>
-            </w:r>
-            <w:proofErr w:type="spellEnd"/>
-            <w:r>
-              <w:t xml:space="preserve">                  </w:t>
+            <w:r>
+              <w:t xml:space="preserve">Master_Summary_Maintenance_Engine                  </w:t>
             </w:r>
           </w:p>
         </w:tc>
@@ -8936,15 +8777,7 @@
       <w:bookmarkStart w:id="83" w:name="_Toc227007091"/>
       <w:r>
         <w:lastRenderedPageBreak/>
-        <w:t xml:space="preserve">Command </w:t>
-      </w:r>
-      <w:proofErr w:type="spellStart"/>
-      <w:r>
-        <w:t>Center</w:t>
-      </w:r>
-      <w:proofErr w:type="spellEnd"/>
-      <w:r>
-        <w:t xml:space="preserve"> Tracker</w:t>
+        <w:t>Command Center Tracker</w:t>
       </w:r>
       <w:bookmarkEnd w:id="82"/>
       <w:bookmarkEnd w:id="83"/>
@@ -9306,17 +9139,8 @@
           <w:b/>
           <w:bCs/>
         </w:rPr>
-        <w:t xml:space="preserve">Command </w:t>
-      </w:r>
-      <w:proofErr w:type="spellStart"/>
-      <w:r>
-        <w:rPr>
-          <w:b/>
-          <w:bCs/>
-        </w:rPr>
-        <w:t>Center</w:t>
-      </w:r>
-      <w:proofErr w:type="spellEnd"/>
+        <w:t>Command Center</w:t>
+      </w:r>
       <w:r>
         <w:t xml:space="preserve"> Your central tracking system (spreadsheet, Notion, or simple table) that logs every job application, interview, offer, and key intel.</w:t>
       </w:r>
@@ -9409,15 +9233,7 @@
         <w:t>STAR Stories</w:t>
       </w:r>
       <w:r>
-        <w:t xml:space="preserve"> Situation, Task, Action, Result — the structured format used for </w:t>
-      </w:r>
-      <w:proofErr w:type="spellStart"/>
-      <w:r>
-        <w:t>behavioral</w:t>
-      </w:r>
-      <w:proofErr w:type="spellEnd"/>
-      <w:r>
-        <w:t xml:space="preserve"> interview answers.</w:t>
+        <w:t xml:space="preserve"> Situation, Task, Action, Result — the structured format used for behavioral interview answers.</w:t>
       </w:r>
     </w:p>
     <w:p>
@@ -9988,15 +9804,7 @@
               <w:pStyle w:val="NoSpacing"/>
             </w:pPr>
             <w:r>
-              <w:t xml:space="preserve">Structured format for answering </w:t>
-            </w:r>
-            <w:proofErr w:type="spellStart"/>
-            <w:r>
-              <w:t>behavioral</w:t>
-            </w:r>
-            <w:proofErr w:type="spellEnd"/>
-            <w:r>
-              <w:t xml:space="preserve"> interview questions</w:t>
+              <w:t>Structured format for answering behavioral interview questions</w:t>
             </w:r>
           </w:p>
         </w:tc>
@@ -10063,7 +9871,7 @@
       </w:pPr>
     </w:p>
     <w:sectPr>
-      <w:headerReference w:type="default" r:id="rId14"/>
+      <w:headerReference w:type="default" r:id="rId15"/>
       <w:pgSz w:w="11906" w:h="16838"/>
       <w:pgMar w:top="1440" w:right="1440" w:bottom="1440" w:left="1440" w:header="708" w:footer="708" w:gutter="0"/>
       <w:cols w:space="708"/>

--- a/Job seeker's playbook.docx
+++ b/Job seeker's playbook.docx
@@ -2269,7 +2269,15 @@
         <w:ind w:left="720"/>
       </w:pPr>
       <w:r>
-        <w:t>Along the way, I experimented heavily with AI tools. I found that most generic advice and off-the-shelf prompts either hallucinated details or encouraged risky shortcuts. So I started building something different:</w:t>
+        <w:t xml:space="preserve">Along the way, I experimented heavily with AI tools. I found that most generic advice and off-the-shelf prompts either hallucinated details or encouraged risky shortcuts. </w:t>
+      </w:r>
+      <w:proofErr w:type="gramStart"/>
+      <w:r>
+        <w:t>So</w:t>
+      </w:r>
+      <w:proofErr w:type="gramEnd"/>
+      <w:r>
+        <w:t xml:space="preserve"> I started building something different:</w:t>
       </w:r>
       <w:r>
         <w:t xml:space="preserve"> a disciplined, integrity-first system grounded in the same security and verification principles I use in cybersecurity.</w:t>
@@ -2573,7 +2581,23 @@
         <w:t>- Minor cleanups:</w:t>
       </w:r>
       <w:r>
-        <w:t xml:space="preserve"> Renamed/updated LinkedIn Headhunter Tuning prompt, new Behavioral Interview Diagnostic.md, Elevator Pitch Generator.md, etc.</w:t>
+        <w:t xml:space="preserve"> Renamed/updated LinkedIn </w:t>
+      </w:r>
+      <w:proofErr w:type="spellStart"/>
+      <w:r>
+        <w:t>Headhunter</w:t>
+      </w:r>
+      <w:proofErr w:type="spellEnd"/>
+      <w:r>
+        <w:t xml:space="preserve"> Tuning prompt, new </w:t>
+      </w:r>
+      <w:proofErr w:type="spellStart"/>
+      <w:r>
+        <w:t>Behavioral</w:t>
+      </w:r>
+      <w:proofErr w:type="spellEnd"/>
+      <w:r>
+        <w:t xml:space="preserve"> Interview Diagnostic.md, Elevator Pitch Generator.md, etc.</w:t>
       </w:r>
     </w:p>
     <w:p>
@@ -2694,12 +2718,20 @@
         <w:pStyle w:val="NoSpacing"/>
       </w:pPr>
       <w:r>
-        <w:t xml:space="preserve">- Apply the same risk-detection mindset you use in cybersecurity to every job posting, company, and offer  </w:t>
+        <w:t xml:space="preserve">- Apply the same risk-detection mindset you use in cybersecurity to every job posting, company, and </w:t>
+      </w:r>
+      <w:proofErr w:type="gramStart"/>
+      <w:r>
+        <w:t xml:space="preserve">offer  </w:t>
       </w:r>
       <w:bookmarkStart w:id="16" w:name="_Toc225447841"/>
       <w:bookmarkStart w:id="17" w:name="_Toc225447869"/>
       <w:r>
-        <w:t>Phase 0:</w:t>
+        <w:t>Phase</w:t>
+      </w:r>
+      <w:proofErr w:type="gramEnd"/>
+      <w:r>
+        <w:t xml:space="preserve"> 0:</w:t>
       </w:r>
       <w:r>
         <w:t xml:space="preserve"> Core Career Data Workflow (Do This First – Non-Negotiable)</w:t>
@@ -2847,7 +2879,11 @@
         <w:t>Action:</w:t>
       </w:r>
       <w:r>
-        <w:t xml:space="preserve"> Run these three prompts in order before doing anything else. Save the final output as Master-Career-Profile.md — this becomes your living skills and experience document. Update it regularly using the Master</w:t>
+        <w:t xml:space="preserve"> Run these three prompts in order before doing anything else. Save the final output as Master-Career-Profile.md — this becomes your living skills and experience document. Update it regularly using the </w:t>
+      </w:r>
+      <w:proofErr w:type="spellStart"/>
+      <w:r>
+        <w:t>Master</w:t>
       </w:r>
       <w:r>
         <w:rPr>
@@ -2856,7 +2892,11 @@
         <w:t>Summary</w:t>
       </w:r>
       <w:r>
-        <w:t>Maintenance_Engine.</w:t>
+        <w:t>Maintenance_Engine</w:t>
+      </w:r>
+      <w:proofErr w:type="spellEnd"/>
+      <w:r>
+        <w:t>.</w:t>
       </w:r>
     </w:p>
     <w:p>
@@ -2983,28 +3023,23 @@
                 <w:b/>
                 <w:bCs/>
               </w:rPr>
-              <w:t xml:space="preserve">Approx. Daily Limits (Free)                  </w:t>
-            </w:r>
-          </w:p>
-        </w:tc>
-        <w:tc>
-          <w:tcPr>
-            <w:tcW w:w="1288" w:type="dxa"/>
-          </w:tcPr>
-          <w:p>
-            <w:pPr>
-              <w:pStyle w:val="NoSpacing"/>
+              <w:t>Approx. Daily Limits (</w:t>
+            </w:r>
+            <w:proofErr w:type="gramStart"/>
+            <w:r>
               <w:rPr>
                 <w:b/>
                 <w:bCs/>
               </w:rPr>
-            </w:pPr>
+              <w:t xml:space="preserve">Free)   </w:t>
+            </w:r>
+            <w:proofErr w:type="gramEnd"/>
             <w:r>
               <w:rPr>
                 <w:b/>
                 <w:bCs/>
               </w:rPr>
-              <w:t xml:space="preserve">Projects / Workareas?          </w:t>
+              <w:t xml:space="preserve">               </w:t>
             </w:r>
           </w:p>
         </w:tc>
@@ -3025,28 +3060,23 @@
                 <w:b/>
                 <w:bCs/>
               </w:rPr>
-              <w:t xml:space="preserve">Key Strengths for Job Search                          </w:t>
-            </w:r>
-          </w:p>
-        </w:tc>
-        <w:tc>
-          <w:tcPr>
-            <w:tcW w:w="1288" w:type="dxa"/>
-          </w:tcPr>
-          <w:p>
-            <w:pPr>
-              <w:pStyle w:val="NoSpacing"/>
+              <w:t xml:space="preserve">Projects / </w:t>
+            </w:r>
+            <w:proofErr w:type="spellStart"/>
+            <w:r>
               <w:rPr>
                 <w:b/>
                 <w:bCs/>
               </w:rPr>
-            </w:pPr>
+              <w:t>Workareas</w:t>
+            </w:r>
+            <w:proofErr w:type="spellEnd"/>
             <w:r>
               <w:rPr>
                 <w:b/>
                 <w:bCs/>
               </w:rPr>
-              <w:t xml:space="preserve">Main Weaknesses                              </w:t>
+              <w:t xml:space="preserve">?          </w:t>
             </w:r>
           </w:p>
         </w:tc>
@@ -3067,6 +3097,48 @@
                 <w:b/>
                 <w:bCs/>
               </w:rPr>
+              <w:t xml:space="preserve">Key Strengths for Job Search                          </w:t>
+            </w:r>
+          </w:p>
+        </w:tc>
+        <w:tc>
+          <w:tcPr>
+            <w:tcW w:w="1288" w:type="dxa"/>
+          </w:tcPr>
+          <w:p>
+            <w:pPr>
+              <w:pStyle w:val="NoSpacing"/>
+              <w:rPr>
+                <w:b/>
+                <w:bCs/>
+              </w:rPr>
+            </w:pPr>
+            <w:r>
+              <w:rPr>
+                <w:b/>
+                <w:bCs/>
+              </w:rPr>
+              <w:t xml:space="preserve">Main Weaknesses                              </w:t>
+            </w:r>
+          </w:p>
+        </w:tc>
+        <w:tc>
+          <w:tcPr>
+            <w:tcW w:w="1288" w:type="dxa"/>
+          </w:tcPr>
+          <w:p>
+            <w:pPr>
+              <w:pStyle w:val="NoSpacing"/>
+              <w:rPr>
+                <w:b/>
+                <w:bCs/>
+              </w:rPr>
+            </w:pPr>
+            <w:r>
+              <w:rPr>
+                <w:b/>
+                <w:bCs/>
+              </w:rPr>
               <w:t xml:space="preserve">Best For                                      </w:t>
             </w:r>
           </w:p>
@@ -3082,7 +3154,20 @@
               <w:pStyle w:val="NoSpacing"/>
             </w:pPr>
             <w:r>
-              <w:t xml:space="preserve">Grok (xAI)     </w:t>
+              <w:t>Grok (</w:t>
+            </w:r>
+            <w:proofErr w:type="spellStart"/>
+            <w:proofErr w:type="gramStart"/>
+            <w:r>
+              <w:t>xAI</w:t>
+            </w:r>
+            <w:proofErr w:type="spellEnd"/>
+            <w:r>
+              <w:t xml:space="preserve">)   </w:t>
+            </w:r>
+            <w:proofErr w:type="gramEnd"/>
+            <w:r>
+              <w:t xml:space="preserve">  </w:t>
             </w:r>
           </w:p>
         </w:tc>
@@ -3108,7 +3193,15 @@
               <w:pStyle w:val="NoSpacing"/>
             </w:pPr>
             <w:r>
-              <w:t xml:space="preserve">~10–20 messages per few hours (varies)      </w:t>
+              <w:t>~10–20 messages per few hours (</w:t>
+            </w:r>
+            <w:proofErr w:type="gramStart"/>
+            <w:r>
+              <w:t xml:space="preserve">varies)   </w:t>
+            </w:r>
+            <w:proofErr w:type="gramEnd"/>
+            <w:r>
+              <w:t xml:space="preserve">   </w:t>
             </w:r>
           </w:p>
         </w:tc>
@@ -3343,7 +3436,15 @@
               <w:pStyle w:val="NoSpacing"/>
             </w:pPr>
             <w:r>
-              <w:t xml:space="preserve">Hits limits fastest, frequent downgrades     </w:t>
+              <w:t xml:space="preserve">Hits </w:t>
+            </w:r>
+            <w:proofErr w:type="gramStart"/>
+            <w:r>
+              <w:t>limits</w:t>
+            </w:r>
+            <w:proofErr w:type="gramEnd"/>
+            <w:r>
+              <w:t xml:space="preserve"> fastest, frequent downgrades     </w:t>
             </w:r>
           </w:p>
         </w:tc>
@@ -3397,7 +3498,15 @@
               <w:pStyle w:val="NoSpacing"/>
             </w:pPr>
             <w:r>
-              <w:t xml:space="preserve">30–100+ messages/day (dynamic)              </w:t>
+              <w:t>30–100+ messages/day (</w:t>
+            </w:r>
+            <w:proofErr w:type="gramStart"/>
+            <w:r>
+              <w:t xml:space="preserve">dynamic)   </w:t>
+            </w:r>
+            <w:proofErr w:type="gramEnd"/>
+            <w:r>
+              <w:t xml:space="preserve">           </w:t>
             </w:r>
           </w:p>
         </w:tc>
@@ -3449,7 +3558,15 @@
               <w:pStyle w:val="NoSpacing"/>
             </w:pPr>
             <w:r>
-              <w:t xml:space="preserve">Deep resume tailoring, behavioral stories, complex analysis </w:t>
+              <w:t xml:space="preserve">Deep resume tailoring, </w:t>
+            </w:r>
+            <w:proofErr w:type="spellStart"/>
+            <w:r>
+              <w:t>behavioral</w:t>
+            </w:r>
+            <w:proofErr w:type="spellEnd"/>
+            <w:r>
+              <w:t xml:space="preserve"> stories, complex analysis </w:t>
             </w:r>
           </w:p>
         </w:tc>
@@ -3490,7 +3607,15 @@
               <w:pStyle w:val="NoSpacing"/>
             </w:pPr>
             <w:r>
-              <w:t xml:space="preserve">Decent daily limits (Microsoft account)     </w:t>
+              <w:t xml:space="preserve">Decent daily limits (Microsoft </w:t>
+            </w:r>
+            <w:proofErr w:type="gramStart"/>
+            <w:r>
+              <w:t xml:space="preserve">account)   </w:t>
+            </w:r>
+            <w:proofErr w:type="gramEnd"/>
+            <w:r>
+              <w:t xml:space="preserve">  </w:t>
             </w:r>
           </w:p>
         </w:tc>
@@ -3725,7 +3850,21 @@
         <w:rPr>
           <w:b/>
         </w:rPr>
-        <w:t>Projects / Workareas matter</w:t>
+        <w:t xml:space="preserve">Projects / </w:t>
+      </w:r>
+      <w:proofErr w:type="spellStart"/>
+      <w:r>
+        <w:rPr>
+          <w:b/>
+        </w:rPr>
+        <w:t>Workareas</w:t>
+      </w:r>
+      <w:proofErr w:type="spellEnd"/>
+      <w:r>
+        <w:rPr>
+          <w:b/>
+        </w:rPr>
+        <w:t xml:space="preserve"> matter</w:t>
       </w:r>
       <w:r>
         <w:t xml:space="preserve"> — Claude and Gemini give you folders even on free accounts. Use them to keep your Master-Career-Profile, job postings, and tailored materials organized.</w:t>
@@ -3745,7 +3884,23 @@
         <w:t>When to upgrade</w:t>
       </w:r>
       <w:r>
-        <w:t xml:space="preserve"> — If you’re doing 20+ serious applications per week, consider one paid plan ($20/mo range) for the engine you like most. One paid subscription + two free engines usually gives unlimited effective capacity.</w:t>
+        <w:t xml:space="preserve"> — If you’re doing 20+ serious applications per week, consider one paid plan ($20/</w:t>
+      </w:r>
+      <w:proofErr w:type="spellStart"/>
+      <w:r>
+        <w:t>mo</w:t>
+      </w:r>
+      <w:proofErr w:type="spellEnd"/>
+      <w:r>
+        <w:t xml:space="preserve"> range) for the engine you like most. One paid subscription + two free engines usually </w:t>
+      </w:r>
+      <w:proofErr w:type="gramStart"/>
+      <w:r>
+        <w:t>gives</w:t>
+      </w:r>
+      <w:proofErr w:type="gramEnd"/>
+      <w:r>
+        <w:t xml:space="preserve"> unlimited effective capacity.</w:t>
       </w:r>
     </w:p>
     <w:p>
@@ -3937,8 +4092,16 @@
         <w:rPr>
           <w:rFonts w:ascii="Courier New" w:hAnsi="Courier New" w:cs="Courier New"/>
         </w:rPr>
-        <w:t>── Interviews/              ← Prep notes, mock transcripts, thank-yous</w:t>
-      </w:r>
+        <w:t>── Interviews/              ← Prep notes, mock transcripts, thank-</w:t>
+      </w:r>
+      <w:proofErr w:type="spellStart"/>
+      <w:r>
+        <w:rPr>
+          <w:rFonts w:ascii="Courier New" w:hAnsi="Courier New" w:cs="Courier New"/>
+        </w:rPr>
+        <w:t>yous</w:t>
+      </w:r>
+      <w:proofErr w:type="spellEnd"/>
     </w:p>
     <w:p>
       <w:pPr>
@@ -4296,8 +4459,16 @@
         <w:rPr>
           <w:b/>
         </w:rPr>
-        <w:t>Job posting red flag analyzer</w:t>
-      </w:r>
+        <w:t xml:space="preserve">Job posting red flag </w:t>
+      </w:r>
+      <w:proofErr w:type="spellStart"/>
+      <w:r>
+        <w:rPr>
+          <w:b/>
+        </w:rPr>
+        <w:t>analyzer</w:t>
+      </w:r>
+      <w:proofErr w:type="spellEnd"/>
       <w:r>
         <w:t xml:space="preserve"> on any role you’re considering (even before you apply).</w:t>
       </w:r>
@@ -4520,7 +4691,21 @@
                 <w:rPr>
                   <w:rStyle w:val="Hyperlink"/>
                 </w:rPr>
-                <w:t xml:space="preserve">[Link]                    </w:t>
+                <w:t>[</w:t>
+              </w:r>
+              <w:proofErr w:type="gramStart"/>
+              <w:r>
+                <w:rPr>
+                  <w:rStyle w:val="Hyperlink"/>
+                </w:rPr>
+                <w:t xml:space="preserve">Link]   </w:t>
+              </w:r>
+              <w:proofErr w:type="gramEnd"/>
+              <w:r>
+                <w:rPr>
+                  <w:rStyle w:val="Hyperlink"/>
+                </w:rPr>
+                <w:t xml:space="preserve">                 </w:t>
               </w:r>
             </w:hyperlink>
             <w:r>
@@ -4595,7 +4780,21 @@
                 <w:rPr>
                   <w:rStyle w:val="Hyperlink"/>
                 </w:rPr>
-                <w:t xml:space="preserve">[Link]                    </w:t>
+                <w:t>[</w:t>
+              </w:r>
+              <w:proofErr w:type="gramStart"/>
+              <w:r>
+                <w:rPr>
+                  <w:rStyle w:val="Hyperlink"/>
+                </w:rPr>
+                <w:t xml:space="preserve">Link]   </w:t>
+              </w:r>
+              <w:proofErr w:type="gramEnd"/>
+              <w:r>
+                <w:rPr>
+                  <w:rStyle w:val="Hyperlink"/>
+                </w:rPr>
+                <w:t xml:space="preserve">                 </w:t>
               </w:r>
             </w:hyperlink>
             <w:r>
@@ -4670,7 +4869,21 @@
                 <w:rPr>
                   <w:rStyle w:val="Hyperlink"/>
                 </w:rPr>
-                <w:t xml:space="preserve">[Link]                    </w:t>
+                <w:t>[</w:t>
+              </w:r>
+              <w:proofErr w:type="gramStart"/>
+              <w:r>
+                <w:rPr>
+                  <w:rStyle w:val="Hyperlink"/>
+                </w:rPr>
+                <w:t xml:space="preserve">Link]   </w:t>
+              </w:r>
+              <w:proofErr w:type="gramEnd"/>
+              <w:r>
+                <w:rPr>
+                  <w:rStyle w:val="Hyperlink"/>
+                </w:rPr>
+                <w:t xml:space="preserve">                 </w:t>
               </w:r>
             </w:hyperlink>
             <w:r>
@@ -4745,7 +4958,21 @@
                 <w:rPr>
                   <w:rStyle w:val="Hyperlink"/>
                 </w:rPr>
-                <w:t xml:space="preserve">[Link]                    </w:t>
+                <w:t>[</w:t>
+              </w:r>
+              <w:proofErr w:type="gramStart"/>
+              <w:r>
+                <w:rPr>
+                  <w:rStyle w:val="Hyperlink"/>
+                </w:rPr>
+                <w:t xml:space="preserve">Link]   </w:t>
+              </w:r>
+              <w:proofErr w:type="gramEnd"/>
+              <w:r>
+                <w:rPr>
+                  <w:rStyle w:val="Hyperlink"/>
+                </w:rPr>
+                <w:t xml:space="preserve">                 </w:t>
               </w:r>
             </w:hyperlink>
             <w:r>
@@ -4820,7 +5047,21 @@
                 <w:rPr>
                   <w:rStyle w:val="Hyperlink"/>
                 </w:rPr>
-                <w:t xml:space="preserve">[Link]                    </w:t>
+                <w:t>[</w:t>
+              </w:r>
+              <w:proofErr w:type="gramStart"/>
+              <w:r>
+                <w:rPr>
+                  <w:rStyle w:val="Hyperlink"/>
+                </w:rPr>
+                <w:t xml:space="preserve">Link]   </w:t>
+              </w:r>
+              <w:proofErr w:type="gramEnd"/>
+              <w:r>
+                <w:rPr>
+                  <w:rStyle w:val="Hyperlink"/>
+                </w:rPr>
+                <w:t xml:space="preserve">                 </w:t>
               </w:r>
             </w:hyperlink>
             <w:r>
@@ -4895,7 +5136,21 @@
                 <w:rPr>
                   <w:rStyle w:val="Hyperlink"/>
                 </w:rPr>
-                <w:t xml:space="preserve">[Link]                    </w:t>
+                <w:t>[</w:t>
+              </w:r>
+              <w:proofErr w:type="gramStart"/>
+              <w:r>
+                <w:rPr>
+                  <w:rStyle w:val="Hyperlink"/>
+                </w:rPr>
+                <w:t xml:space="preserve">Link]   </w:t>
+              </w:r>
+              <w:proofErr w:type="gramEnd"/>
+              <w:r>
+                <w:rPr>
+                  <w:rStyle w:val="Hyperlink"/>
+                </w:rPr>
+                <w:t xml:space="preserve">                 </w:t>
               </w:r>
             </w:hyperlink>
             <w:r>
@@ -4933,7 +5188,15 @@
               <w:pStyle w:val="NoSpacing"/>
             </w:pPr>
             <w:r>
-              <w:t xml:space="preserve">Before clicking “Apply”      </w:t>
+              <w:t>Before clicking “</w:t>
+            </w:r>
+            <w:proofErr w:type="gramStart"/>
+            <w:r>
+              <w:t xml:space="preserve">Apply”   </w:t>
+            </w:r>
+            <w:proofErr w:type="gramEnd"/>
+            <w:r>
+              <w:t xml:space="preserve">   </w:t>
             </w:r>
           </w:p>
         </w:tc>
@@ -4976,7 +5239,21 @@
                 <w:rPr>
                   <w:rStyle w:val="Hyperlink"/>
                 </w:rPr>
-                <w:t xml:space="preserve">[Link]                    </w:t>
+                <w:t>[</w:t>
+              </w:r>
+              <w:proofErr w:type="gramStart"/>
+              <w:r>
+                <w:rPr>
+                  <w:rStyle w:val="Hyperlink"/>
+                </w:rPr>
+                <w:t xml:space="preserve">Link]   </w:t>
+              </w:r>
+              <w:proofErr w:type="gramEnd"/>
+              <w:r>
+                <w:rPr>
+                  <w:rStyle w:val="Hyperlink"/>
+                </w:rPr>
+                <w:t xml:space="preserve">                 </w:t>
               </w:r>
             </w:hyperlink>
             <w:r>
@@ -5027,7 +5304,10 @@
               <w:pStyle w:val="NoSpacing"/>
             </w:pPr>
             <w:r>
-              <w:t xml:space="preserve">Analyzes &amp; grows your professional network        </w:t>
+              <w:t>Analyses</w:t>
+            </w:r>
+            <w:r>
+              <w:t xml:space="preserve"> &amp; grows your professional network        </w:t>
             </w:r>
           </w:p>
         </w:tc>
@@ -5052,8 +5332,30 @@
             <w:pPr>
               <w:pStyle w:val="NoSpacing"/>
             </w:pPr>
-            <w:r>
-              <w:t xml:space="preserve">[Link]                     </w:t>
+            <w:hyperlink r:id="rId15" w:history="1">
+              <w:r>
+                <w:rPr>
+                  <w:rStyle w:val="Hyperlink"/>
+                </w:rPr>
+                <w:t>[</w:t>
+              </w:r>
+              <w:proofErr w:type="gramStart"/>
+              <w:r>
+                <w:rPr>
+                  <w:rStyle w:val="Hyperlink"/>
+                </w:rPr>
+                <w:t xml:space="preserve">Link]   </w:t>
+              </w:r>
+              <w:proofErr w:type="gramEnd"/>
+              <w:r>
+                <w:rPr>
+                  <w:rStyle w:val="Hyperlink"/>
+                </w:rPr>
+                <w:t xml:space="preserve">                 </w:t>
+              </w:r>
+            </w:hyperlink>
+            <w:r>
+              <w:t xml:space="preserve"> </w:t>
             </w:r>
           </w:p>
         </w:tc>
@@ -5204,7 +5506,15 @@
         <w:pStyle w:val="NoSpacing"/>
       </w:pPr>
       <w:r>
-        <w:t xml:space="preserve">   - Supplement with manual searches on LinkedIn, company career pages, Indeed, etc.  </w:t>
+        <w:t xml:space="preserve">   - Supplement with manual searches on LinkedIn, company career pages, </w:t>
+      </w:r>
+      <w:proofErr w:type="gramStart"/>
+      <w:r>
+        <w:t>Indeed</w:t>
+      </w:r>
+      <w:proofErr w:type="gramEnd"/>
+      <w:r>
+        <w:t xml:space="preserve">, etc.  </w:t>
       </w:r>
     </w:p>
     <w:p>
@@ -5320,8 +5630,16 @@
         <w:rPr>
           <w:b/>
         </w:rPr>
-        <w:t>Job posting red flag analyzer</w:t>
-      </w:r>
+        <w:t xml:space="preserve">Job posting red flag </w:t>
+      </w:r>
+      <w:proofErr w:type="spellStart"/>
+      <w:r>
+        <w:rPr>
+          <w:b/>
+        </w:rPr>
+        <w:t>analyzer</w:t>
+      </w:r>
+      <w:proofErr w:type="spellEnd"/>
       <w:r>
         <w:t xml:space="preserve">  </w:t>
       </w:r>
@@ -5342,7 +5660,15 @@
         <w:pStyle w:val="NoSpacing"/>
       </w:pPr>
       <w:r>
-        <w:t xml:space="preserve">   - Document your decision in your Command Center tracker</w:t>
+        <w:t xml:space="preserve">   - Document your decision in your Command </w:t>
+      </w:r>
+      <w:proofErr w:type="spellStart"/>
+      <w:r>
+        <w:t>Center</w:t>
+      </w:r>
+      <w:proofErr w:type="spellEnd"/>
+      <w:r>
+        <w:t xml:space="preserve"> tracker</w:t>
       </w:r>
     </w:p>
     <w:p>
@@ -5449,8 +5775,16 @@
         <w:rPr>
           <w:b/>
         </w:rPr>
-        <w:t>Command Center</w:t>
-      </w:r>
+        <w:t xml:space="preserve">Command </w:t>
+      </w:r>
+      <w:proofErr w:type="spellStart"/>
+      <w:r>
+        <w:rPr>
+          <w:b/>
+        </w:rPr>
+        <w:t>Center</w:t>
+      </w:r>
+      <w:proofErr w:type="spellEnd"/>
       <w:r>
         <w:t xml:space="preserve"> (see Phase 7 for tracker template):</w:t>
       </w:r>
@@ -5676,7 +6010,15 @@
               <w:pStyle w:val="NoSpacing"/>
             </w:pPr>
             <w:r>
-              <w:t xml:space="preserve">Ongoing (set &amp; forget)               </w:t>
+              <w:t xml:space="preserve">Ongoing (set &amp; </w:t>
+            </w:r>
+            <w:proofErr w:type="gramStart"/>
+            <w:r>
+              <w:t xml:space="preserve">forget)   </w:t>
+            </w:r>
+            <w:proofErr w:type="gramEnd"/>
+            <w:r>
+              <w:t xml:space="preserve">            </w:t>
             </w:r>
           </w:p>
         </w:tc>
@@ -5715,7 +6057,15 @@
               <w:pStyle w:val="NoSpacing"/>
             </w:pPr>
             <w:r>
-              <w:t xml:space="preserve">[Link]    </w:t>
+              <w:t>[</w:t>
+            </w:r>
+            <w:proofErr w:type="gramStart"/>
+            <w:r>
+              <w:t xml:space="preserve">Link]   </w:t>
+            </w:r>
+            <w:proofErr w:type="gramEnd"/>
+            <w:r>
+              <w:t xml:space="preserve"> </w:t>
             </w:r>
           </w:p>
         </w:tc>
@@ -5785,7 +6135,15 @@
               <w:pStyle w:val="NoSpacing"/>
             </w:pPr>
             <w:r>
-              <w:t xml:space="preserve">[Link]    </w:t>
+              <w:t>[</w:t>
+            </w:r>
+            <w:proofErr w:type="gramStart"/>
+            <w:r>
+              <w:t xml:space="preserve">Link]   </w:t>
+            </w:r>
+            <w:proofErr w:type="gramEnd"/>
+            <w:r>
+              <w:t xml:space="preserve"> </w:t>
             </w:r>
           </w:p>
         </w:tc>
@@ -5856,7 +6214,15 @@
               <w:pStyle w:val="NoSpacing"/>
             </w:pPr>
             <w:r>
-              <w:t xml:space="preserve">[Link]    </w:t>
+              <w:t>[</w:t>
+            </w:r>
+            <w:proofErr w:type="gramStart"/>
+            <w:r>
+              <w:t xml:space="preserve">Link]   </w:t>
+            </w:r>
+            <w:proofErr w:type="gramEnd"/>
+            <w:r>
+              <w:t xml:space="preserve"> </w:t>
             </w:r>
           </w:p>
         </w:tc>
@@ -5926,7 +6292,15 @@
               <w:pStyle w:val="NoSpacing"/>
             </w:pPr>
             <w:r>
-              <w:t xml:space="preserve">[Link]    </w:t>
+              <w:t>[</w:t>
+            </w:r>
+            <w:proofErr w:type="gramStart"/>
+            <w:r>
+              <w:t xml:space="preserve">Link]   </w:t>
+            </w:r>
+            <w:proofErr w:type="gramEnd"/>
+            <w:r>
+              <w:t xml:space="preserve"> </w:t>
             </w:r>
           </w:p>
         </w:tc>
@@ -5944,7 +6318,15 @@
               <w:pStyle w:val="NoSpacing"/>
             </w:pPr>
             <w:r>
-              <w:t xml:space="preserve">Job posting red flag analyzer                      </w:t>
+              <w:t xml:space="preserve">Job posting red flag </w:t>
+            </w:r>
+            <w:proofErr w:type="spellStart"/>
+            <w:r>
+              <w:t>analyzer</w:t>
+            </w:r>
+            <w:proofErr w:type="spellEnd"/>
+            <w:r>
+              <w:t xml:space="preserve">                      </w:t>
             </w:r>
           </w:p>
         </w:tc>
@@ -5996,7 +6378,15 @@
               <w:pStyle w:val="NoSpacing"/>
             </w:pPr>
             <w:r>
-              <w:t xml:space="preserve">[Link]    </w:t>
+              <w:t>[</w:t>
+            </w:r>
+            <w:proofErr w:type="gramStart"/>
+            <w:r>
+              <w:t xml:space="preserve">Link]   </w:t>
+            </w:r>
+            <w:proofErr w:type="gramEnd"/>
+            <w:r>
+              <w:t xml:space="preserve"> </w:t>
             </w:r>
           </w:p>
         </w:tc>
@@ -6066,7 +6456,15 @@
               <w:pStyle w:val="NoSpacing"/>
             </w:pPr>
             <w:r>
-              <w:t xml:space="preserve">[Link]    </w:t>
+              <w:t>[</w:t>
+            </w:r>
+            <w:proofErr w:type="gramStart"/>
+            <w:r>
+              <w:t xml:space="preserve">Link]   </w:t>
+            </w:r>
+            <w:proofErr w:type="gramEnd"/>
+            <w:r>
+              <w:t xml:space="preserve"> </w:t>
             </w:r>
           </w:p>
         </w:tc>
@@ -6136,7 +6534,15 @@
               <w:pStyle w:val="NoSpacing"/>
             </w:pPr>
             <w:r>
-              <w:t xml:space="preserve">[Link]    </w:t>
+              <w:t>[</w:t>
+            </w:r>
+            <w:proofErr w:type="gramStart"/>
+            <w:r>
+              <w:t xml:space="preserve">Link]   </w:t>
+            </w:r>
+            <w:proofErr w:type="gramEnd"/>
+            <w:r>
+              <w:t xml:space="preserve"> </w:t>
             </w:r>
           </w:p>
         </w:tc>
@@ -6179,8 +6585,13 @@
             <w:pPr>
               <w:pStyle w:val="NoSpacing"/>
             </w:pPr>
-            <w:r>
-              <w:t xml:space="preserve">Analyzes fit + suggests strongest positioning             </w:t>
+            <w:proofErr w:type="spellStart"/>
+            <w:r>
+              <w:t>Analyzes</w:t>
+            </w:r>
+            <w:proofErr w:type="spellEnd"/>
+            <w:r>
+              <w:t xml:space="preserve"> fit + suggests strongest positioning             </w:t>
             </w:r>
           </w:p>
         </w:tc>
@@ -6206,7 +6617,15 @@
               <w:pStyle w:val="NoSpacing"/>
             </w:pPr>
             <w:r>
-              <w:t xml:space="preserve">[Link]    </w:t>
+              <w:t>[</w:t>
+            </w:r>
+            <w:proofErr w:type="gramStart"/>
+            <w:r>
+              <w:t xml:space="preserve">Link]   </w:t>
+            </w:r>
+            <w:proofErr w:type="gramEnd"/>
+            <w:r>
+              <w:t xml:space="preserve"> </w:t>
             </w:r>
           </w:p>
         </w:tc>
@@ -6395,7 +6814,15 @@
         </w:numPr>
       </w:pPr>
       <w:r>
-        <w:t>Run Pre-interview recruiter bridge prompt (or Gatekeeper - pre-interview communication.md) to clarify expectations and build early rapport</w:t>
+        <w:t xml:space="preserve">Run </w:t>
+      </w:r>
+      <w:proofErr w:type="gramStart"/>
+      <w:r>
+        <w:t>Pre-interview</w:t>
+      </w:r>
+      <w:proofErr w:type="gramEnd"/>
+      <w:r>
+        <w:t xml:space="preserve"> recruiter bridge prompt (or Gatekeeper - pre-interview communication.md) to clarify expectations and build early rapport</w:t>
       </w:r>
     </w:p>
     <w:p>
@@ -6575,7 +7002,15 @@
         </w:numPr>
       </w:pPr>
       <w:r>
-        <w:t>Update your Command Center tracker with interview details and status</w:t>
+        <w:t xml:space="preserve">Update your Command </w:t>
+      </w:r>
+      <w:proofErr w:type="spellStart"/>
+      <w:r>
+        <w:t>Center</w:t>
+      </w:r>
+      <w:proofErr w:type="spellEnd"/>
+      <w:r>
+        <w:t xml:space="preserve"> tracker with interview details and status</w:t>
       </w:r>
     </w:p>
     <w:p>
@@ -7640,7 +8075,15 @@
         <w:ind w:left="720"/>
       </w:pPr>
       <w:r>
-        <w:t>Log the full offer details into your Command Center tracker (update status to “Offer Received”).</w:t>
+        <w:t xml:space="preserve">Log the full offer details into your Command </w:t>
+      </w:r>
+      <w:proofErr w:type="spellStart"/>
+      <w:r>
+        <w:t>Center</w:t>
+      </w:r>
+      <w:proofErr w:type="spellEnd"/>
+      <w:r>
+        <w:t xml:space="preserve"> tracker (update status to “Offer Received”).</w:t>
       </w:r>
     </w:p>
     <w:p>
@@ -8018,7 +8461,15 @@
         <w:ind w:left="720"/>
       </w:pPr>
       <w:r>
-        <w:t>Update Command Center:</w:t>
+        <w:t xml:space="preserve">Update Command </w:t>
+      </w:r>
+      <w:proofErr w:type="spellStart"/>
+      <w:r>
+        <w:t>Center</w:t>
+      </w:r>
+      <w:proofErr w:type="spellEnd"/>
+      <w:r>
+        <w:t>:</w:t>
       </w:r>
       <w:r>
         <w:t xml:space="preserve"> Mark as “Accepted” + note final terms.</w:t>
@@ -8091,7 +8542,15 @@
         <w:ind w:left="720"/>
       </w:pPr>
       <w:r>
-        <w:t xml:space="preserve">Update your Master-Career-Profile using Master_Summary_Maintenance_Engine with new role details. </w:t>
+        <w:t xml:space="preserve">Update your Master-Career-Profile using </w:t>
+      </w:r>
+      <w:proofErr w:type="spellStart"/>
+      <w:r>
+        <w:t>Master_Summary_Maintenance_Engine</w:t>
+      </w:r>
+      <w:proofErr w:type="spellEnd"/>
+      <w:r>
+        <w:t xml:space="preserve"> with new role details. </w:t>
       </w:r>
     </w:p>
     <w:p>
@@ -8551,8 +9010,13 @@
             <w:pPr>
               <w:pStyle w:val="NoSpacing"/>
             </w:pPr>
-            <w:r>
-              <w:t xml:space="preserve">Master_Summary_Maintenance_Engine                  </w:t>
+            <w:proofErr w:type="spellStart"/>
+            <w:r>
+              <w:t>Master_Summary_Maintenance_Engine</w:t>
+            </w:r>
+            <w:proofErr w:type="spellEnd"/>
+            <w:r>
+              <w:t xml:space="preserve">                  </w:t>
             </w:r>
           </w:p>
         </w:tc>
@@ -8777,7 +9241,15 @@
       <w:bookmarkStart w:id="83" w:name="_Toc227007091"/>
       <w:r>
         <w:lastRenderedPageBreak/>
-        <w:t>Command Center Tracker</w:t>
+        <w:t xml:space="preserve">Command </w:t>
+      </w:r>
+      <w:proofErr w:type="spellStart"/>
+      <w:r>
+        <w:t>Center</w:t>
+      </w:r>
+      <w:proofErr w:type="spellEnd"/>
+      <w:r>
+        <w:t xml:space="preserve"> Tracker</w:t>
       </w:r>
       <w:bookmarkEnd w:id="82"/>
       <w:bookmarkEnd w:id="83"/>
@@ -8863,7 +9335,61 @@
           <w:sz w:val="10"/>
           <w:szCs w:val="10"/>
         </w:rPr>
-        <w:t>| (Example)              | (Example)   | YYYY-MM-DD       | Applied / Interviewing  | Strong tech stack alignment            | Thank-you note sent          |</w:t>
+        <w:t>| (</w:t>
+      </w:r>
+      <w:proofErr w:type="gramStart"/>
+      <w:r>
+        <w:rPr>
+          <w:rFonts w:ascii="Courier New" w:hAnsi="Courier New" w:cs="Courier New"/>
+          <w:sz w:val="10"/>
+          <w:szCs w:val="10"/>
+        </w:rPr>
+        <w:t xml:space="preserve">Example)   </w:t>
+      </w:r>
+      <w:proofErr w:type="gramEnd"/>
+      <w:r>
+        <w:rPr>
+          <w:rFonts w:ascii="Courier New" w:hAnsi="Courier New" w:cs="Courier New"/>
+          <w:sz w:val="10"/>
+          <w:szCs w:val="10"/>
+        </w:rPr>
+        <w:t xml:space="preserve">           | (</w:t>
+      </w:r>
+      <w:proofErr w:type="gramStart"/>
+      <w:r>
+        <w:rPr>
+          <w:rFonts w:ascii="Courier New" w:hAnsi="Courier New" w:cs="Courier New"/>
+          <w:sz w:val="10"/>
+          <w:szCs w:val="10"/>
+        </w:rPr>
+        <w:t xml:space="preserve">Example)   </w:t>
+      </w:r>
+      <w:proofErr w:type="gramEnd"/>
+      <w:r>
+        <w:rPr>
+          <w:rFonts w:ascii="Courier New" w:hAnsi="Courier New" w:cs="Courier New"/>
+          <w:sz w:val="10"/>
+          <w:szCs w:val="10"/>
+        </w:rPr>
+        <w:t xml:space="preserve">| YYYY-MM-DD       | Applied / </w:t>
+      </w:r>
+      <w:proofErr w:type="gramStart"/>
+      <w:r>
+        <w:rPr>
+          <w:rFonts w:ascii="Courier New" w:hAnsi="Courier New" w:cs="Courier New"/>
+          <w:sz w:val="10"/>
+          <w:szCs w:val="10"/>
+        </w:rPr>
+        <w:t>Interviewing  |</w:t>
+      </w:r>
+      <w:proofErr w:type="gramEnd"/>
+      <w:r>
+        <w:rPr>
+          <w:rFonts w:ascii="Courier New" w:hAnsi="Courier New" w:cs="Courier New"/>
+          <w:sz w:val="10"/>
+          <w:szCs w:val="10"/>
+        </w:rPr>
+        <w:t xml:space="preserve"> Strong tech stack alignment            | Thank-you note sent          |</w:t>
       </w:r>
     </w:p>
     <w:p>
@@ -9139,25 +9665,19 @@
           <w:b/>
           <w:bCs/>
         </w:rPr>
-        <w:t>Command Center</w:t>
-      </w:r>
-      <w:r>
-        <w:t xml:space="preserve"> Your central tracking system (spreadsheet, Notion, or simple table) that logs every job application, interview, offer, and key intel.</w:t>
-      </w:r>
-    </w:p>
-    <w:p>
-      <w:pPr>
-        <w:pStyle w:val="NoSpacing"/>
-      </w:pPr>
+        <w:t xml:space="preserve">Command </w:t>
+      </w:r>
+      <w:proofErr w:type="spellStart"/>
       <w:r>
         <w:rPr>
           <w:b/>
           <w:bCs/>
         </w:rPr>
-        <w:t>Dry Powder</w:t>
-      </w:r>
-      <w:r>
-        <w:t xml:space="preserve"> Available negotiation leverage (extra budget the company may have for salary, bonus, or benefits) identified during the offer stage.</w:t>
+        <w:t>Center</w:t>
+      </w:r>
+      <w:proofErr w:type="spellEnd"/>
+      <w:r>
+        <w:t xml:space="preserve"> Your central tracking system (spreadsheet, Notion, or simple table) that logs every job application, interview, offer, and key intel.</w:t>
       </w:r>
     </w:p>
     <w:p>
@@ -9169,10 +9689,10 @@
           <w:b/>
           <w:bCs/>
         </w:rPr>
-        <w:t>Master-Career-Profile.md</w:t>
-      </w:r>
-      <w:r>
-        <w:t xml:space="preserve"> Your single source of truth — the governed document containing your verified skills, experiences, achievements, and stories. All resumes, interview answers, and tailoring flow from this file.</w:t>
+        <w:t>Dry Powder</w:t>
+      </w:r>
+      <w:r>
+        <w:t xml:space="preserve"> Available negotiation leverage (extra budget the company may have for salary, bonus, or benefits) identified during the offer stage.</w:t>
       </w:r>
     </w:p>
     <w:p>
@@ -9184,6 +9704,21 @@
           <w:b/>
           <w:bCs/>
         </w:rPr>
+        <w:t>Master-Career-Profile.md</w:t>
+      </w:r>
+      <w:r>
+        <w:t xml:space="preserve"> Your single source of truth — the governed document containing your verified skills, experiences, achievements, and stories. All resumes, interview answers, and tailoring flow from this file.</w:t>
+      </w:r>
+    </w:p>
+    <w:p>
+      <w:pPr>
+        <w:pStyle w:val="NoSpacing"/>
+      </w:pPr>
+      <w:r>
+        <w:rPr>
+          <w:b/>
+          <w:bCs/>
+        </w:rPr>
         <w:lastRenderedPageBreak/>
         <w:t>Pre-Day-One Positioning Engine (PDPE)</w:t>
       </w:r>
@@ -9233,7 +9768,15 @@
         <w:t>STAR Stories</w:t>
       </w:r>
       <w:r>
-        <w:t xml:space="preserve"> Situation, Task, Action, Result — the structured format used for behavioral interview answers.</w:t>
+        <w:t xml:space="preserve"> Situation, Task, Action, Result — the structured format used for </w:t>
+      </w:r>
+      <w:proofErr w:type="spellStart"/>
+      <w:r>
+        <w:t>behavioral</w:t>
+      </w:r>
+      <w:proofErr w:type="spellEnd"/>
+      <w:r>
+        <w:t xml:space="preserve"> interview answers.</w:t>
       </w:r>
     </w:p>
     <w:p>
@@ -9638,8 +10181,13 @@
             <w:pPr>
               <w:pStyle w:val="NoSpacing"/>
             </w:pPr>
-            <w:r>
-              <w:t>Open Source Intelligence</w:t>
+            <w:proofErr w:type="gramStart"/>
+            <w:r>
+              <w:t>Open Source</w:t>
+            </w:r>
+            <w:proofErr w:type="gramEnd"/>
+            <w:r>
+              <w:t xml:space="preserve"> Intelligence</w:t>
             </w:r>
           </w:p>
         </w:tc>
@@ -9804,7 +10352,15 @@
               <w:pStyle w:val="NoSpacing"/>
             </w:pPr>
             <w:r>
-              <w:t>Structured format for answering behavioral interview questions</w:t>
+              <w:t xml:space="preserve">Structured format for answering </w:t>
+            </w:r>
+            <w:proofErr w:type="spellStart"/>
+            <w:r>
+              <w:t>behavioral</w:t>
+            </w:r>
+            <w:proofErr w:type="spellEnd"/>
+            <w:r>
+              <w:t xml:space="preserve"> interview questions</w:t>
             </w:r>
           </w:p>
         </w:tc>
@@ -9871,7 +10427,7 @@
       </w:pPr>
     </w:p>
     <w:sectPr>
-      <w:headerReference w:type="default" r:id="rId15"/>
+      <w:headerReference w:type="default" r:id="rId16"/>
       <w:pgSz w:w="11906" w:h="16838"/>
       <w:pgMar w:top="1440" w:right="1440" w:bottom="1440" w:left="1440" w:header="708" w:footer="708" w:gutter="0"/>
       <w:cols w:space="708"/>
